--- a/思想道德与法治备考练习手册.docx
+++ b/思想道德与法治备考练习手册.docx
@@ -931,6 +931,157 @@
     <w:p>
       <w:r>
         <w:t>📖 对应知识点：绪论-政治方向人生志向</w:t>
+      </w:r>
+    </w:p>
+    <w:p/>
+    <w:p>
+      <w:pPr>
+        <w:pStyle w:val="Heading3"/>
+      </w:pPr>
+      <w:r>
+        <w:rPr>
+          <w:color w:val="1A1A1A"/>
+        </w:rPr>
+        <w:t>📝 判断题（5题）</w:t>
+      </w:r>
+    </w:p>
+    <w:p>
+      <w:r>
+        <w:rPr>
+          <w:b/>
+        </w:rPr>
+        <w:t>1. 新时代是承前启后继往开来，在新的历史条件下继续夺取中国特色社会主义伟大胜利的时代。</w:t>
+      </w:r>
+    </w:p>
+    <w:p>
+      <w:r>
+        <w:rPr>
+          <w:b/>
+          <w:color w:val="006600"/>
+        </w:rPr>
+        <w:t>✅ 正确</w:t>
+      </w:r>
+    </w:p>
+    <w:p>
+      <w:r>
+        <w:t>📝 说明：五个"是"的第一个。</w:t>
+      </w:r>
+    </w:p>
+    <w:p>
+      <w:r>
+        <w:t>📖 对应知识点：绪论-新时代五个是</w:t>
+      </w:r>
+    </w:p>
+    <w:p/>
+    <w:p>
+      <w:r>
+        <w:rPr>
+          <w:b/>
+        </w:rPr>
+        <w:t>2. 大学阶段的首要任务是修德。</w:t>
+      </w:r>
+    </w:p>
+    <w:p>
+      <w:r>
+        <w:rPr>
+          <w:b/>
+          <w:color w:val="CC0000"/>
+        </w:rPr>
+        <w:t>❌ 错误</w:t>
+      </w:r>
+    </w:p>
+    <w:p>
+      <w:r>
+        <w:t>📝 分析：首要任务是学习。修德是重要任务但不是"首要"。</w:t>
+      </w:r>
+    </w:p>
+    <w:p>
+      <w:r>
+        <w:t>📖 对应知识点：绪论-时代新人</w:t>
+      </w:r>
+    </w:p>
+    <w:p/>
+    <w:p>
+      <w:r>
+        <w:rPr>
+          <w:b/>
+        </w:rPr>
+        <w:t>3. 思想道德素质和法治素养是新时代大学生必须具备的基本素质。</w:t>
+      </w:r>
+    </w:p>
+    <w:p>
+      <w:r>
+        <w:rPr>
+          <w:b/>
+          <w:color w:val="006600"/>
+        </w:rPr>
+        <w:t>✅ 正确</w:t>
+      </w:r>
+    </w:p>
+    <w:p>
+      <w:r>
+        <w:t>📝 说明：教材原文。</w:t>
+      </w:r>
+    </w:p>
+    <w:p>
+      <w:r>
+        <w:t>📖 对应知识点：绪论-基本素质</w:t>
+      </w:r>
+    </w:p>
+    <w:p/>
+    <w:p>
+      <w:r>
+        <w:rPr>
+          <w:b/>
+        </w:rPr>
+        <w:t>4. 法律和道德的调节领域和实施方式相同。</w:t>
+      </w:r>
+    </w:p>
+    <w:p>
+      <w:r>
+        <w:rPr>
+          <w:b/>
+          <w:color w:val="CC0000"/>
+        </w:rPr>
+        <w:t>❌ 错误</w:t>
+      </w:r>
+    </w:p>
+    <w:p>
+      <w:r>
+        <w:t>📝 分析：二者领域、方式、载体都不同。道德靠内心信念，法律靠国家强制力。</w:t>
+      </w:r>
+    </w:p>
+    <w:p>
+      <w:r>
+        <w:t>📖 对应知识点：绪论-法律与道德区别</w:t>
+      </w:r>
+    </w:p>
+    <w:p/>
+    <w:p>
+      <w:r>
+        <w:rPr>
+          <w:b/>
+        </w:rPr>
+        <w:t>5. 中国梦是国家的、民族的，也是每一个中国人的。</w:t>
+      </w:r>
+    </w:p>
+    <w:p>
+      <w:r>
+        <w:rPr>
+          <w:b/>
+          <w:color w:val="006600"/>
+        </w:rPr>
+        <w:t>✅ 正确</w:t>
+      </w:r>
+    </w:p>
+    <w:p>
+      <w:r>
+        <w:t>📝 说明：教材原文。中国梦的本质是国家富强、民族振兴、人民幸福。</w:t>
+      </w:r>
+    </w:p>
+    <w:p>
+      <w:r>
+        <w:t>📖 对应知识点：绪论-中国梦</w:t>
       </w:r>
     </w:p>
     <w:p/>
@@ -2990,6 +3141,129 @@
         <w:rPr>
           <w:color w:val="1A1A1A"/>
         </w:rPr>
+        <w:t>📝 判断题（4题）</w:t>
+      </w:r>
+    </w:p>
+    <w:p>
+      <w:r>
+        <w:rPr>
+          <w:b/>
+        </w:rPr>
+        <w:t>1. 理想具有超越性、实践性和时代性。</w:t>
+      </w:r>
+    </w:p>
+    <w:p>
+      <w:r>
+        <w:rPr>
+          <w:b/>
+          <w:color w:val="006600"/>
+        </w:rPr>
+        <w:t>✅ 正确</w:t>
+      </w:r>
+    </w:p>
+    <w:p>
+      <w:r>
+        <w:t>📝 说明：理想三特征。注意与信念三特征(执着性/支撑性/多样性)区分。</w:t>
+      </w:r>
+    </w:p>
+    <w:p>
+      <w:r>
+        <w:t>📖 对应知识点：第二章-理想特征</w:t>
+      </w:r>
+    </w:p>
+    <w:p/>
+    <w:p>
+      <w:r>
+        <w:rPr>
+          <w:b/>
+        </w:rPr>
+        <w:t>2. 信念的执着性意味着信念一旦形成就永远不变。</w:t>
+      </w:r>
+    </w:p>
+    <w:p>
+      <w:r>
+        <w:rPr>
+          <w:b/>
+          <w:color w:val="CC0000"/>
+        </w:rPr>
+        <w:t>❌ 错误</w:t>
+      </w:r>
+    </w:p>
+    <w:p>
+      <w:r>
+        <w:t>📝 分析：执着性指不会"轻易"改变，不是"永远不变"。信念也会随实践和认识深化而调整。</w:t>
+      </w:r>
+    </w:p>
+    <w:p>
+      <w:r>
+        <w:t>📖 对应知识点：第二章-信念执着性辨析</w:t>
+      </w:r>
+    </w:p>
+    <w:p/>
+    <w:p>
+      <w:r>
+        <w:rPr>
+          <w:b/>
+        </w:rPr>
+        <w:t>3. 中国共产党领导是中国特色社会主义最本质的特征。</w:t>
+      </w:r>
+    </w:p>
+    <w:p>
+      <w:r>
+        <w:rPr>
+          <w:b/>
+          <w:color w:val="006600"/>
+        </w:rPr>
+        <w:t>✅ 正确</w:t>
+      </w:r>
+    </w:p>
+    <w:p>
+      <w:r>
+        <w:t>📝 说明：宪法第一条第二款。高频考点。</w:t>
+      </w:r>
+    </w:p>
+    <w:p>
+      <w:r>
+        <w:t>📖 对应知识点：第二章-最本质特征</w:t>
+      </w:r>
+    </w:p>
+    <w:p/>
+    <w:p>
+      <w:r>
+        <w:rPr>
+          <w:b/>
+        </w:rPr>
+        <w:t>4. 在整个理想体系中，个人理想是最根本、最重要的。</w:t>
+      </w:r>
+    </w:p>
+    <w:p>
+      <w:r>
+        <w:rPr>
+          <w:b/>
+          <w:color w:val="CC0000"/>
+        </w:rPr>
+        <w:t>❌ 错误</w:t>
+      </w:r>
+    </w:p>
+    <w:p>
+      <w:r>
+        <w:t>📝 分析：社会理想才是最根本最重要的，它为个人理想指引方向。</w:t>
+      </w:r>
+    </w:p>
+    <w:p>
+      <w:r>
+        <w:t>📖 对应知识点：第二章-社会理想根本地位</w:t>
+      </w:r>
+    </w:p>
+    <w:p/>
+    <w:p>
+      <w:pPr>
+        <w:pStyle w:val="Heading3"/>
+      </w:pPr>
+      <w:r>
+        <w:rPr>
+          <w:color w:val="1A1A1A"/>
+        </w:rPr>
         <w:t>📝 论述题</w:t>
       </w:r>
     </w:p>
@@ -6447,6 +6721,185 @@
     <w:p>
       <w:r>
         <w:t>📖 对应知识点：第六章-社会经济权利</w:t>
+      </w:r>
+    </w:p>
+    <w:p/>
+    <w:p>
+      <w:pPr>
+        <w:pStyle w:val="Heading3"/>
+      </w:pPr>
+      <w:r>
+        <w:rPr>
+          <w:color w:val="1A1A1A"/>
+        </w:rPr>
+        <w:t>📝 判断题（6题）</w:t>
+      </w:r>
+    </w:p>
+    <w:p>
+      <w:r>
+        <w:rPr>
+          <w:b/>
+        </w:rPr>
+        <w:t>1. 我国现行宪法是1982年第五届全国人大五次会议通过的。</w:t>
+      </w:r>
+    </w:p>
+    <w:p>
+      <w:r>
+        <w:rPr>
+          <w:b/>
+          <w:color w:val="006600"/>
+        </w:rPr>
+        <w:t>✅ 正确</w:t>
+      </w:r>
+    </w:p>
+    <w:p>
+      <w:r>
+        <w:t>📝 说明：1954第一部宪法，现行宪法1982年通过，2018年修正。</w:t>
+      </w:r>
+    </w:p>
+    <w:p>
+      <w:r>
+        <w:t>📖 对应知识点：第六章-宪法年份</w:t>
+      </w:r>
+    </w:p>
+    <w:p/>
+    <w:p>
+      <w:r>
+        <w:rPr>
+          <w:b/>
+        </w:rPr>
+        <w:t>2. 修改宪法的权力属于全国人民代表大会常务委员会。</w:t>
+      </w:r>
+    </w:p>
+    <w:p>
+      <w:r>
+        <w:rPr>
+          <w:b/>
+          <w:color w:val="CC0000"/>
+        </w:rPr>
+        <w:t>❌ 错误</w:t>
+      </w:r>
+    </w:p>
+    <w:p>
+      <w:r>
+        <w:t>📝 分析：修改宪法的权力属于全国人民代表大会。全国人大常委会只有解释和监督宪法实施的权力。</w:t>
+      </w:r>
+    </w:p>
+    <w:p>
+      <w:r>
+        <w:t>📖 对应知识点：第六章-修宪权</w:t>
+      </w:r>
+    </w:p>
+    <w:p/>
+    <w:p>
+      <w:r>
+        <w:rPr>
+          <w:b/>
+        </w:rPr>
+        <w:t>3. 党的领导是社会主义法治最根本的保证。</w:t>
+      </w:r>
+    </w:p>
+    <w:p>
+      <w:r>
+        <w:rPr>
+          <w:b/>
+          <w:color w:val="006600"/>
+        </w:rPr>
+        <w:t>✅ 正确</w:t>
+      </w:r>
+    </w:p>
+    <w:p>
+      <w:r>
+        <w:t>📝 说明：教材原文。</w:t>
+      </w:r>
+    </w:p>
+    <w:p>
+      <w:r>
+        <w:t>📖 对应知识点：第六章-党的领导与法治</w:t>
+      </w:r>
+    </w:p>
+    <w:p/>
+    <w:p>
+      <w:r>
+        <w:rPr>
+          <w:b/>
+        </w:rPr>
+        <w:t>4. 公正司法是全面依法治国的前提。</w:t>
+      </w:r>
+    </w:p>
+    <w:p>
+      <w:r>
+        <w:rPr>
+          <w:b/>
+          <w:color w:val="CC0000"/>
+        </w:rPr>
+        <w:t>❌ 错误</w:t>
+      </w:r>
+    </w:p>
+    <w:p>
+      <w:r>
+        <w:t>📝 分析：科学立法是前提，严格执法是关键，公正司法是重点，全民守法是基础。</w:t>
+      </w:r>
+    </w:p>
+    <w:p>
+      <w:r>
+        <w:t>📖 对应知识点：第六章-新十六字方针</w:t>
+      </w:r>
+    </w:p>
+    <w:p/>
+    <w:p>
+      <w:r>
+        <w:rPr>
+          <w:b/>
+        </w:rPr>
+        <w:t>5. 依法治国首先要依宪治国，依法执政首先要依宪执政。</w:t>
+      </w:r>
+    </w:p>
+    <w:p>
+      <w:r>
+        <w:rPr>
+          <w:b/>
+          <w:color w:val="006600"/>
+        </w:rPr>
+        <w:t>✅ 正确</w:t>
+      </w:r>
+    </w:p>
+    <w:p>
+      <w:r>
+        <w:t>📝 说明：教材原文。宪法具有最高法律效力。</w:t>
+      </w:r>
+    </w:p>
+    <w:p>
+      <w:r>
+        <w:t>📖 对应知识点：第六章-依宪治国</w:t>
+      </w:r>
+    </w:p>
+    <w:p/>
+    <w:p>
+      <w:r>
+        <w:rPr>
+          <w:b/>
+        </w:rPr>
+        <w:t>6. 法律权利与法律义务相互依存、不可分割。</w:t>
+      </w:r>
+    </w:p>
+    <w:p>
+      <w:r>
+        <w:rPr>
+          <w:b/>
+          <w:color w:val="006600"/>
+        </w:rPr>
+        <w:t>✅ 正确</w:t>
+      </w:r>
+    </w:p>
+    <w:p>
+      <w:r>
+        <w:t>📝 说明：没有无义务的权利，也没有无权利的义务。</w:t>
+      </w:r>
+    </w:p>
+    <w:p>
+      <w:r>
+        <w:t>📖 对应知识点：第六章-权利义务关系</w:t>
       </w:r>
     </w:p>
     <w:p/>

--- a/思想道德与法治备考练习手册.docx
+++ b/思想道德与法治备考练习手册.docx
@@ -21,6 +21,1014 @@
           <w:sz w:val="22"/>
         </w:rPr>
         <w:t>设计理念：数值框架串联 · 矩阵表格对比 · 易混辨析 · 典例精析 · 章末速测</w:t>
+      </w:r>
+    </w:p>
+    <w:p>
+      <w:r>
+        <w:rPr>
+          <w:rFonts w:ascii="宋体" w:hAnsi="宋体" w:eastAsia="宋体"/>
+          <w:b/>
+          <w:sz w:val="20"/>
+        </w:rPr>
+        <w:t>使用顺序：① 先看 零、知识地图 建框架 → ② 再看 一、备考总策略 学方法 → ③ 七个专题逐个练 → ④ 综合模拟卷收尾</w:t>
+      </w:r>
+    </w:p>
+    <w:p>
+      <w:r>
+        <w:br w:type="page"/>
+      </w:r>
+    </w:p>
+    <w:p>
+      <w:pPr>
+        <w:pStyle w:val="Heading1"/>
+      </w:pPr>
+      <w:r>
+        <w:rPr>
+          <w:color w:val="1A1A1A"/>
+        </w:rPr>
+        <w:t>零、知识地图：全书树状结构速览</w:t>
+      </w:r>
+    </w:p>
+    <w:p>
+      <w:r>
+        <w:rPr>
+          <w:rFonts w:ascii="宋体" w:hAnsi="宋体" w:eastAsia="宋体"/>
+          <w:b w:val="0"/>
+          <w:sz w:val="20"/>
+        </w:rPr>
+        <w:t>先花15分钟通读此处，建立全书骨架。做题时随时回查对应知识点。</w:t>
+      </w:r>
+    </w:p>
+    <w:p>
+      <w:pPr>
+        <w:pStyle w:val="Heading2"/>
+      </w:pPr>
+      <w:r>
+        <w:rPr>
+          <w:color w:val="1A1A1A"/>
+        </w:rPr>
+        <w:t>绪论 担当复兴大任 成就时代新人</w:t>
+      </w:r>
+    </w:p>
+    <w:p>
+      <w:r>
+        <w:rPr>
+          <w:rFonts w:ascii="宋体" w:hAnsi="宋体" w:eastAsia="宋体"/>
+          <w:b/>
+          <w:sz w:val="22"/>
+        </w:rPr>
+        <w:t>第一节 我们处在中国特色社会主义新时代</w:t>
+      </w:r>
+    </w:p>
+    <w:p>
+      <w:r>
+        <w:rPr>
+          <w:rFonts w:ascii="宋体" w:hAnsi="宋体" w:eastAsia="宋体"/>
+          <w:b w:val="0"/>
+          <w:sz w:val="20"/>
+        </w:rPr>
+        <w:t xml:space="preserve">  一、新时代的意义=三个"意味着"</w:t>
+      </w:r>
+    </w:p>
+    <w:p>
+      <w:r>
+        <w:rPr>
+          <w:rFonts w:ascii="宋体" w:hAnsi="宋体" w:eastAsia="宋体"/>
+          <w:b w:val="0"/>
+          <w:sz w:val="20"/>
+        </w:rPr>
+        <w:t xml:space="preserve">  二、新时代的内涵=五个"是"</w:t>
+      </w:r>
+    </w:p>
+    <w:p>
+      <w:r>
+        <w:rPr>
+          <w:rFonts w:ascii="宋体" w:hAnsi="宋体" w:eastAsia="宋体"/>
+          <w:b w:val="0"/>
+          <w:sz w:val="20"/>
+        </w:rPr>
+        <w:t xml:space="preserve">  三、中国梦=国家富强+民族振兴+人民幸福</w:t>
+      </w:r>
+    </w:p>
+    <w:p>
+      <w:r>
+        <w:rPr>
+          <w:rFonts w:ascii="宋体" w:hAnsi="宋体" w:eastAsia="宋体"/>
+          <w:b/>
+          <w:sz w:val="22"/>
+        </w:rPr>
+        <w:t>第二节 新时代呼唤担当民族复兴大任的时代新人</w:t>
+      </w:r>
+    </w:p>
+    <w:p>
+      <w:r>
+        <w:rPr>
+          <w:rFonts w:ascii="宋体" w:hAnsi="宋体" w:eastAsia="宋体"/>
+          <w:b w:val="0"/>
+          <w:sz w:val="20"/>
+        </w:rPr>
+        <w:t xml:space="preserve">  一、立大志+明大德+成大才+担大任</w:t>
+      </w:r>
+    </w:p>
+    <w:p>
+      <w:r>
+        <w:rPr>
+          <w:rFonts w:ascii="宋体" w:hAnsi="宋体" w:eastAsia="宋体"/>
+          <w:b/>
+          <w:sz w:val="22"/>
+        </w:rPr>
+        <w:t>第三节 不断提升思想道德素质和法治素养</w:t>
+      </w:r>
+    </w:p>
+    <w:p>
+      <w:r>
+        <w:rPr>
+          <w:rFonts w:ascii="宋体" w:hAnsi="宋体" w:eastAsia="宋体"/>
+          <w:b w:val="0"/>
+          <w:sz w:val="20"/>
+        </w:rPr>
+        <w:t xml:space="preserve">  一、思想道德与法律的关系（上层建筑/协同发力/车之两轮鸟之两翼）</w:t>
+      </w:r>
+    </w:p>
+    <w:p>
+      <w:r>
+        <w:rPr>
+          <w:rFonts w:ascii="宋体" w:hAnsi="宋体" w:eastAsia="宋体"/>
+          <w:b w:val="0"/>
+          <w:sz w:val="20"/>
+        </w:rPr>
+        <w:t xml:space="preserve">  二、学习本课程的意义（领悟人生真谛/遵守道德规范/学习法治思想）</w:t>
+      </w:r>
+    </w:p>
+    <w:p>
+      <w:pPr>
+        <w:pStyle w:val="Heading2"/>
+      </w:pPr>
+      <w:r>
+        <w:rPr>
+          <w:color w:val="1A1A1A"/>
+        </w:rPr>
+        <w:t>第一章 领悟人生真谛 把握人生方向</w:t>
+      </w:r>
+    </w:p>
+    <w:p>
+      <w:r>
+        <w:rPr>
+          <w:rFonts w:ascii="宋体" w:hAnsi="宋体" w:eastAsia="宋体"/>
+          <w:b/>
+          <w:sz w:val="22"/>
+        </w:rPr>
+        <w:t>第一节 人生观是对人生的总看法</w:t>
+      </w:r>
+    </w:p>
+    <w:p>
+      <w:r>
+        <w:rPr>
+          <w:rFonts w:ascii="宋体" w:hAnsi="宋体" w:eastAsia="宋体"/>
+          <w:b w:val="0"/>
+          <w:sz w:val="20"/>
+        </w:rPr>
+        <w:t xml:space="preserve">  一、人的本质=一切社会关系的总和(马克思)，社会属性是本质属性</w:t>
+      </w:r>
+    </w:p>
+    <w:p>
+      <w:r>
+        <w:rPr>
+          <w:rFonts w:ascii="宋体" w:hAnsi="宋体" w:eastAsia="宋体"/>
+          <w:b w:val="0"/>
+          <w:sz w:val="20"/>
+        </w:rPr>
+        <w:t xml:space="preserve">  二、个人与社会：对立统一，最根本=个人利益与社会利益关系</w:t>
+      </w:r>
+    </w:p>
+    <w:p>
+      <w:r>
+        <w:rPr>
+          <w:rFonts w:ascii="宋体" w:hAnsi="宋体" w:eastAsia="宋体"/>
+          <w:b w:val="0"/>
+          <w:sz w:val="20"/>
+        </w:rPr>
+        <w:t xml:space="preserve">  三、人生观三要素：人生目的(核心)→人生态度→人生价值</w:t>
+      </w:r>
+    </w:p>
+    <w:p>
+      <w:r>
+        <w:rPr>
+          <w:rFonts w:ascii="宋体" w:hAnsi="宋体" w:eastAsia="宋体"/>
+          <w:b w:val="0"/>
+          <w:sz w:val="20"/>
+        </w:rPr>
+        <w:t xml:space="preserve">    自我价值(前提) + 社会价值(保障) 相互依存</w:t>
+      </w:r>
+    </w:p>
+    <w:p>
+      <w:r>
+        <w:rPr>
+          <w:rFonts w:ascii="宋体" w:hAnsi="宋体" w:eastAsia="宋体"/>
+          <w:b w:val="0"/>
+          <w:sz w:val="20"/>
+        </w:rPr>
+        <w:t xml:space="preserve">  四、人生观⇔世界观⇔价值观（世界观决定人生观，人生观反作用）</w:t>
+      </w:r>
+    </w:p>
+    <w:p>
+      <w:r>
+        <w:rPr>
+          <w:rFonts w:ascii="宋体" w:hAnsi="宋体" w:eastAsia="宋体"/>
+          <w:b/>
+          <w:sz w:val="22"/>
+        </w:rPr>
+        <w:t>第二节 正确的人生观</w:t>
+      </w:r>
+    </w:p>
+    <w:p>
+      <w:r>
+        <w:rPr>
+          <w:rFonts w:ascii="宋体" w:hAnsi="宋体" w:eastAsia="宋体"/>
+          <w:b w:val="0"/>
+          <w:sz w:val="20"/>
+        </w:rPr>
+        <w:t xml:space="preserve">  一、高尚人生追求=服务人民奉献社会（最先进）</w:t>
+      </w:r>
+    </w:p>
+    <w:p>
+      <w:r>
+        <w:rPr>
+          <w:rFonts w:ascii="宋体" w:hAnsi="宋体" w:eastAsia="宋体"/>
+          <w:b w:val="0"/>
+          <w:sz w:val="20"/>
+        </w:rPr>
+        <w:t xml:space="preserve">  二、人生态度四维度=认真+务实+乐观+进取</w:t>
+      </w:r>
+    </w:p>
+    <w:p>
+      <w:r>
+        <w:rPr>
+          <w:rFonts w:ascii="宋体" w:hAnsi="宋体" w:eastAsia="宋体"/>
+          <w:b w:val="0"/>
+          <w:sz w:val="20"/>
+        </w:rPr>
+        <w:t xml:space="preserve">  三、人生价值评价：根本尺度(符合规律+促进进步)+基本尺度(劳动贡献)</w:t>
+      </w:r>
+    </w:p>
+    <w:p>
+      <w:r>
+        <w:rPr>
+          <w:rFonts w:ascii="宋体" w:hAnsi="宋体" w:eastAsia="宋体"/>
+          <w:b w:val="0"/>
+          <w:sz w:val="20"/>
+        </w:rPr>
+        <w:t xml:space="preserve">     评价方法三统一：贡献⇔尽力/物质⇔精神/社会⇔自身</w:t>
+      </w:r>
+    </w:p>
+    <w:p>
+      <w:r>
+        <w:rPr>
+          <w:rFonts w:ascii="宋体" w:hAnsi="宋体" w:eastAsia="宋体"/>
+          <w:b/>
+          <w:sz w:val="22"/>
+        </w:rPr>
+        <w:t>第三节 创造有意义的人生</w:t>
+      </w:r>
+    </w:p>
+    <w:p>
+      <w:r>
+        <w:rPr>
+          <w:rFonts w:ascii="宋体" w:hAnsi="宋体" w:eastAsia="宋体"/>
+          <w:b w:val="0"/>
+          <w:sz w:val="20"/>
+        </w:rPr>
+        <w:t xml:space="preserve">  一、辩证对待五对矛盾：得失/苦乐/顺逆/生死/荣辱</w:t>
+      </w:r>
+    </w:p>
+    <w:p>
+      <w:r>
+        <w:rPr>
+          <w:rFonts w:ascii="宋体" w:hAnsi="宋体" w:eastAsia="宋体"/>
+          <w:b w:val="0"/>
+          <w:sz w:val="20"/>
+        </w:rPr>
+        <w:t xml:space="preserve">  二、反对三种错误：拜金主义/享乐主义/极端个人主义</w:t>
+      </w:r>
+    </w:p>
+    <w:p>
+      <w:r>
+        <w:rPr>
+          <w:rFonts w:ascii="宋体" w:hAnsi="宋体" w:eastAsia="宋体"/>
+          <w:b w:val="0"/>
+          <w:sz w:val="20"/>
+        </w:rPr>
+        <w:t xml:space="preserve">  三、成就出彩人生=三同：与历史同向+与祖国同行+与人民同在</w:t>
+      </w:r>
+    </w:p>
+    <w:p>
+      <w:pPr>
+        <w:pStyle w:val="Heading2"/>
+      </w:pPr>
+      <w:r>
+        <w:rPr>
+          <w:color w:val="1A1A1A"/>
+        </w:rPr>
+        <w:t>第二章 追求远大理想 坚定崇高信念</w:t>
+      </w:r>
+    </w:p>
+    <w:p>
+      <w:r>
+        <w:rPr>
+          <w:rFonts w:ascii="宋体" w:hAnsi="宋体" w:eastAsia="宋体"/>
+          <w:b/>
+          <w:sz w:val="22"/>
+        </w:rPr>
+        <w:t>第一节 理想信念的内涵及重要性</w:t>
+      </w:r>
+    </w:p>
+    <w:p>
+      <w:r>
+        <w:rPr>
+          <w:rFonts w:ascii="宋体" w:hAnsi="宋体" w:eastAsia="宋体"/>
+          <w:b w:val="0"/>
+          <w:sz w:val="20"/>
+        </w:rPr>
+        <w:t xml:space="preserve">  一、理想三特征：超越性+实践性+时代性</w:t>
+      </w:r>
+    </w:p>
+    <w:p>
+      <w:r>
+        <w:rPr>
+          <w:rFonts w:ascii="宋体" w:hAnsi="宋体" w:eastAsia="宋体"/>
+          <w:b w:val="0"/>
+          <w:sz w:val="20"/>
+        </w:rPr>
+        <w:t xml:space="preserve">  二、信念三特征：执着性+支撑性+多样性</w:t>
+      </w:r>
+    </w:p>
+    <w:p>
+      <w:r>
+        <w:rPr>
+          <w:rFonts w:ascii="宋体" w:hAnsi="宋体" w:eastAsia="宋体"/>
+          <w:b w:val="0"/>
+          <w:sz w:val="20"/>
+        </w:rPr>
+        <w:t xml:space="preserve">  三、理想是信念对象，信念是理想保障；信仰是最高层次信念</w:t>
+      </w:r>
+    </w:p>
+    <w:p>
+      <w:r>
+        <w:rPr>
+          <w:rFonts w:ascii="宋体" w:hAnsi="宋体" w:eastAsia="宋体"/>
+          <w:b w:val="0"/>
+          <w:sz w:val="20"/>
+        </w:rPr>
+        <w:t xml:space="preserve">  四、理想信念是精神之钙：昭示目标+催生动力+提供支柱+提高境界</w:t>
+      </w:r>
+    </w:p>
+    <w:p>
+      <w:r>
+        <w:rPr>
+          <w:rFonts w:ascii="宋体" w:hAnsi="宋体" w:eastAsia="宋体"/>
+          <w:b/>
+          <w:sz w:val="22"/>
+        </w:rPr>
+        <w:t>第二节 坚定信仰信念信心</w:t>
+      </w:r>
+    </w:p>
+    <w:p>
+      <w:r>
+        <w:rPr>
+          <w:rFonts w:ascii="宋体" w:hAnsi="宋体" w:eastAsia="宋体"/>
+          <w:b w:val="0"/>
+          <w:sz w:val="20"/>
+        </w:rPr>
+        <w:t xml:space="preserve">  一、马克思主义四特征：科学+人民+实践+不断发展开放</w:t>
+      </w:r>
+    </w:p>
+    <w:p>
+      <w:r>
+        <w:rPr>
+          <w:rFonts w:ascii="宋体" w:hAnsi="宋体" w:eastAsia="宋体"/>
+          <w:b w:val="0"/>
+          <w:sz w:val="20"/>
+        </w:rPr>
+        <w:t xml:space="preserve">  二、党的领导=中国特色社会主义最本质特征</w:t>
+      </w:r>
+    </w:p>
+    <w:p>
+      <w:r>
+        <w:rPr>
+          <w:rFonts w:ascii="宋体" w:hAnsi="宋体" w:eastAsia="宋体"/>
+          <w:b w:val="0"/>
+          <w:sz w:val="20"/>
+        </w:rPr>
+        <w:t xml:space="preserve">  三、四个自信：道路+理论+制度+文化</w:t>
+      </w:r>
+    </w:p>
+    <w:p>
+      <w:r>
+        <w:rPr>
+          <w:rFonts w:ascii="宋体" w:hAnsi="宋体" w:eastAsia="宋体"/>
+          <w:b/>
+          <w:sz w:val="22"/>
+        </w:rPr>
+        <w:t>第三节 在实现中国梦的实践中放飞青春梦想</w:t>
+      </w:r>
+    </w:p>
+    <w:p>
+      <w:r>
+        <w:rPr>
+          <w:rFonts w:ascii="宋体" w:hAnsi="宋体" w:eastAsia="宋体"/>
+          <w:b w:val="0"/>
+          <w:sz w:val="20"/>
+        </w:rPr>
+        <w:t xml:space="preserve">  一、理想与现实的对立统一，艰苦奋斗是实现理想的重要条件</w:t>
+      </w:r>
+    </w:p>
+    <w:p>
+      <w:r>
+        <w:rPr>
+          <w:rFonts w:ascii="宋体" w:hAnsi="宋体" w:eastAsia="宋体"/>
+          <w:b w:val="0"/>
+          <w:sz w:val="20"/>
+        </w:rPr>
+        <w:t xml:space="preserve">  二、个人理想以社会理想为指引，社会理想是个人理想的汇聚升华</w:t>
+      </w:r>
+    </w:p>
+    <w:p>
+      <w:pPr>
+        <w:pStyle w:val="Heading2"/>
+      </w:pPr>
+      <w:r>
+        <w:rPr>
+          <w:color w:val="1A1A1A"/>
+        </w:rPr>
+        <w:t>第三章 继承优良传统 弘扬中国精神</w:t>
+      </w:r>
+    </w:p>
+    <w:p>
+      <w:r>
+        <w:rPr>
+          <w:rFonts w:ascii="宋体" w:hAnsi="宋体" w:eastAsia="宋体"/>
+          <w:b/>
+          <w:sz w:val="22"/>
+        </w:rPr>
+        <w:t>第一节 中国精神是兴国强国之魂</w:t>
+      </w:r>
+    </w:p>
+    <w:p>
+      <w:r>
+        <w:rPr>
+          <w:rFonts w:ascii="宋体" w:hAnsi="宋体" w:eastAsia="宋体"/>
+          <w:b w:val="0"/>
+          <w:sz w:val="20"/>
+        </w:rPr>
+        <w:t xml:space="preserve">  一、崇尚精神是中华民族的优秀传统</w:t>
+      </w:r>
+    </w:p>
+    <w:p>
+      <w:r>
+        <w:rPr>
+          <w:rFonts w:ascii="宋体" w:hAnsi="宋体" w:eastAsia="宋体"/>
+          <w:b w:val="0"/>
+          <w:sz w:val="20"/>
+        </w:rPr>
+        <w:t xml:space="preserve">  二、四个伟大：创造+奋斗+团结+梦想</w:t>
+      </w:r>
+    </w:p>
+    <w:p>
+      <w:r>
+        <w:rPr>
+          <w:rFonts w:ascii="宋体" w:hAnsi="宋体" w:eastAsia="宋体"/>
+          <w:b w:val="0"/>
+          <w:sz w:val="20"/>
+        </w:rPr>
+        <w:t xml:space="preserve">  三、中国精神=爱国主义为核心的民族精神+改革创新为核心的时代精神</w:t>
+      </w:r>
+    </w:p>
+    <w:p>
+      <w:r>
+        <w:rPr>
+          <w:rFonts w:ascii="宋体" w:hAnsi="宋体" w:eastAsia="宋体"/>
+          <w:b w:val="0"/>
+          <w:sz w:val="20"/>
+        </w:rPr>
+        <w:t xml:space="preserve">  四、爱国主义四内涵：爱大好河山+爱骨肉同胞(试金石)+爱灿烂文化+爱自己国家</w:t>
+      </w:r>
+    </w:p>
+    <w:p>
+      <w:r>
+        <w:rPr>
+          <w:rFonts w:ascii="宋体" w:hAnsi="宋体" w:eastAsia="宋体"/>
+          <w:b w:val="0"/>
+          <w:sz w:val="20"/>
+        </w:rPr>
+        <w:t xml:space="preserve">  五、民族精神定义=价值取向/思维方式/道德规范/精神气质的总和</w:t>
+      </w:r>
+    </w:p>
+    <w:p>
+      <w:r>
+        <w:rPr>
+          <w:rFonts w:ascii="宋体" w:hAnsi="宋体" w:eastAsia="宋体"/>
+          <w:b w:val="0"/>
+          <w:sz w:val="20"/>
+        </w:rPr>
+        <w:t xml:space="preserve">  六、时代精神：树立突破陈规意识+培养奋勇争先责任感+保持锐意进取</w:t>
+      </w:r>
+    </w:p>
+    <w:p>
+      <w:r>
+        <w:rPr>
+          <w:rFonts w:ascii="宋体" w:hAnsi="宋体" w:eastAsia="宋体"/>
+          <w:b/>
+          <w:sz w:val="22"/>
+        </w:rPr>
+        <w:t>第二节 做新时代的忠诚爱国者</w:t>
+      </w:r>
+    </w:p>
+    <w:p>
+      <w:r>
+        <w:rPr>
+          <w:rFonts w:ascii="宋体" w:hAnsi="宋体" w:eastAsia="宋体"/>
+          <w:b w:val="0"/>
+          <w:sz w:val="20"/>
+        </w:rPr>
+        <w:t xml:space="preserve">  一、爱国本质=爱国爱党爱社会主义高度统一</w:t>
+      </w:r>
+    </w:p>
+    <w:p>
+      <w:r>
+        <w:rPr>
+          <w:rFonts w:ascii="宋体" w:hAnsi="宋体" w:eastAsia="宋体"/>
+          <w:b w:val="0"/>
+          <w:sz w:val="20"/>
+        </w:rPr>
+        <w:t xml:space="preserve">  二、维护祖国统一：和平统一一国两制；铸牢中华民族共同体意识</w:t>
+      </w:r>
+    </w:p>
+    <w:p>
+      <w:r>
+        <w:rPr>
+          <w:rFonts w:ascii="宋体" w:hAnsi="宋体" w:eastAsia="宋体"/>
+          <w:b w:val="0"/>
+          <w:sz w:val="20"/>
+        </w:rPr>
+        <w:t xml:space="preserve">  三、旗帜鲜明反对历史虚无主义；立足中国又面向世界→人类命运共同体</w:t>
+      </w:r>
+    </w:p>
+    <w:p>
+      <w:r>
+        <w:rPr>
+          <w:rFonts w:ascii="宋体" w:hAnsi="宋体" w:eastAsia="宋体"/>
+          <w:b/>
+          <w:sz w:val="22"/>
+        </w:rPr>
+        <w:t>第三节 让改革创新成为青春远航的动力</w:t>
+      </w:r>
+    </w:p>
+    <w:p>
+      <w:r>
+        <w:rPr>
+          <w:rFonts w:ascii="宋体" w:hAnsi="宋体" w:eastAsia="宋体"/>
+          <w:b w:val="0"/>
+          <w:sz w:val="20"/>
+        </w:rPr>
+        <w:t xml:space="preserve">  一、创新是改革开放的生命、第一动力</w:t>
+      </w:r>
+    </w:p>
+    <w:p>
+      <w:r>
+        <w:rPr>
+          <w:rFonts w:ascii="宋体" w:hAnsi="宋体" w:eastAsia="宋体"/>
+          <w:b w:val="0"/>
+          <w:sz w:val="20"/>
+        </w:rPr>
+        <w:t xml:space="preserve">  二、做改革创新生力军：自觉意识+能力本领</w:t>
+      </w:r>
+    </w:p>
+    <w:p>
+      <w:pPr>
+        <w:pStyle w:val="Heading2"/>
+      </w:pPr>
+      <w:r>
+        <w:rPr>
+          <w:color w:val="1A1A1A"/>
+        </w:rPr>
+        <w:t>第四章 明确价值要求 践行价值准则</w:t>
+      </w:r>
+    </w:p>
+    <w:p>
+      <w:r>
+        <w:rPr>
+          <w:rFonts w:ascii="宋体" w:hAnsi="宋体" w:eastAsia="宋体"/>
+          <w:b/>
+          <w:sz w:val="22"/>
+        </w:rPr>
+        <w:t>第一节 全体人民共同的价值追求</w:t>
+      </w:r>
+    </w:p>
+    <w:p>
+      <w:r>
+        <w:rPr>
+          <w:rFonts w:ascii="宋体" w:hAnsi="宋体" w:eastAsia="宋体"/>
+          <w:b w:val="0"/>
+          <w:sz w:val="20"/>
+        </w:rPr>
+        <w:t xml:space="preserve">  一、三层面12词：国家(富强民主文明和谐)/社会(自由平等公正法治)/公民(爱国敬业诚信友善)</w:t>
+      </w:r>
+    </w:p>
+    <w:p>
+      <w:r>
+        <w:rPr>
+          <w:rFonts w:ascii="宋体" w:hAnsi="宋体" w:eastAsia="宋体"/>
+          <w:b w:val="0"/>
+          <w:sz w:val="20"/>
+        </w:rPr>
+        <w:t xml:space="preserve">  二、核心价值观=核心价值体系的精神内核+高度凝练集中表达</w:t>
+      </w:r>
+    </w:p>
+    <w:p>
+      <w:r>
+        <w:rPr>
+          <w:rFonts w:ascii="宋体" w:hAnsi="宋体" w:eastAsia="宋体"/>
+          <w:b w:val="0"/>
+          <w:sz w:val="20"/>
+        </w:rPr>
+        <w:t xml:space="preserve">  三、2018宪法修正案写入；核心价值观=文化软实力的灵魂</w:t>
+      </w:r>
+    </w:p>
+    <w:p>
+      <w:r>
+        <w:rPr>
+          <w:rFonts w:ascii="宋体" w:hAnsi="宋体" w:eastAsia="宋体"/>
+          <w:b/>
+          <w:sz w:val="22"/>
+        </w:rPr>
+        <w:t>第二节 社会主义核心价值观的显著特征</w:t>
+      </w:r>
+    </w:p>
+    <w:p>
+      <w:r>
+        <w:rPr>
+          <w:rFonts w:ascii="宋体" w:hAnsi="宋体" w:eastAsia="宋体"/>
+          <w:b w:val="0"/>
+          <w:sz w:val="20"/>
+        </w:rPr>
+        <w:t xml:space="preserve">  一、先进性：体现社会主义本质+扎根传统文化+吸纳世界文明</w:t>
+      </w:r>
+    </w:p>
+    <w:p>
+      <w:r>
+        <w:rPr>
+          <w:rFonts w:ascii="宋体" w:hAnsi="宋体" w:eastAsia="宋体"/>
+          <w:b w:val="0"/>
+          <w:sz w:val="20"/>
+        </w:rPr>
+        <w:t xml:space="preserve">  二、人民性=根本特性；真实性=真实可信</w:t>
+      </w:r>
+    </w:p>
+    <w:p>
+      <w:r>
+        <w:rPr>
+          <w:rFonts w:ascii="宋体" w:hAnsi="宋体" w:eastAsia="宋体"/>
+          <w:b w:val="0"/>
+          <w:sz w:val="20"/>
+        </w:rPr>
+        <w:t xml:space="preserve">  三、认清西方"普世价值"实质</w:t>
+      </w:r>
+    </w:p>
+    <w:p>
+      <w:r>
+        <w:rPr>
+          <w:rFonts w:ascii="宋体" w:hAnsi="宋体" w:eastAsia="宋体"/>
+          <w:b/>
+          <w:sz w:val="22"/>
+        </w:rPr>
+        <w:t>第三节 积极践行社会主义核心价值观</w:t>
+      </w:r>
+    </w:p>
+    <w:p>
+      <w:r>
+        <w:rPr>
+          <w:rFonts w:ascii="宋体" w:hAnsi="宋体" w:eastAsia="宋体"/>
+          <w:b w:val="0"/>
+          <w:sz w:val="20"/>
+        </w:rPr>
+        <w:t xml:space="preserve">  一、扣好人生的扣子，大学是价值观养成的关键阶段</w:t>
+      </w:r>
+    </w:p>
+    <w:p>
+      <w:r>
+        <w:rPr>
+          <w:rFonts w:ascii="宋体" w:hAnsi="宋体" w:eastAsia="宋体"/>
+          <w:b w:val="0"/>
+          <w:sz w:val="20"/>
+        </w:rPr>
+        <w:t xml:space="preserve">  二、践行四方法：勤学+修德+明辨+笃实</w:t>
+      </w:r>
+    </w:p>
+    <w:p>
+      <w:pPr>
+        <w:pStyle w:val="Heading2"/>
+      </w:pPr>
+      <w:r>
+        <w:rPr>
+          <w:color w:val="1A1A1A"/>
+        </w:rPr>
+        <w:t>第五章 遵守道德规范 锤炼道德品格</w:t>
+      </w:r>
+    </w:p>
+    <w:p>
+      <w:r>
+        <w:rPr>
+          <w:rFonts w:ascii="宋体" w:hAnsi="宋体" w:eastAsia="宋体"/>
+          <w:b/>
+          <w:sz w:val="22"/>
+        </w:rPr>
+        <w:t>第一节 社会主义道德的核心与原则</w:t>
+      </w:r>
+    </w:p>
+    <w:p>
+      <w:r>
+        <w:rPr>
+          <w:rFonts w:ascii="宋体" w:hAnsi="宋体" w:eastAsia="宋体"/>
+          <w:b w:val="0"/>
+          <w:sz w:val="20"/>
+        </w:rPr>
+        <w:t xml:space="preserve">  一、道德起源三条件：劳动(首要)+社会关系(客观)+自我意识(主观)</w:t>
+      </w:r>
+    </w:p>
+    <w:p>
+      <w:r>
+        <w:rPr>
+          <w:rFonts w:ascii="宋体" w:hAnsi="宋体" w:eastAsia="宋体"/>
+          <w:b w:val="0"/>
+          <w:sz w:val="20"/>
+        </w:rPr>
+        <w:t xml:space="preserve">  二、道德本质=特殊社会意识形态(上层建筑)，反映社会经济关系</w:t>
+      </w:r>
+    </w:p>
+    <w:p>
+      <w:r>
+        <w:rPr>
+          <w:rFonts w:ascii="宋体" w:hAnsi="宋体" w:eastAsia="宋体"/>
+          <w:b w:val="0"/>
+          <w:sz w:val="20"/>
+        </w:rPr>
+        <w:t xml:space="preserve">  三、三大功能：认识+规范+调节（无强制力！）</w:t>
+      </w:r>
+    </w:p>
+    <w:p>
+      <w:r>
+        <w:rPr>
+          <w:rFonts w:ascii="宋体" w:hAnsi="宋体" w:eastAsia="宋体"/>
+          <w:b w:val="0"/>
+          <w:sz w:val="20"/>
+        </w:rPr>
+        <w:t xml:space="preserve">  四、核心=为人民服务(显著标志)，原则=集体主义</w:t>
+      </w:r>
+    </w:p>
+    <w:p>
+      <w:r>
+        <w:rPr>
+          <w:rFonts w:ascii="宋体" w:hAnsi="宋体" w:eastAsia="宋体"/>
+          <w:b w:val="0"/>
+          <w:sz w:val="20"/>
+        </w:rPr>
+        <w:t xml:space="preserve">  五、集体主义三层次：无私奉献(最高)→先公后私(中间)→遵纪守法(基本)</w:t>
+      </w:r>
+    </w:p>
+    <w:p>
+      <w:r>
+        <w:rPr>
+          <w:rFonts w:ascii="宋体" w:hAnsi="宋体" w:eastAsia="宋体"/>
+          <w:b/>
+          <w:sz w:val="22"/>
+        </w:rPr>
+        <w:t>第二节 吸收借鉴优秀道德成果</w:t>
+      </w:r>
+    </w:p>
+    <w:p>
+      <w:r>
+        <w:rPr>
+          <w:rFonts w:ascii="宋体" w:hAnsi="宋体" w:eastAsia="宋体"/>
+          <w:b w:val="0"/>
+          <w:sz w:val="20"/>
+        </w:rPr>
+        <w:t xml:space="preserve">  一、中华传统美德五精神：整体利益/仁爱/人伦/精神境界/道德修养</w:t>
+      </w:r>
+    </w:p>
+    <w:p>
+      <w:r>
+        <w:rPr>
+          <w:rFonts w:ascii="宋体" w:hAnsi="宋体" w:eastAsia="宋体"/>
+          <w:b w:val="0"/>
+          <w:sz w:val="20"/>
+        </w:rPr>
+        <w:t xml:space="preserve">  二、反对复古论+虚无论；创造性转化创新性发展</w:t>
+      </w:r>
+    </w:p>
+    <w:p>
+      <w:r>
+        <w:rPr>
+          <w:rFonts w:ascii="宋体" w:hAnsi="宋体" w:eastAsia="宋体"/>
+          <w:b w:val="0"/>
+          <w:sz w:val="20"/>
+        </w:rPr>
+        <w:t xml:space="preserve">  三、中国革命道德：为共产主义奋斗+为人民服务+革命利益首位+修身自律</w:t>
+      </w:r>
+    </w:p>
+    <w:p>
+      <w:r>
+        <w:rPr>
+          <w:rFonts w:ascii="宋体" w:hAnsi="宋体" w:eastAsia="宋体"/>
+          <w:b/>
+          <w:sz w:val="22"/>
+        </w:rPr>
+        <w:t>第三节 投身崇德向善的道德实践</w:t>
+      </w:r>
+    </w:p>
+    <w:p>
+      <w:r>
+        <w:rPr>
+          <w:rFonts w:ascii="宋体" w:hAnsi="宋体" w:eastAsia="宋体"/>
+          <w:b w:val="0"/>
+          <w:sz w:val="20"/>
+        </w:rPr>
+        <w:t xml:space="preserve">  一、四德领域：社会公德/职业道德/家庭美德/个人品德（各5项规范）</w:t>
+      </w:r>
+    </w:p>
+    <w:p>
+      <w:r>
+        <w:rPr>
+          <w:rFonts w:ascii="宋体" w:hAnsi="宋体" w:eastAsia="宋体"/>
+          <w:b w:val="0"/>
+          <w:sz w:val="20"/>
+        </w:rPr>
+        <w:t xml:space="preserve">  二、引领社会风尚：知荣辱+讲正气+作奉献+促和谐</w:t>
+      </w:r>
+    </w:p>
+    <w:p>
+      <w:pPr>
+        <w:pStyle w:val="Heading2"/>
+      </w:pPr>
+      <w:r>
+        <w:rPr>
+          <w:color w:val="1A1A1A"/>
+        </w:rPr>
+        <w:t>第六章 学习法治思想 提升法治素养</w:t>
+      </w:r>
+    </w:p>
+    <w:p>
+      <w:r>
+        <w:rPr>
+          <w:rFonts w:ascii="宋体" w:hAnsi="宋体" w:eastAsia="宋体"/>
+          <w:b/>
+          <w:sz w:val="22"/>
+        </w:rPr>
+        <w:t>第一节 社会主义法律的特征和运行</w:t>
+      </w:r>
+    </w:p>
+    <w:p>
+      <w:r>
+        <w:rPr>
+          <w:rFonts w:ascii="宋体" w:hAnsi="宋体" w:eastAsia="宋体"/>
+          <w:b w:val="0"/>
+          <w:sz w:val="20"/>
+        </w:rPr>
+        <w:t xml:space="preserve">  一、法律定义=国家制定或认可+强制力保证+反映统治阶级意志+由物质条件决定</w:t>
+      </w:r>
+    </w:p>
+    <w:p>
+      <w:r>
+        <w:rPr>
+          <w:rFonts w:ascii="宋体" w:hAnsi="宋体" w:eastAsia="宋体"/>
+          <w:b w:val="0"/>
+          <w:sz w:val="20"/>
+        </w:rPr>
+        <w:t xml:space="preserve">  二、我国法律本质=党和人民意志统一+科学性先进性+建设保障</w:t>
+      </w:r>
+    </w:p>
+    <w:p>
+      <w:r>
+        <w:rPr>
+          <w:rFonts w:ascii="宋体" w:hAnsi="宋体" w:eastAsia="宋体"/>
+          <w:b w:val="0"/>
+          <w:sz w:val="20"/>
+        </w:rPr>
+        <w:t xml:space="preserve">  三、法律运行四环节：制定(起始关键)→执行(重要)→适用(司法)→遵守(守法)</w:t>
+      </w:r>
+    </w:p>
+    <w:p>
+      <w:r>
+        <w:rPr>
+          <w:rFonts w:ascii="宋体" w:hAnsi="宋体" w:eastAsia="宋体"/>
+          <w:b/>
+          <w:sz w:val="22"/>
+        </w:rPr>
+        <w:t>第二节 坚持全面依法治国</w:t>
+      </w:r>
+    </w:p>
+    <w:p>
+      <w:r>
+        <w:rPr>
+          <w:rFonts w:ascii="宋体" w:hAnsi="宋体" w:eastAsia="宋体"/>
+          <w:b w:val="0"/>
+          <w:sz w:val="20"/>
+        </w:rPr>
+        <w:t xml:space="preserve">  一、习近平法治思想=十一个坚持</w:t>
+      </w:r>
+    </w:p>
+    <w:p>
+      <w:r>
+        <w:rPr>
+          <w:rFonts w:ascii="宋体" w:hAnsi="宋体" w:eastAsia="宋体"/>
+          <w:b w:val="0"/>
+          <w:sz w:val="20"/>
+        </w:rPr>
+        <w:t xml:space="preserve">  二、法治道路五项原则：党的领导(最根本)+人民主体+法律面前人人平等+依法治国与以德治国+从中国实际出发</w:t>
+      </w:r>
+    </w:p>
+    <w:p>
+      <w:r>
+        <w:rPr>
+          <w:rFonts w:ascii="宋体" w:hAnsi="宋体" w:eastAsia="宋体"/>
+          <w:b w:val="0"/>
+          <w:sz w:val="20"/>
+        </w:rPr>
+        <w:t xml:space="preserve">  三、新十六字方针：科学立法(前提)+严格执法(关键)+公正司法(重点/最后防线)+全民守法(基础)</w:t>
+      </w:r>
+    </w:p>
+    <w:p>
+      <w:r>
+        <w:rPr>
+          <w:rFonts w:ascii="宋体" w:hAnsi="宋体" w:eastAsia="宋体"/>
+          <w:b w:val="0"/>
+          <w:sz w:val="20"/>
+        </w:rPr>
+        <w:t xml:space="preserve">  四、法治体系=五个体系；一体建设：法治国家(目标)→法治政府(重点)→法治社会(基础)</w:t>
+      </w:r>
+    </w:p>
+    <w:p>
+      <w:r>
+        <w:rPr>
+          <w:rFonts w:ascii="宋体" w:hAnsi="宋体" w:eastAsia="宋体"/>
+          <w:b/>
+          <w:sz w:val="22"/>
+        </w:rPr>
+        <w:t>第三节 维护宪法权威</w:t>
+      </w:r>
+    </w:p>
+    <w:p>
+      <w:r>
+        <w:rPr>
+          <w:rFonts w:ascii="宋体" w:hAnsi="宋体" w:eastAsia="宋体"/>
+          <w:b w:val="0"/>
+          <w:sz w:val="20"/>
+        </w:rPr>
+        <w:t xml:space="preserve">  一、宪法=国家根本法+最高法律效力。1954第一部→现行1982→2018修正。宪法日12.4</w:t>
+      </w:r>
+    </w:p>
+    <w:p>
+      <w:r>
+        <w:rPr>
+          <w:rFonts w:ascii="宋体" w:hAnsi="宋体" w:eastAsia="宋体"/>
+          <w:b w:val="0"/>
+          <w:sz w:val="20"/>
+        </w:rPr>
+        <w:t xml:space="preserve">  二、宪法五原则：党的领导+人民当家作主+尊重保障人权+社会主义法治+民主集中制</w:t>
+      </w:r>
+    </w:p>
+    <w:p>
+      <w:r>
+        <w:rPr>
+          <w:rFonts w:ascii="宋体" w:hAnsi="宋体" w:eastAsia="宋体"/>
+          <w:b/>
+          <w:sz w:val="22"/>
+        </w:rPr>
+        <w:t>第四节 自觉尊法学法守法用法</w:t>
+      </w:r>
+    </w:p>
+    <w:p>
+      <w:r>
+        <w:rPr>
+          <w:rFonts w:ascii="宋体" w:hAnsi="宋体" w:eastAsia="宋体"/>
+          <w:b w:val="0"/>
+          <w:sz w:val="20"/>
+        </w:rPr>
+        <w:t xml:space="preserve">  一、法律权利与义务：不可分割、相互依存</w:t>
+      </w:r>
+    </w:p>
+    <w:p>
+      <w:r>
+        <w:rPr>
+          <w:rFonts w:ascii="宋体" w:hAnsi="宋体" w:eastAsia="宋体"/>
+          <w:b w:val="0"/>
+          <w:sz w:val="20"/>
+        </w:rPr>
+        <w:t xml:space="preserve">  二、提升法治素养：尊重法律权威+学习法律知识+养成守法习惯+提高用法能力</w:t>
+      </w:r>
+    </w:p>
+    <w:p>
+      <w:r>
+        <w:br w:type="page"/>
       </w:r>
     </w:p>
     <w:p>

--- a/思想道德与法治备考练习手册.docx
+++ b/思想道德与法治备考练习手册.docx
@@ -11971,6 +11971,1419 @@
       </w:r>
     </w:p>
     <w:p/>
+    <w:p>
+      <w:r>
+        <w:br w:type="page"/>
+      </w:r>
+    </w:p>
+    <w:p>
+      <w:pPr>
+        <w:pStyle w:val="Heading1"/>
+      </w:pPr>
+      <w:r>
+        <w:rPr>
+          <w:color w:val="1A1A1A"/>
+        </w:rPr>
+        <w:t>四、模拟卷分析工作流（做完卷子必做！）</w:t>
+      </w:r>
+    </w:p>
+    <w:p>
+      <w:r>
+        <w:rPr>
+          <w:rFonts w:ascii="宋体" w:hAnsi="宋体" w:eastAsia="宋体"/>
+          <w:b/>
+          <w:sz w:val="22"/>
+        </w:rPr>
+        <w:t>认知科学原理：测试效应(Testing Effect)——提取练习比重复阅读效率高3倍。但前提是必须分析错因。不做分析的刷题=浪费时间。</w:t>
+      </w:r>
+    </w:p>
+    <w:p>
+      <w:pPr>
+        <w:pStyle w:val="Heading2"/>
+      </w:pPr>
+      <w:r>
+        <w:rPr>
+          <w:color w:val="1A1A1A"/>
+        </w:rPr>
+        <w:t>第1步：逐题对答案，标记错题（10分钟）</w:t>
+      </w:r>
+    </w:p>
+    <w:p>
+      <w:r>
+        <w:rPr>
+          <w:rFonts w:ascii="宋体" w:hAnsi="宋体" w:eastAsia="宋体"/>
+          <w:b w:val="0"/>
+          <w:sz w:val="20"/>
+        </w:rPr>
+        <w:t>• 对完答案，把错题分为三类：</w:t>
+      </w:r>
+    </w:p>
+    <w:p>
+      <w:r>
+        <w:rPr>
+          <w:rFonts w:ascii="宋体" w:hAnsi="宋体" w:eastAsia="宋体"/>
+          <w:b w:val="0"/>
+          <w:sz w:val="20"/>
+        </w:rPr>
+        <w:t xml:space="preserve">  🔴 完全不会（知识点根本没记住）→ 回专题看「知识点汇总」</w:t>
+      </w:r>
+    </w:p>
+    <w:p>
+      <w:r>
+        <w:rPr>
+          <w:rFonts w:ascii="宋体" w:hAnsi="宋体" w:eastAsia="宋体"/>
+          <w:b w:val="0"/>
+          <w:sz w:val="20"/>
+        </w:rPr>
+        <w:t xml:space="preserve">  🟡 似懂非懂（两个选项纠结选错了）→ 回专题看「易混辨析」</w:t>
+      </w:r>
+    </w:p>
+    <w:p>
+      <w:r>
+        <w:rPr>
+          <w:rFonts w:ascii="宋体" w:hAnsi="宋体" w:eastAsia="宋体"/>
+          <w:b w:val="0"/>
+          <w:sz w:val="20"/>
+        </w:rPr>
+        <w:t xml:space="preserve">  🟢 粗心错误（看错题/涂错卡/漏看"不正确的是"）→ 标记但不回看，下次注意</w:t>
+      </w:r>
+    </w:p>
+    <w:p>
+      <w:pPr>
+        <w:pStyle w:val="Heading2"/>
+      </w:pPr>
+      <w:r>
+        <w:rPr>
+          <w:color w:val="1A1A1A"/>
+        </w:rPr>
+        <w:t>第2步：错题归因（20分钟）</w:t>
+      </w:r>
+    </w:p>
+    <w:p>
+      <w:r>
+        <w:rPr>
+          <w:rFonts w:ascii="宋体" w:hAnsi="宋体" w:eastAsia="宋体"/>
+          <w:b w:val="0"/>
+          <w:sz w:val="20"/>
+        </w:rPr>
+        <w:t>每道🔴🟡错题，在下面表格打钩：</w:t>
+      </w:r>
+    </w:p>
+    <w:tbl>
+      <w:tblPr>
+        <w:tblStyle w:val="LightGrid-Accent1"/>
+        <w:tblW w:type="auto" w:w="0"/>
+        <w:tblLook w:firstColumn="1" w:firstRow="1" w:lastColumn="0" w:lastRow="0" w:noHBand="0" w:noVBand="1" w:val="04A0"/>
+      </w:tblPr>
+      <w:tblGrid>
+        <w:gridCol w:w="1728"/>
+        <w:gridCol w:w="1728"/>
+        <w:gridCol w:w="1728"/>
+        <w:gridCol w:w="1728"/>
+        <w:gridCol w:w="1728"/>
+      </w:tblGrid>
+      <w:tr>
+        <w:tc>
+          <w:tcPr>
+            <w:tcW w:type="dxa" w:w="1728"/>
+          </w:tcPr>
+          <w:p>
+            <w:r>
+              <w:rPr>
+                <w:b/>
+                <w:sz w:val="18"/>
+              </w:rPr>
+              <w:t>题号</w:t>
+            </w:r>
+          </w:p>
+        </w:tc>
+        <w:tc>
+          <w:tcPr>
+            <w:tcW w:type="dxa" w:w="1728"/>
+          </w:tcPr>
+          <w:p>
+            <w:r>
+              <w:rPr>
+                <w:b/>
+                <w:sz w:val="18"/>
+              </w:rPr>
+              <w:t>题型</w:t>
+            </w:r>
+          </w:p>
+        </w:tc>
+        <w:tc>
+          <w:tcPr>
+            <w:tcW w:type="dxa" w:w="1728"/>
+          </w:tcPr>
+          <w:p>
+            <w:r>
+              <w:rPr>
+                <w:b/>
+                <w:sz w:val="18"/>
+              </w:rPr>
+              <w:t>错因类型</w:t>
+            </w:r>
+          </w:p>
+        </w:tc>
+        <w:tc>
+          <w:tcPr>
+            <w:tcW w:type="dxa" w:w="1728"/>
+          </w:tcPr>
+          <w:p>
+            <w:r>
+              <w:rPr>
+                <w:b/>
+                <w:sz w:val="18"/>
+              </w:rPr>
+              <w:t>对应知识点</w:t>
+            </w:r>
+          </w:p>
+        </w:tc>
+        <w:tc>
+          <w:tcPr>
+            <w:tcW w:type="dxa" w:w="1728"/>
+          </w:tcPr>
+          <w:p>
+            <w:r>
+              <w:rPr>
+                <w:b/>
+                <w:sz w:val="18"/>
+              </w:rPr>
+              <w:t>应回专题</w:t>
+            </w:r>
+          </w:p>
+        </w:tc>
+      </w:tr>
+      <w:tr>
+        <w:tc>
+          <w:tcPr>
+            <w:tcW w:type="dxa" w:w="1728"/>
+          </w:tcPr>
+          <w:p>
+            <w:r>
+              <w:rPr>
+                <w:sz w:val="18"/>
+              </w:rPr>
+              <w:t>(示例)</w:t>
+            </w:r>
+          </w:p>
+        </w:tc>
+        <w:tc>
+          <w:tcPr>
+            <w:tcW w:type="dxa" w:w="1728"/>
+          </w:tcPr>
+          <w:p>
+            <w:r>
+              <w:rPr>
+                <w:sz w:val="18"/>
+              </w:rPr>
+              <w:t>单选</w:t>
+            </w:r>
+          </w:p>
+        </w:tc>
+        <w:tc>
+          <w:tcPr>
+            <w:tcW w:type="dxa" w:w="1728"/>
+          </w:tcPr>
+          <w:p>
+            <w:r>
+              <w:rPr>
+                <w:sz w:val="18"/>
+              </w:rPr>
+              <w:t>两个选项纠结→选错</w:t>
+            </w:r>
+          </w:p>
+        </w:tc>
+        <w:tc>
+          <w:tcPr>
+            <w:tcW w:type="dxa" w:w="1728"/>
+          </w:tcPr>
+          <w:p>
+            <w:r>
+              <w:rPr>
+                <w:sz w:val="18"/>
+              </w:rPr>
+              <w:t>法律与道德关系辨析</w:t>
+            </w:r>
+          </w:p>
+        </w:tc>
+        <w:tc>
+          <w:tcPr>
+            <w:tcW w:type="dxa" w:w="1728"/>
+          </w:tcPr>
+          <w:p>
+            <w:r>
+              <w:rPr>
+                <w:sz w:val="18"/>
+              </w:rPr>
+              <w:t>专题一</w:t>
+            </w:r>
+          </w:p>
+        </w:tc>
+      </w:tr>
+      <w:tr>
+        <w:tc>
+          <w:tcPr>
+            <w:tcW w:type="dxa" w:w="1728"/>
+          </w:tcPr>
+          <w:p>
+            <w:r>
+              <w:rPr>
+                <w:sz w:val="18"/>
+              </w:rPr>
+            </w:r>
+          </w:p>
+        </w:tc>
+        <w:tc>
+          <w:tcPr>
+            <w:tcW w:type="dxa" w:w="1728"/>
+          </w:tcPr>
+          <w:p>
+            <w:r>
+              <w:rPr>
+                <w:sz w:val="18"/>
+              </w:rPr>
+            </w:r>
+          </w:p>
+        </w:tc>
+        <w:tc>
+          <w:tcPr>
+            <w:tcW w:type="dxa" w:w="1728"/>
+          </w:tcPr>
+          <w:p>
+            <w:r>
+              <w:rPr>
+                <w:sz w:val="18"/>
+              </w:rPr>
+              <w:t>□ 知识点没记住 □ 概念混淆 □ 审题错误 □ 选项陷阱</w:t>
+            </w:r>
+          </w:p>
+        </w:tc>
+        <w:tc>
+          <w:tcPr>
+            <w:tcW w:type="dxa" w:w="1728"/>
+          </w:tcPr>
+          <w:p>
+            <w:r>
+              <w:rPr>
+                <w:sz w:val="18"/>
+              </w:rPr>
+            </w:r>
+          </w:p>
+        </w:tc>
+        <w:tc>
+          <w:tcPr>
+            <w:tcW w:type="dxa" w:w="1728"/>
+          </w:tcPr>
+          <w:p>
+            <w:r>
+              <w:rPr>
+                <w:sz w:val="18"/>
+              </w:rPr>
+            </w:r>
+          </w:p>
+        </w:tc>
+      </w:tr>
+      <w:tr>
+        <w:tc>
+          <w:tcPr>
+            <w:tcW w:type="dxa" w:w="1728"/>
+          </w:tcPr>
+          <w:p>
+            <w:r>
+              <w:rPr>
+                <w:sz w:val="18"/>
+              </w:rPr>
+            </w:r>
+          </w:p>
+        </w:tc>
+        <w:tc>
+          <w:tcPr>
+            <w:tcW w:type="dxa" w:w="1728"/>
+          </w:tcPr>
+          <w:p>
+            <w:r>
+              <w:rPr>
+                <w:sz w:val="18"/>
+              </w:rPr>
+            </w:r>
+          </w:p>
+        </w:tc>
+        <w:tc>
+          <w:tcPr>
+            <w:tcW w:type="dxa" w:w="1728"/>
+          </w:tcPr>
+          <w:p>
+            <w:r>
+              <w:rPr>
+                <w:sz w:val="18"/>
+              </w:rPr>
+              <w:t>□ 知识点没记住 □ 概念混淆 □ 审题错误 □ 选项陷阱</w:t>
+            </w:r>
+          </w:p>
+        </w:tc>
+        <w:tc>
+          <w:tcPr>
+            <w:tcW w:type="dxa" w:w="1728"/>
+          </w:tcPr>
+          <w:p>
+            <w:r>
+              <w:rPr>
+                <w:sz w:val="18"/>
+              </w:rPr>
+            </w:r>
+          </w:p>
+        </w:tc>
+        <w:tc>
+          <w:tcPr>
+            <w:tcW w:type="dxa" w:w="1728"/>
+          </w:tcPr>
+          <w:p>
+            <w:r>
+              <w:rPr>
+                <w:sz w:val="18"/>
+              </w:rPr>
+            </w:r>
+          </w:p>
+        </w:tc>
+      </w:tr>
+      <w:tr>
+        <w:tc>
+          <w:tcPr>
+            <w:tcW w:type="dxa" w:w="1728"/>
+          </w:tcPr>
+          <w:p>
+            <w:r>
+              <w:rPr>
+                <w:sz w:val="18"/>
+              </w:rPr>
+            </w:r>
+          </w:p>
+        </w:tc>
+        <w:tc>
+          <w:tcPr>
+            <w:tcW w:type="dxa" w:w="1728"/>
+          </w:tcPr>
+          <w:p>
+            <w:r>
+              <w:rPr>
+                <w:sz w:val="18"/>
+              </w:rPr>
+            </w:r>
+          </w:p>
+        </w:tc>
+        <w:tc>
+          <w:tcPr>
+            <w:tcW w:type="dxa" w:w="1728"/>
+          </w:tcPr>
+          <w:p>
+            <w:r>
+              <w:rPr>
+                <w:sz w:val="18"/>
+              </w:rPr>
+              <w:t>□ 知识点没记住 □ 概念混淆 □ 审题错误 □ 选项陷阱</w:t>
+            </w:r>
+          </w:p>
+        </w:tc>
+        <w:tc>
+          <w:tcPr>
+            <w:tcW w:type="dxa" w:w="1728"/>
+          </w:tcPr>
+          <w:p>
+            <w:r>
+              <w:rPr>
+                <w:sz w:val="18"/>
+              </w:rPr>
+            </w:r>
+          </w:p>
+        </w:tc>
+        <w:tc>
+          <w:tcPr>
+            <w:tcW w:type="dxa" w:w="1728"/>
+          </w:tcPr>
+          <w:p>
+            <w:r>
+              <w:rPr>
+                <w:sz w:val="18"/>
+              </w:rPr>
+            </w:r>
+          </w:p>
+        </w:tc>
+      </w:tr>
+      <w:tr>
+        <w:tc>
+          <w:tcPr>
+            <w:tcW w:type="dxa" w:w="1728"/>
+          </w:tcPr>
+          <w:p>
+            <w:r>
+              <w:rPr>
+                <w:sz w:val="18"/>
+              </w:rPr>
+            </w:r>
+          </w:p>
+        </w:tc>
+        <w:tc>
+          <w:tcPr>
+            <w:tcW w:type="dxa" w:w="1728"/>
+          </w:tcPr>
+          <w:p>
+            <w:r>
+              <w:rPr>
+                <w:sz w:val="18"/>
+              </w:rPr>
+            </w:r>
+          </w:p>
+        </w:tc>
+        <w:tc>
+          <w:tcPr>
+            <w:tcW w:type="dxa" w:w="1728"/>
+          </w:tcPr>
+          <w:p>
+            <w:r>
+              <w:rPr>
+                <w:sz w:val="18"/>
+              </w:rPr>
+              <w:t>□ 知识点没记住 □ 概念混淆 □ 审题错误 □ 选项陷阱</w:t>
+            </w:r>
+          </w:p>
+        </w:tc>
+        <w:tc>
+          <w:tcPr>
+            <w:tcW w:type="dxa" w:w="1728"/>
+          </w:tcPr>
+          <w:p>
+            <w:r>
+              <w:rPr>
+                <w:sz w:val="18"/>
+              </w:rPr>
+            </w:r>
+          </w:p>
+        </w:tc>
+        <w:tc>
+          <w:tcPr>
+            <w:tcW w:type="dxa" w:w="1728"/>
+          </w:tcPr>
+          <w:p>
+            <w:r>
+              <w:rPr>
+                <w:sz w:val="18"/>
+              </w:rPr>
+            </w:r>
+          </w:p>
+        </w:tc>
+      </w:tr>
+      <w:tr>
+        <w:tc>
+          <w:tcPr>
+            <w:tcW w:type="dxa" w:w="1728"/>
+          </w:tcPr>
+          <w:p>
+            <w:r>
+              <w:rPr>
+                <w:sz w:val="18"/>
+              </w:rPr>
+            </w:r>
+          </w:p>
+        </w:tc>
+        <w:tc>
+          <w:tcPr>
+            <w:tcW w:type="dxa" w:w="1728"/>
+          </w:tcPr>
+          <w:p>
+            <w:r>
+              <w:rPr>
+                <w:sz w:val="18"/>
+              </w:rPr>
+            </w:r>
+          </w:p>
+        </w:tc>
+        <w:tc>
+          <w:tcPr>
+            <w:tcW w:type="dxa" w:w="1728"/>
+          </w:tcPr>
+          <w:p>
+            <w:r>
+              <w:rPr>
+                <w:sz w:val="18"/>
+              </w:rPr>
+              <w:t>□ 知识点没记住 □ 概念混淆 □ 审题错误 □ 选项陷阱</w:t>
+            </w:r>
+          </w:p>
+        </w:tc>
+        <w:tc>
+          <w:tcPr>
+            <w:tcW w:type="dxa" w:w="1728"/>
+          </w:tcPr>
+          <w:p>
+            <w:r>
+              <w:rPr>
+                <w:sz w:val="18"/>
+              </w:rPr>
+            </w:r>
+          </w:p>
+        </w:tc>
+        <w:tc>
+          <w:tcPr>
+            <w:tcW w:type="dxa" w:w="1728"/>
+          </w:tcPr>
+          <w:p>
+            <w:r>
+              <w:rPr>
+                <w:sz w:val="18"/>
+              </w:rPr>
+            </w:r>
+          </w:p>
+        </w:tc>
+      </w:tr>
+      <w:tr>
+        <w:tc>
+          <w:tcPr>
+            <w:tcW w:type="dxa" w:w="1728"/>
+          </w:tcPr>
+          <w:p>
+            <w:r>
+              <w:rPr>
+                <w:sz w:val="18"/>
+              </w:rPr>
+            </w:r>
+          </w:p>
+        </w:tc>
+        <w:tc>
+          <w:tcPr>
+            <w:tcW w:type="dxa" w:w="1728"/>
+          </w:tcPr>
+          <w:p>
+            <w:r>
+              <w:rPr>
+                <w:sz w:val="18"/>
+              </w:rPr>
+            </w:r>
+          </w:p>
+        </w:tc>
+        <w:tc>
+          <w:tcPr>
+            <w:tcW w:type="dxa" w:w="1728"/>
+          </w:tcPr>
+          <w:p>
+            <w:r>
+              <w:rPr>
+                <w:sz w:val="18"/>
+              </w:rPr>
+              <w:t>□ 知识点没记住 □ 概念混淆 □ 审题错误 □ 选项陷阱</w:t>
+            </w:r>
+          </w:p>
+        </w:tc>
+        <w:tc>
+          <w:tcPr>
+            <w:tcW w:type="dxa" w:w="1728"/>
+          </w:tcPr>
+          <w:p>
+            <w:r>
+              <w:rPr>
+                <w:sz w:val="18"/>
+              </w:rPr>
+            </w:r>
+          </w:p>
+        </w:tc>
+        <w:tc>
+          <w:tcPr>
+            <w:tcW w:type="dxa" w:w="1728"/>
+          </w:tcPr>
+          <w:p>
+            <w:r>
+              <w:rPr>
+                <w:sz w:val="18"/>
+              </w:rPr>
+            </w:r>
+          </w:p>
+        </w:tc>
+      </w:tr>
+      <w:tr>
+        <w:tc>
+          <w:tcPr>
+            <w:tcW w:type="dxa" w:w="1728"/>
+          </w:tcPr>
+          <w:p>
+            <w:r>
+              <w:rPr>
+                <w:sz w:val="18"/>
+              </w:rPr>
+            </w:r>
+          </w:p>
+        </w:tc>
+        <w:tc>
+          <w:tcPr>
+            <w:tcW w:type="dxa" w:w="1728"/>
+          </w:tcPr>
+          <w:p>
+            <w:r>
+              <w:rPr>
+                <w:sz w:val="18"/>
+              </w:rPr>
+            </w:r>
+          </w:p>
+        </w:tc>
+        <w:tc>
+          <w:tcPr>
+            <w:tcW w:type="dxa" w:w="1728"/>
+          </w:tcPr>
+          <w:p>
+            <w:r>
+              <w:rPr>
+                <w:sz w:val="18"/>
+              </w:rPr>
+              <w:t>□ 知识点没记住 □ 概念混淆 □ 审题错误 □ 选项陷阱</w:t>
+            </w:r>
+          </w:p>
+        </w:tc>
+        <w:tc>
+          <w:tcPr>
+            <w:tcW w:type="dxa" w:w="1728"/>
+          </w:tcPr>
+          <w:p>
+            <w:r>
+              <w:rPr>
+                <w:sz w:val="18"/>
+              </w:rPr>
+            </w:r>
+          </w:p>
+        </w:tc>
+        <w:tc>
+          <w:tcPr>
+            <w:tcW w:type="dxa" w:w="1728"/>
+          </w:tcPr>
+          <w:p>
+            <w:r>
+              <w:rPr>
+                <w:sz w:val="18"/>
+              </w:rPr>
+            </w:r>
+          </w:p>
+        </w:tc>
+      </w:tr>
+      <w:tr>
+        <w:tc>
+          <w:tcPr>
+            <w:tcW w:type="dxa" w:w="1728"/>
+          </w:tcPr>
+          <w:p>
+            <w:r>
+              <w:rPr>
+                <w:sz w:val="18"/>
+              </w:rPr>
+            </w:r>
+          </w:p>
+        </w:tc>
+        <w:tc>
+          <w:tcPr>
+            <w:tcW w:type="dxa" w:w="1728"/>
+          </w:tcPr>
+          <w:p>
+            <w:r>
+              <w:rPr>
+                <w:sz w:val="18"/>
+              </w:rPr>
+            </w:r>
+          </w:p>
+        </w:tc>
+        <w:tc>
+          <w:tcPr>
+            <w:tcW w:type="dxa" w:w="1728"/>
+          </w:tcPr>
+          <w:p>
+            <w:r>
+              <w:rPr>
+                <w:sz w:val="18"/>
+              </w:rPr>
+              <w:t>□ 知识点没记住 □ 概念混淆 □ 审题错误 □ 选项陷阱</w:t>
+            </w:r>
+          </w:p>
+        </w:tc>
+        <w:tc>
+          <w:tcPr>
+            <w:tcW w:type="dxa" w:w="1728"/>
+          </w:tcPr>
+          <w:p>
+            <w:r>
+              <w:rPr>
+                <w:sz w:val="18"/>
+              </w:rPr>
+            </w:r>
+          </w:p>
+        </w:tc>
+        <w:tc>
+          <w:tcPr>
+            <w:tcW w:type="dxa" w:w="1728"/>
+          </w:tcPr>
+          <w:p>
+            <w:r>
+              <w:rPr>
+                <w:sz w:val="18"/>
+              </w:rPr>
+            </w:r>
+          </w:p>
+        </w:tc>
+      </w:tr>
+      <w:tr>
+        <w:tc>
+          <w:tcPr>
+            <w:tcW w:type="dxa" w:w="1728"/>
+          </w:tcPr>
+          <w:p>
+            <w:r>
+              <w:rPr>
+                <w:sz w:val="18"/>
+              </w:rPr>
+            </w:r>
+          </w:p>
+        </w:tc>
+        <w:tc>
+          <w:tcPr>
+            <w:tcW w:type="dxa" w:w="1728"/>
+          </w:tcPr>
+          <w:p>
+            <w:r>
+              <w:rPr>
+                <w:sz w:val="18"/>
+              </w:rPr>
+            </w:r>
+          </w:p>
+        </w:tc>
+        <w:tc>
+          <w:tcPr>
+            <w:tcW w:type="dxa" w:w="1728"/>
+          </w:tcPr>
+          <w:p>
+            <w:r>
+              <w:rPr>
+                <w:sz w:val="18"/>
+              </w:rPr>
+              <w:t>□ 知识点没记住 □ 概念混淆 □ 审题错误 □ 选项陷阱</w:t>
+            </w:r>
+          </w:p>
+        </w:tc>
+        <w:tc>
+          <w:tcPr>
+            <w:tcW w:type="dxa" w:w="1728"/>
+          </w:tcPr>
+          <w:p>
+            <w:r>
+              <w:rPr>
+                <w:sz w:val="18"/>
+              </w:rPr>
+            </w:r>
+          </w:p>
+        </w:tc>
+        <w:tc>
+          <w:tcPr>
+            <w:tcW w:type="dxa" w:w="1728"/>
+          </w:tcPr>
+          <w:p>
+            <w:r>
+              <w:rPr>
+                <w:sz w:val="18"/>
+              </w:rPr>
+            </w:r>
+          </w:p>
+        </w:tc>
+      </w:tr>
+    </w:tbl>
+    <w:p/>
+    <w:p>
+      <w:r>
+        <w:rPr>
+          <w:rFonts w:ascii="宋体" w:hAnsi="宋体" w:eastAsia="宋体"/>
+          <w:b w:val="0"/>
+          <w:sz w:val="20"/>
+        </w:rPr>
+        <w:t>打印后手写，或用笔记本照此格式记录。</w:t>
+      </w:r>
+    </w:p>
+    <w:p>
+      <w:pPr>
+        <w:pStyle w:val="Heading2"/>
+      </w:pPr>
+      <w:r>
+        <w:rPr>
+          <w:color w:val="1A1A1A"/>
+        </w:rPr>
+        <w:t>第3步：薄弱知识点回溯（15分钟）</w:t>
+      </w:r>
+    </w:p>
+    <w:p>
+      <w:r>
+        <w:rPr>
+          <w:rFonts w:ascii="宋体" w:hAnsi="宋体" w:eastAsia="宋体"/>
+          <w:b w:val="0"/>
+          <w:sz w:val="20"/>
+        </w:rPr>
+        <w:t>统计错因最多的三个知识点，回到对应专题重做该知识点的全部题目。</w:t>
+      </w:r>
+    </w:p>
+    <w:p>
+      <w:r>
+        <w:rPr>
+          <w:rFonts w:ascii="宋体" w:hAnsi="宋体" w:eastAsia="宋体"/>
+          <w:b w:val="0"/>
+          <w:sz w:val="20"/>
+        </w:rPr>
+        <w:t>例如：如果"法律与道德关系"错了3题→回专题一，把单选8-9+判断4-5全部重做一遍。</w:t>
+      </w:r>
+    </w:p>
+    <w:p>
+      <w:pPr>
+        <w:pStyle w:val="Heading2"/>
+      </w:pPr>
+      <w:r>
+        <w:rPr>
+          <w:color w:val="1A1A1A"/>
+        </w:rPr>
+        <w:t>第4步：变式自测（10分钟）</w:t>
+      </w:r>
+    </w:p>
+    <w:p>
+      <w:r>
+        <w:rPr>
+          <w:rFonts w:ascii="宋体" w:hAnsi="宋体" w:eastAsia="宋体"/>
+          <w:b w:val="0"/>
+          <w:sz w:val="20"/>
+        </w:rPr>
+        <w:t>把每道错题换一种问法考自己——这是最高效的提取练习。</w:t>
+      </w:r>
+    </w:p>
+    <w:p>
+      <w:r>
+        <w:rPr>
+          <w:rFonts w:ascii="宋体" w:hAnsi="宋体" w:eastAsia="宋体"/>
+          <w:b w:val="0"/>
+          <w:sz w:val="20"/>
+        </w:rPr>
+        <w:t>例：原题问"法律区别于道德的首要之处是( )"，变式为"道德区别于法律的首要之处是( )"→答案完全不同。</w:t>
+      </w:r>
+    </w:p>
+    <w:p>
+      <w:r>
+        <w:rPr>
+          <w:rFonts w:ascii="宋体" w:hAnsi="宋体" w:eastAsia="宋体"/>
+          <w:b w:val="0"/>
+          <w:sz w:val="20"/>
+        </w:rPr>
+        <w:t>例：原题问"社会主义道德的核心是？"，变式为"社会主义道德的原则是？"→核心≠原则，反复对比才能刻进记忆。</w:t>
+      </w:r>
+    </w:p>
+    <w:p>
+      <w:r>
+        <w:br w:type="page"/>
+      </w:r>
+    </w:p>
+    <w:p>
+      <w:pPr>
+        <w:pStyle w:val="Heading1"/>
+      </w:pPr>
+      <w:r>
+        <w:rPr>
+          <w:color w:val="1A1A1A"/>
+        </w:rPr>
+        <w:t>五、统一理解与框架重构（全书压缩）</w:t>
+      </w:r>
+    </w:p>
+    <w:p>
+      <w:r>
+        <w:rPr>
+          <w:rFonts w:ascii="宋体" w:hAnsi="宋体" w:eastAsia="宋体"/>
+          <w:b/>
+          <w:sz w:val="22"/>
+        </w:rPr>
+        <w:t>学完全部专题+做完模拟卷+分析完错题后，进入此阶段。</w:t>
+      </w:r>
+    </w:p>
+    <w:p>
+      <w:r>
+        <w:rPr>
+          <w:rFonts w:ascii="宋体" w:hAnsi="宋体" w:eastAsia="宋体"/>
+          <w:b w:val="0"/>
+          <w:sz w:val="20"/>
+        </w:rPr>
+        <w:t>目标：把整本书压缩成一张可以口头复述的知识网。检验标准：不看任何资料，能讲出下面全部内容。</w:t>
+      </w:r>
+    </w:p>
+    <w:p>
+      <w:pPr>
+        <w:pStyle w:val="Heading2"/>
+      </w:pPr>
+      <w:r>
+        <w:rPr>
+          <w:color w:val="1A1A1A"/>
+        </w:rPr>
+        <w:t>🔑 全书最小记忆单元（口头复述版）</w:t>
+      </w:r>
+    </w:p>
+    <w:p>
+      <w:r>
+        <w:rPr>
+          <w:rFonts w:ascii="宋体" w:hAnsi="宋体" w:eastAsia="宋体"/>
+          <w:b w:val="0"/>
+          <w:sz w:val="20"/>
+        </w:rPr>
+        <w:t>【绪论】新时代=3个意味着+5个是。中国梦=国家富强民族振兴人民幸福。时代新人=立大志明大德成大才担大任。</w:t>
+      </w:r>
+    </w:p>
+    <w:p>
+      <w:r>
+        <w:rPr>
+          <w:rFonts w:ascii="宋体" w:hAnsi="宋体" w:eastAsia="宋体"/>
+          <w:b w:val="0"/>
+          <w:sz w:val="20"/>
+        </w:rPr>
+        <w:t>【第一章=人生观】人的本质是社会关系总和。人生观=目的(核心)+态度+价值。高尚追求=服务人民奉献社会。态度=认真务实乐观进取。评价=根本尺度(符合规律促进进步)+基本尺度(劳动贡献)。五矛盾=得失苦乐顺逆生死荣辱。三错误=拜金享乐个人。出彩人生=三同。</w:t>
+      </w:r>
+    </w:p>
+    <w:p>
+      <w:r>
+        <w:rPr>
+          <w:rFonts w:ascii="宋体" w:hAnsi="宋体" w:eastAsia="宋体"/>
+          <w:b w:val="0"/>
+          <w:sz w:val="20"/>
+        </w:rPr>
+        <w:t>【第二章=理想信念】理想=超越+实践+时代。信念=执着+支撑+多样。信仰是最高信念。精神之钙=昭示+催生+提供+提高。马克思主义=科学+人民+实践+开放。最本质特征=党的领导。四自信=道理制文。个人理想以社会理想为指引。</w:t>
+      </w:r>
+    </w:p>
+    <w:p>
+      <w:r>
+        <w:rPr>
+          <w:rFonts w:ascii="宋体" w:hAnsi="宋体" w:eastAsia="宋体"/>
+          <w:b w:val="0"/>
+          <w:sz w:val="20"/>
+        </w:rPr>
+        <w:t>【第三章=中国精神】中国精神=爱国主义(民族核心)+改革创新(时代核心)。四伟大=创造奋斗团结梦想。爱国=爱河山+爱同胞(试金石)+爱文化+爱国家。本质=爱国爱党爱社会主义统一。台湾=和平统一一国两制。</w:t>
+      </w:r>
+    </w:p>
+    <w:p>
+      <w:r>
+        <w:rPr>
+          <w:rFonts w:ascii="宋体" w:hAnsi="宋体" w:eastAsia="宋体"/>
+          <w:b w:val="0"/>
+          <w:sz w:val="20"/>
+        </w:rPr>
+        <w:t>【第四章=核心价值观】国家=富强民主文明和谐。社会=自由平等公正法治。公民=爱国敬业诚信友善。三特征=先进(方向)+人民(根本)+真实(可信)。践行=勤学修德明辨笃实。2018入宪。</w:t>
+      </w:r>
+    </w:p>
+    <w:p>
+      <w:r>
+        <w:rPr>
+          <w:rFonts w:ascii="宋体" w:hAnsi="宋体" w:eastAsia="宋体"/>
+          <w:b w:val="0"/>
+          <w:sz w:val="20"/>
+        </w:rPr>
+        <w:t>【第五章=道德】起源=劳动(首要)+社会关系(客观)+自我意识(主观)。核心=为人民服务。原则=集体主义。三层次=无私奉献→先公后私→遵纪守法。四德=社会(文明礼貌助人爱护保护守法)+职业(爱岗诚实公道服务奉献)+家庭(尊老平等和睦勤俭邻里)+个人(爱国明礼勤劳宽厚自强)。</w:t>
+      </w:r>
+    </w:p>
+    <w:p>
+      <w:r>
+        <w:rPr>
+          <w:rFonts w:ascii="宋体" w:hAnsi="宋体" w:eastAsia="宋体"/>
+          <w:b w:val="0"/>
+          <w:sz w:val="20"/>
+        </w:rPr>
+        <w:t>【第六章=法治】法律=国家制定认可+强制力+统治阶级意志+物质条件。运行=制定(起始关键)→执行(重要)→适用→遵守。16字=科学(前提)+严格(关键)+公正(重点/最后防线)+全民(基础)。5原则=党领导+人民主体+平等+德法结合+实际。宪法=根本法+最高效力。1954→1982→2018。</w:t>
+      </w:r>
+    </w:p>
+    <w:p>
+      <w:pPr>
+        <w:pStyle w:val="Heading2"/>
+      </w:pPr>
+      <w:r>
+        <w:rPr>
+          <w:color w:val="1A1A1A"/>
+        </w:rPr>
+        <w:t>🔗 跨章知识网络（必背3条串联线）</w:t>
+      </w:r>
+    </w:p>
+    <w:p>
+      <w:r>
+        <w:rPr>
+          <w:rFonts w:ascii="宋体" w:hAnsi="宋体" w:eastAsia="宋体"/>
+          <w:b w:val="0"/>
+          <w:sz w:val="20"/>
+        </w:rPr>
+        <w:t>线索一「精神之钙线」：绪论§7"没有理想信念导致软骨病"→第二章§一"理想信念是精神之钙"昭示目标+催生动力+提供支柱+提高境界。考论述题时两端都要引用。</w:t>
+      </w:r>
+    </w:p>
+    <w:p>
+      <w:r>
+        <w:rPr>
+          <w:rFonts w:ascii="宋体" w:hAnsi="宋体" w:eastAsia="宋体"/>
+          <w:b w:val="0"/>
+          <w:sz w:val="20"/>
+        </w:rPr>
+        <w:t>线索二「爱国本质线」：第三章§二"爱国爱党爱社会主义统一"→第二章§二"党的领导是最本质特征"。爱国=爱党=爱社会主义，三位一体不可分割。</w:t>
+      </w:r>
+    </w:p>
+    <w:p>
+      <w:r>
+        <w:rPr>
+          <w:rFonts w:ascii="宋体" w:hAnsi="宋体" w:eastAsia="宋体"/>
+          <w:b w:val="0"/>
+          <w:sz w:val="20"/>
+        </w:rPr>
+        <w:t>线索三「法治德治线」：绪论§三"法律是成文道德，道德是内心法律"→第六章§二"依法治国与以德治国相结合"。车之两轮鸟之两翼——单独用一条腿走不了路。</w:t>
+      </w:r>
+    </w:p>
+    <w:p>
+      <w:pPr>
+        <w:pStyle w:val="Heading2"/>
+      </w:pPr>
+      <w:r>
+        <w:rPr>
+          <w:color w:val="1A1A1A"/>
+        </w:rPr>
+        <w:t>🧠 背诵自检循环</w:t>
+      </w:r>
+    </w:p>
+    <w:p>
+      <w:r>
+        <w:rPr>
+          <w:rFonts w:ascii="宋体" w:hAnsi="宋体" w:eastAsia="宋体"/>
+          <w:b w:val="0"/>
+          <w:sz w:val="20"/>
+        </w:rPr>
+        <w:t>按以下循环练习，直到每章都能口头复述：</w:t>
+      </w:r>
+    </w:p>
+    <w:p>
+      <w:r>
+        <w:rPr>
+          <w:rFonts w:ascii="宋体" w:hAnsi="宋体" w:eastAsia="宋体"/>
+          <w:b w:val="0"/>
+          <w:sz w:val="20"/>
+        </w:rPr>
+        <w:t>① 盖住上面的「全书最小记忆单元」</w:t>
+      </w:r>
+    </w:p>
+    <w:p>
+      <w:r>
+        <w:rPr>
+          <w:rFonts w:ascii="宋体" w:hAnsi="宋体" w:eastAsia="宋体"/>
+          <w:b w:val="0"/>
+          <w:sz w:val="20"/>
+        </w:rPr>
+        <w:t>② 拿出一张白纸，默写该章所有关键词（不是全文，是关键词链）</w:t>
+      </w:r>
+    </w:p>
+    <w:p>
+      <w:r>
+        <w:rPr>
+          <w:rFonts w:ascii="宋体" w:hAnsi="宋体" w:eastAsia="宋体"/>
+          <w:b w:val="0"/>
+          <w:sz w:val="20"/>
+        </w:rPr>
+        <w:t>③ 对照原文，用红笔补上漏掉的关键词</w:t>
+      </w:r>
+    </w:p>
+    <w:p>
+      <w:r>
+        <w:rPr>
+          <w:rFonts w:ascii="宋体" w:hAnsi="宋体" w:eastAsia="宋体"/>
+          <w:b w:val="0"/>
+          <w:sz w:val="20"/>
+        </w:rPr>
+        <w:t>④ 口头复述一遍完整版（出声！出声比默读记忆效率高2倍）</w:t>
+      </w:r>
+    </w:p>
+    <w:p>
+      <w:r>
+        <w:rPr>
+          <w:rFonts w:ascii="宋体" w:hAnsi="宋体" w:eastAsia="宋体"/>
+          <w:b w:val="0"/>
+          <w:sz w:val="20"/>
+        </w:rPr>
+        <w:t>⑤ 睡前再复述一遍（睡眠中大脑会巩固记忆）</w:t>
+      </w:r>
+    </w:p>
+    <w:p>
+      <w:r>
+        <w:br w:type="page"/>
+      </w:r>
+    </w:p>
+    <w:p>
+      <w:pPr>
+        <w:pStyle w:val="Heading1"/>
+      </w:pPr>
+      <w:r>
+        <w:rPr>
+          <w:color w:val="1A1A1A"/>
+        </w:rPr>
+        <w:t>六、考前10分钟速记卡</w:t>
+      </w:r>
+    </w:p>
+    <w:p>
+      <w:r>
+        <w:rPr>
+          <w:rFonts w:ascii="宋体" w:hAnsi="宋体" w:eastAsia="宋体"/>
+          <w:b/>
+          <w:sz w:val="22"/>
+        </w:rPr>
+        <w:t>进考场前10分钟看的。别再看题了，看这个。</w:t>
+      </w:r>
+    </w:p>
+    <w:tbl>
+      <w:tblPr>
+        <w:tblStyle w:val="LightGrid-Accent1"/>
+        <w:tblW w:type="auto" w:w="0"/>
+        <w:tblLook w:firstColumn="1" w:firstRow="1" w:lastColumn="0" w:lastRow="0" w:noHBand="0" w:noVBand="1" w:val="04A0"/>
+      </w:tblPr>
+      <w:tblGrid>
+        <w:gridCol w:w="4320"/>
+        <w:gridCol w:w="4320"/>
+      </w:tblGrid>
+      <w:tr>
+        <w:tc>
+          <w:tcPr>
+            <w:tcW w:type="dxa" w:w="4320"/>
+          </w:tcPr>
+          <w:p>
+            <w:r>
+              <w:rPr>
+                <w:b/>
+                <w:sz w:val="18"/>
+              </w:rPr>
+              <w:t>章节</w:t>
+            </w:r>
+          </w:p>
+        </w:tc>
+        <w:tc>
+          <w:tcPr>
+            <w:tcW w:type="dxa" w:w="4320"/>
+          </w:tcPr>
+          <w:p>
+            <w:r>
+              <w:rPr>
+                <w:b/>
+                <w:sz w:val="18"/>
+              </w:rPr>
+              <w:t>10秒速记口诀</w:t>
+            </w:r>
+          </w:p>
+        </w:tc>
+      </w:tr>
+      <w:tr>
+        <w:tc>
+          <w:tcPr>
+            <w:tcW w:type="dxa" w:w="4320"/>
+          </w:tcPr>
+          <w:p>
+            <w:r>
+              <w:rPr>
+                <w:sz w:val="18"/>
+              </w:rPr>
+              <w:t>绪论</w:t>
+            </w:r>
+          </w:p>
+        </w:tc>
+        <w:tc>
+          <w:tcPr>
+            <w:tcW w:type="dxa" w:w="4320"/>
+          </w:tcPr>
+          <w:p>
+            <w:r>
+              <w:rPr>
+                <w:sz w:val="18"/>
+              </w:rPr>
+              <w:t>3个意味着/5个是/新人=立明成大</w:t>
+            </w:r>
+          </w:p>
+        </w:tc>
+      </w:tr>
+      <w:tr>
+        <w:tc>
+          <w:tcPr>
+            <w:tcW w:type="dxa" w:w="4320"/>
+          </w:tcPr>
+          <w:p>
+            <w:r>
+              <w:rPr>
+                <w:sz w:val="18"/>
+              </w:rPr>
+              <w:t>第一章 人生观</w:t>
+            </w:r>
+          </w:p>
+        </w:tc>
+        <w:tc>
+          <w:tcPr>
+            <w:tcW w:type="dxa" w:w="4320"/>
+          </w:tcPr>
+          <w:p>
+            <w:r>
+              <w:rPr>
+                <w:sz w:val="18"/>
+              </w:rPr>
+              <w:t>本质=社会关系总和/目的核心态度价值/服务人民奉献社会/认真务实乐观进取/五矛盾三错误三同</w:t>
+            </w:r>
+          </w:p>
+        </w:tc>
+      </w:tr>
+      <w:tr>
+        <w:tc>
+          <w:tcPr>
+            <w:tcW w:type="dxa" w:w="4320"/>
+          </w:tcPr>
+          <w:p>
+            <w:r>
+              <w:rPr>
+                <w:sz w:val="18"/>
+              </w:rPr>
+              <w:t>第二章 理想信念</w:t>
+            </w:r>
+          </w:p>
+        </w:tc>
+        <w:tc>
+          <w:tcPr>
+            <w:tcW w:type="dxa" w:w="4320"/>
+          </w:tcPr>
+          <w:p>
+            <w:r>
+              <w:rPr>
+                <w:sz w:val="18"/>
+              </w:rPr>
+              <w:t>理想=超实时代/信念=执支多/精神钙=昭催提提/马=科人实开/党=最本质/四自信</w:t>
+            </w:r>
+          </w:p>
+        </w:tc>
+      </w:tr>
+      <w:tr>
+        <w:tc>
+          <w:tcPr>
+            <w:tcW w:type="dxa" w:w="4320"/>
+          </w:tcPr>
+          <w:p>
+            <w:r>
+              <w:rPr>
+                <w:sz w:val="18"/>
+              </w:rPr>
+              <w:t>第三章 中国精神</w:t>
+            </w:r>
+          </w:p>
+        </w:tc>
+        <w:tc>
+          <w:tcPr>
+            <w:tcW w:type="dxa" w:w="4320"/>
+          </w:tcPr>
+          <w:p>
+            <w:r>
+              <w:rPr>
+                <w:sz w:val="18"/>
+              </w:rPr>
+              <w:t>民族=爱国/时代=创新/四伟大/四爱(同胞-试金石)/本质=爱党爱社统一/台湾=和统一国两制</w:t>
+            </w:r>
+          </w:p>
+        </w:tc>
+      </w:tr>
+      <w:tr>
+        <w:tc>
+          <w:tcPr>
+            <w:tcW w:type="dxa" w:w="4320"/>
+          </w:tcPr>
+          <w:p>
+            <w:r>
+              <w:rPr>
+                <w:sz w:val="18"/>
+              </w:rPr>
+              <w:t>第四章 价值观</w:t>
+            </w:r>
+          </w:p>
+        </w:tc>
+        <w:tc>
+          <w:tcPr>
+            <w:tcW w:type="dxa" w:w="4320"/>
+          </w:tcPr>
+          <w:p>
+            <w:r>
+              <w:rPr>
+                <w:sz w:val="18"/>
+              </w:rPr>
+              <w:t>国=富民主文明和谐/社=自平公正法治/民=爱敬诚信友善/三特征(人民=根本)/勤修明笃</w:t>
+            </w:r>
+          </w:p>
+        </w:tc>
+      </w:tr>
+      <w:tr>
+        <w:tc>
+          <w:tcPr>
+            <w:tcW w:type="dxa" w:w="4320"/>
+          </w:tcPr>
+          <w:p>
+            <w:r>
+              <w:rPr>
+                <w:sz w:val="18"/>
+              </w:rPr>
+              <w:t>第五章 道德</w:t>
+            </w:r>
+          </w:p>
+        </w:tc>
+        <w:tc>
+          <w:tcPr>
+            <w:tcW w:type="dxa" w:w="4320"/>
+          </w:tcPr>
+          <w:p>
+            <w:r>
+              <w:rPr>
+                <w:sz w:val="18"/>
+              </w:rPr>
+              <w:t>劳动首要社关客观自意主观/核心=为人民服务/原则=集体主义/三层次→四德各5项/知荣讲正奉献促和</w:t>
+            </w:r>
+          </w:p>
+        </w:tc>
+      </w:tr>
+      <w:tr>
+        <w:tc>
+          <w:tcPr>
+            <w:tcW w:type="dxa" w:w="4320"/>
+          </w:tcPr>
+          <w:p>
+            <w:r>
+              <w:rPr>
+                <w:sz w:val="18"/>
+              </w:rPr>
+              <w:t>第六章 法治</w:t>
+            </w:r>
+          </w:p>
+        </w:tc>
+        <w:tc>
+          <w:tcPr>
+            <w:tcW w:type="dxa" w:w="4320"/>
+          </w:tcPr>
+          <w:p>
+            <w:r>
+              <w:rPr>
+                <w:sz w:val="18"/>
+              </w:rPr>
+              <w:t>制定起始关键→执行重要→适用→遵守/16字=科严公全/5原则/宪法=根本法1954→1982→2018/权利义务不可分</w:t>
+            </w:r>
+          </w:p>
+        </w:tc>
+      </w:tr>
+    </w:tbl>
+    <w:p/>
+    <w:p>
+      <w:r>
+        <w:rPr>
+          <w:rFonts w:ascii="宋体" w:hAnsi="宋体" w:eastAsia="宋体"/>
+          <w:b w:val="0"/>
+          <w:sz w:val="12"/>
+        </w:rPr>
+      </w:r>
+    </w:p>
+    <w:p>
+      <w:r>
+        <w:rPr>
+          <w:rFonts w:ascii="宋体" w:hAnsi="宋体" w:eastAsia="宋体"/>
+          <w:b/>
+          <w:sz w:val="20"/>
+        </w:rPr>
+        <w:t>进考场最后三件事：① 再看一遍"易混辨析"里你之前错过的那几个 ② 确认宪法日12.4/国家安全日4.15 ③ 深呼吸，你准备够了。</w:t>
+      </w:r>
+    </w:p>
     <w:sectPr>
       <w:pgSz w:w="12240" w:h="15840"/>
       <w:pgMar w:top="1440" w:right="1800" w:bottom="1440" w:left="1800" w:header="720" w:footer="720" w:gutter="0"/>

--- a/思想道德与法治备考练习手册.docx
+++ b/思想道德与法治备考练习手册.docx
@@ -4,43 +4,42 @@
   <w:body>
     <w:p>
       <w:pPr>
-        <w:pStyle w:val="Title"/>
-        <w:spacing w:before="240" w:after="120"/>
+        <w:spacing w:before="280" w:after="120" w:line="276" w:lineRule="auto"/>
       </w:pPr>
       <w:r>
         <w:rPr>
           <w:rFonts w:ascii="微软雅黑" w:hAnsi="微软雅黑" w:eastAsia="微软雅黑"/>
           <w:b/>
           <w:color w:val="1A1A2E"/>
-          <w:sz w:val="40"/>
+          <w:sz w:val="36"/>
         </w:rPr>
         <w:t>思想道德与法治（2023年版）备考练习手册 v2</w:t>
       </w:r>
     </w:p>
     <w:p>
       <w:pPr>
-        <w:spacing w:after="40" w:before="0" w:line="288" w:lineRule="auto"/>
+        <w:spacing w:after="20" w:before="0" w:line="276" w:lineRule="auto"/>
       </w:pPr>
       <w:r>
         <w:rPr>
           <w:rFonts w:ascii="微软雅黑" w:hAnsi="微软雅黑" w:eastAsia="微软雅黑"/>
           <w:b/>
           <w:color w:val="2D2D2D"/>
-          <w:sz w:val="21"/>
+          <w:sz w:val="20"/>
         </w:rPr>
         <w:t>设计理念：数值框架串联 · 矩阵表格对比 · 易混辨析 · 典例精析 · 章末速测</w:t>
       </w:r>
     </w:p>
     <w:p>
       <w:pPr>
-        <w:spacing w:after="40" w:before="0" w:line="288" w:lineRule="auto"/>
+        <w:spacing w:after="20" w:before="0" w:line="276" w:lineRule="auto"/>
       </w:pPr>
       <w:r>
         <w:rPr>
           <w:rFonts w:ascii="微软雅黑" w:hAnsi="微软雅黑" w:eastAsia="微软雅黑"/>
           <w:b/>
           <w:color w:val="2D2D2D"/>
-          <w:sz w:val="0"/>
+          <w:sz w:val="18"/>
         </w:rPr>
         <w:t>使用顺序：① 先看 零、知识地图 建框架 → ② 再看 一、备考总策略 学方法 → ③ 七个专题逐个练 → ④ 综合模拟卷收尾</w:t>
       </w:r>
@@ -52,1380 +51,1372 @@
     </w:p>
     <w:p>
       <w:pPr>
-        <w:pStyle w:val="Heading1"/>
-        <w:spacing w:before="240" w:after="120"/>
+        <w:spacing w:before="280" w:after="120" w:line="276" w:lineRule="auto"/>
       </w:pPr>
       <w:r>
         <w:rPr>
           <w:rFonts w:ascii="微软雅黑" w:hAnsi="微软雅黑" w:eastAsia="微软雅黑"/>
           <w:b/>
           <w:color w:val="2C3E50"/>
-          <w:sz w:val="30"/>
+          <w:sz w:val="28"/>
         </w:rPr>
         <w:t>零、知识地图：全书树状结构速览</w:t>
       </w:r>
     </w:p>
     <w:p>
       <w:pPr>
-        <w:spacing w:after="40" w:before="0" w:line="288" w:lineRule="auto"/>
+        <w:spacing w:after="20" w:before="0" w:line="276" w:lineRule="auto"/>
       </w:pPr>
       <w:r>
         <w:rPr>
           <w:rFonts w:ascii="微软雅黑" w:hAnsi="微软雅黑" w:eastAsia="微软雅黑"/>
           <w:b w:val="0"/>
           <w:color w:val="2D2D2D"/>
-          <w:sz w:val="0"/>
+          <w:sz w:val="18"/>
         </w:rPr>
         <w:t>先花15分钟通读此处，建立全书骨架。做题时随时回查对应知识点。</w:t>
       </w:r>
     </w:p>
     <w:p>
       <w:pPr>
-        <w:pStyle w:val="Heading2"/>
-        <w:spacing w:before="240" w:after="120"/>
+        <w:spacing w:before="200" w:after="80" w:line="276" w:lineRule="auto"/>
       </w:pPr>
       <w:r>
         <w:rPr>
           <w:rFonts w:ascii="微软雅黑" w:hAnsi="微软雅黑" w:eastAsia="微软雅黑"/>
           <w:b/>
           <w:color w:val="34495E"/>
-          <w:sz w:val="26"/>
+          <w:sz w:val="24"/>
         </w:rPr>
         <w:t>绪论 担当复兴大任 成就时代新人</w:t>
       </w:r>
     </w:p>
     <w:p>
       <w:pPr>
-        <w:spacing w:after="40" w:before="0" w:line="288" w:lineRule="auto"/>
+        <w:spacing w:after="20" w:before="0" w:line="276" w:lineRule="auto"/>
       </w:pPr>
       <w:r>
         <w:rPr>
           <w:rFonts w:ascii="微软雅黑" w:hAnsi="微软雅黑" w:eastAsia="微软雅黑"/>
           <w:b/>
           <w:color w:val="2D2D2D"/>
-          <w:sz w:val="21"/>
+          <w:sz w:val="20"/>
         </w:rPr>
         <w:t>第一节 我们处在中国特色社会主义新时代</w:t>
       </w:r>
     </w:p>
     <w:p>
       <w:pPr>
-        <w:spacing w:after="40" w:before="0" w:line="288" w:lineRule="auto"/>
+        <w:spacing w:after="20" w:before="0" w:line="276" w:lineRule="auto"/>
       </w:pPr>
       <w:r>
         <w:rPr>
           <w:rFonts w:ascii="微软雅黑" w:hAnsi="微软雅黑" w:eastAsia="微软雅黑"/>
           <w:b w:val="0"/>
           <w:color w:val="2D2D2D"/>
-          <w:sz w:val="0"/>
+          <w:sz w:val="18"/>
         </w:rPr>
         <w:t xml:space="preserve">  一、新时代的意义=三个"意味着"</w:t>
       </w:r>
     </w:p>
     <w:p>
       <w:pPr>
-        <w:spacing w:after="40" w:before="0" w:line="288" w:lineRule="auto"/>
+        <w:spacing w:after="20" w:before="0" w:line="276" w:lineRule="auto"/>
       </w:pPr>
       <w:r>
         <w:rPr>
           <w:rFonts w:ascii="微软雅黑" w:hAnsi="微软雅黑" w:eastAsia="微软雅黑"/>
           <w:b w:val="0"/>
           <w:color w:val="2D2D2D"/>
-          <w:sz w:val="0"/>
+          <w:sz w:val="18"/>
         </w:rPr>
         <w:t xml:space="preserve">  二、新时代的内涵=五个"是"</w:t>
       </w:r>
     </w:p>
     <w:p>
       <w:pPr>
-        <w:spacing w:after="40" w:before="0" w:line="288" w:lineRule="auto"/>
+        <w:spacing w:after="20" w:before="0" w:line="276" w:lineRule="auto"/>
       </w:pPr>
       <w:r>
         <w:rPr>
           <w:rFonts w:ascii="微软雅黑" w:hAnsi="微软雅黑" w:eastAsia="微软雅黑"/>
           <w:b w:val="0"/>
           <w:color w:val="2D2D2D"/>
-          <w:sz w:val="0"/>
+          <w:sz w:val="18"/>
         </w:rPr>
         <w:t xml:space="preserve">  三、中国梦=国家富强+民族振兴+人民幸福</w:t>
       </w:r>
     </w:p>
     <w:p>
       <w:pPr>
-        <w:spacing w:after="40" w:before="0" w:line="288" w:lineRule="auto"/>
+        <w:spacing w:after="20" w:before="0" w:line="276" w:lineRule="auto"/>
       </w:pPr>
       <w:r>
         <w:rPr>
           <w:rFonts w:ascii="微软雅黑" w:hAnsi="微软雅黑" w:eastAsia="微软雅黑"/>
           <w:b/>
           <w:color w:val="2D2D2D"/>
-          <w:sz w:val="21"/>
+          <w:sz w:val="20"/>
         </w:rPr>
         <w:t>第二节 新时代呼唤担当民族复兴大任的时代新人</w:t>
       </w:r>
     </w:p>
     <w:p>
       <w:pPr>
-        <w:spacing w:after="40" w:before="0" w:line="288" w:lineRule="auto"/>
+        <w:spacing w:after="20" w:before="0" w:line="276" w:lineRule="auto"/>
       </w:pPr>
       <w:r>
         <w:rPr>
           <w:rFonts w:ascii="微软雅黑" w:hAnsi="微软雅黑" w:eastAsia="微软雅黑"/>
           <w:b w:val="0"/>
           <w:color w:val="2D2D2D"/>
-          <w:sz w:val="0"/>
+          <w:sz w:val="18"/>
         </w:rPr>
         <w:t xml:space="preserve">  一、立大志+明大德+成大才+担大任</w:t>
       </w:r>
     </w:p>
     <w:p>
       <w:pPr>
-        <w:spacing w:after="40" w:before="0" w:line="288" w:lineRule="auto"/>
+        <w:spacing w:after="20" w:before="0" w:line="276" w:lineRule="auto"/>
       </w:pPr>
       <w:r>
         <w:rPr>
           <w:rFonts w:ascii="微软雅黑" w:hAnsi="微软雅黑" w:eastAsia="微软雅黑"/>
           <w:b/>
           <w:color w:val="2D2D2D"/>
-          <w:sz w:val="21"/>
+          <w:sz w:val="20"/>
         </w:rPr>
         <w:t>第三节 不断提升思想道德素质和法治素养</w:t>
       </w:r>
     </w:p>
     <w:p>
       <w:pPr>
-        <w:spacing w:after="40" w:before="0" w:line="288" w:lineRule="auto"/>
+        <w:spacing w:after="20" w:before="0" w:line="276" w:lineRule="auto"/>
       </w:pPr>
       <w:r>
         <w:rPr>
           <w:rFonts w:ascii="微软雅黑" w:hAnsi="微软雅黑" w:eastAsia="微软雅黑"/>
           <w:b w:val="0"/>
           <w:color w:val="2D2D2D"/>
-          <w:sz w:val="0"/>
+          <w:sz w:val="18"/>
         </w:rPr>
         <w:t xml:space="preserve">  一、思想道德与法律的关系（上层建筑/协同发力/车之两轮鸟之两翼）</w:t>
       </w:r>
     </w:p>
     <w:p>
       <w:pPr>
-        <w:spacing w:after="40" w:before="0" w:line="288" w:lineRule="auto"/>
+        <w:spacing w:after="20" w:before="0" w:line="276" w:lineRule="auto"/>
       </w:pPr>
       <w:r>
         <w:rPr>
           <w:rFonts w:ascii="微软雅黑" w:hAnsi="微软雅黑" w:eastAsia="微软雅黑"/>
           <w:b w:val="0"/>
           <w:color w:val="2D2D2D"/>
-          <w:sz w:val="0"/>
+          <w:sz w:val="18"/>
         </w:rPr>
         <w:t xml:space="preserve">  二、学习本课程的意义（领悟人生真谛/遵守道德规范/学习法治思想）</w:t>
       </w:r>
     </w:p>
     <w:p>
       <w:pPr>
-        <w:pStyle w:val="Heading2"/>
-        <w:spacing w:before="240" w:after="120"/>
+        <w:spacing w:before="200" w:after="80" w:line="276" w:lineRule="auto"/>
       </w:pPr>
       <w:r>
         <w:rPr>
           <w:rFonts w:ascii="微软雅黑" w:hAnsi="微软雅黑" w:eastAsia="微软雅黑"/>
           <w:b/>
           <w:color w:val="34495E"/>
-          <w:sz w:val="26"/>
+          <w:sz w:val="24"/>
         </w:rPr>
         <w:t>第一章 领悟人生真谛 把握人生方向</w:t>
       </w:r>
     </w:p>
     <w:p>
       <w:pPr>
-        <w:spacing w:after="40" w:before="0" w:line="288" w:lineRule="auto"/>
+        <w:spacing w:after="20" w:before="0" w:line="276" w:lineRule="auto"/>
       </w:pPr>
       <w:r>
         <w:rPr>
           <w:rFonts w:ascii="微软雅黑" w:hAnsi="微软雅黑" w:eastAsia="微软雅黑"/>
           <w:b/>
           <w:color w:val="2D2D2D"/>
-          <w:sz w:val="21"/>
+          <w:sz w:val="20"/>
         </w:rPr>
         <w:t>第一节 人生观是对人生的总看法</w:t>
       </w:r>
     </w:p>
     <w:p>
       <w:pPr>
-        <w:spacing w:after="40" w:before="0" w:line="288" w:lineRule="auto"/>
+        <w:spacing w:after="20" w:before="0" w:line="276" w:lineRule="auto"/>
       </w:pPr>
       <w:r>
         <w:rPr>
           <w:rFonts w:ascii="微软雅黑" w:hAnsi="微软雅黑" w:eastAsia="微软雅黑"/>
           <w:b w:val="0"/>
           <w:color w:val="2D2D2D"/>
-          <w:sz w:val="0"/>
+          <w:sz w:val="18"/>
         </w:rPr>
         <w:t xml:space="preserve">  一、人的本质=一切社会关系的总和(马克思)，社会属性是本质属性</w:t>
       </w:r>
     </w:p>
     <w:p>
       <w:pPr>
-        <w:spacing w:after="40" w:before="0" w:line="288" w:lineRule="auto"/>
+        <w:spacing w:after="20" w:before="0" w:line="276" w:lineRule="auto"/>
       </w:pPr>
       <w:r>
         <w:rPr>
           <w:rFonts w:ascii="微软雅黑" w:hAnsi="微软雅黑" w:eastAsia="微软雅黑"/>
           <w:b w:val="0"/>
           <w:color w:val="2D2D2D"/>
-          <w:sz w:val="0"/>
+          <w:sz w:val="18"/>
         </w:rPr>
         <w:t xml:space="preserve">  二、个人与社会：对立统一，最根本=个人利益与社会利益关系</w:t>
       </w:r>
     </w:p>
     <w:p>
       <w:pPr>
-        <w:spacing w:after="40" w:before="0" w:line="288" w:lineRule="auto"/>
+        <w:spacing w:after="20" w:before="0" w:line="276" w:lineRule="auto"/>
       </w:pPr>
       <w:r>
         <w:rPr>
           <w:rFonts w:ascii="微软雅黑" w:hAnsi="微软雅黑" w:eastAsia="微软雅黑"/>
           <w:b w:val="0"/>
           <w:color w:val="2D2D2D"/>
-          <w:sz w:val="0"/>
+          <w:sz w:val="18"/>
         </w:rPr>
         <w:t xml:space="preserve">  三、人生观三要素：人生目的(核心)→人生态度→人生价值</w:t>
       </w:r>
     </w:p>
     <w:p>
       <w:pPr>
-        <w:spacing w:after="40" w:before="0" w:line="288" w:lineRule="auto"/>
+        <w:spacing w:after="20" w:before="0" w:line="276" w:lineRule="auto"/>
       </w:pPr>
       <w:r>
         <w:rPr>
           <w:rFonts w:ascii="微软雅黑" w:hAnsi="微软雅黑" w:eastAsia="微软雅黑"/>
           <w:b w:val="0"/>
           <w:color w:val="2D2D2D"/>
-          <w:sz w:val="0"/>
+          <w:sz w:val="18"/>
         </w:rPr>
         <w:t xml:space="preserve">    自我价值(前提) + 社会价值(保障) 相互依存</w:t>
       </w:r>
     </w:p>
     <w:p>
       <w:pPr>
-        <w:spacing w:after="40" w:before="0" w:line="288" w:lineRule="auto"/>
+        <w:spacing w:after="20" w:before="0" w:line="276" w:lineRule="auto"/>
       </w:pPr>
       <w:r>
         <w:rPr>
           <w:rFonts w:ascii="微软雅黑" w:hAnsi="微软雅黑" w:eastAsia="微软雅黑"/>
           <w:b w:val="0"/>
           <w:color w:val="2D2D2D"/>
-          <w:sz w:val="0"/>
+          <w:sz w:val="18"/>
         </w:rPr>
         <w:t xml:space="preserve">  四、人生观⇔世界观⇔价值观（世界观决定人生观，人生观反作用）</w:t>
       </w:r>
     </w:p>
     <w:p>
       <w:pPr>
-        <w:spacing w:after="40" w:before="0" w:line="288" w:lineRule="auto"/>
+        <w:spacing w:after="20" w:before="0" w:line="276" w:lineRule="auto"/>
       </w:pPr>
       <w:r>
         <w:rPr>
           <w:rFonts w:ascii="微软雅黑" w:hAnsi="微软雅黑" w:eastAsia="微软雅黑"/>
           <w:b/>
           <w:color w:val="2D2D2D"/>
-          <w:sz w:val="21"/>
+          <w:sz w:val="20"/>
         </w:rPr>
         <w:t>第二节 正确的人生观</w:t>
       </w:r>
     </w:p>
     <w:p>
       <w:pPr>
-        <w:spacing w:after="40" w:before="0" w:line="288" w:lineRule="auto"/>
+        <w:spacing w:after="20" w:before="0" w:line="276" w:lineRule="auto"/>
       </w:pPr>
       <w:r>
         <w:rPr>
           <w:rFonts w:ascii="微软雅黑" w:hAnsi="微软雅黑" w:eastAsia="微软雅黑"/>
           <w:b w:val="0"/>
           <w:color w:val="2D2D2D"/>
-          <w:sz w:val="0"/>
+          <w:sz w:val="18"/>
         </w:rPr>
         <w:t xml:space="preserve">  一、高尚人生追求=服务人民奉献社会（最先进）</w:t>
       </w:r>
     </w:p>
     <w:p>
       <w:pPr>
-        <w:spacing w:after="40" w:before="0" w:line="288" w:lineRule="auto"/>
+        <w:spacing w:after="20" w:before="0" w:line="276" w:lineRule="auto"/>
       </w:pPr>
       <w:r>
         <w:rPr>
           <w:rFonts w:ascii="微软雅黑" w:hAnsi="微软雅黑" w:eastAsia="微软雅黑"/>
           <w:b w:val="0"/>
           <w:color w:val="2D2D2D"/>
-          <w:sz w:val="0"/>
+          <w:sz w:val="18"/>
         </w:rPr>
         <w:t xml:space="preserve">  二、人生态度四维度=认真+务实+乐观+进取</w:t>
       </w:r>
     </w:p>
     <w:p>
       <w:pPr>
-        <w:spacing w:after="40" w:before="0" w:line="288" w:lineRule="auto"/>
+        <w:spacing w:after="20" w:before="0" w:line="276" w:lineRule="auto"/>
       </w:pPr>
       <w:r>
         <w:rPr>
           <w:rFonts w:ascii="微软雅黑" w:hAnsi="微软雅黑" w:eastAsia="微软雅黑"/>
           <w:b w:val="0"/>
           <w:color w:val="2D2D2D"/>
-          <w:sz w:val="0"/>
+          <w:sz w:val="18"/>
         </w:rPr>
         <w:t xml:space="preserve">  三、人生价值评价：根本尺度(符合规律+促进进步)+基本尺度(劳动贡献)</w:t>
       </w:r>
     </w:p>
     <w:p>
       <w:pPr>
-        <w:spacing w:after="40" w:before="0" w:line="288" w:lineRule="auto"/>
+        <w:spacing w:after="20" w:before="0" w:line="276" w:lineRule="auto"/>
       </w:pPr>
       <w:r>
         <w:rPr>
           <w:rFonts w:ascii="微软雅黑" w:hAnsi="微软雅黑" w:eastAsia="微软雅黑"/>
           <w:b w:val="0"/>
           <w:color w:val="2D2D2D"/>
-          <w:sz w:val="0"/>
+          <w:sz w:val="18"/>
         </w:rPr>
         <w:t xml:space="preserve">     评价方法三统一：贡献⇔尽力/物质⇔精神/社会⇔自身</w:t>
       </w:r>
     </w:p>
     <w:p>
       <w:pPr>
-        <w:spacing w:after="40" w:before="0" w:line="288" w:lineRule="auto"/>
+        <w:spacing w:after="20" w:before="0" w:line="276" w:lineRule="auto"/>
       </w:pPr>
       <w:r>
         <w:rPr>
           <w:rFonts w:ascii="微软雅黑" w:hAnsi="微软雅黑" w:eastAsia="微软雅黑"/>
           <w:b/>
           <w:color w:val="2D2D2D"/>
-          <w:sz w:val="21"/>
+          <w:sz w:val="20"/>
         </w:rPr>
         <w:t>第三节 创造有意义的人生</w:t>
       </w:r>
     </w:p>
     <w:p>
       <w:pPr>
-        <w:spacing w:after="40" w:before="0" w:line="288" w:lineRule="auto"/>
+        <w:spacing w:after="20" w:before="0" w:line="276" w:lineRule="auto"/>
       </w:pPr>
       <w:r>
         <w:rPr>
           <w:rFonts w:ascii="微软雅黑" w:hAnsi="微软雅黑" w:eastAsia="微软雅黑"/>
           <w:b w:val="0"/>
           <w:color w:val="2D2D2D"/>
-          <w:sz w:val="0"/>
+          <w:sz w:val="18"/>
         </w:rPr>
         <w:t xml:space="preserve">  一、辩证对待五对矛盾：得失/苦乐/顺逆/生死/荣辱</w:t>
       </w:r>
     </w:p>
     <w:p>
       <w:pPr>
-        <w:spacing w:after="40" w:before="0" w:line="288" w:lineRule="auto"/>
+        <w:spacing w:after="20" w:before="0" w:line="276" w:lineRule="auto"/>
       </w:pPr>
       <w:r>
         <w:rPr>
           <w:rFonts w:ascii="微软雅黑" w:hAnsi="微软雅黑" w:eastAsia="微软雅黑"/>
           <w:b w:val="0"/>
           <w:color w:val="2D2D2D"/>
-          <w:sz w:val="0"/>
+          <w:sz w:val="18"/>
         </w:rPr>
         <w:t xml:space="preserve">  二、反对三种错误：拜金主义/享乐主义/极端个人主义</w:t>
       </w:r>
     </w:p>
     <w:p>
       <w:pPr>
-        <w:spacing w:after="40" w:before="0" w:line="288" w:lineRule="auto"/>
+        <w:spacing w:after="20" w:before="0" w:line="276" w:lineRule="auto"/>
       </w:pPr>
       <w:r>
         <w:rPr>
           <w:rFonts w:ascii="微软雅黑" w:hAnsi="微软雅黑" w:eastAsia="微软雅黑"/>
           <w:b w:val="0"/>
           <w:color w:val="2D2D2D"/>
-          <w:sz w:val="0"/>
+          <w:sz w:val="18"/>
         </w:rPr>
         <w:t xml:space="preserve">  三、成就出彩人生=三同：与历史同向+与祖国同行+与人民同在</w:t>
       </w:r>
     </w:p>
     <w:p>
       <w:pPr>
-        <w:pStyle w:val="Heading2"/>
-        <w:spacing w:before="240" w:after="120"/>
+        <w:spacing w:before="200" w:after="80" w:line="276" w:lineRule="auto"/>
       </w:pPr>
       <w:r>
         <w:rPr>
           <w:rFonts w:ascii="微软雅黑" w:hAnsi="微软雅黑" w:eastAsia="微软雅黑"/>
           <w:b/>
           <w:color w:val="34495E"/>
-          <w:sz w:val="26"/>
+          <w:sz w:val="24"/>
         </w:rPr>
         <w:t>第二章 追求远大理想 坚定崇高信念</w:t>
       </w:r>
     </w:p>
     <w:p>
       <w:pPr>
-        <w:spacing w:after="40" w:before="0" w:line="288" w:lineRule="auto"/>
+        <w:spacing w:after="20" w:before="0" w:line="276" w:lineRule="auto"/>
       </w:pPr>
       <w:r>
         <w:rPr>
           <w:rFonts w:ascii="微软雅黑" w:hAnsi="微软雅黑" w:eastAsia="微软雅黑"/>
           <w:b/>
           <w:color w:val="2D2D2D"/>
-          <w:sz w:val="21"/>
+          <w:sz w:val="20"/>
         </w:rPr>
         <w:t>第一节 理想信念的内涵及重要性</w:t>
       </w:r>
     </w:p>
     <w:p>
       <w:pPr>
-        <w:spacing w:after="40" w:before="0" w:line="288" w:lineRule="auto"/>
+        <w:spacing w:after="20" w:before="0" w:line="276" w:lineRule="auto"/>
       </w:pPr>
       <w:r>
         <w:rPr>
           <w:rFonts w:ascii="微软雅黑" w:hAnsi="微软雅黑" w:eastAsia="微软雅黑"/>
           <w:b w:val="0"/>
           <w:color w:val="2D2D2D"/>
-          <w:sz w:val="0"/>
+          <w:sz w:val="18"/>
         </w:rPr>
         <w:t xml:space="preserve">  一、理想三特征：超越性+实践性+时代性</w:t>
       </w:r>
     </w:p>
     <w:p>
       <w:pPr>
-        <w:spacing w:after="40" w:before="0" w:line="288" w:lineRule="auto"/>
+        <w:spacing w:after="20" w:before="0" w:line="276" w:lineRule="auto"/>
       </w:pPr>
       <w:r>
         <w:rPr>
           <w:rFonts w:ascii="微软雅黑" w:hAnsi="微软雅黑" w:eastAsia="微软雅黑"/>
           <w:b w:val="0"/>
           <w:color w:val="2D2D2D"/>
-          <w:sz w:val="0"/>
+          <w:sz w:val="18"/>
         </w:rPr>
         <w:t xml:space="preserve">  二、信念三特征：执着性+支撑性+多样性</w:t>
       </w:r>
     </w:p>
     <w:p>
       <w:pPr>
-        <w:spacing w:after="40" w:before="0" w:line="288" w:lineRule="auto"/>
+        <w:spacing w:after="20" w:before="0" w:line="276" w:lineRule="auto"/>
       </w:pPr>
       <w:r>
         <w:rPr>
           <w:rFonts w:ascii="微软雅黑" w:hAnsi="微软雅黑" w:eastAsia="微软雅黑"/>
           <w:b w:val="0"/>
           <w:color w:val="2D2D2D"/>
-          <w:sz w:val="0"/>
+          <w:sz w:val="18"/>
         </w:rPr>
         <w:t xml:space="preserve">  三、理想是信念对象，信念是理想保障；信仰是最高层次信念</w:t>
       </w:r>
     </w:p>
     <w:p>
       <w:pPr>
-        <w:spacing w:after="40" w:before="0" w:line="288" w:lineRule="auto"/>
+        <w:spacing w:after="20" w:before="0" w:line="276" w:lineRule="auto"/>
       </w:pPr>
       <w:r>
         <w:rPr>
           <w:rFonts w:ascii="微软雅黑" w:hAnsi="微软雅黑" w:eastAsia="微软雅黑"/>
           <w:b w:val="0"/>
           <w:color w:val="2D2D2D"/>
-          <w:sz w:val="0"/>
+          <w:sz w:val="18"/>
         </w:rPr>
         <w:t xml:space="preserve">  四、理想信念是精神之钙：昭示目标+催生动力+提供支柱+提高境界</w:t>
       </w:r>
     </w:p>
     <w:p>
       <w:pPr>
-        <w:spacing w:after="40" w:before="0" w:line="288" w:lineRule="auto"/>
+        <w:spacing w:after="20" w:before="0" w:line="276" w:lineRule="auto"/>
       </w:pPr>
       <w:r>
         <w:rPr>
           <w:rFonts w:ascii="微软雅黑" w:hAnsi="微软雅黑" w:eastAsia="微软雅黑"/>
           <w:b/>
           <w:color w:val="2D2D2D"/>
-          <w:sz w:val="21"/>
+          <w:sz w:val="20"/>
         </w:rPr>
         <w:t>第二节 坚定信仰信念信心</w:t>
       </w:r>
     </w:p>
     <w:p>
       <w:pPr>
-        <w:spacing w:after="40" w:before="0" w:line="288" w:lineRule="auto"/>
+        <w:spacing w:after="20" w:before="0" w:line="276" w:lineRule="auto"/>
       </w:pPr>
       <w:r>
         <w:rPr>
           <w:rFonts w:ascii="微软雅黑" w:hAnsi="微软雅黑" w:eastAsia="微软雅黑"/>
           <w:b w:val="0"/>
           <w:color w:val="2D2D2D"/>
-          <w:sz w:val="0"/>
+          <w:sz w:val="18"/>
         </w:rPr>
         <w:t xml:space="preserve">  一、马克思主义四特征：科学+人民+实践+不断发展开放</w:t>
       </w:r>
     </w:p>
     <w:p>
       <w:pPr>
-        <w:spacing w:after="40" w:before="0" w:line="288" w:lineRule="auto"/>
+        <w:spacing w:after="20" w:before="0" w:line="276" w:lineRule="auto"/>
       </w:pPr>
       <w:r>
         <w:rPr>
           <w:rFonts w:ascii="微软雅黑" w:hAnsi="微软雅黑" w:eastAsia="微软雅黑"/>
           <w:b w:val="0"/>
           <w:color w:val="2D2D2D"/>
-          <w:sz w:val="0"/>
+          <w:sz w:val="18"/>
         </w:rPr>
         <w:t xml:space="preserve">  二、党的领导=中国特色社会主义最本质特征</w:t>
       </w:r>
     </w:p>
     <w:p>
       <w:pPr>
-        <w:spacing w:after="40" w:before="0" w:line="288" w:lineRule="auto"/>
+        <w:spacing w:after="20" w:before="0" w:line="276" w:lineRule="auto"/>
       </w:pPr>
       <w:r>
         <w:rPr>
           <w:rFonts w:ascii="微软雅黑" w:hAnsi="微软雅黑" w:eastAsia="微软雅黑"/>
           <w:b w:val="0"/>
           <w:color w:val="2D2D2D"/>
-          <w:sz w:val="0"/>
+          <w:sz w:val="18"/>
         </w:rPr>
         <w:t xml:space="preserve">  三、四个自信：道路+理论+制度+文化</w:t>
       </w:r>
     </w:p>
     <w:p>
       <w:pPr>
-        <w:spacing w:after="40" w:before="0" w:line="288" w:lineRule="auto"/>
+        <w:spacing w:after="20" w:before="0" w:line="276" w:lineRule="auto"/>
       </w:pPr>
       <w:r>
         <w:rPr>
           <w:rFonts w:ascii="微软雅黑" w:hAnsi="微软雅黑" w:eastAsia="微软雅黑"/>
           <w:b/>
           <w:color w:val="2D2D2D"/>
-          <w:sz w:val="21"/>
+          <w:sz w:val="20"/>
         </w:rPr>
         <w:t>第三节 在实现中国梦的实践中放飞青春梦想</w:t>
       </w:r>
     </w:p>
     <w:p>
       <w:pPr>
-        <w:spacing w:after="40" w:before="0" w:line="288" w:lineRule="auto"/>
+        <w:spacing w:after="20" w:before="0" w:line="276" w:lineRule="auto"/>
       </w:pPr>
       <w:r>
         <w:rPr>
           <w:rFonts w:ascii="微软雅黑" w:hAnsi="微软雅黑" w:eastAsia="微软雅黑"/>
           <w:b w:val="0"/>
           <w:color w:val="2D2D2D"/>
-          <w:sz w:val="0"/>
+          <w:sz w:val="18"/>
         </w:rPr>
         <w:t xml:space="preserve">  一、理想与现实的对立统一，艰苦奋斗是实现理想的重要条件</w:t>
       </w:r>
     </w:p>
     <w:p>
       <w:pPr>
-        <w:spacing w:after="40" w:before="0" w:line="288" w:lineRule="auto"/>
+        <w:spacing w:after="20" w:before="0" w:line="276" w:lineRule="auto"/>
       </w:pPr>
       <w:r>
         <w:rPr>
           <w:rFonts w:ascii="微软雅黑" w:hAnsi="微软雅黑" w:eastAsia="微软雅黑"/>
           <w:b w:val="0"/>
           <w:color w:val="2D2D2D"/>
-          <w:sz w:val="0"/>
+          <w:sz w:val="18"/>
         </w:rPr>
         <w:t xml:space="preserve">  二、个人理想以社会理想为指引，社会理想是个人理想的汇聚升华</w:t>
       </w:r>
     </w:p>
     <w:p>
       <w:pPr>
-        <w:pStyle w:val="Heading2"/>
-        <w:spacing w:before="240" w:after="120"/>
+        <w:spacing w:before="200" w:after="80" w:line="276" w:lineRule="auto"/>
       </w:pPr>
       <w:r>
         <w:rPr>
           <w:rFonts w:ascii="微软雅黑" w:hAnsi="微软雅黑" w:eastAsia="微软雅黑"/>
           <w:b/>
           <w:color w:val="34495E"/>
-          <w:sz w:val="26"/>
+          <w:sz w:val="24"/>
         </w:rPr>
         <w:t>第三章 继承优良传统 弘扬中国精神</w:t>
       </w:r>
     </w:p>
     <w:p>
       <w:pPr>
-        <w:spacing w:after="40" w:before="0" w:line="288" w:lineRule="auto"/>
+        <w:spacing w:after="20" w:before="0" w:line="276" w:lineRule="auto"/>
       </w:pPr>
       <w:r>
         <w:rPr>
           <w:rFonts w:ascii="微软雅黑" w:hAnsi="微软雅黑" w:eastAsia="微软雅黑"/>
           <w:b/>
           <w:color w:val="2D2D2D"/>
-          <w:sz w:val="21"/>
+          <w:sz w:val="20"/>
         </w:rPr>
         <w:t>第一节 中国精神是兴国强国之魂</w:t>
       </w:r>
     </w:p>
     <w:p>
       <w:pPr>
-        <w:spacing w:after="40" w:before="0" w:line="288" w:lineRule="auto"/>
+        <w:spacing w:after="20" w:before="0" w:line="276" w:lineRule="auto"/>
       </w:pPr>
       <w:r>
         <w:rPr>
           <w:rFonts w:ascii="微软雅黑" w:hAnsi="微软雅黑" w:eastAsia="微软雅黑"/>
           <w:b w:val="0"/>
           <w:color w:val="2D2D2D"/>
-          <w:sz w:val="0"/>
+          <w:sz w:val="18"/>
         </w:rPr>
         <w:t xml:space="preserve">  一、崇尚精神是中华民族的优秀传统</w:t>
       </w:r>
     </w:p>
     <w:p>
       <w:pPr>
-        <w:spacing w:after="40" w:before="0" w:line="288" w:lineRule="auto"/>
+        <w:spacing w:after="20" w:before="0" w:line="276" w:lineRule="auto"/>
       </w:pPr>
       <w:r>
         <w:rPr>
           <w:rFonts w:ascii="微软雅黑" w:hAnsi="微软雅黑" w:eastAsia="微软雅黑"/>
           <w:b w:val="0"/>
           <w:color w:val="2D2D2D"/>
-          <w:sz w:val="0"/>
+          <w:sz w:val="18"/>
         </w:rPr>
         <w:t xml:space="preserve">  二、四个伟大：创造+奋斗+团结+梦想</w:t>
       </w:r>
     </w:p>
     <w:p>
       <w:pPr>
-        <w:spacing w:after="40" w:before="0" w:line="288" w:lineRule="auto"/>
+        <w:spacing w:after="20" w:before="0" w:line="276" w:lineRule="auto"/>
       </w:pPr>
       <w:r>
         <w:rPr>
           <w:rFonts w:ascii="微软雅黑" w:hAnsi="微软雅黑" w:eastAsia="微软雅黑"/>
           <w:b w:val="0"/>
           <w:color w:val="2D2D2D"/>
-          <w:sz w:val="0"/>
+          <w:sz w:val="18"/>
         </w:rPr>
         <w:t xml:space="preserve">  三、中国精神=爱国主义为核心的民族精神+改革创新为核心的时代精神</w:t>
       </w:r>
     </w:p>
     <w:p>
       <w:pPr>
-        <w:spacing w:after="40" w:before="0" w:line="288" w:lineRule="auto"/>
+        <w:spacing w:after="20" w:before="0" w:line="276" w:lineRule="auto"/>
       </w:pPr>
       <w:r>
         <w:rPr>
           <w:rFonts w:ascii="微软雅黑" w:hAnsi="微软雅黑" w:eastAsia="微软雅黑"/>
           <w:b w:val="0"/>
           <w:color w:val="2D2D2D"/>
-          <w:sz w:val="0"/>
+          <w:sz w:val="18"/>
         </w:rPr>
         <w:t xml:space="preserve">  四、爱国主义四内涵：爱大好河山+爱骨肉同胞(试金石)+爱灿烂文化+爱自己国家</w:t>
       </w:r>
     </w:p>
     <w:p>
       <w:pPr>
-        <w:spacing w:after="40" w:before="0" w:line="288" w:lineRule="auto"/>
+        <w:spacing w:after="20" w:before="0" w:line="276" w:lineRule="auto"/>
       </w:pPr>
       <w:r>
         <w:rPr>
           <w:rFonts w:ascii="微软雅黑" w:hAnsi="微软雅黑" w:eastAsia="微软雅黑"/>
           <w:b w:val="0"/>
           <w:color w:val="2D2D2D"/>
-          <w:sz w:val="0"/>
+          <w:sz w:val="18"/>
         </w:rPr>
         <w:t xml:space="preserve">  五、民族精神定义=价值取向/思维方式/道德规范/精神气质的总和</w:t>
       </w:r>
     </w:p>
     <w:p>
       <w:pPr>
-        <w:spacing w:after="40" w:before="0" w:line="288" w:lineRule="auto"/>
+        <w:spacing w:after="20" w:before="0" w:line="276" w:lineRule="auto"/>
       </w:pPr>
       <w:r>
         <w:rPr>
           <w:rFonts w:ascii="微软雅黑" w:hAnsi="微软雅黑" w:eastAsia="微软雅黑"/>
           <w:b w:val="0"/>
           <w:color w:val="2D2D2D"/>
-          <w:sz w:val="0"/>
+          <w:sz w:val="18"/>
         </w:rPr>
         <w:t xml:space="preserve">  六、时代精神：树立突破陈规意识+培养奋勇争先责任感+保持锐意进取</w:t>
       </w:r>
     </w:p>
     <w:p>
       <w:pPr>
-        <w:spacing w:after="40" w:before="0" w:line="288" w:lineRule="auto"/>
+        <w:spacing w:after="20" w:before="0" w:line="276" w:lineRule="auto"/>
       </w:pPr>
       <w:r>
         <w:rPr>
           <w:rFonts w:ascii="微软雅黑" w:hAnsi="微软雅黑" w:eastAsia="微软雅黑"/>
           <w:b/>
           <w:color w:val="2D2D2D"/>
-          <w:sz w:val="21"/>
+          <w:sz w:val="20"/>
         </w:rPr>
         <w:t>第二节 做新时代的忠诚爱国者</w:t>
       </w:r>
     </w:p>
     <w:p>
       <w:pPr>
-        <w:spacing w:after="40" w:before="0" w:line="288" w:lineRule="auto"/>
+        <w:spacing w:after="20" w:before="0" w:line="276" w:lineRule="auto"/>
       </w:pPr>
       <w:r>
         <w:rPr>
           <w:rFonts w:ascii="微软雅黑" w:hAnsi="微软雅黑" w:eastAsia="微软雅黑"/>
           <w:b w:val="0"/>
           <w:color w:val="2D2D2D"/>
-          <w:sz w:val="0"/>
+          <w:sz w:val="18"/>
         </w:rPr>
         <w:t xml:space="preserve">  一、爱国本质=爱国爱党爱社会主义高度统一</w:t>
       </w:r>
     </w:p>
     <w:p>
       <w:pPr>
-        <w:spacing w:after="40" w:before="0" w:line="288" w:lineRule="auto"/>
+        <w:spacing w:after="20" w:before="0" w:line="276" w:lineRule="auto"/>
       </w:pPr>
       <w:r>
         <w:rPr>
           <w:rFonts w:ascii="微软雅黑" w:hAnsi="微软雅黑" w:eastAsia="微软雅黑"/>
           <w:b w:val="0"/>
           <w:color w:val="2D2D2D"/>
-          <w:sz w:val="0"/>
+          <w:sz w:val="18"/>
         </w:rPr>
         <w:t xml:space="preserve">  二、维护祖国统一：和平统一一国两制；铸牢中华民族共同体意识</w:t>
       </w:r>
     </w:p>
     <w:p>
       <w:pPr>
-        <w:spacing w:after="40" w:before="0" w:line="288" w:lineRule="auto"/>
+        <w:spacing w:after="20" w:before="0" w:line="276" w:lineRule="auto"/>
       </w:pPr>
       <w:r>
         <w:rPr>
           <w:rFonts w:ascii="微软雅黑" w:hAnsi="微软雅黑" w:eastAsia="微软雅黑"/>
           <w:b w:val="0"/>
           <w:color w:val="2D2D2D"/>
-          <w:sz w:val="0"/>
+          <w:sz w:val="18"/>
         </w:rPr>
         <w:t xml:space="preserve">  三、旗帜鲜明反对历史虚无主义；立足中国又面向世界→人类命运共同体</w:t>
       </w:r>
     </w:p>
     <w:p>
       <w:pPr>
-        <w:spacing w:after="40" w:before="0" w:line="288" w:lineRule="auto"/>
+        <w:spacing w:after="20" w:before="0" w:line="276" w:lineRule="auto"/>
       </w:pPr>
       <w:r>
         <w:rPr>
           <w:rFonts w:ascii="微软雅黑" w:hAnsi="微软雅黑" w:eastAsia="微软雅黑"/>
           <w:b/>
           <w:color w:val="2D2D2D"/>
-          <w:sz w:val="21"/>
+          <w:sz w:val="20"/>
         </w:rPr>
         <w:t>第三节 让改革创新成为青春远航的动力</w:t>
       </w:r>
     </w:p>
     <w:p>
       <w:pPr>
-        <w:spacing w:after="40" w:before="0" w:line="288" w:lineRule="auto"/>
+        <w:spacing w:after="20" w:before="0" w:line="276" w:lineRule="auto"/>
       </w:pPr>
       <w:r>
         <w:rPr>
           <w:rFonts w:ascii="微软雅黑" w:hAnsi="微软雅黑" w:eastAsia="微软雅黑"/>
           <w:b w:val="0"/>
           <w:color w:val="2D2D2D"/>
-          <w:sz w:val="0"/>
+          <w:sz w:val="18"/>
         </w:rPr>
         <w:t xml:space="preserve">  一、创新是改革开放的生命、第一动力</w:t>
       </w:r>
     </w:p>
     <w:p>
       <w:pPr>
-        <w:spacing w:after="40" w:before="0" w:line="288" w:lineRule="auto"/>
+        <w:spacing w:after="20" w:before="0" w:line="276" w:lineRule="auto"/>
       </w:pPr>
       <w:r>
         <w:rPr>
           <w:rFonts w:ascii="微软雅黑" w:hAnsi="微软雅黑" w:eastAsia="微软雅黑"/>
           <w:b w:val="0"/>
           <w:color w:val="2D2D2D"/>
-          <w:sz w:val="0"/>
+          <w:sz w:val="18"/>
         </w:rPr>
         <w:t xml:space="preserve">  二、做改革创新生力军：自觉意识+能力本领</w:t>
       </w:r>
     </w:p>
     <w:p>
       <w:pPr>
-        <w:pStyle w:val="Heading2"/>
-        <w:spacing w:before="240" w:after="120"/>
+        <w:spacing w:before="200" w:after="80" w:line="276" w:lineRule="auto"/>
       </w:pPr>
       <w:r>
         <w:rPr>
           <w:rFonts w:ascii="微软雅黑" w:hAnsi="微软雅黑" w:eastAsia="微软雅黑"/>
           <w:b/>
           <w:color w:val="34495E"/>
-          <w:sz w:val="26"/>
+          <w:sz w:val="24"/>
         </w:rPr>
         <w:t>第四章 明确价值要求 践行价值准则</w:t>
       </w:r>
     </w:p>
     <w:p>
       <w:pPr>
-        <w:spacing w:after="40" w:before="0" w:line="288" w:lineRule="auto"/>
+        <w:spacing w:after="20" w:before="0" w:line="276" w:lineRule="auto"/>
       </w:pPr>
       <w:r>
         <w:rPr>
           <w:rFonts w:ascii="微软雅黑" w:hAnsi="微软雅黑" w:eastAsia="微软雅黑"/>
           <w:b/>
           <w:color w:val="2D2D2D"/>
-          <w:sz w:val="21"/>
+          <w:sz w:val="20"/>
         </w:rPr>
         <w:t>第一节 全体人民共同的价值追求</w:t>
       </w:r>
     </w:p>
     <w:p>
       <w:pPr>
-        <w:spacing w:after="40" w:before="0" w:line="288" w:lineRule="auto"/>
+        <w:spacing w:after="20" w:before="0" w:line="276" w:lineRule="auto"/>
       </w:pPr>
       <w:r>
         <w:rPr>
           <w:rFonts w:ascii="微软雅黑" w:hAnsi="微软雅黑" w:eastAsia="微软雅黑"/>
           <w:b w:val="0"/>
           <w:color w:val="2D2D2D"/>
-          <w:sz w:val="0"/>
+          <w:sz w:val="18"/>
         </w:rPr>
         <w:t xml:space="preserve">  一、三层面12词：国家(富强民主文明和谐)/社会(自由平等公正法治)/公民(爱国敬业诚信友善)</w:t>
       </w:r>
     </w:p>
     <w:p>
       <w:pPr>
-        <w:spacing w:after="40" w:before="0" w:line="288" w:lineRule="auto"/>
+        <w:spacing w:after="20" w:before="0" w:line="276" w:lineRule="auto"/>
       </w:pPr>
       <w:r>
         <w:rPr>
           <w:rFonts w:ascii="微软雅黑" w:hAnsi="微软雅黑" w:eastAsia="微软雅黑"/>
           <w:b w:val="0"/>
           <w:color w:val="2D2D2D"/>
-          <w:sz w:val="0"/>
+          <w:sz w:val="18"/>
         </w:rPr>
         <w:t xml:space="preserve">  二、核心价值观=核心价值体系的精神内核+高度凝练集中表达</w:t>
       </w:r>
     </w:p>
     <w:p>
       <w:pPr>
-        <w:spacing w:after="40" w:before="0" w:line="288" w:lineRule="auto"/>
+        <w:spacing w:after="20" w:before="0" w:line="276" w:lineRule="auto"/>
       </w:pPr>
       <w:r>
         <w:rPr>
           <w:rFonts w:ascii="微软雅黑" w:hAnsi="微软雅黑" w:eastAsia="微软雅黑"/>
           <w:b w:val="0"/>
           <w:color w:val="2D2D2D"/>
-          <w:sz w:val="0"/>
+          <w:sz w:val="18"/>
         </w:rPr>
         <w:t xml:space="preserve">  三、2018宪法修正案写入；核心价值观=文化软实力的灵魂</w:t>
       </w:r>
     </w:p>
     <w:p>
       <w:pPr>
-        <w:spacing w:after="40" w:before="0" w:line="288" w:lineRule="auto"/>
+        <w:spacing w:after="20" w:before="0" w:line="276" w:lineRule="auto"/>
       </w:pPr>
       <w:r>
         <w:rPr>
           <w:rFonts w:ascii="微软雅黑" w:hAnsi="微软雅黑" w:eastAsia="微软雅黑"/>
           <w:b/>
           <w:color w:val="2D2D2D"/>
-          <w:sz w:val="21"/>
+          <w:sz w:val="20"/>
         </w:rPr>
         <w:t>第二节 社会主义核心价值观的显著特征</w:t>
       </w:r>
     </w:p>
     <w:p>
       <w:pPr>
-        <w:spacing w:after="40" w:before="0" w:line="288" w:lineRule="auto"/>
+        <w:spacing w:after="20" w:before="0" w:line="276" w:lineRule="auto"/>
       </w:pPr>
       <w:r>
         <w:rPr>
           <w:rFonts w:ascii="微软雅黑" w:hAnsi="微软雅黑" w:eastAsia="微软雅黑"/>
           <w:b w:val="0"/>
           <w:color w:val="2D2D2D"/>
-          <w:sz w:val="0"/>
+          <w:sz w:val="18"/>
         </w:rPr>
         <w:t xml:space="preserve">  一、先进性：体现社会主义本质+扎根传统文化+吸纳世界文明</w:t>
       </w:r>
     </w:p>
     <w:p>
       <w:pPr>
-        <w:spacing w:after="40" w:before="0" w:line="288" w:lineRule="auto"/>
+        <w:spacing w:after="20" w:before="0" w:line="276" w:lineRule="auto"/>
       </w:pPr>
       <w:r>
         <w:rPr>
           <w:rFonts w:ascii="微软雅黑" w:hAnsi="微软雅黑" w:eastAsia="微软雅黑"/>
           <w:b w:val="0"/>
           <w:color w:val="2D2D2D"/>
-          <w:sz w:val="0"/>
+          <w:sz w:val="18"/>
         </w:rPr>
         <w:t xml:space="preserve">  二、人民性=根本特性；真实性=真实可信</w:t>
       </w:r>
     </w:p>
     <w:p>
       <w:pPr>
-        <w:spacing w:after="40" w:before="0" w:line="288" w:lineRule="auto"/>
+        <w:spacing w:after="20" w:before="0" w:line="276" w:lineRule="auto"/>
       </w:pPr>
       <w:r>
         <w:rPr>
           <w:rFonts w:ascii="微软雅黑" w:hAnsi="微软雅黑" w:eastAsia="微软雅黑"/>
           <w:b w:val="0"/>
           <w:color w:val="2D2D2D"/>
-          <w:sz w:val="0"/>
+          <w:sz w:val="18"/>
         </w:rPr>
         <w:t xml:space="preserve">  三、认清西方"普世价值"实质</w:t>
       </w:r>
     </w:p>
     <w:p>
       <w:pPr>
-        <w:spacing w:after="40" w:before="0" w:line="288" w:lineRule="auto"/>
+        <w:spacing w:after="20" w:before="0" w:line="276" w:lineRule="auto"/>
       </w:pPr>
       <w:r>
         <w:rPr>
           <w:rFonts w:ascii="微软雅黑" w:hAnsi="微软雅黑" w:eastAsia="微软雅黑"/>
           <w:b/>
           <w:color w:val="2D2D2D"/>
-          <w:sz w:val="21"/>
+          <w:sz w:val="20"/>
         </w:rPr>
         <w:t>第三节 积极践行社会主义核心价值观</w:t>
       </w:r>
     </w:p>
     <w:p>
       <w:pPr>
-        <w:spacing w:after="40" w:before="0" w:line="288" w:lineRule="auto"/>
+        <w:spacing w:after="20" w:before="0" w:line="276" w:lineRule="auto"/>
       </w:pPr>
       <w:r>
         <w:rPr>
           <w:rFonts w:ascii="微软雅黑" w:hAnsi="微软雅黑" w:eastAsia="微软雅黑"/>
           <w:b w:val="0"/>
           <w:color w:val="2D2D2D"/>
-          <w:sz w:val="0"/>
+          <w:sz w:val="18"/>
         </w:rPr>
         <w:t xml:space="preserve">  一、扣好人生的扣子，大学是价值观养成的关键阶段</w:t>
       </w:r>
     </w:p>
     <w:p>
       <w:pPr>
-        <w:spacing w:after="40" w:before="0" w:line="288" w:lineRule="auto"/>
+        <w:spacing w:after="20" w:before="0" w:line="276" w:lineRule="auto"/>
       </w:pPr>
       <w:r>
         <w:rPr>
           <w:rFonts w:ascii="微软雅黑" w:hAnsi="微软雅黑" w:eastAsia="微软雅黑"/>
           <w:b w:val="0"/>
           <w:color w:val="2D2D2D"/>
-          <w:sz w:val="0"/>
+          <w:sz w:val="18"/>
         </w:rPr>
         <w:t xml:space="preserve">  二、践行四方法：勤学+修德+明辨+笃实</w:t>
       </w:r>
     </w:p>
     <w:p>
       <w:pPr>
-        <w:pStyle w:val="Heading2"/>
-        <w:spacing w:before="240" w:after="120"/>
+        <w:spacing w:before="200" w:after="80" w:line="276" w:lineRule="auto"/>
       </w:pPr>
       <w:r>
         <w:rPr>
           <w:rFonts w:ascii="微软雅黑" w:hAnsi="微软雅黑" w:eastAsia="微软雅黑"/>
           <w:b/>
           <w:color w:val="34495E"/>
-          <w:sz w:val="26"/>
+          <w:sz w:val="24"/>
         </w:rPr>
         <w:t>第五章 遵守道德规范 锤炼道德品格</w:t>
       </w:r>
     </w:p>
     <w:p>
       <w:pPr>
-        <w:spacing w:after="40" w:before="0" w:line="288" w:lineRule="auto"/>
+        <w:spacing w:after="20" w:before="0" w:line="276" w:lineRule="auto"/>
       </w:pPr>
       <w:r>
         <w:rPr>
           <w:rFonts w:ascii="微软雅黑" w:hAnsi="微软雅黑" w:eastAsia="微软雅黑"/>
           <w:b/>
           <w:color w:val="2D2D2D"/>
-          <w:sz w:val="21"/>
+          <w:sz w:val="20"/>
         </w:rPr>
         <w:t>第一节 社会主义道德的核心与原则</w:t>
       </w:r>
     </w:p>
     <w:p>
       <w:pPr>
-        <w:spacing w:after="40" w:before="0" w:line="288" w:lineRule="auto"/>
+        <w:spacing w:after="20" w:before="0" w:line="276" w:lineRule="auto"/>
       </w:pPr>
       <w:r>
         <w:rPr>
           <w:rFonts w:ascii="微软雅黑" w:hAnsi="微软雅黑" w:eastAsia="微软雅黑"/>
           <w:b w:val="0"/>
           <w:color w:val="2D2D2D"/>
-          <w:sz w:val="0"/>
+          <w:sz w:val="18"/>
         </w:rPr>
         <w:t xml:space="preserve">  一、道德起源三条件：劳动(首要)+社会关系(客观)+自我意识(主观)</w:t>
       </w:r>
     </w:p>
     <w:p>
       <w:pPr>
-        <w:spacing w:after="40" w:before="0" w:line="288" w:lineRule="auto"/>
+        <w:spacing w:after="20" w:before="0" w:line="276" w:lineRule="auto"/>
       </w:pPr>
       <w:r>
         <w:rPr>
           <w:rFonts w:ascii="微软雅黑" w:hAnsi="微软雅黑" w:eastAsia="微软雅黑"/>
           <w:b w:val="0"/>
           <w:color w:val="2D2D2D"/>
-          <w:sz w:val="0"/>
+          <w:sz w:val="18"/>
         </w:rPr>
         <w:t xml:space="preserve">  二、道德本质=特殊社会意识形态(上层建筑)，反映社会经济关系</w:t>
       </w:r>
     </w:p>
     <w:p>
       <w:pPr>
-        <w:spacing w:after="40" w:before="0" w:line="288" w:lineRule="auto"/>
+        <w:spacing w:after="20" w:before="0" w:line="276" w:lineRule="auto"/>
       </w:pPr>
       <w:r>
         <w:rPr>
           <w:rFonts w:ascii="微软雅黑" w:hAnsi="微软雅黑" w:eastAsia="微软雅黑"/>
           <w:b w:val="0"/>
           <w:color w:val="2D2D2D"/>
-          <w:sz w:val="0"/>
+          <w:sz w:val="18"/>
         </w:rPr>
         <w:t xml:space="preserve">  三、三大功能：认识+规范+调节（无强制力！）</w:t>
       </w:r>
     </w:p>
     <w:p>
       <w:pPr>
-        <w:spacing w:after="40" w:before="0" w:line="288" w:lineRule="auto"/>
+        <w:spacing w:after="20" w:before="0" w:line="276" w:lineRule="auto"/>
       </w:pPr>
       <w:r>
         <w:rPr>
           <w:rFonts w:ascii="微软雅黑" w:hAnsi="微软雅黑" w:eastAsia="微软雅黑"/>
           <w:b w:val="0"/>
           <w:color w:val="2D2D2D"/>
-          <w:sz w:val="0"/>
+          <w:sz w:val="18"/>
         </w:rPr>
         <w:t xml:space="preserve">  四、核心=为人民服务(显著标志)，原则=集体主义</w:t>
       </w:r>
     </w:p>
     <w:p>
       <w:pPr>
-        <w:spacing w:after="40" w:before="0" w:line="288" w:lineRule="auto"/>
+        <w:spacing w:after="20" w:before="0" w:line="276" w:lineRule="auto"/>
       </w:pPr>
       <w:r>
         <w:rPr>
           <w:rFonts w:ascii="微软雅黑" w:hAnsi="微软雅黑" w:eastAsia="微软雅黑"/>
           <w:b w:val="0"/>
           <w:color w:val="2D2D2D"/>
-          <w:sz w:val="0"/>
+          <w:sz w:val="18"/>
         </w:rPr>
         <w:t xml:space="preserve">  五、集体主义三层次：无私奉献(最高)→先公后私(中间)→遵纪守法(基本)</w:t>
       </w:r>
     </w:p>
     <w:p>
       <w:pPr>
-        <w:spacing w:after="40" w:before="0" w:line="288" w:lineRule="auto"/>
+        <w:spacing w:after="20" w:before="0" w:line="276" w:lineRule="auto"/>
       </w:pPr>
       <w:r>
         <w:rPr>
           <w:rFonts w:ascii="微软雅黑" w:hAnsi="微软雅黑" w:eastAsia="微软雅黑"/>
           <w:b/>
           <w:color w:val="2D2D2D"/>
-          <w:sz w:val="21"/>
+          <w:sz w:val="20"/>
         </w:rPr>
         <w:t>第二节 吸收借鉴优秀道德成果</w:t>
       </w:r>
     </w:p>
     <w:p>
       <w:pPr>
-        <w:spacing w:after="40" w:before="0" w:line="288" w:lineRule="auto"/>
+        <w:spacing w:after="20" w:before="0" w:line="276" w:lineRule="auto"/>
       </w:pPr>
       <w:r>
         <w:rPr>
           <w:rFonts w:ascii="微软雅黑" w:hAnsi="微软雅黑" w:eastAsia="微软雅黑"/>
           <w:b w:val="0"/>
           <w:color w:val="2D2D2D"/>
-          <w:sz w:val="0"/>
+          <w:sz w:val="18"/>
         </w:rPr>
         <w:t xml:space="preserve">  一、中华传统美德五精神：整体利益/仁爱/人伦/精神境界/道德修养</w:t>
       </w:r>
     </w:p>
     <w:p>
       <w:pPr>
-        <w:spacing w:after="40" w:before="0" w:line="288" w:lineRule="auto"/>
+        <w:spacing w:after="20" w:before="0" w:line="276" w:lineRule="auto"/>
       </w:pPr>
       <w:r>
         <w:rPr>
           <w:rFonts w:ascii="微软雅黑" w:hAnsi="微软雅黑" w:eastAsia="微软雅黑"/>
           <w:b w:val="0"/>
           <w:color w:val="2D2D2D"/>
-          <w:sz w:val="0"/>
+          <w:sz w:val="18"/>
         </w:rPr>
         <w:t xml:space="preserve">  二、反对复古论+虚无论；创造性转化创新性发展</w:t>
       </w:r>
     </w:p>
     <w:p>
       <w:pPr>
-        <w:spacing w:after="40" w:before="0" w:line="288" w:lineRule="auto"/>
+        <w:spacing w:after="20" w:before="0" w:line="276" w:lineRule="auto"/>
       </w:pPr>
       <w:r>
         <w:rPr>
           <w:rFonts w:ascii="微软雅黑" w:hAnsi="微软雅黑" w:eastAsia="微软雅黑"/>
           <w:b w:val="0"/>
           <w:color w:val="2D2D2D"/>
-          <w:sz w:val="0"/>
+          <w:sz w:val="18"/>
         </w:rPr>
         <w:t xml:space="preserve">  三、中国革命道德：为共产主义奋斗+为人民服务+革命利益首位+修身自律</w:t>
       </w:r>
     </w:p>
     <w:p>
       <w:pPr>
-        <w:spacing w:after="40" w:before="0" w:line="288" w:lineRule="auto"/>
+        <w:spacing w:after="20" w:before="0" w:line="276" w:lineRule="auto"/>
       </w:pPr>
       <w:r>
         <w:rPr>
           <w:rFonts w:ascii="微软雅黑" w:hAnsi="微软雅黑" w:eastAsia="微软雅黑"/>
           <w:b/>
           <w:color w:val="2D2D2D"/>
-          <w:sz w:val="21"/>
+          <w:sz w:val="20"/>
         </w:rPr>
         <w:t>第三节 投身崇德向善的道德实践</w:t>
       </w:r>
     </w:p>
     <w:p>
       <w:pPr>
-        <w:spacing w:after="40" w:before="0" w:line="288" w:lineRule="auto"/>
+        <w:spacing w:after="20" w:before="0" w:line="276" w:lineRule="auto"/>
       </w:pPr>
       <w:r>
         <w:rPr>
           <w:rFonts w:ascii="微软雅黑" w:hAnsi="微软雅黑" w:eastAsia="微软雅黑"/>
           <w:b w:val="0"/>
           <w:color w:val="2D2D2D"/>
-          <w:sz w:val="0"/>
+          <w:sz w:val="18"/>
         </w:rPr>
         <w:t xml:space="preserve">  一、四德领域：社会公德/职业道德/家庭美德/个人品德（各5项规范）</w:t>
       </w:r>
     </w:p>
     <w:p>
       <w:pPr>
-        <w:spacing w:after="40" w:before="0" w:line="288" w:lineRule="auto"/>
+        <w:spacing w:after="20" w:before="0" w:line="276" w:lineRule="auto"/>
       </w:pPr>
       <w:r>
         <w:rPr>
           <w:rFonts w:ascii="微软雅黑" w:hAnsi="微软雅黑" w:eastAsia="微软雅黑"/>
           <w:b w:val="0"/>
           <w:color w:val="2D2D2D"/>
-          <w:sz w:val="0"/>
+          <w:sz w:val="18"/>
         </w:rPr>
         <w:t xml:space="preserve">  二、引领社会风尚：知荣辱+讲正气+作奉献+促和谐</w:t>
       </w:r>
     </w:p>
     <w:p>
       <w:pPr>
-        <w:pStyle w:val="Heading2"/>
-        <w:spacing w:before="240" w:after="120"/>
+        <w:spacing w:before="200" w:after="80" w:line="276" w:lineRule="auto"/>
       </w:pPr>
       <w:r>
         <w:rPr>
           <w:rFonts w:ascii="微软雅黑" w:hAnsi="微软雅黑" w:eastAsia="微软雅黑"/>
           <w:b/>
           <w:color w:val="34495E"/>
-          <w:sz w:val="26"/>
+          <w:sz w:val="24"/>
         </w:rPr>
         <w:t>第六章 学习法治思想 提升法治素养</w:t>
       </w:r>
     </w:p>
     <w:p>
       <w:pPr>
-        <w:spacing w:after="40" w:before="0" w:line="288" w:lineRule="auto"/>
+        <w:spacing w:after="20" w:before="0" w:line="276" w:lineRule="auto"/>
       </w:pPr>
       <w:r>
         <w:rPr>
           <w:rFonts w:ascii="微软雅黑" w:hAnsi="微软雅黑" w:eastAsia="微软雅黑"/>
           <w:b/>
           <w:color w:val="2D2D2D"/>
-          <w:sz w:val="21"/>
+          <w:sz w:val="20"/>
         </w:rPr>
         <w:t>第一节 社会主义法律的特征和运行</w:t>
       </w:r>
     </w:p>
     <w:p>
       <w:pPr>
-        <w:spacing w:after="40" w:before="0" w:line="288" w:lineRule="auto"/>
+        <w:spacing w:after="20" w:before="0" w:line="276" w:lineRule="auto"/>
       </w:pPr>
       <w:r>
         <w:rPr>
           <w:rFonts w:ascii="微软雅黑" w:hAnsi="微软雅黑" w:eastAsia="微软雅黑"/>
           <w:b w:val="0"/>
           <w:color w:val="2D2D2D"/>
-          <w:sz w:val="0"/>
+          <w:sz w:val="18"/>
         </w:rPr>
         <w:t xml:space="preserve">  一、法律定义=国家制定或认可+强制力保证+反映统治阶级意志+由物质条件决定</w:t>
       </w:r>
     </w:p>
     <w:p>
       <w:pPr>
-        <w:spacing w:after="40" w:before="0" w:line="288" w:lineRule="auto"/>
+        <w:spacing w:after="20" w:before="0" w:line="276" w:lineRule="auto"/>
       </w:pPr>
       <w:r>
         <w:rPr>
           <w:rFonts w:ascii="微软雅黑" w:hAnsi="微软雅黑" w:eastAsia="微软雅黑"/>
           <w:b w:val="0"/>
           <w:color w:val="2D2D2D"/>
-          <w:sz w:val="0"/>
+          <w:sz w:val="18"/>
         </w:rPr>
         <w:t xml:space="preserve">  二、我国法律本质=党和人民意志统一+科学性先进性+建设保障</w:t>
       </w:r>
     </w:p>
     <w:p>
       <w:pPr>
-        <w:spacing w:after="40" w:before="0" w:line="288" w:lineRule="auto"/>
+        <w:spacing w:after="20" w:before="0" w:line="276" w:lineRule="auto"/>
       </w:pPr>
       <w:r>
         <w:rPr>
           <w:rFonts w:ascii="微软雅黑" w:hAnsi="微软雅黑" w:eastAsia="微软雅黑"/>
           <w:b w:val="0"/>
           <w:color w:val="2D2D2D"/>
-          <w:sz w:val="0"/>
+          <w:sz w:val="18"/>
         </w:rPr>
         <w:t xml:space="preserve">  三、法律运行四环节：制定(起始关键)→执行(重要)→适用(司法)→遵守(守法)</w:t>
       </w:r>
     </w:p>
     <w:p>
       <w:pPr>
-        <w:spacing w:after="40" w:before="0" w:line="288" w:lineRule="auto"/>
+        <w:spacing w:after="20" w:before="0" w:line="276" w:lineRule="auto"/>
       </w:pPr>
       <w:r>
         <w:rPr>
           <w:rFonts w:ascii="微软雅黑" w:hAnsi="微软雅黑" w:eastAsia="微软雅黑"/>
           <w:b/>
           <w:color w:val="2D2D2D"/>
-          <w:sz w:val="21"/>
+          <w:sz w:val="20"/>
         </w:rPr>
         <w:t>第二节 坚持全面依法治国</w:t>
       </w:r>
     </w:p>
     <w:p>
       <w:pPr>
-        <w:spacing w:after="40" w:before="0" w:line="288" w:lineRule="auto"/>
+        <w:spacing w:after="20" w:before="0" w:line="276" w:lineRule="auto"/>
       </w:pPr>
       <w:r>
         <w:rPr>
           <w:rFonts w:ascii="微软雅黑" w:hAnsi="微软雅黑" w:eastAsia="微软雅黑"/>
           <w:b w:val="0"/>
           <w:color w:val="2D2D2D"/>
-          <w:sz w:val="0"/>
+          <w:sz w:val="18"/>
         </w:rPr>
         <w:t xml:space="preserve">  一、习近平法治思想=十一个坚持</w:t>
       </w:r>
     </w:p>
     <w:p>
       <w:pPr>
-        <w:spacing w:after="40" w:before="0" w:line="288" w:lineRule="auto"/>
+        <w:spacing w:after="20" w:before="0" w:line="276" w:lineRule="auto"/>
       </w:pPr>
       <w:r>
         <w:rPr>
           <w:rFonts w:ascii="微软雅黑" w:hAnsi="微软雅黑" w:eastAsia="微软雅黑"/>
           <w:b w:val="0"/>
           <w:color w:val="2D2D2D"/>
-          <w:sz w:val="0"/>
+          <w:sz w:val="18"/>
         </w:rPr>
         <w:t xml:space="preserve">  二、法治道路五项原则：党的领导(最根本)+人民主体+法律面前人人平等+依法治国与以德治国+从中国实际出发</w:t>
       </w:r>
     </w:p>
     <w:p>
       <w:pPr>
-        <w:spacing w:after="40" w:before="0" w:line="288" w:lineRule="auto"/>
+        <w:spacing w:after="20" w:before="0" w:line="276" w:lineRule="auto"/>
       </w:pPr>
       <w:r>
         <w:rPr>
           <w:rFonts w:ascii="微软雅黑" w:hAnsi="微软雅黑" w:eastAsia="微软雅黑"/>
           <w:b w:val="0"/>
           <w:color w:val="2D2D2D"/>
-          <w:sz w:val="0"/>
+          <w:sz w:val="18"/>
         </w:rPr>
         <w:t xml:space="preserve">  三、新十六字方针：科学立法(前提)+严格执法(关键)+公正司法(重点/最后防线)+全民守法(基础)</w:t>
       </w:r>
     </w:p>
     <w:p>
       <w:pPr>
-        <w:spacing w:after="40" w:before="0" w:line="288" w:lineRule="auto"/>
+        <w:spacing w:after="20" w:before="0" w:line="276" w:lineRule="auto"/>
       </w:pPr>
       <w:r>
         <w:rPr>
           <w:rFonts w:ascii="微软雅黑" w:hAnsi="微软雅黑" w:eastAsia="微软雅黑"/>
           <w:b w:val="0"/>
           <w:color w:val="2D2D2D"/>
-          <w:sz w:val="0"/>
+          <w:sz w:val="18"/>
         </w:rPr>
         <w:t xml:space="preserve">  四、法治体系=五个体系；一体建设：法治国家(目标)→法治政府(重点)→法治社会(基础)</w:t>
       </w:r>
     </w:p>
     <w:p>
       <w:pPr>
-        <w:spacing w:after="40" w:before="0" w:line="288" w:lineRule="auto"/>
+        <w:spacing w:after="20" w:before="0" w:line="276" w:lineRule="auto"/>
       </w:pPr>
       <w:r>
         <w:rPr>
           <w:rFonts w:ascii="微软雅黑" w:hAnsi="微软雅黑" w:eastAsia="微软雅黑"/>
           <w:b/>
           <w:color w:val="2D2D2D"/>
-          <w:sz w:val="21"/>
+          <w:sz w:val="20"/>
         </w:rPr>
         <w:t>第三节 维护宪法权威</w:t>
       </w:r>
     </w:p>
     <w:p>
       <w:pPr>
-        <w:spacing w:after="40" w:before="0" w:line="288" w:lineRule="auto"/>
+        <w:spacing w:after="20" w:before="0" w:line="276" w:lineRule="auto"/>
       </w:pPr>
       <w:r>
         <w:rPr>
           <w:rFonts w:ascii="微软雅黑" w:hAnsi="微软雅黑" w:eastAsia="微软雅黑"/>
           <w:b w:val="0"/>
           <w:color w:val="2D2D2D"/>
-          <w:sz w:val="0"/>
+          <w:sz w:val="18"/>
         </w:rPr>
         <w:t xml:space="preserve">  一、宪法=国家根本法+最高法律效力。1954第一部→现行1982→2018修正。宪法日12.4</w:t>
       </w:r>
     </w:p>
     <w:p>
       <w:pPr>
-        <w:spacing w:after="40" w:before="0" w:line="288" w:lineRule="auto"/>
+        <w:spacing w:after="20" w:before="0" w:line="276" w:lineRule="auto"/>
       </w:pPr>
       <w:r>
         <w:rPr>
           <w:rFonts w:ascii="微软雅黑" w:hAnsi="微软雅黑" w:eastAsia="微软雅黑"/>
           <w:b w:val="0"/>
           <w:color w:val="2D2D2D"/>
-          <w:sz w:val="0"/>
+          <w:sz w:val="18"/>
         </w:rPr>
         <w:t xml:space="preserve">  二、宪法五原则：党的领导+人民当家作主+尊重保障人权+社会主义法治+民主集中制</w:t>
       </w:r>
     </w:p>
     <w:p>
       <w:pPr>
-        <w:spacing w:after="40" w:before="0" w:line="288" w:lineRule="auto"/>
+        <w:spacing w:after="20" w:before="0" w:line="276" w:lineRule="auto"/>
       </w:pPr>
       <w:r>
         <w:rPr>
           <w:rFonts w:ascii="微软雅黑" w:hAnsi="微软雅黑" w:eastAsia="微软雅黑"/>
           <w:b/>
           <w:color w:val="2D2D2D"/>
-          <w:sz w:val="21"/>
+          <w:sz w:val="20"/>
         </w:rPr>
         <w:t>第四节 自觉尊法学法守法用法</w:t>
       </w:r>
     </w:p>
     <w:p>
       <w:pPr>
-        <w:spacing w:after="40" w:before="0" w:line="288" w:lineRule="auto"/>
+        <w:spacing w:after="20" w:before="0" w:line="276" w:lineRule="auto"/>
       </w:pPr>
       <w:r>
         <w:rPr>
           <w:rFonts w:ascii="微软雅黑" w:hAnsi="微软雅黑" w:eastAsia="微软雅黑"/>
           <w:b w:val="0"/>
           <w:color w:val="2D2D2D"/>
-          <w:sz w:val="0"/>
+          <w:sz w:val="18"/>
         </w:rPr>
         <w:t xml:space="preserve">  一、法律权利与义务：不可分割、相互依存</w:t>
       </w:r>
     </w:p>
     <w:p>
       <w:pPr>
-        <w:spacing w:after="40" w:before="0" w:line="288" w:lineRule="auto"/>
+        <w:spacing w:after="20" w:before="0" w:line="276" w:lineRule="auto"/>
       </w:pPr>
       <w:r>
         <w:rPr>
           <w:rFonts w:ascii="微软雅黑" w:hAnsi="微软雅黑" w:eastAsia="微软雅黑"/>
           <w:b w:val="0"/>
           <w:color w:val="2D2D2D"/>
-          <w:sz w:val="0"/>
+          <w:sz w:val="18"/>
         </w:rPr>
         <w:t xml:space="preserve">  二、提升法治素养：尊重法律权威+学习法律知识+养成守法习惯+提高用法能力</w:t>
       </w:r>
@@ -1437,37 +1428,35 @@
     </w:p>
     <w:p>
       <w:pPr>
-        <w:pStyle w:val="Heading1"/>
-        <w:spacing w:before="240" w:after="120"/>
+        <w:spacing w:before="280" w:after="120" w:line="276" w:lineRule="auto"/>
       </w:pPr>
       <w:r>
         <w:rPr>
           <w:rFonts w:ascii="微软雅黑" w:hAnsi="微软雅黑" w:eastAsia="微软雅黑"/>
           <w:b/>
           <w:color w:val="2C3E50"/>
-          <w:sz w:val="30"/>
+          <w:sz w:val="28"/>
         </w:rPr>
         <w:t>一、备考总策略</w:t>
       </w:r>
     </w:p>
     <w:p>
       <w:pPr>
-        <w:spacing w:after="40" w:before="0" w:line="288" w:lineRule="auto"/>
+        <w:spacing w:after="20" w:before="0" w:line="276" w:lineRule="auto"/>
       </w:pPr>
       <w:r>
         <w:rPr>
           <w:rFonts w:ascii="微软雅黑" w:hAnsi="微软雅黑" w:eastAsia="微软雅黑"/>
           <w:b/>
           <w:color w:val="2D2D2D"/>
-          <w:sz w:val="21"/>
+          <w:sz w:val="20"/>
         </w:rPr>
         <w:t>【全课程数值框架（必记）】</w:t>
       </w:r>
     </w:p>
     <w:p>
       <w:pPr>
-        <w:pStyle w:val="Heading4"/>
-        <w:spacing w:before="160" w:after="80"/>
+        <w:spacing w:before="120" w:after="40" w:line="276" w:lineRule="auto"/>
       </w:pPr>
       <w:r>
         <w:rPr>
@@ -1481,333 +1470,329 @@
     </w:p>
     <w:p>
       <w:pPr>
-        <w:spacing w:after="40" w:before="0" w:line="288" w:lineRule="auto"/>
+        <w:spacing w:after="20" w:before="0" w:line="276" w:lineRule="auto"/>
       </w:pPr>
       <w:r>
         <w:rPr>
           <w:rFonts w:ascii="微软雅黑" w:hAnsi="微软雅黑" w:eastAsia="微软雅黑"/>
           <w:b w:val="0"/>
           <w:color w:val="993300"/>
-          <w:sz w:val="19"/>
+          <w:sz w:val="18"/>
         </w:rPr>
         <w:t xml:space="preserve">  绪论：3个意味着 / 5个是 / 4个时期(革命建设改革复兴) / 4个要求(立大志明大德成大才担大任)</w:t>
       </w:r>
     </w:p>
     <w:p>
       <w:pPr>
-        <w:spacing w:after="40" w:before="0" w:line="288" w:lineRule="auto"/>
+        <w:spacing w:after="20" w:before="0" w:line="276" w:lineRule="auto"/>
       </w:pPr>
       <w:r>
         <w:rPr>
           <w:rFonts w:ascii="微软雅黑" w:hAnsi="微软雅黑" w:eastAsia="微软雅黑"/>
           <w:b w:val="0"/>
           <w:color w:val="993300"/>
-          <w:sz w:val="19"/>
+          <w:sz w:val="18"/>
         </w:rPr>
         <w:t xml:space="preserve">  第一章：3要素(目的核心/态度/价值) / 5对矛盾(得失苦乐顺逆生死荣辱) / 3种错误(拜金享乐个人) / 3同(历史祖国人民)</w:t>
       </w:r>
     </w:p>
     <w:p>
       <w:pPr>
-        <w:spacing w:after="40" w:before="0" w:line="288" w:lineRule="auto"/>
+        <w:spacing w:after="20" w:before="0" w:line="276" w:lineRule="auto"/>
       </w:pPr>
       <w:r>
         <w:rPr>
           <w:rFonts w:ascii="微软雅黑" w:hAnsi="微软雅黑" w:eastAsia="微软雅黑"/>
           <w:b w:val="0"/>
           <w:color w:val="993300"/>
-          <w:sz w:val="19"/>
+          <w:sz w:val="18"/>
         </w:rPr>
         <w:t xml:space="preserve">  第二章：3特征(超越实践时代) / 3特征(执着支撑多样) / 4作用 / 4自信</w:t>
       </w:r>
     </w:p>
     <w:p>
       <w:pPr>
-        <w:spacing w:after="40" w:before="0" w:line="288" w:lineRule="auto"/>
+        <w:spacing w:after="20" w:before="0" w:line="276" w:lineRule="auto"/>
       </w:pPr>
       <w:r>
         <w:rPr>
           <w:rFonts w:ascii="微软雅黑" w:hAnsi="微软雅黑" w:eastAsia="微软雅黑"/>
           <w:b w:val="0"/>
           <w:color w:val="993300"/>
-          <w:sz w:val="19"/>
+          <w:sz w:val="18"/>
         </w:rPr>
         <w:t xml:space="preserve">  第三章：4个伟大 / 4个爱(河山同胞文化国家) / 3大作用(凝聚激发推进)</w:t>
       </w:r>
     </w:p>
     <w:p>
       <w:pPr>
-        <w:spacing w:after="40" w:before="0" w:line="288" w:lineRule="auto"/>
+        <w:spacing w:after="20" w:before="0" w:line="276" w:lineRule="auto"/>
       </w:pPr>
       <w:r>
         <w:rPr>
           <w:rFonts w:ascii="微软雅黑" w:hAnsi="微软雅黑" w:eastAsia="微软雅黑"/>
           <w:b w:val="0"/>
           <w:color w:val="993300"/>
-          <w:sz w:val="19"/>
+          <w:sz w:val="18"/>
         </w:rPr>
         <w:t xml:space="preserve">  第四章：3层面12词(富强民主文明和谐/自由平等公正法治/爱国敬业诚信友善) / 3特征(先进人民真实) / 4方法(勤学修德明辨笃实)</w:t>
       </w:r>
     </w:p>
     <w:p>
       <w:pPr>
-        <w:spacing w:after="40" w:before="0" w:line="288" w:lineRule="auto"/>
+        <w:spacing w:after="20" w:before="0" w:line="276" w:lineRule="auto"/>
       </w:pPr>
       <w:r>
         <w:rPr>
           <w:rFonts w:ascii="微软雅黑" w:hAnsi="微软雅黑" w:eastAsia="微软雅黑"/>
           <w:b w:val="0"/>
           <w:color w:val="993300"/>
-          <w:sz w:val="19"/>
+          <w:sz w:val="18"/>
         </w:rPr>
         <w:t xml:space="preserve">  第五章：3条件(劳动-首要/社会关系-客观/自我意识-主观) / 3功能(认识规范调节) / 3层次(无私奉献/先公后私/遵纪守法) / 4德(社会职业家庭个人)</w:t>
       </w:r>
     </w:p>
     <w:p>
       <w:pPr>
-        <w:spacing w:after="40" w:before="0" w:line="288" w:lineRule="auto"/>
+        <w:spacing w:after="20" w:before="0" w:line="276" w:lineRule="auto"/>
       </w:pPr>
       <w:r>
         <w:rPr>
           <w:rFonts w:ascii="微软雅黑" w:hAnsi="微软雅黑" w:eastAsia="微软雅黑"/>
           <w:b w:val="0"/>
           <w:color w:val="993300"/>
-          <w:sz w:val="19"/>
+          <w:sz w:val="18"/>
         </w:rPr>
         <w:t xml:space="preserve">  第六章：4环节(制定-起始关键/执行-重要/适用/遵守) / 11个坚持 / 5原则 / 5体系 / 16字方针(科学严格公正全民)</w:t>
       </w:r>
     </w:p>
     <w:p>
       <w:pPr>
-        <w:spacing w:after="40" w:before="0" w:line="288" w:lineRule="auto"/>
+        <w:spacing w:after="20" w:before="0" w:line="276" w:lineRule="auto"/>
       </w:pPr>
       <w:r>
         <w:rPr>
           <w:rFonts w:ascii="微软雅黑" w:hAnsi="微软雅黑" w:eastAsia="微软雅黑"/>
           <w:b/>
           <w:color w:val="2D2D2D"/>
-          <w:sz w:val="21"/>
+          <w:sz w:val="20"/>
         </w:rPr>
         <w:t>【跨章串联索引】</w:t>
       </w:r>
     </w:p>
     <w:p>
       <w:pPr>
-        <w:spacing w:after="40" w:before="0" w:line="288" w:lineRule="auto"/>
+        <w:spacing w:after="20" w:before="0" w:line="276" w:lineRule="auto"/>
       </w:pPr>
       <w:r>
         <w:rPr>
           <w:rFonts w:ascii="微软雅黑" w:hAnsi="微软雅黑" w:eastAsia="微软雅黑"/>
           <w:b w:val="0"/>
           <w:color w:val="2D2D2D"/>
-          <w:sz w:val="21"/>
+          <w:sz w:val="20"/>
         </w:rPr>
         <w:t>• 精神之钙：绪论§7 + 第二章§一 → "理想信念是精神之钙"两条都考</w:t>
       </w:r>
     </w:p>
     <w:p>
       <w:pPr>
-        <w:spacing w:after="40" w:before="0" w:line="288" w:lineRule="auto"/>
+        <w:spacing w:after="20" w:before="0" w:line="276" w:lineRule="auto"/>
       </w:pPr>
       <w:r>
         <w:rPr>
           <w:rFonts w:ascii="微软雅黑" w:hAnsi="微软雅黑" w:eastAsia="微软雅黑"/>
           <w:b w:val="0"/>
           <w:color w:val="2D2D2D"/>
-          <w:sz w:val="21"/>
+          <w:sz w:val="20"/>
         </w:rPr>
         <w:t>• 爱国主义：第三章§二§一 + 第二章§二§二 → 爱国本质=爱国爱党爱社会主义统一</w:t>
       </w:r>
     </w:p>
     <w:p>
       <w:pPr>
-        <w:spacing w:after="40" w:before="0" w:line="288" w:lineRule="auto"/>
+        <w:spacing w:after="20" w:before="0" w:line="276" w:lineRule="auto"/>
       </w:pPr>
       <w:r>
         <w:rPr>
           <w:rFonts w:ascii="微软雅黑" w:hAnsi="微软雅黑" w:eastAsia="微软雅黑"/>
           <w:b w:val="0"/>
           <w:color w:val="2D2D2D"/>
-          <w:sz w:val="21"/>
+          <w:sz w:val="20"/>
         </w:rPr>
         <w:t>• 核心价值观：第四章§三 + 第五章§一§三 → 集体主义是核心价值观的道德基础</w:t>
       </w:r>
     </w:p>
     <w:p>
       <w:pPr>
-        <w:spacing w:after="40" w:before="0" w:line="288" w:lineRule="auto"/>
+        <w:spacing w:after="20" w:before="0" w:line="276" w:lineRule="auto"/>
       </w:pPr>
       <w:r>
         <w:rPr>
           <w:rFonts w:ascii="微软雅黑" w:hAnsi="微软雅黑" w:eastAsia="微软雅黑"/>
           <w:b w:val="0"/>
           <w:color w:val="2D2D2D"/>
-          <w:sz w:val="21"/>
+          <w:sz w:val="20"/>
         </w:rPr>
         <w:t>• 法治+德治：绪论§三 + 第六章§二§二 → "法律是成文道德"贯穿两处</w:t>
       </w:r>
     </w:p>
     <w:p>
       <w:pPr>
-        <w:pStyle w:val="Heading1"/>
-        <w:spacing w:before="240" w:after="120"/>
+        <w:spacing w:before="280" w:after="120" w:line="276" w:lineRule="auto"/>
       </w:pPr>
       <w:r>
         <w:rPr>
           <w:rFonts w:ascii="微软雅黑" w:hAnsi="微软雅黑" w:eastAsia="微软雅黑"/>
           <w:b/>
           <w:color w:val="2C3E50"/>
-          <w:sz w:val="30"/>
+          <w:sz w:val="28"/>
         </w:rPr>
         <w:t>二、专题复习</w:t>
       </w:r>
     </w:p>
     <w:p>
       <w:pPr>
-        <w:pStyle w:val="Heading2"/>
-        <w:spacing w:before="240" w:after="120"/>
+        <w:spacing w:before="200" w:after="80" w:line="276" w:lineRule="auto"/>
       </w:pPr>
       <w:r>
         <w:rPr>
           <w:rFonts w:ascii="微软雅黑" w:hAnsi="微软雅黑" w:eastAsia="微软雅黑"/>
           <w:b/>
           <w:color w:val="34495E"/>
-          <w:sz w:val="26"/>
+          <w:sz w:val="24"/>
         </w:rPr>
         <w:t>专题一：新时代与时代新人（绪论）</w:t>
       </w:r>
     </w:p>
     <w:p>
       <w:pPr>
-        <w:pStyle w:val="Heading3"/>
-        <w:spacing w:before="160" w:after="80"/>
+        <w:spacing w:before="120" w:after="40" w:line="276" w:lineRule="auto"/>
       </w:pPr>
       <w:r>
         <w:rPr>
           <w:rFonts w:ascii="微软雅黑" w:hAnsi="微软雅黑" w:eastAsia="微软雅黑"/>
           <w:b/>
           <w:color w:val="006699"/>
-          <w:sz w:val="23"/>
+          <w:sz w:val="22"/>
         </w:rPr>
         <w:t>📚 知识点汇总（①②③链式结构）</w:t>
       </w:r>
     </w:p>
     <w:p>
       <w:pPr>
-        <w:spacing w:after="40" w:before="0" w:line="288" w:lineRule="auto"/>
+        <w:spacing w:after="20" w:before="0" w:line="276" w:lineRule="auto"/>
       </w:pPr>
       <w:r>
         <w:rPr>
           <w:rFonts w:ascii="微软雅黑" w:hAnsi="微软雅黑" w:eastAsia="微软雅黑"/>
           <w:b w:val="0"/>
           <w:color w:val="2D2D2D"/>
-          <w:sz w:val="21"/>
+          <w:sz w:val="20"/>
         </w:rPr>
         <w:t>① 新时代意义=3个"意味着"：站起来富起来强起来、科学社会主义焕发活力、中国智慧中国方案</w:t>
       </w:r>
     </w:p>
     <w:p>
       <w:pPr>
-        <w:spacing w:after="40" w:before="0" w:line="288" w:lineRule="auto"/>
+        <w:spacing w:after="20" w:before="0" w:line="276" w:lineRule="auto"/>
       </w:pPr>
       <w:r>
         <w:rPr>
           <w:rFonts w:ascii="微软雅黑" w:hAnsi="微软雅黑" w:eastAsia="微软雅黑"/>
           <w:b w:val="0"/>
           <w:color w:val="2D2D2D"/>
-          <w:sz w:val="21"/>
+          <w:sz w:val="20"/>
         </w:rPr>
         <w:t>② 新时代内涵=5个"是"：承前启后、现代化强国、共同富裕、中国梦、走近世界中央</w:t>
       </w:r>
     </w:p>
     <w:p>
       <w:pPr>
-        <w:spacing w:after="40" w:before="0" w:line="288" w:lineRule="auto"/>
+        <w:spacing w:after="20" w:before="0" w:line="276" w:lineRule="auto"/>
       </w:pPr>
       <w:r>
         <w:rPr>
           <w:rFonts w:ascii="微软雅黑" w:hAnsi="微软雅黑" w:eastAsia="微软雅黑"/>
           <w:b w:val="0"/>
           <w:color w:val="2D2D2D"/>
-          <w:sz w:val="21"/>
+          <w:sz w:val="20"/>
         </w:rPr>
         <w:t>③ 中国梦=国家富强+民族振兴+人民幸福；是历史的现实的未来的、国家的民族的每个中国人的</w:t>
       </w:r>
     </w:p>
     <w:p>
       <w:pPr>
-        <w:spacing w:after="40" w:before="0" w:line="288" w:lineRule="auto"/>
+        <w:spacing w:after="20" w:before="0" w:line="276" w:lineRule="auto"/>
       </w:pPr>
       <w:r>
         <w:rPr>
           <w:rFonts w:ascii="微软雅黑" w:hAnsi="微软雅黑" w:eastAsia="微软雅黑"/>
           <w:b w:val="0"/>
           <w:color w:val="2D2D2D"/>
-          <w:sz w:val="21"/>
+          <w:sz w:val="20"/>
         </w:rPr>
         <w:t>④ 四个时期：救国(革命)→兴国(建设)→富国(改革)→强国(复兴)</w:t>
       </w:r>
     </w:p>
     <w:p>
       <w:pPr>
-        <w:spacing w:after="40" w:before="0" w:line="288" w:lineRule="auto"/>
+        <w:spacing w:after="20" w:before="0" w:line="276" w:lineRule="auto"/>
       </w:pPr>
       <w:r>
         <w:rPr>
           <w:rFonts w:ascii="微软雅黑" w:hAnsi="微软雅黑" w:eastAsia="微软雅黑"/>
           <w:b w:val="0"/>
           <w:color w:val="2D2D2D"/>
-          <w:sz w:val="21"/>
+          <w:sz w:val="20"/>
         </w:rPr>
         <w:t>⑤ 时代新人=立大志+明大德+成大才+担大任；有信念有梦想有奋斗有奉献→有意义的人生</w:t>
       </w:r>
     </w:p>
     <w:p>
       <w:pPr>
-        <w:spacing w:after="40" w:before="0" w:line="288" w:lineRule="auto"/>
+        <w:spacing w:after="20" w:before="0" w:line="276" w:lineRule="auto"/>
       </w:pPr>
       <w:r>
         <w:rPr>
           <w:rFonts w:ascii="微软雅黑" w:hAnsi="微软雅黑" w:eastAsia="微软雅黑"/>
           <w:b w:val="0"/>
           <w:color w:val="2D2D2D"/>
-          <w:sz w:val="21"/>
+          <w:sz w:val="20"/>
         </w:rPr>
         <w:t>⑥ 大学阶段=世界观/人生观/价值观形成的关键期；首要任务=学习；青春=用来奋斗的</w:t>
       </w:r>
     </w:p>
     <w:p>
       <w:pPr>
-        <w:spacing w:after="40" w:before="0" w:line="288" w:lineRule="auto"/>
+        <w:spacing w:after="20" w:before="0" w:line="276" w:lineRule="auto"/>
       </w:pPr>
       <w:r>
         <w:rPr>
           <w:rFonts w:ascii="微软雅黑" w:hAnsi="微软雅黑" w:eastAsia="微软雅黑"/>
           <w:b w:val="0"/>
           <w:color w:val="2D2D2D"/>
-          <w:sz w:val="21"/>
+          <w:sz w:val="20"/>
         </w:rPr>
         <w:t>⑦ 思想道德+法律=上层建筑重要组成；思想道德→法治价值基础；法治→思想道德制度保障</w:t>
       </w:r>
     </w:p>
     <w:p>
       <w:pPr>
-        <w:spacing w:after="40" w:before="0" w:line="288" w:lineRule="auto"/>
+        <w:spacing w:after="20" w:before="0" w:line="276" w:lineRule="auto"/>
       </w:pPr>
       <w:r>
         <w:rPr>
           <w:rFonts w:ascii="微软雅黑" w:hAnsi="微软雅黑" w:eastAsia="微软雅黑"/>
           <w:b w:val="0"/>
           <w:color w:val="2D2D2D"/>
-          <w:sz w:val="21"/>
+          <w:sz w:val="20"/>
         </w:rPr>
         <w:t>⑧ 法律是成文的道德，道德是内心的法律。二者协同发力，如车之两轮、鸟之两翼</w:t>
       </w:r>
     </w:p>
     <w:p>
       <w:pPr>
-        <w:pStyle w:val="Heading4"/>
-        <w:spacing w:before="160" w:after="80"/>
+        <w:spacing w:before="120" w:after="40" w:line="276" w:lineRule="auto"/>
       </w:pPr>
       <w:r>
         <w:rPr>
@@ -1821,22 +1806,21 @@
     </w:p>
     <w:p>
       <w:pPr>
-        <w:spacing w:after="40" w:before="0" w:line="288" w:lineRule="auto"/>
+        <w:spacing w:after="20" w:before="0" w:line="276" w:lineRule="auto"/>
       </w:pPr>
       <w:r>
         <w:rPr>
           <w:rFonts w:ascii="微软雅黑" w:hAnsi="微软雅黑" w:eastAsia="微软雅黑"/>
           <w:b w:val="0"/>
           <w:color w:val="993300"/>
-          <w:sz w:val="19"/>
+          <w:sz w:val="18"/>
         </w:rPr>
         <w:t xml:space="preserve">  3个意味着 | 5个是 | 4个时期 | 4个新人要求 | 3观(世界观人生观价值观)</w:t>
       </w:r>
     </w:p>
     <w:p>
       <w:pPr>
-        <w:pStyle w:val="Heading4"/>
-        <w:spacing w:before="160" w:after="80"/>
+        <w:spacing w:before="120" w:after="40" w:line="276" w:lineRule="auto"/>
       </w:pPr>
       <w:r>
         <w:rPr>
@@ -1850,21 +1834,21 @@
     </w:p>
     <w:p>
       <w:pPr>
-        <w:spacing w:after="40" w:before="0" w:line="288" w:lineRule="auto"/>
+        <w:spacing w:after="20" w:before="0" w:line="276" w:lineRule="auto"/>
       </w:pPr>
       <w:r>
         <w:rPr>
           <w:rFonts w:ascii="微软雅黑" w:hAnsi="微软雅黑" w:eastAsia="微软雅黑"/>
           <w:b/>
           <w:color w:val="CC5500"/>
-          <w:sz w:val="19"/>
+          <w:sz w:val="18"/>
         </w:rPr>
         <w:t>• 思想道德素质  ≠  思想政治素质</w:t>
       </w:r>
     </w:p>
     <w:p>
       <w:pPr>
-        <w:spacing w:after="40" w:before="0" w:line="288" w:lineRule="auto"/>
+        <w:spacing w:after="20" w:before="0" w:line="276" w:lineRule="auto"/>
         <w:ind w:left="283"/>
       </w:pPr>
       <w:r>
@@ -1872,28 +1856,28 @@
           <w:rFonts w:ascii="微软雅黑" w:hAnsi="微软雅黑" w:eastAsia="微软雅黑"/>
           <w:b w:val="0"/>
           <w:color w:val="2D2D2D"/>
-          <w:sz w:val="18"/>
+          <w:sz w:val="16"/>
         </w:rPr>
         <w:t xml:space="preserve">     思修课讲"思想道德素质"非"思想政治"</w:t>
       </w:r>
     </w:p>
     <w:p>
       <w:pPr>
-        <w:spacing w:after="40" w:before="0" w:line="288" w:lineRule="auto"/>
+        <w:spacing w:after="20" w:before="0" w:line="276" w:lineRule="auto"/>
       </w:pPr>
       <w:r>
         <w:rPr>
           <w:rFonts w:ascii="微软雅黑" w:hAnsi="微软雅黑" w:eastAsia="微软雅黑"/>
           <w:b/>
           <w:color w:val="CC5500"/>
-          <w:sz w:val="19"/>
+          <w:sz w:val="18"/>
         </w:rPr>
         <w:t>• 有理想有本领有担当  ≠  有理想有道德有文化有纪律</w:t>
       </w:r>
     </w:p>
     <w:p>
       <w:pPr>
-        <w:spacing w:after="40" w:before="0" w:line="288" w:lineRule="auto"/>
+        <w:spacing w:after="20" w:before="0" w:line="276" w:lineRule="auto"/>
         <w:ind w:left="283"/>
       </w:pPr>
       <w:r>
@@ -1901,28 +1885,28 @@
           <w:rFonts w:ascii="微软雅黑" w:hAnsi="微软雅黑" w:eastAsia="微软雅黑"/>
           <w:b w:val="0"/>
           <w:color w:val="2D2D2D"/>
-          <w:sz w:val="18"/>
+          <w:sz w:val="16"/>
         </w:rPr>
         <w:t xml:space="preserve">     前者十九大；后者邓小平"四有新人"</w:t>
       </w:r>
     </w:p>
     <w:p>
       <w:pPr>
-        <w:spacing w:after="40" w:before="0" w:line="288" w:lineRule="auto"/>
+        <w:spacing w:after="20" w:before="0" w:line="276" w:lineRule="auto"/>
       </w:pPr>
       <w:r>
         <w:rPr>
           <w:rFonts w:ascii="微软雅黑" w:hAnsi="微软雅黑" w:eastAsia="微软雅黑"/>
           <w:b/>
           <w:color w:val="CC5500"/>
-          <w:sz w:val="19"/>
+          <w:sz w:val="18"/>
         </w:rPr>
         <w:t>• 全面建成小康社会  ≠  全面完成脱贫攻坚</w:t>
       </w:r>
     </w:p>
     <w:p>
       <w:pPr>
-        <w:spacing w:after="40" w:before="0" w:line="288" w:lineRule="auto"/>
+        <w:spacing w:after="20" w:before="0" w:line="276" w:lineRule="auto"/>
         <w:ind w:left="283"/>
       </w:pPr>
       <w:r>
@@ -1930,22 +1914,21 @@
           <w:rFonts w:ascii="微软雅黑" w:hAnsi="微软雅黑" w:eastAsia="微软雅黑"/>
           <w:b w:val="0"/>
           <w:color w:val="2D2D2D"/>
-          <w:sz w:val="18"/>
+          <w:sz w:val="16"/>
         </w:rPr>
         <w:t xml:space="preserve">     前者是目标(2020)；后者是手段</w:t>
       </w:r>
     </w:p>
     <w:p>
       <w:pPr>
-        <w:pStyle w:val="Heading3"/>
-        <w:spacing w:before="160" w:after="80"/>
+        <w:spacing w:before="120" w:after="40" w:line="276" w:lineRule="auto"/>
       </w:pPr>
       <w:r>
         <w:rPr>
           <w:rFonts w:ascii="微软雅黑" w:hAnsi="微软雅黑" w:eastAsia="微软雅黑"/>
           <w:b/>
           <w:color w:val="006699"/>
-          <w:sz w:val="23"/>
+          <w:sz w:val="22"/>
         </w:rPr>
         <w:t>📝 单选（10题）</w:t>
       </w:r>
@@ -2042,7 +2025,6 @@
         <w:rPr>
           <w:rFonts w:ascii="微软雅黑" w:hAnsi="微软雅黑" w:eastAsia="微软雅黑"/>
           <w:b w:val="0"/>
-          <w:color w:val="2D2D2D"/>
           <w:sz w:val="18"/>
         </w:rPr>
         <w:t>"新时代"是十九大提出的重大政治论断。</w:t>
@@ -2155,7 +2137,6 @@
         <w:rPr>
           <w:rFonts w:ascii="微软雅黑" w:hAnsi="微软雅黑" w:eastAsia="微软雅黑"/>
           <w:b w:val="0"/>
-          <w:color w:val="2D2D2D"/>
           <w:sz w:val="18"/>
         </w:rPr>
         <w:t>教材原文。注意"思想道德"非"思想政治"。</w:t>
@@ -2268,7 +2249,6 @@
         <w:rPr>
           <w:rFonts w:ascii="微软雅黑" w:hAnsi="微软雅黑" w:eastAsia="微软雅黑"/>
           <w:b w:val="0"/>
-          <w:color w:val="2D2D2D"/>
           <w:sz w:val="18"/>
         </w:rPr>
         <w:t>弓=学问、箭=才能、识=见识。"成大才"维度。</w:t>
@@ -2381,7 +2361,6 @@
         <w:rPr>
           <w:rFonts w:ascii="微软雅黑" w:hAnsi="微软雅黑" w:eastAsia="微软雅黑"/>
           <w:b w:val="0"/>
-          <w:color w:val="2D2D2D"/>
           <w:sz w:val="18"/>
         </w:rPr>
         <w:t>大学生第一身份是学生。修德重要但不是"首要"。</w:t>
@@ -2494,7 +2473,6 @@
         <w:rPr>
           <w:rFonts w:ascii="微软雅黑" w:hAnsi="微软雅黑" w:eastAsia="微软雅黑"/>
           <w:b w:val="0"/>
-          <w:color w:val="2D2D2D"/>
           <w:sz w:val="18"/>
         </w:rPr>
         <w:t>标准表述。本课程绪论主题。</w:t>
@@ -2607,7 +2585,6 @@
         <w:rPr>
           <w:rFonts w:ascii="微软雅黑" w:hAnsi="微软雅黑" w:eastAsia="微软雅黑"/>
           <w:b w:val="0"/>
-          <w:color w:val="2D2D2D"/>
           <w:sz w:val="18"/>
         </w:rPr>
         <w:t>习近平寄语青年。</w:t>
@@ -2720,7 +2697,6 @@
         <w:rPr>
           <w:rFonts w:ascii="微软雅黑" w:hAnsi="微软雅黑" w:eastAsia="微软雅黑"/>
           <w:b w:val="0"/>
-          <w:color w:val="2D2D2D"/>
           <w:sz w:val="18"/>
         </w:rPr>
         <w:t>教材："理想信念是精神之钙"。跨章考(第二章同)。</w:t>
@@ -2833,7 +2809,6 @@
         <w:rPr>
           <w:rFonts w:ascii="微软雅黑" w:hAnsi="微软雅黑" w:eastAsia="微软雅黑"/>
           <w:b w:val="0"/>
-          <w:color w:val="2D2D2D"/>
           <w:sz w:val="18"/>
         </w:rPr>
         <w:t>A/B/C全错。道德靠内心信念，法律靠国家强制力。</w:t>
@@ -2946,7 +2921,6 @@
         <w:rPr>
           <w:rFonts w:ascii="微软雅黑" w:hAnsi="微软雅黑" w:eastAsia="微软雅黑"/>
           <w:b w:val="0"/>
-          <w:color w:val="2D2D2D"/>
           <w:sz w:val="18"/>
         </w:rPr>
         <w:t>A错：道德先于法律。B错：说谎道德反对但法律未必制裁。C错：道德调节范围更广。</w:t>
@@ -3059,7 +3033,6 @@
         <w:rPr>
           <w:rFonts w:ascii="微软雅黑" w:hAnsi="微软雅黑" w:eastAsia="微软雅黑"/>
           <w:b w:val="0"/>
-          <w:color w:val="2D2D2D"/>
           <w:sz w:val="18"/>
         </w:rPr>
         <w:t>2020年全面建成小康社会=第一个百年奋斗目标。</w:t>
@@ -3082,15 +3055,14 @@
     </w:p>
     <w:p>
       <w:pPr>
-        <w:pStyle w:val="Heading3"/>
-        <w:spacing w:before="160" w:after="80"/>
+        <w:spacing w:before="120" w:after="40" w:line="276" w:lineRule="auto"/>
       </w:pPr>
       <w:r>
         <w:rPr>
           <w:rFonts w:ascii="微软雅黑" w:hAnsi="微软雅黑" w:eastAsia="微软雅黑"/>
           <w:b/>
           <w:color w:val="006699"/>
-          <w:sz w:val="23"/>
+          <w:sz w:val="22"/>
         </w:rPr>
         <w:t>📝 多选（5题）</w:t>
       </w:r>
@@ -3187,7 +3159,6 @@
         <w:rPr>
           <w:rFonts w:ascii="微软雅黑" w:hAnsi="微软雅黑" w:eastAsia="微软雅黑"/>
           <w:b w:val="0"/>
-          <w:color w:val="2D2D2D"/>
           <w:sz w:val="18"/>
         </w:rPr>
         <w:t>教材标准表述。"婚恋观"不是并列核心。</w:t>
@@ -3300,7 +3271,6 @@
         <w:rPr>
           <w:rFonts w:ascii="微软雅黑" w:hAnsi="微软雅黑" w:eastAsia="微软雅黑"/>
           <w:b w:val="0"/>
-          <w:color w:val="2D2D2D"/>
           <w:sz w:val="18"/>
         </w:rPr>
         <w:t>对应"四个自信"。第三个"意味着"的标准表述。</w:t>
@@ -3413,7 +3383,6 @@
         <w:rPr>
           <w:rFonts w:ascii="微软雅黑" w:hAnsi="微软雅黑" w:eastAsia="微软雅黑"/>
           <w:b w:val="0"/>
-          <w:color w:val="2D2D2D"/>
           <w:sz w:val="18"/>
         </w:rPr>
         <w:t>十九大对青年的三点要求。B"有纪律"是邓小平"四有新人"。</w:t>
@@ -3526,7 +3495,6 @@
         <w:rPr>
           <w:rFonts w:ascii="微软雅黑" w:hAnsi="微软雅黑" w:eastAsia="微软雅黑"/>
           <w:b w:val="0"/>
-          <w:color w:val="2D2D2D"/>
           <w:sz w:val="18"/>
         </w:rPr>
         <w:t>四个"有"完整概括。</w:t>
@@ -3639,7 +3607,6 @@
         <w:rPr>
           <w:rFonts w:ascii="微软雅黑" w:hAnsi="微软雅黑" w:eastAsia="微软雅黑"/>
           <w:b w:val="0"/>
-          <w:color w:val="2D2D2D"/>
           <w:sz w:val="18"/>
         </w:rPr>
         <w:t>标准表述。不要混淆。</w:t>
@@ -3662,15 +3629,14 @@
     </w:p>
     <w:p>
       <w:pPr>
-        <w:pStyle w:val="Heading3"/>
-        <w:spacing w:before="160" w:after="80"/>
+        <w:spacing w:before="120" w:after="40" w:line="276" w:lineRule="auto"/>
       </w:pPr>
       <w:r>
         <w:rPr>
           <w:rFonts w:ascii="微软雅黑" w:hAnsi="微软雅黑" w:eastAsia="微软雅黑"/>
           <w:b/>
           <w:color w:val="006699"/>
-          <w:sz w:val="23"/>
+          <w:sz w:val="22"/>
         </w:rPr>
         <w:t>📝 判断（5题）</w:t>
       </w:r>
@@ -3711,7 +3677,6 @@
         <w:rPr>
           <w:rFonts w:ascii="微软雅黑" w:hAnsi="微软雅黑" w:eastAsia="微软雅黑"/>
           <w:b w:val="0"/>
-          <w:color w:val="2D2D2D"/>
           <w:sz w:val="18"/>
         </w:rPr>
         <w:t>五个"是"的第一个。</w:t>
@@ -3768,7 +3733,6 @@
         <w:rPr>
           <w:rFonts w:ascii="微软雅黑" w:hAnsi="微软雅黑" w:eastAsia="微软雅黑"/>
           <w:b w:val="0"/>
-          <w:color w:val="2D2D2D"/>
           <w:sz w:val="18"/>
         </w:rPr>
         <w:t>首要任务是学习。</w:t>
@@ -3825,7 +3789,6 @@
         <w:rPr>
           <w:rFonts w:ascii="微软雅黑" w:hAnsi="微软雅黑" w:eastAsia="微软雅黑"/>
           <w:b w:val="0"/>
-          <w:color w:val="2D2D2D"/>
           <w:sz w:val="18"/>
         </w:rPr>
         <w:t>教材原文。</w:t>
@@ -3882,7 +3845,6 @@
         <w:rPr>
           <w:rFonts w:ascii="微软雅黑" w:hAnsi="微软雅黑" w:eastAsia="微软雅黑"/>
           <w:b w:val="0"/>
-          <w:color w:val="2D2D2D"/>
           <w:sz w:val="18"/>
         </w:rPr>
         <w:t>领域方式载体都不同。</w:t>
@@ -3939,7 +3901,6 @@
         <w:rPr>
           <w:rFonts w:ascii="微软雅黑" w:hAnsi="微软雅黑" w:eastAsia="微软雅黑"/>
           <w:b w:val="0"/>
-          <w:color w:val="2D2D2D"/>
           <w:sz w:val="18"/>
         </w:rPr>
         <w:t>教材原文。</w:t>
@@ -3962,15 +3923,14 @@
     </w:p>
     <w:p>
       <w:pPr>
-        <w:pStyle w:val="Heading3"/>
-        <w:spacing w:before="160" w:after="80"/>
+        <w:spacing w:before="120" w:after="40" w:line="276" w:lineRule="auto"/>
       </w:pPr>
       <w:r>
         <w:rPr>
           <w:rFonts w:ascii="微软雅黑" w:hAnsi="微软雅黑" w:eastAsia="微软雅黑"/>
           <w:b/>
           <w:color w:val="006699"/>
-          <w:sz w:val="23"/>
+          <w:sz w:val="22"/>
         </w:rPr>
         <w:t>📝 论述题</w:t>
       </w:r>
@@ -3983,7 +3943,7 @@
         <w:rPr>
           <w:rFonts w:ascii="微软雅黑" w:hAnsi="微软雅黑" w:eastAsia="微软雅黑"/>
           <w:b/>
-          <w:sz w:val="21"/>
+          <w:sz w:val="22"/>
         </w:rPr>
         <w:t>材料分析题. 材料：习近平指出"青年兴则国家兴，青年强则国家强。"</w:t>
         <w:br/>
@@ -4019,207 +3979,203 @@
     </w:p>
     <w:p>
       <w:pPr>
-        <w:pStyle w:val="Heading3"/>
-        <w:spacing w:before="160" w:after="80"/>
+        <w:spacing w:before="120" w:after="40" w:line="276" w:lineRule="auto"/>
       </w:pPr>
       <w:r>
         <w:rPr>
           <w:rFonts w:ascii="微软雅黑" w:hAnsi="微软雅黑" w:eastAsia="微软雅黑"/>
           <w:b/>
           <w:color w:val="006699"/>
-          <w:sz w:val="23"/>
+          <w:sz w:val="22"/>
         </w:rPr>
         <w:t>📋 章末速测（5分钟自检）</w:t>
       </w:r>
     </w:p>
     <w:p>
       <w:pPr>
-        <w:spacing w:after="40" w:before="0" w:line="288" w:lineRule="auto"/>
+        <w:spacing w:after="20" w:before="0" w:line="276" w:lineRule="auto"/>
       </w:pPr>
       <w:r>
         <w:rPr>
           <w:rFonts w:ascii="微软雅黑" w:hAnsi="微软雅黑" w:eastAsia="微软雅黑"/>
           <w:b w:val="0"/>
           <w:color w:val="2D2D2D"/>
-          <w:sz w:val="21"/>
+          <w:sz w:val="20"/>
         </w:rPr>
         <w:t>默写：三个意味着是什么？五个是是什么？时代新人四个要求？法律与道德的关系？</w:t>
       </w:r>
     </w:p>
     <w:p>
       <w:pPr>
-        <w:pStyle w:val="Heading2"/>
-        <w:spacing w:before="240" w:after="120"/>
+        <w:spacing w:before="200" w:after="80" w:line="276" w:lineRule="auto"/>
       </w:pPr>
       <w:r>
         <w:rPr>
           <w:rFonts w:ascii="微软雅黑" w:hAnsi="微软雅黑" w:eastAsia="微软雅黑"/>
           <w:b/>
           <w:color w:val="34495E"/>
-          <w:sz w:val="26"/>
+          <w:sz w:val="24"/>
         </w:rPr>
         <w:t>专题二：人生观与人生价值（第一章 领悟人生真谛 把握人生方向）</w:t>
       </w:r>
     </w:p>
     <w:p>
       <w:pPr>
-        <w:pStyle w:val="Heading3"/>
-        <w:spacing w:before="160" w:after="80"/>
+        <w:spacing w:before="120" w:after="40" w:line="276" w:lineRule="auto"/>
       </w:pPr>
       <w:r>
         <w:rPr>
           <w:rFonts w:ascii="微软雅黑" w:hAnsi="微软雅黑" w:eastAsia="微软雅黑"/>
           <w:b/>
           <w:color w:val="006699"/>
-          <w:sz w:val="23"/>
+          <w:sz w:val="22"/>
         </w:rPr>
         <w:t>📚 知识点汇总（①②③链式结构）</w:t>
       </w:r>
     </w:p>
     <w:p>
       <w:pPr>
-        <w:spacing w:after="40" w:before="0" w:line="288" w:lineRule="auto"/>
+        <w:spacing w:after="20" w:before="0" w:line="276" w:lineRule="auto"/>
       </w:pPr>
       <w:r>
         <w:rPr>
           <w:rFonts w:ascii="微软雅黑" w:hAnsi="微软雅黑" w:eastAsia="微软雅黑"/>
           <w:b w:val="0"/>
           <w:color w:val="2D2D2D"/>
-          <w:sz w:val="21"/>
+          <w:sz w:val="20"/>
         </w:rPr>
         <w:t>① 人的本质=一切社会关系的总和(马克思)。社会属性≠自然属性 — 社会属性是本质属性</w:t>
       </w:r>
     </w:p>
     <w:p>
       <w:pPr>
-        <w:spacing w:after="40" w:before="0" w:line="288" w:lineRule="auto"/>
+        <w:spacing w:after="20" w:before="0" w:line="276" w:lineRule="auto"/>
       </w:pPr>
       <w:r>
         <w:rPr>
           <w:rFonts w:ascii="微软雅黑" w:hAnsi="微软雅黑" w:eastAsia="微软雅黑"/>
           <w:b w:val="0"/>
           <w:color w:val="2D2D2D"/>
-          <w:sz w:val="21"/>
+          <w:sz w:val="20"/>
         </w:rPr>
         <w:t>② 人生观三要素：人生目的(核心·决定道路态度价值选择) → 人生态度(心理倾向·认真务实乐观进取) → 人生价值(自我价值-前提 + 社会价值-保障)</w:t>
       </w:r>
     </w:p>
     <w:p>
       <w:pPr>
-        <w:spacing w:after="40" w:before="0" w:line="288" w:lineRule="auto"/>
+        <w:spacing w:after="20" w:before="0" w:line="276" w:lineRule="auto"/>
       </w:pPr>
       <w:r>
         <w:rPr>
           <w:rFonts w:ascii="微软雅黑" w:hAnsi="微软雅黑" w:eastAsia="微软雅黑"/>
           <w:b w:val="0"/>
           <w:color w:val="2D2D2D"/>
-          <w:sz w:val="21"/>
+          <w:sz w:val="20"/>
         </w:rPr>
         <w:t>③ 个人与社会=对立统一。最根本=个人利益与社会利益的关系</w:t>
       </w:r>
     </w:p>
     <w:p>
       <w:pPr>
-        <w:spacing w:after="40" w:before="0" w:line="288" w:lineRule="auto"/>
+        <w:spacing w:after="20" w:before="0" w:line="276" w:lineRule="auto"/>
       </w:pPr>
       <w:r>
         <w:rPr>
           <w:rFonts w:ascii="微软雅黑" w:hAnsi="微软雅黑" w:eastAsia="微软雅黑"/>
           <w:b w:val="0"/>
           <w:color w:val="2D2D2D"/>
-          <w:sz w:val="21"/>
+          <w:sz w:val="20"/>
         </w:rPr>
         <w:t>④ 评价人生价值：根本尺度(符合客观规律+促进历史进步) + 基本尺度(劳动与贡献)</w:t>
       </w:r>
     </w:p>
     <w:p>
       <w:pPr>
-        <w:spacing w:after="40" w:before="0" w:line="288" w:lineRule="auto"/>
+        <w:spacing w:after="20" w:before="0" w:line="276" w:lineRule="auto"/>
       </w:pPr>
       <w:r>
         <w:rPr>
           <w:rFonts w:ascii="微软雅黑" w:hAnsi="微软雅黑" w:eastAsia="微软雅黑"/>
           <w:b w:val="0"/>
           <w:color w:val="2D2D2D"/>
-          <w:sz w:val="21"/>
+          <w:sz w:val="20"/>
         </w:rPr>
         <w:t>⑤ 评价方法三统一：贡献大小⇔尽力程度 / 物质贡献⇔精神贡献 / 社会贡献⇔自身完善</w:t>
       </w:r>
     </w:p>
     <w:p>
       <w:pPr>
-        <w:spacing w:after="40" w:before="0" w:line="288" w:lineRule="auto"/>
+        <w:spacing w:after="20" w:before="0" w:line="276" w:lineRule="auto"/>
       </w:pPr>
       <w:r>
         <w:rPr>
           <w:rFonts w:ascii="微软雅黑" w:hAnsi="微软雅黑" w:eastAsia="微软雅黑"/>
           <w:b w:val="0"/>
           <w:color w:val="2D2D2D"/>
-          <w:sz w:val="21"/>
+          <w:sz w:val="20"/>
         </w:rPr>
         <w:t>⑥ 高尚人生追求=服务人民、奉献社会。人生态度四维度=认真+务实+乐观+进取</w:t>
       </w:r>
     </w:p>
     <w:p>
       <w:pPr>
-        <w:spacing w:after="40" w:before="0" w:line="288" w:lineRule="auto"/>
+        <w:spacing w:after="20" w:before="0" w:line="276" w:lineRule="auto"/>
       </w:pPr>
       <w:r>
         <w:rPr>
           <w:rFonts w:ascii="微软雅黑" w:hAnsi="微软雅黑" w:eastAsia="微软雅黑"/>
           <w:b w:val="0"/>
           <w:color w:val="2D2D2D"/>
-          <w:sz w:val="21"/>
+          <w:sz w:val="20"/>
         </w:rPr>
         <w:t>⑦ 人生矛盾五对：得与失、苦与乐、顺与逆、生与死、荣与辱</w:t>
       </w:r>
     </w:p>
     <w:p>
       <w:pPr>
-        <w:spacing w:after="40" w:before="0" w:line="288" w:lineRule="auto"/>
+        <w:spacing w:after="20" w:before="0" w:line="276" w:lineRule="auto"/>
       </w:pPr>
       <w:r>
         <w:rPr>
           <w:rFonts w:ascii="微软雅黑" w:hAnsi="微软雅黑" w:eastAsia="微软雅黑"/>
           <w:b w:val="0"/>
           <w:color w:val="2D2D2D"/>
-          <w:sz w:val="21"/>
+          <w:sz w:val="20"/>
         </w:rPr>
         <w:t>⑧ 错误人生观三种：拜金主义(金钱唯一标准)、享乐主义(追求享受)、极端个人主义(资产阶级核心)</w:t>
       </w:r>
     </w:p>
     <w:p>
       <w:pPr>
-        <w:spacing w:after="40" w:before="0" w:line="288" w:lineRule="auto"/>
+        <w:spacing w:after="20" w:before="0" w:line="276" w:lineRule="auto"/>
       </w:pPr>
       <w:r>
         <w:rPr>
           <w:rFonts w:ascii="微软雅黑" w:hAnsi="微软雅黑" w:eastAsia="微软雅黑"/>
           <w:b w:val="0"/>
           <w:color w:val="2D2D2D"/>
-          <w:sz w:val="21"/>
+          <w:sz w:val="20"/>
         </w:rPr>
         <w:t>⑨ 成就出彩人生=三同：与历史同向、与祖国同行、与人民同在</w:t>
       </w:r>
     </w:p>
     <w:p>
       <w:pPr>
-        <w:spacing w:after="40" w:before="0" w:line="288" w:lineRule="auto"/>
+        <w:spacing w:after="20" w:before="0" w:line="276" w:lineRule="auto"/>
       </w:pPr>
       <w:r>
         <w:rPr>
           <w:rFonts w:ascii="微软雅黑" w:hAnsi="微软雅黑" w:eastAsia="微软雅黑"/>
           <w:b w:val="0"/>
           <w:color w:val="2D2D2D"/>
-          <w:sz w:val="21"/>
+          <w:sz w:val="20"/>
         </w:rPr>
         <w:t>⑩ 世界观决定人生观，人生观反作用于世界观。实践是实现人生价值的根本途径</w:t>
       </w:r>
     </w:p>
     <w:p>
       <w:pPr>
-        <w:pStyle w:val="Heading4"/>
-        <w:spacing w:before="160" w:after="80"/>
+        <w:spacing w:before="120" w:after="40" w:line="276" w:lineRule="auto"/>
       </w:pPr>
       <w:r>
         <w:rPr>
@@ -4233,14 +4189,14 @@
     </w:p>
     <w:p>
       <w:pPr>
-        <w:spacing w:after="40" w:before="0" w:line="288" w:lineRule="auto"/>
+        <w:spacing w:after="20" w:before="0" w:line="276" w:lineRule="auto"/>
       </w:pPr>
       <w:r>
         <w:rPr>
           <w:rFonts w:ascii="微软雅黑" w:hAnsi="微软雅黑" w:eastAsia="微软雅黑"/>
           <w:b w:val="0"/>
           <w:color w:val="993300"/>
-          <w:sz w:val="19"/>
+          <w:sz w:val="18"/>
         </w:rPr>
         <w:t xml:space="preserve">  1个本质(社会关系总和) | 3要素(目的核心/态度/价值) | 4态度(认真务实乐观进取) | 5对矛盾 | 3种错误 | 3同 | 2个尺度(根本+基本) | 3对统一(评价方法)</w:t>
       </w:r>
@@ -4336,7 +4292,7 @@
               <w:rPr>
                 <w:rFonts w:ascii="微软雅黑" w:hAnsi="微软雅黑" w:eastAsia="微软雅黑"/>
                 <w:b w:val="0"/>
-                <w:sz w:val="17"/>
+                <w:sz w:val="16"/>
               </w:rPr>
               <w:t>得与失</w:t>
             </w:r>
@@ -4356,7 +4312,7 @@
               <w:rPr>
                 <w:rFonts w:ascii="微软雅黑" w:hAnsi="微软雅黑" w:eastAsia="微软雅黑"/>
                 <w:b w:val="0"/>
-                <w:sz w:val="17"/>
+                <w:sz w:val="16"/>
               </w:rPr>
               <w:t>跳出个人得失计较</w:t>
             </w:r>
@@ -4376,7 +4332,7 @@
               <w:rPr>
                 <w:rFonts w:ascii="微软雅黑" w:hAnsi="微软雅黑" w:eastAsia="微软雅黑"/>
                 <w:b w:val="0"/>
-                <w:sz w:val="17"/>
+                <w:sz w:val="16"/>
               </w:rPr>
               <w:t>不是"不计得失"而是"不拘泥于个人得失"</w:t>
             </w:r>
@@ -4398,7 +4354,7 @@
               <w:rPr>
                 <w:rFonts w:ascii="微软雅黑" w:hAnsi="微软雅黑" w:eastAsia="微软雅黑"/>
                 <w:b w:val="0"/>
-                <w:sz w:val="17"/>
+                <w:sz w:val="16"/>
               </w:rPr>
               <w:t>苦与乐</w:t>
             </w:r>
@@ -4418,7 +4374,7 @@
               <w:rPr>
                 <w:rFonts w:ascii="微软雅黑" w:hAnsi="微软雅黑" w:eastAsia="微软雅黑"/>
                 <w:b w:val="0"/>
-                <w:sz w:val="17"/>
+                <w:sz w:val="16"/>
               </w:rPr>
               <w:t>对立统一可转化；真正快乐由奋斗艰苦转化</w:t>
             </w:r>
@@ -4438,7 +4394,7 @@
               <w:rPr>
                 <w:rFonts w:ascii="微软雅黑" w:hAnsi="微软雅黑" w:eastAsia="微软雅黑"/>
                 <w:b w:val="0"/>
-                <w:sz w:val="17"/>
+                <w:sz w:val="16"/>
               </w:rPr>
               <w:t>不是"苦等于乐"</w:t>
             </w:r>
@@ -4460,7 +4416,7 @@
               <w:rPr>
                 <w:rFonts w:ascii="微软雅黑" w:hAnsi="微软雅黑" w:eastAsia="微软雅黑"/>
                 <w:b w:val="0"/>
-                <w:sz w:val="17"/>
+                <w:sz w:val="16"/>
               </w:rPr>
               <w:t>顺与逆</w:t>
             </w:r>
@@ -4480,7 +4436,7 @@
               <w:rPr>
                 <w:rFonts w:ascii="微软雅黑" w:hAnsi="微软雅黑" w:eastAsia="微软雅黑"/>
                 <w:b w:val="0"/>
-                <w:sz w:val="17"/>
+                <w:sz w:val="16"/>
               </w:rPr>
               <w:t>善于利用顺境，勇于正视战胜逆境</w:t>
             </w:r>
@@ -4500,7 +4456,7 @@
               <w:rPr>
                 <w:rFonts w:ascii="微软雅黑" w:hAnsi="微软雅黑" w:eastAsia="微软雅黑"/>
                 <w:b w:val="0"/>
-                <w:sz w:val="17"/>
+                <w:sz w:val="16"/>
               </w:rPr>
               <w:t>两种境遇作用都可能是双面的</w:t>
             </w:r>
@@ -4522,7 +4478,7 @@
               <w:rPr>
                 <w:rFonts w:ascii="微软雅黑" w:hAnsi="微软雅黑" w:eastAsia="微软雅黑"/>
                 <w:b w:val="0"/>
-                <w:sz w:val="17"/>
+                <w:sz w:val="16"/>
               </w:rPr>
               <w:t>生与死</w:t>
             </w:r>
@@ -4542,7 +4498,7 @@
               <w:rPr>
                 <w:rFonts w:ascii="微软雅黑" w:hAnsi="微软雅黑" w:eastAsia="微软雅黑"/>
                 <w:b w:val="0"/>
-                <w:sz w:val="17"/>
+                <w:sz w:val="16"/>
               </w:rPr>
               <w:t>珍惜生命+为崇高目的勇于奉献</w:t>
             </w:r>
@@ -4562,7 +4518,7 @@
               <w:rPr>
                 <w:rFonts w:ascii="微软雅黑" w:hAnsi="微软雅黑" w:eastAsia="微软雅黑"/>
                 <w:b w:val="0"/>
-                <w:sz w:val="17"/>
+                <w:sz w:val="16"/>
               </w:rPr>
               <w:t>不否定生命价值</w:t>
             </w:r>
@@ -4584,7 +4540,7 @@
               <w:rPr>
                 <w:rFonts w:ascii="微软雅黑" w:hAnsi="微软雅黑" w:eastAsia="微软雅黑"/>
                 <w:b w:val="0"/>
-                <w:sz w:val="17"/>
+                <w:sz w:val="16"/>
               </w:rPr>
               <w:t>荣与辱</w:t>
             </w:r>
@@ -4604,7 +4560,7 @@
               <w:rPr>
                 <w:rFonts w:ascii="微软雅黑" w:hAnsi="微软雅黑" w:eastAsia="微软雅黑"/>
                 <w:b w:val="0"/>
-                <w:sz w:val="17"/>
+                <w:sz w:val="16"/>
               </w:rPr>
               <w:t>知耻近乎勇；荣辱观对思想行为有导向调节作用</w:t>
             </w:r>
@@ -4624,7 +4580,7 @@
               <w:rPr>
                 <w:rFonts w:ascii="微软雅黑" w:hAnsi="微软雅黑" w:eastAsia="微软雅黑"/>
                 <w:b w:val="0"/>
-                <w:sz w:val="17"/>
+                <w:sz w:val="16"/>
               </w:rPr>
               <w:t>"礼义廉耻国之四维"</w:t>
             </w:r>
@@ -4635,8 +4591,7 @@
     <w:p/>
     <w:p>
       <w:pPr>
-        <w:pStyle w:val="Heading4"/>
-        <w:spacing w:before="160" w:after="80"/>
+        <w:spacing w:before="120" w:after="40" w:line="276" w:lineRule="auto"/>
       </w:pPr>
       <w:r>
         <w:rPr>
@@ -4650,21 +4605,21 @@
     </w:p>
     <w:p>
       <w:pPr>
-        <w:spacing w:after="40" w:before="0" w:line="288" w:lineRule="auto"/>
+        <w:spacing w:after="20" w:before="0" w:line="276" w:lineRule="auto"/>
       </w:pPr>
       <w:r>
         <w:rPr>
           <w:rFonts w:ascii="微软雅黑" w:hAnsi="微软雅黑" w:eastAsia="微软雅黑"/>
           <w:b/>
           <w:color w:val="CC5500"/>
-          <w:sz w:val="19"/>
+          <w:sz w:val="18"/>
         </w:rPr>
         <w:t>• 自我价值  ≠  社会价值</w:t>
       </w:r>
     </w:p>
     <w:p>
       <w:pPr>
-        <w:spacing w:after="40" w:before="0" w:line="288" w:lineRule="auto"/>
+        <w:spacing w:after="20" w:before="0" w:line="276" w:lineRule="auto"/>
         <w:ind w:left="283"/>
       </w:pPr>
       <w:r>
@@ -4672,28 +4627,28 @@
           <w:rFonts w:ascii="微软雅黑" w:hAnsi="微软雅黑" w:eastAsia="微软雅黑"/>
           <w:b w:val="0"/>
           <w:color w:val="2D2D2D"/>
-          <w:sz w:val="18"/>
+          <w:sz w:val="16"/>
         </w:rPr>
         <w:t xml:space="preserve">     内向(对自己生存发展的价值) vs 外向(对社会他人的价值)</w:t>
       </w:r>
     </w:p>
     <w:p>
       <w:pPr>
-        <w:spacing w:after="40" w:before="0" w:line="288" w:lineRule="auto"/>
+        <w:spacing w:after="20" w:before="0" w:line="276" w:lineRule="auto"/>
       </w:pPr>
       <w:r>
         <w:rPr>
           <w:rFonts w:ascii="微软雅黑" w:hAnsi="微软雅黑" w:eastAsia="微软雅黑"/>
           <w:b/>
           <w:color w:val="CC5500"/>
-          <w:sz w:val="19"/>
+          <w:sz w:val="18"/>
         </w:rPr>
         <w:t>• 人生目的=人生观核心  ≠  全心全意为人民服务=党的宗旨</w:t>
       </w:r>
     </w:p>
     <w:p>
       <w:pPr>
-        <w:spacing w:after="40" w:before="0" w:line="288" w:lineRule="auto"/>
+        <w:spacing w:after="20" w:before="0" w:line="276" w:lineRule="auto"/>
         <w:ind w:left="283"/>
       </w:pPr>
       <w:r>
@@ -4701,28 +4656,28 @@
           <w:rFonts w:ascii="微软雅黑" w:hAnsi="微软雅黑" w:eastAsia="微软雅黑"/>
           <w:b w:val="0"/>
           <w:color w:val="2D2D2D"/>
-          <w:sz w:val="18"/>
+          <w:sz w:val="16"/>
         </w:rPr>
         <w:t xml:space="preserve">     目的≠宗旨，但高尚的人生目的指向服务人民</w:t>
       </w:r>
     </w:p>
     <w:p>
       <w:pPr>
-        <w:spacing w:after="40" w:before="0" w:line="288" w:lineRule="auto"/>
+        <w:spacing w:after="20" w:before="0" w:line="276" w:lineRule="auto"/>
       </w:pPr>
       <w:r>
         <w:rPr>
           <w:rFonts w:ascii="微软雅黑" w:hAnsi="微软雅黑" w:eastAsia="微软雅黑"/>
           <w:b/>
           <w:color w:val="CC5500"/>
-          <w:sz w:val="19"/>
+          <w:sz w:val="18"/>
         </w:rPr>
         <w:t>• 世界观决定人生观  ≠  人生观决定世界观</w:t>
       </w:r>
     </w:p>
     <w:p>
       <w:pPr>
-        <w:spacing w:after="40" w:before="0" w:line="288" w:lineRule="auto"/>
+        <w:spacing w:after="20" w:before="0" w:line="276" w:lineRule="auto"/>
         <w:ind w:left="283"/>
       </w:pPr>
       <w:r>
@@ -4730,28 +4685,28 @@
           <w:rFonts w:ascii="微软雅黑" w:hAnsi="微软雅黑" w:eastAsia="微软雅黑"/>
           <w:b w:val="0"/>
           <w:color w:val="2D2D2D"/>
-          <w:sz w:val="18"/>
+          <w:sz w:val="16"/>
         </w:rPr>
         <w:t xml:space="preserve">     前者正确。后者是反作用不是决定</w:t>
       </w:r>
     </w:p>
     <w:p>
       <w:pPr>
-        <w:spacing w:after="40" w:before="0" w:line="288" w:lineRule="auto"/>
+        <w:spacing w:after="20" w:before="0" w:line="276" w:lineRule="auto"/>
       </w:pPr>
       <w:r>
         <w:rPr>
           <w:rFonts w:ascii="微软雅黑" w:hAnsi="微软雅黑" w:eastAsia="微软雅黑"/>
           <w:b/>
           <w:color w:val="CC5500"/>
-          <w:sz w:val="19"/>
+          <w:sz w:val="18"/>
         </w:rPr>
         <w:t>• 拜金主义(金钱唯一标准)  ≠  享乐主义(追求感官享受)</w:t>
       </w:r>
     </w:p>
     <w:p>
       <w:pPr>
-        <w:spacing w:after="40" w:before="0" w:line="288" w:lineRule="auto"/>
+        <w:spacing w:after="20" w:before="0" w:line="276" w:lineRule="auto"/>
         <w:ind w:left="283"/>
       </w:pPr>
       <w:r>
@@ -4759,28 +4714,28 @@
           <w:rFonts w:ascii="微软雅黑" w:hAnsi="微软雅黑" w:eastAsia="微软雅黑"/>
           <w:b w:val="0"/>
           <w:color w:val="2D2D2D"/>
-          <w:sz w:val="18"/>
+          <w:sz w:val="16"/>
         </w:rPr>
         <w:t xml:space="preserve">     "今朝有酒今朝醉"是享乐主义，"人为财死"是拜金主义</w:t>
       </w:r>
     </w:p>
     <w:p>
       <w:pPr>
-        <w:spacing w:after="40" w:before="0" w:line="288" w:lineRule="auto"/>
+        <w:spacing w:after="20" w:before="0" w:line="276" w:lineRule="auto"/>
       </w:pPr>
       <w:r>
         <w:rPr>
           <w:rFonts w:ascii="微软雅黑" w:hAnsi="微软雅黑" w:eastAsia="微软雅黑"/>
           <w:b/>
           <w:color w:val="CC5500"/>
-          <w:sz w:val="19"/>
+          <w:sz w:val="18"/>
         </w:rPr>
         <w:t>• 个人主义=资产阶级核心  ≠  集体主义=社会主义原则</w:t>
       </w:r>
     </w:p>
     <w:p>
       <w:pPr>
-        <w:spacing w:after="40" w:before="0" w:line="288" w:lineRule="auto"/>
+        <w:spacing w:after="20" w:before="0" w:line="276" w:lineRule="auto"/>
         <w:ind w:left="283"/>
       </w:pPr>
       <w:r>
@@ -4788,22 +4743,21 @@
           <w:rFonts w:ascii="微软雅黑" w:hAnsi="微软雅黑" w:eastAsia="微软雅黑"/>
           <w:b w:val="0"/>
           <w:color w:val="2D2D2D"/>
-          <w:sz w:val="18"/>
+          <w:sz w:val="16"/>
         </w:rPr>
         <w:t xml:space="preserve">     核心≠原则，归属不同体系</w:t>
       </w:r>
     </w:p>
     <w:p>
       <w:pPr>
-        <w:pStyle w:val="Heading3"/>
-        <w:spacing w:before="160" w:after="80"/>
+        <w:spacing w:before="120" w:after="40" w:line="276" w:lineRule="auto"/>
       </w:pPr>
       <w:r>
         <w:rPr>
           <w:rFonts w:ascii="微软雅黑" w:hAnsi="微软雅黑" w:eastAsia="微软雅黑"/>
           <w:b/>
           <w:color w:val="006699"/>
-          <w:sz w:val="23"/>
+          <w:sz w:val="22"/>
         </w:rPr>
         <w:t>📝 单选（15题）</w:t>
       </w:r>
@@ -4900,7 +4854,6 @@
         <w:rPr>
           <w:rFonts w:ascii="微软雅黑" w:hAnsi="微软雅黑" w:eastAsia="微软雅黑"/>
           <w:b w:val="0"/>
-          <w:color w:val="2D2D2D"/>
           <w:sz w:val="18"/>
         </w:rPr>
         <w:t>教材原文。A维度太低。</w:t>
@@ -5013,7 +4966,6 @@
         <w:rPr>
           <w:rFonts w:ascii="微软雅黑" w:hAnsi="微软雅黑" w:eastAsia="微软雅黑"/>
           <w:b w:val="0"/>
-          <w:color w:val="2D2D2D"/>
           <w:sz w:val="18"/>
         </w:rPr>
         <w:t>"社会关系"→社会属性。</w:t>
@@ -5126,7 +5078,6 @@
         <w:rPr>
           <w:rFonts w:ascii="微软雅黑" w:hAnsi="微软雅黑" w:eastAsia="微软雅黑"/>
           <w:b w:val="0"/>
-          <w:color w:val="2D2D2D"/>
           <w:sz w:val="18"/>
         </w:rPr>
         <w:t>目的决定道路、态度、价值选择。</w:t>
@@ -5239,7 +5190,6 @@
         <w:rPr>
           <w:rFonts w:ascii="微软雅黑" w:hAnsi="微软雅黑" w:eastAsia="微软雅黑"/>
           <w:b w:val="0"/>
-          <w:color w:val="2D2D2D"/>
           <w:sz w:val="18"/>
         </w:rPr>
         <w:t>"耻"→荣辱观。</w:t>
@@ -5352,7 +5302,6 @@
         <w:rPr>
           <w:rFonts w:ascii="微软雅黑" w:hAnsi="微软雅黑" w:eastAsia="微软雅黑"/>
           <w:b w:val="0"/>
-          <w:color w:val="2D2D2D"/>
           <w:sz w:val="18"/>
         </w:rPr>
         <w:t>"对增进人类利益的作用"=奉献。</w:t>
@@ -5465,7 +5414,6 @@
         <w:rPr>
           <w:rFonts w:ascii="微软雅黑" w:hAnsi="微软雅黑" w:eastAsia="微软雅黑"/>
           <w:b w:val="0"/>
-          <w:color w:val="2D2D2D"/>
           <w:sz w:val="18"/>
         </w:rPr>
         <w:t>内向=自我价值，外向=社会价值。</w:t>
@@ -5578,7 +5526,6 @@
         <w:rPr>
           <w:rFonts w:ascii="微软雅黑" w:hAnsi="微软雅黑" w:eastAsia="微软雅黑"/>
           <w:b w:val="0"/>
-          <w:color w:val="2D2D2D"/>
           <w:sz w:val="18"/>
         </w:rPr>
         <w:t>实践是根本途径。A是追求方向，C是前提。</w:t>
@@ -5691,7 +5638,6 @@
         <w:rPr>
           <w:rFonts w:ascii="微软雅黑" w:hAnsi="微软雅黑" w:eastAsia="微软雅黑"/>
           <w:b w:val="0"/>
-          <w:color w:val="2D2D2D"/>
           <w:sz w:val="18"/>
         </w:rPr>
         <w:t>A拜金B享乐+个人C消极。</w:t>
@@ -5804,7 +5750,6 @@
         <w:rPr>
           <w:rFonts w:ascii="微软雅黑" w:hAnsi="微软雅黑" w:eastAsia="微软雅黑"/>
           <w:b w:val="0"/>
-          <w:color w:val="2D2D2D"/>
           <w:sz w:val="18"/>
         </w:rPr>
         <w:t>"唯一标准=金钱"→拜金主义。</w:t>
@@ -5917,7 +5862,6 @@
         <w:rPr>
           <w:rFonts w:ascii="微软雅黑" w:hAnsi="微软雅黑" w:eastAsia="微软雅黑"/>
           <w:b w:val="0"/>
-          <w:color w:val="2D2D2D"/>
           <w:sz w:val="18"/>
         </w:rPr>
         <w:t>马克思主义基本观点。</w:t>
@@ -6030,7 +5974,6 @@
         <w:rPr>
           <w:rFonts w:ascii="微软雅黑" w:hAnsi="微软雅黑" w:eastAsia="微软雅黑"/>
           <w:b w:val="0"/>
-          <w:color w:val="2D2D2D"/>
           <w:sz w:val="18"/>
         </w:rPr>
         <w:t>最完整表述。A和B都不完整。</w:t>
@@ -6143,7 +6086,6 @@
         <w:rPr>
           <w:rFonts w:ascii="微软雅黑" w:hAnsi="微软雅黑" w:eastAsia="微软雅黑"/>
           <w:b w:val="0"/>
-          <w:color w:val="2D2D2D"/>
           <w:sz w:val="18"/>
         </w:rPr>
         <w:t>"心理倾向+精神状态"=人生态度标准定义。</w:t>
@@ -6256,7 +6198,6 @@
         <w:rPr>
           <w:rFonts w:ascii="微软雅黑" w:hAnsi="微软雅黑" w:eastAsia="微软雅黑"/>
           <w:b w:val="0"/>
-          <w:color w:val="2D2D2D"/>
           <w:sz w:val="18"/>
         </w:rPr>
         <w:t>个人主义是资产阶级世界观核心。拜金主义是其表现形式。</w:t>
@@ -6369,7 +6310,6 @@
         <w:rPr>
           <w:rFonts w:ascii="微软雅黑" w:hAnsi="微软雅黑" w:eastAsia="微软雅黑"/>
           <w:b w:val="0"/>
-          <w:color w:val="2D2D2D"/>
           <w:sz w:val="18"/>
         </w:rPr>
         <w:t>苦与乐的辩证法。</w:t>
@@ -6482,7 +6422,6 @@
         <w:rPr>
           <w:rFonts w:ascii="微软雅黑" w:hAnsi="微软雅黑" w:eastAsia="微软雅黑"/>
           <w:b w:val="0"/>
-          <w:color w:val="2D2D2D"/>
           <w:sz w:val="18"/>
         </w:rPr>
         <w:t>三个"同"精确对应：大势→历史，目标→祖国，宗旨→人民。</w:t>
@@ -6505,15 +6444,14 @@
     </w:p>
     <w:p>
       <w:pPr>
-        <w:pStyle w:val="Heading3"/>
-        <w:spacing w:before="160" w:after="80"/>
+        <w:spacing w:before="120" w:after="40" w:line="276" w:lineRule="auto"/>
       </w:pPr>
       <w:r>
         <w:rPr>
           <w:rFonts w:ascii="微软雅黑" w:hAnsi="微软雅黑" w:eastAsia="微软雅黑"/>
           <w:b/>
           <w:color w:val="006699"/>
-          <w:sz w:val="23"/>
+          <w:sz w:val="22"/>
         </w:rPr>
         <w:t>📝 多选（8题）</w:t>
       </w:r>
@@ -6610,7 +6548,6 @@
         <w:rPr>
           <w:rFonts w:ascii="微软雅黑" w:hAnsi="微软雅黑" w:eastAsia="微软雅黑"/>
           <w:b w:val="0"/>
-          <w:color w:val="2D2D2D"/>
           <w:sz w:val="18"/>
         </w:rPr>
         <w:t>三要素。"生活水平"不在其中。</w:t>
@@ -6723,7 +6660,6 @@
         <w:rPr>
           <w:rFonts w:ascii="微软雅黑" w:hAnsi="微软雅黑" w:eastAsia="微软雅黑"/>
           <w:b w:val="0"/>
-          <w:color w:val="2D2D2D"/>
           <w:sz w:val="18"/>
         </w:rPr>
         <w:t>五对矛盾还需补充顺逆观。</w:t>
@@ -6836,7 +6772,6 @@
         <w:rPr>
           <w:rFonts w:ascii="微软雅黑" w:hAnsi="微软雅黑" w:eastAsia="微软雅黑"/>
           <w:b w:val="0"/>
-          <w:color w:val="2D2D2D"/>
           <w:sz w:val="18"/>
         </w:rPr>
         <w:t>D不是教材标准表述。三对统一记牢。</w:t>
@@ -6949,7 +6884,6 @@
         <w:rPr>
           <w:rFonts w:ascii="微软雅黑" w:hAnsi="微软雅黑" w:eastAsia="微软雅黑"/>
           <w:b w:val="0"/>
-          <w:color w:val="2D2D2D"/>
           <w:sz w:val="18"/>
         </w:rPr>
         <w:t>四个维度缺一不可。</w:t>
@@ -7062,7 +6996,6 @@
         <w:rPr>
           <w:rFonts w:ascii="微软雅黑" w:hAnsi="微软雅黑" w:eastAsia="微软雅黑"/>
           <w:b w:val="0"/>
-          <w:color w:val="2D2D2D"/>
           <w:sz w:val="18"/>
         </w:rPr>
         <w:t>教材原文是"三同"。D不是标准表述。</w:t>
@@ -7175,7 +7108,6 @@
         <w:rPr>
           <w:rFonts w:ascii="微软雅黑" w:hAnsi="微软雅黑" w:eastAsia="微软雅黑"/>
           <w:b w:val="0"/>
-          <w:color w:val="2D2D2D"/>
           <w:sz w:val="18"/>
         </w:rPr>
         <w:t>A和B以金钱为最高准则。C是享乐主义。</w:t>
@@ -7288,7 +7220,6 @@
         <w:rPr>
           <w:rFonts w:ascii="微软雅黑" w:hAnsi="微软雅黑" w:eastAsia="微软雅黑"/>
           <w:b w:val="0"/>
-          <w:color w:val="2D2D2D"/>
           <w:sz w:val="18"/>
         </w:rPr>
         <w:t>A错了：是世界观决定人生观（含人生目的）。</w:t>
@@ -7401,7 +7332,6 @@
         <w:rPr>
           <w:rFonts w:ascii="微软雅黑" w:hAnsi="微软雅黑" w:eastAsia="微软雅黑"/>
           <w:b w:val="0"/>
-          <w:color w:val="2D2D2D"/>
           <w:sz w:val="18"/>
         </w:rPr>
         <w:t>B错误：不否认个人利益。D因果关系反了。</w:t>
@@ -7424,15 +7354,14 @@
     </w:p>
     <w:p>
       <w:pPr>
-        <w:pStyle w:val="Heading3"/>
-        <w:spacing w:before="160" w:after="80"/>
+        <w:spacing w:before="120" w:after="40" w:line="276" w:lineRule="auto"/>
       </w:pPr>
       <w:r>
         <w:rPr>
           <w:rFonts w:ascii="微软雅黑" w:hAnsi="微软雅黑" w:eastAsia="微软雅黑"/>
           <w:b/>
           <w:color w:val="006699"/>
-          <w:sz w:val="23"/>
+          <w:sz w:val="22"/>
         </w:rPr>
         <w:t>📝 判断（5题）</w:t>
       </w:r>
@@ -7473,7 +7402,6 @@
         <w:rPr>
           <w:rFonts w:ascii="微软雅黑" w:hAnsi="微软雅黑" w:eastAsia="微软雅黑"/>
           <w:b w:val="0"/>
-          <w:color w:val="2D2D2D"/>
           <w:sz w:val="18"/>
         </w:rPr>
         <w:t>马克思"一切社会关系的总和"。</w:t>
@@ -7530,7 +7458,6 @@
         <w:rPr>
           <w:rFonts w:ascii="微软雅黑" w:hAnsi="微软雅黑" w:eastAsia="微软雅黑"/>
           <w:b w:val="0"/>
-          <w:color w:val="2D2D2D"/>
           <w:sz w:val="18"/>
         </w:rPr>
         <w:t>根本尺度：符合客观规律+促进历史进步。</w:t>
@@ -7587,7 +7514,6 @@
         <w:rPr>
           <w:rFonts w:ascii="微软雅黑" w:hAnsi="微软雅黑" w:eastAsia="微软雅黑"/>
           <w:b w:val="0"/>
-          <w:color w:val="2D2D2D"/>
           <w:sz w:val="18"/>
         </w:rPr>
         <w:t>人生观核心是"人生目的"。</w:t>
@@ -7644,7 +7570,6 @@
         <w:rPr>
           <w:rFonts w:ascii="微软雅黑" w:hAnsi="微软雅黑" w:eastAsia="微软雅黑"/>
           <w:b w:val="0"/>
-          <w:color w:val="2D2D2D"/>
           <w:sz w:val="18"/>
         </w:rPr>
         <w:t>教材原文。</w:t>
@@ -7701,7 +7626,6 @@
         <w:rPr>
           <w:rFonts w:ascii="微软雅黑" w:hAnsi="微软雅黑" w:eastAsia="微软雅黑"/>
           <w:b w:val="0"/>
-          <w:color w:val="2D2D2D"/>
           <w:sz w:val="18"/>
         </w:rPr>
         <w:t>个人主义=资产阶级核心。社会主义道德原则=集体主义。</w:t>
@@ -7724,15 +7648,14 @@
     </w:p>
     <w:p>
       <w:pPr>
-        <w:pStyle w:val="Heading3"/>
-        <w:spacing w:before="160" w:after="80"/>
+        <w:spacing w:before="120" w:after="40" w:line="276" w:lineRule="auto"/>
       </w:pPr>
       <w:r>
         <w:rPr>
           <w:rFonts w:ascii="微软雅黑" w:hAnsi="微软雅黑" w:eastAsia="微软雅黑"/>
           <w:b/>
           <w:color w:val="006699"/>
-          <w:sz w:val="23"/>
+          <w:sz w:val="22"/>
         </w:rPr>
         <w:t>📝 论述题</w:t>
       </w:r>
@@ -7745,7 +7668,7 @@
         <w:rPr>
           <w:rFonts w:ascii="微软雅黑" w:hAnsi="微软雅黑" w:eastAsia="微软雅黑"/>
           <w:b/>
-          <w:sz w:val="21"/>
+          <w:sz w:val="22"/>
         </w:rPr>
         <w:t>论述题. 结合人生目的、人生态度、人生价值三者的关系，谈谈为什么"服务人民、奉献社会"是最先进的人生追求。</w:t>
       </w:r>
@@ -7777,193 +7700,189 @@
     </w:p>
     <w:p>
       <w:pPr>
-        <w:pStyle w:val="Heading3"/>
-        <w:spacing w:before="160" w:after="80"/>
+        <w:spacing w:before="120" w:after="40" w:line="276" w:lineRule="auto"/>
       </w:pPr>
       <w:r>
         <w:rPr>
           <w:rFonts w:ascii="微软雅黑" w:hAnsi="微软雅黑" w:eastAsia="微软雅黑"/>
           <w:b/>
           <w:color w:val="006699"/>
-          <w:sz w:val="23"/>
+          <w:sz w:val="22"/>
         </w:rPr>
         <w:t>📋 章末速测（5分钟自检）</w:t>
       </w:r>
     </w:p>
     <w:p>
       <w:pPr>
-        <w:spacing w:after="40" w:before="0" w:line="288" w:lineRule="auto"/>
+        <w:spacing w:after="20" w:before="0" w:line="276" w:lineRule="auto"/>
       </w:pPr>
       <w:r>
         <w:rPr>
           <w:rFonts w:ascii="微软雅黑" w:hAnsi="微软雅黑" w:eastAsia="微软雅黑"/>
           <w:b w:val="0"/>
           <w:color w:val="2D2D2D"/>
-          <w:sz w:val="21"/>
+          <w:sz w:val="20"/>
         </w:rPr>
         <w:t>默写：人的本质是什么？人生观三要素及核心？评价人生价值的根本尺度和基本尺度？五对人生矛盾？三种错误人生观？</w:t>
       </w:r>
     </w:p>
     <w:p>
       <w:pPr>
-        <w:pStyle w:val="Heading2"/>
-        <w:spacing w:before="240" w:after="120"/>
+        <w:spacing w:before="200" w:after="80" w:line="276" w:lineRule="auto"/>
       </w:pPr>
       <w:r>
         <w:rPr>
           <w:rFonts w:ascii="微软雅黑" w:hAnsi="微软雅黑" w:eastAsia="微软雅黑"/>
           <w:b/>
           <w:color w:val="34495E"/>
-          <w:sz w:val="26"/>
+          <w:sz w:val="24"/>
         </w:rPr>
         <w:t>专题三：理想信念（第二章 追求远大理想 坚定崇高信念）</w:t>
       </w:r>
     </w:p>
     <w:p>
       <w:pPr>
-        <w:pStyle w:val="Heading3"/>
-        <w:spacing w:before="160" w:after="80"/>
+        <w:spacing w:before="120" w:after="40" w:line="276" w:lineRule="auto"/>
       </w:pPr>
       <w:r>
         <w:rPr>
           <w:rFonts w:ascii="微软雅黑" w:hAnsi="微软雅黑" w:eastAsia="微软雅黑"/>
           <w:b/>
           <w:color w:val="006699"/>
-          <w:sz w:val="23"/>
+          <w:sz w:val="22"/>
         </w:rPr>
         <w:t>📚 知识点汇总（①②③链式结构）</w:t>
       </w:r>
     </w:p>
     <w:p>
       <w:pPr>
-        <w:spacing w:after="40" w:before="0" w:line="288" w:lineRule="auto"/>
+        <w:spacing w:after="20" w:before="0" w:line="276" w:lineRule="auto"/>
       </w:pPr>
       <w:r>
         <w:rPr>
           <w:rFonts w:ascii="微软雅黑" w:hAnsi="微软雅黑" w:eastAsia="微软雅黑"/>
           <w:b w:val="0"/>
           <w:color w:val="2D2D2D"/>
-          <w:sz w:val="21"/>
+          <w:sz w:val="20"/>
         </w:rPr>
         <w:t>① 理想三特征：超越性(源于现实超越现实)、实践性(在实践中产生实现)、时代性(受时代制约随时代发展)</w:t>
       </w:r>
     </w:p>
     <w:p>
       <w:pPr>
-        <w:spacing w:after="40" w:before="0" w:line="288" w:lineRule="auto"/>
+        <w:spacing w:after="20" w:before="0" w:line="276" w:lineRule="auto"/>
       </w:pPr>
       <w:r>
         <w:rPr>
           <w:rFonts w:ascii="微软雅黑" w:hAnsi="微软雅黑" w:eastAsia="微软雅黑"/>
           <w:b w:val="0"/>
           <w:color w:val="2D2D2D"/>
-          <w:sz w:val="21"/>
+          <w:sz w:val="20"/>
         </w:rPr>
         <w:t>② 信念三特征：执着性(不轻易改变)、支撑性(始终坚守)、多样性(不同人有不同体系)</w:t>
       </w:r>
     </w:p>
     <w:p>
       <w:pPr>
-        <w:spacing w:after="40" w:before="0" w:line="288" w:lineRule="auto"/>
+        <w:spacing w:after="20" w:before="0" w:line="276" w:lineRule="auto"/>
       </w:pPr>
       <w:r>
         <w:rPr>
           <w:rFonts w:ascii="微软雅黑" w:hAnsi="微软雅黑" w:eastAsia="微软雅黑"/>
           <w:b w:val="0"/>
           <w:color w:val="2D2D2D"/>
-          <w:sz w:val="21"/>
+          <w:sz w:val="20"/>
         </w:rPr>
         <w:t>③ 理想=信念对象，信念=理想保障。信仰=最高层次信念，具有最大统摄力</w:t>
       </w:r>
     </w:p>
     <w:p>
       <w:pPr>
-        <w:spacing w:after="40" w:before="0" w:line="288" w:lineRule="auto"/>
+        <w:spacing w:after="20" w:before="0" w:line="276" w:lineRule="auto"/>
       </w:pPr>
       <w:r>
         <w:rPr>
           <w:rFonts w:ascii="微软雅黑" w:hAnsi="微软雅黑" w:eastAsia="微软雅黑"/>
           <w:b w:val="0"/>
           <w:color w:val="2D2D2D"/>
-          <w:sz w:val="21"/>
+          <w:sz w:val="20"/>
         </w:rPr>
         <w:t>④ 理想信念=精神之钙：昭示目标+催生动力+提供支柱+提高境界</w:t>
       </w:r>
     </w:p>
     <w:p>
       <w:pPr>
-        <w:spacing w:after="40" w:before="0" w:line="288" w:lineRule="auto"/>
+        <w:spacing w:after="20" w:before="0" w:line="276" w:lineRule="auto"/>
       </w:pPr>
       <w:r>
         <w:rPr>
           <w:rFonts w:ascii="微软雅黑" w:hAnsi="微软雅黑" w:eastAsia="微软雅黑"/>
           <w:b w:val="0"/>
           <w:color w:val="2D2D2D"/>
-          <w:sz w:val="21"/>
+          <w:sz w:val="20"/>
         </w:rPr>
         <w:t>⑤ 马克思主义四特征：科学的、人民的、实践的、不断发展的开放</w:t>
       </w:r>
     </w:p>
     <w:p>
       <w:pPr>
-        <w:spacing w:after="40" w:before="0" w:line="288" w:lineRule="auto"/>
+        <w:spacing w:after="20" w:before="0" w:line="276" w:lineRule="auto"/>
       </w:pPr>
       <w:r>
         <w:rPr>
           <w:rFonts w:ascii="微软雅黑" w:hAnsi="微软雅黑" w:eastAsia="微软雅黑"/>
           <w:b w:val="0"/>
           <w:color w:val="2D2D2D"/>
-          <w:sz w:val="21"/>
+          <w:sz w:val="20"/>
         </w:rPr>
         <w:t>⑥ 党的领导=中国特色社会主义最本质特征(宪法第一条第二款)</w:t>
       </w:r>
     </w:p>
     <w:p>
       <w:pPr>
-        <w:spacing w:after="40" w:before="0" w:line="288" w:lineRule="auto"/>
+        <w:spacing w:after="20" w:before="0" w:line="276" w:lineRule="auto"/>
       </w:pPr>
       <w:r>
         <w:rPr>
           <w:rFonts w:ascii="微软雅黑" w:hAnsi="微软雅黑" w:eastAsia="微软雅黑"/>
           <w:b w:val="0"/>
           <w:color w:val="2D2D2D"/>
-          <w:sz w:val="21"/>
+          <w:sz w:val="20"/>
         </w:rPr>
         <w:t>⑦ 四个自信=道路+理论+制度+文化 → 改革开放以来一切成绩和进步的根本原因</w:t>
       </w:r>
     </w:p>
     <w:p>
       <w:pPr>
-        <w:spacing w:after="40" w:before="0" w:line="288" w:lineRule="auto"/>
+        <w:spacing w:after="20" w:before="0" w:line="276" w:lineRule="auto"/>
       </w:pPr>
       <w:r>
         <w:rPr>
           <w:rFonts w:ascii="微软雅黑" w:hAnsi="微软雅黑" w:eastAsia="微软雅黑"/>
           <w:b w:val="0"/>
           <w:color w:val="2D2D2D"/>
-          <w:sz w:val="21"/>
+          <w:sz w:val="20"/>
         </w:rPr>
         <w:t>⑧ 共产主义=现实运动与长远目标统一。个人理想以社会理想为指引，社会理想是个人理想的汇聚升华</w:t>
       </w:r>
     </w:p>
     <w:p>
       <w:pPr>
-        <w:spacing w:after="40" w:before="0" w:line="288" w:lineRule="auto"/>
+        <w:spacing w:after="20" w:before="0" w:line="276" w:lineRule="auto"/>
       </w:pPr>
       <w:r>
         <w:rPr>
           <w:rFonts w:ascii="微软雅黑" w:hAnsi="微软雅黑" w:eastAsia="微软雅黑"/>
           <w:b w:val="0"/>
           <w:color w:val="2D2D2D"/>
-          <w:sz w:val="21"/>
+          <w:sz w:val="20"/>
         </w:rPr>
         <w:t>⑨ 艰苦奋斗=实现理想的重要条件。"得其大者可以兼其小"</w:t>
       </w:r>
     </w:p>
     <w:p>
       <w:pPr>
-        <w:pStyle w:val="Heading4"/>
-        <w:spacing w:before="160" w:after="80"/>
+        <w:spacing w:before="120" w:after="40" w:line="276" w:lineRule="auto"/>
       </w:pPr>
       <w:r>
         <w:rPr>
@@ -7977,22 +7896,21 @@
     </w:p>
     <w:p>
       <w:pPr>
-        <w:spacing w:after="40" w:before="0" w:line="288" w:lineRule="auto"/>
+        <w:spacing w:after="20" w:before="0" w:line="276" w:lineRule="auto"/>
       </w:pPr>
       <w:r>
         <w:rPr>
           <w:rFonts w:ascii="微软雅黑" w:hAnsi="微软雅黑" w:eastAsia="微软雅黑"/>
           <w:b w:val="0"/>
           <w:color w:val="993300"/>
-          <w:sz w:val="19"/>
+          <w:sz w:val="18"/>
         </w:rPr>
         <w:t xml:space="preserve">  3+3(理想3特征+信念3特征) | 4作用(精神之钙) | 4特征(马克思主义) | 4自信</w:t>
       </w:r>
     </w:p>
     <w:p>
       <w:pPr>
-        <w:pStyle w:val="Heading4"/>
-        <w:spacing w:before="160" w:after="80"/>
+        <w:spacing w:before="120" w:after="40" w:line="276" w:lineRule="auto"/>
       </w:pPr>
       <w:r>
         <w:rPr>
@@ -8006,21 +7924,21 @@
     </w:p>
     <w:p>
       <w:pPr>
-        <w:spacing w:after="40" w:before="0" w:line="288" w:lineRule="auto"/>
+        <w:spacing w:after="20" w:before="0" w:line="276" w:lineRule="auto"/>
       </w:pPr>
       <w:r>
         <w:rPr>
           <w:rFonts w:ascii="微软雅黑" w:hAnsi="微软雅黑" w:eastAsia="微软雅黑"/>
           <w:b/>
           <w:color w:val="CC5500"/>
-          <w:sz w:val="19"/>
+          <w:sz w:val="18"/>
         </w:rPr>
         <w:t>• 理想-超越性·实践性·时代性  ≠  信念-执着性·支撑性·多样性</w:t>
       </w:r>
     </w:p>
     <w:p>
       <w:pPr>
-        <w:spacing w:after="40" w:before="0" w:line="288" w:lineRule="auto"/>
+        <w:spacing w:after="20" w:before="0" w:line="276" w:lineRule="auto"/>
         <w:ind w:left="283"/>
       </w:pPr>
       <w:r>
@@ -8028,28 +7946,28 @@
           <w:rFonts w:ascii="微软雅黑" w:hAnsi="微软雅黑" w:eastAsia="微软雅黑"/>
           <w:b w:val="0"/>
           <w:color w:val="2D2D2D"/>
-          <w:sz w:val="18"/>
+          <w:sz w:val="16"/>
         </w:rPr>
         <w:t xml:space="preserve">     理想指向未来目标，信念指向内心确信。执着性是信念的特征不是理想的！必考混淆。</w:t>
       </w:r>
     </w:p>
     <w:p>
       <w:pPr>
-        <w:spacing w:after="40" w:before="0" w:line="288" w:lineRule="auto"/>
+        <w:spacing w:after="20" w:before="0" w:line="276" w:lineRule="auto"/>
       </w:pPr>
       <w:r>
         <w:rPr>
           <w:rFonts w:ascii="微软雅黑" w:hAnsi="微软雅黑" w:eastAsia="微软雅黑"/>
           <w:b/>
           <w:color w:val="CC5500"/>
-          <w:sz w:val="19"/>
+          <w:sz w:val="18"/>
         </w:rPr>
         <w:t>• 共产主义=远大理想(最高理想)  ≠  中国特色社会主义=共同理想(现阶段)</w:t>
       </w:r>
     </w:p>
     <w:p>
       <w:pPr>
-        <w:spacing w:after="40" w:before="0" w:line="288" w:lineRule="auto"/>
+        <w:spacing w:after="20" w:before="0" w:line="276" w:lineRule="auto"/>
         <w:ind w:left="283"/>
       </w:pPr>
       <w:r>
@@ -8057,28 +7975,28 @@
           <w:rFonts w:ascii="微软雅黑" w:hAnsi="微软雅黑" w:eastAsia="微软雅黑"/>
           <w:b w:val="0"/>
           <w:color w:val="2D2D2D"/>
-          <w:sz w:val="18"/>
+          <w:sz w:val="16"/>
         </w:rPr>
         <w:t xml:space="preserve">     远大≠共同。共产主义只有在社会主义充分发展基础上才能实现。</w:t>
       </w:r>
     </w:p>
     <w:p>
       <w:pPr>
-        <w:spacing w:after="40" w:before="0" w:line="288" w:lineRule="auto"/>
+        <w:spacing w:after="20" w:before="0" w:line="276" w:lineRule="auto"/>
       </w:pPr>
       <w:r>
         <w:rPr>
           <w:rFonts w:ascii="微软雅黑" w:hAnsi="微软雅黑" w:eastAsia="微软雅黑"/>
           <w:b/>
           <w:color w:val="CC5500"/>
-          <w:sz w:val="19"/>
+          <w:sz w:val="18"/>
         </w:rPr>
         <w:t>• 社会理想是最根本最重要的  ≠  个人理想以社会理想为指引</w:t>
       </w:r>
     </w:p>
     <w:p>
       <w:pPr>
-        <w:spacing w:after="40" w:before="0" w:line="288" w:lineRule="auto"/>
+        <w:spacing w:after="20" w:before="0" w:line="276" w:lineRule="auto"/>
         <w:ind w:left="283"/>
       </w:pPr>
       <w:r>
@@ -8086,22 +8004,21 @@
           <w:rFonts w:ascii="微软雅黑" w:hAnsi="微软雅黑" w:eastAsia="微软雅黑"/>
           <w:b w:val="0"/>
           <w:color w:val="2D2D2D"/>
-          <w:sz w:val="18"/>
+          <w:sz w:val="16"/>
         </w:rPr>
         <w:t xml:space="preserve">     社会理想&gt;个人理想，但不能说个人理想不重要。</w:t>
       </w:r>
     </w:p>
     <w:p>
       <w:pPr>
-        <w:pStyle w:val="Heading3"/>
-        <w:spacing w:before="160" w:after="80"/>
+        <w:spacing w:before="120" w:after="40" w:line="276" w:lineRule="auto"/>
       </w:pPr>
       <w:r>
         <w:rPr>
           <w:rFonts w:ascii="微软雅黑" w:hAnsi="微软雅黑" w:eastAsia="微软雅黑"/>
           <w:b/>
           <w:color w:val="006699"/>
-          <w:sz w:val="23"/>
+          <w:sz w:val="22"/>
         </w:rPr>
         <w:t>📝 单选（8题）</w:t>
       </w:r>
@@ -8198,7 +8115,6 @@
         <w:rPr>
           <w:rFonts w:ascii="微软雅黑" w:hAnsi="微软雅黑" w:eastAsia="微软雅黑"/>
           <w:b w:val="0"/>
-          <w:color w:val="2D2D2D"/>
           <w:sz w:val="18"/>
         </w:rPr>
         <w:t>理想的标准定义。信念=坚信不疑并身体力行的精神状态。</w:t>
@@ -8311,7 +8227,6 @@
         <w:rPr>
           <w:rFonts w:ascii="微软雅黑" w:hAnsi="微软雅黑" w:eastAsia="微软雅黑"/>
           <w:b w:val="0"/>
-          <w:color w:val="2D2D2D"/>
           <w:sz w:val="18"/>
         </w:rPr>
         <w:t>受时代制约+随时代发展=时代性。</w:t>
@@ -8424,7 +8339,6 @@
         <w:rPr>
           <w:rFonts w:ascii="微软雅黑" w:hAnsi="微软雅黑" w:eastAsia="微软雅黑"/>
           <w:b w:val="0"/>
-          <w:color w:val="2D2D2D"/>
           <w:sz w:val="18"/>
         </w:rPr>
         <w:t>宪法第一条第二款。高频考点。串联第六章法治原则。</w:t>
@@ -8537,7 +8451,6 @@
         <w:rPr>
           <w:rFonts w:ascii="微软雅黑" w:hAnsi="微软雅黑" w:eastAsia="微软雅黑"/>
           <w:b w:val="0"/>
-          <w:color w:val="2D2D2D"/>
           <w:sz w:val="18"/>
         </w:rPr>
         <w:t>共产主义是最高理想。社会主义是现阶段目标。</w:t>
@@ -8650,7 +8563,6 @@
         <w:rPr>
           <w:rFonts w:ascii="微软雅黑" w:hAnsi="微软雅黑" w:eastAsia="微软雅黑"/>
           <w:b w:val="0"/>
-          <w:color w:val="2D2D2D"/>
           <w:sz w:val="18"/>
         </w:rPr>
         <w:t>习近平用"参天大树之根本"形容马克思主义。</w:t>
@@ -8763,7 +8675,6 @@
         <w:rPr>
           <w:rFonts w:ascii="微软雅黑" w:hAnsi="微软雅黑" w:eastAsia="微软雅黑"/>
           <w:b w:val="0"/>
-          <w:color w:val="2D2D2D"/>
           <w:sz w:val="18"/>
         </w:rPr>
         <w:t>教材原文。串联第一章个人与社会关系。</w:t>
@@ -8876,7 +8787,6 @@
         <w:rPr>
           <w:rFonts w:ascii="微软雅黑" w:hAnsi="微软雅黑" w:eastAsia="微软雅黑"/>
           <w:b w:val="0"/>
-          <w:color w:val="2D2D2D"/>
           <w:sz w:val="18"/>
         </w:rPr>
         <w:t>社会理想为个人理想指引方向。</w:t>
@@ -8989,7 +8899,6 @@
         <w:rPr>
           <w:rFonts w:ascii="微软雅黑" w:hAnsi="微软雅黑" w:eastAsia="微软雅黑"/>
           <w:b w:val="0"/>
-          <w:color w:val="2D2D2D"/>
           <w:sz w:val="18"/>
         </w:rPr>
         <w:t>信念的标准定义。信仰=最高层次的信念。</w:t>
@@ -9012,15 +8921,14 @@
     </w:p>
     <w:p>
       <w:pPr>
-        <w:pStyle w:val="Heading3"/>
-        <w:spacing w:before="160" w:after="80"/>
+        <w:spacing w:before="120" w:after="40" w:line="276" w:lineRule="auto"/>
       </w:pPr>
       <w:r>
         <w:rPr>
           <w:rFonts w:ascii="微软雅黑" w:hAnsi="微软雅黑" w:eastAsia="微软雅黑"/>
           <w:b/>
           <w:color w:val="006699"/>
-          <w:sz w:val="23"/>
+          <w:sz w:val="22"/>
         </w:rPr>
         <w:t>📝 多选（4题）</w:t>
       </w:r>
@@ -9117,7 +9025,6 @@
         <w:rPr>
           <w:rFonts w:ascii="微软雅黑" w:hAnsi="微软雅黑" w:eastAsia="微软雅黑"/>
           <w:b w:val="0"/>
-          <w:color w:val="2D2D2D"/>
           <w:sz w:val="18"/>
         </w:rPr>
         <w:t>D执着性是信念的特征！经典混淆题。</w:t>
@@ -9230,7 +9137,6 @@
         <w:rPr>
           <w:rFonts w:ascii="微软雅黑" w:hAnsi="微软雅黑" w:eastAsia="微软雅黑"/>
           <w:b w:val="0"/>
-          <w:color w:val="2D2D2D"/>
           <w:sz w:val="18"/>
         </w:rPr>
         <w:t>教材四个特征。</w:t>
@@ -9343,7 +9249,6 @@
         <w:rPr>
           <w:rFonts w:ascii="微软雅黑" w:hAnsi="微软雅黑" w:eastAsia="微软雅黑"/>
           <w:b w:val="0"/>
-          <w:color w:val="2D2D2D"/>
           <w:sz w:val="18"/>
         </w:rPr>
         <w:t>四个根本原因对应四个自信。</w:t>
@@ -9456,7 +9361,6 @@
         <w:rPr>
           <w:rFonts w:ascii="微软雅黑" w:hAnsi="微软雅黑" w:eastAsia="微软雅黑"/>
           <w:b w:val="0"/>
-          <w:color w:val="2D2D2D"/>
           <w:sz w:val="18"/>
         </w:rPr>
         <w:t>精神之钙四作用。</w:t>
@@ -9479,15 +9383,14 @@
     </w:p>
     <w:p>
       <w:pPr>
-        <w:pStyle w:val="Heading3"/>
-        <w:spacing w:before="160" w:after="80"/>
+        <w:spacing w:before="120" w:after="40" w:line="276" w:lineRule="auto"/>
       </w:pPr>
       <w:r>
         <w:rPr>
           <w:rFonts w:ascii="微软雅黑" w:hAnsi="微软雅黑" w:eastAsia="微软雅黑"/>
           <w:b/>
           <w:color w:val="006699"/>
-          <w:sz w:val="23"/>
+          <w:sz w:val="22"/>
         </w:rPr>
         <w:t>📝 判断（4题）</w:t>
       </w:r>
@@ -9528,7 +9431,6 @@
         <w:rPr>
           <w:rFonts w:ascii="微软雅黑" w:hAnsi="微软雅黑" w:eastAsia="微软雅黑"/>
           <w:b w:val="0"/>
-          <w:color w:val="2D2D2D"/>
           <w:sz w:val="18"/>
         </w:rPr>
         <w:t>理想三特征。与信念三特征区分。</w:t>
@@ -9585,7 +9487,6 @@
         <w:rPr>
           <w:rFonts w:ascii="微软雅黑" w:hAnsi="微软雅黑" w:eastAsia="微软雅黑"/>
           <w:b w:val="0"/>
-          <w:color w:val="2D2D2D"/>
           <w:sz w:val="18"/>
         </w:rPr>
         <w:t>执着性指不会"轻易"改变，不是"永远不变"。</w:t>
@@ -9642,7 +9543,6 @@
         <w:rPr>
           <w:rFonts w:ascii="微软雅黑" w:hAnsi="微软雅黑" w:eastAsia="微软雅黑"/>
           <w:b w:val="0"/>
-          <w:color w:val="2D2D2D"/>
           <w:sz w:val="18"/>
         </w:rPr>
         <w:t>宪法第一条第二款。高频。串联第六章。</w:t>
@@ -9699,7 +9599,6 @@
         <w:rPr>
           <w:rFonts w:ascii="微软雅黑" w:hAnsi="微软雅黑" w:eastAsia="微软雅黑"/>
           <w:b w:val="0"/>
-          <w:color w:val="2D2D2D"/>
           <w:sz w:val="18"/>
         </w:rPr>
         <w:t>社会理想才是最根本最重要的。</w:t>
@@ -9722,15 +9621,14 @@
     </w:p>
     <w:p>
       <w:pPr>
-        <w:pStyle w:val="Heading3"/>
-        <w:spacing w:before="160" w:after="80"/>
+        <w:spacing w:before="120" w:after="40" w:line="276" w:lineRule="auto"/>
       </w:pPr>
       <w:r>
         <w:rPr>
           <w:rFonts w:ascii="微软雅黑" w:hAnsi="微软雅黑" w:eastAsia="微软雅黑"/>
           <w:b/>
           <w:color w:val="006699"/>
-          <w:sz w:val="23"/>
+          <w:sz w:val="22"/>
         </w:rPr>
         <w:t>📝 论述题</w:t>
       </w:r>
@@ -9743,7 +9641,7 @@
         <w:rPr>
           <w:rFonts w:ascii="微软雅黑" w:hAnsi="微软雅黑" w:eastAsia="微软雅黑"/>
           <w:b/>
-          <w:sz w:val="21"/>
+          <w:sz w:val="22"/>
         </w:rPr>
         <w:t>论述题. 结合个人理想与社会理想的关系，谈谈大学生如何将个人理想融入中国梦实践。</w:t>
       </w:r>
@@ -9775,193 +9673,189 @@
     </w:p>
     <w:p>
       <w:pPr>
-        <w:pStyle w:val="Heading3"/>
-        <w:spacing w:before="160" w:after="80"/>
+        <w:spacing w:before="120" w:after="40" w:line="276" w:lineRule="auto"/>
       </w:pPr>
       <w:r>
         <w:rPr>
           <w:rFonts w:ascii="微软雅黑" w:hAnsi="微软雅黑" w:eastAsia="微软雅黑"/>
           <w:b/>
           <w:color w:val="006699"/>
-          <w:sz w:val="23"/>
+          <w:sz w:val="22"/>
         </w:rPr>
         <w:t>📋 章末速测</w:t>
       </w:r>
     </w:p>
     <w:p>
       <w:pPr>
-        <w:spacing w:after="40" w:before="0" w:line="288" w:lineRule="auto"/>
+        <w:spacing w:after="20" w:before="0" w:line="276" w:lineRule="auto"/>
       </w:pPr>
       <w:r>
         <w:rPr>
           <w:rFonts w:ascii="微软雅黑" w:hAnsi="微软雅黑" w:eastAsia="微软雅黑"/>
           <w:b w:val="0"/>
           <w:color w:val="2D2D2D"/>
-          <w:sz w:val="21"/>
+          <w:sz w:val="20"/>
         </w:rPr>
         <w:t>默写：理想三特征？信念三特征？马克思主义四特征？四个自信？个人理想与社会理想关系？</w:t>
       </w:r>
     </w:p>
     <w:p>
       <w:pPr>
-        <w:pStyle w:val="Heading2"/>
-        <w:spacing w:before="240" w:after="120"/>
+        <w:spacing w:before="200" w:after="80" w:line="276" w:lineRule="auto"/>
       </w:pPr>
       <w:r>
         <w:rPr>
           <w:rFonts w:ascii="微软雅黑" w:hAnsi="微软雅黑" w:eastAsia="微软雅黑"/>
           <w:b/>
           <w:color w:val="34495E"/>
-          <w:sz w:val="26"/>
+          <w:sz w:val="24"/>
         </w:rPr>
         <w:t>专题四：中国精神与爱国主义（第三章 继承优良传统 弘扬中国精神）</w:t>
       </w:r>
     </w:p>
     <w:p>
       <w:pPr>
-        <w:pStyle w:val="Heading3"/>
-        <w:spacing w:before="160" w:after="80"/>
+        <w:spacing w:before="120" w:after="40" w:line="276" w:lineRule="auto"/>
       </w:pPr>
       <w:r>
         <w:rPr>
           <w:rFonts w:ascii="微软雅黑" w:hAnsi="微软雅黑" w:eastAsia="微软雅黑"/>
           <w:b/>
           <w:color w:val="006699"/>
-          <w:sz w:val="23"/>
+          <w:sz w:val="22"/>
         </w:rPr>
         <w:t>📚 知识点汇总（①②③链式结构）</w:t>
       </w:r>
     </w:p>
     <w:p>
       <w:pPr>
-        <w:spacing w:after="40" w:before="0" w:line="288" w:lineRule="auto"/>
+        <w:spacing w:after="20" w:before="0" w:line="276" w:lineRule="auto"/>
       </w:pPr>
       <w:r>
         <w:rPr>
           <w:rFonts w:ascii="微软雅黑" w:hAnsi="微软雅黑" w:eastAsia="微软雅黑"/>
           <w:b w:val="0"/>
           <w:color w:val="2D2D2D"/>
-          <w:sz w:val="21"/>
+          <w:sz w:val="20"/>
         </w:rPr>
         <w:t>① 中国精神=爱国主义为核心的民族精神 + 改革创新为核心的时代精神</w:t>
       </w:r>
     </w:p>
     <w:p>
       <w:pPr>
-        <w:spacing w:after="40" w:before="0" w:line="288" w:lineRule="auto"/>
+        <w:spacing w:after="20" w:before="0" w:line="276" w:lineRule="auto"/>
       </w:pPr>
       <w:r>
         <w:rPr>
           <w:rFonts w:ascii="微软雅黑" w:hAnsi="微软雅黑" w:eastAsia="微软雅黑"/>
           <w:b w:val="0"/>
           <w:color w:val="2D2D2D"/>
-          <w:sz w:val="21"/>
+          <w:sz w:val="20"/>
         </w:rPr>
         <w:t>② 四个伟大=创造精神+奋斗精神+团结精神+梦想精神</w:t>
       </w:r>
     </w:p>
     <w:p>
       <w:pPr>
-        <w:spacing w:after="40" w:before="0" w:line="288" w:lineRule="auto"/>
+        <w:spacing w:after="20" w:before="0" w:line="276" w:lineRule="auto"/>
       </w:pPr>
       <w:r>
         <w:rPr>
           <w:rFonts w:ascii="微软雅黑" w:hAnsi="微软雅黑" w:eastAsia="微软雅黑"/>
           <w:b w:val="0"/>
           <w:color w:val="2D2D2D"/>
-          <w:sz w:val="21"/>
+          <w:sz w:val="20"/>
         </w:rPr>
         <w:t>③ 爱国主义四内涵=爱大好河山+爱骨肉同胞(试金石)+爱灿烂文化+爱自己国家</w:t>
       </w:r>
     </w:p>
     <w:p>
       <w:pPr>
-        <w:spacing w:after="40" w:before="0" w:line="288" w:lineRule="auto"/>
+        <w:spacing w:after="20" w:before="0" w:line="276" w:lineRule="auto"/>
       </w:pPr>
       <w:r>
         <w:rPr>
           <w:rFonts w:ascii="微软雅黑" w:hAnsi="微软雅黑" w:eastAsia="微软雅黑"/>
           <w:b w:val="0"/>
           <w:color w:val="2D2D2D"/>
-          <w:sz w:val="21"/>
+          <w:sz w:val="20"/>
         </w:rPr>
         <w:t>④ 爱国本质=爱国爱党爱社会主义高度统一。我们爱的"国"是中国共产党领导的社会主义中国</w:t>
       </w:r>
     </w:p>
     <w:p>
       <w:pPr>
-        <w:spacing w:after="40" w:before="0" w:line="288" w:lineRule="auto"/>
+        <w:spacing w:after="20" w:before="0" w:line="276" w:lineRule="auto"/>
       </w:pPr>
       <w:r>
         <w:rPr>
           <w:rFonts w:ascii="微软雅黑" w:hAnsi="微软雅黑" w:eastAsia="微软雅黑"/>
           <w:b w:val="0"/>
           <w:color w:val="2D2D2D"/>
-          <w:sz w:val="21"/>
+          <w:sz w:val="20"/>
         </w:rPr>
         <w:t>⑤ 民族精神定义=长期共同生活中形成的价值取向/思维方式/道德规范/精神气质的总和</w:t>
       </w:r>
     </w:p>
     <w:p>
       <w:pPr>
-        <w:spacing w:after="40" w:before="0" w:line="288" w:lineRule="auto"/>
+        <w:spacing w:after="20" w:before="0" w:line="276" w:lineRule="auto"/>
       </w:pPr>
       <w:r>
         <w:rPr>
           <w:rFonts w:ascii="微软雅黑" w:hAnsi="微软雅黑" w:eastAsia="微软雅黑"/>
           <w:b w:val="0"/>
           <w:color w:val="2D2D2D"/>
-          <w:sz w:val="21"/>
+          <w:sz w:val="20"/>
         </w:rPr>
         <w:t>⑥ 台湾问题方针=和平统一、一国两制。五个基本点。铸牢中华民族共同体意识</w:t>
       </w:r>
     </w:p>
     <w:p>
       <w:pPr>
-        <w:spacing w:after="40" w:before="0" w:line="288" w:lineRule="auto"/>
+        <w:spacing w:after="20" w:before="0" w:line="276" w:lineRule="auto"/>
       </w:pPr>
       <w:r>
         <w:rPr>
           <w:rFonts w:ascii="微软雅黑" w:hAnsi="微软雅黑" w:eastAsia="微软雅黑"/>
           <w:b w:val="0"/>
           <w:color w:val="2D2D2D"/>
-          <w:sz w:val="21"/>
+          <w:sz w:val="20"/>
         </w:rPr>
         <w:t>⑦ 总体国家安全观。旗帜鲜明反对历史虚无主义。立足中国又面向世界→人类命运共同体</w:t>
       </w:r>
     </w:p>
     <w:p>
       <w:pPr>
-        <w:spacing w:after="40" w:before="0" w:line="288" w:lineRule="auto"/>
+        <w:spacing w:after="20" w:before="0" w:line="276" w:lineRule="auto"/>
       </w:pPr>
       <w:r>
         <w:rPr>
           <w:rFonts w:ascii="微软雅黑" w:hAnsi="微软雅黑" w:eastAsia="微软雅黑"/>
           <w:b w:val="0"/>
           <w:color w:val="2D2D2D"/>
-          <w:sz w:val="21"/>
+          <w:sz w:val="20"/>
         </w:rPr>
         <w:t>⑧ 创新是改革开放的生命、是第一动力。创新驱动发展战略。做改革创新生力军</w:t>
       </w:r>
     </w:p>
     <w:p>
       <w:pPr>
-        <w:spacing w:after="40" w:before="0" w:line="288" w:lineRule="auto"/>
+        <w:spacing w:after="20" w:before="0" w:line="276" w:lineRule="auto"/>
       </w:pPr>
       <w:r>
         <w:rPr>
           <w:rFonts w:ascii="微软雅黑" w:hAnsi="微软雅黑" w:eastAsia="微软雅黑"/>
           <w:b w:val="0"/>
           <w:color w:val="2D2D2D"/>
-          <w:sz w:val="21"/>
+          <w:sz w:val="20"/>
         </w:rPr>
         <w:t>⑨ 中国精神三大作用=凝聚力量+激发创新+推进复兴</w:t>
       </w:r>
     </w:p>
     <w:p>
       <w:pPr>
-        <w:pStyle w:val="Heading4"/>
-        <w:spacing w:before="160" w:after="80"/>
+        <w:spacing w:before="120" w:after="40" w:line="276" w:lineRule="auto"/>
       </w:pPr>
       <w:r>
         <w:rPr>
@@ -9975,22 +9869,21 @@
     </w:p>
     <w:p>
       <w:pPr>
-        <w:spacing w:after="40" w:before="0" w:line="288" w:lineRule="auto"/>
+        <w:spacing w:after="20" w:before="0" w:line="276" w:lineRule="auto"/>
       </w:pPr>
       <w:r>
         <w:rPr>
           <w:rFonts w:ascii="微软雅黑" w:hAnsi="微软雅黑" w:eastAsia="微软雅黑"/>
           <w:b w:val="0"/>
           <w:color w:val="993300"/>
-          <w:sz w:val="19"/>
+          <w:sz w:val="18"/>
         </w:rPr>
         <w:t xml:space="preserve">  2核心(爱国主义+改革创新) | 4个伟大 | 4个爱 | 3大作用 | 2个统一(爱国爱党爱社会主义)</w:t>
       </w:r>
     </w:p>
     <w:p>
       <w:pPr>
-        <w:pStyle w:val="Heading4"/>
-        <w:spacing w:before="160" w:after="80"/>
+        <w:spacing w:before="120" w:after="40" w:line="276" w:lineRule="auto"/>
       </w:pPr>
       <w:r>
         <w:rPr>
@@ -10004,21 +9897,21 @@
     </w:p>
     <w:p>
       <w:pPr>
-        <w:spacing w:after="40" w:before="0" w:line="288" w:lineRule="auto"/>
+        <w:spacing w:after="20" w:before="0" w:line="276" w:lineRule="auto"/>
       </w:pPr>
       <w:r>
         <w:rPr>
           <w:rFonts w:ascii="微软雅黑" w:hAnsi="微软雅黑" w:eastAsia="微软雅黑"/>
           <w:b/>
           <w:color w:val="CC5500"/>
-          <w:sz w:val="19"/>
+          <w:sz w:val="18"/>
         </w:rPr>
         <w:t>• 民族精神核心=爱国主义  ≠  时代精神核心=改革创新</w:t>
       </w:r>
     </w:p>
     <w:p>
       <w:pPr>
-        <w:spacing w:after="40" w:before="0" w:line="288" w:lineRule="auto"/>
+        <w:spacing w:after="20" w:before="0" w:line="276" w:lineRule="auto"/>
         <w:ind w:left="283"/>
       </w:pPr>
       <w:r>
@@ -10026,28 +9919,28 @@
           <w:rFonts w:ascii="微软雅黑" w:hAnsi="微软雅黑" w:eastAsia="微软雅黑"/>
           <w:b w:val="0"/>
           <w:color w:val="2D2D2D"/>
-          <w:sz w:val="18"/>
+          <w:sz w:val="16"/>
         </w:rPr>
         <w:t xml:space="preserve">     两个"核心"不能互换。属于不同时期的精神形态。</w:t>
       </w:r>
     </w:p>
     <w:p>
       <w:pPr>
-        <w:spacing w:after="40" w:before="0" w:line="288" w:lineRule="auto"/>
+        <w:spacing w:after="20" w:before="0" w:line="276" w:lineRule="auto"/>
       </w:pPr>
       <w:r>
         <w:rPr>
           <w:rFonts w:ascii="微软雅黑" w:hAnsi="微软雅黑" w:eastAsia="微软雅黑"/>
           <w:b/>
           <w:color w:val="CC5500"/>
-          <w:sz w:val="19"/>
+          <w:sz w:val="18"/>
         </w:rPr>
         <w:t>• 爱国主义=对家园民族文化的归属认同尊严荣誉  ≠  民族精神=价值取向/思维方式/道德规范/精神气质的总和</w:t>
       </w:r>
     </w:p>
     <w:p>
       <w:pPr>
-        <w:spacing w:after="40" w:before="0" w:line="288" w:lineRule="auto"/>
+        <w:spacing w:after="20" w:before="0" w:line="276" w:lineRule="auto"/>
         <w:ind w:left="283"/>
       </w:pPr>
       <w:r>
@@ -10055,28 +9948,28 @@
           <w:rFonts w:ascii="微软雅黑" w:hAnsi="微软雅黑" w:eastAsia="微软雅黑"/>
           <w:b w:val="0"/>
           <w:color w:val="2D2D2D"/>
-          <w:sz w:val="18"/>
+          <w:sz w:val="16"/>
         </w:rPr>
         <w:t xml:space="preserve">     爱国主义是民族精神的核心(部分)，不是全部。</w:t>
       </w:r>
     </w:p>
     <w:p>
       <w:pPr>
-        <w:spacing w:after="40" w:before="0" w:line="288" w:lineRule="auto"/>
+        <w:spacing w:after="20" w:before="0" w:line="276" w:lineRule="auto"/>
       </w:pPr>
       <w:r>
         <w:rPr>
           <w:rFonts w:ascii="微软雅黑" w:hAnsi="微软雅黑" w:eastAsia="微软雅黑"/>
           <w:b/>
           <w:color w:val="CC5500"/>
-          <w:sz w:val="19"/>
+          <w:sz w:val="18"/>
         </w:rPr>
         <w:t>• 改革创新的自觉意识  ≠  改革创新的能力本领</w:t>
       </w:r>
     </w:p>
     <w:p>
       <w:pPr>
-        <w:spacing w:after="40" w:before="0" w:line="288" w:lineRule="auto"/>
+        <w:spacing w:after="20" w:before="0" w:line="276" w:lineRule="auto"/>
         <w:ind w:left="283"/>
       </w:pPr>
       <w:r>
@@ -10084,22 +9977,21 @@
           <w:rFonts w:ascii="微软雅黑" w:hAnsi="微软雅黑" w:eastAsia="微软雅黑"/>
           <w:b w:val="0"/>
           <w:color w:val="2D2D2D"/>
-          <w:sz w:val="18"/>
+          <w:sz w:val="16"/>
         </w:rPr>
         <w:t xml:space="preserve">     意识=责任感+突破陈规+探索未知；本领=基础+思维+实践。</w:t>
       </w:r>
     </w:p>
     <w:p>
       <w:pPr>
-        <w:pStyle w:val="Heading3"/>
-        <w:spacing w:before="160" w:after="80"/>
+        <w:spacing w:before="120" w:after="40" w:line="276" w:lineRule="auto"/>
       </w:pPr>
       <w:r>
         <w:rPr>
           <w:rFonts w:ascii="微软雅黑" w:hAnsi="微软雅黑" w:eastAsia="微软雅黑"/>
           <w:b/>
           <w:color w:val="006699"/>
-          <w:sz w:val="23"/>
+          <w:sz w:val="22"/>
         </w:rPr>
         <w:t>📝 单选（6题）</w:t>
       </w:r>
@@ -10196,7 +10088,6 @@
         <w:rPr>
           <w:rFonts w:ascii="微软雅黑" w:hAnsi="微软雅黑" w:eastAsia="微软雅黑"/>
           <w:b w:val="0"/>
-          <w:color w:val="2D2D2D"/>
           <w:sz w:val="18"/>
         </w:rPr>
         <w:t>民族精神=爱国主义。时代精神=改革创新。</w:t>
@@ -10309,7 +10200,6 @@
         <w:rPr>
           <w:rFonts w:ascii="微软雅黑" w:hAnsi="微软雅黑" w:eastAsia="微软雅黑"/>
           <w:b w:val="0"/>
-          <w:color w:val="2D2D2D"/>
           <w:sz w:val="18"/>
         </w:rPr>
         <w:t>民族精神定义。</w:t>
@@ -10422,7 +10312,6 @@
         <w:rPr>
           <w:rFonts w:ascii="微软雅黑" w:hAnsi="微软雅黑" w:eastAsia="微软雅黑"/>
           <w:b w:val="0"/>
-          <w:color w:val="2D2D2D"/>
           <w:sz w:val="18"/>
         </w:rPr>
         <w:t>崇尚精神胜于物质。</w:t>
@@ -10535,7 +10424,6 @@
         <w:rPr>
           <w:rFonts w:ascii="微软雅黑" w:hAnsi="微软雅黑" w:eastAsia="微软雅黑"/>
           <w:b w:val="0"/>
-          <w:color w:val="2D2D2D"/>
           <w:sz w:val="18"/>
         </w:rPr>
         <w:t>对人民群众感情的深浅=试金石。</w:t>
@@ -10648,7 +10536,6 @@
         <w:rPr>
           <w:rFonts w:ascii="微软雅黑" w:hAnsi="微软雅黑" w:eastAsia="微软雅黑"/>
           <w:b w:val="0"/>
-          <w:color w:val="2D2D2D"/>
           <w:sz w:val="18"/>
         </w:rPr>
         <w:t>B是墨子兼爱，与"坚守理想"无关。</w:t>
@@ -10671,15 +10558,14 @@
     </w:p>
     <w:p>
       <w:pPr>
-        <w:pStyle w:val="Heading3"/>
-        <w:spacing w:before="160" w:after="80"/>
+        <w:spacing w:before="120" w:after="40" w:line="276" w:lineRule="auto"/>
       </w:pPr>
       <w:r>
         <w:rPr>
           <w:rFonts w:ascii="微软雅黑" w:hAnsi="微软雅黑" w:eastAsia="微软雅黑"/>
           <w:b/>
           <w:color w:val="006699"/>
-          <w:sz w:val="23"/>
+          <w:sz w:val="22"/>
         </w:rPr>
         <w:t>📝 多选（4题）</w:t>
       </w:r>
@@ -10776,7 +10662,6 @@
         <w:rPr>
           <w:rFonts w:ascii="微软雅黑" w:hAnsi="微软雅黑" w:eastAsia="微软雅黑"/>
           <w:b w:val="0"/>
-          <w:color w:val="2D2D2D"/>
           <w:sz w:val="18"/>
         </w:rPr>
         <w:t>四个"爱"缺一不可。必考多选题。</w:t>
@@ -10889,7 +10774,6 @@
         <w:rPr>
           <w:rFonts w:ascii="微软雅黑" w:hAnsi="微软雅黑" w:eastAsia="微软雅黑"/>
           <w:b w:val="0"/>
-          <w:color w:val="2D2D2D"/>
           <w:sz w:val="18"/>
         </w:rPr>
         <w:t>四个"伟大"。</w:t>
@@ -10912,15 +10796,14 @@
     </w:p>
     <w:p>
       <w:pPr>
-        <w:pStyle w:val="Heading3"/>
-        <w:spacing w:before="160" w:after="80"/>
+        <w:spacing w:before="120" w:after="40" w:line="276" w:lineRule="auto"/>
       </w:pPr>
       <w:r>
         <w:rPr>
           <w:rFonts w:ascii="微软雅黑" w:hAnsi="微软雅黑" w:eastAsia="微软雅黑"/>
           <w:b/>
           <w:color w:val="006699"/>
-          <w:sz w:val="23"/>
+          <w:sz w:val="22"/>
         </w:rPr>
         <w:t>📝 判断（3题）</w:t>
       </w:r>
@@ -10961,7 +10844,6 @@
         <w:rPr>
           <w:rFonts w:ascii="微软雅黑" w:hAnsi="微软雅黑" w:eastAsia="微软雅黑"/>
           <w:b w:val="0"/>
-          <w:color w:val="2D2D2D"/>
           <w:sz w:val="18"/>
         </w:rPr>
         <w:t>民族精神=爱国主义，时代精神=改革创新。</w:t>
@@ -11018,7 +10900,6 @@
         <w:rPr>
           <w:rFonts w:ascii="微软雅黑" w:hAnsi="微软雅黑" w:eastAsia="微软雅黑"/>
           <w:b w:val="0"/>
-          <w:color w:val="2D2D2D"/>
           <w:sz w:val="18"/>
         </w:rPr>
         <w:t>当代中国爱国本质=爱国爱党爱社会主义高度统一。</w:t>
@@ -11075,7 +10956,6 @@
         <w:rPr>
           <w:rFonts w:ascii="微软雅黑" w:hAnsi="微软雅黑" w:eastAsia="微软雅黑"/>
           <w:b w:val="0"/>
-          <w:color w:val="2D2D2D"/>
           <w:sz w:val="18"/>
         </w:rPr>
         <w:t>正确方针是"和平统一，一国两制"。</w:t>
@@ -11098,15 +10978,14 @@
     </w:p>
     <w:p>
       <w:pPr>
-        <w:pStyle w:val="Heading3"/>
-        <w:spacing w:before="160" w:after="80"/>
+        <w:spacing w:before="120" w:after="40" w:line="276" w:lineRule="auto"/>
       </w:pPr>
       <w:r>
         <w:rPr>
           <w:rFonts w:ascii="微软雅黑" w:hAnsi="微软雅黑" w:eastAsia="微软雅黑"/>
           <w:b/>
           <w:color w:val="006699"/>
-          <w:sz w:val="23"/>
+          <w:sz w:val="22"/>
         </w:rPr>
         <w:t>📝 论述题</w:t>
       </w:r>
@@ -11119,7 +10998,7 @@
         <w:rPr>
           <w:rFonts w:ascii="微软雅黑" w:hAnsi="微软雅黑" w:eastAsia="微软雅黑"/>
           <w:b/>
-          <w:sz w:val="21"/>
+          <w:sz w:val="22"/>
         </w:rPr>
         <w:t>材料分析题. 材料：钱学森放弃美国优厚待遇回国奉献一生。黄大年放弃英国优越条件回国取得重大成果。</w:t>
         <w:br/>
@@ -11153,179 +11032,175 @@
     </w:p>
     <w:p>
       <w:pPr>
-        <w:pStyle w:val="Heading3"/>
-        <w:spacing w:before="160" w:after="80"/>
+        <w:spacing w:before="120" w:after="40" w:line="276" w:lineRule="auto"/>
       </w:pPr>
       <w:r>
         <w:rPr>
           <w:rFonts w:ascii="微软雅黑" w:hAnsi="微软雅黑" w:eastAsia="微软雅黑"/>
           <w:b/>
           <w:color w:val="006699"/>
-          <w:sz w:val="23"/>
+          <w:sz w:val="22"/>
         </w:rPr>
         <w:t>📋 章末速测</w:t>
       </w:r>
     </w:p>
     <w:p>
       <w:pPr>
-        <w:spacing w:after="40" w:before="0" w:line="288" w:lineRule="auto"/>
+        <w:spacing w:after="20" w:before="0" w:line="276" w:lineRule="auto"/>
       </w:pPr>
       <w:r>
         <w:rPr>
           <w:rFonts w:ascii="微软雅黑" w:hAnsi="微软雅黑" w:eastAsia="微软雅黑"/>
           <w:b w:val="0"/>
           <w:color w:val="2D2D2D"/>
-          <w:sz w:val="21"/>
+          <w:sz w:val="20"/>
         </w:rPr>
         <w:t>默写：中国精神两个核心？爱国主义四个内涵？四个伟大？中国精神三大作用？</w:t>
       </w:r>
     </w:p>
     <w:p>
       <w:pPr>
-        <w:pStyle w:val="Heading2"/>
-        <w:spacing w:before="240" w:after="120"/>
+        <w:spacing w:before="200" w:after="80" w:line="276" w:lineRule="auto"/>
       </w:pPr>
       <w:r>
         <w:rPr>
           <w:rFonts w:ascii="微软雅黑" w:hAnsi="微软雅黑" w:eastAsia="微软雅黑"/>
           <w:b/>
           <w:color w:val="34495E"/>
-          <w:sz w:val="26"/>
+          <w:sz w:val="24"/>
         </w:rPr>
         <w:t>专题五：社会主义核心价值观（第四章 明确价值要求 践行价值准则）</w:t>
       </w:r>
     </w:p>
     <w:p>
       <w:pPr>
-        <w:pStyle w:val="Heading3"/>
-        <w:spacing w:before="160" w:after="80"/>
+        <w:spacing w:before="120" w:after="40" w:line="276" w:lineRule="auto"/>
       </w:pPr>
       <w:r>
         <w:rPr>
           <w:rFonts w:ascii="微软雅黑" w:hAnsi="微软雅黑" w:eastAsia="微软雅黑"/>
           <w:b/>
           <w:color w:val="006699"/>
-          <w:sz w:val="23"/>
+          <w:sz w:val="22"/>
         </w:rPr>
         <w:t>📚 知识点汇总（①②③链式结构）</w:t>
       </w:r>
     </w:p>
     <w:p>
       <w:pPr>
-        <w:spacing w:after="40" w:before="0" w:line="288" w:lineRule="auto"/>
+        <w:spacing w:after="20" w:before="0" w:line="276" w:lineRule="auto"/>
       </w:pPr>
       <w:r>
         <w:rPr>
           <w:rFonts w:ascii="微软雅黑" w:hAnsi="微软雅黑" w:eastAsia="微软雅黑"/>
           <w:b w:val="0"/>
           <w:color w:val="2D2D2D"/>
-          <w:sz w:val="21"/>
+          <w:sz w:val="20"/>
         </w:rPr>
         <w:t>① 三层面12词：国家=富强民主文明和谐 | 社会=自由平等公正法治 | 公民=爱国敬业诚信友善</w:t>
       </w:r>
     </w:p>
     <w:p>
       <w:pPr>
-        <w:spacing w:after="40" w:before="0" w:line="288" w:lineRule="auto"/>
+        <w:spacing w:after="20" w:before="0" w:line="276" w:lineRule="auto"/>
       </w:pPr>
       <w:r>
         <w:rPr>
           <w:rFonts w:ascii="微软雅黑" w:hAnsi="微软雅黑" w:eastAsia="微软雅黑"/>
           <w:b w:val="0"/>
           <w:color w:val="2D2D2D"/>
-          <w:sz w:val="21"/>
+          <w:sz w:val="20"/>
         </w:rPr>
         <w:t>② 核心价值观=社会形态社会性质的集中体现，处于主导地位。是核心价值体系的精神内核+高度凝练集中表达</w:t>
       </w:r>
     </w:p>
     <w:p>
       <w:pPr>
-        <w:spacing w:after="40" w:before="0" w:line="288" w:lineRule="auto"/>
+        <w:spacing w:after="20" w:before="0" w:line="276" w:lineRule="auto"/>
       </w:pPr>
       <w:r>
         <w:rPr>
           <w:rFonts w:ascii="微软雅黑" w:hAnsi="微软雅黑" w:eastAsia="微软雅黑"/>
           <w:b w:val="0"/>
           <w:color w:val="2D2D2D"/>
-          <w:sz w:val="21"/>
+          <w:sz w:val="20"/>
         </w:rPr>
         <w:t>③ 三大特征：先进性(体现社会主义本质+扎根传统文化+吸纳世界文明) | 人民性(根本特性) | 真实性(真实可信)</w:t>
       </w:r>
     </w:p>
     <w:p>
       <w:pPr>
-        <w:spacing w:after="40" w:before="0" w:line="288" w:lineRule="auto"/>
+        <w:spacing w:after="20" w:before="0" w:line="276" w:lineRule="auto"/>
       </w:pPr>
       <w:r>
         <w:rPr>
           <w:rFonts w:ascii="微软雅黑" w:hAnsi="微软雅黑" w:eastAsia="微软雅黑"/>
           <w:b w:val="0"/>
           <w:color w:val="2D2D2D"/>
-          <w:sz w:val="21"/>
+          <w:sz w:val="20"/>
         </w:rPr>
         <w:t>④ 中华优秀传统文化=涵养核心价值观的重要源泉</w:t>
       </w:r>
     </w:p>
     <w:p>
       <w:pPr>
-        <w:spacing w:after="40" w:before="0" w:line="288" w:lineRule="auto"/>
+        <w:spacing w:after="20" w:before="0" w:line="276" w:lineRule="auto"/>
       </w:pPr>
       <w:r>
         <w:rPr>
           <w:rFonts w:ascii="微软雅黑" w:hAnsi="微软雅黑" w:eastAsia="微软雅黑"/>
           <w:b w:val="0"/>
           <w:color w:val="2D2D2D"/>
-          <w:sz w:val="21"/>
+          <w:sz w:val="20"/>
         </w:rPr>
         <w:t>⑤ 2018年十三届全国人大一次会议通过宪法修正案写入核心价值观</w:t>
       </w:r>
     </w:p>
     <w:p>
       <w:pPr>
-        <w:spacing w:after="40" w:before="0" w:line="288" w:lineRule="auto"/>
+        <w:spacing w:after="20" w:before="0" w:line="276" w:lineRule="auto"/>
       </w:pPr>
       <w:r>
         <w:rPr>
           <w:rFonts w:ascii="微软雅黑" w:hAnsi="微软雅黑" w:eastAsia="微软雅黑"/>
           <w:b w:val="0"/>
           <w:color w:val="2D2D2D"/>
-          <w:sz w:val="21"/>
+          <w:sz w:val="20"/>
         </w:rPr>
         <w:t>⑥ 核心价值观=文化软实力的灵魂。推进社会团结奋进的"最大公约数"</w:t>
       </w:r>
     </w:p>
     <w:p>
       <w:pPr>
-        <w:spacing w:after="40" w:before="0" w:line="288" w:lineRule="auto"/>
+        <w:spacing w:after="20" w:before="0" w:line="276" w:lineRule="auto"/>
       </w:pPr>
       <w:r>
         <w:rPr>
           <w:rFonts w:ascii="微软雅黑" w:hAnsi="微软雅黑" w:eastAsia="微软雅黑"/>
           <w:b w:val="0"/>
           <w:color w:val="2D2D2D"/>
-          <w:sz w:val="21"/>
+          <w:sz w:val="20"/>
         </w:rPr>
         <w:t>⑦ 践行方法四字诀：勤学(下苦功求真学问)+修德(加强道德修养)+明辨(善于明辨是非决断选择)+笃实(扎扎实实干事踏踏实实做人)</w:t>
       </w:r>
     </w:p>
     <w:p>
       <w:pPr>
-        <w:spacing w:after="40" w:before="0" w:line="288" w:lineRule="auto"/>
+        <w:spacing w:after="20" w:before="0" w:line="276" w:lineRule="auto"/>
       </w:pPr>
       <w:r>
         <w:rPr>
           <w:rFonts w:ascii="微软雅黑" w:hAnsi="微软雅黑" w:eastAsia="微软雅黑"/>
           <w:b w:val="0"/>
           <w:color w:val="2D2D2D"/>
-          <w:sz w:val="21"/>
+          <w:sz w:val="20"/>
         </w:rPr>
         <w:t>⑧ 西方"普世价值"=极具迷惑性欺骗性且带有鲜明政治倾向的价值观</w:t>
       </w:r>
     </w:p>
     <w:p>
       <w:pPr>
-        <w:pStyle w:val="Heading4"/>
-        <w:spacing w:before="160" w:after="80"/>
+        <w:spacing w:before="120" w:after="40" w:line="276" w:lineRule="auto"/>
       </w:pPr>
       <w:r>
         <w:rPr>
@@ -11339,14 +11214,14 @@
     </w:p>
     <w:p>
       <w:pPr>
-        <w:spacing w:after="40" w:before="0" w:line="288" w:lineRule="auto"/>
+        <w:spacing w:after="20" w:before="0" w:line="276" w:lineRule="auto"/>
       </w:pPr>
       <w:r>
         <w:rPr>
           <w:rFonts w:ascii="微软雅黑" w:hAnsi="微软雅黑" w:eastAsia="微软雅黑"/>
           <w:b w:val="0"/>
           <w:color w:val="993300"/>
-          <w:sz w:val="19"/>
+          <w:sz w:val="18"/>
         </w:rPr>
         <w:t xml:space="preserve">  3层面12词 | 3特征(先进/人民-根本/真实) | 4方法(勤学修德明辨笃实) | 2018入宪</w:t>
       </w:r>
@@ -11464,7 +11339,7 @@
               <w:rPr>
                 <w:rFonts w:ascii="微软雅黑" w:hAnsi="微软雅黑" w:eastAsia="微软雅黑"/>
                 <w:b w:val="0"/>
-                <w:sz w:val="17"/>
+                <w:sz w:val="16"/>
               </w:rPr>
               <w:t>国家</w:t>
             </w:r>
@@ -11484,7 +11359,7 @@
               <w:rPr>
                 <w:rFonts w:ascii="微软雅黑" w:hAnsi="微软雅黑" w:eastAsia="微软雅黑"/>
                 <w:b w:val="0"/>
-                <w:sz w:val="17"/>
+                <w:sz w:val="16"/>
               </w:rPr>
               <w:t>富强 民主 文明 和谐</w:t>
             </w:r>
@@ -11504,7 +11379,7 @@
               <w:rPr>
                 <w:rFonts w:ascii="微软雅黑" w:hAnsi="微软雅黑" w:eastAsia="微软雅黑"/>
                 <w:b w:val="0"/>
-                <w:sz w:val="17"/>
+                <w:sz w:val="16"/>
               </w:rPr>
               <w:t>建设什么样的国家</w:t>
             </w:r>
@@ -11524,7 +11399,7 @@
               <w:rPr>
                 <w:rFonts w:ascii="微软雅黑" w:hAnsi="微软雅黑" w:eastAsia="微软雅黑"/>
                 <w:b w:val="0"/>
-                <w:sz w:val="17"/>
+                <w:sz w:val="16"/>
               </w:rPr>
               <w:t>物质基础/当家作主/进步标志/核心理念</w:t>
             </w:r>
@@ -11546,7 +11421,7 @@
               <w:rPr>
                 <w:rFonts w:ascii="微软雅黑" w:hAnsi="微软雅黑" w:eastAsia="微软雅黑"/>
                 <w:b w:val="0"/>
-                <w:sz w:val="17"/>
+                <w:sz w:val="16"/>
               </w:rPr>
               <w:t>社会</w:t>
             </w:r>
@@ -11566,7 +11441,7 @@
               <w:rPr>
                 <w:rFonts w:ascii="微软雅黑" w:hAnsi="微软雅黑" w:eastAsia="微软雅黑"/>
                 <w:b w:val="0"/>
-                <w:sz w:val="17"/>
+                <w:sz w:val="16"/>
               </w:rPr>
               <w:t>自由 平等 公正 法治</w:t>
             </w:r>
@@ -11586,7 +11461,7 @@
               <w:rPr>
                 <w:rFonts w:ascii="微软雅黑" w:hAnsi="微软雅黑" w:eastAsia="微软雅黑"/>
                 <w:b w:val="0"/>
-                <w:sz w:val="17"/>
+                <w:sz w:val="16"/>
               </w:rPr>
               <w:t>建设什么样的社会</w:t>
             </w:r>
@@ -11606,7 +11481,7 @@
               <w:rPr>
                 <w:rFonts w:ascii="微软雅黑" w:hAnsi="微软雅黑" w:eastAsia="微软雅黑"/>
                 <w:b w:val="0"/>
-                <w:sz w:val="17"/>
+                <w:sz w:val="16"/>
               </w:rPr>
               <w:t>活力之源/美好状态/进步标尺/文明成果</w:t>
             </w:r>
@@ -11628,7 +11503,7 @@
               <w:rPr>
                 <w:rFonts w:ascii="微软雅黑" w:hAnsi="微软雅黑" w:eastAsia="微软雅黑"/>
                 <w:b w:val="0"/>
-                <w:sz w:val="17"/>
+                <w:sz w:val="16"/>
               </w:rPr>
               <w:t>公民</w:t>
             </w:r>
@@ -11648,7 +11523,7 @@
               <w:rPr>
                 <w:rFonts w:ascii="微软雅黑" w:hAnsi="微软雅黑" w:eastAsia="微软雅黑"/>
                 <w:b w:val="0"/>
-                <w:sz w:val="17"/>
+                <w:sz w:val="16"/>
               </w:rPr>
               <w:t>爱国 敬业 诚信 友善</w:t>
             </w:r>
@@ -11668,7 +11543,7 @@
               <w:rPr>
                 <w:rFonts w:ascii="微软雅黑" w:hAnsi="微软雅黑" w:eastAsia="微软雅黑"/>
                 <w:b w:val="0"/>
-                <w:sz w:val="17"/>
+                <w:sz w:val="16"/>
               </w:rPr>
               <w:t>培育什么样的公民</w:t>
             </w:r>
@@ -11688,7 +11563,7 @@
               <w:rPr>
                 <w:rFonts w:ascii="微软雅黑" w:hAnsi="微软雅黑" w:eastAsia="微软雅黑"/>
                 <w:b w:val="0"/>
-                <w:sz w:val="17"/>
+                <w:sz w:val="16"/>
               </w:rPr>
               <w:t>最深沉情感/根本态度/立身基石/关系准则</w:t>
             </w:r>
@@ -11699,8 +11574,7 @@
     <w:p/>
     <w:p>
       <w:pPr>
-        <w:pStyle w:val="Heading4"/>
-        <w:spacing w:before="160" w:after="80"/>
+        <w:spacing w:before="120" w:after="40" w:line="276" w:lineRule="auto"/>
       </w:pPr>
       <w:r>
         <w:rPr>
@@ -11714,21 +11588,21 @@
     </w:p>
     <w:p>
       <w:pPr>
-        <w:spacing w:after="40" w:before="0" w:line="288" w:lineRule="auto"/>
+        <w:spacing w:after="20" w:before="0" w:line="276" w:lineRule="auto"/>
       </w:pPr>
       <w:r>
         <w:rPr>
           <w:rFonts w:ascii="微软雅黑" w:hAnsi="微软雅黑" w:eastAsia="微软雅黑"/>
           <w:b/>
           <w:color w:val="CC5500"/>
-          <w:sz w:val="19"/>
+          <w:sz w:val="18"/>
         </w:rPr>
         <w:t>• 核心价值观=精神内核  ≠  核心价值体系=整体框架</w:t>
       </w:r>
     </w:p>
     <w:p>
       <w:pPr>
-        <w:spacing w:after="40" w:before="0" w:line="288" w:lineRule="auto"/>
+        <w:spacing w:after="20" w:before="0" w:line="276" w:lineRule="auto"/>
         <w:ind w:left="283"/>
       </w:pPr>
       <w:r>
@@ -11736,28 +11610,28 @@
           <w:rFonts w:ascii="微软雅黑" w:hAnsi="微软雅黑" w:eastAsia="微软雅黑"/>
           <w:b w:val="0"/>
           <w:color w:val="2D2D2D"/>
-          <w:sz w:val="18"/>
+          <w:sz w:val="16"/>
         </w:rPr>
         <w:t xml:space="preserve">     核心价值观是核心价值体系的高度凝练和集中表达</w:t>
       </w:r>
     </w:p>
     <w:p>
       <w:pPr>
-        <w:spacing w:after="40" w:before="0" w:line="288" w:lineRule="auto"/>
+        <w:spacing w:after="20" w:before="0" w:line="276" w:lineRule="auto"/>
       </w:pPr>
       <w:r>
         <w:rPr>
           <w:rFonts w:ascii="微软雅黑" w:hAnsi="微软雅黑" w:eastAsia="微软雅黑"/>
           <w:b/>
           <w:color w:val="CC5500"/>
-          <w:sz w:val="19"/>
+          <w:sz w:val="18"/>
         </w:rPr>
         <w:t>• 人民性=根本特性  ≠  先进性=方向特性</w:t>
       </w:r>
     </w:p>
     <w:p>
       <w:pPr>
-        <w:spacing w:after="40" w:before="0" w:line="288" w:lineRule="auto"/>
+        <w:spacing w:after="20" w:before="0" w:line="276" w:lineRule="auto"/>
         <w:ind w:left="283"/>
       </w:pPr>
       <w:r>
@@ -11765,28 +11639,28 @@
           <w:rFonts w:ascii="微软雅黑" w:hAnsi="微软雅黑" w:eastAsia="微软雅黑"/>
           <w:b w:val="0"/>
           <w:color w:val="2D2D2D"/>
-          <w:sz w:val="18"/>
+          <w:sz w:val="16"/>
         </w:rPr>
         <w:t xml:space="preserve">     "根本"≠"方向"，人民性是根本特性</w:t>
       </w:r>
     </w:p>
     <w:p>
       <w:pPr>
-        <w:spacing w:after="40" w:before="0" w:line="288" w:lineRule="auto"/>
+        <w:spacing w:after="20" w:before="0" w:line="276" w:lineRule="auto"/>
       </w:pPr>
       <w:r>
         <w:rPr>
           <w:rFonts w:ascii="微软雅黑" w:hAnsi="微软雅黑" w:eastAsia="微软雅黑"/>
           <w:b/>
           <w:color w:val="CC5500"/>
-          <w:sz w:val="19"/>
+          <w:sz w:val="18"/>
         </w:rPr>
         <w:t>• "自由平等公正法治"→社会层面  ≠  "爱国敬业诚信友善"→公民层面</w:t>
       </w:r>
     </w:p>
     <w:p>
       <w:pPr>
-        <w:spacing w:after="40" w:before="0" w:line="288" w:lineRule="auto"/>
+        <w:spacing w:after="20" w:before="0" w:line="276" w:lineRule="auto"/>
         <w:ind w:left="283"/>
       </w:pPr>
       <w:r>
@@ -11794,22 +11668,21 @@
           <w:rFonts w:ascii="微软雅黑" w:hAnsi="微软雅黑" w:eastAsia="微软雅黑"/>
           <w:b w:val="0"/>
           <w:color w:val="2D2D2D"/>
-          <w:sz w:val="18"/>
+          <w:sz w:val="16"/>
         </w:rPr>
         <w:t xml:space="preserve">     容易混。问"自由"是哪个层面→社会层面。</w:t>
       </w:r>
     </w:p>
     <w:p>
       <w:pPr>
-        <w:pStyle w:val="Heading3"/>
-        <w:spacing w:before="160" w:after="80"/>
+        <w:spacing w:before="120" w:after="40" w:line="276" w:lineRule="auto"/>
       </w:pPr>
       <w:r>
         <w:rPr>
           <w:rFonts w:ascii="微软雅黑" w:hAnsi="微软雅黑" w:eastAsia="微软雅黑"/>
           <w:b/>
           <w:color w:val="006699"/>
-          <w:sz w:val="23"/>
+          <w:sz w:val="22"/>
         </w:rPr>
         <w:t>📝 单选（8题）</w:t>
       </w:r>
@@ -11906,7 +11779,6 @@
         <w:rPr>
           <w:rFonts w:ascii="微软雅黑" w:hAnsi="微软雅黑" w:eastAsia="微软雅黑"/>
           <w:b w:val="0"/>
-          <w:color w:val="2D2D2D"/>
           <w:sz w:val="18"/>
         </w:rPr>
         <w:t>题干说"一个民族一个国家"泛指，选"核心价值观"。</w:t>
@@ -12019,7 +11891,6 @@
         <w:rPr>
           <w:rFonts w:ascii="微软雅黑" w:hAnsi="微软雅黑" w:eastAsia="微软雅黑"/>
           <w:b w:val="0"/>
-          <w:color w:val="2D2D2D"/>
           <w:sz w:val="18"/>
         </w:rPr>
         <w:t>宪法修正案必须由全国人大通过。</w:t>
@@ -12132,7 +12003,6 @@
         <w:rPr>
           <w:rFonts w:ascii="微软雅黑" w:hAnsi="微软雅黑" w:eastAsia="微软雅黑"/>
           <w:b w:val="0"/>
-          <w:color w:val="2D2D2D"/>
           <w:sz w:val="18"/>
         </w:rPr>
         <w:t>教材原文。串联第五章传统美德。</w:t>
@@ -12245,7 +12115,6 @@
         <w:rPr>
           <w:rFonts w:ascii="微软雅黑" w:hAnsi="微软雅黑" w:eastAsia="微软雅黑"/>
           <w:b w:val="0"/>
-          <w:color w:val="2D2D2D"/>
           <w:sz w:val="18"/>
         </w:rPr>
         <w:t>公民层面四个词的精确对应。</w:t>
@@ -12358,7 +12227,6 @@
         <w:rPr>
           <w:rFonts w:ascii="微软雅黑" w:hAnsi="微软雅黑" w:eastAsia="微软雅黑"/>
           <w:b w:val="0"/>
-          <w:color w:val="2D2D2D"/>
           <w:sz w:val="18"/>
         </w:rPr>
         <w:t>人民性是根本特性。</w:t>
@@ -12471,7 +12339,6 @@
         <w:rPr>
           <w:rFonts w:ascii="微软雅黑" w:hAnsi="微软雅黑" w:eastAsia="微软雅黑"/>
           <w:b w:val="0"/>
-          <w:color w:val="2D2D2D"/>
           <w:sz w:val="18"/>
         </w:rPr>
         <w:t>社会层面。"充满活力和谐有序"对应自由平等公正法治。</w:t>
@@ -12584,7 +12451,6 @@
         <w:rPr>
           <w:rFonts w:ascii="微软雅黑" w:hAnsi="微软雅黑" w:eastAsia="微软雅黑"/>
           <w:b w:val="0"/>
-          <w:color w:val="2D2D2D"/>
           <w:sz w:val="18"/>
         </w:rPr>
         <w:t>"普世性"不是我们的表述。三大特征=先进性+人民性+真实性。</w:t>
@@ -12697,7 +12563,6 @@
         <w:rPr>
           <w:rFonts w:ascii="微软雅黑" w:hAnsi="微软雅黑" w:eastAsia="微软雅黑"/>
           <w:b w:val="0"/>
-          <w:color w:val="2D2D2D"/>
           <w:sz w:val="18"/>
         </w:rPr>
         <w:t>精神内核+高度凝练集中表达。</w:t>
@@ -12720,15 +12585,14 @@
     </w:p>
     <w:p>
       <w:pPr>
-        <w:pStyle w:val="Heading3"/>
-        <w:spacing w:before="160" w:after="80"/>
+        <w:spacing w:before="120" w:after="40" w:line="276" w:lineRule="auto"/>
       </w:pPr>
       <w:r>
         <w:rPr>
           <w:rFonts w:ascii="微软雅黑" w:hAnsi="微软雅黑" w:eastAsia="微软雅黑"/>
           <w:b/>
           <w:color w:val="006699"/>
-          <w:sz w:val="23"/>
+          <w:sz w:val="22"/>
         </w:rPr>
         <w:t>📝 多选（4题）</w:t>
       </w:r>
@@ -12825,7 +12689,6 @@
         <w:rPr>
           <w:rFonts w:ascii="微软雅黑" w:hAnsi="微软雅黑" w:eastAsia="微软雅黑"/>
           <w:b w:val="0"/>
-          <w:color w:val="2D2D2D"/>
           <w:sz w:val="18"/>
         </w:rPr>
         <w:t>三大特征。D是西方话语。</w:t>
@@ -12938,7 +12801,6 @@
         <w:rPr>
           <w:rFonts w:ascii="微软雅黑" w:hAnsi="微软雅黑" w:eastAsia="微软雅黑"/>
           <w:b w:val="0"/>
-          <w:color w:val="2D2D2D"/>
           <w:sz w:val="18"/>
         </w:rPr>
         <w:t>三层面归属必须分清。</w:t>
@@ -12961,15 +12823,14 @@
     </w:p>
     <w:p>
       <w:pPr>
-        <w:pStyle w:val="Heading3"/>
-        <w:spacing w:before="160" w:after="80"/>
+        <w:spacing w:before="120" w:after="40" w:line="276" w:lineRule="auto"/>
       </w:pPr>
       <w:r>
         <w:rPr>
           <w:rFonts w:ascii="微软雅黑" w:hAnsi="微软雅黑" w:eastAsia="微软雅黑"/>
           <w:b/>
           <w:color w:val="006699"/>
-          <w:sz w:val="23"/>
+          <w:sz w:val="22"/>
         </w:rPr>
         <w:t>📝 判断（4题）</w:t>
       </w:r>
@@ -13010,7 +12871,6 @@
         <w:rPr>
           <w:rFonts w:ascii="微软雅黑" w:hAnsi="微软雅黑" w:eastAsia="微软雅黑"/>
           <w:b w:val="0"/>
-          <w:color w:val="2D2D2D"/>
           <w:sz w:val="18"/>
         </w:rPr>
         <w:t>教材原文。</w:t>
@@ -13067,7 +12927,6 @@
         <w:rPr>
           <w:rFonts w:ascii="微软雅黑" w:hAnsi="微软雅黑" w:eastAsia="微软雅黑"/>
           <w:b w:val="0"/>
-          <w:color w:val="2D2D2D"/>
           <w:sz w:val="18"/>
         </w:rPr>
         <w:t>不存在。西方"普世价值"带有鲜明政治倾向。</w:t>
@@ -13124,7 +12983,6 @@
         <w:rPr>
           <w:rFonts w:ascii="微软雅黑" w:hAnsi="微软雅黑" w:eastAsia="微软雅黑"/>
           <w:b w:val="0"/>
-          <w:color w:val="2D2D2D"/>
           <w:sz w:val="18"/>
         </w:rPr>
         <w:t>教材第三节原文。</w:t>
@@ -13181,7 +13039,6 @@
         <w:rPr>
           <w:rFonts w:ascii="微软雅黑" w:hAnsi="微软雅黑" w:eastAsia="微软雅黑"/>
           <w:b w:val="0"/>
-          <w:color w:val="2D2D2D"/>
           <w:sz w:val="18"/>
         </w:rPr>
         <w:t>教材原文。</w:t>
@@ -13204,15 +13061,14 @@
     </w:p>
     <w:p>
       <w:pPr>
-        <w:pStyle w:val="Heading3"/>
-        <w:spacing w:before="160" w:after="80"/>
+        <w:spacing w:before="120" w:after="40" w:line="276" w:lineRule="auto"/>
       </w:pPr>
       <w:r>
         <w:rPr>
           <w:rFonts w:ascii="微软雅黑" w:hAnsi="微软雅黑" w:eastAsia="微软雅黑"/>
           <w:b/>
           <w:color w:val="006699"/>
-          <w:sz w:val="23"/>
+          <w:sz w:val="22"/>
         </w:rPr>
         <w:t>📝 论述题</w:t>
       </w:r>
@@ -13225,7 +13081,7 @@
         <w:rPr>
           <w:rFonts w:ascii="微软雅黑" w:hAnsi="微软雅黑" w:eastAsia="微软雅黑"/>
           <w:b/>
-          <w:sz w:val="21"/>
+          <w:sz w:val="22"/>
         </w:rPr>
         <w:t>论述题. 从国家社会公民三个层面阐述社会主义核心价值观基本内容，结合实践谈大学生如何自觉践行。</w:t>
       </w:r>
@@ -13257,207 +13113,203 @@
     </w:p>
     <w:p>
       <w:pPr>
-        <w:pStyle w:val="Heading3"/>
-        <w:spacing w:before="160" w:after="80"/>
+        <w:spacing w:before="120" w:after="40" w:line="276" w:lineRule="auto"/>
       </w:pPr>
       <w:r>
         <w:rPr>
           <w:rFonts w:ascii="微软雅黑" w:hAnsi="微软雅黑" w:eastAsia="微软雅黑"/>
           <w:b/>
           <w:color w:val="006699"/>
-          <w:sz w:val="23"/>
+          <w:sz w:val="22"/>
         </w:rPr>
         <w:t>📋 章末速测</w:t>
       </w:r>
     </w:p>
     <w:p>
       <w:pPr>
-        <w:spacing w:after="40" w:before="0" w:line="288" w:lineRule="auto"/>
+        <w:spacing w:after="20" w:before="0" w:line="276" w:lineRule="auto"/>
       </w:pPr>
       <w:r>
         <w:rPr>
           <w:rFonts w:ascii="微软雅黑" w:hAnsi="微软雅黑" w:eastAsia="微软雅黑"/>
           <w:b w:val="0"/>
           <w:color w:val="2D2D2D"/>
-          <w:sz w:val="21"/>
+          <w:sz w:val="20"/>
         </w:rPr>
         <w:t>默写：三个层面各四个词？三大特征及根本特性？践行四个方法？核心价值观何时入宪？</w:t>
       </w:r>
     </w:p>
     <w:p>
       <w:pPr>
-        <w:pStyle w:val="Heading2"/>
-        <w:spacing w:before="240" w:after="120"/>
+        <w:spacing w:before="200" w:after="80" w:line="276" w:lineRule="auto"/>
       </w:pPr>
       <w:r>
         <w:rPr>
           <w:rFonts w:ascii="微软雅黑" w:hAnsi="微软雅黑" w:eastAsia="微软雅黑"/>
           <w:b/>
           <w:color w:val="34495E"/>
-          <w:sz w:val="26"/>
+          <w:sz w:val="24"/>
         </w:rPr>
         <w:t>专题六：道德修养（第五章 遵守道德规范 锤炼道德品格）</w:t>
       </w:r>
     </w:p>
     <w:p>
       <w:pPr>
-        <w:pStyle w:val="Heading3"/>
-        <w:spacing w:before="160" w:after="80"/>
+        <w:spacing w:before="120" w:after="40" w:line="276" w:lineRule="auto"/>
       </w:pPr>
       <w:r>
         <w:rPr>
           <w:rFonts w:ascii="微软雅黑" w:hAnsi="微软雅黑" w:eastAsia="微软雅黑"/>
           <w:b/>
           <w:color w:val="006699"/>
-          <w:sz w:val="23"/>
+          <w:sz w:val="22"/>
         </w:rPr>
         <w:t>📚 知识点汇总（①②③链式结构）</w:t>
       </w:r>
     </w:p>
     <w:p>
       <w:pPr>
-        <w:spacing w:after="40" w:before="0" w:line="288" w:lineRule="auto"/>
+        <w:spacing w:after="20" w:before="0" w:line="276" w:lineRule="auto"/>
       </w:pPr>
       <w:r>
         <w:rPr>
           <w:rFonts w:ascii="微软雅黑" w:hAnsi="微软雅黑" w:eastAsia="微软雅黑"/>
           <w:b w:val="0"/>
           <w:color w:val="2D2D2D"/>
-          <w:sz w:val="21"/>
+          <w:sz w:val="20"/>
         </w:rPr>
         <w:t>① 道德起源三条件：劳动(首要前提)→社会关系(客观条件)→自我意识(主观条件)</w:t>
       </w:r>
     </w:p>
     <w:p>
       <w:pPr>
-        <w:spacing w:after="40" w:before="0" w:line="288" w:lineRule="auto"/>
+        <w:spacing w:after="20" w:before="0" w:line="276" w:lineRule="auto"/>
       </w:pPr>
       <w:r>
         <w:rPr>
           <w:rFonts w:ascii="微软雅黑" w:hAnsi="微软雅黑" w:eastAsia="微软雅黑"/>
           <w:b w:val="0"/>
           <w:color w:val="2D2D2D"/>
-          <w:sz w:val="21"/>
+          <w:sz w:val="20"/>
         </w:rPr>
         <w:t>② 道德本质=特殊社会意识形态(上层建筑)，反映社会经济关系，是实践精神</w:t>
       </w:r>
     </w:p>
     <w:p>
       <w:pPr>
-        <w:spacing w:after="40" w:before="0" w:line="288" w:lineRule="auto"/>
+        <w:spacing w:after="20" w:before="0" w:line="276" w:lineRule="auto"/>
       </w:pPr>
       <w:r>
         <w:rPr>
           <w:rFonts w:ascii="微软雅黑" w:hAnsi="微软雅黑" w:eastAsia="微软雅黑"/>
           <w:b w:val="0"/>
           <w:color w:val="2D2D2D"/>
-          <w:sz w:val="21"/>
+          <w:sz w:val="20"/>
         </w:rPr>
         <w:t>③ 道德三大功能=认识功能+规范功能+调节功能（没有强制功能！那是法律）</w:t>
       </w:r>
     </w:p>
     <w:p>
       <w:pPr>
-        <w:spacing w:after="40" w:before="0" w:line="288" w:lineRule="auto"/>
+        <w:spacing w:after="20" w:before="0" w:line="276" w:lineRule="auto"/>
       </w:pPr>
       <w:r>
         <w:rPr>
           <w:rFonts w:ascii="微软雅黑" w:hAnsi="微软雅黑" w:eastAsia="微软雅黑"/>
           <w:b w:val="0"/>
           <w:color w:val="2D2D2D"/>
-          <w:sz w:val="21"/>
+          <w:sz w:val="20"/>
         </w:rPr>
         <w:t>④ 社会主义道德：核心=为人民服务(显著标志) | 原则=集体主义</w:t>
       </w:r>
     </w:p>
     <w:p>
       <w:pPr>
-        <w:spacing w:after="40" w:before="0" w:line="288" w:lineRule="auto"/>
+        <w:spacing w:after="20" w:before="0" w:line="276" w:lineRule="auto"/>
       </w:pPr>
       <w:r>
         <w:rPr>
           <w:rFonts w:ascii="微软雅黑" w:hAnsi="微软雅黑" w:eastAsia="微软雅黑"/>
           <w:b w:val="0"/>
           <w:color w:val="2D2D2D"/>
-          <w:sz w:val="21"/>
+          <w:sz w:val="20"/>
         </w:rPr>
         <w:t>⑤ 集体主义三层次：无私奉献一心为公(最高/党员)→先公后私先人后己(中间/先进分子)→顾全大局遵纪守法诚实劳动(基本/所有公民)</w:t>
       </w:r>
     </w:p>
     <w:p>
       <w:pPr>
-        <w:spacing w:after="40" w:before="0" w:line="288" w:lineRule="auto"/>
+        <w:spacing w:after="20" w:before="0" w:line="276" w:lineRule="auto"/>
       </w:pPr>
       <w:r>
         <w:rPr>
           <w:rFonts w:ascii="微软雅黑" w:hAnsi="微软雅黑" w:eastAsia="微软雅黑"/>
           <w:b w:val="0"/>
           <w:color w:val="2D2D2D"/>
-          <w:sz w:val="21"/>
+          <w:sz w:val="20"/>
         </w:rPr>
         <w:t>⑥ 中华传统美德五精神：整体利益+责任奉献 | 仁爱+以和为贵 | 人伦+道德义务 | 精神境界+理想人格 | 道德修养+道德践履</w:t>
       </w:r>
     </w:p>
     <w:p>
       <w:pPr>
-        <w:spacing w:after="40" w:before="0" w:line="288" w:lineRule="auto"/>
+        <w:spacing w:after="20" w:before="0" w:line="276" w:lineRule="auto"/>
       </w:pPr>
       <w:r>
         <w:rPr>
           <w:rFonts w:ascii="微软雅黑" w:hAnsi="微软雅黑" w:eastAsia="微软雅黑"/>
           <w:b w:val="0"/>
           <w:color w:val="2D2D2D"/>
-          <w:sz w:val="21"/>
+          <w:sz w:val="20"/>
         </w:rPr>
         <w:t>⑦ 反对两种错误：复古论(全盘恢复传统)+虚无论(全盘否定传统)→正确态度=创造性转化创新性发展</w:t>
       </w:r>
     </w:p>
     <w:p>
       <w:pPr>
-        <w:spacing w:after="40" w:before="0" w:line="288" w:lineRule="auto"/>
+        <w:spacing w:after="20" w:before="0" w:line="276" w:lineRule="auto"/>
       </w:pPr>
       <w:r>
         <w:rPr>
           <w:rFonts w:ascii="微软雅黑" w:hAnsi="微软雅黑" w:eastAsia="微软雅黑"/>
           <w:b w:val="0"/>
           <w:color w:val="2D2D2D"/>
-          <w:sz w:val="21"/>
+          <w:sz w:val="20"/>
         </w:rPr>
         <w:t>⑧ 中国革命道德：为共产主义奋斗+为人民服务+革命利益放首位+修身自律保持节操</w:t>
       </w:r>
     </w:p>
     <w:p>
       <w:pPr>
-        <w:spacing w:after="40" w:before="0" w:line="288" w:lineRule="auto"/>
+        <w:spacing w:after="20" w:before="0" w:line="276" w:lineRule="auto"/>
       </w:pPr>
       <w:r>
         <w:rPr>
           <w:rFonts w:ascii="微软雅黑" w:hAnsi="微软雅黑" w:eastAsia="微软雅黑"/>
           <w:b w:val="0"/>
           <w:color w:val="2D2D2D"/>
-          <w:sz w:val="21"/>
+          <w:sz w:val="20"/>
         </w:rPr>
         <w:t>⑨ 四德：社会公德(文明礼貌/助人为乐/爱护公物/保护环境/遵纪守法) | 职业道德(爱岗敬业/诚实守信/办事公道/热情服务/奉献社会) | 家庭美德(尊老爱幼/男女平等/夫妻和睦/勤俭持家/邻里互助) | 个人品德(爱国奉献/明礼遵规/勤劳善良/宽厚正直/自强自律)</w:t>
       </w:r>
     </w:p>
     <w:p>
       <w:pPr>
-        <w:spacing w:after="40" w:before="0" w:line="288" w:lineRule="auto"/>
+        <w:spacing w:after="20" w:before="0" w:line="276" w:lineRule="auto"/>
       </w:pPr>
       <w:r>
         <w:rPr>
           <w:rFonts w:ascii="微软雅黑" w:hAnsi="微软雅黑" w:eastAsia="微软雅黑"/>
           <w:b w:val="0"/>
           <w:color w:val="2D2D2D"/>
-          <w:sz w:val="21"/>
+          <w:sz w:val="20"/>
         </w:rPr>
         <w:t>⑩ 引领社会风尚：知荣辱+讲正气+作奉献+促和谐</w:t>
       </w:r>
     </w:p>
     <w:p>
       <w:pPr>
-        <w:pStyle w:val="Heading4"/>
-        <w:spacing w:before="160" w:after="80"/>
+        <w:spacing w:before="120" w:after="40" w:line="276" w:lineRule="auto"/>
       </w:pPr>
       <w:r>
         <w:rPr>
@@ -13471,14 +13323,14 @@
     </w:p>
     <w:p>
       <w:pPr>
-        <w:spacing w:after="40" w:before="0" w:line="288" w:lineRule="auto"/>
+        <w:spacing w:after="20" w:before="0" w:line="276" w:lineRule="auto"/>
       </w:pPr>
       <w:r>
         <w:rPr>
           <w:rFonts w:ascii="微软雅黑" w:hAnsi="微软雅黑" w:eastAsia="微软雅黑"/>
           <w:b w:val="0"/>
           <w:color w:val="993300"/>
-          <w:sz w:val="19"/>
+          <w:sz w:val="18"/>
         </w:rPr>
         <w:t xml:space="preserve">  3条件(劳动-首要/社会关系-客观/自我意识-主观) | 3功能(认识/规范/调节) | 1核心(为人民服务) | 1原则(集体主义) | 3层次 | 5传统精神 | 4德 | 4风尚</w:t>
       </w:r>
@@ -13574,7 +13426,7 @@
               <w:rPr>
                 <w:rFonts w:ascii="微软雅黑" w:hAnsi="微软雅黑" w:eastAsia="微软雅黑"/>
                 <w:b w:val="0"/>
-                <w:sz w:val="17"/>
+                <w:sz w:val="16"/>
               </w:rPr>
               <w:t>社会公德</w:t>
             </w:r>
@@ -13594,7 +13446,7 @@
               <w:rPr>
                 <w:rFonts w:ascii="微软雅黑" w:hAnsi="微软雅黑" w:eastAsia="微软雅黑"/>
                 <w:b w:val="0"/>
-                <w:sz w:val="17"/>
+                <w:sz w:val="16"/>
               </w:rPr>
               <w:t>文明礼貌 助人为乐 爱护公物 保护环境 遵纪守法</w:t>
             </w:r>
@@ -13614,7 +13466,7 @@
               <w:rPr>
                 <w:rFonts w:ascii="微软雅黑" w:hAnsi="微软雅黑" w:eastAsia="微软雅黑"/>
                 <w:b w:val="0"/>
-                <w:sz w:val="17"/>
+                <w:sz w:val="16"/>
               </w:rPr>
               <w:t>在社会上做一个好公民</w:t>
             </w:r>
@@ -13636,7 +13488,7 @@
               <w:rPr>
                 <w:rFonts w:ascii="微软雅黑" w:hAnsi="微软雅黑" w:eastAsia="微软雅黑"/>
                 <w:b w:val="0"/>
-                <w:sz w:val="17"/>
+                <w:sz w:val="16"/>
               </w:rPr>
               <w:t>职业道德</w:t>
             </w:r>
@@ -13656,7 +13508,7 @@
               <w:rPr>
                 <w:rFonts w:ascii="微软雅黑" w:hAnsi="微软雅黑" w:eastAsia="微软雅黑"/>
                 <w:b w:val="0"/>
-                <w:sz w:val="17"/>
+                <w:sz w:val="16"/>
               </w:rPr>
               <w:t>爱岗敬业 诚实守信 办事公道 热情服务 奉献社会</w:t>
             </w:r>
@@ -13676,7 +13528,7 @@
               <w:rPr>
                 <w:rFonts w:ascii="微软雅黑" w:hAnsi="微软雅黑" w:eastAsia="微软雅黑"/>
                 <w:b w:val="0"/>
-                <w:sz w:val="17"/>
+                <w:sz w:val="16"/>
               </w:rPr>
               <w:t>在工作中做一个好建设者</w:t>
             </w:r>
@@ -13698,7 +13550,7 @@
               <w:rPr>
                 <w:rFonts w:ascii="微软雅黑" w:hAnsi="微软雅黑" w:eastAsia="微软雅黑"/>
                 <w:b w:val="0"/>
-                <w:sz w:val="17"/>
+                <w:sz w:val="16"/>
               </w:rPr>
               <w:t>家庭美德</w:t>
             </w:r>
@@ -13718,7 +13570,7 @@
               <w:rPr>
                 <w:rFonts w:ascii="微软雅黑" w:hAnsi="微软雅黑" w:eastAsia="微软雅黑"/>
                 <w:b w:val="0"/>
-                <w:sz w:val="17"/>
+                <w:sz w:val="16"/>
               </w:rPr>
               <w:t>尊老爱幼 男女平等 夫妻和睦 勤俭持家 邻里互助</w:t>
             </w:r>
@@ -13738,7 +13590,7 @@
               <w:rPr>
                 <w:rFonts w:ascii="微软雅黑" w:hAnsi="微软雅黑" w:eastAsia="微软雅黑"/>
                 <w:b w:val="0"/>
-                <w:sz w:val="17"/>
+                <w:sz w:val="16"/>
               </w:rPr>
               <w:t>在家庭里做一个好成员</w:t>
             </w:r>
@@ -13760,7 +13612,7 @@
               <w:rPr>
                 <w:rFonts w:ascii="微软雅黑" w:hAnsi="微软雅黑" w:eastAsia="微软雅黑"/>
                 <w:b w:val="0"/>
-                <w:sz w:val="17"/>
+                <w:sz w:val="16"/>
               </w:rPr>
               <w:t>个人品德</w:t>
             </w:r>
@@ -13780,7 +13632,7 @@
               <w:rPr>
                 <w:rFonts w:ascii="微软雅黑" w:hAnsi="微软雅黑" w:eastAsia="微软雅黑"/>
                 <w:b w:val="0"/>
-                <w:sz w:val="17"/>
+                <w:sz w:val="16"/>
               </w:rPr>
               <w:t>爱国奉献 明礼遵规 勤劳善良 宽厚正直 自强自律</w:t>
             </w:r>
@@ -13800,7 +13652,7 @@
               <w:rPr>
                 <w:rFonts w:ascii="微软雅黑" w:hAnsi="微软雅黑" w:eastAsia="微软雅黑"/>
                 <w:b w:val="0"/>
-                <w:sz w:val="17"/>
+                <w:sz w:val="16"/>
               </w:rPr>
               <w:t>在日常生活中养成好品行</w:t>
             </w:r>
@@ -13811,8 +13663,7 @@
     <w:p/>
     <w:p>
       <w:pPr>
-        <w:pStyle w:val="Heading4"/>
-        <w:spacing w:before="160" w:after="80"/>
+        <w:spacing w:before="120" w:after="40" w:line="276" w:lineRule="auto"/>
       </w:pPr>
       <w:r>
         <w:rPr>
@@ -13826,21 +13677,21 @@
     </w:p>
     <w:p>
       <w:pPr>
-        <w:spacing w:after="40" w:before="0" w:line="288" w:lineRule="auto"/>
+        <w:spacing w:after="20" w:before="0" w:line="276" w:lineRule="auto"/>
       </w:pPr>
       <w:r>
         <w:rPr>
           <w:rFonts w:ascii="微软雅黑" w:hAnsi="微软雅黑" w:eastAsia="微软雅黑"/>
           <w:b/>
           <w:color w:val="CC5500"/>
-          <w:sz w:val="19"/>
+          <w:sz w:val="18"/>
         </w:rPr>
         <w:t>• 道德核心=为人民服务  ≠  道德原则=集体主义</w:t>
       </w:r>
     </w:p>
     <w:p>
       <w:pPr>
-        <w:spacing w:after="40" w:before="0" w:line="288" w:lineRule="auto"/>
+        <w:spacing w:after="20" w:before="0" w:line="276" w:lineRule="auto"/>
         <w:ind w:left="283"/>
       </w:pPr>
       <w:r>
@@ -13848,28 +13699,28 @@
           <w:rFonts w:ascii="微软雅黑" w:hAnsi="微软雅黑" w:eastAsia="微软雅黑"/>
           <w:b w:val="0"/>
           <w:color w:val="2D2D2D"/>
-          <w:sz w:val="18"/>
+          <w:sz w:val="16"/>
         </w:rPr>
         <w:t xml:space="preserve">     核心≠原则。必考。</w:t>
       </w:r>
     </w:p>
     <w:p>
       <w:pPr>
-        <w:spacing w:after="40" w:before="0" w:line="288" w:lineRule="auto"/>
+        <w:spacing w:after="20" w:before="0" w:line="276" w:lineRule="auto"/>
       </w:pPr>
       <w:r>
         <w:rPr>
           <w:rFonts w:ascii="微软雅黑" w:hAnsi="微软雅黑" w:eastAsia="微软雅黑"/>
           <w:b/>
           <w:color w:val="CC5500"/>
-          <w:sz w:val="19"/>
+          <w:sz w:val="18"/>
         </w:rPr>
         <w:t>• 道德功能=认识+规范+调节  ≠  法律功能=...+国家强制力</w:t>
       </w:r>
     </w:p>
     <w:p>
       <w:pPr>
-        <w:spacing w:after="40" w:before="0" w:line="288" w:lineRule="auto"/>
+        <w:spacing w:after="20" w:before="0" w:line="276" w:lineRule="auto"/>
         <w:ind w:left="283"/>
       </w:pPr>
       <w:r>
@@ -13877,28 +13728,28 @@
           <w:rFonts w:ascii="微软雅黑" w:hAnsi="微软雅黑" w:eastAsia="微软雅黑"/>
           <w:b w:val="0"/>
           <w:color w:val="2D2D2D"/>
-          <w:sz w:val="18"/>
+          <w:sz w:val="16"/>
         </w:rPr>
         <w:t xml:space="preserve">     道德没有强制功能！法律才有。高频判断题。</w:t>
       </w:r>
     </w:p>
     <w:p>
       <w:pPr>
-        <w:spacing w:after="40" w:before="0" w:line="288" w:lineRule="auto"/>
+        <w:spacing w:after="20" w:before="0" w:line="276" w:lineRule="auto"/>
       </w:pPr>
       <w:r>
         <w:rPr>
           <w:rFonts w:ascii="微软雅黑" w:hAnsi="微软雅黑" w:eastAsia="微软雅黑"/>
           <w:b/>
           <w:color w:val="CC5500"/>
-          <w:sz w:val="19"/>
+          <w:sz w:val="18"/>
         </w:rPr>
         <w:t>• 社会公德-文明礼貌  ≠  职业道德-爱岗敬业</w:t>
       </w:r>
     </w:p>
     <w:p>
       <w:pPr>
-        <w:spacing w:after="40" w:before="0" w:line="288" w:lineRule="auto"/>
+        <w:spacing w:after="20" w:before="0" w:line="276" w:lineRule="auto"/>
         <w:ind w:left="283"/>
       </w:pPr>
       <w:r>
@@ -13906,28 +13757,28 @@
           <w:rFonts w:ascii="微软雅黑" w:hAnsi="微软雅黑" w:eastAsia="微软雅黑"/>
           <w:b w:val="0"/>
           <w:color w:val="2D2D2D"/>
-          <w:sz w:val="18"/>
+          <w:sz w:val="16"/>
         </w:rPr>
         <w:t xml:space="preserve">     公交让座=社会公德(助人为乐)。实习认真工作=职业道德(爱岗敬业)。不能串。</w:t>
       </w:r>
     </w:p>
     <w:p>
       <w:pPr>
-        <w:spacing w:after="40" w:before="0" w:line="288" w:lineRule="auto"/>
+        <w:spacing w:after="20" w:before="0" w:line="276" w:lineRule="auto"/>
       </w:pPr>
       <w:r>
         <w:rPr>
           <w:rFonts w:ascii="微软雅黑" w:hAnsi="微软雅黑" w:eastAsia="微软雅黑"/>
           <w:b/>
           <w:color w:val="CC5500"/>
-          <w:sz w:val="19"/>
+          <w:sz w:val="18"/>
         </w:rPr>
         <w:t>• 复古论-全盘恢复传统  ≠  虚无论-全盘否定传统</w:t>
       </w:r>
     </w:p>
     <w:p>
       <w:pPr>
-        <w:spacing w:after="40" w:before="0" w:line="288" w:lineRule="auto"/>
+        <w:spacing w:after="20" w:before="0" w:line="276" w:lineRule="auto"/>
         <w:ind w:left="283"/>
       </w:pPr>
       <w:r>
@@ -13935,22 +13786,21 @@
           <w:rFonts w:ascii="微软雅黑" w:hAnsi="微软雅黑" w:eastAsia="微软雅黑"/>
           <w:b w:val="0"/>
           <w:color w:val="2D2D2D"/>
-          <w:sz w:val="18"/>
+          <w:sz w:val="16"/>
         </w:rPr>
         <w:t xml:space="preserve">     两种都错误。正确=创造性转化创新性发展。</w:t>
       </w:r>
     </w:p>
     <w:p>
       <w:pPr>
-        <w:pStyle w:val="Heading3"/>
-        <w:spacing w:before="160" w:after="80"/>
+        <w:spacing w:before="120" w:after="40" w:line="276" w:lineRule="auto"/>
       </w:pPr>
       <w:r>
         <w:rPr>
           <w:rFonts w:ascii="微软雅黑" w:hAnsi="微软雅黑" w:eastAsia="微软雅黑"/>
           <w:b/>
           <w:color w:val="006699"/>
-          <w:sz w:val="23"/>
+          <w:sz w:val="22"/>
         </w:rPr>
         <w:t>📝 单选（10题）</w:t>
       </w:r>
@@ -14047,7 +13897,6 @@
         <w:rPr>
           <w:rFonts w:ascii="微软雅黑" w:hAnsi="微软雅黑" w:eastAsia="微软雅黑"/>
           <w:b w:val="0"/>
-          <w:color w:val="2D2D2D"/>
           <w:sz w:val="18"/>
         </w:rPr>
         <w:t>三条件中劳动是首要前提。</w:t>
@@ -14160,7 +14009,6 @@
         <w:rPr>
           <w:rFonts w:ascii="微软雅黑" w:hAnsi="微软雅黑" w:eastAsia="微软雅黑"/>
           <w:b w:val="0"/>
-          <w:color w:val="2D2D2D"/>
           <w:sz w:val="18"/>
         </w:rPr>
         <w:t>道德反映的是社会经济关系。</w:t>
@@ -14273,7 +14121,6 @@
         <w:rPr>
           <w:rFonts w:ascii="微软雅黑" w:hAnsi="微软雅黑" w:eastAsia="微软雅黑"/>
           <w:b w:val="0"/>
-          <w:color w:val="2D2D2D"/>
           <w:sz w:val="18"/>
         </w:rPr>
         <w:t>核心=为人民服务，原则=集体主义。不能混淆。</w:t>
@@ -14386,7 +14233,6 @@
         <w:rPr>
           <w:rFonts w:ascii="微软雅黑" w:hAnsi="微软雅黑" w:eastAsia="微软雅黑"/>
           <w:b w:val="0"/>
-          <w:color w:val="2D2D2D"/>
           <w:sz w:val="18"/>
         </w:rPr>
         <w:t>同上。</w:t>
@@ -14499,7 +14345,6 @@
         <w:rPr>
           <w:rFonts w:ascii="微软雅黑" w:hAnsi="微软雅黑" w:eastAsia="微软雅黑"/>
           <w:b w:val="0"/>
-          <w:color w:val="2D2D2D"/>
           <w:sz w:val="18"/>
         </w:rPr>
         <w:t>"整体利益"对应"公"，核心论辩是公与私。</w:t>
@@ -14612,7 +14457,6 @@
         <w:rPr>
           <w:rFonts w:ascii="微软雅黑" w:hAnsi="微软雅黑" w:eastAsia="微软雅黑"/>
           <w:b w:val="0"/>
-          <w:color w:val="2D2D2D"/>
           <w:sz w:val="18"/>
         </w:rPr>
         <w:t>教材原文。</w:t>
@@ -14725,7 +14569,6 @@
         <w:rPr>
           <w:rFonts w:ascii="微软雅黑" w:hAnsi="微软雅黑" w:eastAsia="微软雅黑"/>
           <w:b w:val="0"/>
-          <w:color w:val="2D2D2D"/>
           <w:sz w:val="18"/>
         </w:rPr>
         <w:t>劳动(首要)→社会关系(客观)→自我意识(主观)。</w:t>
@@ -14838,7 +14681,6 @@
         <w:rPr>
           <w:rFonts w:ascii="微软雅黑" w:hAnsi="微软雅黑" w:eastAsia="微软雅黑"/>
           <w:b w:val="0"/>
-          <w:color w:val="2D2D2D"/>
           <w:sz w:val="18"/>
         </w:rPr>
         <w:t>自我意识使人能认识到道德规范的意义。</w:t>
@@ -14861,15 +14703,14 @@
     </w:p>
     <w:p>
       <w:pPr>
-        <w:pStyle w:val="Heading3"/>
-        <w:spacing w:before="160" w:after="80"/>
+        <w:spacing w:before="120" w:after="40" w:line="276" w:lineRule="auto"/>
       </w:pPr>
       <w:r>
         <w:rPr>
           <w:rFonts w:ascii="微软雅黑" w:hAnsi="微软雅黑" w:eastAsia="微软雅黑"/>
           <w:b/>
           <w:color w:val="006699"/>
-          <w:sz w:val="23"/>
+          <w:sz w:val="22"/>
         </w:rPr>
         <w:t>📝 多选（8题）</w:t>
       </w:r>
@@ -14966,7 +14807,6 @@
         <w:rPr>
           <w:rFonts w:ascii="微软雅黑" w:hAnsi="微软雅黑" w:eastAsia="微软雅黑"/>
           <w:b w:val="0"/>
-          <w:color w:val="2D2D2D"/>
           <w:sz w:val="18"/>
         </w:rPr>
         <w:t>道德无强制力。法律才有国家强制力。</w:t>
@@ -15079,7 +14919,6 @@
         <w:rPr>
           <w:rFonts w:ascii="微软雅黑" w:hAnsi="微软雅黑" w:eastAsia="微软雅黑"/>
           <w:b w:val="0"/>
-          <w:color w:val="2D2D2D"/>
           <w:sz w:val="18"/>
         </w:rPr>
         <w:t>C是享乐主义。</w:t>
@@ -15192,7 +15031,6 @@
         <w:rPr>
           <w:rFonts w:ascii="微软雅黑" w:hAnsi="微软雅黑" w:eastAsia="微软雅黑"/>
           <w:b w:val="0"/>
-          <w:color w:val="2D2D2D"/>
           <w:sz w:val="18"/>
         </w:rPr>
         <w:t>C爱岗敬业属于职业道德。四德内容不能串。</w:t>
@@ -15305,7 +15143,6 @@
         <w:rPr>
           <w:rFonts w:ascii="微软雅黑" w:hAnsi="微软雅黑" w:eastAsia="微软雅黑"/>
           <w:b w:val="0"/>
-          <w:color w:val="2D2D2D"/>
           <w:sz w:val="18"/>
         </w:rPr>
         <w:t>加"热情服务"共五个。</w:t>
@@ -15418,7 +15255,6 @@
         <w:rPr>
           <w:rFonts w:ascii="微软雅黑" w:hAnsi="微软雅黑" w:eastAsia="微软雅黑"/>
           <w:b w:val="0"/>
-          <w:color w:val="2D2D2D"/>
           <w:sz w:val="18"/>
         </w:rPr>
         <w:t>加"夫妻和睦"共五个。</w:t>
@@ -15531,7 +15367,6 @@
         <w:rPr>
           <w:rFonts w:ascii="微软雅黑" w:hAnsi="微软雅黑" w:eastAsia="微软雅黑"/>
           <w:b w:val="0"/>
-          <w:color w:val="2D2D2D"/>
           <w:sz w:val="18"/>
         </w:rPr>
         <w:t>D个人至上=极端个人主义。三层次从高到低。</w:t>
@@ -15554,15 +15389,14 @@
     </w:p>
     <w:p>
       <w:pPr>
-        <w:pStyle w:val="Heading3"/>
-        <w:spacing w:before="160" w:after="80"/>
+        <w:spacing w:before="120" w:after="40" w:line="276" w:lineRule="auto"/>
       </w:pPr>
       <w:r>
         <w:rPr>
           <w:rFonts w:ascii="微软雅黑" w:hAnsi="微软雅黑" w:eastAsia="微软雅黑"/>
           <w:b/>
           <w:color w:val="006699"/>
-          <w:sz w:val="23"/>
+          <w:sz w:val="22"/>
         </w:rPr>
         <w:t>📝 判断（5题）</w:t>
       </w:r>
@@ -15603,7 +15437,6 @@
         <w:rPr>
           <w:rFonts w:ascii="微软雅黑" w:hAnsi="微软雅黑" w:eastAsia="微软雅黑"/>
           <w:b w:val="0"/>
-          <w:color w:val="2D2D2D"/>
           <w:sz w:val="18"/>
         </w:rPr>
         <w:t>道德靠社会舆论传统习俗内心信念。国家强制力=法律。</w:t>
@@ -15660,7 +15493,6 @@
         <w:rPr>
           <w:rFonts w:ascii="微软雅黑" w:hAnsi="微软雅黑" w:eastAsia="微软雅黑"/>
           <w:b w:val="0"/>
-          <w:color w:val="2D2D2D"/>
           <w:sz w:val="18"/>
         </w:rPr>
         <w:t>同时保障个人正当利益。</w:t>
@@ -15717,7 +15549,6 @@
         <w:rPr>
           <w:rFonts w:ascii="微软雅黑" w:hAnsi="微软雅黑" w:eastAsia="微软雅黑"/>
           <w:b w:val="0"/>
-          <w:color w:val="2D2D2D"/>
           <w:sz w:val="18"/>
         </w:rPr>
         <w:t>复古论和虚无论都是错误思潮。</w:t>
@@ -15774,7 +15605,6 @@
         <w:rPr>
           <w:rFonts w:ascii="微软雅黑" w:hAnsi="微软雅黑" w:eastAsia="微软雅黑"/>
           <w:b w:val="0"/>
-          <w:color w:val="2D2D2D"/>
           <w:sz w:val="18"/>
         </w:rPr>
         <w:t>教材原文。</w:t>
@@ -15831,7 +15661,6 @@
         <w:rPr>
           <w:rFonts w:ascii="微软雅黑" w:hAnsi="微软雅黑" w:eastAsia="微软雅黑"/>
           <w:b w:val="0"/>
-          <w:color w:val="2D2D2D"/>
           <w:sz w:val="18"/>
         </w:rPr>
         <w:t>核心=为人民服务。原则=集体主义。</w:t>
@@ -15854,15 +15683,14 @@
     </w:p>
     <w:p>
       <w:pPr>
-        <w:pStyle w:val="Heading3"/>
-        <w:spacing w:before="160" w:after="80"/>
+        <w:spacing w:before="120" w:after="40" w:line="276" w:lineRule="auto"/>
       </w:pPr>
       <w:r>
         <w:rPr>
           <w:rFonts w:ascii="微软雅黑" w:hAnsi="微软雅黑" w:eastAsia="微软雅黑"/>
           <w:b/>
           <w:color w:val="006699"/>
-          <w:sz w:val="23"/>
+          <w:sz w:val="22"/>
         </w:rPr>
         <w:t>📝 论述题</w:t>
       </w:r>
@@ -15875,7 +15703,7 @@
         <w:rPr>
           <w:rFonts w:ascii="微软雅黑" w:hAnsi="微软雅黑" w:eastAsia="微软雅黑"/>
           <w:b/>
-          <w:sz w:val="21"/>
+          <w:sz w:val="22"/>
         </w:rPr>
         <w:t>材料分析题. 材料：大学生在公交让座、图书馆安静、网络传播正能量、实习认真负责、在家孝敬父母。</w:t>
         <w:br/>
@@ -15909,221 +15737,217 @@
     </w:p>
     <w:p>
       <w:pPr>
-        <w:pStyle w:val="Heading3"/>
-        <w:spacing w:before="160" w:after="80"/>
+        <w:spacing w:before="120" w:after="40" w:line="276" w:lineRule="auto"/>
       </w:pPr>
       <w:r>
         <w:rPr>
           <w:rFonts w:ascii="微软雅黑" w:hAnsi="微软雅黑" w:eastAsia="微软雅黑"/>
           <w:b/>
           <w:color w:val="006699"/>
-          <w:sz w:val="23"/>
+          <w:sz w:val="22"/>
         </w:rPr>
         <w:t>📋 章末速测</w:t>
       </w:r>
     </w:p>
     <w:p>
       <w:pPr>
-        <w:spacing w:after="40" w:before="0" w:line="288" w:lineRule="auto"/>
+        <w:spacing w:after="20" w:before="0" w:line="276" w:lineRule="auto"/>
       </w:pPr>
       <w:r>
         <w:rPr>
           <w:rFonts w:ascii="微软雅黑" w:hAnsi="微软雅黑" w:eastAsia="微软雅黑"/>
           <w:b w:val="0"/>
           <w:color w:val="2D2D2D"/>
-          <w:sz w:val="21"/>
+          <w:sz w:val="20"/>
         </w:rPr>
         <w:t>默写：道德起源三条件？三大功能？核心与原则？集体主义三层次？四德各五项？</w:t>
       </w:r>
     </w:p>
     <w:p>
       <w:pPr>
-        <w:pStyle w:val="Heading2"/>
-        <w:spacing w:before="240" w:after="120"/>
+        <w:spacing w:before="200" w:after="80" w:line="276" w:lineRule="auto"/>
       </w:pPr>
       <w:r>
         <w:rPr>
           <w:rFonts w:ascii="微软雅黑" w:hAnsi="微软雅黑" w:eastAsia="微软雅黑"/>
           <w:b/>
           <w:color w:val="34495E"/>
-          <w:sz w:val="26"/>
+          <w:sz w:val="24"/>
         </w:rPr>
         <w:t>专题七：法治思想与法治素养（第六章 学习法治思想 提升法治素养）</w:t>
       </w:r>
     </w:p>
     <w:p>
       <w:pPr>
-        <w:pStyle w:val="Heading3"/>
-        <w:spacing w:before="160" w:after="80"/>
+        <w:spacing w:before="120" w:after="40" w:line="276" w:lineRule="auto"/>
       </w:pPr>
       <w:r>
         <w:rPr>
           <w:rFonts w:ascii="微软雅黑" w:hAnsi="微软雅黑" w:eastAsia="微软雅黑"/>
           <w:b/>
           <w:color w:val="006699"/>
-          <w:sz w:val="23"/>
+          <w:sz w:val="22"/>
         </w:rPr>
         <w:t>📚 知识点汇总（①②③链式结构）</w:t>
       </w:r>
     </w:p>
     <w:p>
       <w:pPr>
-        <w:spacing w:after="40" w:before="0" w:line="288" w:lineRule="auto"/>
+        <w:spacing w:after="20" w:before="0" w:line="276" w:lineRule="auto"/>
       </w:pPr>
       <w:r>
         <w:rPr>
           <w:rFonts w:ascii="微软雅黑" w:hAnsi="微软雅黑" w:eastAsia="微软雅黑"/>
           <w:b w:val="0"/>
           <w:color w:val="2D2D2D"/>
-          <w:sz w:val="21"/>
+          <w:sz w:val="20"/>
         </w:rPr>
         <w:t>① 法律定义=国家制定或认可+国家强制力保证实施+反映统治阶级意志+由社会物质生活条件决定</w:t>
       </w:r>
     </w:p>
     <w:p>
       <w:pPr>
-        <w:spacing w:after="40" w:before="0" w:line="288" w:lineRule="auto"/>
+        <w:spacing w:after="20" w:before="0" w:line="276" w:lineRule="auto"/>
       </w:pPr>
       <w:r>
         <w:rPr>
           <w:rFonts w:ascii="微软雅黑" w:hAnsi="微软雅黑" w:eastAsia="微软雅黑"/>
           <w:b w:val="0"/>
           <w:color w:val="2D2D2D"/>
-          <w:sz w:val="21"/>
+          <w:sz w:val="20"/>
         </w:rPr>
         <w:t>② 我国法律本质=党的主张和人民意志的统一+科学性先进性+中国特色社会主义建设重要保障</w:t>
       </w:r>
     </w:p>
     <w:p>
       <w:pPr>
-        <w:spacing w:after="40" w:before="0" w:line="288" w:lineRule="auto"/>
+        <w:spacing w:after="20" w:before="0" w:line="276" w:lineRule="auto"/>
       </w:pPr>
       <w:r>
         <w:rPr>
           <w:rFonts w:ascii="微软雅黑" w:hAnsi="微软雅黑" w:eastAsia="微软雅黑"/>
           <w:b w:val="0"/>
           <w:color w:val="2D2D2D"/>
-          <w:sz w:val="21"/>
+          <w:sz w:val="20"/>
         </w:rPr>
         <w:t>③ 法律运行四环节：制定(立法-起始性关键性)→执行(执法-重要环节)→适用(司法)→遵守(守法)</w:t>
       </w:r>
     </w:p>
     <w:p>
       <w:pPr>
-        <w:spacing w:after="40" w:before="0" w:line="288" w:lineRule="auto"/>
+        <w:spacing w:after="20" w:before="0" w:line="276" w:lineRule="auto"/>
       </w:pPr>
       <w:r>
         <w:rPr>
           <w:rFonts w:ascii="微软雅黑" w:hAnsi="微软雅黑" w:eastAsia="微软雅黑"/>
           <w:b w:val="0"/>
           <w:color w:val="2D2D2D"/>
-          <w:sz w:val="21"/>
+          <w:sz w:val="20"/>
         </w:rPr>
         <w:t>④ 习近平法治思想=十一个坚持。法治道路五项原则：党的领导(最根本保证)+人民主体+法律面前人人平等+依法治国与以德治国相结合(鲜明特点)+从中国实际出发</w:t>
       </w:r>
     </w:p>
     <w:p>
       <w:pPr>
-        <w:spacing w:after="40" w:before="0" w:line="288" w:lineRule="auto"/>
+        <w:spacing w:after="20" w:before="0" w:line="276" w:lineRule="auto"/>
       </w:pPr>
       <w:r>
         <w:rPr>
           <w:rFonts w:ascii="微软雅黑" w:hAnsi="微软雅黑" w:eastAsia="微软雅黑"/>
           <w:b w:val="0"/>
           <w:color w:val="2D2D2D"/>
-          <w:sz w:val="21"/>
+          <w:sz w:val="20"/>
         </w:rPr>
         <w:t>⑤ 宪法=国家根本法+最高法律效力。1954第一部→现行1982→2018修正案。宪法日12.4</w:t>
       </w:r>
     </w:p>
     <w:p>
       <w:pPr>
-        <w:spacing w:after="40" w:before="0" w:line="288" w:lineRule="auto"/>
+        <w:spacing w:after="20" w:before="0" w:line="276" w:lineRule="auto"/>
       </w:pPr>
       <w:r>
         <w:rPr>
           <w:rFonts w:ascii="微软雅黑" w:hAnsi="微软雅黑" w:eastAsia="微软雅黑"/>
           <w:b w:val="0"/>
           <w:color w:val="2D2D2D"/>
-          <w:sz w:val="21"/>
+          <w:sz w:val="20"/>
         </w:rPr>
         <w:t>⑥ 宪法五原则：党的领导+人民当家作主+尊重保障人权+社会主义法治+民主集中制</w:t>
       </w:r>
     </w:p>
     <w:p>
       <w:pPr>
-        <w:spacing w:after="40" w:before="0" w:line="288" w:lineRule="auto"/>
+        <w:spacing w:after="20" w:before="0" w:line="276" w:lineRule="auto"/>
       </w:pPr>
       <w:r>
         <w:rPr>
           <w:rFonts w:ascii="微软雅黑" w:hAnsi="微软雅黑" w:eastAsia="微软雅黑"/>
           <w:b w:val="0"/>
           <w:color w:val="2D2D2D"/>
-          <w:sz w:val="21"/>
+          <w:sz w:val="20"/>
         </w:rPr>
         <w:t>⑦ 新十六字方针：科学立法(前提)→严格执法(关键)→公正司法(重点/最后一道防线)→全民守法(基础)</w:t>
       </w:r>
     </w:p>
     <w:p>
       <w:pPr>
-        <w:spacing w:after="40" w:before="0" w:line="288" w:lineRule="auto"/>
+        <w:spacing w:after="20" w:before="0" w:line="276" w:lineRule="auto"/>
       </w:pPr>
       <w:r>
         <w:rPr>
           <w:rFonts w:ascii="微软雅黑" w:hAnsi="微软雅黑" w:eastAsia="微软雅黑"/>
           <w:b w:val="0"/>
           <w:color w:val="2D2D2D"/>
-          <w:sz w:val="21"/>
+          <w:sz w:val="20"/>
         </w:rPr>
         <w:t>⑧ 法治体系=五个体系：法律规范+法治实施+法治监督+法治保障+党内法规</w:t>
       </w:r>
     </w:p>
     <w:p>
       <w:pPr>
-        <w:spacing w:after="40" w:before="0" w:line="288" w:lineRule="auto"/>
+        <w:spacing w:after="20" w:before="0" w:line="276" w:lineRule="auto"/>
       </w:pPr>
       <w:r>
         <w:rPr>
           <w:rFonts w:ascii="微软雅黑" w:hAnsi="微软雅黑" w:eastAsia="微软雅黑"/>
           <w:b w:val="0"/>
           <w:color w:val="2D2D2D"/>
-          <w:sz w:val="21"/>
+          <w:sz w:val="20"/>
         </w:rPr>
         <w:t>⑨ 一体建设：法治国家(目标)→法治政府(重点/主体工程)→法治社会(基础)</w:t>
       </w:r>
     </w:p>
     <w:p>
       <w:pPr>
-        <w:spacing w:after="40" w:before="0" w:line="288" w:lineRule="auto"/>
+        <w:spacing w:after="20" w:before="0" w:line="276" w:lineRule="auto"/>
       </w:pPr>
       <w:r>
         <w:rPr>
           <w:rFonts w:ascii="微软雅黑" w:hAnsi="微软雅黑" w:eastAsia="微软雅黑"/>
           <w:b w:val="0"/>
           <w:color w:val="2D2D2D"/>
-          <w:sz w:val="21"/>
+          <w:sz w:val="20"/>
         </w:rPr>
         <w:t>⑩ 根本政治制度=人民代表大会制度。法律权利与义务=不可分割相互依存</w:t>
       </w:r>
     </w:p>
     <w:p>
       <w:pPr>
-        <w:spacing w:after="40" w:before="0" w:line="288" w:lineRule="auto"/>
+        <w:spacing w:after="20" w:before="0" w:line="276" w:lineRule="auto"/>
       </w:pPr>
       <w:r>
         <w:rPr>
           <w:rFonts w:ascii="微软雅黑" w:hAnsi="微软雅黑" w:eastAsia="微软雅黑"/>
           <w:b w:val="0"/>
           <w:color w:val="2D2D2D"/>
-          <w:sz w:val="21"/>
+          <w:sz w:val="20"/>
         </w:rPr>
         <w:t>⑪ 党的领导是社会主义法治最根本保证。全面依法治国=国家治理深刻革命</w:t>
       </w:r>
     </w:p>
     <w:p>
       <w:pPr>
-        <w:pStyle w:val="Heading4"/>
-        <w:spacing w:before="160" w:after="80"/>
+        <w:spacing w:before="120" w:after="40" w:line="276" w:lineRule="auto"/>
       </w:pPr>
       <w:r>
         <w:rPr>
@@ -16137,14 +15961,14 @@
     </w:p>
     <w:p>
       <w:pPr>
-        <w:spacing w:after="40" w:before="0" w:line="288" w:lineRule="auto"/>
+        <w:spacing w:after="20" w:before="0" w:line="276" w:lineRule="auto"/>
       </w:pPr>
       <w:r>
         <w:rPr>
           <w:rFonts w:ascii="微软雅黑" w:hAnsi="微软雅黑" w:eastAsia="微软雅黑"/>
           <w:b w:val="0"/>
           <w:color w:val="993300"/>
-          <w:sz w:val="19"/>
+          <w:sz w:val="18"/>
         </w:rPr>
         <w:t xml:space="preserve">  4环节(制定-起始关键/执行-重要/适用/遵守) | 11个坚持 | 5原则 | 5体系 | 16字方针(科学/严格/公正/全民) | 5宪法原则</w:t>
       </w:r>
@@ -16240,7 +16064,7 @@
               <w:rPr>
                 <w:rFonts w:ascii="微软雅黑" w:hAnsi="微软雅黑" w:eastAsia="微软雅黑"/>
                 <w:b w:val="0"/>
-                <w:sz w:val="17"/>
+                <w:sz w:val="16"/>
               </w:rPr>
               <w:t>科学立法</w:t>
             </w:r>
@@ -16260,7 +16084,7 @@
               <w:rPr>
                 <w:rFonts w:ascii="微软雅黑" w:hAnsi="微软雅黑" w:eastAsia="微软雅黑"/>
                 <w:b w:val="0"/>
-                <w:sz w:val="17"/>
+                <w:sz w:val="16"/>
               </w:rPr>
               <w:t>全面依法治国的前提</w:t>
             </w:r>
@@ -16280,7 +16104,7 @@
               <w:rPr>
                 <w:rFonts w:ascii="微软雅黑" w:hAnsi="微软雅黑" w:eastAsia="微软雅黑"/>
                 <w:b w:val="0"/>
-                <w:sz w:val="17"/>
+                <w:sz w:val="16"/>
               </w:rPr>
               <w:t>立法机关科学民主依法立法，完善以宪法为核心的法律体系</w:t>
             </w:r>
@@ -16302,7 +16126,7 @@
               <w:rPr>
                 <w:rFonts w:ascii="微软雅黑" w:hAnsi="微软雅黑" w:eastAsia="微软雅黑"/>
                 <w:b w:val="0"/>
-                <w:sz w:val="17"/>
+                <w:sz w:val="16"/>
               </w:rPr>
               <w:t>严格执法</w:t>
             </w:r>
@@ -16322,7 +16146,7 @@
               <w:rPr>
                 <w:rFonts w:ascii="微软雅黑" w:hAnsi="微软雅黑" w:eastAsia="微软雅黑"/>
                 <w:b w:val="0"/>
-                <w:sz w:val="17"/>
+                <w:sz w:val="16"/>
               </w:rPr>
               <w:t>全面依法治国的关键</w:t>
             </w:r>
@@ -16342,7 +16166,7 @@
               <w:rPr>
                 <w:rFonts w:ascii="微软雅黑" w:hAnsi="微软雅黑" w:eastAsia="微软雅黑"/>
                 <w:b w:val="0"/>
-                <w:sz w:val="17"/>
+                <w:sz w:val="16"/>
               </w:rPr>
               <w:t>行政机关坚持合法性/合理性/信赖保护/效率原则</w:t>
             </w:r>
@@ -16364,7 +16188,7 @@
               <w:rPr>
                 <w:rFonts w:ascii="微软雅黑" w:hAnsi="微软雅黑" w:eastAsia="微软雅黑"/>
                 <w:b w:val="0"/>
-                <w:sz w:val="17"/>
+                <w:sz w:val="16"/>
               </w:rPr>
               <w:t>公正司法</w:t>
             </w:r>
@@ -16384,7 +16208,7 @@
               <w:rPr>
                 <w:rFonts w:ascii="微软雅黑" w:hAnsi="微软雅黑" w:eastAsia="微软雅黑"/>
                 <w:b w:val="0"/>
-                <w:sz w:val="17"/>
+                <w:sz w:val="16"/>
               </w:rPr>
               <w:t>全面依法治国的重点(最后一道防线)</w:t>
             </w:r>
@@ -16404,7 +16228,7 @@
               <w:rPr>
                 <w:rFonts w:ascii="微软雅黑" w:hAnsi="微软雅黑" w:eastAsia="微软雅黑"/>
                 <w:b w:val="0"/>
-                <w:sz w:val="17"/>
+                <w:sz w:val="16"/>
               </w:rPr>
               <w:t>司法机关正确/合法/合理/及时，独立行使司法权</w:t>
             </w:r>
@@ -16426,7 +16250,7 @@
               <w:rPr>
                 <w:rFonts w:ascii="微软雅黑" w:hAnsi="微软雅黑" w:eastAsia="微软雅黑"/>
                 <w:b w:val="0"/>
-                <w:sz w:val="17"/>
+                <w:sz w:val="16"/>
               </w:rPr>
               <w:t>全民守法</w:t>
             </w:r>
@@ -16446,7 +16270,7 @@
               <w:rPr>
                 <w:rFonts w:ascii="微软雅黑" w:hAnsi="微软雅黑" w:eastAsia="微软雅黑"/>
                 <w:b w:val="0"/>
-                <w:sz w:val="17"/>
+                <w:sz w:val="16"/>
               </w:rPr>
               <w:t>全面依法治国的基础</w:t>
             </w:r>
@@ -16466,7 +16290,7 @@
               <w:rPr>
                 <w:rFonts w:ascii="微软雅黑" w:hAnsi="微软雅黑" w:eastAsia="微软雅黑"/>
                 <w:b w:val="0"/>
-                <w:sz w:val="17"/>
+                <w:sz w:val="16"/>
               </w:rPr>
               <w:t>公民依法行使权利履行义务，尊法学法守法用法</w:t>
             </w:r>
@@ -16477,8 +16301,7 @@
     <w:p/>
     <w:p>
       <w:pPr>
-        <w:pStyle w:val="Heading4"/>
-        <w:spacing w:before="160" w:after="80"/>
+        <w:spacing w:before="120" w:after="40" w:line="276" w:lineRule="auto"/>
       </w:pPr>
       <w:r>
         <w:rPr>
@@ -16492,21 +16315,21 @@
     </w:p>
     <w:p>
       <w:pPr>
-        <w:spacing w:after="40" w:before="0" w:line="288" w:lineRule="auto"/>
+        <w:spacing w:after="20" w:before="0" w:line="276" w:lineRule="auto"/>
       </w:pPr>
       <w:r>
         <w:rPr>
           <w:rFonts w:ascii="微软雅黑" w:hAnsi="微软雅黑" w:eastAsia="微软雅黑"/>
           <w:b/>
           <w:color w:val="CC5500"/>
-          <w:sz w:val="19"/>
+          <w:sz w:val="18"/>
         </w:rPr>
         <w:t>• 全国人民代表大会=修改宪法  ≠  全国人大常委会=解释宪法监督实施</w:t>
       </w:r>
     </w:p>
     <w:p>
       <w:pPr>
-        <w:spacing w:after="40" w:before="0" w:line="288" w:lineRule="auto"/>
+        <w:spacing w:after="20" w:before="0" w:line="276" w:lineRule="auto"/>
         <w:ind w:left="283"/>
       </w:pPr>
       <w:r>
@@ -16514,28 +16337,28 @@
           <w:rFonts w:ascii="微软雅黑" w:hAnsi="微软雅黑" w:eastAsia="微软雅黑"/>
           <w:b w:val="0"/>
           <w:color w:val="2D2D2D"/>
-          <w:sz w:val="18"/>
+          <w:sz w:val="16"/>
         </w:rPr>
         <w:t xml:space="preserve">     修宪权≠释宪权。</w:t>
       </w:r>
     </w:p>
     <w:p>
       <w:pPr>
-        <w:spacing w:after="40" w:before="0" w:line="288" w:lineRule="auto"/>
+        <w:spacing w:after="20" w:before="0" w:line="276" w:lineRule="auto"/>
       </w:pPr>
       <w:r>
         <w:rPr>
           <w:rFonts w:ascii="微软雅黑" w:hAnsi="微软雅黑" w:eastAsia="微软雅黑"/>
           <w:b/>
           <w:color w:val="CC5500"/>
-          <w:sz w:val="19"/>
+          <w:sz w:val="18"/>
         </w:rPr>
         <w:t>• 法律制定(立法)=起始性关键性  ≠  法律执行(执法)=重要环节</w:t>
       </w:r>
     </w:p>
     <w:p>
       <w:pPr>
-        <w:spacing w:after="40" w:before="0" w:line="288" w:lineRule="auto"/>
+        <w:spacing w:after="20" w:before="0" w:line="276" w:lineRule="auto"/>
         <w:ind w:left="283"/>
       </w:pPr>
       <w:r>
@@ -16543,28 +16366,28 @@
           <w:rFonts w:ascii="微软雅黑" w:hAnsi="微软雅黑" w:eastAsia="微软雅黑"/>
           <w:b w:val="0"/>
           <w:color w:val="2D2D2D"/>
-          <w:sz w:val="18"/>
+          <w:sz w:val="16"/>
         </w:rPr>
         <w:t xml:space="preserve">     不是所有环节都是"关键"，只有立法是。</w:t>
       </w:r>
     </w:p>
     <w:p>
       <w:pPr>
-        <w:spacing w:after="40" w:before="0" w:line="288" w:lineRule="auto"/>
+        <w:spacing w:after="20" w:before="0" w:line="276" w:lineRule="auto"/>
       </w:pPr>
       <w:r>
         <w:rPr>
           <w:rFonts w:ascii="微软雅黑" w:hAnsi="微软雅黑" w:eastAsia="微软雅黑"/>
           <w:b/>
           <w:color w:val="CC5500"/>
-          <w:sz w:val="19"/>
+          <w:sz w:val="18"/>
         </w:rPr>
         <w:t>• 根本政治制度=人民代表大会制度  ≠  根本制度=社会主义制度</w:t>
       </w:r>
     </w:p>
     <w:p>
       <w:pPr>
-        <w:spacing w:after="40" w:before="0" w:line="288" w:lineRule="auto"/>
+        <w:spacing w:after="20" w:before="0" w:line="276" w:lineRule="auto"/>
         <w:ind w:left="283"/>
       </w:pPr>
       <w:r>
@@ -16572,28 +16395,28 @@
           <w:rFonts w:ascii="微软雅黑" w:hAnsi="微软雅黑" w:eastAsia="微软雅黑"/>
           <w:b w:val="0"/>
           <w:color w:val="2D2D2D"/>
-          <w:sz w:val="18"/>
+          <w:sz w:val="16"/>
         </w:rPr>
         <w:t xml:space="preserve">     "政治"二字区分。国体=人民民主专政。</w:t>
       </w:r>
     </w:p>
     <w:p>
       <w:pPr>
-        <w:spacing w:after="40" w:before="0" w:line="288" w:lineRule="auto"/>
+        <w:spacing w:after="20" w:before="0" w:line="276" w:lineRule="auto"/>
       </w:pPr>
       <w:r>
         <w:rPr>
           <w:rFonts w:ascii="微软雅黑" w:hAnsi="微软雅黑" w:eastAsia="微软雅黑"/>
           <w:b/>
           <w:color w:val="CC5500"/>
-          <w:sz w:val="19"/>
+          <w:sz w:val="18"/>
         </w:rPr>
         <w:t>• 科学立法=前提  ≠  严格执法=关键</w:t>
       </w:r>
     </w:p>
     <w:p>
       <w:pPr>
-        <w:spacing w:after="40" w:before="0" w:line="288" w:lineRule="auto"/>
+        <w:spacing w:after="20" w:before="0" w:line="276" w:lineRule="auto"/>
         <w:ind w:left="283"/>
       </w:pPr>
       <w:r>
@@ -16601,28 +16424,28 @@
           <w:rFonts w:ascii="微软雅黑" w:hAnsi="微软雅黑" w:eastAsia="微软雅黑"/>
           <w:b w:val="0"/>
           <w:color w:val="2D2D2D"/>
-          <w:sz w:val="18"/>
+          <w:sz w:val="16"/>
         </w:rPr>
         <w:t xml:space="preserve">     四个环节的地位各不同，不能互换。</w:t>
       </w:r>
     </w:p>
     <w:p>
       <w:pPr>
-        <w:spacing w:after="40" w:before="0" w:line="288" w:lineRule="auto"/>
+        <w:spacing w:after="20" w:before="0" w:line="276" w:lineRule="auto"/>
       </w:pPr>
       <w:r>
         <w:rPr>
           <w:rFonts w:ascii="微软雅黑" w:hAnsi="微软雅黑" w:eastAsia="微软雅黑"/>
           <w:b/>
           <w:color w:val="CC5500"/>
-          <w:sz w:val="19"/>
+          <w:sz w:val="18"/>
         </w:rPr>
         <w:t>• 法治国家=目标  ≠  法治政府=重点/主体工程</w:t>
       </w:r>
     </w:p>
     <w:p>
       <w:pPr>
-        <w:spacing w:after="40" w:before="0" w:line="288" w:lineRule="auto"/>
+        <w:spacing w:after="20" w:before="0" w:line="276" w:lineRule="auto"/>
         <w:ind w:left="283"/>
       </w:pPr>
       <w:r>
@@ -16630,22 +16453,21 @@
           <w:rFonts w:ascii="微软雅黑" w:hAnsi="微软雅黑" w:eastAsia="微软雅黑"/>
           <w:b w:val="0"/>
           <w:color w:val="2D2D2D"/>
-          <w:sz w:val="18"/>
+          <w:sz w:val="16"/>
         </w:rPr>
         <w:t xml:space="preserve">     法治社会=基础。三位一体各有定位。</w:t>
       </w:r>
     </w:p>
     <w:p>
       <w:pPr>
-        <w:pStyle w:val="Heading3"/>
-        <w:spacing w:before="160" w:after="80"/>
+        <w:spacing w:before="120" w:after="40" w:line="276" w:lineRule="auto"/>
       </w:pPr>
       <w:r>
         <w:rPr>
           <w:rFonts w:ascii="微软雅黑" w:hAnsi="微软雅黑" w:eastAsia="微软雅黑"/>
           <w:b/>
           <w:color w:val="006699"/>
-          <w:sz w:val="23"/>
+          <w:sz w:val="22"/>
         </w:rPr>
         <w:t>📝 单选（14题）</w:t>
       </w:r>
@@ -16742,7 +16564,6 @@
         <w:rPr>
           <w:rFonts w:ascii="微软雅黑" w:hAnsi="微软雅黑" w:eastAsia="微软雅黑"/>
           <w:b w:val="0"/>
-          <w:color w:val="2D2D2D"/>
           <w:sz w:val="18"/>
         </w:rPr>
         <w:t>马克思主义法律观：法律由物质生活条件决定。</w:t>
@@ -16855,7 +16676,6 @@
         <w:rPr>
           <w:rFonts w:ascii="微软雅黑" w:hAnsi="微软雅黑" w:eastAsia="微软雅黑"/>
           <w:b w:val="0"/>
-          <w:color w:val="2D2D2D"/>
           <w:sz w:val="18"/>
         </w:rPr>
         <w:t>"上升为国家意志"是法律的关键特征。</w:t>
@@ -16968,7 +16788,6 @@
         <w:rPr>
           <w:rFonts w:ascii="微软雅黑" w:hAnsi="微软雅黑" w:eastAsia="微软雅黑"/>
           <w:b w:val="0"/>
-          <w:color w:val="2D2D2D"/>
           <w:sz w:val="18"/>
         </w:rPr>
         <w:t>社会主义法律与剥削阶级法律的经济基础和阶级本质完全不同。</w:t>
@@ -17081,7 +16900,6 @@
         <w:rPr>
           <w:rFonts w:ascii="微软雅黑" w:hAnsi="微软雅黑" w:eastAsia="微软雅黑"/>
           <w:b w:val="0"/>
-          <w:color w:val="2D2D2D"/>
           <w:sz w:val="18"/>
         </w:rPr>
         <w:t>行政法规的制定依据是宪法和法律。</w:t>
@@ -17194,7 +17012,6 @@
         <w:rPr>
           <w:rFonts w:ascii="微软雅黑" w:hAnsi="微软雅黑" w:eastAsia="微软雅黑"/>
           <w:b w:val="0"/>
-          <w:color w:val="2D2D2D"/>
           <w:sz w:val="18"/>
         </w:rPr>
         <w:t>1954第一部→现行1982。2018是修正案。</w:t>
@@ -17307,7 +17124,6 @@
         <w:rPr>
           <w:rFonts w:ascii="微软雅黑" w:hAnsi="微软雅黑" w:eastAsia="微软雅黑"/>
           <w:b w:val="0"/>
-          <w:color w:val="2D2D2D"/>
           <w:sz w:val="18"/>
         </w:rPr>
         <w:t>王安石《周公》。"立善法"=科学立法。</w:t>
@@ -17420,7 +17236,6 @@
         <w:rPr>
           <w:rFonts w:ascii="微软雅黑" w:hAnsi="微软雅黑" w:eastAsia="微软雅黑"/>
           <w:b w:val="0"/>
-          <w:color w:val="2D2D2D"/>
           <w:sz w:val="18"/>
         </w:rPr>
         <w:t>"公平正直"指向公正司法。</w:t>
@@ -17533,7 +17348,6 @@
         <w:rPr>
           <w:rFonts w:ascii="微软雅黑" w:hAnsi="微软雅黑" w:eastAsia="微软雅黑"/>
           <w:b w:val="0"/>
-          <w:color w:val="2D2D2D"/>
           <w:sz w:val="18"/>
         </w:rPr>
         <w:t>全面依法治国是"四个全面"之一。</w:t>
@@ -17646,7 +17460,6 @@
         <w:rPr>
           <w:rFonts w:ascii="微软雅黑" w:hAnsi="微软雅黑" w:eastAsia="微软雅黑"/>
           <w:b w:val="0"/>
-          <w:color w:val="2D2D2D"/>
           <w:sz w:val="18"/>
         </w:rPr>
         <w:t>习近平法治思想=十一个坚持。</w:t>
@@ -17759,7 +17572,6 @@
         <w:rPr>
           <w:rFonts w:ascii="微软雅黑" w:hAnsi="微软雅黑" w:eastAsia="微软雅黑"/>
           <w:b w:val="0"/>
-          <w:color w:val="2D2D2D"/>
           <w:sz w:val="18"/>
         </w:rPr>
         <w:t>法治道路由"国家性质"决定。</w:t>
@@ -17872,7 +17684,6 @@
         <w:rPr>
           <w:rFonts w:ascii="微软雅黑" w:hAnsi="微软雅黑" w:eastAsia="微软雅黑"/>
           <w:b w:val="0"/>
-          <w:color w:val="2D2D2D"/>
           <w:sz w:val="18"/>
         </w:rPr>
         <w:t>宪法宣誓主体=国家工作人员。</w:t>
@@ -17985,7 +17796,6 @@
         <w:rPr>
           <w:rFonts w:ascii="微软雅黑" w:hAnsi="微软雅黑" w:eastAsia="微软雅黑"/>
           <w:b w:val="0"/>
-          <w:color w:val="2D2D2D"/>
           <w:sz w:val="18"/>
         </w:rPr>
         <w:t>形成于秦朝，成熟于唐朝。注意区分"形成"和"成熟"。</w:t>
@@ -18098,7 +17908,6 @@
         <w:rPr>
           <w:rFonts w:ascii="微软雅黑" w:hAnsi="微软雅黑" w:eastAsia="微软雅黑"/>
           <w:b w:val="0"/>
-          <w:color w:val="2D2D2D"/>
           <w:sz w:val="18"/>
         </w:rPr>
         <w:t>国家强制力=法律区别于道德的首要特征。</w:t>
@@ -18211,7 +18020,6 @@
         <w:rPr>
           <w:rFonts w:ascii="微软雅黑" w:hAnsi="微软雅黑" w:eastAsia="微软雅黑"/>
           <w:b w:val="0"/>
-          <w:color w:val="2D2D2D"/>
           <w:sz w:val="18"/>
         </w:rPr>
         <w:t>培根名言。公正司法是最后一道防线。</w:t>
@@ -18234,15 +18042,14 @@
     </w:p>
     <w:p>
       <w:pPr>
-        <w:pStyle w:val="Heading3"/>
-        <w:spacing w:before="160" w:after="80"/>
+        <w:spacing w:before="120" w:after="40" w:line="276" w:lineRule="auto"/>
       </w:pPr>
       <w:r>
         <w:rPr>
           <w:rFonts w:ascii="微软雅黑" w:hAnsi="微软雅黑" w:eastAsia="微软雅黑"/>
           <w:b/>
           <w:color w:val="006699"/>
-          <w:sz w:val="23"/>
+          <w:sz w:val="22"/>
         </w:rPr>
         <w:t>📝 多选（15题）</w:t>
       </w:r>
@@ -18339,7 +18146,6 @@
         <w:rPr>
           <w:rFonts w:ascii="微软雅黑" w:hAnsi="微软雅黑" w:eastAsia="微软雅黑"/>
           <w:b w:val="0"/>
-          <w:color w:val="2D2D2D"/>
           <w:sz w:val="18"/>
         </w:rPr>
         <w:t>奴隶制法律四大特征。</w:t>
@@ -18452,7 +18258,6 @@
         <w:rPr>
           <w:rFonts w:ascii="微软雅黑" w:hAnsi="微软雅黑" w:eastAsia="微软雅黑"/>
           <w:b w:val="0"/>
-          <w:color w:val="2D2D2D"/>
           <w:sz w:val="18"/>
         </w:rPr>
         <w:t>封建制法律四大特征。</w:t>
@@ -18565,7 +18370,6 @@
         <w:rPr>
           <w:rFonts w:ascii="微软雅黑" w:hAnsi="微软雅黑" w:eastAsia="微软雅黑"/>
           <w:b w:val="0"/>
-          <w:color w:val="2D2D2D"/>
           <w:sz w:val="18"/>
         </w:rPr>
         <w:t>资本主义法律的四个基本原则。</w:t>
@@ -18678,7 +18482,6 @@
         <w:rPr>
           <w:rFonts w:ascii="微软雅黑" w:hAnsi="微软雅黑" w:eastAsia="微软雅黑"/>
           <w:b w:val="0"/>
-          <w:color w:val="2D2D2D"/>
           <w:sz w:val="18"/>
         </w:rPr>
         <w:t>立法四环节。</w:t>
@@ -18791,7 +18594,6 @@
         <w:rPr>
           <w:rFonts w:ascii="微软雅黑" w:hAnsi="微软雅黑" w:eastAsia="微软雅黑"/>
           <w:b w:val="0"/>
-          <w:color w:val="2D2D2D"/>
           <w:sz w:val="18"/>
         </w:rPr>
         <w:t>行政执法四原则。</w:t>
@@ -18904,7 +18706,6 @@
         <w:rPr>
           <w:rFonts w:ascii="微软雅黑" w:hAnsi="微软雅黑" w:eastAsia="微软雅黑"/>
           <w:b w:val="0"/>
-          <w:color w:val="2D2D2D"/>
           <w:sz w:val="18"/>
         </w:rPr>
         <w:t>司法四要求。</w:t>
@@ -19017,7 +18818,6 @@
         <w:rPr>
           <w:rFonts w:ascii="微软雅黑" w:hAnsi="微软雅黑" w:eastAsia="微软雅黑"/>
           <w:b w:val="0"/>
-          <w:color w:val="2D2D2D"/>
           <w:sz w:val="18"/>
         </w:rPr>
         <w:t>司法四原则。</w:t>
@@ -19130,7 +18930,6 @@
         <w:rPr>
           <w:rFonts w:ascii="微软雅黑" w:hAnsi="微软雅黑" w:eastAsia="微软雅黑"/>
           <w:b w:val="0"/>
-          <w:color w:val="2D2D2D"/>
           <w:sz w:val="18"/>
         </w:rPr>
         <w:t>法治道路五项原则(四项)。还需"法律面前人人平等"→五项。</w:t>
@@ -19243,7 +19042,6 @@
         <w:rPr>
           <w:rFonts w:ascii="微软雅黑" w:hAnsi="微软雅黑" w:eastAsia="微软雅黑"/>
           <w:b w:val="0"/>
-          <w:color w:val="2D2D2D"/>
           <w:sz w:val="18"/>
         </w:rPr>
         <w:t>法律权利的四个特征。</w:t>
@@ -19356,7 +19154,6 @@
         <w:rPr>
           <w:rFonts w:ascii="微软雅黑" w:hAnsi="微软雅黑" w:eastAsia="微软雅黑"/>
           <w:b w:val="0"/>
-          <w:color w:val="2D2D2D"/>
           <w:sz w:val="18"/>
         </w:rPr>
         <w:t>法治思维四特征。</w:t>
@@ -19469,7 +19266,6 @@
         <w:rPr>
           <w:rFonts w:ascii="微软雅黑" w:hAnsi="微软雅黑" w:eastAsia="微软雅黑"/>
           <w:b w:val="0"/>
-          <w:color w:val="2D2D2D"/>
           <w:sz w:val="18"/>
         </w:rPr>
         <w:t>法律权威四要素。</w:t>
@@ -19582,7 +19378,6 @@
         <w:rPr>
           <w:rFonts w:ascii="微软雅黑" w:hAnsi="微软雅黑" w:eastAsia="微软雅黑"/>
           <w:b w:val="0"/>
-          <w:color w:val="2D2D2D"/>
           <w:sz w:val="18"/>
         </w:rPr>
         <w:t>D人身自由权属于人身权利，不属于政治权利。</w:t>
@@ -19695,7 +19490,6 @@
         <w:rPr>
           <w:rFonts w:ascii="微软雅黑" w:hAnsi="微软雅黑" w:eastAsia="微软雅黑"/>
           <w:b w:val="0"/>
-          <w:color w:val="2D2D2D"/>
           <w:sz w:val="18"/>
         </w:rPr>
         <w:t>人身权利四内容。</w:t>
@@ -19808,7 +19602,6 @@
         <w:rPr>
           <w:rFonts w:ascii="微软雅黑" w:hAnsi="微软雅黑" w:eastAsia="微软雅黑"/>
           <w:b w:val="0"/>
-          <w:color w:val="2D2D2D"/>
           <w:sz w:val="18"/>
         </w:rPr>
         <w:t>社会经济权利四内容。</w:t>
@@ -19921,7 +19714,6 @@
         <w:rPr>
           <w:rFonts w:ascii="微软雅黑" w:hAnsi="微软雅黑" w:eastAsia="微软雅黑"/>
           <w:b w:val="0"/>
-          <w:color w:val="2D2D2D"/>
           <w:sz w:val="18"/>
         </w:rPr>
         <w:t>A"保障人权"不是刑法基本原则。刑法三原则=罪刑法定+平等+罪刑相适应。</w:t>
@@ -19944,15 +19736,14 @@
     </w:p>
     <w:p>
       <w:pPr>
-        <w:pStyle w:val="Heading3"/>
-        <w:spacing w:before="160" w:after="80"/>
+        <w:spacing w:before="120" w:after="40" w:line="276" w:lineRule="auto"/>
       </w:pPr>
       <w:r>
         <w:rPr>
           <w:rFonts w:ascii="微软雅黑" w:hAnsi="微软雅黑" w:eastAsia="微软雅黑"/>
           <w:b/>
           <w:color w:val="006699"/>
-          <w:sz w:val="23"/>
+          <w:sz w:val="22"/>
         </w:rPr>
         <w:t>📝 判断（6题）</w:t>
       </w:r>
@@ -19993,7 +19784,6 @@
         <w:rPr>
           <w:rFonts w:ascii="微软雅黑" w:hAnsi="微软雅黑" w:eastAsia="微软雅黑"/>
           <w:b w:val="0"/>
-          <w:color w:val="2D2D2D"/>
           <w:sz w:val="18"/>
         </w:rPr>
         <w:t>1954第一部，现行1982。</w:t>
@@ -20050,7 +19840,6 @@
         <w:rPr>
           <w:rFonts w:ascii="微软雅黑" w:hAnsi="微软雅黑" w:eastAsia="微软雅黑"/>
           <w:b w:val="0"/>
-          <w:color w:val="2D2D2D"/>
           <w:sz w:val="18"/>
         </w:rPr>
         <w:t>修宪权属于全国人大。全国人大常委会有解释和监督宪法实施权。</w:t>
@@ -20107,7 +19896,6 @@
         <w:rPr>
           <w:rFonts w:ascii="微软雅黑" w:hAnsi="微软雅黑" w:eastAsia="微软雅黑"/>
           <w:b w:val="0"/>
-          <w:color w:val="2D2D2D"/>
           <w:sz w:val="18"/>
         </w:rPr>
         <w:t>教材原文。</w:t>
@@ -20164,7 +19952,6 @@
         <w:rPr>
           <w:rFonts w:ascii="微软雅黑" w:hAnsi="微软雅黑" w:eastAsia="微软雅黑"/>
           <w:b w:val="0"/>
-          <w:color w:val="2D2D2D"/>
           <w:sz w:val="18"/>
         </w:rPr>
         <w:t>科学立法是前提。公正司法是重点(最后一道防线)。</w:t>
@@ -20221,7 +20008,6 @@
         <w:rPr>
           <w:rFonts w:ascii="微软雅黑" w:hAnsi="微软雅黑" w:eastAsia="微软雅黑"/>
           <w:b w:val="0"/>
-          <w:color w:val="2D2D2D"/>
           <w:sz w:val="18"/>
         </w:rPr>
         <w:t>宪法具有最高法律效力。</w:t>
@@ -20278,7 +20064,6 @@
         <w:rPr>
           <w:rFonts w:ascii="微软雅黑" w:hAnsi="微软雅黑" w:eastAsia="微软雅黑"/>
           <w:b w:val="0"/>
-          <w:color w:val="2D2D2D"/>
           <w:sz w:val="18"/>
         </w:rPr>
         <w:t>没有无义务的权利，也没有无权利的义务。</w:t>
@@ -20301,15 +20086,14 @@
     </w:p>
     <w:p>
       <w:pPr>
-        <w:pStyle w:val="Heading3"/>
-        <w:spacing w:before="160" w:after="80"/>
+        <w:spacing w:before="120" w:after="40" w:line="276" w:lineRule="auto"/>
       </w:pPr>
       <w:r>
         <w:rPr>
           <w:rFonts w:ascii="微软雅黑" w:hAnsi="微软雅黑" w:eastAsia="微软雅黑"/>
           <w:b/>
           <w:color w:val="006699"/>
-          <w:sz w:val="23"/>
+          <w:sz w:val="22"/>
         </w:rPr>
         <w:t>📝 论述题</w:t>
       </w:r>
@@ -20322,7 +20106,7 @@
         <w:rPr>
           <w:rFonts w:ascii="微软雅黑" w:hAnsi="微软雅黑" w:eastAsia="微软雅黑"/>
           <w:b/>
-          <w:sz w:val="21"/>
+          <w:sz w:val="22"/>
         </w:rPr>
         <w:t>论述题. 简述中国特色社会主义法治道路必须遵循的五项原则，结合实际谈谈"坚持依法治国和以德治国相结合"的重要性。</w:t>
       </w:r>
@@ -20354,29 +20138,28 @@
     </w:p>
     <w:p>
       <w:pPr>
-        <w:pStyle w:val="Heading3"/>
-        <w:spacing w:before="160" w:after="80"/>
+        <w:spacing w:before="120" w:after="40" w:line="276" w:lineRule="auto"/>
       </w:pPr>
       <w:r>
         <w:rPr>
           <w:rFonts w:ascii="微软雅黑" w:hAnsi="微软雅黑" w:eastAsia="微软雅黑"/>
           <w:b/>
           <w:color w:val="006699"/>
-          <w:sz w:val="23"/>
+          <w:sz w:val="22"/>
         </w:rPr>
         <w:t>📋 章末速测</w:t>
       </w:r>
     </w:p>
     <w:p>
       <w:pPr>
-        <w:spacing w:after="40" w:before="0" w:line="288" w:lineRule="auto"/>
+        <w:spacing w:after="20" w:before="0" w:line="276" w:lineRule="auto"/>
       </w:pPr>
       <w:r>
         <w:rPr>
           <w:rFonts w:ascii="微软雅黑" w:hAnsi="微软雅黑" w:eastAsia="微软雅黑"/>
           <w:b w:val="0"/>
           <w:color w:val="2D2D2D"/>
-          <w:sz w:val="21"/>
+          <w:sz w:val="20"/>
         </w:rPr>
         <w:t>默写：法律运行四环节及地位？新十六字方针及地位？宪法五原则？法治道路五原则？法治体系五个体系？</w:t>
       </w:r>
@@ -20388,44 +20171,42 @@
     </w:p>
     <w:p>
       <w:pPr>
-        <w:pStyle w:val="Heading1"/>
-        <w:spacing w:before="240" w:after="120"/>
+        <w:spacing w:before="280" w:after="120" w:line="276" w:lineRule="auto"/>
       </w:pPr>
       <w:r>
         <w:rPr>
           <w:rFonts w:ascii="微软雅黑" w:hAnsi="微软雅黑" w:eastAsia="微软雅黑"/>
           <w:b/>
           <w:color w:val="2C3E50"/>
-          <w:sz w:val="30"/>
+          <w:sz w:val="28"/>
         </w:rPr>
         <w:t>三、综合模拟卷</w:t>
       </w:r>
     </w:p>
     <w:p>
       <w:pPr>
-        <w:spacing w:after="40" w:before="0" w:line="288" w:lineRule="auto"/>
+        <w:spacing w:after="20" w:before="0" w:line="276" w:lineRule="auto"/>
       </w:pPr>
       <w:r>
         <w:rPr>
           <w:rFonts w:ascii="微软雅黑" w:hAnsi="微软雅黑" w:eastAsia="微软雅黑"/>
           <w:b/>
           <w:color w:val="2D2D2D"/>
-          <w:sz w:val="21"/>
+          <w:sz w:val="20"/>
         </w:rPr>
         <w:t>题型：单选40题(40分)+多选10题(10分)+判断20题(20分)+论述1题(10分)+材料分析2题(20分)=100分 | 90分钟</w:t>
       </w:r>
     </w:p>
     <w:p>
       <w:pPr>
-        <w:pStyle w:val="Heading2"/>
-        <w:spacing w:before="240" w:after="120"/>
+        <w:spacing w:before="200" w:after="80" w:line="276" w:lineRule="auto"/>
       </w:pPr>
       <w:r>
         <w:rPr>
           <w:rFonts w:ascii="微软雅黑" w:hAnsi="微软雅黑" w:eastAsia="微软雅黑"/>
           <w:b/>
           <w:color w:val="34495E"/>
-          <w:sz w:val="26"/>
+          <w:sz w:val="24"/>
         </w:rPr>
         <w:t>一、单选题（共40题，每题1分，共40分）</w:t>
       </w:r>
@@ -20433,7 +20214,7 @@
     <w:p>
       <w:r>
         <w:rPr>
-          <w:sz w:val="21"/>
+          <w:sz w:val="20"/>
         </w:rPr>
         <w:t>1. ( )是我们理解当前所处历史方位的关键词。</w:t>
       </w:r>
@@ -20461,7 +20242,7 @@
     <w:p>
       <w:r>
         <w:rPr>
-          <w:sz w:val="21"/>
+          <w:sz w:val="20"/>
         </w:rPr>
         <w:t>2. ( )和法治素养是新时代大学生必须具备的基本素质。</w:t>
       </w:r>
@@ -20489,7 +20270,7 @@
     <w:p>
       <w:r>
         <w:rPr>
-          <w:sz w:val="21"/>
+          <w:sz w:val="20"/>
         </w:rPr>
         <w:t>3. 大学生在大学阶段的首要任务是( )。</w:t>
       </w:r>
@@ -20517,7 +20298,7 @@
     <w:p>
       <w:r>
         <w:rPr>
-          <w:sz w:val="21"/>
+          <w:sz w:val="20"/>
         </w:rPr>
         <w:t>4. 人生价值评价的根本尺度是看人生活动( )。</w:t>
       </w:r>
@@ -20545,7 +20326,7 @@
     <w:p>
       <w:r>
         <w:rPr>
-          <w:sz w:val="21"/>
+          <w:sz w:val="20"/>
         </w:rPr>
         <w:t>5. "人的本质是一切社会关系的总和"说明( )。</w:t>
       </w:r>
@@ -20573,7 +20354,7 @@
     <w:p>
       <w:r>
         <w:rPr>
-          <w:sz w:val="21"/>
+          <w:sz w:val="20"/>
         </w:rPr>
         <w:t>6. 人生观三要素中居于核心地位的是( )。</w:t>
       </w:r>
@@ -20601,7 +20382,7 @@
     <w:p>
       <w:r>
         <w:rPr>
-          <w:sz w:val="21"/>
+          <w:sz w:val="20"/>
         </w:rPr>
         <w:t>7. 评价人生价值的大小主要看( )。</w:t>
       </w:r>
@@ -20629,7 +20410,7 @@
     <w:p>
       <w:r>
         <w:rPr>
-          <w:sz w:val="21"/>
+          <w:sz w:val="20"/>
         </w:rPr>
         <w:t>8. "知耻近乎勇"说的是( )。</w:t>
       </w:r>
@@ -20657,7 +20438,7 @@
     <w:p>
       <w:r>
         <w:rPr>
-          <w:sz w:val="21"/>
+          <w:sz w:val="20"/>
         </w:rPr>
         <w:t>9. 把金钱作为唯一标准是典型的( )。</w:t>
       </w:r>
@@ -20685,7 +20466,7 @@
     <w:p>
       <w:r>
         <w:rPr>
-          <w:sz w:val="21"/>
+          <w:sz w:val="20"/>
         </w:rPr>
         <w:t>10. 个人与他人的关系本质上是( )的表现。</w:t>
       </w:r>
@@ -20713,7 +20494,7 @@
     <w:p>
       <w:r>
         <w:rPr>
-          <w:sz w:val="21"/>
+          <w:sz w:val="20"/>
         </w:rPr>
         <w:t>11. 中华民族精神的核心是( )。</w:t>
       </w:r>
@@ -20741,7 +20522,7 @@
     <w:p>
       <w:r>
         <w:rPr>
-          <w:sz w:val="21"/>
+          <w:sz w:val="20"/>
         </w:rPr>
         <w:t>12. ( )是检验对祖国忠诚程度的试金石。</w:t>
       </w:r>
@@ -20769,7 +20550,7 @@
     <w:p>
       <w:r>
         <w:rPr>
-          <w:sz w:val="21"/>
+          <w:sz w:val="20"/>
         </w:rPr>
         <w:t>13. ( )是涵养核心价值观的重要源泉。</w:t>
       </w:r>
@@ -20797,7 +20578,7 @@
     <w:p>
       <w:r>
         <w:rPr>
-          <w:sz w:val="21"/>
+          <w:sz w:val="20"/>
         </w:rPr>
         <w:t>14. ( )是对待生产劳动的根本价值态度。</w:t>
       </w:r>
@@ -20825,7 +20606,7 @@
     <w:p>
       <w:r>
         <w:rPr>
-          <w:sz w:val="21"/>
+          <w:sz w:val="20"/>
         </w:rPr>
         <w:t>15. 社会主义道德的核心是( )。</w:t>
       </w:r>
@@ -20853,7 +20634,7 @@
     <w:p>
       <w:r>
         <w:rPr>
-          <w:sz w:val="21"/>
+          <w:sz w:val="20"/>
         </w:rPr>
         <w:t>16. 社会主义道德的原则是( )。</w:t>
       </w:r>
@@ -20881,7 +20662,7 @@
     <w:p>
       <w:r>
         <w:rPr>
-          <w:sz w:val="21"/>
+          <w:sz w:val="20"/>
         </w:rPr>
         <w:t>17. 道德起源的首要前提是( )。</w:t>
       </w:r>
@@ -20909,7 +20690,7 @@
     <w:p>
       <w:r>
         <w:rPr>
-          <w:sz w:val="21"/>
+          <w:sz w:val="20"/>
         </w:rPr>
         <w:t>18. 我国的根本政治制度是( )。</w:t>
       </w:r>
@@ -20937,7 +20718,7 @@
     <w:p>
       <w:r>
         <w:rPr>
-          <w:sz w:val="21"/>
+          <w:sz w:val="20"/>
         </w:rPr>
         <w:t>19. 法律区别于道德的首要之处在于( )。</w:t>
       </w:r>
@@ -20965,7 +20746,7 @@
     <w:p>
       <w:r>
         <w:rPr>
-          <w:sz w:val="21"/>
+          <w:sz w:val="20"/>
         </w:rPr>
         <w:t>20. 公正司法是维护社会公平正义的( )。</w:t>
       </w:r>
@@ -20993,7 +20774,7 @@
     <w:p>
       <w:r>
         <w:rPr>
-          <w:sz w:val="21"/>
+          <w:sz w:val="20"/>
         </w:rPr>
         <w:t>21. 法律运行中起始性关键性环节是( )。</w:t>
       </w:r>
@@ -21021,7 +20802,7 @@
     <w:p>
       <w:r>
         <w:rPr>
-          <w:sz w:val="21"/>
+          <w:sz w:val="20"/>
         </w:rPr>
         <w:t>22. 修改宪法的权力只能由( )行使。</w:t>
       </w:r>
@@ -21049,7 +20830,7 @@
     <w:p>
       <w:r>
         <w:rPr>
-          <w:sz w:val="21"/>
+          <w:sz w:val="20"/>
         </w:rPr>
         <w:t>23. "天下之事不难于立法而难于法之必行"说明法律的生命力在于( )。</w:t>
       </w:r>
@@ -21077,7 +20858,7 @@
     <w:p>
       <w:r>
         <w:rPr>
-          <w:sz w:val="21"/>
+          <w:sz w:val="20"/>
         </w:rPr>
         <w:t>24. 最终决定法律内容的根本因素是( )。</w:t>
       </w:r>
@@ -21105,7 +20886,7 @@
     <w:p>
       <w:r>
         <w:rPr>
-          <w:sz w:val="21"/>
+          <w:sz w:val="20"/>
         </w:rPr>
         <w:t>25. ( )是全面依法治国的根本制度保障。</w:t>
       </w:r>
@@ -21133,7 +20914,7 @@
     <w:p>
       <w:r>
         <w:rPr>
-          <w:sz w:val="21"/>
+          <w:sz w:val="20"/>
         </w:rPr>
         <w:t>26. 理想的特征不包括( )。</w:t>
       </w:r>
@@ -21161,7 +20942,7 @@
     <w:p>
       <w:r>
         <w:rPr>
-          <w:sz w:val="21"/>
+          <w:sz w:val="20"/>
         </w:rPr>
         <w:t>27. ( )是中国特色社会主义最本质的特征。</w:t>
       </w:r>
@@ -21189,7 +20970,7 @@
     <w:p>
       <w:r>
         <w:rPr>
-          <w:sz w:val="21"/>
+          <w:sz w:val="20"/>
         </w:rPr>
         <w:t>28. 法律所体现的统治阶级意志仅仅是上升为( )的那部分。</w:t>
       </w:r>
@@ -21217,7 +20998,7 @@
     <w:p>
       <w:r>
         <w:rPr>
-          <w:sz w:val="21"/>
+          <w:sz w:val="20"/>
         </w:rPr>
         <w:t>29. 我国现行宪法于( )年通过。</w:t>
       </w:r>
@@ -21245,7 +21026,7 @@
     <w:p>
       <w:r>
         <w:rPr>
-          <w:sz w:val="21"/>
+          <w:sz w:val="20"/>
         </w:rPr>
         <w:t>30. "立善法于天下则天下治"指的是( )。</w:t>
       </w:r>
@@ -21273,7 +21054,7 @@
     <w:p>
       <w:r>
         <w:rPr>
-          <w:sz w:val="21"/>
+          <w:sz w:val="20"/>
         </w:rPr>
         <w:t>31. "理国要道在于公平正直"指的是( )。</w:t>
       </w:r>
@@ -21301,7 +21082,7 @@
     <w:p>
       <w:r>
         <w:rPr>
-          <w:sz w:val="21"/>
+          <w:sz w:val="20"/>
         </w:rPr>
         <w:t>32. 青春是用来( )的。</w:t>
       </w:r>
@@ -21329,7 +21110,7 @@
     <w:p>
       <w:r>
         <w:rPr>
-          <w:sz w:val="21"/>
+          <w:sz w:val="20"/>
         </w:rPr>
         <w:t>33. ( )是资产阶级人生观的核心。</w:t>
       </w:r>
@@ -21357,7 +21138,7 @@
     <w:p>
       <w:r>
         <w:rPr>
-          <w:sz w:val="21"/>
+          <w:sz w:val="20"/>
         </w:rPr>
         <w:t>34. 实现人生价值的根本途径是( )。</w:t>
       </w:r>
@@ -21385,7 +21166,7 @@
     <w:p>
       <w:r>
         <w:rPr>
-          <w:sz w:val="21"/>
+          <w:sz w:val="20"/>
         </w:rPr>
         <w:t>35. 个人理想与社会理想关系实质上是( )在理想层面的反映。</w:t>
       </w:r>
@@ -21413,7 +21194,7 @@
     <w:p>
       <w:r>
         <w:rPr>
-          <w:sz w:val="21"/>
+          <w:sz w:val="20"/>
         </w:rPr>
         <w:t>36. ( )是社会主义核心价值观的根本特性。</w:t>
       </w:r>
@@ -21441,7 +21222,7 @@
     <w:p>
       <w:r>
         <w:rPr>
-          <w:sz w:val="21"/>
+          <w:sz w:val="20"/>
         </w:rPr>
         <w:t>37. 我国最低就业年龄为( )周岁。</w:t>
       </w:r>
@@ -21469,7 +21250,7 @@
     <w:p>
       <w:r>
         <w:rPr>
-          <w:sz w:val="21"/>
+          <w:sz w:val="20"/>
         </w:rPr>
         <w:t>38. 宪法日是每年( )。</w:t>
       </w:r>
@@ -21497,7 +21278,7 @@
     <w:p>
       <w:r>
         <w:rPr>
-          <w:sz w:val="21"/>
+          <w:sz w:val="20"/>
         </w:rPr>
         <w:t>39. 2018年宪法修正案将核心价值观写入宪法是在( )。</w:t>
       </w:r>
@@ -21525,7 +21306,7 @@
     <w:p>
       <w:r>
         <w:rPr>
-          <w:sz w:val="21"/>
+          <w:sz w:val="20"/>
         </w:rPr>
         <w:t>40. "人为财死鸟为食亡"是( )。</w:t>
       </w:r>
@@ -21563,29 +21344,28 @@
     </w:p>
     <w:p>
       <w:pPr>
-        <w:pStyle w:val="Heading2"/>
-        <w:spacing w:before="240" w:after="120"/>
+        <w:spacing w:before="200" w:after="80" w:line="276" w:lineRule="auto"/>
       </w:pPr>
       <w:r>
         <w:rPr>
           <w:rFonts w:ascii="微软雅黑" w:hAnsi="微软雅黑" w:eastAsia="微软雅黑"/>
           <w:b/>
           <w:color w:val="34495E"/>
-          <w:sz w:val="26"/>
+          <w:sz w:val="24"/>
         </w:rPr>
         <w:t>二、多选题（共10题，每题1分，共10分）</w:t>
       </w:r>
     </w:p>
     <w:p>
       <w:pPr>
-        <w:spacing w:after="40" w:before="0" w:line="288" w:lineRule="auto"/>
+        <w:spacing w:after="20" w:before="0" w:line="276" w:lineRule="auto"/>
       </w:pPr>
       <w:r>
         <w:rPr>
           <w:rFonts w:ascii="微软雅黑" w:hAnsi="微软雅黑" w:eastAsia="微软雅黑"/>
           <w:b w:val="0"/>
           <w:color w:val="2D2D2D"/>
-          <w:sz w:val="21"/>
+          <w:sz w:val="20"/>
         </w:rPr>
         <w:t>多选、少选、错选均不得分。</w:t>
       </w:r>
@@ -21593,7 +21373,7 @@
     <w:p>
       <w:r>
         <w:rPr>
-          <w:sz w:val="21"/>
+          <w:sz w:val="20"/>
         </w:rPr>
         <w:t>1. 大学阶段是( )形成的关键时期。</w:t>
       </w:r>
@@ -21621,7 +21401,7 @@
     <w:p>
       <w:r>
         <w:rPr>
-          <w:sz w:val="21"/>
+          <w:sz w:val="20"/>
         </w:rPr>
         <w:t>2. 人生观主要包括( )。</w:t>
       </w:r>
@@ -21649,7 +21429,7 @@
     <w:p>
       <w:r>
         <w:rPr>
-          <w:sz w:val="21"/>
+          <w:sz w:val="20"/>
         </w:rPr>
         <w:t>3. 端正人生态度需要( )。</w:t>
       </w:r>
@@ -21677,7 +21457,7 @@
     <w:p>
       <w:r>
         <w:rPr>
-          <w:sz w:val="21"/>
+          <w:sz w:val="20"/>
         </w:rPr>
         <w:t>4. 爱国主义基本内涵包括( )。</w:t>
       </w:r>
@@ -21705,7 +21485,7 @@
     <w:p>
       <w:r>
         <w:rPr>
-          <w:sz w:val="21"/>
+          <w:sz w:val="20"/>
         </w:rPr>
         <w:t>5. 核心价值观显著特征包括( )。</w:t>
       </w:r>
@@ -21733,7 +21513,7 @@
     <w:p>
       <w:r>
         <w:rPr>
-          <w:sz w:val="21"/>
+          <w:sz w:val="20"/>
         </w:rPr>
         <w:t>6. 中华传统美德基本精神包括( )。</w:t>
       </w:r>
@@ -21761,7 +21541,7 @@
     <w:p>
       <w:r>
         <w:rPr>
-          <w:sz w:val="21"/>
+          <w:sz w:val="20"/>
         </w:rPr>
         <w:t>7. 社会公德的内容包括( )。</w:t>
       </w:r>
@@ -21789,7 +21569,7 @@
     <w:p>
       <w:r>
         <w:rPr>
-          <w:sz w:val="21"/>
+          <w:sz w:val="20"/>
         </w:rPr>
         <w:t>8. 司法原则主要有( )。</w:t>
       </w:r>
@@ -21817,7 +21597,7 @@
     <w:p>
       <w:r>
         <w:rPr>
-          <w:sz w:val="21"/>
+          <w:sz w:val="20"/>
         </w:rPr>
         <w:t>9. 法治道路必须坚持( )。</w:t>
       </w:r>
@@ -21845,7 +21625,7 @@
     <w:p>
       <w:r>
         <w:rPr>
-          <w:sz w:val="21"/>
+          <w:sz w:val="20"/>
         </w:rPr>
         <w:t>10. 法律权威取决于( )。</w:t>
       </w:r>
@@ -21883,15 +21663,14 @@
     </w:p>
     <w:p>
       <w:pPr>
-        <w:pStyle w:val="Heading2"/>
-        <w:spacing w:before="240" w:after="120"/>
+        <w:spacing w:before="200" w:after="80" w:line="276" w:lineRule="auto"/>
       </w:pPr>
       <w:r>
         <w:rPr>
           <w:rFonts w:ascii="微软雅黑" w:hAnsi="微软雅黑" w:eastAsia="微软雅黑"/>
           <w:b/>
           <w:color w:val="34495E"/>
-          <w:sz w:val="26"/>
+          <w:sz w:val="24"/>
         </w:rPr>
         <w:t>三、判断题（共20题，每题1分，共20分）</w:t>
       </w:r>
@@ -21899,7 +21678,7 @@
     <w:p>
       <w:r>
         <w:rPr>
-          <w:sz w:val="21"/>
+          <w:sz w:val="20"/>
         </w:rPr>
         <w:t>1. 社会属性是人的本质属性。</w:t>
       </w:r>
@@ -21907,7 +21686,7 @@
     <w:p>
       <w:r>
         <w:rPr>
-          <w:sz w:val="21"/>
+          <w:sz w:val="20"/>
         </w:rPr>
         <w:t>2. 评价人生价值的根本尺度是取得物质成就的多少。</w:t>
       </w:r>
@@ -21915,7 +21694,7 @@
     <w:p>
       <w:r>
         <w:rPr>
-          <w:sz w:val="21"/>
+          <w:sz w:val="20"/>
         </w:rPr>
         <w:t>3. 全心全意为人民服务是人生观的核心。</w:t>
       </w:r>
@@ -21923,7 +21702,7 @@
     <w:p>
       <w:r>
         <w:rPr>
-          <w:sz w:val="21"/>
+          <w:sz w:val="20"/>
         </w:rPr>
         <w:t>4. 拜金主义是引发权钱交易等丑恶现象的重要思想根源。</w:t>
       </w:r>
@@ -21931,7 +21710,7 @@
     <w:p>
       <w:r>
         <w:rPr>
-          <w:sz w:val="21"/>
+          <w:sz w:val="20"/>
         </w:rPr>
         <w:t>5. 个人主义是社会主义道德的基本原则。</w:t>
       </w:r>
@@ -21939,7 +21718,7 @@
     <w:p>
       <w:r>
         <w:rPr>
-          <w:sz w:val="21"/>
+          <w:sz w:val="20"/>
         </w:rPr>
         <w:t>6. 时代精神的核心是改革创新。</w:t>
       </w:r>
@@ -21947,7 +21726,7 @@
     <w:p>
       <w:r>
         <w:rPr>
-          <w:sz w:val="21"/>
+          <w:sz w:val="20"/>
         </w:rPr>
         <w:t>7. 爱国主义与爱社会主义在当代是统一的。</w:t>
       </w:r>
@@ -21955,7 +21734,7 @@
     <w:p>
       <w:r>
         <w:rPr>
-          <w:sz w:val="21"/>
+          <w:sz w:val="20"/>
         </w:rPr>
         <w:t>8. 解决台湾问题的基本方针是"一国一制"。</w:t>
       </w:r>
@@ -21963,7 +21742,7 @@
     <w:p>
       <w:r>
         <w:rPr>
-          <w:sz w:val="21"/>
+          <w:sz w:val="20"/>
         </w:rPr>
         <w:t>9. 核心价值观是当代中国精神的集中体现。</w:t>
       </w:r>
@@ -21971,7 +21750,7 @@
     <w:p>
       <w:r>
         <w:rPr>
-          <w:sz w:val="21"/>
+          <w:sz w:val="20"/>
         </w:rPr>
         <w:t>10. 不存在超越阶级和历史的"普世价值"。</w:t>
       </w:r>
@@ -21979,7 +21758,7 @@
     <w:p>
       <w:r>
         <w:rPr>
-          <w:sz w:val="21"/>
+          <w:sz w:val="20"/>
         </w:rPr>
         <w:t>11. 道德依靠国家强制力发挥作用。</w:t>
       </w:r>
@@ -21987,7 +21766,7 @@
     <w:p>
       <w:r>
         <w:rPr>
-          <w:sz w:val="21"/>
+          <w:sz w:val="20"/>
         </w:rPr>
         <w:t>12. 集体主义强调国家利益和社会整体利益高于个人利益。</w:t>
       </w:r>
@@ -21995,7 +21774,7 @@
     <w:p>
       <w:r>
         <w:rPr>
-          <w:sz w:val="21"/>
+          <w:sz w:val="20"/>
         </w:rPr>
         <w:t>13. 复古论是对待传统道德的正确态度。</w:t>
       </w:r>
@@ -22003,7 +21782,7 @@
     <w:p>
       <w:r>
         <w:rPr>
-          <w:sz w:val="21"/>
+          <w:sz w:val="20"/>
         </w:rPr>
         <w:t>14. 个人品德在社会道德建设中具有基础性作用。</w:t>
       </w:r>
@@ -22011,7 +21790,7 @@
     <w:p>
       <w:r>
         <w:rPr>
-          <w:sz w:val="21"/>
+          <w:sz w:val="20"/>
         </w:rPr>
         <w:t>15. 新中国第一部宪法诞生于1949年。</w:t>
       </w:r>
@@ -22019,7 +21798,7 @@
     <w:p>
       <w:r>
         <w:rPr>
-          <w:sz w:val="21"/>
+          <w:sz w:val="20"/>
         </w:rPr>
         <w:t>16. 党的领导是社会主义法治的最根本保证。</w:t>
       </w:r>
@@ -22027,7 +21806,7 @@
     <w:p>
       <w:r>
         <w:rPr>
-          <w:sz w:val="21"/>
+          <w:sz w:val="20"/>
         </w:rPr>
         <w:t>17. 培养法治思维的前提是学习法律知识。</w:t>
       </w:r>
@@ -22035,7 +21814,7 @@
     <w:p>
       <w:r>
         <w:rPr>
-          <w:sz w:val="21"/>
+          <w:sz w:val="20"/>
         </w:rPr>
         <w:t>18. 人民法院是依法治国的主体和力量源泉。</w:t>
       </w:r>
@@ -22043,7 +21822,7 @@
     <w:p>
       <w:r>
         <w:rPr>
-          <w:sz w:val="21"/>
+          <w:sz w:val="20"/>
         </w:rPr>
         <w:t>19. 守法是法律实施和实现的基本途径。</w:t>
       </w:r>
@@ -22051,7 +21830,7 @@
     <w:p>
       <w:r>
         <w:rPr>
-          <w:sz w:val="21"/>
+          <w:sz w:val="20"/>
         </w:rPr>
         <w:t>20. 2018年宪法修正案将核心价值观写入宪法。</w:t>
       </w:r>
@@ -22069,15 +21848,14 @@
     </w:p>
     <w:p>
       <w:pPr>
-        <w:pStyle w:val="Heading2"/>
-        <w:spacing w:before="240" w:after="120"/>
+        <w:spacing w:before="200" w:after="80" w:line="276" w:lineRule="auto"/>
       </w:pPr>
       <w:r>
         <w:rPr>
           <w:rFonts w:ascii="微软雅黑" w:hAnsi="微软雅黑" w:eastAsia="微软雅黑"/>
           <w:b/>
           <w:color w:val="34495E"/>
-          <w:sz w:val="26"/>
+          <w:sz w:val="24"/>
         </w:rPr>
         <w:t>四、论述题（共1题，10分）</w:t>
       </w:r>
@@ -22090,7 +21868,7 @@
         <w:rPr>
           <w:rFonts w:ascii="微软雅黑" w:hAnsi="微软雅黑" w:eastAsia="微软雅黑"/>
           <w:b/>
-          <w:sz w:val="21"/>
+          <w:sz w:val="22"/>
         </w:rPr>
         <w:t>1.. 结合新时代"三个意味着"和"五个是"，论述中国特色社会主义进入新时代的重大意义，并谈谈大学生应如何担当民族复兴大任。</w:t>
       </w:r>
@@ -22118,15 +21896,14 @@
     </w:p>
     <w:p>
       <w:pPr>
-        <w:pStyle w:val="Heading2"/>
-        <w:spacing w:before="240" w:after="120"/>
+        <w:spacing w:before="200" w:after="80" w:line="276" w:lineRule="auto"/>
       </w:pPr>
       <w:r>
         <w:rPr>
           <w:rFonts w:ascii="微软雅黑" w:hAnsi="微软雅黑" w:eastAsia="微软雅黑"/>
           <w:b/>
           <w:color w:val="34495E"/>
-          <w:sz w:val="26"/>
+          <w:sz w:val="24"/>
         </w:rPr>
         <w:t>五、材料分析题（共2题，每题10分，共20分）</w:t>
       </w:r>
@@ -22139,7 +21916,7 @@
         <w:rPr>
           <w:rFonts w:ascii="微软雅黑" w:hAnsi="微软雅黑" w:eastAsia="微软雅黑"/>
           <w:b/>
-          <w:sz w:val="21"/>
+          <w:sz w:val="22"/>
         </w:rPr>
         <w:t>1.. 材料：黄文秀北师大硕士毕业后放弃大城市工作回到家乡广西百色担任驻村第一书记带领村民脱贫，2019年因山洪不幸牺牲年仅30岁。</w:t>
         <w:br/>
@@ -22173,7 +21950,7 @@
         <w:rPr>
           <w:rFonts w:ascii="微软雅黑" w:hAnsi="微软雅黑" w:eastAsia="微软雅黑"/>
           <w:b/>
-          <w:sz w:val="21"/>
+          <w:sz w:val="22"/>
         </w:rPr>
         <w:t>2.. 材料：习近平指出"法律是成文的道德，道德是内心的法律。""要坚持依法治国和以德治国相结合。"</w:t>
         <w:br/>
@@ -22206,129 +21983,126 @@
     </w:p>
     <w:p>
       <w:pPr>
-        <w:pStyle w:val="Heading1"/>
-        <w:spacing w:before="240" w:after="120"/>
+        <w:spacing w:before="280" w:after="120" w:line="276" w:lineRule="auto"/>
       </w:pPr>
       <w:r>
         <w:rPr>
           <w:rFonts w:ascii="微软雅黑" w:hAnsi="微软雅黑" w:eastAsia="微软雅黑"/>
           <w:b/>
           <w:color w:val="2C3E50"/>
-          <w:sz w:val="30"/>
+          <w:sz w:val="28"/>
         </w:rPr>
         <w:t>四、模拟卷分析工作流（做完卷子必做！）</w:t>
       </w:r>
     </w:p>
     <w:p>
       <w:pPr>
-        <w:spacing w:after="40" w:before="0" w:line="288" w:lineRule="auto"/>
+        <w:spacing w:after="20" w:before="0" w:line="276" w:lineRule="auto"/>
       </w:pPr>
       <w:r>
         <w:rPr>
           <w:rFonts w:ascii="微软雅黑" w:hAnsi="微软雅黑" w:eastAsia="微软雅黑"/>
           <w:b/>
           <w:color w:val="2D2D2D"/>
-          <w:sz w:val="21"/>
+          <w:sz w:val="20"/>
         </w:rPr>
         <w:t>认知科学原理：测试效应(Testing Effect)——提取练习比重复阅读效率高3倍。但前提是必须分析错因。不做分析的刷题=浪费时间。</w:t>
       </w:r>
     </w:p>
     <w:p>
       <w:pPr>
-        <w:pStyle w:val="Heading2"/>
-        <w:spacing w:before="240" w:after="120"/>
+        <w:spacing w:before="200" w:after="80" w:line="276" w:lineRule="auto"/>
       </w:pPr>
       <w:r>
         <w:rPr>
           <w:rFonts w:ascii="微软雅黑" w:hAnsi="微软雅黑" w:eastAsia="微软雅黑"/>
           <w:b/>
           <w:color w:val="34495E"/>
-          <w:sz w:val="26"/>
+          <w:sz w:val="24"/>
         </w:rPr>
         <w:t>第1步：逐题对答案，标记错题（10分钟）</w:t>
       </w:r>
     </w:p>
     <w:p>
       <w:pPr>
-        <w:spacing w:after="40" w:before="0" w:line="288" w:lineRule="auto"/>
+        <w:spacing w:after="20" w:before="0" w:line="276" w:lineRule="auto"/>
       </w:pPr>
       <w:r>
         <w:rPr>
           <w:rFonts w:ascii="微软雅黑" w:hAnsi="微软雅黑" w:eastAsia="微软雅黑"/>
           <w:b w:val="0"/>
           <w:color w:val="2D2D2D"/>
-          <w:sz w:val="0"/>
+          <w:sz w:val="18"/>
         </w:rPr>
         <w:t>• 对完答案，把错题分为三类：</w:t>
       </w:r>
     </w:p>
     <w:p>
       <w:pPr>
-        <w:spacing w:after="40" w:before="0" w:line="288" w:lineRule="auto"/>
+        <w:spacing w:after="20" w:before="0" w:line="276" w:lineRule="auto"/>
       </w:pPr>
       <w:r>
         <w:rPr>
           <w:rFonts w:ascii="微软雅黑" w:hAnsi="微软雅黑" w:eastAsia="微软雅黑"/>
           <w:b w:val="0"/>
           <w:color w:val="2D2D2D"/>
-          <w:sz w:val="0"/>
+          <w:sz w:val="18"/>
         </w:rPr>
         <w:t xml:space="preserve">  🔴 完全不会（知识点根本没记住）→ 回专题看「知识点汇总」</w:t>
       </w:r>
     </w:p>
     <w:p>
       <w:pPr>
-        <w:spacing w:after="40" w:before="0" w:line="288" w:lineRule="auto"/>
+        <w:spacing w:after="20" w:before="0" w:line="276" w:lineRule="auto"/>
       </w:pPr>
       <w:r>
         <w:rPr>
           <w:rFonts w:ascii="微软雅黑" w:hAnsi="微软雅黑" w:eastAsia="微软雅黑"/>
           <w:b w:val="0"/>
           <w:color w:val="2D2D2D"/>
-          <w:sz w:val="0"/>
+          <w:sz w:val="18"/>
         </w:rPr>
         <w:t xml:space="preserve">  🟡 似懂非懂（两个选项纠结选错了）→ 回专题看「易混辨析」</w:t>
       </w:r>
     </w:p>
     <w:p>
       <w:pPr>
-        <w:spacing w:after="40" w:before="0" w:line="288" w:lineRule="auto"/>
+        <w:spacing w:after="20" w:before="0" w:line="276" w:lineRule="auto"/>
       </w:pPr>
       <w:r>
         <w:rPr>
           <w:rFonts w:ascii="微软雅黑" w:hAnsi="微软雅黑" w:eastAsia="微软雅黑"/>
           <w:b w:val="0"/>
           <w:color w:val="2D2D2D"/>
-          <w:sz w:val="0"/>
+          <w:sz w:val="18"/>
         </w:rPr>
         <w:t xml:space="preserve">  🟢 粗心错误（看错题/涂错卡/漏看"不正确的是"）→ 标记但不回看，下次注意</w:t>
       </w:r>
     </w:p>
     <w:p>
       <w:pPr>
-        <w:pStyle w:val="Heading2"/>
-        <w:spacing w:before="240" w:after="120"/>
+        <w:spacing w:before="200" w:after="80" w:line="276" w:lineRule="auto"/>
       </w:pPr>
       <w:r>
         <w:rPr>
           <w:rFonts w:ascii="微软雅黑" w:hAnsi="微软雅黑" w:eastAsia="微软雅黑"/>
           <w:b/>
           <w:color w:val="34495E"/>
-          <w:sz w:val="26"/>
+          <w:sz w:val="24"/>
         </w:rPr>
         <w:t>第2步：错题归因（20分钟）</w:t>
       </w:r>
     </w:p>
     <w:p>
       <w:pPr>
-        <w:spacing w:after="40" w:before="0" w:line="288" w:lineRule="auto"/>
+        <w:spacing w:after="20" w:before="0" w:line="276" w:lineRule="auto"/>
       </w:pPr>
       <w:r>
         <w:rPr>
           <w:rFonts w:ascii="微软雅黑" w:hAnsi="微软雅黑" w:eastAsia="微软雅黑"/>
           <w:b w:val="0"/>
           <w:color w:val="2D2D2D"/>
-          <w:sz w:val="0"/>
+          <w:sz w:val="18"/>
         </w:rPr>
         <w:t>每道🔴🟡错题，在下面表格打钩：</w:t>
       </w:r>
@@ -22468,7 +22242,7 @@
               <w:rPr>
                 <w:rFonts w:ascii="微软雅黑" w:hAnsi="微软雅黑" w:eastAsia="微软雅黑"/>
                 <w:b w:val="0"/>
-                <w:sz w:val="17"/>
+                <w:sz w:val="16"/>
               </w:rPr>
               <w:t>(示例)</w:t>
             </w:r>
@@ -22488,7 +22262,7 @@
               <w:rPr>
                 <w:rFonts w:ascii="微软雅黑" w:hAnsi="微软雅黑" w:eastAsia="微软雅黑"/>
                 <w:b w:val="0"/>
-                <w:sz w:val="17"/>
+                <w:sz w:val="16"/>
               </w:rPr>
               <w:t>单选</w:t>
             </w:r>
@@ -22508,7 +22282,7 @@
               <w:rPr>
                 <w:rFonts w:ascii="微软雅黑" w:hAnsi="微软雅黑" w:eastAsia="微软雅黑"/>
                 <w:b w:val="0"/>
-                <w:sz w:val="17"/>
+                <w:sz w:val="16"/>
               </w:rPr>
               <w:t>两个选项纠结→选错</w:t>
             </w:r>
@@ -22528,7 +22302,7 @@
               <w:rPr>
                 <w:rFonts w:ascii="微软雅黑" w:hAnsi="微软雅黑" w:eastAsia="微软雅黑"/>
                 <w:b w:val="0"/>
-                <w:sz w:val="17"/>
+                <w:sz w:val="16"/>
               </w:rPr>
               <w:t>法律与道德关系辨析</w:t>
             </w:r>
@@ -22548,7 +22322,7 @@
               <w:rPr>
                 <w:rFonts w:ascii="微软雅黑" w:hAnsi="微软雅黑" w:eastAsia="微软雅黑"/>
                 <w:b w:val="0"/>
-                <w:sz w:val="17"/>
+                <w:sz w:val="16"/>
               </w:rPr>
               <w:t>专题一</w:t>
             </w:r>
@@ -22570,7 +22344,7 @@
               <w:rPr>
                 <w:rFonts w:ascii="微软雅黑" w:hAnsi="微软雅黑" w:eastAsia="微软雅黑"/>
                 <w:b w:val="0"/>
-                <w:sz w:val="17"/>
+                <w:sz w:val="16"/>
               </w:rPr>
             </w:r>
           </w:p>
@@ -22589,7 +22363,7 @@
               <w:rPr>
                 <w:rFonts w:ascii="微软雅黑" w:hAnsi="微软雅黑" w:eastAsia="微软雅黑"/>
                 <w:b w:val="0"/>
-                <w:sz w:val="17"/>
+                <w:sz w:val="16"/>
               </w:rPr>
             </w:r>
           </w:p>
@@ -22608,7 +22382,7 @@
               <w:rPr>
                 <w:rFonts w:ascii="微软雅黑" w:hAnsi="微软雅黑" w:eastAsia="微软雅黑"/>
                 <w:b w:val="0"/>
-                <w:sz w:val="17"/>
+                <w:sz w:val="16"/>
               </w:rPr>
               <w:t>□ 知识点没记住 □ 概念混淆 □ 审题错误 □ 选项陷阱</w:t>
             </w:r>
@@ -22628,7 +22402,7 @@
               <w:rPr>
                 <w:rFonts w:ascii="微软雅黑" w:hAnsi="微软雅黑" w:eastAsia="微软雅黑"/>
                 <w:b w:val="0"/>
-                <w:sz w:val="17"/>
+                <w:sz w:val="16"/>
               </w:rPr>
             </w:r>
           </w:p>
@@ -22647,7 +22421,7 @@
               <w:rPr>
                 <w:rFonts w:ascii="微软雅黑" w:hAnsi="微软雅黑" w:eastAsia="微软雅黑"/>
                 <w:b w:val="0"/>
-                <w:sz w:val="17"/>
+                <w:sz w:val="16"/>
               </w:rPr>
             </w:r>
           </w:p>
@@ -22668,7 +22442,7 @@
               <w:rPr>
                 <w:rFonts w:ascii="微软雅黑" w:hAnsi="微软雅黑" w:eastAsia="微软雅黑"/>
                 <w:b w:val="0"/>
-                <w:sz w:val="17"/>
+                <w:sz w:val="16"/>
               </w:rPr>
             </w:r>
           </w:p>
@@ -22687,7 +22461,7 @@
               <w:rPr>
                 <w:rFonts w:ascii="微软雅黑" w:hAnsi="微软雅黑" w:eastAsia="微软雅黑"/>
                 <w:b w:val="0"/>
-                <w:sz w:val="17"/>
+                <w:sz w:val="16"/>
               </w:rPr>
             </w:r>
           </w:p>
@@ -22706,7 +22480,7 @@
               <w:rPr>
                 <w:rFonts w:ascii="微软雅黑" w:hAnsi="微软雅黑" w:eastAsia="微软雅黑"/>
                 <w:b w:val="0"/>
-                <w:sz w:val="17"/>
+                <w:sz w:val="16"/>
               </w:rPr>
               <w:t>□ 知识点没记住 □ 概念混淆 □ 审题错误 □ 选项陷阱</w:t>
             </w:r>
@@ -22726,7 +22500,7 @@
               <w:rPr>
                 <w:rFonts w:ascii="微软雅黑" w:hAnsi="微软雅黑" w:eastAsia="微软雅黑"/>
                 <w:b w:val="0"/>
-                <w:sz w:val="17"/>
+                <w:sz w:val="16"/>
               </w:rPr>
             </w:r>
           </w:p>
@@ -22745,7 +22519,7 @@
               <w:rPr>
                 <w:rFonts w:ascii="微软雅黑" w:hAnsi="微软雅黑" w:eastAsia="微软雅黑"/>
                 <w:b w:val="0"/>
-                <w:sz w:val="17"/>
+                <w:sz w:val="16"/>
               </w:rPr>
             </w:r>
           </w:p>
@@ -22766,7 +22540,7 @@
               <w:rPr>
                 <w:rFonts w:ascii="微软雅黑" w:hAnsi="微软雅黑" w:eastAsia="微软雅黑"/>
                 <w:b w:val="0"/>
-                <w:sz w:val="17"/>
+                <w:sz w:val="16"/>
               </w:rPr>
             </w:r>
           </w:p>
@@ -22785,7 +22559,7 @@
               <w:rPr>
                 <w:rFonts w:ascii="微软雅黑" w:hAnsi="微软雅黑" w:eastAsia="微软雅黑"/>
                 <w:b w:val="0"/>
-                <w:sz w:val="17"/>
+                <w:sz w:val="16"/>
               </w:rPr>
             </w:r>
           </w:p>
@@ -22804,7 +22578,7 @@
               <w:rPr>
                 <w:rFonts w:ascii="微软雅黑" w:hAnsi="微软雅黑" w:eastAsia="微软雅黑"/>
                 <w:b w:val="0"/>
-                <w:sz w:val="17"/>
+                <w:sz w:val="16"/>
               </w:rPr>
               <w:t>□ 知识点没记住 □ 概念混淆 □ 审题错误 □ 选项陷阱</w:t>
             </w:r>
@@ -22824,7 +22598,7 @@
               <w:rPr>
                 <w:rFonts w:ascii="微软雅黑" w:hAnsi="微软雅黑" w:eastAsia="微软雅黑"/>
                 <w:b w:val="0"/>
-                <w:sz w:val="17"/>
+                <w:sz w:val="16"/>
               </w:rPr>
             </w:r>
           </w:p>
@@ -22843,7 +22617,7 @@
               <w:rPr>
                 <w:rFonts w:ascii="微软雅黑" w:hAnsi="微软雅黑" w:eastAsia="微软雅黑"/>
                 <w:b w:val="0"/>
-                <w:sz w:val="17"/>
+                <w:sz w:val="16"/>
               </w:rPr>
             </w:r>
           </w:p>
@@ -22864,7 +22638,7 @@
               <w:rPr>
                 <w:rFonts w:ascii="微软雅黑" w:hAnsi="微软雅黑" w:eastAsia="微软雅黑"/>
                 <w:b w:val="0"/>
-                <w:sz w:val="17"/>
+                <w:sz w:val="16"/>
               </w:rPr>
             </w:r>
           </w:p>
@@ -22883,7 +22657,7 @@
               <w:rPr>
                 <w:rFonts w:ascii="微软雅黑" w:hAnsi="微软雅黑" w:eastAsia="微软雅黑"/>
                 <w:b w:val="0"/>
-                <w:sz w:val="17"/>
+                <w:sz w:val="16"/>
               </w:rPr>
             </w:r>
           </w:p>
@@ -22902,7 +22676,7 @@
               <w:rPr>
                 <w:rFonts w:ascii="微软雅黑" w:hAnsi="微软雅黑" w:eastAsia="微软雅黑"/>
                 <w:b w:val="0"/>
-                <w:sz w:val="17"/>
+                <w:sz w:val="16"/>
               </w:rPr>
               <w:t>□ 知识点没记住 □ 概念混淆 □ 审题错误 □ 选项陷阱</w:t>
             </w:r>
@@ -22922,7 +22696,7 @@
               <w:rPr>
                 <w:rFonts w:ascii="微软雅黑" w:hAnsi="微软雅黑" w:eastAsia="微软雅黑"/>
                 <w:b w:val="0"/>
-                <w:sz w:val="17"/>
+                <w:sz w:val="16"/>
               </w:rPr>
             </w:r>
           </w:p>
@@ -22941,7 +22715,7 @@
               <w:rPr>
                 <w:rFonts w:ascii="微软雅黑" w:hAnsi="微软雅黑" w:eastAsia="微软雅黑"/>
                 <w:b w:val="0"/>
-                <w:sz w:val="17"/>
+                <w:sz w:val="16"/>
               </w:rPr>
             </w:r>
           </w:p>
@@ -22962,7 +22736,7 @@
               <w:rPr>
                 <w:rFonts w:ascii="微软雅黑" w:hAnsi="微软雅黑" w:eastAsia="微软雅黑"/>
                 <w:b w:val="0"/>
-                <w:sz w:val="17"/>
+                <w:sz w:val="16"/>
               </w:rPr>
             </w:r>
           </w:p>
@@ -22981,7 +22755,7 @@
               <w:rPr>
                 <w:rFonts w:ascii="微软雅黑" w:hAnsi="微软雅黑" w:eastAsia="微软雅黑"/>
                 <w:b w:val="0"/>
-                <w:sz w:val="17"/>
+                <w:sz w:val="16"/>
               </w:rPr>
             </w:r>
           </w:p>
@@ -23000,7 +22774,7 @@
               <w:rPr>
                 <w:rFonts w:ascii="微软雅黑" w:hAnsi="微软雅黑" w:eastAsia="微软雅黑"/>
                 <w:b w:val="0"/>
-                <w:sz w:val="17"/>
+                <w:sz w:val="16"/>
               </w:rPr>
               <w:t>□ 知识点没记住 □ 概念混淆 □ 审题错误 □ 选项陷阱</w:t>
             </w:r>
@@ -23020,7 +22794,7 @@
               <w:rPr>
                 <w:rFonts w:ascii="微软雅黑" w:hAnsi="微软雅黑" w:eastAsia="微软雅黑"/>
                 <w:b w:val="0"/>
-                <w:sz w:val="17"/>
+                <w:sz w:val="16"/>
               </w:rPr>
             </w:r>
           </w:p>
@@ -23039,7 +22813,7 @@
               <w:rPr>
                 <w:rFonts w:ascii="微软雅黑" w:hAnsi="微软雅黑" w:eastAsia="微软雅黑"/>
                 <w:b w:val="0"/>
-                <w:sz w:val="17"/>
+                <w:sz w:val="16"/>
               </w:rPr>
             </w:r>
           </w:p>
@@ -23060,7 +22834,7 @@
               <w:rPr>
                 <w:rFonts w:ascii="微软雅黑" w:hAnsi="微软雅黑" w:eastAsia="微软雅黑"/>
                 <w:b w:val="0"/>
-                <w:sz w:val="17"/>
+                <w:sz w:val="16"/>
               </w:rPr>
             </w:r>
           </w:p>
@@ -23079,7 +22853,7 @@
               <w:rPr>
                 <w:rFonts w:ascii="微软雅黑" w:hAnsi="微软雅黑" w:eastAsia="微软雅黑"/>
                 <w:b w:val="0"/>
-                <w:sz w:val="17"/>
+                <w:sz w:val="16"/>
               </w:rPr>
             </w:r>
           </w:p>
@@ -23098,7 +22872,7 @@
               <w:rPr>
                 <w:rFonts w:ascii="微软雅黑" w:hAnsi="微软雅黑" w:eastAsia="微软雅黑"/>
                 <w:b w:val="0"/>
-                <w:sz w:val="17"/>
+                <w:sz w:val="16"/>
               </w:rPr>
               <w:t>□ 知识点没记住 □ 概念混淆 □ 审题错误 □ 选项陷阱</w:t>
             </w:r>
@@ -23118,7 +22892,7 @@
               <w:rPr>
                 <w:rFonts w:ascii="微软雅黑" w:hAnsi="微软雅黑" w:eastAsia="微软雅黑"/>
                 <w:b w:val="0"/>
-                <w:sz w:val="17"/>
+                <w:sz w:val="16"/>
               </w:rPr>
             </w:r>
           </w:p>
@@ -23137,7 +22911,7 @@
               <w:rPr>
                 <w:rFonts w:ascii="微软雅黑" w:hAnsi="微软雅黑" w:eastAsia="微软雅黑"/>
                 <w:b w:val="0"/>
-                <w:sz w:val="17"/>
+                <w:sz w:val="16"/>
               </w:rPr>
             </w:r>
           </w:p>
@@ -23158,7 +22932,7 @@
               <w:rPr>
                 <w:rFonts w:ascii="微软雅黑" w:hAnsi="微软雅黑" w:eastAsia="微软雅黑"/>
                 <w:b w:val="0"/>
-                <w:sz w:val="17"/>
+                <w:sz w:val="16"/>
               </w:rPr>
             </w:r>
           </w:p>
@@ -23177,7 +22951,7 @@
               <w:rPr>
                 <w:rFonts w:ascii="微软雅黑" w:hAnsi="微软雅黑" w:eastAsia="微软雅黑"/>
                 <w:b w:val="0"/>
-                <w:sz w:val="17"/>
+                <w:sz w:val="16"/>
               </w:rPr>
             </w:r>
           </w:p>
@@ -23196,7 +22970,7 @@
               <w:rPr>
                 <w:rFonts w:ascii="微软雅黑" w:hAnsi="微软雅黑" w:eastAsia="微软雅黑"/>
                 <w:b w:val="0"/>
-                <w:sz w:val="17"/>
+                <w:sz w:val="16"/>
               </w:rPr>
               <w:t>□ 知识点没记住 □ 概念混淆 □ 审题错误 □ 选项陷阱</w:t>
             </w:r>
@@ -23216,7 +22990,7 @@
               <w:rPr>
                 <w:rFonts w:ascii="微软雅黑" w:hAnsi="微软雅黑" w:eastAsia="微软雅黑"/>
                 <w:b w:val="0"/>
-                <w:sz w:val="17"/>
+                <w:sz w:val="16"/>
               </w:rPr>
             </w:r>
           </w:p>
@@ -23235,7 +23009,7 @@
               <w:rPr>
                 <w:rFonts w:ascii="微软雅黑" w:hAnsi="微软雅黑" w:eastAsia="微软雅黑"/>
                 <w:b w:val="0"/>
-                <w:sz w:val="17"/>
+                <w:sz w:val="16"/>
               </w:rPr>
             </w:r>
           </w:p>
@@ -23256,7 +23030,7 @@
               <w:rPr>
                 <w:rFonts w:ascii="微软雅黑" w:hAnsi="微软雅黑" w:eastAsia="微软雅黑"/>
                 <w:b w:val="0"/>
-                <w:sz w:val="17"/>
+                <w:sz w:val="16"/>
               </w:rPr>
             </w:r>
           </w:p>
@@ -23275,7 +23049,7 @@
               <w:rPr>
                 <w:rFonts w:ascii="微软雅黑" w:hAnsi="微软雅黑" w:eastAsia="微软雅黑"/>
                 <w:b w:val="0"/>
-                <w:sz w:val="17"/>
+                <w:sz w:val="16"/>
               </w:rPr>
             </w:r>
           </w:p>
@@ -23294,7 +23068,7 @@
               <w:rPr>
                 <w:rFonts w:ascii="微软雅黑" w:hAnsi="微软雅黑" w:eastAsia="微软雅黑"/>
                 <w:b w:val="0"/>
-                <w:sz w:val="17"/>
+                <w:sz w:val="16"/>
               </w:rPr>
               <w:t>□ 知识点没记住 □ 概念混淆 □ 审题错误 □ 选项陷阱</w:t>
             </w:r>
@@ -23314,7 +23088,7 @@
               <w:rPr>
                 <w:rFonts w:ascii="微软雅黑" w:hAnsi="微软雅黑" w:eastAsia="微软雅黑"/>
                 <w:b w:val="0"/>
-                <w:sz w:val="17"/>
+                <w:sz w:val="16"/>
               </w:rPr>
             </w:r>
           </w:p>
@@ -23333,7 +23107,7 @@
               <w:rPr>
                 <w:rFonts w:ascii="微软雅黑" w:hAnsi="微软雅黑" w:eastAsia="微软雅黑"/>
                 <w:b w:val="0"/>
-                <w:sz w:val="17"/>
+                <w:sz w:val="16"/>
               </w:rPr>
             </w:r>
           </w:p>
@@ -23354,7 +23128,7 @@
               <w:rPr>
                 <w:rFonts w:ascii="微软雅黑" w:hAnsi="微软雅黑" w:eastAsia="微软雅黑"/>
                 <w:b w:val="0"/>
-                <w:sz w:val="17"/>
+                <w:sz w:val="16"/>
               </w:rPr>
             </w:r>
           </w:p>
@@ -23373,7 +23147,7 @@
               <w:rPr>
                 <w:rFonts w:ascii="微软雅黑" w:hAnsi="微软雅黑" w:eastAsia="微软雅黑"/>
                 <w:b w:val="0"/>
-                <w:sz w:val="17"/>
+                <w:sz w:val="16"/>
               </w:rPr>
             </w:r>
           </w:p>
@@ -23392,7 +23166,7 @@
               <w:rPr>
                 <w:rFonts w:ascii="微软雅黑" w:hAnsi="微软雅黑" w:eastAsia="微软雅黑"/>
                 <w:b w:val="0"/>
-                <w:sz w:val="17"/>
+                <w:sz w:val="16"/>
               </w:rPr>
               <w:t>□ 知识点没记住 □ 概念混淆 □ 审题错误 □ 选项陷阱</w:t>
             </w:r>
@@ -23412,7 +23186,7 @@
               <w:rPr>
                 <w:rFonts w:ascii="微软雅黑" w:hAnsi="微软雅黑" w:eastAsia="微软雅黑"/>
                 <w:b w:val="0"/>
-                <w:sz w:val="17"/>
+                <w:sz w:val="16"/>
               </w:rPr>
             </w:r>
           </w:p>
@@ -23431,7 +23205,7 @@
               <w:rPr>
                 <w:rFonts w:ascii="微软雅黑" w:hAnsi="微软雅黑" w:eastAsia="微软雅黑"/>
                 <w:b w:val="0"/>
-                <w:sz w:val="17"/>
+                <w:sz w:val="16"/>
               </w:rPr>
             </w:r>
           </w:p>
@@ -23441,114 +23215,112 @@
     <w:p/>
     <w:p>
       <w:pPr>
-        <w:spacing w:after="40" w:before="0" w:line="288" w:lineRule="auto"/>
+        <w:spacing w:after="20" w:before="0" w:line="276" w:lineRule="auto"/>
       </w:pPr>
       <w:r>
         <w:rPr>
           <w:rFonts w:ascii="微软雅黑" w:hAnsi="微软雅黑" w:eastAsia="微软雅黑"/>
           <w:b w:val="0"/>
           <w:color w:val="2D2D2D"/>
-          <w:sz w:val="0"/>
+          <w:sz w:val="18"/>
         </w:rPr>
         <w:t>打印后手写，或用笔记本照此格式记录。</w:t>
       </w:r>
     </w:p>
     <w:p>
       <w:pPr>
-        <w:pStyle w:val="Heading2"/>
-        <w:spacing w:before="240" w:after="120"/>
+        <w:spacing w:before="200" w:after="80" w:line="276" w:lineRule="auto"/>
       </w:pPr>
       <w:r>
         <w:rPr>
           <w:rFonts w:ascii="微软雅黑" w:hAnsi="微软雅黑" w:eastAsia="微软雅黑"/>
           <w:b/>
           <w:color w:val="34495E"/>
-          <w:sz w:val="26"/>
+          <w:sz w:val="24"/>
         </w:rPr>
         <w:t>第3步：薄弱知识点回溯（15分钟）</w:t>
       </w:r>
     </w:p>
     <w:p>
       <w:pPr>
-        <w:spacing w:after="40" w:before="0" w:line="288" w:lineRule="auto"/>
+        <w:spacing w:after="20" w:before="0" w:line="276" w:lineRule="auto"/>
       </w:pPr>
       <w:r>
         <w:rPr>
           <w:rFonts w:ascii="微软雅黑" w:hAnsi="微软雅黑" w:eastAsia="微软雅黑"/>
           <w:b w:val="0"/>
           <w:color w:val="2D2D2D"/>
-          <w:sz w:val="0"/>
+          <w:sz w:val="18"/>
         </w:rPr>
         <w:t>统计错因最多的三个知识点，回到对应专题重做该知识点的全部题目。</w:t>
       </w:r>
     </w:p>
     <w:p>
       <w:pPr>
-        <w:spacing w:after="40" w:before="0" w:line="288" w:lineRule="auto"/>
+        <w:spacing w:after="20" w:before="0" w:line="276" w:lineRule="auto"/>
       </w:pPr>
       <w:r>
         <w:rPr>
           <w:rFonts w:ascii="微软雅黑" w:hAnsi="微软雅黑" w:eastAsia="微软雅黑"/>
           <w:b w:val="0"/>
           <w:color w:val="2D2D2D"/>
-          <w:sz w:val="0"/>
+          <w:sz w:val="18"/>
         </w:rPr>
         <w:t>例如：如果"法律与道德关系"错了3题→回专题一，把单选8-9+判断4-5全部重做一遍。</w:t>
       </w:r>
     </w:p>
     <w:p>
       <w:pPr>
-        <w:pStyle w:val="Heading2"/>
-        <w:spacing w:before="240" w:after="120"/>
+        <w:spacing w:before="200" w:after="80" w:line="276" w:lineRule="auto"/>
       </w:pPr>
       <w:r>
         <w:rPr>
           <w:rFonts w:ascii="微软雅黑" w:hAnsi="微软雅黑" w:eastAsia="微软雅黑"/>
           <w:b/>
           <w:color w:val="34495E"/>
-          <w:sz w:val="26"/>
+          <w:sz w:val="24"/>
         </w:rPr>
         <w:t>第4步：变式自测（10分钟）</w:t>
       </w:r>
     </w:p>
     <w:p>
       <w:pPr>
-        <w:spacing w:after="40" w:before="0" w:line="288" w:lineRule="auto"/>
+        <w:spacing w:after="20" w:before="0" w:line="276" w:lineRule="auto"/>
       </w:pPr>
       <w:r>
         <w:rPr>
           <w:rFonts w:ascii="微软雅黑" w:hAnsi="微软雅黑" w:eastAsia="微软雅黑"/>
           <w:b w:val="0"/>
           <w:color w:val="2D2D2D"/>
-          <w:sz w:val="0"/>
+          <w:sz w:val="18"/>
         </w:rPr>
         <w:t>把每道错题换一种问法考自己——这是最高效的提取练习。</w:t>
       </w:r>
     </w:p>
     <w:p>
       <w:pPr>
-        <w:spacing w:after="40" w:before="0" w:line="288" w:lineRule="auto"/>
+        <w:spacing w:after="20" w:before="0" w:line="276" w:lineRule="auto"/>
       </w:pPr>
       <w:r>
         <w:rPr>
           <w:rFonts w:ascii="微软雅黑" w:hAnsi="微软雅黑" w:eastAsia="微软雅黑"/>
           <w:b w:val="0"/>
           <w:color w:val="2D2D2D"/>
-          <w:sz w:val="0"/>
+          <w:sz w:val="18"/>
         </w:rPr>
         <w:t>例：原题问"法律区别于道德的首要之处是( )"，变式为"道德区别于法律的首要之处是( )"→答案完全不同。</w:t>
       </w:r>
     </w:p>
     <w:p>
       <w:pPr>
-        <w:spacing w:after="40" w:before="0" w:line="288" w:lineRule="auto"/>
+        <w:spacing w:after="20" w:before="0" w:line="276" w:lineRule="auto"/>
       </w:pPr>
       <w:r>
         <w:rPr>
           <w:rFonts w:ascii="微软雅黑" w:hAnsi="微软雅黑" w:eastAsia="微软雅黑"/>
           <w:b w:val="0"/>
           <w:color w:val="2D2D2D"/>
-          <w:sz w:val="0"/>
+          <w:sz w:val="18"/>
         </w:rPr>
         <w:t>例：原题问"社会主义道德的核心是？"，变式为"社会主义道德的原则是？"→核心≠原则，反复对比才能刻进记忆。</w:t>
       </w:r>
@@ -23560,312 +23332,308 @@
     </w:p>
     <w:p>
       <w:pPr>
-        <w:pStyle w:val="Heading1"/>
-        <w:spacing w:before="240" w:after="120"/>
+        <w:spacing w:before="280" w:after="120" w:line="276" w:lineRule="auto"/>
       </w:pPr>
       <w:r>
         <w:rPr>
           <w:rFonts w:ascii="微软雅黑" w:hAnsi="微软雅黑" w:eastAsia="微软雅黑"/>
           <w:b/>
           <w:color w:val="2C3E50"/>
-          <w:sz w:val="30"/>
+          <w:sz w:val="28"/>
         </w:rPr>
         <w:t>五、统一理解与框架重构（全书压缩）</w:t>
       </w:r>
     </w:p>
     <w:p>
       <w:pPr>
-        <w:spacing w:after="40" w:before="0" w:line="288" w:lineRule="auto"/>
+        <w:spacing w:after="20" w:before="0" w:line="276" w:lineRule="auto"/>
       </w:pPr>
       <w:r>
         <w:rPr>
           <w:rFonts w:ascii="微软雅黑" w:hAnsi="微软雅黑" w:eastAsia="微软雅黑"/>
           <w:b/>
           <w:color w:val="2D2D2D"/>
-          <w:sz w:val="21"/>
+          <w:sz w:val="20"/>
         </w:rPr>
         <w:t>学完全部专题+做完模拟卷+分析完错题后，进入此阶段。</w:t>
       </w:r>
     </w:p>
     <w:p>
       <w:pPr>
-        <w:spacing w:after="40" w:before="0" w:line="288" w:lineRule="auto"/>
+        <w:spacing w:after="20" w:before="0" w:line="276" w:lineRule="auto"/>
       </w:pPr>
       <w:r>
         <w:rPr>
           <w:rFonts w:ascii="微软雅黑" w:hAnsi="微软雅黑" w:eastAsia="微软雅黑"/>
           <w:b w:val="0"/>
           <w:color w:val="2D2D2D"/>
-          <w:sz w:val="0"/>
+          <w:sz w:val="18"/>
         </w:rPr>
         <w:t>目标：把整本书压缩成一张可以口头复述的知识网。检验标准：不看任何资料，能讲出下面全部内容。</w:t>
       </w:r>
     </w:p>
     <w:p>
       <w:pPr>
-        <w:pStyle w:val="Heading2"/>
-        <w:spacing w:before="240" w:after="120"/>
+        <w:spacing w:before="200" w:after="80" w:line="276" w:lineRule="auto"/>
       </w:pPr>
       <w:r>
         <w:rPr>
           <w:rFonts w:ascii="微软雅黑" w:hAnsi="微软雅黑" w:eastAsia="微软雅黑"/>
           <w:b/>
           <w:color w:val="34495E"/>
-          <w:sz w:val="26"/>
+          <w:sz w:val="24"/>
         </w:rPr>
         <w:t>🔑 全书最小记忆单元（口头复述版）</w:t>
       </w:r>
     </w:p>
     <w:p>
       <w:pPr>
-        <w:spacing w:after="40" w:before="0" w:line="288" w:lineRule="auto"/>
+        <w:spacing w:after="20" w:before="0" w:line="276" w:lineRule="auto"/>
       </w:pPr>
       <w:r>
         <w:rPr>
           <w:rFonts w:ascii="微软雅黑" w:hAnsi="微软雅黑" w:eastAsia="微软雅黑"/>
           <w:b w:val="0"/>
           <w:color w:val="2D2D2D"/>
-          <w:sz w:val="0"/>
+          <w:sz w:val="18"/>
         </w:rPr>
         <w:t>【绪论】新时代=3个意味着+5个是。中国梦=国家富强民族振兴人民幸福。时代新人=立大志明大德成大才担大任。</w:t>
       </w:r>
     </w:p>
     <w:p>
       <w:pPr>
-        <w:spacing w:after="40" w:before="0" w:line="288" w:lineRule="auto"/>
+        <w:spacing w:after="20" w:before="0" w:line="276" w:lineRule="auto"/>
       </w:pPr>
       <w:r>
         <w:rPr>
           <w:rFonts w:ascii="微软雅黑" w:hAnsi="微软雅黑" w:eastAsia="微软雅黑"/>
           <w:b w:val="0"/>
           <w:color w:val="2D2D2D"/>
-          <w:sz w:val="0"/>
+          <w:sz w:val="18"/>
         </w:rPr>
         <w:t>【第一章=人生观】人的本质是社会关系总和。人生观=目的(核心)+态度+价值。高尚追求=服务人民奉献社会。态度=认真务实乐观进取。评价=根本尺度(符合规律促进进步)+基本尺度(劳动贡献)。五矛盾=得失苦乐顺逆生死荣辱。三错误=拜金享乐个人。出彩人生=三同。</w:t>
       </w:r>
     </w:p>
     <w:p>
       <w:pPr>
-        <w:spacing w:after="40" w:before="0" w:line="288" w:lineRule="auto"/>
+        <w:spacing w:after="20" w:before="0" w:line="276" w:lineRule="auto"/>
       </w:pPr>
       <w:r>
         <w:rPr>
           <w:rFonts w:ascii="微软雅黑" w:hAnsi="微软雅黑" w:eastAsia="微软雅黑"/>
           <w:b w:val="0"/>
           <w:color w:val="2D2D2D"/>
-          <w:sz w:val="0"/>
+          <w:sz w:val="18"/>
         </w:rPr>
         <w:t>【第二章=理想信念】理想=超越+实践+时代。信念=执着+支撑+多样。信仰是最高信念。精神之钙=昭示+催生+提供+提高。马克思主义=科学+人民+实践+开放。最本质特征=党的领导。四自信=道理制文。个人理想以社会理想为指引。</w:t>
       </w:r>
     </w:p>
     <w:p>
       <w:pPr>
-        <w:spacing w:after="40" w:before="0" w:line="288" w:lineRule="auto"/>
+        <w:spacing w:after="20" w:before="0" w:line="276" w:lineRule="auto"/>
       </w:pPr>
       <w:r>
         <w:rPr>
           <w:rFonts w:ascii="微软雅黑" w:hAnsi="微软雅黑" w:eastAsia="微软雅黑"/>
           <w:b w:val="0"/>
           <w:color w:val="2D2D2D"/>
-          <w:sz w:val="0"/>
+          <w:sz w:val="18"/>
         </w:rPr>
         <w:t>【第三章=中国精神】中国精神=爱国主义(民族核心)+改革创新(时代核心)。四伟大=创造奋斗团结梦想。爱国=爱河山+爱同胞(试金石)+爱文化+爱国家。本质=爱国爱党爱社会主义统一。台湾=和平统一一国两制。</w:t>
       </w:r>
     </w:p>
     <w:p>
       <w:pPr>
-        <w:spacing w:after="40" w:before="0" w:line="288" w:lineRule="auto"/>
+        <w:spacing w:after="20" w:before="0" w:line="276" w:lineRule="auto"/>
       </w:pPr>
       <w:r>
         <w:rPr>
           <w:rFonts w:ascii="微软雅黑" w:hAnsi="微软雅黑" w:eastAsia="微软雅黑"/>
           <w:b w:val="0"/>
           <w:color w:val="2D2D2D"/>
-          <w:sz w:val="0"/>
+          <w:sz w:val="18"/>
         </w:rPr>
         <w:t>【第四章=核心价值观】国家=富强民主文明和谐。社会=自由平等公正法治。公民=爱国敬业诚信友善。三特征=先进(方向)+人民(根本)+真实(可信)。践行=勤学修德明辨笃实。2018入宪。</w:t>
       </w:r>
     </w:p>
     <w:p>
       <w:pPr>
-        <w:spacing w:after="40" w:before="0" w:line="288" w:lineRule="auto"/>
+        <w:spacing w:after="20" w:before="0" w:line="276" w:lineRule="auto"/>
       </w:pPr>
       <w:r>
         <w:rPr>
           <w:rFonts w:ascii="微软雅黑" w:hAnsi="微软雅黑" w:eastAsia="微软雅黑"/>
           <w:b w:val="0"/>
           <w:color w:val="2D2D2D"/>
-          <w:sz w:val="0"/>
+          <w:sz w:val="18"/>
         </w:rPr>
         <w:t>【第五章=道德】起源=劳动(首要)+社会关系(客观)+自我意识(主观)。核心=为人民服务。原则=集体主义。三层次=无私奉献→先公后私→遵纪守法。四德=社会(文明礼貌助人爱护保护守法)+职业(爱岗诚实公道服务奉献)+家庭(尊老平等和睦勤俭邻里)+个人(爱国明礼勤劳宽厚自强)。</w:t>
       </w:r>
     </w:p>
     <w:p>
       <w:pPr>
-        <w:spacing w:after="40" w:before="0" w:line="288" w:lineRule="auto"/>
+        <w:spacing w:after="20" w:before="0" w:line="276" w:lineRule="auto"/>
       </w:pPr>
       <w:r>
         <w:rPr>
           <w:rFonts w:ascii="微软雅黑" w:hAnsi="微软雅黑" w:eastAsia="微软雅黑"/>
           <w:b w:val="0"/>
           <w:color w:val="2D2D2D"/>
-          <w:sz w:val="0"/>
+          <w:sz w:val="18"/>
         </w:rPr>
         <w:t>【第六章=法治】法律=国家制定认可+强制力+统治阶级意志+物质条件。运行=制定(起始关键)→执行(重要)→适用→遵守。16字=科学(前提)+严格(关键)+公正(重点/最后防线)+全民(基础)。5原则=党领导+人民主体+平等+德法结合+实际。宪法=根本法+最高效力。1954→1982→2018。</w:t>
       </w:r>
     </w:p>
     <w:p>
       <w:pPr>
-        <w:pStyle w:val="Heading2"/>
-        <w:spacing w:before="240" w:after="120"/>
+        <w:spacing w:before="200" w:after="80" w:line="276" w:lineRule="auto"/>
       </w:pPr>
       <w:r>
         <w:rPr>
           <w:rFonts w:ascii="微软雅黑" w:hAnsi="微软雅黑" w:eastAsia="微软雅黑"/>
           <w:b/>
           <w:color w:val="34495E"/>
-          <w:sz w:val="26"/>
+          <w:sz w:val="24"/>
         </w:rPr>
         <w:t>🔗 跨章知识网络（必背3条串联线）</w:t>
       </w:r>
     </w:p>
     <w:p>
       <w:pPr>
-        <w:spacing w:after="40" w:before="0" w:line="288" w:lineRule="auto"/>
+        <w:spacing w:after="20" w:before="0" w:line="276" w:lineRule="auto"/>
       </w:pPr>
       <w:r>
         <w:rPr>
           <w:rFonts w:ascii="微软雅黑" w:hAnsi="微软雅黑" w:eastAsia="微软雅黑"/>
           <w:b w:val="0"/>
           <w:color w:val="2D2D2D"/>
-          <w:sz w:val="0"/>
+          <w:sz w:val="18"/>
         </w:rPr>
         <w:t>线索一「精神之钙线」：绪论§7"没有理想信念导致软骨病"→第二章§一"理想信念是精神之钙"昭示目标+催生动力+提供支柱+提高境界。考论述题时两端都要引用。</w:t>
       </w:r>
     </w:p>
     <w:p>
       <w:pPr>
-        <w:spacing w:after="40" w:before="0" w:line="288" w:lineRule="auto"/>
+        <w:spacing w:after="20" w:before="0" w:line="276" w:lineRule="auto"/>
       </w:pPr>
       <w:r>
         <w:rPr>
           <w:rFonts w:ascii="微软雅黑" w:hAnsi="微软雅黑" w:eastAsia="微软雅黑"/>
           <w:b w:val="0"/>
           <w:color w:val="2D2D2D"/>
-          <w:sz w:val="0"/>
+          <w:sz w:val="18"/>
         </w:rPr>
         <w:t>线索二「爱国本质线」：第三章§二"爱国爱党爱社会主义统一"→第二章§二"党的领导是最本质特征"。爱国=爱党=爱社会主义，三位一体不可分割。</w:t>
       </w:r>
     </w:p>
     <w:p>
       <w:pPr>
-        <w:spacing w:after="40" w:before="0" w:line="288" w:lineRule="auto"/>
+        <w:spacing w:after="20" w:before="0" w:line="276" w:lineRule="auto"/>
       </w:pPr>
       <w:r>
         <w:rPr>
           <w:rFonts w:ascii="微软雅黑" w:hAnsi="微软雅黑" w:eastAsia="微软雅黑"/>
           <w:b w:val="0"/>
           <w:color w:val="2D2D2D"/>
-          <w:sz w:val="0"/>
+          <w:sz w:val="18"/>
         </w:rPr>
         <w:t>线索三「法治德治线」：绪论§三"法律是成文道德，道德是内心法律"→第六章§二"依法治国与以德治国相结合"。车之两轮鸟之两翼——单独用一条腿走不了路。</w:t>
       </w:r>
     </w:p>
     <w:p>
       <w:pPr>
-        <w:pStyle w:val="Heading2"/>
-        <w:spacing w:before="240" w:after="120"/>
+        <w:spacing w:before="200" w:after="80" w:line="276" w:lineRule="auto"/>
       </w:pPr>
       <w:r>
         <w:rPr>
           <w:rFonts w:ascii="微软雅黑" w:hAnsi="微软雅黑" w:eastAsia="微软雅黑"/>
           <w:b/>
           <w:color w:val="34495E"/>
-          <w:sz w:val="26"/>
+          <w:sz w:val="24"/>
         </w:rPr>
         <w:t>🧠 背诵自检循环</w:t>
       </w:r>
     </w:p>
     <w:p>
       <w:pPr>
-        <w:spacing w:after="40" w:before="0" w:line="288" w:lineRule="auto"/>
+        <w:spacing w:after="20" w:before="0" w:line="276" w:lineRule="auto"/>
       </w:pPr>
       <w:r>
         <w:rPr>
           <w:rFonts w:ascii="微软雅黑" w:hAnsi="微软雅黑" w:eastAsia="微软雅黑"/>
           <w:b w:val="0"/>
           <w:color w:val="2D2D2D"/>
-          <w:sz w:val="0"/>
+          <w:sz w:val="18"/>
         </w:rPr>
         <w:t>按以下循环练习，直到每章都能口头复述：</w:t>
       </w:r>
     </w:p>
     <w:p>
       <w:pPr>
-        <w:spacing w:after="40" w:before="0" w:line="288" w:lineRule="auto"/>
+        <w:spacing w:after="20" w:before="0" w:line="276" w:lineRule="auto"/>
       </w:pPr>
       <w:r>
         <w:rPr>
           <w:rFonts w:ascii="微软雅黑" w:hAnsi="微软雅黑" w:eastAsia="微软雅黑"/>
           <w:b w:val="0"/>
           <w:color w:val="2D2D2D"/>
-          <w:sz w:val="0"/>
+          <w:sz w:val="18"/>
         </w:rPr>
         <w:t>① 盖住上面的「全书最小记忆单元」</w:t>
       </w:r>
     </w:p>
     <w:p>
       <w:pPr>
-        <w:spacing w:after="40" w:before="0" w:line="288" w:lineRule="auto"/>
+        <w:spacing w:after="20" w:before="0" w:line="276" w:lineRule="auto"/>
       </w:pPr>
       <w:r>
         <w:rPr>
           <w:rFonts w:ascii="微软雅黑" w:hAnsi="微软雅黑" w:eastAsia="微软雅黑"/>
           <w:b w:val="0"/>
           <w:color w:val="2D2D2D"/>
-          <w:sz w:val="0"/>
+          <w:sz w:val="18"/>
         </w:rPr>
         <w:t>② 拿出一张白纸，默写该章所有关键词（不是全文，是关键词链）</w:t>
       </w:r>
     </w:p>
     <w:p>
       <w:pPr>
-        <w:spacing w:after="40" w:before="0" w:line="288" w:lineRule="auto"/>
+        <w:spacing w:after="20" w:before="0" w:line="276" w:lineRule="auto"/>
       </w:pPr>
       <w:r>
         <w:rPr>
           <w:rFonts w:ascii="微软雅黑" w:hAnsi="微软雅黑" w:eastAsia="微软雅黑"/>
           <w:b w:val="0"/>
           <w:color w:val="2D2D2D"/>
-          <w:sz w:val="0"/>
+          <w:sz w:val="18"/>
         </w:rPr>
         <w:t>③ 对照原文，用红笔补上漏掉的关键词</w:t>
       </w:r>
     </w:p>
     <w:p>
       <w:pPr>
-        <w:spacing w:after="40" w:before="0" w:line="288" w:lineRule="auto"/>
+        <w:spacing w:after="20" w:before="0" w:line="276" w:lineRule="auto"/>
       </w:pPr>
       <w:r>
         <w:rPr>
           <w:rFonts w:ascii="微软雅黑" w:hAnsi="微软雅黑" w:eastAsia="微软雅黑"/>
           <w:b w:val="0"/>
           <w:color w:val="2D2D2D"/>
-          <w:sz w:val="0"/>
+          <w:sz w:val="18"/>
         </w:rPr>
         <w:t>④ 口头复述一遍完整版（出声！出声比默读记忆效率高2倍）</w:t>
       </w:r>
     </w:p>
     <w:p>
       <w:pPr>
-        <w:spacing w:after="40" w:before="0" w:line="288" w:lineRule="auto"/>
+        <w:spacing w:after="20" w:before="0" w:line="276" w:lineRule="auto"/>
       </w:pPr>
       <w:r>
         <w:rPr>
           <w:rFonts w:ascii="微软雅黑" w:hAnsi="微软雅黑" w:eastAsia="微软雅黑"/>
           <w:b w:val="0"/>
           <w:color w:val="2D2D2D"/>
-          <w:sz w:val="0"/>
+          <w:sz w:val="18"/>
         </w:rPr>
         <w:t>⑤ 睡前再复述一遍（睡眠中大脑会巩固记忆）</w:t>
       </w:r>
@@ -23877,29 +23645,28 @@
     </w:p>
     <w:p>
       <w:pPr>
-        <w:pStyle w:val="Heading1"/>
-        <w:spacing w:before="240" w:after="120"/>
+        <w:spacing w:before="280" w:after="120" w:line="276" w:lineRule="auto"/>
       </w:pPr>
       <w:r>
         <w:rPr>
           <w:rFonts w:ascii="微软雅黑" w:hAnsi="微软雅黑" w:eastAsia="微软雅黑"/>
           <w:b/>
           <w:color w:val="2C3E50"/>
-          <w:sz w:val="30"/>
+          <w:sz w:val="28"/>
         </w:rPr>
         <w:t>六、考前10分钟速记卡</w:t>
       </w:r>
     </w:p>
     <w:p>
       <w:pPr>
-        <w:spacing w:after="40" w:before="0" w:line="288" w:lineRule="auto"/>
+        <w:spacing w:after="20" w:before="0" w:line="276" w:lineRule="auto"/>
       </w:pPr>
       <w:r>
         <w:rPr>
           <w:rFonts w:ascii="微软雅黑" w:hAnsi="微软雅黑" w:eastAsia="微软雅黑"/>
           <w:b/>
           <w:color w:val="2D2D2D"/>
-          <w:sz w:val="21"/>
+          <w:sz w:val="20"/>
         </w:rPr>
         <w:t>进考场前10分钟看的。别再看题了，看这个。</w:t>
       </w:r>
@@ -23973,7 +23740,7 @@
               <w:rPr>
                 <w:rFonts w:ascii="微软雅黑" w:hAnsi="微软雅黑" w:eastAsia="微软雅黑"/>
                 <w:b w:val="0"/>
-                <w:sz w:val="17"/>
+                <w:sz w:val="16"/>
               </w:rPr>
               <w:t>绪论</w:t>
             </w:r>
@@ -23993,7 +23760,7 @@
               <w:rPr>
                 <w:rFonts w:ascii="微软雅黑" w:hAnsi="微软雅黑" w:eastAsia="微软雅黑"/>
                 <w:b w:val="0"/>
-                <w:sz w:val="17"/>
+                <w:sz w:val="16"/>
               </w:rPr>
               <w:t>3个意味着/5个是/新人=立明成大</w:t>
             </w:r>
@@ -24015,7 +23782,7 @@
               <w:rPr>
                 <w:rFonts w:ascii="微软雅黑" w:hAnsi="微软雅黑" w:eastAsia="微软雅黑"/>
                 <w:b w:val="0"/>
-                <w:sz w:val="17"/>
+                <w:sz w:val="16"/>
               </w:rPr>
               <w:t>第一章 人生观</w:t>
             </w:r>
@@ -24035,7 +23802,7 @@
               <w:rPr>
                 <w:rFonts w:ascii="微软雅黑" w:hAnsi="微软雅黑" w:eastAsia="微软雅黑"/>
                 <w:b w:val="0"/>
-                <w:sz w:val="17"/>
+                <w:sz w:val="16"/>
               </w:rPr>
               <w:t>本质=社会关系总和/目的核心态度价值/服务人民奉献社会/认真务实乐观进取/五矛盾三错误三同</w:t>
             </w:r>
@@ -24057,7 +23824,7 @@
               <w:rPr>
                 <w:rFonts w:ascii="微软雅黑" w:hAnsi="微软雅黑" w:eastAsia="微软雅黑"/>
                 <w:b w:val="0"/>
-                <w:sz w:val="17"/>
+                <w:sz w:val="16"/>
               </w:rPr>
               <w:t>第二章 理想信念</w:t>
             </w:r>
@@ -24077,7 +23844,7 @@
               <w:rPr>
                 <w:rFonts w:ascii="微软雅黑" w:hAnsi="微软雅黑" w:eastAsia="微软雅黑"/>
                 <w:b w:val="0"/>
-                <w:sz w:val="17"/>
+                <w:sz w:val="16"/>
               </w:rPr>
               <w:t>理想=超实时代/信念=执支多/精神钙=昭催提提/马=科人实开/党=最本质/四自信</w:t>
             </w:r>
@@ -24099,7 +23866,7 @@
               <w:rPr>
                 <w:rFonts w:ascii="微软雅黑" w:hAnsi="微软雅黑" w:eastAsia="微软雅黑"/>
                 <w:b w:val="0"/>
-                <w:sz w:val="17"/>
+                <w:sz w:val="16"/>
               </w:rPr>
               <w:t>第三章 中国精神</w:t>
             </w:r>
@@ -24119,7 +23886,7 @@
               <w:rPr>
                 <w:rFonts w:ascii="微软雅黑" w:hAnsi="微软雅黑" w:eastAsia="微软雅黑"/>
                 <w:b w:val="0"/>
-                <w:sz w:val="17"/>
+                <w:sz w:val="16"/>
               </w:rPr>
               <w:t>民族=爱国/时代=创新/四伟大/四爱(同胞-试金石)/本质=爱党爱社统一/台湾=和统一国两制</w:t>
             </w:r>
@@ -24141,7 +23908,7 @@
               <w:rPr>
                 <w:rFonts w:ascii="微软雅黑" w:hAnsi="微软雅黑" w:eastAsia="微软雅黑"/>
                 <w:b w:val="0"/>
-                <w:sz w:val="17"/>
+                <w:sz w:val="16"/>
               </w:rPr>
               <w:t>第四章 价值观</w:t>
             </w:r>
@@ -24161,7 +23928,7 @@
               <w:rPr>
                 <w:rFonts w:ascii="微软雅黑" w:hAnsi="微软雅黑" w:eastAsia="微软雅黑"/>
                 <w:b w:val="0"/>
-                <w:sz w:val="17"/>
+                <w:sz w:val="16"/>
               </w:rPr>
               <w:t>国=富民主文明和谐/社=自平公正法治/民=爱敬诚信友善/三特征(人民=根本)/勤修明笃</w:t>
             </w:r>
@@ -24183,7 +23950,7 @@
               <w:rPr>
                 <w:rFonts w:ascii="微软雅黑" w:hAnsi="微软雅黑" w:eastAsia="微软雅黑"/>
                 <w:b w:val="0"/>
-                <w:sz w:val="17"/>
+                <w:sz w:val="16"/>
               </w:rPr>
               <w:t>第五章 道德</w:t>
             </w:r>
@@ -24203,7 +23970,7 @@
               <w:rPr>
                 <w:rFonts w:ascii="微软雅黑" w:hAnsi="微软雅黑" w:eastAsia="微软雅黑"/>
                 <w:b w:val="0"/>
-                <w:sz w:val="17"/>
+                <w:sz w:val="16"/>
               </w:rPr>
               <w:t>劳动首要社关客观自意主观/核心=为人民服务/原则=集体主义/三层次→四德各5项/知荣讲正奉献促和</w:t>
             </w:r>
@@ -24225,7 +23992,7 @@
               <w:rPr>
                 <w:rFonts w:ascii="微软雅黑" w:hAnsi="微软雅黑" w:eastAsia="微软雅黑"/>
                 <w:b w:val="0"/>
-                <w:sz w:val="17"/>
+                <w:sz w:val="16"/>
               </w:rPr>
               <w:t>第六章 法治</w:t>
             </w:r>
@@ -24245,7 +24012,7 @@
               <w:rPr>
                 <w:rFonts w:ascii="微软雅黑" w:hAnsi="微软雅黑" w:eastAsia="微软雅黑"/>
                 <w:b w:val="0"/>
-                <w:sz w:val="17"/>
+                <w:sz w:val="16"/>
               </w:rPr>
               <w:t>制定起始关键→执行重要→适用→遵守/16字=科严公全/5原则/宪法=根本法1954→1982→2018/权利义务不可分</w:t>
             </w:r>
@@ -24256,7 +24023,7 @@
     <w:p/>
     <w:p>
       <w:pPr>
-        <w:spacing w:after="40" w:before="0" w:line="288" w:lineRule="auto"/>
+        <w:spacing w:after="20" w:before="0" w:line="276" w:lineRule="auto"/>
       </w:pPr>
       <w:r>
         <w:rPr>
@@ -24269,14 +24036,14 @@
     </w:p>
     <w:p>
       <w:pPr>
-        <w:spacing w:after="40" w:before="0" w:line="288" w:lineRule="auto"/>
+        <w:spacing w:after="20" w:before="0" w:line="276" w:lineRule="auto"/>
       </w:pPr>
       <w:r>
         <w:rPr>
           <w:rFonts w:ascii="微软雅黑" w:hAnsi="微软雅黑" w:eastAsia="微软雅黑"/>
           <w:b/>
           <w:color w:val="2D2D2D"/>
-          <w:sz w:val="0"/>
+          <w:sz w:val="18"/>
         </w:rPr>
         <w:t>进考场最后三件事：① 再看一遍"易混辨析"里你之前错过的那几个 ② 确认宪法日12.4/国家安全日4.15 ③ 深呼吸，你准备够了。</w:t>
       </w:r>

--- a/思想道德与法治备考练习手册.docx
+++ b/思想道德与法治备考练习手册.docx
@@ -22006,7 +22006,7 @@
           <w:color w:val="2D2D2D"/>
           <w:sz w:val="20"/>
         </w:rPr>
-        <w:t>认知科学原理：测试效应(Testing Effect)——提取练习比重复阅读效率高3倍。但前提是必须分析错因。不做分析的刷题=浪费时间。</w:t>
+        <w:t>核心原理：测试效应+精细复述。每道错题如果不逐选项分析"为什么对/为什么错"，等于白做。</w:t>
       </w:r>
     </w:p>
     <w:p>
@@ -22020,7 +22020,7 @@
           <w:color w:val="34495E"/>
           <w:sz w:val="24"/>
         </w:rPr>
-        <w:t>第1步：逐题对答案，标记错题（10分钟）</w:t>
+        <w:t>方法论A：正选法——直接用知识点锁定正确答案</w:t>
       </w:r>
     </w:p>
     <w:p>
@@ -22034,7 +22034,7 @@
           <w:color w:val="2D2D2D"/>
           <w:sz w:val="18"/>
         </w:rPr>
-        <w:t>• 对完答案，把错题分为三类：</w:t>
+        <w:t>适用场景：知识点记得牢，看到题目立刻能对应到知识点的。</w:t>
       </w:r>
     </w:p>
     <w:p>
@@ -22044,11 +22044,11 @@
       <w:r>
         <w:rPr>
           <w:rFonts w:ascii="微软雅黑" w:hAnsi="微软雅黑" w:eastAsia="微软雅黑"/>
-          <w:b w:val="0"/>
+          <w:b/>
           <w:color w:val="2D2D2D"/>
           <w:sz w:val="18"/>
         </w:rPr>
-        <w:t xml:space="preserve">  🔴 完全不会（知识点根本没记住）→ 回专题看「知识点汇总」</w:t>
+        <w:t>操作方法：</w:t>
       </w:r>
     </w:p>
     <w:p>
@@ -22062,7 +22062,7 @@
           <w:color w:val="2D2D2D"/>
           <w:sz w:val="18"/>
         </w:rPr>
-        <w:t xml:space="preserve">  🟡 似懂非懂（两个选项纠结选错了）→ 回专题看「易混辨析」</w:t>
+        <w:t>① 读题干，抓关键概念词（如"根本尺度""首要前提""最本质特征"）</w:t>
       </w:r>
     </w:p>
     <w:p>
@@ -22076,7 +22076,35 @@
           <w:color w:val="2D2D2D"/>
           <w:sz w:val="18"/>
         </w:rPr>
-        <w:t xml:space="preserve">  🟢 粗心错误（看错题/涂错卡/漏看"不正确的是"）→ 标记但不回看，下次注意</w:t>
+        <w:t>② 在脑中检索该概念的知识点（如"根本尺度=符合客观规律+促进历史进步"）</w:t>
+      </w:r>
+    </w:p>
+    <w:p>
+      <w:pPr>
+        <w:spacing w:after="20" w:before="0" w:line="276" w:lineRule="auto"/>
+      </w:pPr>
+      <w:r>
+        <w:rPr>
+          <w:rFonts w:ascii="微软雅黑" w:hAnsi="微软雅黑" w:eastAsia="微软雅黑"/>
+          <w:b w:val="0"/>
+          <w:color w:val="2D2D2D"/>
+          <w:sz w:val="18"/>
+        </w:rPr>
+        <w:t>③ 扫选项，直接定位匹配项 → 这就是正选</w:t>
+      </w:r>
+    </w:p>
+    <w:p>
+      <w:pPr>
+        <w:spacing w:after="20" w:before="0" w:line="276" w:lineRule="auto"/>
+      </w:pPr>
+      <w:r>
+        <w:rPr>
+          <w:rFonts w:ascii="微软雅黑" w:hAnsi="微软雅黑" w:eastAsia="微软雅黑"/>
+          <w:b w:val="0"/>
+          <w:color w:val="2D2D2D"/>
+          <w:sz w:val="18"/>
+        </w:rPr>
+        <w:t>④ 快速扫一眼其他三个选项，确认它们都有明确错误（防止粗心）</w:t>
       </w:r>
     </w:p>
     <w:p>
@@ -22090,7 +22118,7 @@
           <w:color w:val="34495E"/>
           <w:sz w:val="24"/>
         </w:rPr>
-        <w:t>第2步：错题归因（20分钟）</w:t>
+        <w:t>方法论B：排除法——逐个击破错误选项</w:t>
       </w:r>
     </w:p>
     <w:p>
@@ -22104,7 +22132,443 @@
           <w:color w:val="2D2D2D"/>
           <w:sz w:val="18"/>
         </w:rPr>
-        <w:t>每道🔴🟡错题，在下面表格打钩：</w:t>
+        <w:t>适用场景：知识点模糊，或者两个选项纠结。务必和正选法结合使用，不要纯排除。</w:t>
+      </w:r>
+    </w:p>
+    <w:p>
+      <w:pPr>
+        <w:spacing w:after="20" w:before="0" w:line="276" w:lineRule="auto"/>
+      </w:pPr>
+      <w:r>
+        <w:rPr>
+          <w:rFonts w:ascii="微软雅黑" w:hAnsi="微软雅黑" w:eastAsia="微软雅黑"/>
+          <w:b/>
+          <w:color w:val="2D2D2D"/>
+          <w:sz w:val="18"/>
+        </w:rPr>
+        <w:t>操作方法：</w:t>
+      </w:r>
+    </w:p>
+    <w:p>
+      <w:pPr>
+        <w:spacing w:after="20" w:before="0" w:line="276" w:lineRule="auto"/>
+      </w:pPr>
+      <w:r>
+        <w:rPr>
+          <w:rFonts w:ascii="微软雅黑" w:hAnsi="微软雅黑" w:eastAsia="微软雅黑"/>
+          <w:b w:val="0"/>
+          <w:color w:val="2D2D2D"/>
+          <w:sz w:val="18"/>
+        </w:rPr>
+        <w:t>① 对每个选项问"这句话对吗？依据哪个知识点？"</w:t>
+      </w:r>
+    </w:p>
+    <w:p>
+      <w:pPr>
+        <w:spacing w:after="20" w:before="0" w:line="276" w:lineRule="auto"/>
+      </w:pPr>
+      <w:r>
+        <w:rPr>
+          <w:rFonts w:ascii="微软雅黑" w:hAnsi="微软雅黑" w:eastAsia="微软雅黑"/>
+          <w:b w:val="0"/>
+          <w:color w:val="2D2D2D"/>
+          <w:sz w:val="18"/>
+        </w:rPr>
+        <w:t>② 找出选项中的绝对化表述（"唯一""所有""必定""完全"→通常是错误信号）</w:t>
+      </w:r>
+    </w:p>
+    <w:p>
+      <w:pPr>
+        <w:spacing w:after="20" w:before="0" w:line="276" w:lineRule="auto"/>
+      </w:pPr>
+      <w:r>
+        <w:rPr>
+          <w:rFonts w:ascii="微软雅黑" w:hAnsi="微软雅黑" w:eastAsia="微软雅黑"/>
+          <w:b w:val="0"/>
+          <w:color w:val="2D2D2D"/>
+          <w:sz w:val="18"/>
+        </w:rPr>
+        <w:t>③ 排除确定错误的选项后，对剩余选项用正选法确认</w:t>
+      </w:r>
+    </w:p>
+    <w:p>
+      <w:pPr>
+        <w:spacing w:before="200" w:after="80" w:line="276" w:lineRule="auto"/>
+      </w:pPr>
+      <w:r>
+        <w:rPr>
+          <w:rFonts w:ascii="微软雅黑" w:hAnsi="微软雅黑" w:eastAsia="微软雅黑"/>
+          <w:b/>
+          <w:color w:val="34495E"/>
+          <w:sz w:val="24"/>
+        </w:rPr>
+        <w:t>📝 完整示例：正选+排除逐选项分析（仿教师PPT格式）</w:t>
+      </w:r>
+    </w:p>
+    <w:p>
+      <w:pPr>
+        <w:spacing w:after="20" w:before="0" w:line="276" w:lineRule="auto"/>
+      </w:pPr>
+      <w:r>
+        <w:rPr>
+          <w:rFonts w:ascii="微软雅黑" w:hAnsi="微软雅黑" w:eastAsia="微软雅黑"/>
+          <w:b/>
+          <w:color w:val="2D2D2D"/>
+          <w:sz w:val="18"/>
+        </w:rPr>
+        <w:t>【例题】法律和道德是维护社会秩序的两种基本手段，下列关于二者关系的说法中，正确的是( )。</w:t>
+      </w:r>
+    </w:p>
+    <w:p>
+      <w:pPr>
+        <w:spacing w:after="20" w:before="0" w:line="276" w:lineRule="auto"/>
+      </w:pPr>
+      <w:r>
+        <w:rPr>
+          <w:rFonts w:ascii="微软雅黑" w:hAnsi="微软雅黑" w:eastAsia="微软雅黑"/>
+          <w:b w:val="0"/>
+          <w:color w:val="2D2D2D"/>
+          <w:sz w:val="18"/>
+        </w:rPr>
+        <w:t>A. 法律是道德形成的基础，能够为道德规范的制定提供依据</w:t>
+      </w:r>
+    </w:p>
+    <w:p>
+      <w:pPr>
+        <w:spacing w:after="20" w:before="0" w:line="276" w:lineRule="auto"/>
+      </w:pPr>
+      <w:r>
+        <w:rPr>
+          <w:rFonts w:ascii="微软雅黑" w:hAnsi="微软雅黑" w:eastAsia="微软雅黑"/>
+          <w:b w:val="0"/>
+          <w:color w:val="2D2D2D"/>
+          <w:sz w:val="18"/>
+        </w:rPr>
+        <w:t>B. 凡是道德所反对和谴责的行为，必定是法律所制裁的行为</w:t>
+      </w:r>
+    </w:p>
+    <w:p>
+      <w:pPr>
+        <w:spacing w:after="20" w:before="0" w:line="276" w:lineRule="auto"/>
+      </w:pPr>
+      <w:r>
+        <w:rPr>
+          <w:rFonts w:ascii="微软雅黑" w:hAnsi="微软雅黑" w:eastAsia="微软雅黑"/>
+          <w:b w:val="0"/>
+          <w:color w:val="2D2D2D"/>
+          <w:sz w:val="18"/>
+        </w:rPr>
+        <w:t>C. 法律的调节更具有广泛性，能够渗透到道德不能调节的领域</w:t>
+      </w:r>
+    </w:p>
+    <w:p>
+      <w:pPr>
+        <w:spacing w:after="20" w:before="0" w:line="276" w:lineRule="auto"/>
+      </w:pPr>
+      <w:r>
+        <w:rPr>
+          <w:rFonts w:ascii="微软雅黑" w:hAnsi="微软雅黑" w:eastAsia="微软雅黑"/>
+          <w:b w:val="0"/>
+          <w:color w:val="2D2D2D"/>
+          <w:sz w:val="18"/>
+        </w:rPr>
+        <w:t>D. 凡是法律所禁止和制裁的行为，通常也是道德所反对和谴责的行为</w:t>
+      </w:r>
+    </w:p>
+    <w:p>
+      <w:pPr>
+        <w:spacing w:after="20" w:before="0" w:line="276" w:lineRule="auto"/>
+      </w:pPr>
+      <w:r>
+        <w:rPr>
+          <w:rFonts w:ascii="微软雅黑" w:hAnsi="微软雅黑" w:eastAsia="微软雅黑"/>
+          <w:b w:val="0"/>
+          <w:color w:val="2D2D2D"/>
+          <w:sz w:val="4"/>
+        </w:rPr>
+      </w:r>
+    </w:p>
+    <w:p>
+      <w:pPr>
+        <w:spacing w:after="20" w:before="0" w:line="276" w:lineRule="auto"/>
+      </w:pPr>
+      <w:r>
+        <w:rPr>
+          <w:rFonts w:ascii="微软雅黑" w:hAnsi="微软雅黑" w:eastAsia="微软雅黑"/>
+          <w:b/>
+          <w:color w:val="007A33"/>
+          <w:sz w:val="19"/>
+        </w:rPr>
+        <w:t>▸ 正选法分析：</w:t>
+      </w:r>
+    </w:p>
+    <w:p>
+      <w:pPr>
+        <w:spacing w:after="20" w:before="0" w:line="276" w:lineRule="auto"/>
+      </w:pPr>
+      <w:r>
+        <w:rPr>
+          <w:rFonts w:ascii="微软雅黑" w:hAnsi="微软雅黑" w:eastAsia="微软雅黑"/>
+          <w:b w:val="0"/>
+          <w:color w:val="2D2D2D"/>
+          <w:sz w:val="18"/>
+        </w:rPr>
+        <w:t>D选项正确。依据知识点"法律与道德的关系"：法律和道德都是上层建筑，共同服务于经济基础。法律禁止的行为（如盗窃）通常也是道德谴责的。两者调节范围有重叠但道德更广泛。</w:t>
+      </w:r>
+    </w:p>
+    <w:p>
+      <w:pPr>
+        <w:spacing w:after="20" w:before="0" w:line="276" w:lineRule="auto"/>
+      </w:pPr>
+      <w:r>
+        <w:rPr>
+          <w:rFonts w:ascii="微软雅黑" w:hAnsi="微软雅黑" w:eastAsia="微软雅黑"/>
+          <w:b w:val="0"/>
+          <w:color w:val="2D2D2D"/>
+          <w:sz w:val="4"/>
+        </w:rPr>
+      </w:r>
+    </w:p>
+    <w:p>
+      <w:pPr>
+        <w:spacing w:after="20" w:before="0" w:line="276" w:lineRule="auto"/>
+      </w:pPr>
+      <w:r>
+        <w:rPr>
+          <w:rFonts w:ascii="微软雅黑" w:hAnsi="微软雅黑" w:eastAsia="微软雅黑"/>
+          <w:b/>
+          <w:color w:val="CC5500"/>
+          <w:sz w:val="19"/>
+        </w:rPr>
+        <w:t>▸ 排除法逐项分析：</w:t>
+      </w:r>
+    </w:p>
+    <w:p>
+      <w:pPr>
+        <w:spacing w:after="20" w:before="0" w:line="276" w:lineRule="auto"/>
+      </w:pPr>
+      <w:r>
+        <w:rPr>
+          <w:rFonts w:ascii="微软雅黑" w:hAnsi="微软雅黑" w:eastAsia="微软雅黑"/>
+          <w:b w:val="0"/>
+          <w:color w:val="2D2D2D"/>
+          <w:sz w:val="18"/>
+        </w:rPr>
+        <w:t>A ❌ 错误。道德产生早于法律（原始社会就有道德，法律是国家出现后才有的），故"法律是道德形成的基础"因果倒置。正确说法：道德为法律提供价值基础。</w:t>
+      </w:r>
+    </w:p>
+    <w:p>
+      <w:pPr>
+        <w:spacing w:after="20" w:before="0" w:line="276" w:lineRule="auto"/>
+      </w:pPr>
+      <w:r>
+        <w:rPr>
+          <w:rFonts w:ascii="微软雅黑" w:hAnsi="微软雅黑" w:eastAsia="微软雅黑"/>
+          <w:b w:val="0"/>
+          <w:color w:val="2D2D2D"/>
+          <w:sz w:val="18"/>
+        </w:rPr>
+        <w:t>B ❌ 错误。"必定"二字是绝对化表述，排除信号。道德反对的说谎、不孝顺等行为，法律不一定制裁。正确说法：法律制裁的行为通常是道德反对的，但反向不成立。</w:t>
+      </w:r>
+    </w:p>
+    <w:p>
+      <w:pPr>
+        <w:spacing w:after="20" w:before="0" w:line="276" w:lineRule="auto"/>
+      </w:pPr>
+      <w:r>
+        <w:rPr>
+          <w:rFonts w:ascii="微软雅黑" w:hAnsi="微软雅黑" w:eastAsia="微软雅黑"/>
+          <w:b w:val="0"/>
+          <w:color w:val="2D2D2D"/>
+          <w:sz w:val="18"/>
+        </w:rPr>
+        <w:t>C ❌ 错误。"更广泛"说反了。道德的调节范围比法律更广泛（道德管思想，法律只管行为）。正确说法：道德的调节范围更广泛，法律是最低限度的道德。</w:t>
+      </w:r>
+    </w:p>
+    <w:p>
+      <w:pPr>
+        <w:spacing w:after="20" w:before="0" w:line="276" w:lineRule="auto"/>
+      </w:pPr>
+      <w:r>
+        <w:rPr>
+          <w:rFonts w:ascii="微软雅黑" w:hAnsi="微软雅黑" w:eastAsia="微软雅黑"/>
+          <w:b w:val="0"/>
+          <w:color w:val="2D2D2D"/>
+          <w:sz w:val="18"/>
+        </w:rPr>
+        <w:t>D ✓ 正确。正选依据：法律是最低限度的道德，法律禁止的底线行为通常也是道德所不容的。</w:t>
+      </w:r>
+    </w:p>
+    <w:p>
+      <w:pPr>
+        <w:spacing w:after="20" w:before="0" w:line="276" w:lineRule="auto"/>
+      </w:pPr>
+      <w:r>
+        <w:rPr>
+          <w:rFonts w:ascii="微软雅黑" w:hAnsi="微软雅黑" w:eastAsia="微软雅黑"/>
+          <w:b w:val="0"/>
+          <w:color w:val="2D2D2D"/>
+          <w:sz w:val="4"/>
+        </w:rPr>
+      </w:r>
+    </w:p>
+    <w:p>
+      <w:pPr>
+        <w:spacing w:after="20" w:before="0" w:line="276" w:lineRule="auto"/>
+      </w:pPr>
+      <w:r>
+        <w:rPr>
+          <w:rFonts w:ascii="微软雅黑" w:hAnsi="微软雅黑" w:eastAsia="微软雅黑"/>
+          <w:b w:val="0"/>
+          <w:color w:val="888888"/>
+          <w:sz w:val="16"/>
+        </w:rPr>
+        <w:t>〔本题考查：绪论-第三节-法律与道德的关系〕</w:t>
+      </w:r>
+    </w:p>
+    <w:p>
+      <w:r>
+        <w:br w:type="page"/>
+      </w:r>
+    </w:p>
+    <w:p>
+      <w:pPr>
+        <w:spacing w:before="200" w:after="80" w:line="276" w:lineRule="auto"/>
+      </w:pPr>
+      <w:r>
+        <w:rPr>
+          <w:rFonts w:ascii="微软雅黑" w:hAnsi="微软雅黑" w:eastAsia="微软雅黑"/>
+          <w:b/>
+          <w:color w:val="34495E"/>
+          <w:sz w:val="24"/>
+        </w:rPr>
+        <w:t>第1步：逐题对答案，标记错题（10分钟）</w:t>
+      </w:r>
+    </w:p>
+    <w:p>
+      <w:pPr>
+        <w:spacing w:after="20" w:before="0" w:line="276" w:lineRule="auto"/>
+      </w:pPr>
+      <w:r>
+        <w:rPr>
+          <w:rFonts w:ascii="微软雅黑" w:hAnsi="微软雅黑" w:eastAsia="微软雅黑"/>
+          <w:b w:val="0"/>
+          <w:color w:val="2D2D2D"/>
+          <w:sz w:val="18"/>
+        </w:rPr>
+        <w:t>对完答案，把错题分为三类：</w:t>
+      </w:r>
+    </w:p>
+    <w:p>
+      <w:pPr>
+        <w:spacing w:after="20" w:before="0" w:line="276" w:lineRule="auto"/>
+      </w:pPr>
+      <w:r>
+        <w:rPr>
+          <w:rFonts w:ascii="微软雅黑" w:hAnsi="微软雅黑" w:eastAsia="微软雅黑"/>
+          <w:b w:val="0"/>
+          <w:color w:val="2D2D2D"/>
+          <w:sz w:val="18"/>
+        </w:rPr>
+        <w:t xml:space="preserve">  🔴 完全不会 → 回专题重看「知识点汇总」+ 重做该知识点的全部题目</w:t>
+      </w:r>
+    </w:p>
+    <w:p>
+      <w:pPr>
+        <w:spacing w:after="20" w:before="0" w:line="276" w:lineRule="auto"/>
+      </w:pPr>
+      <w:r>
+        <w:rPr>
+          <w:rFonts w:ascii="微软雅黑" w:hAnsi="微软雅黑" w:eastAsia="微软雅黑"/>
+          <w:b w:val="0"/>
+          <w:color w:val="2D2D2D"/>
+          <w:sz w:val="18"/>
+        </w:rPr>
+        <w:t xml:space="preserve">  🟡 两个选项纠结选错 → 回专题看「易混辨析」+ 把两个混淆概念抄一遍对比</w:t>
+      </w:r>
+    </w:p>
+    <w:p>
+      <w:pPr>
+        <w:spacing w:after="20" w:before="0" w:line="276" w:lineRule="auto"/>
+      </w:pPr>
+      <w:r>
+        <w:rPr>
+          <w:rFonts w:ascii="微软雅黑" w:hAnsi="微软雅黑" w:eastAsia="微软雅黑"/>
+          <w:b w:val="0"/>
+          <w:color w:val="2D2D2D"/>
+          <w:sz w:val="18"/>
+        </w:rPr>
+        <w:t xml:space="preserve">  🟢 粗心（看错题/漏看"不正确的是"/涂错卡） → 标记但不回看，下次圈出题干否定词再读</w:t>
+      </w:r>
+    </w:p>
+    <w:p>
+      <w:pPr>
+        <w:spacing w:before="200" w:after="80" w:line="276" w:lineRule="auto"/>
+      </w:pPr>
+      <w:r>
+        <w:rPr>
+          <w:rFonts w:ascii="微软雅黑" w:hAnsi="微软雅黑" w:eastAsia="微软雅黑"/>
+          <w:b/>
+          <w:color w:val="34495E"/>
+          <w:sz w:val="24"/>
+        </w:rPr>
+        <w:t>第2步：逐选项分析（20分钟，最关键！）</w:t>
+      </w:r>
+    </w:p>
+    <w:p>
+      <w:pPr>
+        <w:spacing w:after="20" w:before="0" w:line="276" w:lineRule="auto"/>
+      </w:pPr>
+      <w:r>
+        <w:rPr>
+          <w:rFonts w:ascii="微软雅黑" w:hAnsi="微软雅黑" w:eastAsia="微软雅黑"/>
+          <w:b w:val="0"/>
+          <w:color w:val="2D2D2D"/>
+          <w:sz w:val="18"/>
+        </w:rPr>
+        <w:t>拿出3道🔴错题，仿照上面「完整示例」的格式，每题写逐选项分析：</w:t>
+      </w:r>
+    </w:p>
+    <w:p>
+      <w:pPr>
+        <w:spacing w:after="20" w:before="0" w:line="276" w:lineRule="auto"/>
+      </w:pPr>
+      <w:r>
+        <w:rPr>
+          <w:rFonts w:ascii="微软雅黑" w:hAnsi="微软雅黑" w:eastAsia="微软雅黑"/>
+          <w:b w:val="0"/>
+          <w:color w:val="2D2D2D"/>
+          <w:sz w:val="18"/>
+        </w:rPr>
+        <w:t>• 每题写：正选依据（为什么D对）+ 排除依据（为什么A/B/C错）+ 每个判断的知识点出处</w:t>
+      </w:r>
+    </w:p>
+    <w:p>
+      <w:pPr>
+        <w:spacing w:after="20" w:before="0" w:line="276" w:lineRule="auto"/>
+      </w:pPr>
+      <w:r>
+        <w:rPr>
+          <w:rFonts w:ascii="微软雅黑" w:hAnsi="微软雅黑" w:eastAsia="微软雅黑"/>
+          <w:b w:val="0"/>
+          <w:color w:val="2D2D2D"/>
+          <w:sz w:val="18"/>
+        </w:rPr>
+        <w:t>• 不要跳步骤！写下来比在脑子里过有效3倍。</w:t>
+      </w:r>
+    </w:p>
+    <w:p>
+      <w:pPr>
+        <w:spacing w:after="20" w:before="0" w:line="276" w:lineRule="auto"/>
+      </w:pPr>
+      <w:r>
+        <w:rPr>
+          <w:rFonts w:ascii="微软雅黑" w:hAnsi="微软雅黑" w:eastAsia="微软雅黑"/>
+          <w:b w:val="0"/>
+          <w:color w:val="2D2D2D"/>
+          <w:sz w:val="18"/>
+        </w:rPr>
+        <w:t>• 其余错题在下面表格快速归类：</w:t>
       </w:r>
     </w:p>
     <w:tbl>
@@ -22114,16 +22578,17 @@
         <w:tblLook w:firstColumn="1" w:firstRow="1" w:lastColumn="0" w:lastRow="0" w:noHBand="0" w:noVBand="1" w:val="04A0"/>
       </w:tblPr>
       <w:tblGrid>
-        <w:gridCol w:w="1994"/>
-        <w:gridCol w:w="1994"/>
-        <w:gridCol w:w="1994"/>
-        <w:gridCol w:w="1994"/>
-        <w:gridCol w:w="1994"/>
+        <w:gridCol w:w="1662"/>
+        <w:gridCol w:w="1662"/>
+        <w:gridCol w:w="1662"/>
+        <w:gridCol w:w="1662"/>
+        <w:gridCol w:w="1662"/>
+        <w:gridCol w:w="1662"/>
       </w:tblGrid>
       <w:tr>
         <w:tc>
           <w:tcPr>
-            <w:tcW w:type="dxa" w:w="1994"/>
+            <w:tcW w:type="dxa" w:w="1662"/>
             <w:shd w:fill="2c3e50"/>
           </w:tcPr>
           <w:p>
@@ -22144,7 +22609,7 @@
         </w:tc>
         <w:tc>
           <w:tcPr>
-            <w:tcW w:type="dxa" w:w="1994"/>
+            <w:tcW w:type="dxa" w:w="1662"/>
             <w:shd w:fill="2c3e50"/>
           </w:tcPr>
           <w:p>
@@ -22159,13 +22624,13 @@
                 <w:color w:val="FFFFFF"/>
                 <w:sz w:val="18"/>
               </w:rPr>
-              <w:t>题型</w:t>
+              <w:t>正选/排除</w:t>
             </w:r>
           </w:p>
         </w:tc>
         <w:tc>
           <w:tcPr>
-            <w:tcW w:type="dxa" w:w="1994"/>
+            <w:tcW w:type="dxa" w:w="1662"/>
             <w:shd w:fill="2c3e50"/>
           </w:tcPr>
           <w:p>
@@ -22180,13 +22645,55 @@
                 <w:color w:val="FFFFFF"/>
                 <w:sz w:val="18"/>
               </w:rPr>
-              <w:t>错因类型</w:t>
+              <w:t>我的错选</w:t>
             </w:r>
           </w:p>
         </w:tc>
         <w:tc>
           <w:tcPr>
-            <w:tcW w:type="dxa" w:w="1994"/>
+            <w:tcW w:type="dxa" w:w="1662"/>
+            <w:shd w:fill="2c3e50"/>
+          </w:tcPr>
+          <w:p>
+            <w:pPr>
+              <w:spacing w:before="40" w:after="40"/>
+            </w:pPr>
+            <w:r/>
+            <w:r>
+              <w:rPr>
+                <w:rFonts w:ascii="微软雅黑" w:hAnsi="微软雅黑" w:eastAsia="微软雅黑"/>
+                <w:b/>
+                <w:color w:val="FFFFFF"/>
+                <w:sz w:val="18"/>
+              </w:rPr>
+              <w:t>正确选项</w:t>
+            </w:r>
+          </w:p>
+        </w:tc>
+        <w:tc>
+          <w:tcPr>
+            <w:tcW w:type="dxa" w:w="1662"/>
+            <w:shd w:fill="2c3e50"/>
+          </w:tcPr>
+          <w:p>
+            <w:pPr>
+              <w:spacing w:before="40" w:after="40"/>
+            </w:pPr>
+            <w:r/>
+            <w:r>
+              <w:rPr>
+                <w:rFonts w:ascii="微软雅黑" w:hAnsi="微软雅黑" w:eastAsia="微软雅黑"/>
+                <w:b/>
+                <w:color w:val="FFFFFF"/>
+                <w:sz w:val="18"/>
+              </w:rPr>
+              <w:t>选错原因</w:t>
+            </w:r>
+          </w:p>
+        </w:tc>
+        <w:tc>
+          <w:tcPr>
+            <w:tcW w:type="dxa" w:w="1662"/>
             <w:shd w:fill="2c3e50"/>
           </w:tcPr>
           <w:p>
@@ -22205,32 +22712,11 @@
             </w:r>
           </w:p>
         </w:tc>
-        <w:tc>
-          <w:tcPr>
-            <w:tcW w:type="dxa" w:w="1994"/>
-            <w:shd w:fill="2c3e50"/>
-          </w:tcPr>
-          <w:p>
-            <w:pPr>
-              <w:spacing w:before="40" w:after="40"/>
-            </w:pPr>
-            <w:r/>
-            <w:r>
-              <w:rPr>
-                <w:rFonts w:ascii="微软雅黑" w:hAnsi="微软雅黑" w:eastAsia="微软雅黑"/>
-                <w:b/>
-                <w:color w:val="FFFFFF"/>
-                <w:sz w:val="18"/>
-              </w:rPr>
-              <w:t>应回专题</w:t>
-            </w:r>
-          </w:p>
-        </w:tc>
       </w:tr>
       <w:tr>
         <w:tc>
           <w:tcPr>
-            <w:tcW w:type="dxa" w:w="1994"/>
+            <w:tcW w:type="dxa" w:w="1662"/>
             <w:shd w:fill="f8f9fa"/>
           </w:tcPr>
           <w:p>
@@ -22250,7 +22736,7 @@
         </w:tc>
         <w:tc>
           <w:tcPr>
-            <w:tcW w:type="dxa" w:w="1994"/>
+            <w:tcW w:type="dxa" w:w="1662"/>
             <w:shd w:fill="f8f9fa"/>
           </w:tcPr>
           <w:p>
@@ -22264,13 +22750,13 @@
                 <w:b w:val="0"/>
                 <w:sz w:val="16"/>
               </w:rPr>
-              <w:t>单选</w:t>
+              <w:t>排除失败</w:t>
             </w:r>
           </w:p>
         </w:tc>
         <w:tc>
           <w:tcPr>
-            <w:tcW w:type="dxa" w:w="1994"/>
+            <w:tcW w:type="dxa" w:w="1662"/>
             <w:shd w:fill="f8f9fa"/>
           </w:tcPr>
           <w:p>
@@ -22284,13 +22770,13 @@
                 <w:b w:val="0"/>
                 <w:sz w:val="16"/>
               </w:rPr>
-              <w:t>两个选项纠结→选错</w:t>
+              <w:t>B</w:t>
             </w:r>
           </w:p>
         </w:tc>
         <w:tc>
           <w:tcPr>
-            <w:tcW w:type="dxa" w:w="1994"/>
+            <w:tcW w:type="dxa" w:w="1662"/>
             <w:shd w:fill="f8f9fa"/>
           </w:tcPr>
           <w:p>
@@ -22304,13 +22790,13 @@
                 <w:b w:val="0"/>
                 <w:sz w:val="16"/>
               </w:rPr>
-              <w:t>法律与道德关系辨析</w:t>
+              <w:t>D</w:t>
             </w:r>
           </w:p>
         </w:tc>
         <w:tc>
           <w:tcPr>
-            <w:tcW w:type="dxa" w:w="1994"/>
+            <w:tcW w:type="dxa" w:w="1662"/>
             <w:shd w:fill="f8f9fa"/>
           </w:tcPr>
           <w:p>
@@ -22324,7 +22810,27 @@
                 <w:b w:val="0"/>
                 <w:sz w:val="16"/>
               </w:rPr>
-              <w:t>专题一</w:t>
+              <w:t>看到"必定"没警觉→B是绝对化表述</w:t>
+            </w:r>
+          </w:p>
+        </w:tc>
+        <w:tc>
+          <w:tcPr>
+            <w:tcW w:type="dxa" w:w="1662"/>
+            <w:shd w:fill="f8f9fa"/>
+          </w:tcPr>
+          <w:p>
+            <w:pPr>
+              <w:spacing w:before="20" w:after="20"/>
+            </w:pPr>
+            <w:r/>
+            <w:r>
+              <w:rPr>
+                <w:rFonts w:ascii="微软雅黑" w:hAnsi="微软雅黑" w:eastAsia="微软雅黑"/>
+                <w:b w:val="0"/>
+                <w:sz w:val="16"/>
+              </w:rPr>
+              <w:t>法律与道德关系</w:t>
             </w:r>
           </w:p>
         </w:tc>
@@ -22332,7 +22838,7 @@
       <w:tr>
         <w:tc>
           <w:tcPr>
-            <w:tcW w:type="dxa" w:w="1994"/>
+            <w:tcW w:type="dxa" w:w="1662"/>
             <w:shd w:fill="ffffff"/>
           </w:tcPr>
           <w:p>
@@ -22351,7 +22857,7 @@
         </w:tc>
         <w:tc>
           <w:tcPr>
-            <w:tcW w:type="dxa" w:w="1994"/>
+            <w:tcW w:type="dxa" w:w="1662"/>
             <w:shd w:fill="ffffff"/>
           </w:tcPr>
           <w:p>
@@ -22370,27 +22876,7 @@
         </w:tc>
         <w:tc>
           <w:tcPr>
-            <w:tcW w:type="dxa" w:w="1994"/>
-            <w:shd w:fill="ffffff"/>
-          </w:tcPr>
-          <w:p>
-            <w:pPr>
-              <w:spacing w:before="20" w:after="20"/>
-            </w:pPr>
-            <w:r/>
-            <w:r>
-              <w:rPr>
-                <w:rFonts w:ascii="微软雅黑" w:hAnsi="微软雅黑" w:eastAsia="微软雅黑"/>
-                <w:b w:val="0"/>
-                <w:sz w:val="16"/>
-              </w:rPr>
-              <w:t>□ 知识点没记住 □ 概念混淆 □ 审题错误 □ 选项陷阱</w:t>
-            </w:r>
-          </w:p>
-        </w:tc>
-        <w:tc>
-          <w:tcPr>
-            <w:tcW w:type="dxa" w:w="1994"/>
+            <w:tcW w:type="dxa" w:w="1662"/>
             <w:shd w:fill="ffffff"/>
           </w:tcPr>
           <w:p>
@@ -22409,7 +22895,45 @@
         </w:tc>
         <w:tc>
           <w:tcPr>
-            <w:tcW w:type="dxa" w:w="1994"/>
+            <w:tcW w:type="dxa" w:w="1662"/>
+            <w:shd w:fill="ffffff"/>
+          </w:tcPr>
+          <w:p>
+            <w:pPr>
+              <w:spacing w:before="20" w:after="20"/>
+            </w:pPr>
+            <w:r/>
+            <w:r>
+              <w:rPr>
+                <w:rFonts w:ascii="微软雅黑" w:hAnsi="微软雅黑" w:eastAsia="微软雅黑"/>
+                <w:b w:val="0"/>
+                <w:sz w:val="16"/>
+              </w:rPr>
+            </w:r>
+          </w:p>
+        </w:tc>
+        <w:tc>
+          <w:tcPr>
+            <w:tcW w:type="dxa" w:w="1662"/>
+            <w:shd w:fill="ffffff"/>
+          </w:tcPr>
+          <w:p>
+            <w:pPr>
+              <w:spacing w:before="20" w:after="20"/>
+            </w:pPr>
+            <w:r/>
+            <w:r>
+              <w:rPr>
+                <w:rFonts w:ascii="微软雅黑" w:hAnsi="微软雅黑" w:eastAsia="微软雅黑"/>
+                <w:b w:val="0"/>
+                <w:sz w:val="16"/>
+              </w:rPr>
+            </w:r>
+          </w:p>
+        </w:tc>
+        <w:tc>
+          <w:tcPr>
+            <w:tcW w:type="dxa" w:w="1662"/>
             <w:shd w:fill="ffffff"/>
           </w:tcPr>
           <w:p>
@@ -22430,7 +22954,7 @@
       <w:tr>
         <w:tc>
           <w:tcPr>
-            <w:tcW w:type="dxa" w:w="1994"/>
+            <w:tcW w:type="dxa" w:w="1662"/>
             <w:shd w:fill="f8f9fa"/>
           </w:tcPr>
           <w:p>
@@ -22449,7 +22973,7 @@
         </w:tc>
         <w:tc>
           <w:tcPr>
-            <w:tcW w:type="dxa" w:w="1994"/>
+            <w:tcW w:type="dxa" w:w="1662"/>
             <w:shd w:fill="f8f9fa"/>
           </w:tcPr>
           <w:p>
@@ -22468,27 +22992,7 @@
         </w:tc>
         <w:tc>
           <w:tcPr>
-            <w:tcW w:type="dxa" w:w="1994"/>
-            <w:shd w:fill="f8f9fa"/>
-          </w:tcPr>
-          <w:p>
-            <w:pPr>
-              <w:spacing w:before="20" w:after="20"/>
-            </w:pPr>
-            <w:r/>
-            <w:r>
-              <w:rPr>
-                <w:rFonts w:ascii="微软雅黑" w:hAnsi="微软雅黑" w:eastAsia="微软雅黑"/>
-                <w:b w:val="0"/>
-                <w:sz w:val="16"/>
-              </w:rPr>
-              <w:t>□ 知识点没记住 □ 概念混淆 □ 审题错误 □ 选项陷阱</w:t>
-            </w:r>
-          </w:p>
-        </w:tc>
-        <w:tc>
-          <w:tcPr>
-            <w:tcW w:type="dxa" w:w="1994"/>
+            <w:tcW w:type="dxa" w:w="1662"/>
             <w:shd w:fill="f8f9fa"/>
           </w:tcPr>
           <w:p>
@@ -22507,7 +23011,45 @@
         </w:tc>
         <w:tc>
           <w:tcPr>
-            <w:tcW w:type="dxa" w:w="1994"/>
+            <w:tcW w:type="dxa" w:w="1662"/>
+            <w:shd w:fill="f8f9fa"/>
+          </w:tcPr>
+          <w:p>
+            <w:pPr>
+              <w:spacing w:before="20" w:after="20"/>
+            </w:pPr>
+            <w:r/>
+            <w:r>
+              <w:rPr>
+                <w:rFonts w:ascii="微软雅黑" w:hAnsi="微软雅黑" w:eastAsia="微软雅黑"/>
+                <w:b w:val="0"/>
+                <w:sz w:val="16"/>
+              </w:rPr>
+            </w:r>
+          </w:p>
+        </w:tc>
+        <w:tc>
+          <w:tcPr>
+            <w:tcW w:type="dxa" w:w="1662"/>
+            <w:shd w:fill="f8f9fa"/>
+          </w:tcPr>
+          <w:p>
+            <w:pPr>
+              <w:spacing w:before="20" w:after="20"/>
+            </w:pPr>
+            <w:r/>
+            <w:r>
+              <w:rPr>
+                <w:rFonts w:ascii="微软雅黑" w:hAnsi="微软雅黑" w:eastAsia="微软雅黑"/>
+                <w:b w:val="0"/>
+                <w:sz w:val="16"/>
+              </w:rPr>
+            </w:r>
+          </w:p>
+        </w:tc>
+        <w:tc>
+          <w:tcPr>
+            <w:tcW w:type="dxa" w:w="1662"/>
             <w:shd w:fill="f8f9fa"/>
           </w:tcPr>
           <w:p>
@@ -22528,7 +23070,7 @@
       <w:tr>
         <w:tc>
           <w:tcPr>
-            <w:tcW w:type="dxa" w:w="1994"/>
+            <w:tcW w:type="dxa" w:w="1662"/>
             <w:shd w:fill="ffffff"/>
           </w:tcPr>
           <w:p>
@@ -22547,7 +23089,7 @@
         </w:tc>
         <w:tc>
           <w:tcPr>
-            <w:tcW w:type="dxa" w:w="1994"/>
+            <w:tcW w:type="dxa" w:w="1662"/>
             <w:shd w:fill="ffffff"/>
           </w:tcPr>
           <w:p>
@@ -22566,27 +23108,7 @@
         </w:tc>
         <w:tc>
           <w:tcPr>
-            <w:tcW w:type="dxa" w:w="1994"/>
-            <w:shd w:fill="ffffff"/>
-          </w:tcPr>
-          <w:p>
-            <w:pPr>
-              <w:spacing w:before="20" w:after="20"/>
-            </w:pPr>
-            <w:r/>
-            <w:r>
-              <w:rPr>
-                <w:rFonts w:ascii="微软雅黑" w:hAnsi="微软雅黑" w:eastAsia="微软雅黑"/>
-                <w:b w:val="0"/>
-                <w:sz w:val="16"/>
-              </w:rPr>
-              <w:t>□ 知识点没记住 □ 概念混淆 □ 审题错误 □ 选项陷阱</w:t>
-            </w:r>
-          </w:p>
-        </w:tc>
-        <w:tc>
-          <w:tcPr>
-            <w:tcW w:type="dxa" w:w="1994"/>
+            <w:tcW w:type="dxa" w:w="1662"/>
             <w:shd w:fill="ffffff"/>
           </w:tcPr>
           <w:p>
@@ -22605,7 +23127,45 @@
         </w:tc>
         <w:tc>
           <w:tcPr>
-            <w:tcW w:type="dxa" w:w="1994"/>
+            <w:tcW w:type="dxa" w:w="1662"/>
+            <w:shd w:fill="ffffff"/>
+          </w:tcPr>
+          <w:p>
+            <w:pPr>
+              <w:spacing w:before="20" w:after="20"/>
+            </w:pPr>
+            <w:r/>
+            <w:r>
+              <w:rPr>
+                <w:rFonts w:ascii="微软雅黑" w:hAnsi="微软雅黑" w:eastAsia="微软雅黑"/>
+                <w:b w:val="0"/>
+                <w:sz w:val="16"/>
+              </w:rPr>
+            </w:r>
+          </w:p>
+        </w:tc>
+        <w:tc>
+          <w:tcPr>
+            <w:tcW w:type="dxa" w:w="1662"/>
+            <w:shd w:fill="ffffff"/>
+          </w:tcPr>
+          <w:p>
+            <w:pPr>
+              <w:spacing w:before="20" w:after="20"/>
+            </w:pPr>
+            <w:r/>
+            <w:r>
+              <w:rPr>
+                <w:rFonts w:ascii="微软雅黑" w:hAnsi="微软雅黑" w:eastAsia="微软雅黑"/>
+                <w:b w:val="0"/>
+                <w:sz w:val="16"/>
+              </w:rPr>
+            </w:r>
+          </w:p>
+        </w:tc>
+        <w:tc>
+          <w:tcPr>
+            <w:tcW w:type="dxa" w:w="1662"/>
             <w:shd w:fill="ffffff"/>
           </w:tcPr>
           <w:p>
@@ -22626,7 +23186,7 @@
       <w:tr>
         <w:tc>
           <w:tcPr>
-            <w:tcW w:type="dxa" w:w="1994"/>
+            <w:tcW w:type="dxa" w:w="1662"/>
             <w:shd w:fill="f8f9fa"/>
           </w:tcPr>
           <w:p>
@@ -22645,7 +23205,7 @@
         </w:tc>
         <w:tc>
           <w:tcPr>
-            <w:tcW w:type="dxa" w:w="1994"/>
+            <w:tcW w:type="dxa" w:w="1662"/>
             <w:shd w:fill="f8f9fa"/>
           </w:tcPr>
           <w:p>
@@ -22664,27 +23224,7 @@
         </w:tc>
         <w:tc>
           <w:tcPr>
-            <w:tcW w:type="dxa" w:w="1994"/>
-            <w:shd w:fill="f8f9fa"/>
-          </w:tcPr>
-          <w:p>
-            <w:pPr>
-              <w:spacing w:before="20" w:after="20"/>
-            </w:pPr>
-            <w:r/>
-            <w:r>
-              <w:rPr>
-                <w:rFonts w:ascii="微软雅黑" w:hAnsi="微软雅黑" w:eastAsia="微软雅黑"/>
-                <w:b w:val="0"/>
-                <w:sz w:val="16"/>
-              </w:rPr>
-              <w:t>□ 知识点没记住 □ 概念混淆 □ 审题错误 □ 选项陷阱</w:t>
-            </w:r>
-          </w:p>
-        </w:tc>
-        <w:tc>
-          <w:tcPr>
-            <w:tcW w:type="dxa" w:w="1994"/>
+            <w:tcW w:type="dxa" w:w="1662"/>
             <w:shd w:fill="f8f9fa"/>
           </w:tcPr>
           <w:p>
@@ -22703,7 +23243,45 @@
         </w:tc>
         <w:tc>
           <w:tcPr>
-            <w:tcW w:type="dxa" w:w="1994"/>
+            <w:tcW w:type="dxa" w:w="1662"/>
+            <w:shd w:fill="f8f9fa"/>
+          </w:tcPr>
+          <w:p>
+            <w:pPr>
+              <w:spacing w:before="20" w:after="20"/>
+            </w:pPr>
+            <w:r/>
+            <w:r>
+              <w:rPr>
+                <w:rFonts w:ascii="微软雅黑" w:hAnsi="微软雅黑" w:eastAsia="微软雅黑"/>
+                <w:b w:val="0"/>
+                <w:sz w:val="16"/>
+              </w:rPr>
+            </w:r>
+          </w:p>
+        </w:tc>
+        <w:tc>
+          <w:tcPr>
+            <w:tcW w:type="dxa" w:w="1662"/>
+            <w:shd w:fill="f8f9fa"/>
+          </w:tcPr>
+          <w:p>
+            <w:pPr>
+              <w:spacing w:before="20" w:after="20"/>
+            </w:pPr>
+            <w:r/>
+            <w:r>
+              <w:rPr>
+                <w:rFonts w:ascii="微软雅黑" w:hAnsi="微软雅黑" w:eastAsia="微软雅黑"/>
+                <w:b w:val="0"/>
+                <w:sz w:val="16"/>
+              </w:rPr>
+            </w:r>
+          </w:p>
+        </w:tc>
+        <w:tc>
+          <w:tcPr>
+            <w:tcW w:type="dxa" w:w="1662"/>
             <w:shd w:fill="f8f9fa"/>
           </w:tcPr>
           <w:p>
@@ -22724,7 +23302,7 @@
       <w:tr>
         <w:tc>
           <w:tcPr>
-            <w:tcW w:type="dxa" w:w="1994"/>
+            <w:tcW w:type="dxa" w:w="1662"/>
             <w:shd w:fill="ffffff"/>
           </w:tcPr>
           <w:p>
@@ -22743,7 +23321,7 @@
         </w:tc>
         <w:tc>
           <w:tcPr>
-            <w:tcW w:type="dxa" w:w="1994"/>
+            <w:tcW w:type="dxa" w:w="1662"/>
             <w:shd w:fill="ffffff"/>
           </w:tcPr>
           <w:p>
@@ -22762,27 +23340,7 @@
         </w:tc>
         <w:tc>
           <w:tcPr>
-            <w:tcW w:type="dxa" w:w="1994"/>
-            <w:shd w:fill="ffffff"/>
-          </w:tcPr>
-          <w:p>
-            <w:pPr>
-              <w:spacing w:before="20" w:after="20"/>
-            </w:pPr>
-            <w:r/>
-            <w:r>
-              <w:rPr>
-                <w:rFonts w:ascii="微软雅黑" w:hAnsi="微软雅黑" w:eastAsia="微软雅黑"/>
-                <w:b w:val="0"/>
-                <w:sz w:val="16"/>
-              </w:rPr>
-              <w:t>□ 知识点没记住 □ 概念混淆 □ 审题错误 □ 选项陷阱</w:t>
-            </w:r>
-          </w:p>
-        </w:tc>
-        <w:tc>
-          <w:tcPr>
-            <w:tcW w:type="dxa" w:w="1994"/>
+            <w:tcW w:type="dxa" w:w="1662"/>
             <w:shd w:fill="ffffff"/>
           </w:tcPr>
           <w:p>
@@ -22801,7 +23359,45 @@
         </w:tc>
         <w:tc>
           <w:tcPr>
-            <w:tcW w:type="dxa" w:w="1994"/>
+            <w:tcW w:type="dxa" w:w="1662"/>
+            <w:shd w:fill="ffffff"/>
+          </w:tcPr>
+          <w:p>
+            <w:pPr>
+              <w:spacing w:before="20" w:after="20"/>
+            </w:pPr>
+            <w:r/>
+            <w:r>
+              <w:rPr>
+                <w:rFonts w:ascii="微软雅黑" w:hAnsi="微软雅黑" w:eastAsia="微软雅黑"/>
+                <w:b w:val="0"/>
+                <w:sz w:val="16"/>
+              </w:rPr>
+            </w:r>
+          </w:p>
+        </w:tc>
+        <w:tc>
+          <w:tcPr>
+            <w:tcW w:type="dxa" w:w="1662"/>
+            <w:shd w:fill="ffffff"/>
+          </w:tcPr>
+          <w:p>
+            <w:pPr>
+              <w:spacing w:before="20" w:after="20"/>
+            </w:pPr>
+            <w:r/>
+            <w:r>
+              <w:rPr>
+                <w:rFonts w:ascii="微软雅黑" w:hAnsi="微软雅黑" w:eastAsia="微软雅黑"/>
+                <w:b w:val="0"/>
+                <w:sz w:val="16"/>
+              </w:rPr>
+            </w:r>
+          </w:p>
+        </w:tc>
+        <w:tc>
+          <w:tcPr>
+            <w:tcW w:type="dxa" w:w="1662"/>
             <w:shd w:fill="ffffff"/>
           </w:tcPr>
           <w:p>
@@ -22822,7 +23418,7 @@
       <w:tr>
         <w:tc>
           <w:tcPr>
-            <w:tcW w:type="dxa" w:w="1994"/>
+            <w:tcW w:type="dxa" w:w="1662"/>
             <w:shd w:fill="f8f9fa"/>
           </w:tcPr>
           <w:p>
@@ -22841,7 +23437,7 @@
         </w:tc>
         <w:tc>
           <w:tcPr>
-            <w:tcW w:type="dxa" w:w="1994"/>
+            <w:tcW w:type="dxa" w:w="1662"/>
             <w:shd w:fill="f8f9fa"/>
           </w:tcPr>
           <w:p>
@@ -22860,27 +23456,7 @@
         </w:tc>
         <w:tc>
           <w:tcPr>
-            <w:tcW w:type="dxa" w:w="1994"/>
-            <w:shd w:fill="f8f9fa"/>
-          </w:tcPr>
-          <w:p>
-            <w:pPr>
-              <w:spacing w:before="20" w:after="20"/>
-            </w:pPr>
-            <w:r/>
-            <w:r>
-              <w:rPr>
-                <w:rFonts w:ascii="微软雅黑" w:hAnsi="微软雅黑" w:eastAsia="微软雅黑"/>
-                <w:b w:val="0"/>
-                <w:sz w:val="16"/>
-              </w:rPr>
-              <w:t>□ 知识点没记住 □ 概念混淆 □ 审题错误 □ 选项陷阱</w:t>
-            </w:r>
-          </w:p>
-        </w:tc>
-        <w:tc>
-          <w:tcPr>
-            <w:tcW w:type="dxa" w:w="1994"/>
+            <w:tcW w:type="dxa" w:w="1662"/>
             <w:shd w:fill="f8f9fa"/>
           </w:tcPr>
           <w:p>
@@ -22899,7 +23475,45 @@
         </w:tc>
         <w:tc>
           <w:tcPr>
-            <w:tcW w:type="dxa" w:w="1994"/>
+            <w:tcW w:type="dxa" w:w="1662"/>
+            <w:shd w:fill="f8f9fa"/>
+          </w:tcPr>
+          <w:p>
+            <w:pPr>
+              <w:spacing w:before="20" w:after="20"/>
+            </w:pPr>
+            <w:r/>
+            <w:r>
+              <w:rPr>
+                <w:rFonts w:ascii="微软雅黑" w:hAnsi="微软雅黑" w:eastAsia="微软雅黑"/>
+                <w:b w:val="0"/>
+                <w:sz w:val="16"/>
+              </w:rPr>
+            </w:r>
+          </w:p>
+        </w:tc>
+        <w:tc>
+          <w:tcPr>
+            <w:tcW w:type="dxa" w:w="1662"/>
+            <w:shd w:fill="f8f9fa"/>
+          </w:tcPr>
+          <w:p>
+            <w:pPr>
+              <w:spacing w:before="20" w:after="20"/>
+            </w:pPr>
+            <w:r/>
+            <w:r>
+              <w:rPr>
+                <w:rFonts w:ascii="微软雅黑" w:hAnsi="微软雅黑" w:eastAsia="微软雅黑"/>
+                <w:b w:val="0"/>
+                <w:sz w:val="16"/>
+              </w:rPr>
+            </w:r>
+          </w:p>
+        </w:tc>
+        <w:tc>
+          <w:tcPr>
+            <w:tcW w:type="dxa" w:w="1662"/>
             <w:shd w:fill="f8f9fa"/>
           </w:tcPr>
           <w:p>
@@ -22920,7 +23534,7 @@
       <w:tr>
         <w:tc>
           <w:tcPr>
-            <w:tcW w:type="dxa" w:w="1994"/>
+            <w:tcW w:type="dxa" w:w="1662"/>
             <w:shd w:fill="ffffff"/>
           </w:tcPr>
           <w:p>
@@ -22939,7 +23553,7 @@
         </w:tc>
         <w:tc>
           <w:tcPr>
-            <w:tcW w:type="dxa" w:w="1994"/>
+            <w:tcW w:type="dxa" w:w="1662"/>
             <w:shd w:fill="ffffff"/>
           </w:tcPr>
           <w:p>
@@ -22958,27 +23572,7 @@
         </w:tc>
         <w:tc>
           <w:tcPr>
-            <w:tcW w:type="dxa" w:w="1994"/>
-            <w:shd w:fill="ffffff"/>
-          </w:tcPr>
-          <w:p>
-            <w:pPr>
-              <w:spacing w:before="20" w:after="20"/>
-            </w:pPr>
-            <w:r/>
-            <w:r>
-              <w:rPr>
-                <w:rFonts w:ascii="微软雅黑" w:hAnsi="微软雅黑" w:eastAsia="微软雅黑"/>
-                <w:b w:val="0"/>
-                <w:sz w:val="16"/>
-              </w:rPr>
-              <w:t>□ 知识点没记住 □ 概念混淆 □ 审题错误 □ 选项陷阱</w:t>
-            </w:r>
-          </w:p>
-        </w:tc>
-        <w:tc>
-          <w:tcPr>
-            <w:tcW w:type="dxa" w:w="1994"/>
+            <w:tcW w:type="dxa" w:w="1662"/>
             <w:shd w:fill="ffffff"/>
           </w:tcPr>
           <w:p>
@@ -22997,7 +23591,45 @@
         </w:tc>
         <w:tc>
           <w:tcPr>
-            <w:tcW w:type="dxa" w:w="1994"/>
+            <w:tcW w:type="dxa" w:w="1662"/>
+            <w:shd w:fill="ffffff"/>
+          </w:tcPr>
+          <w:p>
+            <w:pPr>
+              <w:spacing w:before="20" w:after="20"/>
+            </w:pPr>
+            <w:r/>
+            <w:r>
+              <w:rPr>
+                <w:rFonts w:ascii="微软雅黑" w:hAnsi="微软雅黑" w:eastAsia="微软雅黑"/>
+                <w:b w:val="0"/>
+                <w:sz w:val="16"/>
+              </w:rPr>
+            </w:r>
+          </w:p>
+        </w:tc>
+        <w:tc>
+          <w:tcPr>
+            <w:tcW w:type="dxa" w:w="1662"/>
+            <w:shd w:fill="ffffff"/>
+          </w:tcPr>
+          <w:p>
+            <w:pPr>
+              <w:spacing w:before="20" w:after="20"/>
+            </w:pPr>
+            <w:r/>
+            <w:r>
+              <w:rPr>
+                <w:rFonts w:ascii="微软雅黑" w:hAnsi="微软雅黑" w:eastAsia="微软雅黑"/>
+                <w:b w:val="0"/>
+                <w:sz w:val="16"/>
+              </w:rPr>
+            </w:r>
+          </w:p>
+        </w:tc>
+        <w:tc>
+          <w:tcPr>
+            <w:tcW w:type="dxa" w:w="1662"/>
             <w:shd w:fill="ffffff"/>
           </w:tcPr>
           <w:p>
@@ -23018,7 +23650,7 @@
       <w:tr>
         <w:tc>
           <w:tcPr>
-            <w:tcW w:type="dxa" w:w="1994"/>
+            <w:tcW w:type="dxa" w:w="1662"/>
             <w:shd w:fill="f8f9fa"/>
           </w:tcPr>
           <w:p>
@@ -23037,7 +23669,7 @@
         </w:tc>
         <w:tc>
           <w:tcPr>
-            <w:tcW w:type="dxa" w:w="1994"/>
+            <w:tcW w:type="dxa" w:w="1662"/>
             <w:shd w:fill="f8f9fa"/>
           </w:tcPr>
           <w:p>
@@ -23056,27 +23688,7 @@
         </w:tc>
         <w:tc>
           <w:tcPr>
-            <w:tcW w:type="dxa" w:w="1994"/>
-            <w:shd w:fill="f8f9fa"/>
-          </w:tcPr>
-          <w:p>
-            <w:pPr>
-              <w:spacing w:before="20" w:after="20"/>
-            </w:pPr>
-            <w:r/>
-            <w:r>
-              <w:rPr>
-                <w:rFonts w:ascii="微软雅黑" w:hAnsi="微软雅黑" w:eastAsia="微软雅黑"/>
-                <w:b w:val="0"/>
-                <w:sz w:val="16"/>
-              </w:rPr>
-              <w:t>□ 知识点没记住 □ 概念混淆 □ 审题错误 □ 选项陷阱</w:t>
-            </w:r>
-          </w:p>
-        </w:tc>
-        <w:tc>
-          <w:tcPr>
-            <w:tcW w:type="dxa" w:w="1994"/>
+            <w:tcW w:type="dxa" w:w="1662"/>
             <w:shd w:fill="f8f9fa"/>
           </w:tcPr>
           <w:p>
@@ -23095,29 +23707,8 @@
         </w:tc>
         <w:tc>
           <w:tcPr>
-            <w:tcW w:type="dxa" w:w="1994"/>
+            <w:tcW w:type="dxa" w:w="1662"/>
             <w:shd w:fill="f8f9fa"/>
-          </w:tcPr>
-          <w:p>
-            <w:pPr>
-              <w:spacing w:before="20" w:after="20"/>
-            </w:pPr>
-            <w:r/>
-            <w:r>
-              <w:rPr>
-                <w:rFonts w:ascii="微软雅黑" w:hAnsi="微软雅黑" w:eastAsia="微软雅黑"/>
-                <w:b w:val="0"/>
-                <w:sz w:val="16"/>
-              </w:rPr>
-            </w:r>
-          </w:p>
-        </w:tc>
-      </w:tr>
-      <w:tr>
-        <w:tc>
-          <w:tcPr>
-            <w:tcW w:type="dxa" w:w="1994"/>
-            <w:shd w:fill="ffffff"/>
           </w:tcPr>
           <w:p>
             <w:pPr>
@@ -23135,8 +23726,8 @@
         </w:tc>
         <w:tc>
           <w:tcPr>
-            <w:tcW w:type="dxa" w:w="1994"/>
-            <w:shd w:fill="ffffff"/>
+            <w:tcW w:type="dxa" w:w="1662"/>
+            <w:shd w:fill="f8f9fa"/>
           </w:tcPr>
           <w:p>
             <w:pPr>
@@ -23154,47 +23745,8 @@
         </w:tc>
         <w:tc>
           <w:tcPr>
-            <w:tcW w:type="dxa" w:w="1994"/>
-            <w:shd w:fill="ffffff"/>
-          </w:tcPr>
-          <w:p>
-            <w:pPr>
-              <w:spacing w:before="20" w:after="20"/>
-            </w:pPr>
-            <w:r/>
-            <w:r>
-              <w:rPr>
-                <w:rFonts w:ascii="微软雅黑" w:hAnsi="微软雅黑" w:eastAsia="微软雅黑"/>
-                <w:b w:val="0"/>
-                <w:sz w:val="16"/>
-              </w:rPr>
-              <w:t>□ 知识点没记住 □ 概念混淆 □ 审题错误 □ 选项陷阱</w:t>
-            </w:r>
-          </w:p>
-        </w:tc>
-        <w:tc>
-          <w:tcPr>
-            <w:tcW w:type="dxa" w:w="1994"/>
-            <w:shd w:fill="ffffff"/>
-          </w:tcPr>
-          <w:p>
-            <w:pPr>
-              <w:spacing w:before="20" w:after="20"/>
-            </w:pPr>
-            <w:r/>
-            <w:r>
-              <w:rPr>
-                <w:rFonts w:ascii="微软雅黑" w:hAnsi="微软雅黑" w:eastAsia="微软雅黑"/>
-                <w:b w:val="0"/>
-                <w:sz w:val="16"/>
-              </w:rPr>
-            </w:r>
-          </w:p>
-        </w:tc>
-        <w:tc>
-          <w:tcPr>
-            <w:tcW w:type="dxa" w:w="1994"/>
-            <w:shd w:fill="ffffff"/>
+            <w:tcW w:type="dxa" w:w="1662"/>
+            <w:shd w:fill="f8f9fa"/>
           </w:tcPr>
           <w:p>
             <w:pPr>
@@ -23215,20 +23767,6 @@
     <w:p/>
     <w:p>
       <w:pPr>
-        <w:spacing w:after="20" w:before="0" w:line="276" w:lineRule="auto"/>
-      </w:pPr>
-      <w:r>
-        <w:rPr>
-          <w:rFonts w:ascii="微软雅黑" w:hAnsi="微软雅黑" w:eastAsia="微软雅黑"/>
-          <w:b w:val="0"/>
-          <w:color w:val="2D2D2D"/>
-          <w:sz w:val="18"/>
-        </w:rPr>
-        <w:t>打印后手写，或用笔记本照此格式记录。</w:t>
-      </w:r>
-    </w:p>
-    <w:p>
-      <w:pPr>
         <w:spacing w:before="200" w:after="80" w:line="276" w:lineRule="auto"/>
       </w:pPr>
       <w:r>
@@ -23252,7 +23790,7 @@
           <w:color w:val="2D2D2D"/>
           <w:sz w:val="18"/>
         </w:rPr>
-        <w:t>统计错因最多的三个知识点，回到对应专题重做该知识点的全部题目。</w:t>
+        <w:t>统计错题对应的知识点，回到对应专题重做该知识点的全部题目。</w:t>
       </w:r>
     </w:p>
     <w:p>
@@ -23266,7 +23804,7 @@
           <w:color w:val="2D2D2D"/>
           <w:sz w:val="18"/>
         </w:rPr>
-        <w:t>例如：如果"法律与道德关系"错了3题→回专题一，把单选8-9+判断4-5全部重做一遍。</w:t>
+        <w:t>例：如果"法律与道德关系"错了3题 → 回专题一，重做单选8-9+判断4-5。如果"人生价值评价尺度"错了 → 回专题二。</w:t>
       </w:r>
     </w:p>
     <w:p>
@@ -23294,7 +23832,7 @@
           <w:color w:val="2D2D2D"/>
           <w:sz w:val="18"/>
         </w:rPr>
-        <w:t>把每道错题换一种问法考自己——这是最高效的提取练习。</w:t>
+        <w:t>把每道错题换一种问法考自己：</w:t>
       </w:r>
     </w:p>
     <w:p>
@@ -23308,7 +23846,7 @@
           <w:color w:val="2D2D2D"/>
           <w:sz w:val="18"/>
         </w:rPr>
-        <w:t>例：原题问"法律区别于道德的首要之处是( )"，变式为"道德区别于法律的首要之处是( )"→答案完全不同。</w:t>
+        <w:t>• 原题"法律区别于道德的首要之处是( )" → 变式"道德区别于法律的首要之处是( )"</w:t>
       </w:r>
     </w:p>
     <w:p>
@@ -23322,7 +23860,35 @@
           <w:color w:val="2D2D2D"/>
           <w:sz w:val="18"/>
         </w:rPr>
-        <w:t>例：原题问"社会主义道德的核心是？"，变式为"社会主义道德的原则是？"→核心≠原则，反复对比才能刻进记忆。</w:t>
+        <w:t>• 原题"社会主义道德的核心是？" → 变式"社会主义道德的原则是？"</w:t>
+      </w:r>
+    </w:p>
+    <w:p>
+      <w:pPr>
+        <w:spacing w:after="20" w:before="0" w:line="276" w:lineRule="auto"/>
+      </w:pPr>
+      <w:r>
+        <w:rPr>
+          <w:rFonts w:ascii="微软雅黑" w:hAnsi="微软雅黑" w:eastAsia="微软雅黑"/>
+          <w:b w:val="0"/>
+          <w:color w:val="2D2D2D"/>
+          <w:sz w:val="18"/>
+        </w:rPr>
+        <w:t>• 原题"科学立法是前提" → 变式"公正司法是什么？严格执法是什么？"</w:t>
+      </w:r>
+    </w:p>
+    <w:p>
+      <w:pPr>
+        <w:spacing w:after="20" w:before="0" w:line="276" w:lineRule="auto"/>
+      </w:pPr>
+      <w:r>
+        <w:rPr>
+          <w:rFonts w:ascii="微软雅黑" w:hAnsi="微软雅黑" w:eastAsia="微软雅黑"/>
+          <w:b w:val="0"/>
+          <w:color w:val="2D2D2D"/>
+          <w:sz w:val="18"/>
+        </w:rPr>
+        <w:t>把一组概念的所有"地位词"（前提/关键/重点/基础）一起过一遍——这是老师PPT里反复用的对比训练。</w:t>
       </w:r>
     </w:p>
     <w:p>

--- a/思想道德与法治备考练习手册.docx
+++ b/思想道德与法治备考练习手册.docx
@@ -13,7 +13,7 @@
           <w:color w:val="1A1A2E"/>
           <w:sz w:val="36"/>
         </w:rPr>
-        <w:t>思想道德与法治（2023年版）备考练习手册 v2</w:t>
+        <w:t>思想道德与法治（2023年版）备考练习手册</w:t>
       </w:r>
     </w:p>
     <w:p>

--- a/思想道德与法治备考练习手册.docx
+++ b/思想道德与法治备考练习手册.docx
@@ -1731,7 +1731,7 @@
           <w:color w:val="2D2D2D"/>
           <w:sz w:val="20"/>
         </w:rPr>
-        <w:t>④ 四个时期：救国(革命)→兴国(建设)→富国(改革)→强国(复兴)</w:t>
+        <w:t>④ 两步走战略(教材原文)：2020→2035基本实现社会主义现代化→本世纪中叶建成富强民主文明和谐美丽的社会主义现代化强国</w:t>
       </w:r>
     </w:p>
     <w:p>
@@ -1745,7 +1745,7 @@
           <w:color w:val="2D2D2D"/>
           <w:sz w:val="20"/>
         </w:rPr>
-        <w:t>⑤ 时代新人=立大志+明大德+成大才+担大任；有信念有梦想有奋斗有奉献→有意义的人生</w:t>
+        <w:t>⑤ 四个时期：救国(革命)→兴国(建设)→富国(改革)→强国(复兴)</w:t>
       </w:r>
     </w:p>
     <w:p>
@@ -1759,7 +1759,7 @@
           <w:color w:val="2D2D2D"/>
           <w:sz w:val="20"/>
         </w:rPr>
-        <w:t>⑥ 大学阶段=世界观/人生观/价值观形成的关键期；首要任务=学习；青春=用来奋斗的</w:t>
+        <w:t>⑥ 时代新人=立大志+明大德+成大才+担大任；有信念有梦想有奋斗有奉献→有意义的人生</w:t>
       </w:r>
     </w:p>
     <w:p>
@@ -1773,7 +1773,7 @@
           <w:color w:val="2D2D2D"/>
           <w:sz w:val="20"/>
         </w:rPr>
-        <w:t>⑦ 思想道德+法律=上层建筑重要组成；思想道德→法治价值基础；法治→思想道德制度保障</w:t>
+        <w:t>⑦ 大学阶段=世界观/人生观/价值观形成的关键期；首要任务=学习；青春=用来奋斗的</w:t>
       </w:r>
     </w:p>
     <w:p>
@@ -1787,7 +1787,21 @@
           <w:color w:val="2D2D2D"/>
           <w:sz w:val="20"/>
         </w:rPr>
-        <w:t>⑧ 法律是成文的道德，道德是内心的法律。二者协同发力，如车之两轮、鸟之两翼</w:t>
+        <w:t>⑧ 思想道德+法律=上层建筑重要组成；思想道德→法治价值基础；法治→思想道德制度保障</w:t>
+      </w:r>
+    </w:p>
+    <w:p>
+      <w:pPr>
+        <w:spacing w:after="20" w:before="0" w:line="276" w:lineRule="auto"/>
+      </w:pPr>
+      <w:r>
+        <w:rPr>
+          <w:rFonts w:ascii="微软雅黑" w:hAnsi="微软雅黑" w:eastAsia="微软雅黑"/>
+          <w:b w:val="0"/>
+          <w:color w:val="2D2D2D"/>
+          <w:sz w:val="20"/>
+        </w:rPr>
+        <w:t>⑨ 法律是成文的道德，道德是内心的法律。二者协同发力，如车之两轮、鸟之两翼</w:t>
       </w:r>
     </w:p>
     <w:p>
@@ -1815,7 +1829,7 @@
           <w:color w:val="993300"/>
           <w:sz w:val="18"/>
         </w:rPr>
-        <w:t xml:space="preserve">  3个意味着 | 5个是 | 4个时期 | 4个新人要求 | 3观(世界观人生观价值观)</w:t>
+        <w:t xml:space="preserve">  3个意味着 | 5个是 | 两步走 | 4个时期 | 4个新人要求 | 3观(世界观人生观价值观)</w:t>
       </w:r>
     </w:p>
     <w:p>
@@ -15746,6 +15760,230 @@
           <w:color w:val="006699"/>
           <w:sz w:val="22"/>
         </w:rPr>
+        <w:t>📖 教材原文：三种精神对比（劳动/劳模/工匠）</w:t>
+      </w:r>
+    </w:p>
+    <w:p>
+      <w:pPr>
+        <w:spacing w:after="20" w:before="0" w:line="276" w:lineRule="auto"/>
+      </w:pPr>
+      <w:r>
+        <w:rPr>
+          <w:rFonts w:ascii="微软雅黑" w:hAnsi="微软雅黑" w:eastAsia="微软雅黑"/>
+          <w:b w:val="0"/>
+          <w:color w:val="888888"/>
+          <w:sz w:val="18"/>
+        </w:rPr>
+        <w:t>以下取自教材原文，常以多选题或材料分析题素材出现。</w:t>
+      </w:r>
+    </w:p>
+    <w:tbl>
+      <w:tblPr>
+        <w:tblW w:type="auto" w:w="0"/>
+        <w:jc w:val="center"/>
+        <w:tblLook w:firstColumn="1" w:firstRow="1" w:lastColumn="0" w:lastRow="0" w:noHBand="0" w:noVBand="1" w:val="04A0"/>
+      </w:tblPr>
+      <w:tblGrid>
+        <w:gridCol w:w="4986"/>
+        <w:gridCol w:w="4986"/>
+      </w:tblGrid>
+      <w:tr>
+        <w:tc>
+          <w:tcPr>
+            <w:tcW w:type="dxa" w:w="4986"/>
+            <w:shd w:fill="2c3e50"/>
+          </w:tcPr>
+          <w:p>
+            <w:pPr>
+              <w:spacing w:before="40" w:after="40"/>
+            </w:pPr>
+            <w:r/>
+            <w:r>
+              <w:rPr>
+                <w:rFonts w:ascii="微软雅黑" w:hAnsi="微软雅黑" w:eastAsia="微软雅黑"/>
+                <w:b/>
+                <w:color w:val="FFFFFF"/>
+                <w:sz w:val="18"/>
+              </w:rPr>
+              <w:t>精神</w:t>
+            </w:r>
+          </w:p>
+        </w:tc>
+        <w:tc>
+          <w:tcPr>
+            <w:tcW w:type="dxa" w:w="4986"/>
+            <w:shd w:fill="2c3e50"/>
+          </w:tcPr>
+          <w:p>
+            <w:pPr>
+              <w:spacing w:before="40" w:after="40"/>
+            </w:pPr>
+            <w:r/>
+            <w:r>
+              <w:rPr>
+                <w:rFonts w:ascii="微软雅黑" w:hAnsi="微软雅黑" w:eastAsia="微软雅黑"/>
+                <w:b/>
+                <w:color w:val="FFFFFF"/>
+                <w:sz w:val="18"/>
+              </w:rPr>
+              <w:t>核心内涵（教材原文）</w:t>
+            </w:r>
+          </w:p>
+        </w:tc>
+      </w:tr>
+      <w:tr>
+        <w:tc>
+          <w:tcPr>
+            <w:tcW w:type="dxa" w:w="4986"/>
+            <w:shd w:fill="f8f9fa"/>
+          </w:tcPr>
+          <w:p>
+            <w:pPr>
+              <w:spacing w:before="20" w:after="20"/>
+            </w:pPr>
+            <w:r/>
+            <w:r>
+              <w:rPr>
+                <w:rFonts w:ascii="微软雅黑" w:hAnsi="微软雅黑" w:eastAsia="微软雅黑"/>
+                <w:b w:val="0"/>
+                <w:sz w:val="16"/>
+              </w:rPr>
+              <w:t>劳模精神</w:t>
+            </w:r>
+          </w:p>
+        </w:tc>
+        <w:tc>
+          <w:tcPr>
+            <w:tcW w:type="dxa" w:w="4986"/>
+            <w:shd w:fill="f8f9fa"/>
+          </w:tcPr>
+          <w:p>
+            <w:pPr>
+              <w:spacing w:before="20" w:after="20"/>
+            </w:pPr>
+            <w:r/>
+            <w:r>
+              <w:rPr>
+                <w:rFonts w:ascii="微软雅黑" w:hAnsi="微软雅黑" w:eastAsia="微软雅黑"/>
+                <w:b w:val="0"/>
+                <w:sz w:val="16"/>
+              </w:rPr>
+              <w:t>爱岗敬业、争创一流、艰苦奋斗、勇于创新、淡泊名利、甘于奉献</w:t>
+            </w:r>
+          </w:p>
+        </w:tc>
+      </w:tr>
+      <w:tr>
+        <w:tc>
+          <w:tcPr>
+            <w:tcW w:type="dxa" w:w="4986"/>
+            <w:shd w:fill="ffffff"/>
+          </w:tcPr>
+          <w:p>
+            <w:pPr>
+              <w:spacing w:before="20" w:after="20"/>
+            </w:pPr>
+            <w:r/>
+            <w:r>
+              <w:rPr>
+                <w:rFonts w:ascii="微软雅黑" w:hAnsi="微软雅黑" w:eastAsia="微软雅黑"/>
+                <w:b w:val="0"/>
+                <w:sz w:val="16"/>
+              </w:rPr>
+              <w:t>劳动精神</w:t>
+            </w:r>
+          </w:p>
+        </w:tc>
+        <w:tc>
+          <w:tcPr>
+            <w:tcW w:type="dxa" w:w="4986"/>
+            <w:shd w:fill="ffffff"/>
+          </w:tcPr>
+          <w:p>
+            <w:pPr>
+              <w:spacing w:before="20" w:after="20"/>
+            </w:pPr>
+            <w:r/>
+            <w:r>
+              <w:rPr>
+                <w:rFonts w:ascii="微软雅黑" w:hAnsi="微软雅黑" w:eastAsia="微软雅黑"/>
+                <w:b w:val="0"/>
+                <w:sz w:val="16"/>
+              </w:rPr>
+              <w:t>崇尚劳动、热爱劳动、辛勤劳动、诚实劳动</w:t>
+            </w:r>
+          </w:p>
+        </w:tc>
+      </w:tr>
+      <w:tr>
+        <w:tc>
+          <w:tcPr>
+            <w:tcW w:type="dxa" w:w="4986"/>
+            <w:shd w:fill="f8f9fa"/>
+          </w:tcPr>
+          <w:p>
+            <w:pPr>
+              <w:spacing w:before="20" w:after="20"/>
+            </w:pPr>
+            <w:r/>
+            <w:r>
+              <w:rPr>
+                <w:rFonts w:ascii="微软雅黑" w:hAnsi="微软雅黑" w:eastAsia="微软雅黑"/>
+                <w:b w:val="0"/>
+                <w:sz w:val="16"/>
+              </w:rPr>
+              <w:t>工匠精神</w:t>
+            </w:r>
+          </w:p>
+        </w:tc>
+        <w:tc>
+          <w:tcPr>
+            <w:tcW w:type="dxa" w:w="4986"/>
+            <w:shd w:fill="f8f9fa"/>
+          </w:tcPr>
+          <w:p>
+            <w:pPr>
+              <w:spacing w:before="20" w:after="20"/>
+            </w:pPr>
+            <w:r/>
+            <w:r>
+              <w:rPr>
+                <w:rFonts w:ascii="微软雅黑" w:hAnsi="微软雅黑" w:eastAsia="微软雅黑"/>
+                <w:b w:val="0"/>
+                <w:sz w:val="16"/>
+              </w:rPr>
+              <w:t>执着专注、精益求精、一丝不苟、追求卓越</w:t>
+            </w:r>
+          </w:p>
+        </w:tc>
+      </w:tr>
+    </w:tbl>
+    <w:p/>
+    <w:p>
+      <w:pPr>
+        <w:spacing w:after="20" w:before="0" w:line="276" w:lineRule="auto"/>
+      </w:pPr>
+      <w:r>
+        <w:rPr>
+          <w:rFonts w:ascii="微软雅黑" w:hAnsi="微软雅黑" w:eastAsia="微软雅黑"/>
+          <w:b w:val="0"/>
+          <w:color w:val="993300"/>
+          <w:sz w:val="16"/>
+        </w:rPr>
+        <w:t>记忆口诀：劳模=爱岗争创奋斗创新淡泊甘奉献 | 劳动=崇尚热爱辛勤诚实 | 工匠=执着精益一丝追求卓越</w:t>
+      </w:r>
+    </w:p>
+    <w:p>
+      <w:pPr>
+        <w:spacing w:before="120" w:after="40" w:line="276" w:lineRule="auto"/>
+      </w:pPr>
+      <w:r>
+        <w:rPr>
+          <w:rFonts w:ascii="微软雅黑" w:hAnsi="微软雅黑" w:eastAsia="微软雅黑"/>
+          <w:b/>
+          <w:color w:val="006699"/>
+          <w:sz w:val="22"/>
+        </w:rPr>
         <w:t>📋 章末速测</w:t>
       </w:r>
     </w:p>
@@ -15760,7 +15998,7 @@
           <w:color w:val="2D2D2D"/>
           <w:sz w:val="20"/>
         </w:rPr>
-        <w:t>默写：道德起源三条件？三大功能？核心与原则？集体主义三层次？四德各五项？</w:t>
+        <w:t>默写：道德起源三条件？三大功能？核心与原则？集体主义三层次？四德各五项？三种精神各自内涵？</w:t>
       </w:r>
     </w:p>
     <w:p>

--- a/思想道德与法治备考练习手册.docx
+++ b/思想道德与法治备考练习手册.docx
@@ -42,6 +42,171 @@
           <w:sz w:val="18"/>
         </w:rPr>
         <w:t>使用顺序：① 先看 零、知识地图 建框架 → ② 再看 一、备考总策略 学方法 → ③ 七个专题逐个练 → ④ 综合模拟卷收尾</w:t>
+      </w:r>
+    </w:p>
+    <w:p>
+      <w:pPr>
+        <w:spacing w:before="120" w:after="40" w:line="276" w:lineRule="auto"/>
+      </w:pPr>
+      <w:r>
+        <w:rPr>
+          <w:rFonts w:ascii="微软雅黑" w:hAnsi="微软雅黑" w:eastAsia="微软雅黑"/>
+          <w:b/>
+          <w:color w:val="006699"/>
+          <w:sz w:val="22"/>
+        </w:rPr>
+        <w:t>📷 全书考点记忆卡</w:t>
+      </w:r>
+    </w:p>
+    <w:p>
+      <w:pPr>
+        <w:spacing w:after="20" w:before="0" w:line="276" w:lineRule="auto"/>
+      </w:pPr>
+      <w:r>
+        <w:rPr>
+          <w:rFonts w:ascii="微软雅黑" w:hAnsi="微软雅黑" w:eastAsia="微软雅黑"/>
+          <w:b w:val="0"/>
+          <w:color w:val="888888"/>
+          <w:sz w:val="18"/>
+        </w:rPr>
+        <w:t>以下为全书知识点可视化总图，可单独保存到手机随时翻看。</w:t>
+      </w:r>
+    </w:p>
+    <w:p>
+      <w:r/>
+    </w:p>
+    <w:p>
+      <w:pPr>
+        <w:spacing w:after="20" w:before="0" w:line="276" w:lineRule="auto"/>
+      </w:pPr>
+      <w:r>
+        <w:rPr>
+          <w:rFonts w:ascii="微软雅黑" w:hAnsi="微软雅黑" w:eastAsia="微软雅黑"/>
+          <w:b w:val="0"/>
+          <w:color w:val="CC0000"/>
+          <w:sz w:val="18"/>
+        </w:rPr>
+        <w:t>（图片未找到，请确保思维导图/全书考点记忆卡.png 存在）</w:t>
+      </w:r>
+    </w:p>
+    <w:p>
+      <w:pPr>
+        <w:spacing w:before="120" w:after="40" w:line="276" w:lineRule="auto"/>
+      </w:pPr>
+      <w:r>
+        <w:rPr>
+          <w:rFonts w:ascii="微软雅黑" w:hAnsi="微软雅黑" w:eastAsia="微软雅黑"/>
+          <w:b/>
+          <w:color w:val="006699"/>
+          <w:sz w:val="22"/>
+        </w:rPr>
+        <w:t>📷 全书知识树（文本版，可打印）</w:t>
+      </w:r>
+    </w:p>
+    <w:p>
+      <w:pPr>
+        <w:spacing w:after="20" w:before="0" w:line="276" w:lineRule="auto"/>
+      </w:pPr>
+      <w:r>
+        <w:rPr>
+          <w:rFonts w:ascii="微软雅黑" w:hAnsi="微软雅黑" w:eastAsia="微软雅黑"/>
+          <w:b w:val="0"/>
+          <w:color w:val="006699"/>
+          <w:sz w:val="16"/>
+        </w:rPr>
+        <w:t>思想道德与法治（2023年版）</w:t>
+        <w:br/>
+        <w:t>│</w:t>
+        <w:br/>
+        <w:t>├── 绪论 担当复兴大任 成就时代新人</w:t>
+        <w:br/>
+        <w:t>│   ├── 新时代：3个意味着 + 5个是</w:t>
+        <w:br/>
+        <w:t>│   ├── 中国梦：国家富强·民族振兴·人民幸福</w:t>
+        <w:br/>
+        <w:t>│   ├── 时代新人：立大志·明大德·成大才·担大任</w:t>
+        <w:br/>
+        <w:t>│   └── 德法关系：车之两轮·鸟之两翼</w:t>
+        <w:br/>
+        <w:t>│</w:t>
+        <w:br/>
+        <w:t>├── 第一章 领悟人生真谛 把握人生方向</w:t>
+        <w:br/>
+        <w:t>│   ├── 人的本质 = 一切社会关系总和（社会属性）</w:t>
+        <w:br/>
+        <w:t>│   ├── 人生观三要素：目的(核心)·态度·价值</w:t>
+        <w:br/>
+        <w:t>│   ├── 高尚追求：服务人民·奉献社会</w:t>
+        <w:br/>
+        <w:t>│   ├── 四态度：认真·务实·乐观·进取</w:t>
+        <w:br/>
+        <w:t>│   ├── 五矛盾：得失·苦乐·顺逆·生死·荣辱</w:t>
+        <w:br/>
+        <w:t>│   ├── 三错误：拜金·享乐·极端个人</w:t>
+        <w:br/>
+        <w:t>│   └── 三同：与历史同向·与祖国同行·与人民同在</w:t>
+        <w:br/>
+        <w:t>│</w:t>
+        <w:br/>
+        <w:t>├── 第二章 追求远大理想 坚定崇高信念</w:t>
+        <w:br/>
+        <w:t>│   ├── 理想三特征：超越·实践·时代</w:t>
+        <w:br/>
+        <w:t>│   ├── 信念三特征：执着·支撑·多样</w:t>
+        <w:br/>
+        <w:t>│   ├── 精神之钙：昭示·催生·提供·提高</w:t>
+        <w:br/>
+        <w:t>│   ├── 马克思主义：科学·人民·实践·开放</w:t>
+        <w:br/>
+        <w:t>│   └── 四自信：道路·理论·制度·文化</w:t>
+        <w:br/>
+        <w:t>│</w:t>
+        <w:br/>
+        <w:t>├── 第三章 继承优良传统 弘扬中国精神</w:t>
+        <w:br/>
+        <w:t>│   ├── 中国精神 = 爱国主义 + 改革创新</w:t>
+        <w:br/>
+        <w:t>│   ├── 四伟大：创造·奋斗·团结·梦想</w:t>
+        <w:br/>
+        <w:t>│   ├── 爱国四内涵：河山·同胞─试金石·文化·国家</w:t>
+        <w:br/>
+        <w:t>│   └── 爱国本质：爱党·爱社会主义·三位一体</w:t>
+        <w:br/>
+        <w:t>│</w:t>
+        <w:br/>
+        <w:t>├── 第四章 明确价值要求 践行价值准则</w:t>
+        <w:br/>
+        <w:t>│   ├── 国家：富强·民主·文明·和谐</w:t>
+        <w:br/>
+        <w:t>│   ├── 社会：自由·平等·公正·法治</w:t>
+        <w:br/>
+        <w:t>│   ├── 公民：爱国·敬业·诚信·友善</w:t>
+        <w:br/>
+        <w:t>│   └── 践行：勤学·修德·明辨·笃实</w:t>
+        <w:br/>
+        <w:t>│</w:t>
+        <w:br/>
+        <w:t>├── 第五章 遵守道德规范 锤炼道德品格</w:t>
+        <w:br/>
+        <w:t>│   ├── 起源：劳动(首要)·社会关系(客观)·自我意识(主观)</w:t>
+        <w:br/>
+        <w:t>│   ├── 核心=为人民服务 · 原则=集体主义</w:t>
+        <w:br/>
+        <w:t>│   ├── 集体主义三层次：无私奉献→先公后私→遵纪守法</w:t>
+        <w:br/>
+        <w:t>│   └── 四德：社会·职业·家庭·个人 + 三种精神</w:t>
+        <w:br/>
+        <w:t>│</w:t>
+        <w:br/>
+        <w:t>└── 第六章 学习法治思想 提升法治素养</w:t>
+        <w:br/>
+        <w:t xml:space="preserve">    ├── 运行：制定(起始关键)→执行(重要)→适用→遵守</w:t>
+        <w:br/>
+        <w:t xml:space="preserve">    ├── 十六字方针：科学(前提)·严格(关键)·公正(重点)·全民(基础)</w:t>
+        <w:br/>
+        <w:t xml:space="preserve">    ├── 宪法：根本法·1954→1982→2018</w:t>
+        <w:br/>
+        <w:t xml:space="preserve">    └── 权利义务：不可分割·相互依存</w:t>
       </w:r>
     </w:p>
     <w:p>

--- a/思想道德与法治备考练习手册.docx
+++ b/思想道德与法治备考练习手册.docx
@@ -25017,6 +25017,5792 @@
         <w:t>进考场最后三件事：① 再看一遍"易混辨析"里你之前错过的那几个 ② 确认宪法日12.4/国家安全日4.15 ③ 深呼吸，你准备够了。</w:t>
       </w:r>
     </w:p>
+    <w:p>
+      <w:r>
+        <w:br w:type="page"/>
+      </w:r>
+    </w:p>
+    <w:p>
+      <w:pPr>
+        <w:spacing w:before="280" w:after="120" w:line="276" w:lineRule="auto"/>
+      </w:pPr>
+      <w:r>
+        <w:rPr>
+          <w:rFonts w:ascii="微软雅黑" w:hAnsi="微软雅黑" w:eastAsia="微软雅黑"/>
+          <w:b/>
+          <w:color w:val="2C3E50"/>
+          <w:sz w:val="28"/>
+        </w:rPr>
+        <w:t>附录：模拟卷参考答案与逐题分析</w:t>
+      </w:r>
+    </w:p>
+    <w:p>
+      <w:pPr>
+        <w:spacing w:after="20" w:before="0" w:line="276" w:lineRule="auto"/>
+      </w:pPr>
+      <w:r>
+        <w:rPr>
+          <w:rFonts w:ascii="微软雅黑" w:hAnsi="微软雅黑" w:eastAsia="微软雅黑"/>
+          <w:b/>
+          <w:color w:val="2D2D2D"/>
+          <w:sz w:val="20"/>
+        </w:rPr>
+        <w:t>每道题含：正选依据（为什么正确）+ 排除依据（为什么其他选项错误）+ 知识点出处。做完模拟卷后逐题核对。</w:t>
+      </w:r>
+    </w:p>
+    <w:p>
+      <w:pPr>
+        <w:spacing w:before="200" w:after="80" w:line="276" w:lineRule="auto"/>
+      </w:pPr>
+      <w:r>
+        <w:rPr>
+          <w:rFonts w:ascii="微软雅黑" w:hAnsi="微软雅黑" w:eastAsia="微软雅黑"/>
+          <w:b/>
+          <w:color w:val="34495E"/>
+          <w:sz w:val="24"/>
+        </w:rPr>
+        <w:t>一、单选题逐题分析（40题）</w:t>
+      </w:r>
+    </w:p>
+    <w:p>
+      <w:pPr>
+        <w:spacing w:after="20" w:before="0" w:line="276" w:lineRule="auto"/>
+      </w:pPr>
+      <w:r>
+        <w:rPr>
+          <w:rFonts w:ascii="微软雅黑" w:hAnsi="微软雅黑" w:eastAsia="微软雅黑"/>
+          <w:b/>
+          <w:color w:val="2D2D2D"/>
+          <w:sz w:val="18"/>
+        </w:rPr>
+        <w:t>1. ( )是我们理解当前所处历史方位的关键词。</w:t>
+      </w:r>
+    </w:p>
+    <w:p>
+      <w:pPr>
+        <w:spacing w:after="20" w:before="0" w:line="276" w:lineRule="auto"/>
+      </w:pPr>
+      <w:r>
+        <w:rPr>
+          <w:rFonts w:ascii="微软雅黑" w:hAnsi="微软雅黑" w:eastAsia="微软雅黑"/>
+          <w:b w:val="0"/>
+          <w:color w:val="007A33"/>
+          <w:sz w:val="18"/>
+        </w:rPr>
+        <w:t>▸ 正选：D正确。D正确。"新时代"是十九大提出的核心政治论断。</w:t>
+      </w:r>
+    </w:p>
+    <w:p>
+      <w:pPr>
+        <w:spacing w:after="20" w:before="0" w:line="276" w:lineRule="auto"/>
+      </w:pPr>
+      <w:r>
+        <w:rPr>
+          <w:rFonts w:ascii="微软雅黑" w:hAnsi="微软雅黑" w:eastAsia="微软雅黑"/>
+          <w:b w:val="0"/>
+          <w:color w:val="CC0000"/>
+          <w:sz w:val="16"/>
+        </w:rPr>
+        <w:t xml:space="preserve">  排除A：A"新思想"范围太窄</w:t>
+      </w:r>
+    </w:p>
+    <w:p>
+      <w:pPr>
+        <w:spacing w:after="20" w:before="0" w:line="276" w:lineRule="auto"/>
+      </w:pPr>
+      <w:r>
+        <w:rPr>
+          <w:rFonts w:ascii="微软雅黑" w:hAnsi="微软雅黑" w:eastAsia="微软雅黑"/>
+          <w:b w:val="0"/>
+          <w:color w:val="CC0000"/>
+          <w:sz w:val="16"/>
+        </w:rPr>
+        <w:t xml:space="preserve">  排除B：B"新举措"是具体手段</w:t>
+      </w:r>
+    </w:p>
+    <w:p>
+      <w:pPr>
+        <w:spacing w:after="20" w:before="0" w:line="276" w:lineRule="auto"/>
+      </w:pPr>
+      <w:r>
+        <w:rPr>
+          <w:rFonts w:ascii="微软雅黑" w:hAnsi="微软雅黑" w:eastAsia="微软雅黑"/>
+          <w:b w:val="0"/>
+          <w:color w:val="CC0000"/>
+          <w:sz w:val="16"/>
+        </w:rPr>
+        <w:t xml:space="preserve">  排除C：C"新格局"是新发展理念下的概念</w:t>
+      </w:r>
+    </w:p>
+    <w:p>
+      <w:pPr>
+        <w:spacing w:after="20" w:before="0" w:line="276" w:lineRule="auto"/>
+      </w:pPr>
+      <w:r>
+        <w:rPr>
+          <w:rFonts w:ascii="微软雅黑" w:hAnsi="微软雅黑" w:eastAsia="微软雅黑"/>
+          <w:b w:val="0"/>
+          <w:color w:val="888888"/>
+          <w:sz w:val="16"/>
+        </w:rPr>
+        <w:t>〔绪论-新时代〕</w:t>
+      </w:r>
+    </w:p>
+    <w:p>
+      <w:pPr>
+        <w:spacing w:after="20" w:before="0" w:line="276" w:lineRule="auto"/>
+      </w:pPr>
+      <w:r>
+        <w:rPr>
+          <w:rFonts w:ascii="微软雅黑" w:hAnsi="微软雅黑" w:eastAsia="微软雅黑"/>
+          <w:b w:val="0"/>
+          <w:color w:val="2D2D2D"/>
+          <w:sz w:val="4"/>
+        </w:rPr>
+      </w:r>
+    </w:p>
+    <w:p>
+      <w:pPr>
+        <w:spacing w:after="20" w:before="0" w:line="276" w:lineRule="auto"/>
+      </w:pPr>
+      <w:r>
+        <w:rPr>
+          <w:rFonts w:ascii="微软雅黑" w:hAnsi="微软雅黑" w:eastAsia="微软雅黑"/>
+          <w:b/>
+          <w:color w:val="2D2D2D"/>
+          <w:sz w:val="18"/>
+        </w:rPr>
+        <w:t>2. ( )和法治素养是新时代大学生必须具备的基本素质。</w:t>
+      </w:r>
+    </w:p>
+    <w:p>
+      <w:pPr>
+        <w:spacing w:after="20" w:before="0" w:line="276" w:lineRule="auto"/>
+      </w:pPr>
+      <w:r>
+        <w:rPr>
+          <w:rFonts w:ascii="微软雅黑" w:hAnsi="微软雅黑" w:eastAsia="微软雅黑"/>
+          <w:b w:val="0"/>
+          <w:color w:val="007A33"/>
+          <w:sz w:val="18"/>
+        </w:rPr>
+        <w:t>▸ 正选：B正确。B正确。教材原文：良好的思想道德素质和法治素养是新时代大学生基本素质。</w:t>
+      </w:r>
+    </w:p>
+    <w:p>
+      <w:pPr>
+        <w:spacing w:after="20" w:before="0" w:line="276" w:lineRule="auto"/>
+      </w:pPr>
+      <w:r>
+        <w:rPr>
+          <w:rFonts w:ascii="微软雅黑" w:hAnsi="微软雅黑" w:eastAsia="微软雅黑"/>
+          <w:b w:val="0"/>
+          <w:color w:val="CC0000"/>
+          <w:sz w:val="16"/>
+        </w:rPr>
+        <w:t xml:space="preserve">  排除A：A"思想政治素质"是政治课提法</w:t>
+      </w:r>
+    </w:p>
+    <w:p>
+      <w:pPr>
+        <w:spacing w:after="20" w:before="0" w:line="276" w:lineRule="auto"/>
+      </w:pPr>
+      <w:r>
+        <w:rPr>
+          <w:rFonts w:ascii="微软雅黑" w:hAnsi="微软雅黑" w:eastAsia="微软雅黑"/>
+          <w:b w:val="0"/>
+          <w:color w:val="CC0000"/>
+          <w:sz w:val="16"/>
+        </w:rPr>
+        <w:t xml:space="preserve">  排除C：C"道德素质"太窄漏了法治</w:t>
+      </w:r>
+    </w:p>
+    <w:p>
+      <w:pPr>
+        <w:spacing w:after="20" w:before="0" w:line="276" w:lineRule="auto"/>
+      </w:pPr>
+      <w:r>
+        <w:rPr>
+          <w:rFonts w:ascii="微软雅黑" w:hAnsi="微软雅黑" w:eastAsia="微软雅黑"/>
+          <w:b w:val="0"/>
+          <w:color w:val="CC0000"/>
+          <w:sz w:val="16"/>
+        </w:rPr>
+        <w:t xml:space="preserve">  排除D：D"个人修养"不是教材标准术语</w:t>
+      </w:r>
+    </w:p>
+    <w:p>
+      <w:pPr>
+        <w:spacing w:after="20" w:before="0" w:line="276" w:lineRule="auto"/>
+      </w:pPr>
+      <w:r>
+        <w:rPr>
+          <w:rFonts w:ascii="微软雅黑" w:hAnsi="微软雅黑" w:eastAsia="微软雅黑"/>
+          <w:b w:val="0"/>
+          <w:color w:val="888888"/>
+          <w:sz w:val="16"/>
+        </w:rPr>
+        <w:t>〔绪论-基本素质〕</w:t>
+      </w:r>
+    </w:p>
+    <w:p>
+      <w:pPr>
+        <w:spacing w:after="20" w:before="0" w:line="276" w:lineRule="auto"/>
+      </w:pPr>
+      <w:r>
+        <w:rPr>
+          <w:rFonts w:ascii="微软雅黑" w:hAnsi="微软雅黑" w:eastAsia="微软雅黑"/>
+          <w:b w:val="0"/>
+          <w:color w:val="2D2D2D"/>
+          <w:sz w:val="4"/>
+        </w:rPr>
+      </w:r>
+    </w:p>
+    <w:p>
+      <w:pPr>
+        <w:spacing w:after="20" w:before="0" w:line="276" w:lineRule="auto"/>
+      </w:pPr>
+      <w:r>
+        <w:rPr>
+          <w:rFonts w:ascii="微软雅黑" w:hAnsi="微软雅黑" w:eastAsia="微软雅黑"/>
+          <w:b/>
+          <w:color w:val="2D2D2D"/>
+          <w:sz w:val="18"/>
+        </w:rPr>
+        <w:t>3. 大学生在大学阶段的首要任务是( )。</w:t>
+      </w:r>
+    </w:p>
+    <w:p>
+      <w:pPr>
+        <w:spacing w:after="20" w:before="0" w:line="276" w:lineRule="auto"/>
+      </w:pPr>
+      <w:r>
+        <w:rPr>
+          <w:rFonts w:ascii="微软雅黑" w:hAnsi="微软雅黑" w:eastAsia="微软雅黑"/>
+          <w:b w:val="0"/>
+          <w:color w:val="007A33"/>
+          <w:sz w:val="18"/>
+        </w:rPr>
+        <w:t>▸ 正选：A正确。A正确。大学生第一身份是学生。</w:t>
+      </w:r>
+    </w:p>
+    <w:p>
+      <w:pPr>
+        <w:spacing w:after="20" w:before="0" w:line="276" w:lineRule="auto"/>
+      </w:pPr>
+      <w:r>
+        <w:rPr>
+          <w:rFonts w:ascii="微软雅黑" w:hAnsi="微软雅黑" w:eastAsia="微软雅黑"/>
+          <w:b w:val="0"/>
+          <w:color w:val="CC0000"/>
+          <w:sz w:val="16"/>
+        </w:rPr>
+        <w:t xml:space="preserve">  排除B：B"笃实"是核心价值观践行方法</w:t>
+      </w:r>
+    </w:p>
+    <w:p>
+      <w:pPr>
+        <w:spacing w:after="20" w:before="0" w:line="276" w:lineRule="auto"/>
+      </w:pPr>
+      <w:r>
+        <w:rPr>
+          <w:rFonts w:ascii="微软雅黑" w:hAnsi="微软雅黑" w:eastAsia="微软雅黑"/>
+          <w:b w:val="0"/>
+          <w:color w:val="CC0000"/>
+          <w:sz w:val="16"/>
+        </w:rPr>
+        <w:t xml:space="preserve">  排除C：C"立行"不是教材术语</w:t>
+      </w:r>
+    </w:p>
+    <w:p>
+      <w:pPr>
+        <w:spacing w:after="20" w:before="0" w:line="276" w:lineRule="auto"/>
+      </w:pPr>
+      <w:r>
+        <w:rPr>
+          <w:rFonts w:ascii="微软雅黑" w:hAnsi="微软雅黑" w:eastAsia="微软雅黑"/>
+          <w:b w:val="0"/>
+          <w:color w:val="CC0000"/>
+          <w:sz w:val="16"/>
+        </w:rPr>
+        <w:t xml:space="preserve">  排除D：D"修德"是重要任务但不是首要</w:t>
+      </w:r>
+    </w:p>
+    <w:p>
+      <w:pPr>
+        <w:spacing w:after="20" w:before="0" w:line="276" w:lineRule="auto"/>
+      </w:pPr>
+      <w:r>
+        <w:rPr>
+          <w:rFonts w:ascii="微软雅黑" w:hAnsi="微软雅黑" w:eastAsia="微软雅黑"/>
+          <w:b w:val="0"/>
+          <w:color w:val="888888"/>
+          <w:sz w:val="16"/>
+        </w:rPr>
+        <w:t>〔绪论-首要任务〕</w:t>
+      </w:r>
+    </w:p>
+    <w:p>
+      <w:pPr>
+        <w:spacing w:after="20" w:before="0" w:line="276" w:lineRule="auto"/>
+      </w:pPr>
+      <w:r>
+        <w:rPr>
+          <w:rFonts w:ascii="微软雅黑" w:hAnsi="微软雅黑" w:eastAsia="微软雅黑"/>
+          <w:b w:val="0"/>
+          <w:color w:val="2D2D2D"/>
+          <w:sz w:val="4"/>
+        </w:rPr>
+      </w:r>
+    </w:p>
+    <w:p>
+      <w:pPr>
+        <w:spacing w:after="20" w:before="0" w:line="276" w:lineRule="auto"/>
+      </w:pPr>
+      <w:r>
+        <w:rPr>
+          <w:rFonts w:ascii="微软雅黑" w:hAnsi="微软雅黑" w:eastAsia="微软雅黑"/>
+          <w:b/>
+          <w:color w:val="2D2D2D"/>
+          <w:sz w:val="18"/>
+        </w:rPr>
+        <w:t>4. 人生价值评价的根本尺度是看人生活动( )。</w:t>
+      </w:r>
+    </w:p>
+    <w:p>
+      <w:pPr>
+        <w:spacing w:after="20" w:before="0" w:line="276" w:lineRule="auto"/>
+      </w:pPr>
+      <w:r>
+        <w:rPr>
+          <w:rFonts w:ascii="微软雅黑" w:hAnsi="微软雅黑" w:eastAsia="微软雅黑"/>
+          <w:b w:val="0"/>
+          <w:color w:val="007A33"/>
+          <w:sz w:val="18"/>
+        </w:rPr>
+        <w:t>▸ 正选：B正确。B正确。教材原文：根本尺度=是否符合社会发展客观规律+是否促进历史进步。</w:t>
+      </w:r>
+    </w:p>
+    <w:p>
+      <w:pPr>
+        <w:spacing w:after="20" w:before="0" w:line="276" w:lineRule="auto"/>
+      </w:pPr>
+      <w:r>
+        <w:rPr>
+          <w:rFonts w:ascii="微软雅黑" w:hAnsi="微软雅黑" w:eastAsia="微软雅黑"/>
+          <w:b w:val="0"/>
+          <w:color w:val="CC0000"/>
+          <w:sz w:val="16"/>
+        </w:rPr>
+        <w:t xml:space="preserve">  排除A：A自我价值维度，不是根本尺度</w:t>
+      </w:r>
+    </w:p>
+    <w:p>
+      <w:pPr>
+        <w:spacing w:after="20" w:before="0" w:line="276" w:lineRule="auto"/>
+      </w:pPr>
+      <w:r>
+        <w:rPr>
+          <w:rFonts w:ascii="微软雅黑" w:hAnsi="微软雅黑" w:eastAsia="微软雅黑"/>
+          <w:b w:val="0"/>
+          <w:color w:val="CC0000"/>
+          <w:sz w:val="16"/>
+        </w:rPr>
+        <w:t xml:space="preserve">  排除C：C/D都是片面理解</w:t>
+      </w:r>
+    </w:p>
+    <w:p>
+      <w:pPr>
+        <w:spacing w:after="20" w:before="0" w:line="276" w:lineRule="auto"/>
+      </w:pPr>
+      <w:r>
+        <w:rPr>
+          <w:rFonts w:ascii="微软雅黑" w:hAnsi="微软雅黑" w:eastAsia="微软雅黑"/>
+          <w:b w:val="0"/>
+          <w:color w:val="888888"/>
+          <w:sz w:val="16"/>
+        </w:rPr>
+        <w:t>〔第一章-价值评价根本尺度〕</w:t>
+      </w:r>
+    </w:p>
+    <w:p>
+      <w:pPr>
+        <w:spacing w:after="20" w:before="0" w:line="276" w:lineRule="auto"/>
+      </w:pPr>
+      <w:r>
+        <w:rPr>
+          <w:rFonts w:ascii="微软雅黑" w:hAnsi="微软雅黑" w:eastAsia="微软雅黑"/>
+          <w:b w:val="0"/>
+          <w:color w:val="2D2D2D"/>
+          <w:sz w:val="4"/>
+        </w:rPr>
+      </w:r>
+    </w:p>
+    <w:p>
+      <w:pPr>
+        <w:spacing w:after="20" w:before="0" w:line="276" w:lineRule="auto"/>
+      </w:pPr>
+      <w:r>
+        <w:rPr>
+          <w:rFonts w:ascii="微软雅黑" w:hAnsi="微软雅黑" w:eastAsia="微软雅黑"/>
+          <w:b/>
+          <w:color w:val="2D2D2D"/>
+          <w:sz w:val="18"/>
+        </w:rPr>
+        <w:t>5. "人的本质是一切社会关系的总和"说明( )。</w:t>
+      </w:r>
+    </w:p>
+    <w:p>
+      <w:pPr>
+        <w:spacing w:after="20" w:before="0" w:line="276" w:lineRule="auto"/>
+      </w:pPr>
+      <w:r>
+        <w:rPr>
+          <w:rFonts w:ascii="微软雅黑" w:hAnsi="微软雅黑" w:eastAsia="微软雅黑"/>
+          <w:b w:val="0"/>
+          <w:color w:val="007A33"/>
+          <w:sz w:val="18"/>
+        </w:rPr>
+        <w:t>▸ 正选：B正确。B正确。马克思"社会关系总和"指向社会属性。</w:t>
+      </w:r>
+    </w:p>
+    <w:p>
+      <w:pPr>
+        <w:spacing w:after="20" w:before="0" w:line="276" w:lineRule="auto"/>
+      </w:pPr>
+      <w:r>
+        <w:rPr>
+          <w:rFonts w:ascii="微软雅黑" w:hAnsi="微软雅黑" w:eastAsia="微软雅黑"/>
+          <w:b w:val="0"/>
+          <w:color w:val="CC0000"/>
+          <w:sz w:val="16"/>
+        </w:rPr>
+        <w:t xml:space="preserve">  排除A：A错误，自然属性是人与动物共有</w:t>
+      </w:r>
+    </w:p>
+    <w:p>
+      <w:pPr>
+        <w:spacing w:after="20" w:before="0" w:line="276" w:lineRule="auto"/>
+      </w:pPr>
+      <w:r>
+        <w:rPr>
+          <w:rFonts w:ascii="微软雅黑" w:hAnsi="微软雅黑" w:eastAsia="微软雅黑"/>
+          <w:b w:val="0"/>
+          <w:color w:val="CC0000"/>
+          <w:sz w:val="16"/>
+        </w:rPr>
+        <w:t xml:space="preserve">  排除C：C逻辑错误</w:t>
+      </w:r>
+    </w:p>
+    <w:p>
+      <w:pPr>
+        <w:spacing w:after="20" w:before="0" w:line="276" w:lineRule="auto"/>
+      </w:pPr>
+      <w:r>
+        <w:rPr>
+          <w:rFonts w:ascii="微软雅黑" w:hAnsi="微软雅黑" w:eastAsia="微软雅黑"/>
+          <w:b w:val="0"/>
+          <w:color w:val="CC0000"/>
+          <w:sz w:val="16"/>
+        </w:rPr>
+        <w:t xml:space="preserve">  排除D：D逻辑错误</w:t>
+      </w:r>
+    </w:p>
+    <w:p>
+      <w:pPr>
+        <w:spacing w:after="20" w:before="0" w:line="276" w:lineRule="auto"/>
+      </w:pPr>
+      <w:r>
+        <w:rPr>
+          <w:rFonts w:ascii="微软雅黑" w:hAnsi="微软雅黑" w:eastAsia="微软雅黑"/>
+          <w:b w:val="0"/>
+          <w:color w:val="888888"/>
+          <w:sz w:val="16"/>
+        </w:rPr>
+        <w:t>〔第一章-人的本质〕</w:t>
+      </w:r>
+    </w:p>
+    <w:p>
+      <w:pPr>
+        <w:spacing w:after="20" w:before="0" w:line="276" w:lineRule="auto"/>
+      </w:pPr>
+      <w:r>
+        <w:rPr>
+          <w:rFonts w:ascii="微软雅黑" w:hAnsi="微软雅黑" w:eastAsia="微软雅黑"/>
+          <w:b w:val="0"/>
+          <w:color w:val="2D2D2D"/>
+          <w:sz w:val="4"/>
+        </w:rPr>
+      </w:r>
+    </w:p>
+    <w:p>
+      <w:pPr>
+        <w:spacing w:after="20" w:before="0" w:line="276" w:lineRule="auto"/>
+      </w:pPr>
+      <w:r>
+        <w:rPr>
+          <w:rFonts w:ascii="微软雅黑" w:hAnsi="微软雅黑" w:eastAsia="微软雅黑"/>
+          <w:b/>
+          <w:color w:val="2D2D2D"/>
+          <w:sz w:val="18"/>
+        </w:rPr>
+        <w:t>6. 人生观三要素中居于核心地位的是( )。</w:t>
+      </w:r>
+    </w:p>
+    <w:p>
+      <w:pPr>
+        <w:spacing w:after="20" w:before="0" w:line="276" w:lineRule="auto"/>
+      </w:pPr>
+      <w:r>
+        <w:rPr>
+          <w:rFonts w:ascii="微软雅黑" w:hAnsi="微软雅黑" w:eastAsia="微软雅黑"/>
+          <w:b w:val="0"/>
+          <w:color w:val="007A33"/>
+          <w:sz w:val="18"/>
+        </w:rPr>
+        <w:t>▸ 正选：A正确。A正确。三要素中人生目的决定道路、态度、价值选择→核心地位。</w:t>
+      </w:r>
+    </w:p>
+    <w:p>
+      <w:pPr>
+        <w:spacing w:after="20" w:before="0" w:line="276" w:lineRule="auto"/>
+      </w:pPr>
+      <w:r>
+        <w:rPr>
+          <w:rFonts w:ascii="微软雅黑" w:hAnsi="微软雅黑" w:eastAsia="微软雅黑"/>
+          <w:b w:val="0"/>
+          <w:color w:val="CC0000"/>
+          <w:sz w:val="16"/>
+        </w:rPr>
+        <w:t xml:space="preserve">  排除B：B人生态度是被决定的</w:t>
+      </w:r>
+    </w:p>
+    <w:p>
+      <w:pPr>
+        <w:spacing w:after="20" w:before="0" w:line="276" w:lineRule="auto"/>
+      </w:pPr>
+      <w:r>
+        <w:rPr>
+          <w:rFonts w:ascii="微软雅黑" w:hAnsi="微软雅黑" w:eastAsia="微软雅黑"/>
+          <w:b w:val="0"/>
+          <w:color w:val="CC0000"/>
+          <w:sz w:val="16"/>
+        </w:rPr>
+        <w:t xml:space="preserve">  排除C：C人生价值也是被决定的</w:t>
+      </w:r>
+    </w:p>
+    <w:p>
+      <w:pPr>
+        <w:spacing w:after="20" w:before="0" w:line="276" w:lineRule="auto"/>
+      </w:pPr>
+      <w:r>
+        <w:rPr>
+          <w:rFonts w:ascii="微软雅黑" w:hAnsi="微软雅黑" w:eastAsia="微软雅黑"/>
+          <w:b w:val="0"/>
+          <w:color w:val="CC0000"/>
+          <w:sz w:val="16"/>
+        </w:rPr>
+        <w:t xml:space="preserve">  排除D：D人生道路是结果不是要素</w:t>
+      </w:r>
+    </w:p>
+    <w:p>
+      <w:pPr>
+        <w:spacing w:after="20" w:before="0" w:line="276" w:lineRule="auto"/>
+      </w:pPr>
+      <w:r>
+        <w:rPr>
+          <w:rFonts w:ascii="微软雅黑" w:hAnsi="微软雅黑" w:eastAsia="微软雅黑"/>
+          <w:b w:val="0"/>
+          <w:color w:val="888888"/>
+          <w:sz w:val="16"/>
+        </w:rPr>
+        <w:t>〔第一章-人生观核心〕</w:t>
+      </w:r>
+    </w:p>
+    <w:p>
+      <w:pPr>
+        <w:spacing w:after="20" w:before="0" w:line="276" w:lineRule="auto"/>
+      </w:pPr>
+      <w:r>
+        <w:rPr>
+          <w:rFonts w:ascii="微软雅黑" w:hAnsi="微软雅黑" w:eastAsia="微软雅黑"/>
+          <w:b w:val="0"/>
+          <w:color w:val="2D2D2D"/>
+          <w:sz w:val="4"/>
+        </w:rPr>
+      </w:r>
+    </w:p>
+    <w:p>
+      <w:pPr>
+        <w:spacing w:after="20" w:before="0" w:line="276" w:lineRule="auto"/>
+      </w:pPr>
+      <w:r>
+        <w:rPr>
+          <w:rFonts w:ascii="微软雅黑" w:hAnsi="微软雅黑" w:eastAsia="微软雅黑"/>
+          <w:b/>
+          <w:color w:val="2D2D2D"/>
+          <w:sz w:val="18"/>
+        </w:rPr>
+        <w:t>7. 评价人生价值的大小主要看( )。</w:t>
+      </w:r>
+    </w:p>
+    <w:p>
+      <w:pPr>
+        <w:spacing w:after="20" w:before="0" w:line="276" w:lineRule="auto"/>
+      </w:pPr>
+      <w:r>
+        <w:rPr>
+          <w:rFonts w:ascii="微软雅黑" w:hAnsi="微软雅黑" w:eastAsia="微软雅黑"/>
+          <w:b w:val="0"/>
+          <w:color w:val="007A33"/>
+          <w:sz w:val="18"/>
+        </w:rPr>
+        <w:t>▸ 正选：A正确。A正确。教材原文：衡量人生价值最重要的是看对社会的责任和贡献。</w:t>
+      </w:r>
+    </w:p>
+    <w:p>
+      <w:pPr>
+        <w:spacing w:after="20" w:before="0" w:line="276" w:lineRule="auto"/>
+      </w:pPr>
+      <w:r>
+        <w:rPr>
+          <w:rFonts w:ascii="微软雅黑" w:hAnsi="微软雅黑" w:eastAsia="微软雅黑"/>
+          <w:b w:val="0"/>
+          <w:color w:val="CC0000"/>
+          <w:sz w:val="16"/>
+        </w:rPr>
+        <w:t xml:space="preserve">  排除B：B"获得尊重"是被动的</w:t>
+      </w:r>
+    </w:p>
+    <w:p>
+      <w:pPr>
+        <w:spacing w:after="20" w:before="0" w:line="276" w:lineRule="auto"/>
+      </w:pPr>
+      <w:r>
+        <w:rPr>
+          <w:rFonts w:ascii="微软雅黑" w:hAnsi="微软雅黑" w:eastAsia="微软雅黑"/>
+          <w:b w:val="0"/>
+          <w:color w:val="CC0000"/>
+          <w:sz w:val="16"/>
+        </w:rPr>
+        <w:t xml:space="preserve">  排除C：C"选择目标"是前提而非标准</w:t>
+      </w:r>
+    </w:p>
+    <w:p>
+      <w:pPr>
+        <w:spacing w:after="20" w:before="0" w:line="276" w:lineRule="auto"/>
+      </w:pPr>
+      <w:r>
+        <w:rPr>
+          <w:rFonts w:ascii="微软雅黑" w:hAnsi="微软雅黑" w:eastAsia="微软雅黑"/>
+          <w:b w:val="0"/>
+          <w:color w:val="CC0000"/>
+          <w:sz w:val="16"/>
+        </w:rPr>
+        <w:t xml:space="preserve">  排除D：D"思想动机"过于主观</w:t>
+      </w:r>
+    </w:p>
+    <w:p>
+      <w:pPr>
+        <w:spacing w:after="20" w:before="0" w:line="276" w:lineRule="auto"/>
+      </w:pPr>
+      <w:r>
+        <w:rPr>
+          <w:rFonts w:ascii="微软雅黑" w:hAnsi="微软雅黑" w:eastAsia="微软雅黑"/>
+          <w:b w:val="0"/>
+          <w:color w:val="888888"/>
+          <w:sz w:val="16"/>
+        </w:rPr>
+        <w:t>〔第一章-价值评价标准〕</w:t>
+      </w:r>
+    </w:p>
+    <w:p>
+      <w:pPr>
+        <w:spacing w:after="20" w:before="0" w:line="276" w:lineRule="auto"/>
+      </w:pPr>
+      <w:r>
+        <w:rPr>
+          <w:rFonts w:ascii="微软雅黑" w:hAnsi="微软雅黑" w:eastAsia="微软雅黑"/>
+          <w:b w:val="0"/>
+          <w:color w:val="2D2D2D"/>
+          <w:sz w:val="4"/>
+        </w:rPr>
+      </w:r>
+    </w:p>
+    <w:p>
+      <w:pPr>
+        <w:spacing w:after="20" w:before="0" w:line="276" w:lineRule="auto"/>
+      </w:pPr>
+      <w:r>
+        <w:rPr>
+          <w:rFonts w:ascii="微软雅黑" w:hAnsi="微软雅黑" w:eastAsia="微软雅黑"/>
+          <w:b/>
+          <w:color w:val="2D2D2D"/>
+          <w:sz w:val="18"/>
+        </w:rPr>
+        <w:t>8. "知耻近乎勇"说的是( )。</w:t>
+      </w:r>
+    </w:p>
+    <w:p>
+      <w:pPr>
+        <w:spacing w:after="20" w:before="0" w:line="276" w:lineRule="auto"/>
+      </w:pPr>
+      <w:r>
+        <w:rPr>
+          <w:rFonts w:ascii="微软雅黑" w:hAnsi="微软雅黑" w:eastAsia="微软雅黑"/>
+          <w:b w:val="0"/>
+          <w:color w:val="007A33"/>
+          <w:sz w:val="18"/>
+        </w:rPr>
+        <w:t>▸ 正选：B正确。B正确。"知耻近乎勇"讲的是荣辱观。"耻"=辱。</w:t>
+      </w:r>
+    </w:p>
+    <w:p>
+      <w:pPr>
+        <w:spacing w:after="20" w:before="0" w:line="276" w:lineRule="auto"/>
+      </w:pPr>
+      <w:r>
+        <w:rPr>
+          <w:rFonts w:ascii="微软雅黑" w:hAnsi="微软雅黑" w:eastAsia="微软雅黑"/>
+          <w:b w:val="0"/>
+          <w:color w:val="CC0000"/>
+          <w:sz w:val="16"/>
+        </w:rPr>
+        <w:t xml:space="preserve">  排除A：A苦乐观不涉及"耻"</w:t>
+      </w:r>
+    </w:p>
+    <w:p>
+      <w:pPr>
+        <w:spacing w:after="20" w:before="0" w:line="276" w:lineRule="auto"/>
+      </w:pPr>
+      <w:r>
+        <w:rPr>
+          <w:rFonts w:ascii="微软雅黑" w:hAnsi="微软雅黑" w:eastAsia="微软雅黑"/>
+          <w:b w:val="0"/>
+          <w:color w:val="CC0000"/>
+          <w:sz w:val="16"/>
+        </w:rPr>
+        <w:t xml:space="preserve">  排除C：C生死观不涉及"耻"</w:t>
+      </w:r>
+    </w:p>
+    <w:p>
+      <w:pPr>
+        <w:spacing w:after="20" w:before="0" w:line="276" w:lineRule="auto"/>
+      </w:pPr>
+      <w:r>
+        <w:rPr>
+          <w:rFonts w:ascii="微软雅黑" w:hAnsi="微软雅黑" w:eastAsia="微软雅黑"/>
+          <w:b w:val="0"/>
+          <w:color w:val="CC0000"/>
+          <w:sz w:val="16"/>
+        </w:rPr>
+        <w:t xml:space="preserve">  排除D：D顺逆观不涉及"耻"</w:t>
+      </w:r>
+    </w:p>
+    <w:p>
+      <w:pPr>
+        <w:spacing w:after="20" w:before="0" w:line="276" w:lineRule="auto"/>
+      </w:pPr>
+      <w:r>
+        <w:rPr>
+          <w:rFonts w:ascii="微软雅黑" w:hAnsi="微软雅黑" w:eastAsia="微软雅黑"/>
+          <w:b w:val="0"/>
+          <w:color w:val="888888"/>
+          <w:sz w:val="16"/>
+        </w:rPr>
+        <w:t>〔第一章-荣辱观〕</w:t>
+      </w:r>
+    </w:p>
+    <w:p>
+      <w:pPr>
+        <w:spacing w:after="20" w:before="0" w:line="276" w:lineRule="auto"/>
+      </w:pPr>
+      <w:r>
+        <w:rPr>
+          <w:rFonts w:ascii="微软雅黑" w:hAnsi="微软雅黑" w:eastAsia="微软雅黑"/>
+          <w:b w:val="0"/>
+          <w:color w:val="2D2D2D"/>
+          <w:sz w:val="4"/>
+        </w:rPr>
+      </w:r>
+    </w:p>
+    <w:p>
+      <w:pPr>
+        <w:spacing w:after="20" w:before="0" w:line="276" w:lineRule="auto"/>
+      </w:pPr>
+      <w:r>
+        <w:rPr>
+          <w:rFonts w:ascii="微软雅黑" w:hAnsi="微软雅黑" w:eastAsia="微软雅黑"/>
+          <w:b/>
+          <w:color w:val="2D2D2D"/>
+          <w:sz w:val="18"/>
+        </w:rPr>
+        <w:t>9. 把金钱作为唯一标准是典型的( )。</w:t>
+      </w:r>
+    </w:p>
+    <w:p>
+      <w:pPr>
+        <w:spacing w:after="20" w:before="0" w:line="276" w:lineRule="auto"/>
+      </w:pPr>
+      <w:r>
+        <w:rPr>
+          <w:rFonts w:ascii="微软雅黑" w:hAnsi="微软雅黑" w:eastAsia="微软雅黑"/>
+          <w:b w:val="0"/>
+          <w:color w:val="007A33"/>
+          <w:sz w:val="18"/>
+        </w:rPr>
+        <w:t>▸ 正选：C正确。C正确。"唯一标准=金钱"=拜金主义定义。</w:t>
+      </w:r>
+    </w:p>
+    <w:p>
+      <w:pPr>
+        <w:spacing w:after="20" w:before="0" w:line="276" w:lineRule="auto"/>
+      </w:pPr>
+      <w:r>
+        <w:rPr>
+          <w:rFonts w:ascii="微软雅黑" w:hAnsi="微软雅黑" w:eastAsia="微软雅黑"/>
+          <w:b w:val="0"/>
+          <w:color w:val="CC0000"/>
+          <w:sz w:val="16"/>
+        </w:rPr>
+        <w:t xml:space="preserve">  排除A：A享乐主义追求感官享受</w:t>
+      </w:r>
+    </w:p>
+    <w:p>
+      <w:pPr>
+        <w:spacing w:after="20" w:before="0" w:line="276" w:lineRule="auto"/>
+      </w:pPr>
+      <w:r>
+        <w:rPr>
+          <w:rFonts w:ascii="微软雅黑" w:hAnsi="微软雅黑" w:eastAsia="微软雅黑"/>
+          <w:b w:val="0"/>
+          <w:color w:val="CC0000"/>
+          <w:sz w:val="16"/>
+        </w:rPr>
+        <w:t xml:space="preserve">  排除B：B个人主义是资产阶级核心</w:t>
+      </w:r>
+    </w:p>
+    <w:p>
+      <w:pPr>
+        <w:spacing w:after="20" w:before="0" w:line="276" w:lineRule="auto"/>
+      </w:pPr>
+      <w:r>
+        <w:rPr>
+          <w:rFonts w:ascii="微软雅黑" w:hAnsi="微软雅黑" w:eastAsia="微软雅黑"/>
+          <w:b w:val="0"/>
+          <w:color w:val="CC0000"/>
+          <w:sz w:val="16"/>
+        </w:rPr>
+        <w:t xml:space="preserve">  排除D：D实用主义不是教材批评对象</w:t>
+      </w:r>
+    </w:p>
+    <w:p>
+      <w:pPr>
+        <w:spacing w:after="20" w:before="0" w:line="276" w:lineRule="auto"/>
+      </w:pPr>
+      <w:r>
+        <w:rPr>
+          <w:rFonts w:ascii="微软雅黑" w:hAnsi="微软雅黑" w:eastAsia="微软雅黑"/>
+          <w:b w:val="0"/>
+          <w:color w:val="888888"/>
+          <w:sz w:val="16"/>
+        </w:rPr>
+        <w:t>〔第一章-拜金主义〕</w:t>
+      </w:r>
+    </w:p>
+    <w:p>
+      <w:pPr>
+        <w:spacing w:after="20" w:before="0" w:line="276" w:lineRule="auto"/>
+      </w:pPr>
+      <w:r>
+        <w:rPr>
+          <w:rFonts w:ascii="微软雅黑" w:hAnsi="微软雅黑" w:eastAsia="微软雅黑"/>
+          <w:b w:val="0"/>
+          <w:color w:val="2D2D2D"/>
+          <w:sz w:val="4"/>
+        </w:rPr>
+      </w:r>
+    </w:p>
+    <w:p>
+      <w:pPr>
+        <w:spacing w:after="20" w:before="0" w:line="276" w:lineRule="auto"/>
+      </w:pPr>
+      <w:r>
+        <w:rPr>
+          <w:rFonts w:ascii="微软雅黑" w:hAnsi="微软雅黑" w:eastAsia="微软雅黑"/>
+          <w:b/>
+          <w:color w:val="2D2D2D"/>
+          <w:sz w:val="18"/>
+        </w:rPr>
+        <w:t>10. 个人与他人的关系本质上是( )的表现。</w:t>
+      </w:r>
+    </w:p>
+    <w:p>
+      <w:pPr>
+        <w:spacing w:after="20" w:before="0" w:line="276" w:lineRule="auto"/>
+      </w:pPr>
+      <w:r>
+        <w:rPr>
+          <w:rFonts w:ascii="微软雅黑" w:hAnsi="微软雅黑" w:eastAsia="微软雅黑"/>
+          <w:b w:val="0"/>
+          <w:color w:val="007A33"/>
+          <w:sz w:val="18"/>
+        </w:rPr>
+        <w:t>▸ 正选：A正确。A正确。教材原文：个人与他人关系本质上是社会利益关系的表现。</w:t>
+      </w:r>
+    </w:p>
+    <w:p>
+      <w:pPr>
+        <w:spacing w:after="20" w:before="0" w:line="276" w:lineRule="auto"/>
+      </w:pPr>
+      <w:r>
+        <w:rPr>
+          <w:rFonts w:ascii="微软雅黑" w:hAnsi="微软雅黑" w:eastAsia="微软雅黑"/>
+          <w:b w:val="0"/>
+          <w:color w:val="CC0000"/>
+          <w:sz w:val="16"/>
+        </w:rPr>
+        <w:t xml:space="preserve">  排除B：B/C/D都不是马克思主义的表述</w:t>
+      </w:r>
+    </w:p>
+    <w:p>
+      <w:pPr>
+        <w:spacing w:after="20" w:before="0" w:line="276" w:lineRule="auto"/>
+      </w:pPr>
+      <w:r>
+        <w:rPr>
+          <w:rFonts w:ascii="微软雅黑" w:hAnsi="微软雅黑" w:eastAsia="微软雅黑"/>
+          <w:b w:val="0"/>
+          <w:color w:val="888888"/>
+          <w:sz w:val="16"/>
+        </w:rPr>
+        <w:t>〔第一章-个人与他人关系〕</w:t>
+      </w:r>
+    </w:p>
+    <w:p>
+      <w:pPr>
+        <w:spacing w:after="20" w:before="0" w:line="276" w:lineRule="auto"/>
+      </w:pPr>
+      <w:r>
+        <w:rPr>
+          <w:rFonts w:ascii="微软雅黑" w:hAnsi="微软雅黑" w:eastAsia="微软雅黑"/>
+          <w:b w:val="0"/>
+          <w:color w:val="2D2D2D"/>
+          <w:sz w:val="4"/>
+        </w:rPr>
+      </w:r>
+    </w:p>
+    <w:p>
+      <w:pPr>
+        <w:spacing w:after="20" w:before="0" w:line="276" w:lineRule="auto"/>
+      </w:pPr>
+      <w:r>
+        <w:rPr>
+          <w:rFonts w:ascii="微软雅黑" w:hAnsi="微软雅黑" w:eastAsia="微软雅黑"/>
+          <w:b/>
+          <w:color w:val="2D2D2D"/>
+          <w:sz w:val="18"/>
+        </w:rPr>
+        <w:t>11. 中华民族精神的核心是( )。</w:t>
+      </w:r>
+    </w:p>
+    <w:p>
+      <w:pPr>
+        <w:spacing w:after="20" w:before="0" w:line="276" w:lineRule="auto"/>
+      </w:pPr>
+      <w:r>
+        <w:rPr>
+          <w:rFonts w:ascii="微软雅黑" w:hAnsi="微软雅黑" w:eastAsia="微软雅黑"/>
+          <w:b w:val="0"/>
+          <w:color w:val="007A33"/>
+          <w:sz w:val="18"/>
+        </w:rPr>
+        <w:t>▸ 正选：D正确。D正确。民族精神核心=爱国主义。时代精神核心=改革创新。两者不能互换。</w:t>
+      </w:r>
+    </w:p>
+    <w:p>
+      <w:pPr>
+        <w:spacing w:after="20" w:before="0" w:line="276" w:lineRule="auto"/>
+      </w:pPr>
+      <w:r>
+        <w:rPr>
+          <w:rFonts w:ascii="微软雅黑" w:hAnsi="微软雅黑" w:eastAsia="微软雅黑"/>
+          <w:b w:val="0"/>
+          <w:color w:val="CC0000"/>
+          <w:sz w:val="16"/>
+        </w:rPr>
+        <w:t xml:space="preserve">  排除A：A勤劳勇敢是民族精神内容非核心</w:t>
+      </w:r>
+    </w:p>
+    <w:p>
+      <w:pPr>
+        <w:spacing w:after="20" w:before="0" w:line="276" w:lineRule="auto"/>
+      </w:pPr>
+      <w:r>
+        <w:rPr>
+          <w:rFonts w:ascii="微软雅黑" w:hAnsi="微软雅黑" w:eastAsia="微软雅黑"/>
+          <w:b w:val="0"/>
+          <w:color w:val="CC0000"/>
+          <w:sz w:val="16"/>
+        </w:rPr>
+        <w:t xml:space="preserve">  排除B：B自强不息是民族精神内容非核心</w:t>
+      </w:r>
+    </w:p>
+    <w:p>
+      <w:pPr>
+        <w:spacing w:after="20" w:before="0" w:line="276" w:lineRule="auto"/>
+      </w:pPr>
+      <w:r>
+        <w:rPr>
+          <w:rFonts w:ascii="微软雅黑" w:hAnsi="微软雅黑" w:eastAsia="微软雅黑"/>
+          <w:b w:val="0"/>
+          <w:color w:val="CC0000"/>
+          <w:sz w:val="16"/>
+        </w:rPr>
+        <w:t xml:space="preserve">  排除C：C改革创新是时代精神核心非民族精神核心</w:t>
+      </w:r>
+    </w:p>
+    <w:p>
+      <w:pPr>
+        <w:spacing w:after="20" w:before="0" w:line="276" w:lineRule="auto"/>
+      </w:pPr>
+      <w:r>
+        <w:rPr>
+          <w:rFonts w:ascii="微软雅黑" w:hAnsi="微软雅黑" w:eastAsia="微软雅黑"/>
+          <w:b w:val="0"/>
+          <w:color w:val="888888"/>
+          <w:sz w:val="16"/>
+        </w:rPr>
+        <w:t>〔第三章-民族精神核心〕</w:t>
+      </w:r>
+    </w:p>
+    <w:p>
+      <w:pPr>
+        <w:spacing w:after="20" w:before="0" w:line="276" w:lineRule="auto"/>
+      </w:pPr>
+      <w:r>
+        <w:rPr>
+          <w:rFonts w:ascii="微软雅黑" w:hAnsi="微软雅黑" w:eastAsia="微软雅黑"/>
+          <w:b w:val="0"/>
+          <w:color w:val="2D2D2D"/>
+          <w:sz w:val="4"/>
+        </w:rPr>
+      </w:r>
+    </w:p>
+    <w:p>
+      <w:pPr>
+        <w:spacing w:after="20" w:before="0" w:line="276" w:lineRule="auto"/>
+      </w:pPr>
+      <w:r>
+        <w:rPr>
+          <w:rFonts w:ascii="微软雅黑" w:hAnsi="微软雅黑" w:eastAsia="微软雅黑"/>
+          <w:b/>
+          <w:color w:val="2D2D2D"/>
+          <w:sz w:val="18"/>
+        </w:rPr>
+        <w:t>12. ( )是检验对祖国忠诚程度的试金石。</w:t>
+      </w:r>
+    </w:p>
+    <w:p>
+      <w:pPr>
+        <w:spacing w:after="20" w:before="0" w:line="276" w:lineRule="auto"/>
+      </w:pPr>
+      <w:r>
+        <w:rPr>
+          <w:rFonts w:ascii="微软雅黑" w:hAnsi="微软雅黑" w:eastAsia="微软雅黑"/>
+          <w:b w:val="0"/>
+          <w:color w:val="007A33"/>
+          <w:sz w:val="18"/>
+        </w:rPr>
+        <w:t>▸ 正选：B正确。B正确。教材原文：对人民群众感情的深浅=检验对祖国忠诚程度的试金石。</w:t>
+      </w:r>
+    </w:p>
+    <w:p>
+      <w:pPr>
+        <w:spacing w:after="20" w:before="0" w:line="276" w:lineRule="auto"/>
+      </w:pPr>
+      <w:r>
+        <w:rPr>
+          <w:rFonts w:ascii="微软雅黑" w:hAnsi="微软雅黑" w:eastAsia="微软雅黑"/>
+          <w:b w:val="0"/>
+          <w:color w:val="CC0000"/>
+          <w:sz w:val="16"/>
+        </w:rPr>
+        <w:t xml:space="preserve">  排除A：A大好河山是领土维度</w:t>
+      </w:r>
+    </w:p>
+    <w:p>
+      <w:pPr>
+        <w:spacing w:after="20" w:before="0" w:line="276" w:lineRule="auto"/>
+      </w:pPr>
+      <w:r>
+        <w:rPr>
+          <w:rFonts w:ascii="微软雅黑" w:hAnsi="微软雅黑" w:eastAsia="微软雅黑"/>
+          <w:b w:val="0"/>
+          <w:color w:val="CC0000"/>
+          <w:sz w:val="16"/>
+        </w:rPr>
+        <w:t xml:space="preserve">  排除C：C灿烂文化是文化维度</w:t>
+      </w:r>
+    </w:p>
+    <w:p>
+      <w:pPr>
+        <w:spacing w:after="20" w:before="0" w:line="276" w:lineRule="auto"/>
+      </w:pPr>
+      <w:r>
+        <w:rPr>
+          <w:rFonts w:ascii="微软雅黑" w:hAnsi="微软雅黑" w:eastAsia="微软雅黑"/>
+          <w:b w:val="0"/>
+          <w:color w:val="CC0000"/>
+          <w:sz w:val="16"/>
+        </w:rPr>
+        <w:t xml:space="preserve">  排除D：D自己国家是政治维度</w:t>
+      </w:r>
+    </w:p>
+    <w:p>
+      <w:pPr>
+        <w:spacing w:after="20" w:before="0" w:line="276" w:lineRule="auto"/>
+      </w:pPr>
+      <w:r>
+        <w:rPr>
+          <w:rFonts w:ascii="微软雅黑" w:hAnsi="微软雅黑" w:eastAsia="微软雅黑"/>
+          <w:b w:val="0"/>
+          <w:color w:val="888888"/>
+          <w:sz w:val="16"/>
+        </w:rPr>
+        <w:t>〔第三章-试金石〕</w:t>
+      </w:r>
+    </w:p>
+    <w:p>
+      <w:pPr>
+        <w:spacing w:after="20" w:before="0" w:line="276" w:lineRule="auto"/>
+      </w:pPr>
+      <w:r>
+        <w:rPr>
+          <w:rFonts w:ascii="微软雅黑" w:hAnsi="微软雅黑" w:eastAsia="微软雅黑"/>
+          <w:b w:val="0"/>
+          <w:color w:val="2D2D2D"/>
+          <w:sz w:val="4"/>
+        </w:rPr>
+      </w:r>
+    </w:p>
+    <w:p>
+      <w:pPr>
+        <w:spacing w:after="20" w:before="0" w:line="276" w:lineRule="auto"/>
+      </w:pPr>
+      <w:r>
+        <w:rPr>
+          <w:rFonts w:ascii="微软雅黑" w:hAnsi="微软雅黑" w:eastAsia="微软雅黑"/>
+          <w:b/>
+          <w:color w:val="2D2D2D"/>
+          <w:sz w:val="18"/>
+        </w:rPr>
+        <w:t>13. ( )是涵养核心价值观的重要源泉。</w:t>
+      </w:r>
+    </w:p>
+    <w:p>
+      <w:pPr>
+        <w:spacing w:after="20" w:before="0" w:line="276" w:lineRule="auto"/>
+      </w:pPr>
+      <w:r>
+        <w:rPr>
+          <w:rFonts w:ascii="微软雅黑" w:hAnsi="微软雅黑" w:eastAsia="微软雅黑"/>
+          <w:b w:val="0"/>
+          <w:color w:val="007A33"/>
+          <w:sz w:val="18"/>
+        </w:rPr>
+        <w:t>▸ 正选：A正确。A正确。教材原文：中华优秀传统文化是涵养核心价值观的重要源泉。</w:t>
+      </w:r>
+    </w:p>
+    <w:p>
+      <w:pPr>
+        <w:spacing w:after="20" w:before="0" w:line="276" w:lineRule="auto"/>
+      </w:pPr>
+      <w:r>
+        <w:rPr>
+          <w:rFonts w:ascii="微软雅黑" w:hAnsi="微软雅黑" w:eastAsia="微软雅黑"/>
+          <w:b w:val="0"/>
+          <w:color w:val="CC0000"/>
+          <w:sz w:val="16"/>
+        </w:rPr>
+        <w:t xml:space="preserve">  排除B：B马克思主义是指导思想</w:t>
+      </w:r>
+    </w:p>
+    <w:p>
+      <w:pPr>
+        <w:spacing w:after="20" w:before="0" w:line="276" w:lineRule="auto"/>
+      </w:pPr>
+      <w:r>
+        <w:rPr>
+          <w:rFonts w:ascii="微软雅黑" w:hAnsi="微软雅黑" w:eastAsia="微软雅黑"/>
+          <w:b w:val="0"/>
+          <w:color w:val="CC0000"/>
+          <w:sz w:val="16"/>
+        </w:rPr>
+        <w:t xml:space="preserve">  排除C：C传统美德是道德维度</w:t>
+      </w:r>
+    </w:p>
+    <w:p>
+      <w:pPr>
+        <w:spacing w:after="20" w:before="0" w:line="276" w:lineRule="auto"/>
+      </w:pPr>
+      <w:r>
+        <w:rPr>
+          <w:rFonts w:ascii="微软雅黑" w:hAnsi="微软雅黑" w:eastAsia="微软雅黑"/>
+          <w:b w:val="0"/>
+          <w:color w:val="CC0000"/>
+          <w:sz w:val="16"/>
+        </w:rPr>
+        <w:t xml:space="preserve">  排除D：D中国特色社会主义是道路</w:t>
+      </w:r>
+    </w:p>
+    <w:p>
+      <w:pPr>
+        <w:spacing w:after="20" w:before="0" w:line="276" w:lineRule="auto"/>
+      </w:pPr>
+      <w:r>
+        <w:rPr>
+          <w:rFonts w:ascii="微软雅黑" w:hAnsi="微软雅黑" w:eastAsia="微软雅黑"/>
+          <w:b w:val="0"/>
+          <w:color w:val="888888"/>
+          <w:sz w:val="16"/>
+        </w:rPr>
+        <w:t>〔第四章-传统文化源泉〕</w:t>
+      </w:r>
+    </w:p>
+    <w:p>
+      <w:pPr>
+        <w:spacing w:after="20" w:before="0" w:line="276" w:lineRule="auto"/>
+      </w:pPr>
+      <w:r>
+        <w:rPr>
+          <w:rFonts w:ascii="微软雅黑" w:hAnsi="微软雅黑" w:eastAsia="微软雅黑"/>
+          <w:b w:val="0"/>
+          <w:color w:val="2D2D2D"/>
+          <w:sz w:val="4"/>
+        </w:rPr>
+      </w:r>
+    </w:p>
+    <w:p>
+      <w:pPr>
+        <w:spacing w:after="20" w:before="0" w:line="276" w:lineRule="auto"/>
+      </w:pPr>
+      <w:r>
+        <w:rPr>
+          <w:rFonts w:ascii="微软雅黑" w:hAnsi="微软雅黑" w:eastAsia="微软雅黑"/>
+          <w:b/>
+          <w:color w:val="2D2D2D"/>
+          <w:sz w:val="18"/>
+        </w:rPr>
+        <w:t>14. ( )是对待生产劳动的根本价值态度。</w:t>
+      </w:r>
+    </w:p>
+    <w:p>
+      <w:pPr>
+        <w:spacing w:after="20" w:before="0" w:line="276" w:lineRule="auto"/>
+      </w:pPr>
+      <w:r>
+        <w:rPr>
+          <w:rFonts w:ascii="微软雅黑" w:hAnsi="微软雅黑" w:eastAsia="微软雅黑"/>
+          <w:b w:val="0"/>
+          <w:color w:val="007A33"/>
+          <w:sz w:val="18"/>
+        </w:rPr>
+        <w:t>▸ 正选：C正确。C正确。公民层面：敬业=对待生产劳动的根本态度。爱国=对祖国/诚信=立身处世/友善=人际关系。</w:t>
+      </w:r>
+    </w:p>
+    <w:p>
+      <w:pPr>
+        <w:spacing w:after="20" w:before="0" w:line="276" w:lineRule="auto"/>
+      </w:pPr>
+      <w:r>
+        <w:rPr>
+          <w:rFonts w:ascii="微软雅黑" w:hAnsi="微软雅黑" w:eastAsia="微软雅黑"/>
+          <w:b w:val="0"/>
+          <w:color w:val="CC0000"/>
+          <w:sz w:val="16"/>
+        </w:rPr>
+        <w:t xml:space="preserve">  排除A：A爱国是对祖国的情感</w:t>
+      </w:r>
+    </w:p>
+    <w:p>
+      <w:pPr>
+        <w:spacing w:after="20" w:before="0" w:line="276" w:lineRule="auto"/>
+      </w:pPr>
+      <w:r>
+        <w:rPr>
+          <w:rFonts w:ascii="微软雅黑" w:hAnsi="微软雅黑" w:eastAsia="微软雅黑"/>
+          <w:b w:val="0"/>
+          <w:color w:val="CC0000"/>
+          <w:sz w:val="16"/>
+        </w:rPr>
+        <w:t xml:space="preserve">  排除B：B诚信是立身处世的规范</w:t>
+      </w:r>
+    </w:p>
+    <w:p>
+      <w:pPr>
+        <w:spacing w:after="20" w:before="0" w:line="276" w:lineRule="auto"/>
+      </w:pPr>
+      <w:r>
+        <w:rPr>
+          <w:rFonts w:ascii="微软雅黑" w:hAnsi="微软雅黑" w:eastAsia="微软雅黑"/>
+          <w:b w:val="0"/>
+          <w:color w:val="CC0000"/>
+          <w:sz w:val="16"/>
+        </w:rPr>
+        <w:t xml:space="preserve">  排除D：D友善是人际关系的准则</w:t>
+      </w:r>
+    </w:p>
+    <w:p>
+      <w:pPr>
+        <w:spacing w:after="20" w:before="0" w:line="276" w:lineRule="auto"/>
+      </w:pPr>
+      <w:r>
+        <w:rPr>
+          <w:rFonts w:ascii="微软雅黑" w:hAnsi="微软雅黑" w:eastAsia="微软雅黑"/>
+          <w:b w:val="0"/>
+          <w:color w:val="888888"/>
+          <w:sz w:val="16"/>
+        </w:rPr>
+        <w:t>〔第四章-敬业〕</w:t>
+      </w:r>
+    </w:p>
+    <w:p>
+      <w:pPr>
+        <w:spacing w:after="20" w:before="0" w:line="276" w:lineRule="auto"/>
+      </w:pPr>
+      <w:r>
+        <w:rPr>
+          <w:rFonts w:ascii="微软雅黑" w:hAnsi="微软雅黑" w:eastAsia="微软雅黑"/>
+          <w:b w:val="0"/>
+          <w:color w:val="2D2D2D"/>
+          <w:sz w:val="4"/>
+        </w:rPr>
+      </w:r>
+    </w:p>
+    <w:p>
+      <w:pPr>
+        <w:spacing w:after="20" w:before="0" w:line="276" w:lineRule="auto"/>
+      </w:pPr>
+      <w:r>
+        <w:rPr>
+          <w:rFonts w:ascii="微软雅黑" w:hAnsi="微软雅黑" w:eastAsia="微软雅黑"/>
+          <w:b/>
+          <w:color w:val="2D2D2D"/>
+          <w:sz w:val="18"/>
+        </w:rPr>
+        <w:t>15. 社会主义道德的核心是( )。</w:t>
+      </w:r>
+    </w:p>
+    <w:p>
+      <w:pPr>
+        <w:spacing w:after="20" w:before="0" w:line="276" w:lineRule="auto"/>
+      </w:pPr>
+      <w:r>
+        <w:rPr>
+          <w:rFonts w:ascii="微软雅黑" w:hAnsi="微软雅黑" w:eastAsia="微软雅黑"/>
+          <w:b w:val="0"/>
+          <w:color w:val="007A33"/>
+          <w:sz w:val="18"/>
+        </w:rPr>
+        <w:t>▸ 正选：B正确。B正确。核心=为人民服务（显著标志）。原则=集体主义。</w:t>
+      </w:r>
+    </w:p>
+    <w:p>
+      <w:pPr>
+        <w:spacing w:after="20" w:before="0" w:line="276" w:lineRule="auto"/>
+      </w:pPr>
+      <w:r>
+        <w:rPr>
+          <w:rFonts w:ascii="微软雅黑" w:hAnsi="微软雅黑" w:eastAsia="微软雅黑"/>
+          <w:b w:val="0"/>
+          <w:color w:val="CC0000"/>
+          <w:sz w:val="16"/>
+        </w:rPr>
+        <w:t xml:space="preserve">  排除A：A集体主义是原则非核心</w:t>
+      </w:r>
+    </w:p>
+    <w:p>
+      <w:pPr>
+        <w:spacing w:after="20" w:before="0" w:line="276" w:lineRule="auto"/>
+      </w:pPr>
+      <w:r>
+        <w:rPr>
+          <w:rFonts w:ascii="微软雅黑" w:hAnsi="微软雅黑" w:eastAsia="微软雅黑"/>
+          <w:b w:val="0"/>
+          <w:color w:val="CC0000"/>
+          <w:sz w:val="16"/>
+        </w:rPr>
+        <w:t xml:space="preserve">  排除C：C爱国主义是民族精神核心</w:t>
+      </w:r>
+    </w:p>
+    <w:p>
+      <w:pPr>
+        <w:spacing w:after="20" w:before="0" w:line="276" w:lineRule="auto"/>
+      </w:pPr>
+      <w:r>
+        <w:rPr>
+          <w:rFonts w:ascii="微软雅黑" w:hAnsi="微软雅黑" w:eastAsia="微软雅黑"/>
+          <w:b w:val="0"/>
+          <w:color w:val="CC0000"/>
+          <w:sz w:val="16"/>
+        </w:rPr>
+        <w:t xml:space="preserve">  排除D：D诚实守信是公民层面价值观</w:t>
+      </w:r>
+    </w:p>
+    <w:p>
+      <w:pPr>
+        <w:spacing w:after="20" w:before="0" w:line="276" w:lineRule="auto"/>
+      </w:pPr>
+      <w:r>
+        <w:rPr>
+          <w:rFonts w:ascii="微软雅黑" w:hAnsi="微软雅黑" w:eastAsia="微软雅黑"/>
+          <w:b w:val="0"/>
+          <w:color w:val="888888"/>
+          <w:sz w:val="16"/>
+        </w:rPr>
+        <w:t>〔第五章-核心vs原则〕</w:t>
+      </w:r>
+    </w:p>
+    <w:p>
+      <w:pPr>
+        <w:spacing w:after="20" w:before="0" w:line="276" w:lineRule="auto"/>
+      </w:pPr>
+      <w:r>
+        <w:rPr>
+          <w:rFonts w:ascii="微软雅黑" w:hAnsi="微软雅黑" w:eastAsia="微软雅黑"/>
+          <w:b w:val="0"/>
+          <w:color w:val="2D2D2D"/>
+          <w:sz w:val="4"/>
+        </w:rPr>
+      </w:r>
+    </w:p>
+    <w:p>
+      <w:pPr>
+        <w:spacing w:after="20" w:before="0" w:line="276" w:lineRule="auto"/>
+      </w:pPr>
+      <w:r>
+        <w:rPr>
+          <w:rFonts w:ascii="微软雅黑" w:hAnsi="微软雅黑" w:eastAsia="微软雅黑"/>
+          <w:b/>
+          <w:color w:val="2D2D2D"/>
+          <w:sz w:val="18"/>
+        </w:rPr>
+        <w:t>16. 社会主义道德的原则是( )。</w:t>
+      </w:r>
+    </w:p>
+    <w:p>
+      <w:pPr>
+        <w:spacing w:after="20" w:before="0" w:line="276" w:lineRule="auto"/>
+      </w:pPr>
+      <w:r>
+        <w:rPr>
+          <w:rFonts w:ascii="微软雅黑" w:hAnsi="微软雅黑" w:eastAsia="微软雅黑"/>
+          <w:b w:val="0"/>
+          <w:color w:val="007A33"/>
+          <w:sz w:val="18"/>
+        </w:rPr>
+        <w:t>▸ 正选：B正确。B正确。同上题。核心和原则不能互换。</w:t>
+      </w:r>
+    </w:p>
+    <w:p>
+      <w:pPr>
+        <w:spacing w:after="20" w:before="0" w:line="276" w:lineRule="auto"/>
+      </w:pPr>
+      <w:r>
+        <w:rPr>
+          <w:rFonts w:ascii="微软雅黑" w:hAnsi="微软雅黑" w:eastAsia="微软雅黑"/>
+          <w:b w:val="0"/>
+          <w:color w:val="CC0000"/>
+          <w:sz w:val="16"/>
+        </w:rPr>
+        <w:t xml:space="preserve">  排除A：A为人民服务是核心</w:t>
+      </w:r>
+    </w:p>
+    <w:p>
+      <w:pPr>
+        <w:spacing w:after="20" w:before="0" w:line="276" w:lineRule="auto"/>
+      </w:pPr>
+      <w:r>
+        <w:rPr>
+          <w:rFonts w:ascii="微软雅黑" w:hAnsi="微软雅黑" w:eastAsia="微软雅黑"/>
+          <w:b w:val="0"/>
+          <w:color w:val="CC0000"/>
+          <w:sz w:val="16"/>
+        </w:rPr>
+        <w:t xml:space="preserve">  排除C：C/D不在本题范围内</w:t>
+      </w:r>
+    </w:p>
+    <w:p>
+      <w:pPr>
+        <w:spacing w:after="20" w:before="0" w:line="276" w:lineRule="auto"/>
+      </w:pPr>
+      <w:r>
+        <w:rPr>
+          <w:rFonts w:ascii="微软雅黑" w:hAnsi="微软雅黑" w:eastAsia="微软雅黑"/>
+          <w:b w:val="0"/>
+          <w:color w:val="888888"/>
+          <w:sz w:val="16"/>
+        </w:rPr>
+        <w:t>〔第五章-核心vs原则〕</w:t>
+      </w:r>
+    </w:p>
+    <w:p>
+      <w:pPr>
+        <w:spacing w:after="20" w:before="0" w:line="276" w:lineRule="auto"/>
+      </w:pPr>
+      <w:r>
+        <w:rPr>
+          <w:rFonts w:ascii="微软雅黑" w:hAnsi="微软雅黑" w:eastAsia="微软雅黑"/>
+          <w:b w:val="0"/>
+          <w:color w:val="2D2D2D"/>
+          <w:sz w:val="4"/>
+        </w:rPr>
+      </w:r>
+    </w:p>
+    <w:p>
+      <w:pPr>
+        <w:spacing w:after="20" w:before="0" w:line="276" w:lineRule="auto"/>
+      </w:pPr>
+      <w:r>
+        <w:rPr>
+          <w:rFonts w:ascii="微软雅黑" w:hAnsi="微软雅黑" w:eastAsia="微软雅黑"/>
+          <w:b/>
+          <w:color w:val="2D2D2D"/>
+          <w:sz w:val="18"/>
+        </w:rPr>
+        <w:t>17. 道德起源的首要前提是( )。</w:t>
+      </w:r>
+    </w:p>
+    <w:p>
+      <w:pPr>
+        <w:spacing w:after="20" w:before="0" w:line="276" w:lineRule="auto"/>
+      </w:pPr>
+      <w:r>
+        <w:rPr>
+          <w:rFonts w:ascii="微软雅黑" w:hAnsi="微软雅黑" w:eastAsia="微软雅黑"/>
+          <w:b w:val="0"/>
+          <w:color w:val="007A33"/>
+          <w:sz w:val="18"/>
+        </w:rPr>
+        <w:t>▸ 正选：C正确。C正确。道德起源三条件：劳动(首要)+社会关系(客观)+自我意识(主观)。</w:t>
+      </w:r>
+    </w:p>
+    <w:p>
+      <w:pPr>
+        <w:spacing w:after="20" w:before="0" w:line="276" w:lineRule="auto"/>
+      </w:pPr>
+      <w:r>
+        <w:rPr>
+          <w:rFonts w:ascii="微软雅黑" w:hAnsi="微软雅黑" w:eastAsia="微软雅黑"/>
+          <w:b w:val="0"/>
+          <w:color w:val="CC0000"/>
+          <w:sz w:val="16"/>
+        </w:rPr>
+        <w:t xml:space="preserve">  排除A：A社会关系是客观条件</w:t>
+      </w:r>
+    </w:p>
+    <w:p>
+      <w:pPr>
+        <w:spacing w:after="20" w:before="0" w:line="276" w:lineRule="auto"/>
+      </w:pPr>
+      <w:r>
+        <w:rPr>
+          <w:rFonts w:ascii="微软雅黑" w:hAnsi="微软雅黑" w:eastAsia="微软雅黑"/>
+          <w:b w:val="0"/>
+          <w:color w:val="CC0000"/>
+          <w:sz w:val="16"/>
+        </w:rPr>
+        <w:t xml:space="preserve">  排除B：B自我意识是主观条件</w:t>
+      </w:r>
+    </w:p>
+    <w:p>
+      <w:pPr>
+        <w:spacing w:after="20" w:before="0" w:line="276" w:lineRule="auto"/>
+      </w:pPr>
+      <w:r>
+        <w:rPr>
+          <w:rFonts w:ascii="微软雅黑" w:hAnsi="微软雅黑" w:eastAsia="微软雅黑"/>
+          <w:b w:val="0"/>
+          <w:color w:val="CC0000"/>
+          <w:sz w:val="16"/>
+        </w:rPr>
+        <w:t xml:space="preserve">  排除D：D生产方式过于宏观</w:t>
+      </w:r>
+    </w:p>
+    <w:p>
+      <w:pPr>
+        <w:spacing w:after="20" w:before="0" w:line="276" w:lineRule="auto"/>
+      </w:pPr>
+      <w:r>
+        <w:rPr>
+          <w:rFonts w:ascii="微软雅黑" w:hAnsi="微软雅黑" w:eastAsia="微软雅黑"/>
+          <w:b w:val="0"/>
+          <w:color w:val="888888"/>
+          <w:sz w:val="16"/>
+        </w:rPr>
+        <w:t>〔第五章-道德起源〕</w:t>
+      </w:r>
+    </w:p>
+    <w:p>
+      <w:pPr>
+        <w:spacing w:after="20" w:before="0" w:line="276" w:lineRule="auto"/>
+      </w:pPr>
+      <w:r>
+        <w:rPr>
+          <w:rFonts w:ascii="微软雅黑" w:hAnsi="微软雅黑" w:eastAsia="微软雅黑"/>
+          <w:b w:val="0"/>
+          <w:color w:val="2D2D2D"/>
+          <w:sz w:val="4"/>
+        </w:rPr>
+      </w:r>
+    </w:p>
+    <w:p>
+      <w:pPr>
+        <w:spacing w:after="20" w:before="0" w:line="276" w:lineRule="auto"/>
+      </w:pPr>
+      <w:r>
+        <w:rPr>
+          <w:rFonts w:ascii="微软雅黑" w:hAnsi="微软雅黑" w:eastAsia="微软雅黑"/>
+          <w:b/>
+          <w:color w:val="2D2D2D"/>
+          <w:sz w:val="18"/>
+        </w:rPr>
+        <w:t>18. 我国的根本政治制度是( )。</w:t>
+      </w:r>
+    </w:p>
+    <w:p>
+      <w:pPr>
+        <w:spacing w:after="20" w:before="0" w:line="276" w:lineRule="auto"/>
+      </w:pPr>
+      <w:r>
+        <w:rPr>
+          <w:rFonts w:ascii="微软雅黑" w:hAnsi="微软雅黑" w:eastAsia="微软雅黑"/>
+          <w:b w:val="0"/>
+          <w:color w:val="007A33"/>
+          <w:sz w:val="18"/>
+        </w:rPr>
+        <w:t>▸ 正选：B正确。B正确。根本政治制度=人民代表大会制度。</w:t>
+      </w:r>
+    </w:p>
+    <w:p>
+      <w:pPr>
+        <w:spacing w:after="20" w:before="0" w:line="276" w:lineRule="auto"/>
+      </w:pPr>
+      <w:r>
+        <w:rPr>
+          <w:rFonts w:ascii="微软雅黑" w:hAnsi="微软雅黑" w:eastAsia="微软雅黑"/>
+          <w:b w:val="0"/>
+          <w:color w:val="CC0000"/>
+          <w:sz w:val="16"/>
+        </w:rPr>
+        <w:t xml:space="preserve">  排除A：A人民民主专政是国体</w:t>
+      </w:r>
+    </w:p>
+    <w:p>
+      <w:pPr>
+        <w:spacing w:after="20" w:before="0" w:line="276" w:lineRule="auto"/>
+      </w:pPr>
+      <w:r>
+        <w:rPr>
+          <w:rFonts w:ascii="微软雅黑" w:hAnsi="微软雅黑" w:eastAsia="微软雅黑"/>
+          <w:b w:val="0"/>
+          <w:color w:val="CC0000"/>
+          <w:sz w:val="16"/>
+        </w:rPr>
+        <w:t xml:space="preserve">  排除C：C社会主义制度是根本制度</w:t>
+      </w:r>
+    </w:p>
+    <w:p>
+      <w:pPr>
+        <w:spacing w:after="20" w:before="0" w:line="276" w:lineRule="auto"/>
+      </w:pPr>
+      <w:r>
+        <w:rPr>
+          <w:rFonts w:ascii="微软雅黑" w:hAnsi="微软雅黑" w:eastAsia="微软雅黑"/>
+          <w:b w:val="0"/>
+          <w:color w:val="CC0000"/>
+          <w:sz w:val="16"/>
+        </w:rPr>
+        <w:t xml:space="preserve">  排除D：D社会主义公有制是经济制度</w:t>
+      </w:r>
+    </w:p>
+    <w:p>
+      <w:pPr>
+        <w:spacing w:after="20" w:before="0" w:line="276" w:lineRule="auto"/>
+      </w:pPr>
+      <w:r>
+        <w:rPr>
+          <w:rFonts w:ascii="微软雅黑" w:hAnsi="微软雅黑" w:eastAsia="微软雅黑"/>
+          <w:b w:val="0"/>
+          <w:color w:val="888888"/>
+          <w:sz w:val="16"/>
+        </w:rPr>
+        <w:t>〔第六章-根本政治制度〕</w:t>
+      </w:r>
+    </w:p>
+    <w:p>
+      <w:pPr>
+        <w:spacing w:after="20" w:before="0" w:line="276" w:lineRule="auto"/>
+      </w:pPr>
+      <w:r>
+        <w:rPr>
+          <w:rFonts w:ascii="微软雅黑" w:hAnsi="微软雅黑" w:eastAsia="微软雅黑"/>
+          <w:b w:val="0"/>
+          <w:color w:val="2D2D2D"/>
+          <w:sz w:val="4"/>
+        </w:rPr>
+      </w:r>
+    </w:p>
+    <w:p>
+      <w:pPr>
+        <w:spacing w:after="20" w:before="0" w:line="276" w:lineRule="auto"/>
+      </w:pPr>
+      <w:r>
+        <w:rPr>
+          <w:rFonts w:ascii="微软雅黑" w:hAnsi="微软雅黑" w:eastAsia="微软雅黑"/>
+          <w:b/>
+          <w:color w:val="2D2D2D"/>
+          <w:sz w:val="18"/>
+        </w:rPr>
+        <w:t>19. 法律区别于道德的首要之处在于( )。</w:t>
+      </w:r>
+    </w:p>
+    <w:p>
+      <w:pPr>
+        <w:spacing w:after="20" w:before="0" w:line="276" w:lineRule="auto"/>
+      </w:pPr>
+      <w:r>
+        <w:rPr>
+          <w:rFonts w:ascii="微软雅黑" w:hAnsi="微软雅黑" w:eastAsia="微软雅黑"/>
+          <w:b w:val="0"/>
+          <w:color w:val="007A33"/>
+          <w:sz w:val="18"/>
+        </w:rPr>
+        <w:t>▸ 正选：B正确。B正确。国家创制+强制力保证=法律区别于其他规范的首要特征。</w:t>
+      </w:r>
+    </w:p>
+    <w:p>
+      <w:pPr>
+        <w:spacing w:after="20" w:before="0" w:line="276" w:lineRule="auto"/>
+      </w:pPr>
+      <w:r>
+        <w:rPr>
+          <w:rFonts w:ascii="微软雅黑" w:hAnsi="微软雅黑" w:eastAsia="微软雅黑"/>
+          <w:b w:val="0"/>
+          <w:color w:val="CC0000"/>
+          <w:sz w:val="16"/>
+        </w:rPr>
+        <w:t xml:space="preserve">  排除A：A法律和道德都体现统治阶级意志</w:t>
+      </w:r>
+    </w:p>
+    <w:p>
+      <w:pPr>
+        <w:spacing w:after="20" w:before="0" w:line="276" w:lineRule="auto"/>
+      </w:pPr>
+      <w:r>
+        <w:rPr>
+          <w:rFonts w:ascii="微软雅黑" w:hAnsi="微软雅黑" w:eastAsia="微软雅黑"/>
+          <w:b w:val="0"/>
+          <w:color w:val="CC0000"/>
+          <w:sz w:val="16"/>
+        </w:rPr>
+        <w:t xml:space="preserve">  排除C：C法律和道德都由物质条件决定</w:t>
+      </w:r>
+    </w:p>
+    <w:p>
+      <w:pPr>
+        <w:spacing w:after="20" w:before="0" w:line="276" w:lineRule="auto"/>
+      </w:pPr>
+      <w:r>
+        <w:rPr>
+          <w:rFonts w:ascii="微软雅黑" w:hAnsi="微软雅黑" w:eastAsia="微软雅黑"/>
+          <w:b w:val="0"/>
+          <w:color w:val="CC0000"/>
+          <w:sz w:val="16"/>
+        </w:rPr>
+        <w:t xml:space="preserve">  排除D：D法律和道德都以权利义务为内容</w:t>
+      </w:r>
+    </w:p>
+    <w:p>
+      <w:pPr>
+        <w:spacing w:after="20" w:before="0" w:line="276" w:lineRule="auto"/>
+      </w:pPr>
+      <w:r>
+        <w:rPr>
+          <w:rFonts w:ascii="微软雅黑" w:hAnsi="微软雅黑" w:eastAsia="微软雅黑"/>
+          <w:b w:val="0"/>
+          <w:color w:val="888888"/>
+          <w:sz w:val="16"/>
+        </w:rPr>
+        <w:t>〔第六章-法律vs道德〕</w:t>
+      </w:r>
+    </w:p>
+    <w:p>
+      <w:pPr>
+        <w:spacing w:after="20" w:before="0" w:line="276" w:lineRule="auto"/>
+      </w:pPr>
+      <w:r>
+        <w:rPr>
+          <w:rFonts w:ascii="微软雅黑" w:hAnsi="微软雅黑" w:eastAsia="微软雅黑"/>
+          <w:b w:val="0"/>
+          <w:color w:val="2D2D2D"/>
+          <w:sz w:val="4"/>
+        </w:rPr>
+      </w:r>
+    </w:p>
+    <w:p>
+      <w:pPr>
+        <w:spacing w:after="20" w:before="0" w:line="276" w:lineRule="auto"/>
+      </w:pPr>
+      <w:r>
+        <w:rPr>
+          <w:rFonts w:ascii="微软雅黑" w:hAnsi="微软雅黑" w:eastAsia="微软雅黑"/>
+          <w:b/>
+          <w:color w:val="2D2D2D"/>
+          <w:sz w:val="18"/>
+        </w:rPr>
+        <w:t>20. 公正司法是维护社会公平正义的( )。</w:t>
+      </w:r>
+    </w:p>
+    <w:p>
+      <w:pPr>
+        <w:spacing w:after="20" w:before="0" w:line="276" w:lineRule="auto"/>
+      </w:pPr>
+      <w:r>
+        <w:rPr>
+          <w:rFonts w:ascii="微软雅黑" w:hAnsi="微软雅黑" w:eastAsia="微软雅黑"/>
+          <w:b w:val="0"/>
+          <w:color w:val="007A33"/>
+          <w:sz w:val="18"/>
+        </w:rPr>
+        <w:t>▸ 正选：C正确。C正确。培根名言+教材原文：公正司法是维护社会公平正义的最后一道防线。</w:t>
+      </w:r>
+    </w:p>
+    <w:p>
+      <w:pPr>
+        <w:spacing w:after="20" w:before="0" w:line="276" w:lineRule="auto"/>
+      </w:pPr>
+      <w:r>
+        <w:rPr>
+          <w:rFonts w:ascii="微软雅黑" w:hAnsi="微软雅黑" w:eastAsia="微软雅黑"/>
+          <w:b w:val="0"/>
+          <w:color w:val="CC0000"/>
+          <w:sz w:val="16"/>
+        </w:rPr>
+        <w:t xml:space="preserve">  排除A：A第一道防线不存在此说法</w:t>
+      </w:r>
+    </w:p>
+    <w:p>
+      <w:pPr>
+        <w:spacing w:after="20" w:before="0" w:line="276" w:lineRule="auto"/>
+      </w:pPr>
+      <w:r>
+        <w:rPr>
+          <w:rFonts w:ascii="微软雅黑" w:hAnsi="微软雅黑" w:eastAsia="微软雅黑"/>
+          <w:b w:val="0"/>
+          <w:color w:val="CC0000"/>
+          <w:sz w:val="16"/>
+        </w:rPr>
+        <w:t xml:space="preserve">  排除B：B唯一途径过于绝对</w:t>
+      </w:r>
+    </w:p>
+    <w:p>
+      <w:pPr>
+        <w:spacing w:after="20" w:before="0" w:line="276" w:lineRule="auto"/>
+      </w:pPr>
+      <w:r>
+        <w:rPr>
+          <w:rFonts w:ascii="微软雅黑" w:hAnsi="微软雅黑" w:eastAsia="微软雅黑"/>
+          <w:b w:val="0"/>
+          <w:color w:val="CC0000"/>
+          <w:sz w:val="16"/>
+        </w:rPr>
+        <w:t xml:space="preserve">  排除D：D基本保障不够精确</w:t>
+      </w:r>
+    </w:p>
+    <w:p>
+      <w:pPr>
+        <w:spacing w:after="20" w:before="0" w:line="276" w:lineRule="auto"/>
+      </w:pPr>
+      <w:r>
+        <w:rPr>
+          <w:rFonts w:ascii="微软雅黑" w:hAnsi="微软雅黑" w:eastAsia="微软雅黑"/>
+          <w:b w:val="0"/>
+          <w:color w:val="888888"/>
+          <w:sz w:val="16"/>
+        </w:rPr>
+        <w:t>〔第六章-公正司法〕</w:t>
+      </w:r>
+    </w:p>
+    <w:p>
+      <w:pPr>
+        <w:spacing w:after="20" w:before="0" w:line="276" w:lineRule="auto"/>
+      </w:pPr>
+      <w:r>
+        <w:rPr>
+          <w:rFonts w:ascii="微软雅黑" w:hAnsi="微软雅黑" w:eastAsia="微软雅黑"/>
+          <w:b w:val="0"/>
+          <w:color w:val="2D2D2D"/>
+          <w:sz w:val="4"/>
+        </w:rPr>
+      </w:r>
+    </w:p>
+    <w:p>
+      <w:pPr>
+        <w:spacing w:after="20" w:before="0" w:line="276" w:lineRule="auto"/>
+      </w:pPr>
+      <w:r>
+        <w:rPr>
+          <w:rFonts w:ascii="微软雅黑" w:hAnsi="微软雅黑" w:eastAsia="微软雅黑"/>
+          <w:b/>
+          <w:color w:val="2D2D2D"/>
+          <w:sz w:val="18"/>
+        </w:rPr>
+        <w:t>21. 法律运行中起始性关键性环节是( )。</w:t>
+      </w:r>
+    </w:p>
+    <w:p>
+      <w:pPr>
+        <w:spacing w:after="20" w:before="0" w:line="276" w:lineRule="auto"/>
+      </w:pPr>
+      <w:r>
+        <w:rPr>
+          <w:rFonts w:ascii="微软雅黑" w:hAnsi="微软雅黑" w:eastAsia="微软雅黑"/>
+          <w:b w:val="0"/>
+          <w:color w:val="007A33"/>
+          <w:sz w:val="18"/>
+        </w:rPr>
+        <w:t>▸ 正选：D正确。D正确。法律制定(立法)是起始性和关键性环节。</w:t>
+      </w:r>
+    </w:p>
+    <w:p>
+      <w:pPr>
+        <w:spacing w:after="20" w:before="0" w:line="276" w:lineRule="auto"/>
+      </w:pPr>
+      <w:r>
+        <w:rPr>
+          <w:rFonts w:ascii="微软雅黑" w:hAnsi="微软雅黑" w:eastAsia="微软雅黑"/>
+          <w:b w:val="0"/>
+          <w:color w:val="CC0000"/>
+          <w:sz w:val="16"/>
+        </w:rPr>
+        <w:t xml:space="preserve">  排除A：A法律适用是司法环节</w:t>
+      </w:r>
+    </w:p>
+    <w:p>
+      <w:pPr>
+        <w:spacing w:after="20" w:before="0" w:line="276" w:lineRule="auto"/>
+      </w:pPr>
+      <w:r>
+        <w:rPr>
+          <w:rFonts w:ascii="微软雅黑" w:hAnsi="微软雅黑" w:eastAsia="微软雅黑"/>
+          <w:b w:val="0"/>
+          <w:color w:val="CC0000"/>
+          <w:sz w:val="16"/>
+        </w:rPr>
+        <w:t xml:space="preserve">  排除B：B法律遵守是守法环节</w:t>
+      </w:r>
+    </w:p>
+    <w:p>
+      <w:pPr>
+        <w:spacing w:after="20" w:before="0" w:line="276" w:lineRule="auto"/>
+      </w:pPr>
+      <w:r>
+        <w:rPr>
+          <w:rFonts w:ascii="微软雅黑" w:hAnsi="微软雅黑" w:eastAsia="微软雅黑"/>
+          <w:b w:val="0"/>
+          <w:color w:val="CC0000"/>
+          <w:sz w:val="16"/>
+        </w:rPr>
+        <w:t xml:space="preserve">  排除C：C法律执行是行政执法</w:t>
+      </w:r>
+    </w:p>
+    <w:p>
+      <w:pPr>
+        <w:spacing w:after="20" w:before="0" w:line="276" w:lineRule="auto"/>
+      </w:pPr>
+      <w:r>
+        <w:rPr>
+          <w:rFonts w:ascii="微软雅黑" w:hAnsi="微软雅黑" w:eastAsia="微软雅黑"/>
+          <w:b w:val="0"/>
+          <w:color w:val="888888"/>
+          <w:sz w:val="16"/>
+        </w:rPr>
+        <w:t>〔第六章-法律运行环节〕</w:t>
+      </w:r>
+    </w:p>
+    <w:p>
+      <w:pPr>
+        <w:spacing w:after="20" w:before="0" w:line="276" w:lineRule="auto"/>
+      </w:pPr>
+      <w:r>
+        <w:rPr>
+          <w:rFonts w:ascii="微软雅黑" w:hAnsi="微软雅黑" w:eastAsia="微软雅黑"/>
+          <w:b w:val="0"/>
+          <w:color w:val="2D2D2D"/>
+          <w:sz w:val="4"/>
+        </w:rPr>
+      </w:r>
+    </w:p>
+    <w:p>
+      <w:pPr>
+        <w:spacing w:after="20" w:before="0" w:line="276" w:lineRule="auto"/>
+      </w:pPr>
+      <w:r>
+        <w:rPr>
+          <w:rFonts w:ascii="微软雅黑" w:hAnsi="微软雅黑" w:eastAsia="微软雅黑"/>
+          <w:b/>
+          <w:color w:val="2D2D2D"/>
+          <w:sz w:val="18"/>
+        </w:rPr>
+        <w:t>22. 修改宪法的权力只能由( )行使。</w:t>
+      </w:r>
+    </w:p>
+    <w:p>
+      <w:pPr>
+        <w:spacing w:after="20" w:before="0" w:line="276" w:lineRule="auto"/>
+      </w:pPr>
+      <w:r>
+        <w:rPr>
+          <w:rFonts w:ascii="微软雅黑" w:hAnsi="微软雅黑" w:eastAsia="微软雅黑"/>
+          <w:b w:val="0"/>
+          <w:color w:val="007A33"/>
+          <w:sz w:val="18"/>
+        </w:rPr>
+        <w:t>▸ 正选：D正确。D正确。修宪权专属于全国人民代表大会。</w:t>
+      </w:r>
+    </w:p>
+    <w:p>
+      <w:pPr>
+        <w:spacing w:after="20" w:before="0" w:line="276" w:lineRule="auto"/>
+      </w:pPr>
+      <w:r>
+        <w:rPr>
+          <w:rFonts w:ascii="微软雅黑" w:hAnsi="微软雅黑" w:eastAsia="微软雅黑"/>
+          <w:b w:val="0"/>
+          <w:color w:val="CC0000"/>
+          <w:sz w:val="16"/>
+        </w:rPr>
+        <w:t xml:space="preserve">  排除A：A国家主席公布法律不修改宪法</w:t>
+      </w:r>
+    </w:p>
+    <w:p>
+      <w:pPr>
+        <w:spacing w:after="20" w:before="0" w:line="276" w:lineRule="auto"/>
+      </w:pPr>
+      <w:r>
+        <w:rPr>
+          <w:rFonts w:ascii="微软雅黑" w:hAnsi="微软雅黑" w:eastAsia="微软雅黑"/>
+          <w:b w:val="0"/>
+          <w:color w:val="CC0000"/>
+          <w:sz w:val="16"/>
+        </w:rPr>
+        <w:t xml:space="preserve">  排除B：B全国人大常委会解释监督宪法但不修改</w:t>
+      </w:r>
+    </w:p>
+    <w:p>
+      <w:pPr>
+        <w:spacing w:after="20" w:before="0" w:line="276" w:lineRule="auto"/>
+      </w:pPr>
+      <w:r>
+        <w:rPr>
+          <w:rFonts w:ascii="微软雅黑" w:hAnsi="微软雅黑" w:eastAsia="微软雅黑"/>
+          <w:b w:val="0"/>
+          <w:color w:val="CC0000"/>
+          <w:sz w:val="16"/>
+        </w:rPr>
+        <w:t xml:space="preserve">  排除C：C国务院制定行政法规</w:t>
+      </w:r>
+    </w:p>
+    <w:p>
+      <w:pPr>
+        <w:spacing w:after="20" w:before="0" w:line="276" w:lineRule="auto"/>
+      </w:pPr>
+      <w:r>
+        <w:rPr>
+          <w:rFonts w:ascii="微软雅黑" w:hAnsi="微软雅黑" w:eastAsia="微软雅黑"/>
+          <w:b w:val="0"/>
+          <w:color w:val="888888"/>
+          <w:sz w:val="16"/>
+        </w:rPr>
+        <w:t>〔第六章-修宪权〕</w:t>
+      </w:r>
+    </w:p>
+    <w:p>
+      <w:pPr>
+        <w:spacing w:after="20" w:before="0" w:line="276" w:lineRule="auto"/>
+      </w:pPr>
+      <w:r>
+        <w:rPr>
+          <w:rFonts w:ascii="微软雅黑" w:hAnsi="微软雅黑" w:eastAsia="微软雅黑"/>
+          <w:b w:val="0"/>
+          <w:color w:val="2D2D2D"/>
+          <w:sz w:val="4"/>
+        </w:rPr>
+      </w:r>
+    </w:p>
+    <w:p>
+      <w:pPr>
+        <w:spacing w:after="20" w:before="0" w:line="276" w:lineRule="auto"/>
+      </w:pPr>
+      <w:r>
+        <w:rPr>
+          <w:rFonts w:ascii="微软雅黑" w:hAnsi="微软雅黑" w:eastAsia="微软雅黑"/>
+          <w:b/>
+          <w:color w:val="2D2D2D"/>
+          <w:sz w:val="18"/>
+        </w:rPr>
+        <w:t>23. "天下之事不难于立法而难于法之必行"说明法律的生命力在于( )。</w:t>
+      </w:r>
+    </w:p>
+    <w:p>
+      <w:pPr>
+        <w:spacing w:after="20" w:before="0" w:line="276" w:lineRule="auto"/>
+      </w:pPr>
+      <w:r>
+        <w:rPr>
+          <w:rFonts w:ascii="微软雅黑" w:hAnsi="微软雅黑" w:eastAsia="微软雅黑"/>
+          <w:b w:val="0"/>
+          <w:color w:val="007A33"/>
+          <w:sz w:val="18"/>
+        </w:rPr>
+        <w:t>▸ 正选：B正确。B正确。张居正"法之必行"指向法律实施。法律的生命在于实施。</w:t>
+      </w:r>
+    </w:p>
+    <w:p>
+      <w:pPr>
+        <w:spacing w:after="20" w:before="0" w:line="276" w:lineRule="auto"/>
+      </w:pPr>
+      <w:r>
+        <w:rPr>
+          <w:rFonts w:ascii="微软雅黑" w:hAnsi="微软雅黑" w:eastAsia="微软雅黑"/>
+          <w:b w:val="0"/>
+          <w:color w:val="CC0000"/>
+          <w:sz w:val="16"/>
+        </w:rPr>
+        <w:t xml:space="preserve">  排除A：A立法是前提</w:t>
+      </w:r>
+    </w:p>
+    <w:p>
+      <w:pPr>
+        <w:spacing w:after="20" w:before="0" w:line="276" w:lineRule="auto"/>
+      </w:pPr>
+      <w:r>
+        <w:rPr>
+          <w:rFonts w:ascii="微软雅黑" w:hAnsi="微软雅黑" w:eastAsia="微软雅黑"/>
+          <w:b w:val="0"/>
+          <w:color w:val="CC0000"/>
+          <w:sz w:val="16"/>
+        </w:rPr>
+        <w:t xml:space="preserve">  排除C：C执法是关键</w:t>
+      </w:r>
+    </w:p>
+    <w:p>
+      <w:pPr>
+        <w:spacing w:after="20" w:before="0" w:line="276" w:lineRule="auto"/>
+      </w:pPr>
+      <w:r>
+        <w:rPr>
+          <w:rFonts w:ascii="微软雅黑" w:hAnsi="微软雅黑" w:eastAsia="微软雅黑"/>
+          <w:b w:val="0"/>
+          <w:color w:val="CC0000"/>
+          <w:sz w:val="16"/>
+        </w:rPr>
+        <w:t xml:space="preserve">  排除D：D运行过于笼统</w:t>
+      </w:r>
+    </w:p>
+    <w:p>
+      <w:pPr>
+        <w:spacing w:after="20" w:before="0" w:line="276" w:lineRule="auto"/>
+      </w:pPr>
+      <w:r>
+        <w:rPr>
+          <w:rFonts w:ascii="微软雅黑" w:hAnsi="微软雅黑" w:eastAsia="微软雅黑"/>
+          <w:b w:val="0"/>
+          <w:color w:val="888888"/>
+          <w:sz w:val="16"/>
+        </w:rPr>
+        <w:t>〔第六章-法律实施〕</w:t>
+      </w:r>
+    </w:p>
+    <w:p>
+      <w:pPr>
+        <w:spacing w:after="20" w:before="0" w:line="276" w:lineRule="auto"/>
+      </w:pPr>
+      <w:r>
+        <w:rPr>
+          <w:rFonts w:ascii="微软雅黑" w:hAnsi="微软雅黑" w:eastAsia="微软雅黑"/>
+          <w:b w:val="0"/>
+          <w:color w:val="2D2D2D"/>
+          <w:sz w:val="4"/>
+        </w:rPr>
+      </w:r>
+    </w:p>
+    <w:p>
+      <w:pPr>
+        <w:spacing w:after="20" w:before="0" w:line="276" w:lineRule="auto"/>
+      </w:pPr>
+      <w:r>
+        <w:rPr>
+          <w:rFonts w:ascii="微软雅黑" w:hAnsi="微软雅黑" w:eastAsia="微软雅黑"/>
+          <w:b/>
+          <w:color w:val="2D2D2D"/>
+          <w:sz w:val="18"/>
+        </w:rPr>
+        <w:t>24. 最终决定法律内容的根本因素是( )。</w:t>
+      </w:r>
+    </w:p>
+    <w:p>
+      <w:pPr>
+        <w:spacing w:after="20" w:before="0" w:line="276" w:lineRule="auto"/>
+      </w:pPr>
+      <w:r>
+        <w:rPr>
+          <w:rFonts w:ascii="微软雅黑" w:hAnsi="微软雅黑" w:eastAsia="微软雅黑"/>
+          <w:b w:val="0"/>
+          <w:color w:val="007A33"/>
+          <w:sz w:val="18"/>
+        </w:rPr>
+        <w:t>▸ 正选：A正确。A正确。马克思主义法律观：法律内容最终由物质资料的生产方式决定。</w:t>
+      </w:r>
+    </w:p>
+    <w:p>
+      <w:pPr>
+        <w:spacing w:after="20" w:before="0" w:line="276" w:lineRule="auto"/>
+      </w:pPr>
+      <w:r>
+        <w:rPr>
+          <w:rFonts w:ascii="微软雅黑" w:hAnsi="微软雅黑" w:eastAsia="微软雅黑"/>
+          <w:b w:val="0"/>
+          <w:color w:val="CC0000"/>
+          <w:sz w:val="16"/>
+        </w:rPr>
+        <w:t xml:space="preserve">  排除B：B最高统治者言论是表象</w:t>
+      </w:r>
+    </w:p>
+    <w:p>
+      <w:pPr>
+        <w:spacing w:after="20" w:before="0" w:line="276" w:lineRule="auto"/>
+      </w:pPr>
+      <w:r>
+        <w:rPr>
+          <w:rFonts w:ascii="微软雅黑" w:hAnsi="微软雅黑" w:eastAsia="微软雅黑"/>
+          <w:b w:val="0"/>
+          <w:color w:val="CC0000"/>
+          <w:sz w:val="16"/>
+        </w:rPr>
+        <w:t xml:space="preserve">  排除C：C道德也是被决定的</w:t>
+      </w:r>
+    </w:p>
+    <w:p>
+      <w:pPr>
+        <w:spacing w:after="20" w:before="0" w:line="276" w:lineRule="auto"/>
+      </w:pPr>
+      <w:r>
+        <w:rPr>
+          <w:rFonts w:ascii="微软雅黑" w:hAnsi="微软雅黑" w:eastAsia="微软雅黑"/>
+          <w:b w:val="0"/>
+          <w:color w:val="CC0000"/>
+          <w:sz w:val="16"/>
+        </w:rPr>
+        <w:t xml:space="preserve">  排除D：D国家政策也是被决定的</w:t>
+      </w:r>
+    </w:p>
+    <w:p>
+      <w:pPr>
+        <w:spacing w:after="20" w:before="0" w:line="276" w:lineRule="auto"/>
+      </w:pPr>
+      <w:r>
+        <w:rPr>
+          <w:rFonts w:ascii="微软雅黑" w:hAnsi="微软雅黑" w:eastAsia="微软雅黑"/>
+          <w:b w:val="0"/>
+          <w:color w:val="888888"/>
+          <w:sz w:val="16"/>
+        </w:rPr>
+        <w:t>〔第六章-法律决定因素〕</w:t>
+      </w:r>
+    </w:p>
+    <w:p>
+      <w:pPr>
+        <w:spacing w:after="20" w:before="0" w:line="276" w:lineRule="auto"/>
+      </w:pPr>
+      <w:r>
+        <w:rPr>
+          <w:rFonts w:ascii="微软雅黑" w:hAnsi="微软雅黑" w:eastAsia="微软雅黑"/>
+          <w:b w:val="0"/>
+          <w:color w:val="2D2D2D"/>
+          <w:sz w:val="4"/>
+        </w:rPr>
+      </w:r>
+    </w:p>
+    <w:p>
+      <w:pPr>
+        <w:spacing w:after="20" w:before="0" w:line="276" w:lineRule="auto"/>
+      </w:pPr>
+      <w:r>
+        <w:rPr>
+          <w:rFonts w:ascii="微软雅黑" w:hAnsi="微软雅黑" w:eastAsia="微软雅黑"/>
+          <w:b/>
+          <w:color w:val="2D2D2D"/>
+          <w:sz w:val="18"/>
+        </w:rPr>
+        <w:t>25. ( )是全面依法治国的根本制度保障。</w:t>
+      </w:r>
+    </w:p>
+    <w:p>
+      <w:pPr>
+        <w:spacing w:after="20" w:before="0" w:line="276" w:lineRule="auto"/>
+      </w:pPr>
+      <w:r>
+        <w:rPr>
+          <w:rFonts w:ascii="微软雅黑" w:hAnsi="微软雅黑" w:eastAsia="微软雅黑"/>
+          <w:b w:val="0"/>
+          <w:color w:val="007A33"/>
+          <w:sz w:val="18"/>
+        </w:rPr>
+        <w:t>▸ 正选：C正确。C正确。教材原文：中国特色社会主义制度是全面依法治国的根本制度保障。</w:t>
+      </w:r>
+    </w:p>
+    <w:p>
+      <w:pPr>
+        <w:spacing w:after="20" w:before="0" w:line="276" w:lineRule="auto"/>
+      </w:pPr>
+      <w:r>
+        <w:rPr>
+          <w:rFonts w:ascii="微软雅黑" w:hAnsi="微软雅黑" w:eastAsia="微软雅黑"/>
+          <w:b w:val="0"/>
+          <w:color w:val="CC0000"/>
+          <w:sz w:val="16"/>
+        </w:rPr>
+        <w:t xml:space="preserve">  排除A：A法制是制度产物</w:t>
+      </w:r>
+    </w:p>
+    <w:p>
+      <w:pPr>
+        <w:spacing w:after="20" w:before="0" w:line="276" w:lineRule="auto"/>
+      </w:pPr>
+      <w:r>
+        <w:rPr>
+          <w:rFonts w:ascii="微软雅黑" w:hAnsi="微软雅黑" w:eastAsia="微软雅黑"/>
+          <w:b w:val="0"/>
+          <w:color w:val="CC0000"/>
+          <w:sz w:val="16"/>
+        </w:rPr>
+        <w:t xml:space="preserve">  排除B：B党的领导是根本保证</w:t>
+      </w:r>
+    </w:p>
+    <w:p>
+      <w:pPr>
+        <w:spacing w:after="20" w:before="0" w:line="276" w:lineRule="auto"/>
+      </w:pPr>
+      <w:r>
+        <w:rPr>
+          <w:rFonts w:ascii="微软雅黑" w:hAnsi="微软雅黑" w:eastAsia="微软雅黑"/>
+          <w:b w:val="0"/>
+          <w:color w:val="CC0000"/>
+          <w:sz w:val="16"/>
+        </w:rPr>
+        <w:t xml:space="preserve">  排除D：D民主是本质要求</w:t>
+      </w:r>
+    </w:p>
+    <w:p>
+      <w:pPr>
+        <w:spacing w:after="20" w:before="0" w:line="276" w:lineRule="auto"/>
+      </w:pPr>
+      <w:r>
+        <w:rPr>
+          <w:rFonts w:ascii="微软雅黑" w:hAnsi="微软雅黑" w:eastAsia="微软雅黑"/>
+          <w:b w:val="0"/>
+          <w:color w:val="888888"/>
+          <w:sz w:val="16"/>
+        </w:rPr>
+        <w:t>〔第六章-制度保障〕</w:t>
+      </w:r>
+    </w:p>
+    <w:p>
+      <w:pPr>
+        <w:spacing w:after="20" w:before="0" w:line="276" w:lineRule="auto"/>
+      </w:pPr>
+      <w:r>
+        <w:rPr>
+          <w:rFonts w:ascii="微软雅黑" w:hAnsi="微软雅黑" w:eastAsia="微软雅黑"/>
+          <w:b w:val="0"/>
+          <w:color w:val="2D2D2D"/>
+          <w:sz w:val="4"/>
+        </w:rPr>
+      </w:r>
+    </w:p>
+    <w:p>
+      <w:pPr>
+        <w:spacing w:after="20" w:before="0" w:line="276" w:lineRule="auto"/>
+      </w:pPr>
+      <w:r>
+        <w:rPr>
+          <w:rFonts w:ascii="微软雅黑" w:hAnsi="微软雅黑" w:eastAsia="微软雅黑"/>
+          <w:b/>
+          <w:color w:val="2D2D2D"/>
+          <w:sz w:val="18"/>
+        </w:rPr>
+        <w:t>26. 理想的特征不包括( )。</w:t>
+      </w:r>
+    </w:p>
+    <w:p>
+      <w:pPr>
+        <w:spacing w:after="20" w:before="0" w:line="276" w:lineRule="auto"/>
+      </w:pPr>
+      <w:r>
+        <w:rPr>
+          <w:rFonts w:ascii="微软雅黑" w:hAnsi="微软雅黑" w:eastAsia="微软雅黑"/>
+          <w:b w:val="0"/>
+          <w:color w:val="007A33"/>
+          <w:sz w:val="18"/>
+        </w:rPr>
+        <w:t>▸ 正选：D正确。D正确。执着性是信念的特征，不是理想的特征。理想三特征=超越+实践+时代。此题考"不包括"。</w:t>
+      </w:r>
+    </w:p>
+    <w:p>
+      <w:pPr>
+        <w:spacing w:after="20" w:before="0" w:line="276" w:lineRule="auto"/>
+      </w:pPr>
+      <w:r>
+        <w:rPr>
+          <w:rFonts w:ascii="微软雅黑" w:hAnsi="微软雅黑" w:eastAsia="微软雅黑"/>
+          <w:b w:val="0"/>
+          <w:color w:val="CC0000"/>
+          <w:sz w:val="16"/>
+        </w:rPr>
+        <w:t xml:space="preserve">  排除A：A超越性是理想特征</w:t>
+      </w:r>
+    </w:p>
+    <w:p>
+      <w:pPr>
+        <w:spacing w:after="20" w:before="0" w:line="276" w:lineRule="auto"/>
+      </w:pPr>
+      <w:r>
+        <w:rPr>
+          <w:rFonts w:ascii="微软雅黑" w:hAnsi="微软雅黑" w:eastAsia="微软雅黑"/>
+          <w:b w:val="0"/>
+          <w:color w:val="CC0000"/>
+          <w:sz w:val="16"/>
+        </w:rPr>
+        <w:t xml:space="preserve">  排除B：B实践性是理想特征</w:t>
+      </w:r>
+    </w:p>
+    <w:p>
+      <w:pPr>
+        <w:spacing w:after="20" w:before="0" w:line="276" w:lineRule="auto"/>
+      </w:pPr>
+      <w:r>
+        <w:rPr>
+          <w:rFonts w:ascii="微软雅黑" w:hAnsi="微软雅黑" w:eastAsia="微软雅黑"/>
+          <w:b w:val="0"/>
+          <w:color w:val="CC0000"/>
+          <w:sz w:val="16"/>
+        </w:rPr>
+        <w:t xml:space="preserve">  排除C：C时代性是理想特征</w:t>
+      </w:r>
+    </w:p>
+    <w:p>
+      <w:pPr>
+        <w:spacing w:after="20" w:before="0" w:line="276" w:lineRule="auto"/>
+      </w:pPr>
+      <w:r>
+        <w:rPr>
+          <w:rFonts w:ascii="微软雅黑" w:hAnsi="微软雅黑" w:eastAsia="微软雅黑"/>
+          <w:b w:val="0"/>
+          <w:color w:val="888888"/>
+          <w:sz w:val="16"/>
+        </w:rPr>
+        <w:t>〔第二章-理想vs信念特征〕</w:t>
+      </w:r>
+    </w:p>
+    <w:p>
+      <w:pPr>
+        <w:spacing w:after="20" w:before="0" w:line="276" w:lineRule="auto"/>
+      </w:pPr>
+      <w:r>
+        <w:rPr>
+          <w:rFonts w:ascii="微软雅黑" w:hAnsi="微软雅黑" w:eastAsia="微软雅黑"/>
+          <w:b w:val="0"/>
+          <w:color w:val="2D2D2D"/>
+          <w:sz w:val="4"/>
+        </w:rPr>
+      </w:r>
+    </w:p>
+    <w:p>
+      <w:pPr>
+        <w:spacing w:after="20" w:before="0" w:line="276" w:lineRule="auto"/>
+      </w:pPr>
+      <w:r>
+        <w:rPr>
+          <w:rFonts w:ascii="微软雅黑" w:hAnsi="微软雅黑" w:eastAsia="微软雅黑"/>
+          <w:b/>
+          <w:color w:val="2D2D2D"/>
+          <w:sz w:val="18"/>
+        </w:rPr>
+        <w:t>27. ( )是中国特色社会主义最本质的特征。</w:t>
+      </w:r>
+    </w:p>
+    <w:p>
+      <w:pPr>
+        <w:spacing w:after="20" w:before="0" w:line="276" w:lineRule="auto"/>
+      </w:pPr>
+      <w:r>
+        <w:rPr>
+          <w:rFonts w:ascii="微软雅黑" w:hAnsi="微软雅黑" w:eastAsia="微软雅黑"/>
+          <w:b w:val="0"/>
+          <w:color w:val="007A33"/>
+          <w:sz w:val="18"/>
+        </w:rPr>
+        <w:t>▸ 正选：C正确。C正确。宪法第一条第二款。</w:t>
+      </w:r>
+    </w:p>
+    <w:p>
+      <w:pPr>
+        <w:spacing w:after="20" w:before="0" w:line="276" w:lineRule="auto"/>
+      </w:pPr>
+      <w:r>
+        <w:rPr>
+          <w:rFonts w:ascii="微软雅黑" w:hAnsi="微软雅黑" w:eastAsia="微软雅黑"/>
+          <w:b w:val="0"/>
+          <w:color w:val="CC0000"/>
+          <w:sz w:val="16"/>
+        </w:rPr>
+        <w:t xml:space="preserve">  排除A：A改革开放是强国之路</w:t>
+      </w:r>
+    </w:p>
+    <w:p>
+      <w:pPr>
+        <w:spacing w:after="20" w:before="0" w:line="276" w:lineRule="auto"/>
+      </w:pPr>
+      <w:r>
+        <w:rPr>
+          <w:rFonts w:ascii="微软雅黑" w:hAnsi="微软雅黑" w:eastAsia="微软雅黑"/>
+          <w:b w:val="0"/>
+          <w:color w:val="CC0000"/>
+          <w:sz w:val="16"/>
+        </w:rPr>
+        <w:t xml:space="preserve">  排除B：B依法治国是治国方略</w:t>
+      </w:r>
+    </w:p>
+    <w:p>
+      <w:pPr>
+        <w:spacing w:after="20" w:before="0" w:line="276" w:lineRule="auto"/>
+      </w:pPr>
+      <w:r>
+        <w:rPr>
+          <w:rFonts w:ascii="微软雅黑" w:hAnsi="微软雅黑" w:eastAsia="微软雅黑"/>
+          <w:b w:val="0"/>
+          <w:color w:val="CC0000"/>
+          <w:sz w:val="16"/>
+        </w:rPr>
+        <w:t xml:space="preserve">  排除D：D人民当家作主是本质</w:t>
+      </w:r>
+    </w:p>
+    <w:p>
+      <w:pPr>
+        <w:spacing w:after="20" w:before="0" w:line="276" w:lineRule="auto"/>
+      </w:pPr>
+      <w:r>
+        <w:rPr>
+          <w:rFonts w:ascii="微软雅黑" w:hAnsi="微软雅黑" w:eastAsia="微软雅黑"/>
+          <w:b w:val="0"/>
+          <w:color w:val="888888"/>
+          <w:sz w:val="16"/>
+        </w:rPr>
+        <w:t>〔第二章-最本质特征〕</w:t>
+      </w:r>
+    </w:p>
+    <w:p>
+      <w:pPr>
+        <w:spacing w:after="20" w:before="0" w:line="276" w:lineRule="auto"/>
+      </w:pPr>
+      <w:r>
+        <w:rPr>
+          <w:rFonts w:ascii="微软雅黑" w:hAnsi="微软雅黑" w:eastAsia="微软雅黑"/>
+          <w:b w:val="0"/>
+          <w:color w:val="2D2D2D"/>
+          <w:sz w:val="4"/>
+        </w:rPr>
+      </w:r>
+    </w:p>
+    <w:p>
+      <w:pPr>
+        <w:spacing w:after="20" w:before="0" w:line="276" w:lineRule="auto"/>
+      </w:pPr>
+      <w:r>
+        <w:rPr>
+          <w:rFonts w:ascii="微软雅黑" w:hAnsi="微软雅黑" w:eastAsia="微软雅黑"/>
+          <w:b/>
+          <w:color w:val="2D2D2D"/>
+          <w:sz w:val="18"/>
+        </w:rPr>
+        <w:t>28. 法律所体现的统治阶级意志仅仅是上升为( )的那部分。</w:t>
+      </w:r>
+    </w:p>
+    <w:p>
+      <w:pPr>
+        <w:spacing w:after="20" w:before="0" w:line="276" w:lineRule="auto"/>
+      </w:pPr>
+      <w:r>
+        <w:rPr>
+          <w:rFonts w:ascii="微软雅黑" w:hAnsi="微软雅黑" w:eastAsia="微软雅黑"/>
+          <w:b w:val="0"/>
+          <w:color w:val="007A33"/>
+          <w:sz w:val="18"/>
+        </w:rPr>
+        <w:t>▸ 正选：B正确。B正确。法律是上升为国家意志的统治阶级意志。</w:t>
+      </w:r>
+    </w:p>
+    <w:p>
+      <w:pPr>
+        <w:spacing w:after="20" w:before="0" w:line="276" w:lineRule="auto"/>
+      </w:pPr>
+      <w:r>
+        <w:rPr>
+          <w:rFonts w:ascii="微软雅黑" w:hAnsi="微软雅黑" w:eastAsia="微软雅黑"/>
+          <w:b w:val="0"/>
+          <w:color w:val="CC0000"/>
+          <w:sz w:val="16"/>
+        </w:rPr>
+        <w:t xml:space="preserve">  排除A：A全民意志不是马克思主义观点</w:t>
+      </w:r>
+    </w:p>
+    <w:p>
+      <w:pPr>
+        <w:spacing w:after="20" w:before="0" w:line="276" w:lineRule="auto"/>
+      </w:pPr>
+      <w:r>
+        <w:rPr>
+          <w:rFonts w:ascii="微软雅黑" w:hAnsi="微软雅黑" w:eastAsia="微软雅黑"/>
+          <w:b w:val="0"/>
+          <w:color w:val="CC0000"/>
+          <w:sz w:val="16"/>
+        </w:rPr>
+        <w:t xml:space="preserve">  排除C：C党的意志需通过法定程序上升</w:t>
+      </w:r>
+    </w:p>
+    <w:p>
+      <w:pPr>
+        <w:spacing w:after="20" w:before="0" w:line="276" w:lineRule="auto"/>
+      </w:pPr>
+      <w:r>
+        <w:rPr>
+          <w:rFonts w:ascii="微软雅黑" w:hAnsi="微软雅黑" w:eastAsia="微软雅黑"/>
+          <w:b w:val="0"/>
+          <w:color w:val="CC0000"/>
+          <w:sz w:val="16"/>
+        </w:rPr>
+        <w:t xml:space="preserve">  排除D：D阶级意志不完整</w:t>
+      </w:r>
+    </w:p>
+    <w:p>
+      <w:pPr>
+        <w:spacing w:after="20" w:before="0" w:line="276" w:lineRule="auto"/>
+      </w:pPr>
+      <w:r>
+        <w:rPr>
+          <w:rFonts w:ascii="微软雅黑" w:hAnsi="微软雅黑" w:eastAsia="微软雅黑"/>
+          <w:b w:val="0"/>
+          <w:color w:val="888888"/>
+          <w:sz w:val="16"/>
+        </w:rPr>
+        <w:t>〔第六章-法律本质〕</w:t>
+      </w:r>
+    </w:p>
+    <w:p>
+      <w:pPr>
+        <w:spacing w:after="20" w:before="0" w:line="276" w:lineRule="auto"/>
+      </w:pPr>
+      <w:r>
+        <w:rPr>
+          <w:rFonts w:ascii="微软雅黑" w:hAnsi="微软雅黑" w:eastAsia="微软雅黑"/>
+          <w:b w:val="0"/>
+          <w:color w:val="2D2D2D"/>
+          <w:sz w:val="4"/>
+        </w:rPr>
+      </w:r>
+    </w:p>
+    <w:p>
+      <w:pPr>
+        <w:spacing w:after="20" w:before="0" w:line="276" w:lineRule="auto"/>
+      </w:pPr>
+      <w:r>
+        <w:rPr>
+          <w:rFonts w:ascii="微软雅黑" w:hAnsi="微软雅黑" w:eastAsia="微软雅黑"/>
+          <w:b/>
+          <w:color w:val="2D2D2D"/>
+          <w:sz w:val="18"/>
+        </w:rPr>
+        <w:t>29. 我国现行宪法于( )年通过。</w:t>
+      </w:r>
+    </w:p>
+    <w:p>
+      <w:pPr>
+        <w:spacing w:after="20" w:before="0" w:line="276" w:lineRule="auto"/>
+      </w:pPr>
+      <w:r>
+        <w:rPr>
+          <w:rFonts w:ascii="微软雅黑" w:hAnsi="微软雅黑" w:eastAsia="微软雅黑"/>
+          <w:b w:val="0"/>
+          <w:color w:val="007A33"/>
+          <w:sz w:val="18"/>
+        </w:rPr>
+        <w:t>▸ 正选：C正确。C正确。1954第一部宪法，1982现行宪法，2018修正案。</w:t>
+      </w:r>
+    </w:p>
+    <w:p>
+      <w:pPr>
+        <w:spacing w:after="20" w:before="0" w:line="276" w:lineRule="auto"/>
+      </w:pPr>
+      <w:r>
+        <w:rPr>
+          <w:rFonts w:ascii="微软雅黑" w:hAnsi="微软雅黑" w:eastAsia="微软雅黑"/>
+          <w:b w:val="0"/>
+          <w:color w:val="CC0000"/>
+          <w:sz w:val="16"/>
+        </w:rPr>
+        <w:t xml:space="preserve">  排除A：A1954是第一部</w:t>
+      </w:r>
+    </w:p>
+    <w:p>
+      <w:pPr>
+        <w:spacing w:after="20" w:before="0" w:line="276" w:lineRule="auto"/>
+      </w:pPr>
+      <w:r>
+        <w:rPr>
+          <w:rFonts w:ascii="微软雅黑" w:hAnsi="微软雅黑" w:eastAsia="微软雅黑"/>
+          <w:b w:val="0"/>
+          <w:color w:val="CC0000"/>
+          <w:sz w:val="16"/>
+        </w:rPr>
+        <w:t xml:space="preserve">  排除B：B1975是中间版本</w:t>
+      </w:r>
+    </w:p>
+    <w:p>
+      <w:pPr>
+        <w:spacing w:after="20" w:before="0" w:line="276" w:lineRule="auto"/>
+      </w:pPr>
+      <w:r>
+        <w:rPr>
+          <w:rFonts w:ascii="微软雅黑" w:hAnsi="微软雅黑" w:eastAsia="微软雅黑"/>
+          <w:b w:val="0"/>
+          <w:color w:val="CC0000"/>
+          <w:sz w:val="16"/>
+        </w:rPr>
+        <w:t xml:space="preserve">  排除D：D2018是修正案年份</w:t>
+      </w:r>
+    </w:p>
+    <w:p>
+      <w:pPr>
+        <w:spacing w:after="20" w:before="0" w:line="276" w:lineRule="auto"/>
+      </w:pPr>
+      <w:r>
+        <w:rPr>
+          <w:rFonts w:ascii="微软雅黑" w:hAnsi="微软雅黑" w:eastAsia="微软雅黑"/>
+          <w:b w:val="0"/>
+          <w:color w:val="888888"/>
+          <w:sz w:val="16"/>
+        </w:rPr>
+        <w:t>〔第六章-宪法年份〕</w:t>
+      </w:r>
+    </w:p>
+    <w:p>
+      <w:pPr>
+        <w:spacing w:after="20" w:before="0" w:line="276" w:lineRule="auto"/>
+      </w:pPr>
+      <w:r>
+        <w:rPr>
+          <w:rFonts w:ascii="微软雅黑" w:hAnsi="微软雅黑" w:eastAsia="微软雅黑"/>
+          <w:b w:val="0"/>
+          <w:color w:val="2D2D2D"/>
+          <w:sz w:val="4"/>
+        </w:rPr>
+      </w:r>
+    </w:p>
+    <w:p>
+      <w:pPr>
+        <w:spacing w:after="20" w:before="0" w:line="276" w:lineRule="auto"/>
+      </w:pPr>
+      <w:r>
+        <w:rPr>
+          <w:rFonts w:ascii="微软雅黑" w:hAnsi="微软雅黑" w:eastAsia="微软雅黑"/>
+          <w:b/>
+          <w:color w:val="2D2D2D"/>
+          <w:sz w:val="18"/>
+        </w:rPr>
+        <w:t>30. "立善法于天下则天下治"指的是( )。</w:t>
+      </w:r>
+    </w:p>
+    <w:p>
+      <w:pPr>
+        <w:spacing w:after="20" w:before="0" w:line="276" w:lineRule="auto"/>
+      </w:pPr>
+      <w:r>
+        <w:rPr>
+          <w:rFonts w:ascii="微软雅黑" w:hAnsi="微软雅黑" w:eastAsia="微软雅黑"/>
+          <w:b w:val="0"/>
+          <w:color w:val="007A33"/>
+          <w:sz w:val="18"/>
+        </w:rPr>
+        <w:t>▸ 正选：A正确。A正确。王安石"立善法"=科学立法（新十六字方针的前提）。</w:t>
+      </w:r>
+    </w:p>
+    <w:p>
+      <w:pPr>
+        <w:spacing w:after="20" w:before="0" w:line="276" w:lineRule="auto"/>
+      </w:pPr>
+      <w:r>
+        <w:rPr>
+          <w:rFonts w:ascii="微软雅黑" w:hAnsi="微软雅黑" w:eastAsia="微软雅黑"/>
+          <w:b w:val="0"/>
+          <w:color w:val="CC0000"/>
+          <w:sz w:val="16"/>
+        </w:rPr>
+        <w:t xml:space="preserve">  排除B：B严格执法=法之必行</w:t>
+      </w:r>
+    </w:p>
+    <w:p>
+      <w:pPr>
+        <w:spacing w:after="20" w:before="0" w:line="276" w:lineRule="auto"/>
+      </w:pPr>
+      <w:r>
+        <w:rPr>
+          <w:rFonts w:ascii="微软雅黑" w:hAnsi="微软雅黑" w:eastAsia="微软雅黑"/>
+          <w:b w:val="0"/>
+          <w:color w:val="CC0000"/>
+          <w:sz w:val="16"/>
+        </w:rPr>
+        <w:t xml:space="preserve">  排除C：C公正司法=理国要道</w:t>
+      </w:r>
+    </w:p>
+    <w:p>
+      <w:pPr>
+        <w:spacing w:after="20" w:before="0" w:line="276" w:lineRule="auto"/>
+      </w:pPr>
+      <w:r>
+        <w:rPr>
+          <w:rFonts w:ascii="微软雅黑" w:hAnsi="微软雅黑" w:eastAsia="微软雅黑"/>
+          <w:b w:val="0"/>
+          <w:color w:val="CC0000"/>
+          <w:sz w:val="16"/>
+        </w:rPr>
+        <w:t xml:space="preserve">  排除D：D全民守法=铭刻内心</w:t>
+      </w:r>
+    </w:p>
+    <w:p>
+      <w:pPr>
+        <w:spacing w:after="20" w:before="0" w:line="276" w:lineRule="auto"/>
+      </w:pPr>
+      <w:r>
+        <w:rPr>
+          <w:rFonts w:ascii="微软雅黑" w:hAnsi="微软雅黑" w:eastAsia="微软雅黑"/>
+          <w:b w:val="0"/>
+          <w:color w:val="888888"/>
+          <w:sz w:val="16"/>
+        </w:rPr>
+        <w:t>〔第六章-科学立法〕</w:t>
+      </w:r>
+    </w:p>
+    <w:p>
+      <w:pPr>
+        <w:spacing w:after="20" w:before="0" w:line="276" w:lineRule="auto"/>
+      </w:pPr>
+      <w:r>
+        <w:rPr>
+          <w:rFonts w:ascii="微软雅黑" w:hAnsi="微软雅黑" w:eastAsia="微软雅黑"/>
+          <w:b w:val="0"/>
+          <w:color w:val="2D2D2D"/>
+          <w:sz w:val="4"/>
+        </w:rPr>
+      </w:r>
+    </w:p>
+    <w:p>
+      <w:pPr>
+        <w:spacing w:after="20" w:before="0" w:line="276" w:lineRule="auto"/>
+      </w:pPr>
+      <w:r>
+        <w:rPr>
+          <w:rFonts w:ascii="微软雅黑" w:hAnsi="微软雅黑" w:eastAsia="微软雅黑"/>
+          <w:b/>
+          <w:color w:val="2D2D2D"/>
+          <w:sz w:val="18"/>
+        </w:rPr>
+        <w:t>31. "理国要道在于公平正直"指的是( )。</w:t>
+      </w:r>
+    </w:p>
+    <w:p>
+      <w:pPr>
+        <w:spacing w:after="20" w:before="0" w:line="276" w:lineRule="auto"/>
+      </w:pPr>
+      <w:r>
+        <w:rPr>
+          <w:rFonts w:ascii="微软雅黑" w:hAnsi="微软雅黑" w:eastAsia="微软雅黑"/>
+          <w:b w:val="0"/>
+          <w:color w:val="007A33"/>
+          <w:sz w:val="18"/>
+        </w:rPr>
+        <w:t>▸ 正选：C正确。C正确。"公平正直"指向公正司法。公正司法=最后防线。</w:t>
+      </w:r>
+    </w:p>
+    <w:p>
+      <w:pPr>
+        <w:spacing w:after="20" w:before="0" w:line="276" w:lineRule="auto"/>
+      </w:pPr>
+      <w:r>
+        <w:rPr>
+          <w:rFonts w:ascii="微软雅黑" w:hAnsi="微软雅黑" w:eastAsia="微软雅黑"/>
+          <w:b w:val="0"/>
+          <w:color w:val="CC0000"/>
+          <w:sz w:val="16"/>
+        </w:rPr>
+        <w:t xml:space="preserve">  排除A：A立善法=科学立法</w:t>
+      </w:r>
+    </w:p>
+    <w:p>
+      <w:pPr>
+        <w:spacing w:after="20" w:before="0" w:line="276" w:lineRule="auto"/>
+      </w:pPr>
+      <w:r>
+        <w:rPr>
+          <w:rFonts w:ascii="微软雅黑" w:hAnsi="微软雅黑" w:eastAsia="微软雅黑"/>
+          <w:b w:val="0"/>
+          <w:color w:val="CC0000"/>
+          <w:sz w:val="16"/>
+        </w:rPr>
+        <w:t xml:space="preserve">  排除B：B法之必行=严格执法</w:t>
+      </w:r>
+    </w:p>
+    <w:p>
+      <w:pPr>
+        <w:spacing w:after="20" w:before="0" w:line="276" w:lineRule="auto"/>
+      </w:pPr>
+      <w:r>
+        <w:rPr>
+          <w:rFonts w:ascii="微软雅黑" w:hAnsi="微软雅黑" w:eastAsia="微软雅黑"/>
+          <w:b w:val="0"/>
+          <w:color w:val="CC0000"/>
+          <w:sz w:val="16"/>
+        </w:rPr>
+        <w:t xml:space="preserve">  排除D：D铭刻内心=全民守法</w:t>
+      </w:r>
+    </w:p>
+    <w:p>
+      <w:pPr>
+        <w:spacing w:after="20" w:before="0" w:line="276" w:lineRule="auto"/>
+      </w:pPr>
+      <w:r>
+        <w:rPr>
+          <w:rFonts w:ascii="微软雅黑" w:hAnsi="微软雅黑" w:eastAsia="微软雅黑"/>
+          <w:b w:val="0"/>
+          <w:color w:val="888888"/>
+          <w:sz w:val="16"/>
+        </w:rPr>
+        <w:t>〔第六章-公正司法〕</w:t>
+      </w:r>
+    </w:p>
+    <w:p>
+      <w:pPr>
+        <w:spacing w:after="20" w:before="0" w:line="276" w:lineRule="auto"/>
+      </w:pPr>
+      <w:r>
+        <w:rPr>
+          <w:rFonts w:ascii="微软雅黑" w:hAnsi="微软雅黑" w:eastAsia="微软雅黑"/>
+          <w:b w:val="0"/>
+          <w:color w:val="2D2D2D"/>
+          <w:sz w:val="4"/>
+        </w:rPr>
+      </w:r>
+    </w:p>
+    <w:p>
+      <w:pPr>
+        <w:spacing w:after="20" w:before="0" w:line="276" w:lineRule="auto"/>
+      </w:pPr>
+      <w:r>
+        <w:rPr>
+          <w:rFonts w:ascii="微软雅黑" w:hAnsi="微软雅黑" w:eastAsia="微软雅黑"/>
+          <w:b/>
+          <w:color w:val="2D2D2D"/>
+          <w:sz w:val="18"/>
+        </w:rPr>
+        <w:t>32. 青春是用来( )的。</w:t>
+      </w:r>
+    </w:p>
+    <w:p>
+      <w:pPr>
+        <w:spacing w:after="20" w:before="0" w:line="276" w:lineRule="auto"/>
+      </w:pPr>
+      <w:r>
+        <w:rPr>
+          <w:rFonts w:ascii="微软雅黑" w:hAnsi="微软雅黑" w:eastAsia="微软雅黑"/>
+          <w:b w:val="0"/>
+          <w:color w:val="007A33"/>
+          <w:sz w:val="18"/>
+        </w:rPr>
+        <w:t>▸ 正选：C正确。C正确。习近平：现在，青春是用来奋斗的。</w:t>
+      </w:r>
+    </w:p>
+    <w:p>
+      <w:pPr>
+        <w:spacing w:after="20" w:before="0" w:line="276" w:lineRule="auto"/>
+      </w:pPr>
+      <w:r>
+        <w:rPr>
+          <w:rFonts w:ascii="微软雅黑" w:hAnsi="微软雅黑" w:eastAsia="微软雅黑"/>
+          <w:b w:val="0"/>
+          <w:color w:val="CC0000"/>
+          <w:sz w:val="16"/>
+        </w:rPr>
+        <w:t xml:space="preserve">  排除A：A/B/D都不符合</w:t>
+      </w:r>
+    </w:p>
+    <w:p>
+      <w:pPr>
+        <w:spacing w:after="20" w:before="0" w:line="276" w:lineRule="auto"/>
+      </w:pPr>
+      <w:r>
+        <w:rPr>
+          <w:rFonts w:ascii="微软雅黑" w:hAnsi="微软雅黑" w:eastAsia="微软雅黑"/>
+          <w:b w:val="0"/>
+          <w:color w:val="888888"/>
+          <w:sz w:val="16"/>
+        </w:rPr>
+        <w:t>〔绪论-奋斗〕</w:t>
+      </w:r>
+    </w:p>
+    <w:p>
+      <w:pPr>
+        <w:spacing w:after="20" w:before="0" w:line="276" w:lineRule="auto"/>
+      </w:pPr>
+      <w:r>
+        <w:rPr>
+          <w:rFonts w:ascii="微软雅黑" w:hAnsi="微软雅黑" w:eastAsia="微软雅黑"/>
+          <w:b w:val="0"/>
+          <w:color w:val="2D2D2D"/>
+          <w:sz w:val="4"/>
+        </w:rPr>
+      </w:r>
+    </w:p>
+    <w:p>
+      <w:pPr>
+        <w:spacing w:after="20" w:before="0" w:line="276" w:lineRule="auto"/>
+      </w:pPr>
+      <w:r>
+        <w:rPr>
+          <w:rFonts w:ascii="微软雅黑" w:hAnsi="微软雅黑" w:eastAsia="微软雅黑"/>
+          <w:b/>
+          <w:color w:val="2D2D2D"/>
+          <w:sz w:val="18"/>
+        </w:rPr>
+        <w:t>33. ( )是资产阶级人生观的核心。</w:t>
+      </w:r>
+    </w:p>
+    <w:p>
+      <w:pPr>
+        <w:spacing w:after="20" w:before="0" w:line="276" w:lineRule="auto"/>
+      </w:pPr>
+      <w:r>
+        <w:rPr>
+          <w:rFonts w:ascii="微软雅黑" w:hAnsi="微软雅黑" w:eastAsia="微软雅黑"/>
+          <w:b w:val="0"/>
+          <w:color w:val="007A33"/>
+          <w:sz w:val="18"/>
+        </w:rPr>
+        <w:t>▸ 正选：D正确。D正确。个人主义=资产阶级世界观核心和道德基本原则。</w:t>
+      </w:r>
+    </w:p>
+    <w:p>
+      <w:pPr>
+        <w:spacing w:after="20" w:before="0" w:line="276" w:lineRule="auto"/>
+      </w:pPr>
+      <w:r>
+        <w:rPr>
+          <w:rFonts w:ascii="微软雅黑" w:hAnsi="微软雅黑" w:eastAsia="微软雅黑"/>
+          <w:b w:val="0"/>
+          <w:color w:val="CC0000"/>
+          <w:sz w:val="16"/>
+        </w:rPr>
+        <w:t xml:space="preserve">  排除A：A实用主义不是教材批评对象</w:t>
+      </w:r>
+    </w:p>
+    <w:p>
+      <w:pPr>
+        <w:spacing w:after="20" w:before="0" w:line="276" w:lineRule="auto"/>
+      </w:pPr>
+      <w:r>
+        <w:rPr>
+          <w:rFonts w:ascii="微软雅黑" w:hAnsi="微软雅黑" w:eastAsia="微软雅黑"/>
+          <w:b w:val="0"/>
+          <w:color w:val="CC0000"/>
+          <w:sz w:val="16"/>
+        </w:rPr>
+        <w:t xml:space="preserve">  排除B：B功利主义不是教材批评对象</w:t>
+      </w:r>
+    </w:p>
+    <w:p>
+      <w:pPr>
+        <w:spacing w:after="20" w:before="0" w:line="276" w:lineRule="auto"/>
+      </w:pPr>
+      <w:r>
+        <w:rPr>
+          <w:rFonts w:ascii="微软雅黑" w:hAnsi="微软雅黑" w:eastAsia="微软雅黑"/>
+          <w:b w:val="0"/>
+          <w:color w:val="CC0000"/>
+          <w:sz w:val="16"/>
+        </w:rPr>
+        <w:t xml:space="preserve">  排除C：C拜金主义是个人主义的表现形式</w:t>
+      </w:r>
+    </w:p>
+    <w:p>
+      <w:pPr>
+        <w:spacing w:after="20" w:before="0" w:line="276" w:lineRule="auto"/>
+      </w:pPr>
+      <w:r>
+        <w:rPr>
+          <w:rFonts w:ascii="微软雅黑" w:hAnsi="微软雅黑" w:eastAsia="微软雅黑"/>
+          <w:b w:val="0"/>
+          <w:color w:val="888888"/>
+          <w:sz w:val="16"/>
+        </w:rPr>
+        <w:t>〔第一章-个人主义〕</w:t>
+      </w:r>
+    </w:p>
+    <w:p>
+      <w:pPr>
+        <w:spacing w:after="20" w:before="0" w:line="276" w:lineRule="auto"/>
+      </w:pPr>
+      <w:r>
+        <w:rPr>
+          <w:rFonts w:ascii="微软雅黑" w:hAnsi="微软雅黑" w:eastAsia="微软雅黑"/>
+          <w:b w:val="0"/>
+          <w:color w:val="2D2D2D"/>
+          <w:sz w:val="4"/>
+        </w:rPr>
+      </w:r>
+    </w:p>
+    <w:p>
+      <w:pPr>
+        <w:spacing w:after="20" w:before="0" w:line="276" w:lineRule="auto"/>
+      </w:pPr>
+      <w:r>
+        <w:rPr>
+          <w:rFonts w:ascii="微软雅黑" w:hAnsi="微软雅黑" w:eastAsia="微软雅黑"/>
+          <w:b/>
+          <w:color w:val="2D2D2D"/>
+          <w:sz w:val="18"/>
+        </w:rPr>
+        <w:t>34. 实现人生价值的根本途径是( )。</w:t>
+      </w:r>
+    </w:p>
+    <w:p>
+      <w:pPr>
+        <w:spacing w:after="20" w:before="0" w:line="276" w:lineRule="auto"/>
+      </w:pPr>
+      <w:r>
+        <w:rPr>
+          <w:rFonts w:ascii="微软雅黑" w:hAnsi="微软雅黑" w:eastAsia="微软雅黑"/>
+          <w:b w:val="0"/>
+          <w:color w:val="007A33"/>
+          <w:sz w:val="18"/>
+        </w:rPr>
+        <w:t>▸ 正选：D正确。D正确。实践(创造性实践活动)是实现人生价值的根本途径。</w:t>
+      </w:r>
+    </w:p>
+    <w:p>
+      <w:pPr>
+        <w:spacing w:after="20" w:before="0" w:line="276" w:lineRule="auto"/>
+      </w:pPr>
+      <w:r>
+        <w:rPr>
+          <w:rFonts w:ascii="微软雅黑" w:hAnsi="微软雅黑" w:eastAsia="微软雅黑"/>
+          <w:b w:val="0"/>
+          <w:color w:val="CC0000"/>
+          <w:sz w:val="16"/>
+        </w:rPr>
+        <w:t xml:space="preserve">  排除A：A是追求方向</w:t>
+      </w:r>
+    </w:p>
+    <w:p>
+      <w:pPr>
+        <w:spacing w:after="20" w:before="0" w:line="276" w:lineRule="auto"/>
+      </w:pPr>
+      <w:r>
+        <w:rPr>
+          <w:rFonts w:ascii="微软雅黑" w:hAnsi="微软雅黑" w:eastAsia="微软雅黑"/>
+          <w:b w:val="0"/>
+          <w:color w:val="CC0000"/>
+          <w:sz w:val="16"/>
+        </w:rPr>
+        <w:t xml:space="preserve">  排除B：B是心理要求</w:t>
+      </w:r>
+    </w:p>
+    <w:p>
+      <w:pPr>
+        <w:spacing w:after="20" w:before="0" w:line="276" w:lineRule="auto"/>
+      </w:pPr>
+      <w:r>
+        <w:rPr>
+          <w:rFonts w:ascii="微软雅黑" w:hAnsi="微软雅黑" w:eastAsia="微软雅黑"/>
+          <w:b w:val="0"/>
+          <w:color w:val="CC0000"/>
+          <w:sz w:val="16"/>
+        </w:rPr>
+        <w:t xml:space="preserve">  排除C：C是前提条件</w:t>
+      </w:r>
+    </w:p>
+    <w:p>
+      <w:pPr>
+        <w:spacing w:after="20" w:before="0" w:line="276" w:lineRule="auto"/>
+      </w:pPr>
+      <w:r>
+        <w:rPr>
+          <w:rFonts w:ascii="微软雅黑" w:hAnsi="微软雅黑" w:eastAsia="微软雅黑"/>
+          <w:b w:val="0"/>
+          <w:color w:val="888888"/>
+          <w:sz w:val="16"/>
+        </w:rPr>
+        <w:t>〔第一章-实践根本途径〕</w:t>
+      </w:r>
+    </w:p>
+    <w:p>
+      <w:pPr>
+        <w:spacing w:after="20" w:before="0" w:line="276" w:lineRule="auto"/>
+      </w:pPr>
+      <w:r>
+        <w:rPr>
+          <w:rFonts w:ascii="微软雅黑" w:hAnsi="微软雅黑" w:eastAsia="微软雅黑"/>
+          <w:b w:val="0"/>
+          <w:color w:val="2D2D2D"/>
+          <w:sz w:val="4"/>
+        </w:rPr>
+      </w:r>
+    </w:p>
+    <w:p>
+      <w:pPr>
+        <w:spacing w:after="20" w:before="0" w:line="276" w:lineRule="auto"/>
+      </w:pPr>
+      <w:r>
+        <w:rPr>
+          <w:rFonts w:ascii="微软雅黑" w:hAnsi="微软雅黑" w:eastAsia="微软雅黑"/>
+          <w:b/>
+          <w:color w:val="2D2D2D"/>
+          <w:sz w:val="18"/>
+        </w:rPr>
+        <w:t>35. 个人理想与社会理想关系实质上是( )在理想层面的反映。</w:t>
+      </w:r>
+    </w:p>
+    <w:p>
+      <w:pPr>
+        <w:spacing w:after="20" w:before="0" w:line="276" w:lineRule="auto"/>
+      </w:pPr>
+      <w:r>
+        <w:rPr>
+          <w:rFonts w:ascii="微软雅黑" w:hAnsi="微软雅黑" w:eastAsia="微软雅黑"/>
+          <w:b w:val="0"/>
+          <w:color w:val="007A33"/>
+          <w:sz w:val="18"/>
+        </w:rPr>
+        <w:t>▸ 正选：C正确。C正确。教材原文：个人理想与社会理想关系实质是个人与社会关系在理想层面的反映。</w:t>
+      </w:r>
+    </w:p>
+    <w:p>
+      <w:pPr>
+        <w:spacing w:after="20" w:before="0" w:line="276" w:lineRule="auto"/>
+      </w:pPr>
+      <w:r>
+        <w:rPr>
+          <w:rFonts w:ascii="微软雅黑" w:hAnsi="微软雅黑" w:eastAsia="微软雅黑"/>
+          <w:b w:val="0"/>
+          <w:color w:val="CC0000"/>
+          <w:sz w:val="16"/>
+        </w:rPr>
+        <w:t xml:space="preserve">  排除A：A/B缩小了范围</w:t>
+      </w:r>
+    </w:p>
+    <w:p>
+      <w:pPr>
+        <w:spacing w:after="20" w:before="0" w:line="276" w:lineRule="auto"/>
+      </w:pPr>
+      <w:r>
+        <w:rPr>
+          <w:rFonts w:ascii="微软雅黑" w:hAnsi="微软雅黑" w:eastAsia="微软雅黑"/>
+          <w:b w:val="0"/>
+          <w:color w:val="CC0000"/>
+          <w:sz w:val="16"/>
+        </w:rPr>
+        <w:t xml:space="preserve">  排除D：D集体是社会的子集</w:t>
+      </w:r>
+    </w:p>
+    <w:p>
+      <w:pPr>
+        <w:spacing w:after="20" w:before="0" w:line="276" w:lineRule="auto"/>
+      </w:pPr>
+      <w:r>
+        <w:rPr>
+          <w:rFonts w:ascii="微软雅黑" w:hAnsi="微软雅黑" w:eastAsia="微软雅黑"/>
+          <w:b w:val="0"/>
+          <w:color w:val="888888"/>
+          <w:sz w:val="16"/>
+        </w:rPr>
+        <w:t>〔第二章-关系本质〕</w:t>
+      </w:r>
+    </w:p>
+    <w:p>
+      <w:pPr>
+        <w:spacing w:after="20" w:before="0" w:line="276" w:lineRule="auto"/>
+      </w:pPr>
+      <w:r>
+        <w:rPr>
+          <w:rFonts w:ascii="微软雅黑" w:hAnsi="微软雅黑" w:eastAsia="微软雅黑"/>
+          <w:b w:val="0"/>
+          <w:color w:val="2D2D2D"/>
+          <w:sz w:val="4"/>
+        </w:rPr>
+      </w:r>
+    </w:p>
+    <w:p>
+      <w:pPr>
+        <w:spacing w:after="20" w:before="0" w:line="276" w:lineRule="auto"/>
+      </w:pPr>
+      <w:r>
+        <w:rPr>
+          <w:rFonts w:ascii="微软雅黑" w:hAnsi="微软雅黑" w:eastAsia="微软雅黑"/>
+          <w:b/>
+          <w:color w:val="2D2D2D"/>
+          <w:sz w:val="18"/>
+        </w:rPr>
+        <w:t>36. ( )是社会主义核心价值观的根本特性。</w:t>
+      </w:r>
+    </w:p>
+    <w:p>
+      <w:pPr>
+        <w:spacing w:after="20" w:before="0" w:line="276" w:lineRule="auto"/>
+      </w:pPr>
+      <w:r>
+        <w:rPr>
+          <w:rFonts w:ascii="微软雅黑" w:hAnsi="微软雅黑" w:eastAsia="微软雅黑"/>
+          <w:b w:val="0"/>
+          <w:color w:val="007A33"/>
+          <w:sz w:val="18"/>
+        </w:rPr>
+        <w:t>▸ 正选：B正确。B正确。人民性是社会主义核心价值观的根本特性。</w:t>
+      </w:r>
+    </w:p>
+    <w:p>
+      <w:pPr>
+        <w:spacing w:after="20" w:before="0" w:line="276" w:lineRule="auto"/>
+      </w:pPr>
+      <w:r>
+        <w:rPr>
+          <w:rFonts w:ascii="微软雅黑" w:hAnsi="微软雅黑" w:eastAsia="微软雅黑"/>
+          <w:b w:val="0"/>
+          <w:color w:val="CC0000"/>
+          <w:sz w:val="16"/>
+        </w:rPr>
+        <w:t xml:space="preserve">  排除A：A先进性是方向特性</w:t>
+      </w:r>
+    </w:p>
+    <w:p>
+      <w:pPr>
+        <w:spacing w:after="20" w:before="0" w:line="276" w:lineRule="auto"/>
+      </w:pPr>
+      <w:r>
+        <w:rPr>
+          <w:rFonts w:ascii="微软雅黑" w:hAnsi="微软雅黑" w:eastAsia="微软雅黑"/>
+          <w:b w:val="0"/>
+          <w:color w:val="CC0000"/>
+          <w:sz w:val="16"/>
+        </w:rPr>
+        <w:t xml:space="preserve">  排除C：C真实性是信誉特性</w:t>
+      </w:r>
+    </w:p>
+    <w:p>
+      <w:pPr>
+        <w:spacing w:after="20" w:before="0" w:line="276" w:lineRule="auto"/>
+      </w:pPr>
+      <w:r>
+        <w:rPr>
+          <w:rFonts w:ascii="微软雅黑" w:hAnsi="微软雅黑" w:eastAsia="微软雅黑"/>
+          <w:b w:val="0"/>
+          <w:color w:val="CC0000"/>
+          <w:sz w:val="16"/>
+        </w:rPr>
+        <w:t xml:space="preserve">  排除D：D实践性不是三特征之一</w:t>
+      </w:r>
+    </w:p>
+    <w:p>
+      <w:pPr>
+        <w:spacing w:after="20" w:before="0" w:line="276" w:lineRule="auto"/>
+      </w:pPr>
+      <w:r>
+        <w:rPr>
+          <w:rFonts w:ascii="微软雅黑" w:hAnsi="微软雅黑" w:eastAsia="微软雅黑"/>
+          <w:b w:val="0"/>
+          <w:color w:val="888888"/>
+          <w:sz w:val="16"/>
+        </w:rPr>
+        <w:t>〔第四章-根本特性〕</w:t>
+      </w:r>
+    </w:p>
+    <w:p>
+      <w:pPr>
+        <w:spacing w:after="20" w:before="0" w:line="276" w:lineRule="auto"/>
+      </w:pPr>
+      <w:r>
+        <w:rPr>
+          <w:rFonts w:ascii="微软雅黑" w:hAnsi="微软雅黑" w:eastAsia="微软雅黑"/>
+          <w:b w:val="0"/>
+          <w:color w:val="2D2D2D"/>
+          <w:sz w:val="4"/>
+        </w:rPr>
+      </w:r>
+    </w:p>
+    <w:p>
+      <w:pPr>
+        <w:spacing w:after="20" w:before="0" w:line="276" w:lineRule="auto"/>
+      </w:pPr>
+      <w:r>
+        <w:rPr>
+          <w:rFonts w:ascii="微软雅黑" w:hAnsi="微软雅黑" w:eastAsia="微软雅黑"/>
+          <w:b/>
+          <w:color w:val="2D2D2D"/>
+          <w:sz w:val="18"/>
+        </w:rPr>
+        <w:t>37. 我国最低就业年龄为( )周岁。</w:t>
+      </w:r>
+    </w:p>
+    <w:p>
+      <w:pPr>
+        <w:spacing w:after="20" w:before="0" w:line="276" w:lineRule="auto"/>
+      </w:pPr>
+      <w:r>
+        <w:rPr>
+          <w:rFonts w:ascii="微软雅黑" w:hAnsi="微软雅黑" w:eastAsia="微软雅黑"/>
+          <w:b w:val="0"/>
+          <w:color w:val="007A33"/>
+          <w:sz w:val="18"/>
+        </w:rPr>
+        <w:t>▸ 正选：B正确。B正确。16周岁为最低就业年龄。</w:t>
+      </w:r>
+    </w:p>
+    <w:p>
+      <w:pPr>
+        <w:spacing w:after="20" w:before="0" w:line="276" w:lineRule="auto"/>
+      </w:pPr>
+      <w:r>
+        <w:rPr>
+          <w:rFonts w:ascii="微软雅黑" w:hAnsi="微软雅黑" w:eastAsia="微软雅黑"/>
+          <w:b w:val="0"/>
+          <w:color w:val="CC0000"/>
+          <w:sz w:val="16"/>
+        </w:rPr>
+        <w:t xml:space="preserve">  排除A：A18是成年/选举年龄</w:t>
+      </w:r>
+    </w:p>
+    <w:p>
+      <w:pPr>
+        <w:spacing w:after="20" w:before="0" w:line="276" w:lineRule="auto"/>
+      </w:pPr>
+      <w:r>
+        <w:rPr>
+          <w:rFonts w:ascii="微软雅黑" w:hAnsi="微软雅黑" w:eastAsia="微软雅黑"/>
+          <w:b w:val="0"/>
+          <w:color w:val="CC0000"/>
+          <w:sz w:val="16"/>
+        </w:rPr>
+        <w:t xml:space="preserve">  排除C：C14是部分刑责年龄</w:t>
+      </w:r>
+    </w:p>
+    <w:p>
+      <w:pPr>
+        <w:spacing w:after="20" w:before="0" w:line="276" w:lineRule="auto"/>
+      </w:pPr>
+      <w:r>
+        <w:rPr>
+          <w:rFonts w:ascii="微软雅黑" w:hAnsi="微软雅黑" w:eastAsia="微软雅黑"/>
+          <w:b w:val="0"/>
+          <w:color w:val="CC0000"/>
+          <w:sz w:val="16"/>
+        </w:rPr>
+        <w:t xml:space="preserve">  排除D：D15不对</w:t>
+      </w:r>
+    </w:p>
+    <w:p>
+      <w:pPr>
+        <w:spacing w:after="20" w:before="0" w:line="276" w:lineRule="auto"/>
+      </w:pPr>
+      <w:r>
+        <w:rPr>
+          <w:rFonts w:ascii="微软雅黑" w:hAnsi="微软雅黑" w:eastAsia="微软雅黑"/>
+          <w:b w:val="0"/>
+          <w:color w:val="888888"/>
+          <w:sz w:val="16"/>
+        </w:rPr>
+        <w:t>〔第六章-劳动年龄〕</w:t>
+      </w:r>
+    </w:p>
+    <w:p>
+      <w:pPr>
+        <w:spacing w:after="20" w:before="0" w:line="276" w:lineRule="auto"/>
+      </w:pPr>
+      <w:r>
+        <w:rPr>
+          <w:rFonts w:ascii="微软雅黑" w:hAnsi="微软雅黑" w:eastAsia="微软雅黑"/>
+          <w:b w:val="0"/>
+          <w:color w:val="2D2D2D"/>
+          <w:sz w:val="4"/>
+        </w:rPr>
+      </w:r>
+    </w:p>
+    <w:p>
+      <w:pPr>
+        <w:spacing w:after="20" w:before="0" w:line="276" w:lineRule="auto"/>
+      </w:pPr>
+      <w:r>
+        <w:rPr>
+          <w:rFonts w:ascii="微软雅黑" w:hAnsi="微软雅黑" w:eastAsia="微软雅黑"/>
+          <w:b/>
+          <w:color w:val="2D2D2D"/>
+          <w:sz w:val="18"/>
+        </w:rPr>
+        <w:t>38. 宪法日是每年( )。</w:t>
+      </w:r>
+    </w:p>
+    <w:p>
+      <w:pPr>
+        <w:spacing w:after="20" w:before="0" w:line="276" w:lineRule="auto"/>
+      </w:pPr>
+      <w:r>
+        <w:rPr>
+          <w:rFonts w:ascii="微软雅黑" w:hAnsi="微软雅黑" w:eastAsia="微软雅黑"/>
+          <w:b w:val="0"/>
+          <w:color w:val="007A33"/>
+          <w:sz w:val="18"/>
+        </w:rPr>
+        <w:t>▸ 正选：B正确。B正确。12月4日=国家宪法日。</w:t>
+      </w:r>
+    </w:p>
+    <w:p>
+      <w:pPr>
+        <w:spacing w:after="20" w:before="0" w:line="276" w:lineRule="auto"/>
+      </w:pPr>
+      <w:r>
+        <w:rPr>
+          <w:rFonts w:ascii="微软雅黑" w:hAnsi="微软雅黑" w:eastAsia="微软雅黑"/>
+          <w:b w:val="0"/>
+          <w:color w:val="CC0000"/>
+          <w:sz w:val="16"/>
+        </w:rPr>
+        <w:t xml:space="preserve">  排除A：A10月1日=国庆</w:t>
+      </w:r>
+    </w:p>
+    <w:p>
+      <w:pPr>
+        <w:spacing w:after="20" w:before="0" w:line="276" w:lineRule="auto"/>
+      </w:pPr>
+      <w:r>
+        <w:rPr>
+          <w:rFonts w:ascii="微软雅黑" w:hAnsi="微软雅黑" w:eastAsia="微软雅黑"/>
+          <w:b w:val="0"/>
+          <w:color w:val="CC0000"/>
+          <w:sz w:val="16"/>
+        </w:rPr>
+        <w:t xml:space="preserve">  排除C：C4月15日=国家安全日</w:t>
+      </w:r>
+    </w:p>
+    <w:p>
+      <w:pPr>
+        <w:spacing w:after="20" w:before="0" w:line="276" w:lineRule="auto"/>
+      </w:pPr>
+      <w:r>
+        <w:rPr>
+          <w:rFonts w:ascii="微软雅黑" w:hAnsi="微软雅黑" w:eastAsia="微软雅黑"/>
+          <w:b w:val="0"/>
+          <w:color w:val="CC0000"/>
+          <w:sz w:val="16"/>
+        </w:rPr>
+        <w:t xml:space="preserve">  排除D：D7月1日=建党节</w:t>
+      </w:r>
+    </w:p>
+    <w:p>
+      <w:pPr>
+        <w:spacing w:after="20" w:before="0" w:line="276" w:lineRule="auto"/>
+      </w:pPr>
+      <w:r>
+        <w:rPr>
+          <w:rFonts w:ascii="微软雅黑" w:hAnsi="微软雅黑" w:eastAsia="微软雅黑"/>
+          <w:b w:val="0"/>
+          <w:color w:val="888888"/>
+          <w:sz w:val="16"/>
+        </w:rPr>
+        <w:t>〔第六章-宪法日〕</w:t>
+      </w:r>
+    </w:p>
+    <w:p>
+      <w:pPr>
+        <w:spacing w:after="20" w:before="0" w:line="276" w:lineRule="auto"/>
+      </w:pPr>
+      <w:r>
+        <w:rPr>
+          <w:rFonts w:ascii="微软雅黑" w:hAnsi="微软雅黑" w:eastAsia="微软雅黑"/>
+          <w:b w:val="0"/>
+          <w:color w:val="2D2D2D"/>
+          <w:sz w:val="4"/>
+        </w:rPr>
+      </w:r>
+    </w:p>
+    <w:p>
+      <w:pPr>
+        <w:spacing w:after="20" w:before="0" w:line="276" w:lineRule="auto"/>
+      </w:pPr>
+      <w:r>
+        <w:rPr>
+          <w:rFonts w:ascii="微软雅黑" w:hAnsi="微软雅黑" w:eastAsia="微软雅黑"/>
+          <w:b/>
+          <w:color w:val="2D2D2D"/>
+          <w:sz w:val="18"/>
+        </w:rPr>
+        <w:t>39. 2018年宪法修正案将核心价值观写入宪法是在( )。</w:t>
+      </w:r>
+    </w:p>
+    <w:p>
+      <w:pPr>
+        <w:spacing w:after="20" w:before="0" w:line="276" w:lineRule="auto"/>
+      </w:pPr>
+      <w:r>
+        <w:rPr>
+          <w:rFonts w:ascii="微软雅黑" w:hAnsi="微软雅黑" w:eastAsia="微软雅黑"/>
+          <w:b w:val="0"/>
+          <w:color w:val="007A33"/>
+          <w:sz w:val="18"/>
+        </w:rPr>
+        <w:t>▸ 正选：C正确。C正确。2018年十三届全国人大一次会议通过第五次宪法修正案写入核心价值观。</w:t>
+      </w:r>
+    </w:p>
+    <w:p>
+      <w:pPr>
+        <w:spacing w:after="20" w:before="0" w:line="276" w:lineRule="auto"/>
+      </w:pPr>
+      <w:r>
+        <w:rPr>
+          <w:rFonts w:ascii="微软雅黑" w:hAnsi="微软雅黑" w:eastAsia="微软雅黑"/>
+          <w:b w:val="0"/>
+          <w:color w:val="CC0000"/>
+          <w:sz w:val="16"/>
+        </w:rPr>
+        <w:t xml:space="preserve">  排除A：A/B是党的会议不修宪</w:t>
+      </w:r>
+    </w:p>
+    <w:p>
+      <w:pPr>
+        <w:spacing w:after="20" w:before="0" w:line="276" w:lineRule="auto"/>
+      </w:pPr>
+      <w:r>
+        <w:rPr>
+          <w:rFonts w:ascii="微软雅黑" w:hAnsi="微软雅黑" w:eastAsia="微软雅黑"/>
+          <w:b w:val="0"/>
+          <w:color w:val="CC0000"/>
+          <w:sz w:val="16"/>
+        </w:rPr>
+        <w:t xml:space="preserve">  排除D：D十九大不修宪</w:t>
+      </w:r>
+    </w:p>
+    <w:p>
+      <w:pPr>
+        <w:spacing w:after="20" w:before="0" w:line="276" w:lineRule="auto"/>
+      </w:pPr>
+      <w:r>
+        <w:rPr>
+          <w:rFonts w:ascii="微软雅黑" w:hAnsi="微软雅黑" w:eastAsia="微软雅黑"/>
+          <w:b w:val="0"/>
+          <w:color w:val="888888"/>
+          <w:sz w:val="16"/>
+        </w:rPr>
+        <w:t>〔第四章-核心价值观入宪〕</w:t>
+      </w:r>
+    </w:p>
+    <w:p>
+      <w:pPr>
+        <w:spacing w:after="20" w:before="0" w:line="276" w:lineRule="auto"/>
+      </w:pPr>
+      <w:r>
+        <w:rPr>
+          <w:rFonts w:ascii="微软雅黑" w:hAnsi="微软雅黑" w:eastAsia="微软雅黑"/>
+          <w:b w:val="0"/>
+          <w:color w:val="2D2D2D"/>
+          <w:sz w:val="4"/>
+        </w:rPr>
+      </w:r>
+    </w:p>
+    <w:p>
+      <w:pPr>
+        <w:spacing w:after="20" w:before="0" w:line="276" w:lineRule="auto"/>
+      </w:pPr>
+      <w:r>
+        <w:rPr>
+          <w:rFonts w:ascii="微软雅黑" w:hAnsi="微软雅黑" w:eastAsia="微软雅黑"/>
+          <w:b/>
+          <w:color w:val="2D2D2D"/>
+          <w:sz w:val="18"/>
+        </w:rPr>
+        <w:t>40. "人为财死鸟为食亡"是( )。</w:t>
+      </w:r>
+    </w:p>
+    <w:p>
+      <w:pPr>
+        <w:spacing w:after="20" w:before="0" w:line="276" w:lineRule="auto"/>
+      </w:pPr>
+      <w:r>
+        <w:rPr>
+          <w:rFonts w:ascii="微软雅黑" w:hAnsi="微软雅黑" w:eastAsia="微软雅黑"/>
+          <w:b w:val="0"/>
+          <w:color w:val="007A33"/>
+          <w:sz w:val="18"/>
+        </w:rPr>
+        <w:t>▸ 正选：B正确。B正确。"人为财死"=以金钱为最高准则=拜金主义。</w:t>
+      </w:r>
+    </w:p>
+    <w:p>
+      <w:pPr>
+        <w:spacing w:after="20" w:before="0" w:line="276" w:lineRule="auto"/>
+      </w:pPr>
+      <w:r>
+        <w:rPr>
+          <w:rFonts w:ascii="微软雅黑" w:hAnsi="微软雅黑" w:eastAsia="微软雅黑"/>
+          <w:b w:val="0"/>
+          <w:color w:val="CC0000"/>
+          <w:sz w:val="16"/>
+        </w:rPr>
+        <w:t xml:space="preserve">  排除A：A享乐主义是"今朝有酒今朝醉"</w:t>
+      </w:r>
+    </w:p>
+    <w:p>
+      <w:pPr>
+        <w:spacing w:after="20" w:before="0" w:line="276" w:lineRule="auto"/>
+      </w:pPr>
+      <w:r>
+        <w:rPr>
+          <w:rFonts w:ascii="微软雅黑" w:hAnsi="微软雅黑" w:eastAsia="微软雅黑"/>
+          <w:b w:val="0"/>
+          <w:color w:val="CC0000"/>
+          <w:sz w:val="16"/>
+        </w:rPr>
+        <w:t xml:space="preserve">  排除C：C个人主义是资产阶级核心</w:t>
+      </w:r>
+    </w:p>
+    <w:p>
+      <w:pPr>
+        <w:spacing w:after="20" w:before="0" w:line="276" w:lineRule="auto"/>
+      </w:pPr>
+      <w:r>
+        <w:rPr>
+          <w:rFonts w:ascii="微软雅黑" w:hAnsi="微软雅黑" w:eastAsia="微软雅黑"/>
+          <w:b w:val="0"/>
+          <w:color w:val="CC0000"/>
+          <w:sz w:val="16"/>
+        </w:rPr>
+        <w:t xml:space="preserve">  排除D：D功利主义不是教材批评对象</w:t>
+      </w:r>
+    </w:p>
+    <w:p>
+      <w:pPr>
+        <w:spacing w:after="20" w:before="0" w:line="276" w:lineRule="auto"/>
+      </w:pPr>
+      <w:r>
+        <w:rPr>
+          <w:rFonts w:ascii="微软雅黑" w:hAnsi="微软雅黑" w:eastAsia="微软雅黑"/>
+          <w:b w:val="0"/>
+          <w:color w:val="888888"/>
+          <w:sz w:val="16"/>
+        </w:rPr>
+        <w:t>〔第一章-拜金主义vs享乐主义〕</w:t>
+      </w:r>
+    </w:p>
+    <w:p>
+      <w:pPr>
+        <w:spacing w:after="20" w:before="0" w:line="276" w:lineRule="auto"/>
+      </w:pPr>
+      <w:r>
+        <w:rPr>
+          <w:rFonts w:ascii="微软雅黑" w:hAnsi="微软雅黑" w:eastAsia="微软雅黑"/>
+          <w:b w:val="0"/>
+          <w:color w:val="2D2D2D"/>
+          <w:sz w:val="4"/>
+        </w:rPr>
+      </w:r>
+    </w:p>
+    <w:p>
+      <w:r>
+        <w:br w:type="page"/>
+      </w:r>
+    </w:p>
+    <w:p>
+      <w:pPr>
+        <w:spacing w:before="200" w:after="80" w:line="276" w:lineRule="auto"/>
+      </w:pPr>
+      <w:r>
+        <w:rPr>
+          <w:rFonts w:ascii="微软雅黑" w:hAnsi="微软雅黑" w:eastAsia="微软雅黑"/>
+          <w:b/>
+          <w:color w:val="34495E"/>
+          <w:sz w:val="24"/>
+        </w:rPr>
+        <w:t>二、多选题逐题分析（10题）</w:t>
+      </w:r>
+    </w:p>
+    <w:p>
+      <w:pPr>
+        <w:spacing w:after="20" w:before="0" w:line="276" w:lineRule="auto"/>
+      </w:pPr>
+      <w:r>
+        <w:rPr>
+          <w:rFonts w:ascii="微软雅黑" w:hAnsi="微软雅黑" w:eastAsia="微软雅黑"/>
+          <w:b/>
+          <w:color w:val="2D2D2D"/>
+          <w:sz w:val="18"/>
+        </w:rPr>
+        <w:t>1. 大学阶段是( )形成的关键时期。</w:t>
+      </w:r>
+    </w:p>
+    <w:p>
+      <w:pPr>
+        <w:spacing w:after="20" w:before="0" w:line="276" w:lineRule="auto"/>
+      </w:pPr>
+      <w:r>
+        <w:rPr>
+          <w:rFonts w:ascii="微软雅黑" w:hAnsi="微软雅黑" w:eastAsia="微软雅黑"/>
+          <w:b w:val="0"/>
+          <w:color w:val="007A33"/>
+          <w:sz w:val="18"/>
+        </w:rPr>
+        <w:t>▸ 正选：ABC。教材原文：大学阶段是世界观、人生观、价值观形成的关键时期。</w:t>
+      </w:r>
+    </w:p>
+    <w:p>
+      <w:pPr>
+        <w:spacing w:after="20" w:before="0" w:line="276" w:lineRule="auto"/>
+      </w:pPr>
+      <w:r>
+        <w:rPr>
+          <w:rFonts w:ascii="微软雅黑" w:hAnsi="微软雅黑" w:eastAsia="微软雅黑"/>
+          <w:b w:val="0"/>
+          <w:color w:val="CC0000"/>
+          <w:sz w:val="16"/>
+        </w:rPr>
+        <w:t xml:space="preserve">  排除：D错误：婚恋观是人生观子集，不是教材并列核心。</w:t>
+      </w:r>
+    </w:p>
+    <w:p>
+      <w:pPr>
+        <w:spacing w:after="20" w:before="0" w:line="276" w:lineRule="auto"/>
+      </w:pPr>
+      <w:r>
+        <w:rPr>
+          <w:rFonts w:ascii="微软雅黑" w:hAnsi="微软雅黑" w:eastAsia="微软雅黑"/>
+          <w:b w:val="0"/>
+          <w:color w:val="888888"/>
+          <w:sz w:val="16"/>
+        </w:rPr>
+        <w:t>〔绪论-三观〕</w:t>
+      </w:r>
+    </w:p>
+    <w:p>
+      <w:pPr>
+        <w:spacing w:after="20" w:before="0" w:line="276" w:lineRule="auto"/>
+      </w:pPr>
+      <w:r>
+        <w:rPr>
+          <w:rFonts w:ascii="微软雅黑" w:hAnsi="微软雅黑" w:eastAsia="微软雅黑"/>
+          <w:b w:val="0"/>
+          <w:color w:val="2D2D2D"/>
+          <w:sz w:val="4"/>
+        </w:rPr>
+      </w:r>
+    </w:p>
+    <w:p>
+      <w:pPr>
+        <w:spacing w:after="20" w:before="0" w:line="276" w:lineRule="auto"/>
+      </w:pPr>
+      <w:r>
+        <w:rPr>
+          <w:rFonts w:ascii="微软雅黑" w:hAnsi="微软雅黑" w:eastAsia="微软雅黑"/>
+          <w:b/>
+          <w:color w:val="2D2D2D"/>
+          <w:sz w:val="18"/>
+        </w:rPr>
+        <w:t>2. 人生观主要包括( )。</w:t>
+      </w:r>
+    </w:p>
+    <w:p>
+      <w:pPr>
+        <w:spacing w:after="20" w:before="0" w:line="276" w:lineRule="auto"/>
+      </w:pPr>
+      <w:r>
+        <w:rPr>
+          <w:rFonts w:ascii="微软雅黑" w:hAnsi="微软雅黑" w:eastAsia="微软雅黑"/>
+          <w:b w:val="0"/>
+          <w:color w:val="007A33"/>
+          <w:sz w:val="18"/>
+        </w:rPr>
+        <w:t>▸ 正选：ACD。人生观三要素=目的(核心)+态度+价值。"生活水平"不在其中。</w:t>
+      </w:r>
+    </w:p>
+    <w:p>
+      <w:pPr>
+        <w:spacing w:after="20" w:before="0" w:line="276" w:lineRule="auto"/>
+      </w:pPr>
+      <w:r>
+        <w:rPr>
+          <w:rFonts w:ascii="微软雅黑" w:hAnsi="微软雅黑" w:eastAsia="微软雅黑"/>
+          <w:b w:val="0"/>
+          <w:color w:val="888888"/>
+          <w:sz w:val="16"/>
+        </w:rPr>
+        <w:t>〔第一章-三要素〕</w:t>
+      </w:r>
+    </w:p>
+    <w:p>
+      <w:pPr>
+        <w:spacing w:after="20" w:before="0" w:line="276" w:lineRule="auto"/>
+      </w:pPr>
+      <w:r>
+        <w:rPr>
+          <w:rFonts w:ascii="微软雅黑" w:hAnsi="微软雅黑" w:eastAsia="微软雅黑"/>
+          <w:b w:val="0"/>
+          <w:color w:val="2D2D2D"/>
+          <w:sz w:val="4"/>
+        </w:rPr>
+      </w:r>
+    </w:p>
+    <w:p>
+      <w:pPr>
+        <w:spacing w:after="20" w:before="0" w:line="276" w:lineRule="auto"/>
+      </w:pPr>
+      <w:r>
+        <w:rPr>
+          <w:rFonts w:ascii="微软雅黑" w:hAnsi="微软雅黑" w:eastAsia="微软雅黑"/>
+          <w:b/>
+          <w:color w:val="2D2D2D"/>
+          <w:sz w:val="18"/>
+        </w:rPr>
+        <w:t>3. 端正人生态度需要( )。</w:t>
+      </w:r>
+    </w:p>
+    <w:p>
+      <w:pPr>
+        <w:spacing w:after="20" w:before="0" w:line="276" w:lineRule="auto"/>
+      </w:pPr>
+      <w:r>
+        <w:rPr>
+          <w:rFonts w:ascii="微软雅黑" w:hAnsi="微软雅黑" w:eastAsia="微软雅黑"/>
+          <w:b w:val="0"/>
+          <w:color w:val="007A33"/>
+          <w:sz w:val="18"/>
+        </w:rPr>
+        <w:t>▸ 正选：ABCD。积极进取人生态度四维度：认真、务实、乐观、进取。</w:t>
+      </w:r>
+    </w:p>
+    <w:p>
+      <w:pPr>
+        <w:spacing w:after="20" w:before="0" w:line="276" w:lineRule="auto"/>
+      </w:pPr>
+      <w:r>
+        <w:rPr>
+          <w:rFonts w:ascii="微软雅黑" w:hAnsi="微软雅黑" w:eastAsia="微软雅黑"/>
+          <w:b w:val="0"/>
+          <w:color w:val="888888"/>
+          <w:sz w:val="16"/>
+        </w:rPr>
+        <w:t>〔第一章-四态度〕</w:t>
+      </w:r>
+    </w:p>
+    <w:p>
+      <w:pPr>
+        <w:spacing w:after="20" w:before="0" w:line="276" w:lineRule="auto"/>
+      </w:pPr>
+      <w:r>
+        <w:rPr>
+          <w:rFonts w:ascii="微软雅黑" w:hAnsi="微软雅黑" w:eastAsia="微软雅黑"/>
+          <w:b w:val="0"/>
+          <w:color w:val="2D2D2D"/>
+          <w:sz w:val="4"/>
+        </w:rPr>
+      </w:r>
+    </w:p>
+    <w:p>
+      <w:pPr>
+        <w:spacing w:after="20" w:before="0" w:line="276" w:lineRule="auto"/>
+      </w:pPr>
+      <w:r>
+        <w:rPr>
+          <w:rFonts w:ascii="微软雅黑" w:hAnsi="微软雅黑" w:eastAsia="微软雅黑"/>
+          <w:b/>
+          <w:color w:val="2D2D2D"/>
+          <w:sz w:val="18"/>
+        </w:rPr>
+        <w:t>4. 爱国主义基本内涵包括( )。</w:t>
+      </w:r>
+    </w:p>
+    <w:p>
+      <w:pPr>
+        <w:spacing w:after="20" w:before="0" w:line="276" w:lineRule="auto"/>
+      </w:pPr>
+      <w:r>
+        <w:rPr>
+          <w:rFonts w:ascii="微软雅黑" w:hAnsi="微软雅黑" w:eastAsia="微软雅黑"/>
+          <w:b w:val="0"/>
+          <w:color w:val="007A33"/>
+          <w:sz w:val="18"/>
+        </w:rPr>
+        <w:t>▸ 正选：ABCD。爱国主义四内涵=爱大好河山+爱骨肉同胞+爱灿烂文化+爱自己国家。必考。</w:t>
+      </w:r>
+    </w:p>
+    <w:p>
+      <w:pPr>
+        <w:spacing w:after="20" w:before="0" w:line="276" w:lineRule="auto"/>
+      </w:pPr>
+      <w:r>
+        <w:rPr>
+          <w:rFonts w:ascii="微软雅黑" w:hAnsi="微软雅黑" w:eastAsia="微软雅黑"/>
+          <w:b w:val="0"/>
+          <w:color w:val="888888"/>
+          <w:sz w:val="16"/>
+        </w:rPr>
+        <w:t>〔第三章-四内涵〕</w:t>
+      </w:r>
+    </w:p>
+    <w:p>
+      <w:pPr>
+        <w:spacing w:after="20" w:before="0" w:line="276" w:lineRule="auto"/>
+      </w:pPr>
+      <w:r>
+        <w:rPr>
+          <w:rFonts w:ascii="微软雅黑" w:hAnsi="微软雅黑" w:eastAsia="微软雅黑"/>
+          <w:b w:val="0"/>
+          <w:color w:val="2D2D2D"/>
+          <w:sz w:val="4"/>
+        </w:rPr>
+      </w:r>
+    </w:p>
+    <w:p>
+      <w:pPr>
+        <w:spacing w:after="20" w:before="0" w:line="276" w:lineRule="auto"/>
+      </w:pPr>
+      <w:r>
+        <w:rPr>
+          <w:rFonts w:ascii="微软雅黑" w:hAnsi="微软雅黑" w:eastAsia="微软雅黑"/>
+          <w:b/>
+          <w:color w:val="2D2D2D"/>
+          <w:sz w:val="18"/>
+        </w:rPr>
+        <w:t>5. 核心价值观显著特征包括( )。</w:t>
+      </w:r>
+    </w:p>
+    <w:p>
+      <w:pPr>
+        <w:spacing w:after="20" w:before="0" w:line="276" w:lineRule="auto"/>
+      </w:pPr>
+      <w:r>
+        <w:rPr>
+          <w:rFonts w:ascii="微软雅黑" w:hAnsi="微软雅黑" w:eastAsia="微软雅黑"/>
+          <w:b w:val="0"/>
+          <w:color w:val="007A33"/>
+          <w:sz w:val="18"/>
+        </w:rPr>
+        <w:t>▸ 正选：ABC。三大特征=先进性+人民性(根本)+真实性。D"普世性"是西方话语。</w:t>
+      </w:r>
+    </w:p>
+    <w:p>
+      <w:pPr>
+        <w:spacing w:after="20" w:before="0" w:line="276" w:lineRule="auto"/>
+      </w:pPr>
+      <w:r>
+        <w:rPr>
+          <w:rFonts w:ascii="微软雅黑" w:hAnsi="微软雅黑" w:eastAsia="微软雅黑"/>
+          <w:b w:val="0"/>
+          <w:color w:val="CC0000"/>
+          <w:sz w:val="16"/>
+        </w:rPr>
+        <w:t xml:space="preserve">  排除：D错误：普世性是西方概念。</w:t>
+      </w:r>
+    </w:p>
+    <w:p>
+      <w:pPr>
+        <w:spacing w:after="20" w:before="0" w:line="276" w:lineRule="auto"/>
+      </w:pPr>
+      <w:r>
+        <w:rPr>
+          <w:rFonts w:ascii="微软雅黑" w:hAnsi="微软雅黑" w:eastAsia="微软雅黑"/>
+          <w:b w:val="0"/>
+          <w:color w:val="888888"/>
+          <w:sz w:val="16"/>
+        </w:rPr>
+        <w:t>〔第四章-三特征〕</w:t>
+      </w:r>
+    </w:p>
+    <w:p>
+      <w:pPr>
+        <w:spacing w:after="20" w:before="0" w:line="276" w:lineRule="auto"/>
+      </w:pPr>
+      <w:r>
+        <w:rPr>
+          <w:rFonts w:ascii="微软雅黑" w:hAnsi="微软雅黑" w:eastAsia="微软雅黑"/>
+          <w:b w:val="0"/>
+          <w:color w:val="2D2D2D"/>
+          <w:sz w:val="4"/>
+        </w:rPr>
+      </w:r>
+    </w:p>
+    <w:p>
+      <w:pPr>
+        <w:spacing w:after="20" w:before="0" w:line="276" w:lineRule="auto"/>
+      </w:pPr>
+      <w:r>
+        <w:rPr>
+          <w:rFonts w:ascii="微软雅黑" w:hAnsi="微软雅黑" w:eastAsia="微软雅黑"/>
+          <w:b/>
+          <w:color w:val="2D2D2D"/>
+          <w:sz w:val="18"/>
+        </w:rPr>
+        <w:t>6. 中华传统美德基本精神包括( )。</w:t>
+      </w:r>
+    </w:p>
+    <w:p>
+      <w:pPr>
+        <w:spacing w:after="20" w:before="0" w:line="276" w:lineRule="auto"/>
+      </w:pPr>
+      <w:r>
+        <w:rPr>
+          <w:rFonts w:ascii="微软雅黑" w:hAnsi="微软雅黑" w:eastAsia="微软雅黑"/>
+          <w:b w:val="0"/>
+          <w:color w:val="007A33"/>
+          <w:sz w:val="18"/>
+        </w:rPr>
+        <w:t>▸ 正选：ABD。中华传统美德五精神。C"追求物质享受"是享乐主义，恰恰是传统美德反对的。</w:t>
+      </w:r>
+    </w:p>
+    <w:p>
+      <w:pPr>
+        <w:spacing w:after="20" w:before="0" w:line="276" w:lineRule="auto"/>
+      </w:pPr>
+      <w:r>
+        <w:rPr>
+          <w:rFonts w:ascii="微软雅黑" w:hAnsi="微软雅黑" w:eastAsia="微软雅黑"/>
+          <w:b w:val="0"/>
+          <w:color w:val="CC0000"/>
+          <w:sz w:val="16"/>
+        </w:rPr>
+        <w:t xml:space="preserve">  排除：C错误：追求物质享受=享乐主义。</w:t>
+      </w:r>
+    </w:p>
+    <w:p>
+      <w:pPr>
+        <w:spacing w:after="20" w:before="0" w:line="276" w:lineRule="auto"/>
+      </w:pPr>
+      <w:r>
+        <w:rPr>
+          <w:rFonts w:ascii="微软雅黑" w:hAnsi="微软雅黑" w:eastAsia="微软雅黑"/>
+          <w:b w:val="0"/>
+          <w:color w:val="888888"/>
+          <w:sz w:val="16"/>
+        </w:rPr>
+        <w:t>〔第五章-传统美德〕</w:t>
+      </w:r>
+    </w:p>
+    <w:p>
+      <w:pPr>
+        <w:spacing w:after="20" w:before="0" w:line="276" w:lineRule="auto"/>
+      </w:pPr>
+      <w:r>
+        <w:rPr>
+          <w:rFonts w:ascii="微软雅黑" w:hAnsi="微软雅黑" w:eastAsia="微软雅黑"/>
+          <w:b w:val="0"/>
+          <w:color w:val="2D2D2D"/>
+          <w:sz w:val="4"/>
+        </w:rPr>
+      </w:r>
+    </w:p>
+    <w:p>
+      <w:pPr>
+        <w:spacing w:after="20" w:before="0" w:line="276" w:lineRule="auto"/>
+      </w:pPr>
+      <w:r>
+        <w:rPr>
+          <w:rFonts w:ascii="微软雅黑" w:hAnsi="微软雅黑" w:eastAsia="微软雅黑"/>
+          <w:b/>
+          <w:color w:val="2D2D2D"/>
+          <w:sz w:val="18"/>
+        </w:rPr>
+        <w:t>7. 社会公德的内容包括( )。</w:t>
+      </w:r>
+    </w:p>
+    <w:p>
+      <w:pPr>
+        <w:spacing w:after="20" w:before="0" w:line="276" w:lineRule="auto"/>
+      </w:pPr>
+      <w:r>
+        <w:rPr>
+          <w:rFonts w:ascii="微软雅黑" w:hAnsi="微软雅黑" w:eastAsia="微软雅黑"/>
+          <w:b w:val="0"/>
+          <w:color w:val="007A33"/>
+          <w:sz w:val="18"/>
+        </w:rPr>
+        <w:t>▸ 正选：ABD。社会公德五规范。C"爱岗敬业"属于职业道德，不能串。</w:t>
+      </w:r>
+    </w:p>
+    <w:p>
+      <w:pPr>
+        <w:spacing w:after="20" w:before="0" w:line="276" w:lineRule="auto"/>
+      </w:pPr>
+      <w:r>
+        <w:rPr>
+          <w:rFonts w:ascii="微软雅黑" w:hAnsi="微软雅黑" w:eastAsia="微软雅黑"/>
+          <w:b w:val="0"/>
+          <w:color w:val="CC0000"/>
+          <w:sz w:val="16"/>
+        </w:rPr>
+        <w:t xml:space="preserve">  排除：C错误：爱岗敬业=职业道德≠社会公德。</w:t>
+      </w:r>
+    </w:p>
+    <w:p>
+      <w:pPr>
+        <w:spacing w:after="20" w:before="0" w:line="276" w:lineRule="auto"/>
+      </w:pPr>
+      <w:r>
+        <w:rPr>
+          <w:rFonts w:ascii="微软雅黑" w:hAnsi="微软雅黑" w:eastAsia="微软雅黑"/>
+          <w:b w:val="0"/>
+          <w:color w:val="888888"/>
+          <w:sz w:val="16"/>
+        </w:rPr>
+        <w:t>〔第五章-四德不串〕</w:t>
+      </w:r>
+    </w:p>
+    <w:p>
+      <w:pPr>
+        <w:spacing w:after="20" w:before="0" w:line="276" w:lineRule="auto"/>
+      </w:pPr>
+      <w:r>
+        <w:rPr>
+          <w:rFonts w:ascii="微软雅黑" w:hAnsi="微软雅黑" w:eastAsia="微软雅黑"/>
+          <w:b w:val="0"/>
+          <w:color w:val="2D2D2D"/>
+          <w:sz w:val="4"/>
+        </w:rPr>
+      </w:r>
+    </w:p>
+    <w:p>
+      <w:pPr>
+        <w:spacing w:after="20" w:before="0" w:line="276" w:lineRule="auto"/>
+      </w:pPr>
+      <w:r>
+        <w:rPr>
+          <w:rFonts w:ascii="微软雅黑" w:hAnsi="微软雅黑" w:eastAsia="微软雅黑"/>
+          <w:b/>
+          <w:color w:val="2D2D2D"/>
+          <w:sz w:val="18"/>
+        </w:rPr>
+        <w:t>8. 司法原则主要有( )。</w:t>
+      </w:r>
+    </w:p>
+    <w:p>
+      <w:pPr>
+        <w:spacing w:after="20" w:before="0" w:line="276" w:lineRule="auto"/>
+      </w:pPr>
+      <w:r>
+        <w:rPr>
+          <w:rFonts w:ascii="微软雅黑" w:hAnsi="微软雅黑" w:eastAsia="微软雅黑"/>
+          <w:b w:val="0"/>
+          <w:color w:val="007A33"/>
+          <w:sz w:val="18"/>
+        </w:rPr>
+        <w:t>▸ 正选：ABCD。司法四原则：公正、平等、事实+法律、独立。</w:t>
+      </w:r>
+    </w:p>
+    <w:p>
+      <w:pPr>
+        <w:spacing w:after="20" w:before="0" w:line="276" w:lineRule="auto"/>
+      </w:pPr>
+      <w:r>
+        <w:rPr>
+          <w:rFonts w:ascii="微软雅黑" w:hAnsi="微软雅黑" w:eastAsia="微软雅黑"/>
+          <w:b w:val="0"/>
+          <w:color w:val="888888"/>
+          <w:sz w:val="16"/>
+        </w:rPr>
+        <w:t>〔第六章-司法原则〕</w:t>
+      </w:r>
+    </w:p>
+    <w:p>
+      <w:pPr>
+        <w:spacing w:after="20" w:before="0" w:line="276" w:lineRule="auto"/>
+      </w:pPr>
+      <w:r>
+        <w:rPr>
+          <w:rFonts w:ascii="微软雅黑" w:hAnsi="微软雅黑" w:eastAsia="微软雅黑"/>
+          <w:b w:val="0"/>
+          <w:color w:val="2D2D2D"/>
+          <w:sz w:val="4"/>
+        </w:rPr>
+      </w:r>
+    </w:p>
+    <w:p>
+      <w:pPr>
+        <w:spacing w:after="20" w:before="0" w:line="276" w:lineRule="auto"/>
+      </w:pPr>
+      <w:r>
+        <w:rPr>
+          <w:rFonts w:ascii="微软雅黑" w:hAnsi="微软雅黑" w:eastAsia="微软雅黑"/>
+          <w:b/>
+          <w:color w:val="2D2D2D"/>
+          <w:sz w:val="18"/>
+        </w:rPr>
+        <w:t>9. 法治道路必须坚持( )。</w:t>
+      </w:r>
+    </w:p>
+    <w:p>
+      <w:pPr>
+        <w:spacing w:after="20" w:before="0" w:line="276" w:lineRule="auto"/>
+      </w:pPr>
+      <w:r>
+        <w:rPr>
+          <w:rFonts w:ascii="微软雅黑" w:hAnsi="微软雅黑" w:eastAsia="微软雅黑"/>
+          <w:b w:val="0"/>
+          <w:color w:val="007A33"/>
+          <w:sz w:val="18"/>
+        </w:rPr>
+        <w:t>▸ 正选：ABCD。法治道路五项原则(此处四项)。加强党的领导共五项。</w:t>
+      </w:r>
+    </w:p>
+    <w:p>
+      <w:pPr>
+        <w:spacing w:after="20" w:before="0" w:line="276" w:lineRule="auto"/>
+      </w:pPr>
+      <w:r>
+        <w:rPr>
+          <w:rFonts w:ascii="微软雅黑" w:hAnsi="微软雅黑" w:eastAsia="微软雅黑"/>
+          <w:b w:val="0"/>
+          <w:color w:val="888888"/>
+          <w:sz w:val="16"/>
+        </w:rPr>
+        <w:t>〔第六章-法治道路〕</w:t>
+      </w:r>
+    </w:p>
+    <w:p>
+      <w:pPr>
+        <w:spacing w:after="20" w:before="0" w:line="276" w:lineRule="auto"/>
+      </w:pPr>
+      <w:r>
+        <w:rPr>
+          <w:rFonts w:ascii="微软雅黑" w:hAnsi="微软雅黑" w:eastAsia="微软雅黑"/>
+          <w:b w:val="0"/>
+          <w:color w:val="2D2D2D"/>
+          <w:sz w:val="4"/>
+        </w:rPr>
+      </w:r>
+    </w:p>
+    <w:p>
+      <w:pPr>
+        <w:spacing w:after="20" w:before="0" w:line="276" w:lineRule="auto"/>
+      </w:pPr>
+      <w:r>
+        <w:rPr>
+          <w:rFonts w:ascii="微软雅黑" w:hAnsi="微软雅黑" w:eastAsia="微软雅黑"/>
+          <w:b/>
+          <w:color w:val="2D2D2D"/>
+          <w:sz w:val="18"/>
+        </w:rPr>
+        <w:t>10. 法律权威取决于( )。</w:t>
+      </w:r>
+    </w:p>
+    <w:p>
+      <w:pPr>
+        <w:spacing w:after="20" w:before="0" w:line="276" w:lineRule="auto"/>
+      </w:pPr>
+      <w:r>
+        <w:rPr>
+          <w:rFonts w:ascii="微软雅黑" w:hAnsi="微软雅黑" w:eastAsia="微软雅黑"/>
+          <w:b w:val="0"/>
+          <w:color w:val="007A33"/>
+          <w:sz w:val="18"/>
+        </w:rPr>
+        <w:t>▸ 正选：ABCD。法律权威四要素：地位+科学+实施+信仰。</w:t>
+      </w:r>
+    </w:p>
+    <w:p>
+      <w:pPr>
+        <w:spacing w:after="20" w:before="0" w:line="276" w:lineRule="auto"/>
+      </w:pPr>
+      <w:r>
+        <w:rPr>
+          <w:rFonts w:ascii="微软雅黑" w:hAnsi="微软雅黑" w:eastAsia="微软雅黑"/>
+          <w:b w:val="0"/>
+          <w:color w:val="888888"/>
+          <w:sz w:val="16"/>
+        </w:rPr>
+        <w:t>〔第六章-法律权威〕</w:t>
+      </w:r>
+    </w:p>
+    <w:p>
+      <w:pPr>
+        <w:spacing w:after="20" w:before="0" w:line="276" w:lineRule="auto"/>
+      </w:pPr>
+      <w:r>
+        <w:rPr>
+          <w:rFonts w:ascii="微软雅黑" w:hAnsi="微软雅黑" w:eastAsia="微软雅黑"/>
+          <w:b w:val="0"/>
+          <w:color w:val="2D2D2D"/>
+          <w:sz w:val="4"/>
+        </w:rPr>
+      </w:r>
+    </w:p>
+    <w:p>
+      <w:r>
+        <w:br w:type="page"/>
+      </w:r>
+    </w:p>
+    <w:p>
+      <w:pPr>
+        <w:spacing w:before="200" w:after="80" w:line="276" w:lineRule="auto"/>
+      </w:pPr>
+      <w:r>
+        <w:rPr>
+          <w:rFonts w:ascii="微软雅黑" w:hAnsi="微软雅黑" w:eastAsia="微软雅黑"/>
+          <w:b/>
+          <w:color w:val="34495E"/>
+          <w:sz w:val="24"/>
+        </w:rPr>
+        <w:t>三、判断题逐题分析（20题）</w:t>
+      </w:r>
+    </w:p>
+    <w:p>
+      <w:pPr>
+        <w:spacing w:after="20" w:before="0" w:line="276" w:lineRule="auto"/>
+      </w:pPr>
+      <w:r>
+        <w:rPr>
+          <w:rFonts w:ascii="微软雅黑" w:hAnsi="微软雅黑" w:eastAsia="微软雅黑"/>
+          <w:b/>
+          <w:color w:val="2D2D2D"/>
+          <w:sz w:val="18"/>
+        </w:rPr>
+        <w:t>1. 社会属性是人的本质属性。</w:t>
+      </w:r>
+    </w:p>
+    <w:p>
+      <w:pPr>
+        <w:spacing w:after="20" w:before="0" w:line="276" w:lineRule="auto"/>
+      </w:pPr>
+      <w:r>
+        <w:rPr>
+          <w:rFonts w:ascii="微软雅黑" w:hAnsi="微软雅黑" w:eastAsia="微软雅黑"/>
+          <w:b w:val="0"/>
+          <w:color w:val="007A33"/>
+          <w:sz w:val="18"/>
+        </w:rPr>
+        <w:t>▸ ✓ 正确。马克思"一切社会关系总和"确立社会属性的本质地位。</w:t>
+      </w:r>
+    </w:p>
+    <w:p>
+      <w:pPr>
+        <w:spacing w:after="20" w:before="0" w:line="276" w:lineRule="auto"/>
+      </w:pPr>
+      <w:r>
+        <w:rPr>
+          <w:rFonts w:ascii="微软雅黑" w:hAnsi="微软雅黑" w:eastAsia="微软雅黑"/>
+          <w:b w:val="0"/>
+          <w:color w:val="888888"/>
+          <w:sz w:val="16"/>
+        </w:rPr>
+        <w:t>〔第一章-人的本质〕</w:t>
+      </w:r>
+    </w:p>
+    <w:p>
+      <w:pPr>
+        <w:spacing w:after="20" w:before="0" w:line="276" w:lineRule="auto"/>
+      </w:pPr>
+      <w:r>
+        <w:rPr>
+          <w:rFonts w:ascii="微软雅黑" w:hAnsi="微软雅黑" w:eastAsia="微软雅黑"/>
+          <w:b w:val="0"/>
+          <w:color w:val="2D2D2D"/>
+          <w:sz w:val="4"/>
+        </w:rPr>
+      </w:r>
+    </w:p>
+    <w:p>
+      <w:pPr>
+        <w:spacing w:after="20" w:before="0" w:line="276" w:lineRule="auto"/>
+      </w:pPr>
+      <w:r>
+        <w:rPr>
+          <w:rFonts w:ascii="微软雅黑" w:hAnsi="微软雅黑" w:eastAsia="微软雅黑"/>
+          <w:b/>
+          <w:color w:val="2D2D2D"/>
+          <w:sz w:val="18"/>
+        </w:rPr>
+        <w:t>2. 评价人生价值的根本尺度是取得物质成就的多少。</w:t>
+      </w:r>
+    </w:p>
+    <w:p>
+      <w:pPr>
+        <w:spacing w:after="20" w:before="0" w:line="276" w:lineRule="auto"/>
+      </w:pPr>
+      <w:r>
+        <w:rPr>
+          <w:rFonts w:ascii="微软雅黑" w:hAnsi="微软雅黑" w:eastAsia="微软雅黑"/>
+          <w:b w:val="0"/>
+          <w:color w:val="CC0000"/>
+          <w:sz w:val="18"/>
+        </w:rPr>
+        <w:t>▸ ✗ 错误。根本尺度是"是否符合社会发展客观规律，是否促进历史进步"。</w:t>
+      </w:r>
+    </w:p>
+    <w:p>
+      <w:pPr>
+        <w:spacing w:after="20" w:before="0" w:line="276" w:lineRule="auto"/>
+      </w:pPr>
+      <w:r>
+        <w:rPr>
+          <w:rFonts w:ascii="微软雅黑" w:hAnsi="微软雅黑" w:eastAsia="微软雅黑"/>
+          <w:b w:val="0"/>
+          <w:color w:val="888888"/>
+          <w:sz w:val="16"/>
+        </w:rPr>
+        <w:t>〔第一章-价值评价尺度〕</w:t>
+      </w:r>
+    </w:p>
+    <w:p>
+      <w:pPr>
+        <w:spacing w:after="20" w:before="0" w:line="276" w:lineRule="auto"/>
+      </w:pPr>
+      <w:r>
+        <w:rPr>
+          <w:rFonts w:ascii="微软雅黑" w:hAnsi="微软雅黑" w:eastAsia="微软雅黑"/>
+          <w:b w:val="0"/>
+          <w:color w:val="2D2D2D"/>
+          <w:sz w:val="4"/>
+        </w:rPr>
+      </w:r>
+    </w:p>
+    <w:p>
+      <w:pPr>
+        <w:spacing w:after="20" w:before="0" w:line="276" w:lineRule="auto"/>
+      </w:pPr>
+      <w:r>
+        <w:rPr>
+          <w:rFonts w:ascii="微软雅黑" w:hAnsi="微软雅黑" w:eastAsia="微软雅黑"/>
+          <w:b/>
+          <w:color w:val="2D2D2D"/>
+          <w:sz w:val="18"/>
+        </w:rPr>
+        <w:t>3. 全心全意为人民服务是人生观的核心。</w:t>
+      </w:r>
+    </w:p>
+    <w:p>
+      <w:pPr>
+        <w:spacing w:after="20" w:before="0" w:line="276" w:lineRule="auto"/>
+      </w:pPr>
+      <w:r>
+        <w:rPr>
+          <w:rFonts w:ascii="微软雅黑" w:hAnsi="微软雅黑" w:eastAsia="微软雅黑"/>
+          <w:b w:val="0"/>
+          <w:color w:val="CC0000"/>
+          <w:sz w:val="18"/>
+        </w:rPr>
+        <w:t>▸ ✗ 错误。人生观核心是"人生目的"。为人民服务是社会主义道德核心。</w:t>
+      </w:r>
+    </w:p>
+    <w:p>
+      <w:pPr>
+        <w:spacing w:after="20" w:before="0" w:line="276" w:lineRule="auto"/>
+      </w:pPr>
+      <w:r>
+        <w:rPr>
+          <w:rFonts w:ascii="微软雅黑" w:hAnsi="微软雅黑" w:eastAsia="微软雅黑"/>
+          <w:b w:val="0"/>
+          <w:color w:val="888888"/>
+          <w:sz w:val="16"/>
+        </w:rPr>
+        <w:t>〔第一章-易混淆概念〕</w:t>
+      </w:r>
+    </w:p>
+    <w:p>
+      <w:pPr>
+        <w:spacing w:after="20" w:before="0" w:line="276" w:lineRule="auto"/>
+      </w:pPr>
+      <w:r>
+        <w:rPr>
+          <w:rFonts w:ascii="微软雅黑" w:hAnsi="微软雅黑" w:eastAsia="微软雅黑"/>
+          <w:b w:val="0"/>
+          <w:color w:val="2D2D2D"/>
+          <w:sz w:val="4"/>
+        </w:rPr>
+      </w:r>
+    </w:p>
+    <w:p>
+      <w:pPr>
+        <w:spacing w:after="20" w:before="0" w:line="276" w:lineRule="auto"/>
+      </w:pPr>
+      <w:r>
+        <w:rPr>
+          <w:rFonts w:ascii="微软雅黑" w:hAnsi="微软雅黑" w:eastAsia="微软雅黑"/>
+          <w:b/>
+          <w:color w:val="2D2D2D"/>
+          <w:sz w:val="18"/>
+        </w:rPr>
+        <w:t>4. 拜金主义是引发权钱交易等丑恶现象的重要思想根源。</w:t>
+      </w:r>
+    </w:p>
+    <w:p>
+      <w:pPr>
+        <w:spacing w:after="20" w:before="0" w:line="276" w:lineRule="auto"/>
+      </w:pPr>
+      <w:r>
+        <w:rPr>
+          <w:rFonts w:ascii="微软雅黑" w:hAnsi="微软雅黑" w:eastAsia="微软雅黑"/>
+          <w:b w:val="0"/>
+          <w:color w:val="007A33"/>
+          <w:sz w:val="18"/>
+        </w:rPr>
+        <w:t>▸ ✓ 正确。教材原文。拜金主义导致为金钱不择手段。</w:t>
+      </w:r>
+    </w:p>
+    <w:p>
+      <w:pPr>
+        <w:spacing w:after="20" w:before="0" w:line="276" w:lineRule="auto"/>
+      </w:pPr>
+      <w:r>
+        <w:rPr>
+          <w:rFonts w:ascii="微软雅黑" w:hAnsi="微软雅黑" w:eastAsia="微软雅黑"/>
+          <w:b w:val="0"/>
+          <w:color w:val="888888"/>
+          <w:sz w:val="16"/>
+        </w:rPr>
+        <w:t>〔第一章-拜金主义危害〕</w:t>
+      </w:r>
+    </w:p>
+    <w:p>
+      <w:pPr>
+        <w:spacing w:after="20" w:before="0" w:line="276" w:lineRule="auto"/>
+      </w:pPr>
+      <w:r>
+        <w:rPr>
+          <w:rFonts w:ascii="微软雅黑" w:hAnsi="微软雅黑" w:eastAsia="微软雅黑"/>
+          <w:b w:val="0"/>
+          <w:color w:val="2D2D2D"/>
+          <w:sz w:val="4"/>
+        </w:rPr>
+      </w:r>
+    </w:p>
+    <w:p>
+      <w:pPr>
+        <w:spacing w:after="20" w:before="0" w:line="276" w:lineRule="auto"/>
+      </w:pPr>
+      <w:r>
+        <w:rPr>
+          <w:rFonts w:ascii="微软雅黑" w:hAnsi="微软雅黑" w:eastAsia="微软雅黑"/>
+          <w:b/>
+          <w:color w:val="2D2D2D"/>
+          <w:sz w:val="18"/>
+        </w:rPr>
+        <w:t>5. 个人主义是社会主义道德的基本原则。</w:t>
+      </w:r>
+    </w:p>
+    <w:p>
+      <w:pPr>
+        <w:spacing w:after="20" w:before="0" w:line="276" w:lineRule="auto"/>
+      </w:pPr>
+      <w:r>
+        <w:rPr>
+          <w:rFonts w:ascii="微软雅黑" w:hAnsi="微软雅黑" w:eastAsia="微软雅黑"/>
+          <w:b w:val="0"/>
+          <w:color w:val="CC0000"/>
+          <w:sz w:val="18"/>
+        </w:rPr>
+        <w:t>▸ ✗ 错误。个人主义是资产阶级人生观核心。社会主义道德原则是集体主义。</w:t>
+      </w:r>
+    </w:p>
+    <w:p>
+      <w:pPr>
+        <w:spacing w:after="20" w:before="0" w:line="276" w:lineRule="auto"/>
+      </w:pPr>
+      <w:r>
+        <w:rPr>
+          <w:rFonts w:ascii="微软雅黑" w:hAnsi="微软雅黑" w:eastAsia="微软雅黑"/>
+          <w:b w:val="0"/>
+          <w:color w:val="888888"/>
+          <w:sz w:val="16"/>
+        </w:rPr>
+        <w:t>〔第一章-个人主义vs集体主义〕</w:t>
+      </w:r>
+    </w:p>
+    <w:p>
+      <w:pPr>
+        <w:spacing w:after="20" w:before="0" w:line="276" w:lineRule="auto"/>
+      </w:pPr>
+      <w:r>
+        <w:rPr>
+          <w:rFonts w:ascii="微软雅黑" w:hAnsi="微软雅黑" w:eastAsia="微软雅黑"/>
+          <w:b w:val="0"/>
+          <w:color w:val="2D2D2D"/>
+          <w:sz w:val="4"/>
+        </w:rPr>
+      </w:r>
+    </w:p>
+    <w:p>
+      <w:pPr>
+        <w:spacing w:after="20" w:before="0" w:line="276" w:lineRule="auto"/>
+      </w:pPr>
+      <w:r>
+        <w:rPr>
+          <w:rFonts w:ascii="微软雅黑" w:hAnsi="微软雅黑" w:eastAsia="微软雅黑"/>
+          <w:b/>
+          <w:color w:val="2D2D2D"/>
+          <w:sz w:val="18"/>
+        </w:rPr>
+        <w:t>6. 时代精神的核心是改革创新。</w:t>
+      </w:r>
+    </w:p>
+    <w:p>
+      <w:pPr>
+        <w:spacing w:after="20" w:before="0" w:line="276" w:lineRule="auto"/>
+      </w:pPr>
+      <w:r>
+        <w:rPr>
+          <w:rFonts w:ascii="微软雅黑" w:hAnsi="微软雅黑" w:eastAsia="微软雅黑"/>
+          <w:b w:val="0"/>
+          <w:color w:val="007A33"/>
+          <w:sz w:val="18"/>
+        </w:rPr>
+        <w:t>▸ ✓ 正确。时代精神核心=改革创新。</w:t>
+      </w:r>
+    </w:p>
+    <w:p>
+      <w:pPr>
+        <w:spacing w:after="20" w:before="0" w:line="276" w:lineRule="auto"/>
+      </w:pPr>
+      <w:r>
+        <w:rPr>
+          <w:rFonts w:ascii="微软雅黑" w:hAnsi="微软雅黑" w:eastAsia="微软雅黑"/>
+          <w:b w:val="0"/>
+          <w:color w:val="888888"/>
+          <w:sz w:val="16"/>
+        </w:rPr>
+        <w:t>〔第三章-时代精神核心〕</w:t>
+      </w:r>
+    </w:p>
+    <w:p>
+      <w:pPr>
+        <w:spacing w:after="20" w:before="0" w:line="276" w:lineRule="auto"/>
+      </w:pPr>
+      <w:r>
+        <w:rPr>
+          <w:rFonts w:ascii="微软雅黑" w:hAnsi="微软雅黑" w:eastAsia="微软雅黑"/>
+          <w:b w:val="0"/>
+          <w:color w:val="2D2D2D"/>
+          <w:sz w:val="4"/>
+        </w:rPr>
+      </w:r>
+    </w:p>
+    <w:p>
+      <w:pPr>
+        <w:spacing w:after="20" w:before="0" w:line="276" w:lineRule="auto"/>
+      </w:pPr>
+      <w:r>
+        <w:rPr>
+          <w:rFonts w:ascii="微软雅黑" w:hAnsi="微软雅黑" w:eastAsia="微软雅黑"/>
+          <w:b/>
+          <w:color w:val="2D2D2D"/>
+          <w:sz w:val="18"/>
+        </w:rPr>
+        <w:t>7. 爱国主义与爱社会主义在当代是统一的。</w:t>
+      </w:r>
+    </w:p>
+    <w:p>
+      <w:pPr>
+        <w:spacing w:after="20" w:before="0" w:line="276" w:lineRule="auto"/>
+      </w:pPr>
+      <w:r>
+        <w:rPr>
+          <w:rFonts w:ascii="微软雅黑" w:hAnsi="微软雅黑" w:eastAsia="微软雅黑"/>
+          <w:b w:val="0"/>
+          <w:color w:val="007A33"/>
+          <w:sz w:val="18"/>
+        </w:rPr>
+        <w:t>▸ ✓ 正确。当代中国，爱国本质=爱国爱党爱社会主义高度统一。</w:t>
+      </w:r>
+    </w:p>
+    <w:p>
+      <w:pPr>
+        <w:spacing w:after="20" w:before="0" w:line="276" w:lineRule="auto"/>
+      </w:pPr>
+      <w:r>
+        <w:rPr>
+          <w:rFonts w:ascii="微软雅黑" w:hAnsi="微软雅黑" w:eastAsia="微软雅黑"/>
+          <w:b w:val="0"/>
+          <w:color w:val="888888"/>
+          <w:sz w:val="16"/>
+        </w:rPr>
+        <w:t>〔第三章-爱国本质〕</w:t>
+      </w:r>
+    </w:p>
+    <w:p>
+      <w:pPr>
+        <w:spacing w:after="20" w:before="0" w:line="276" w:lineRule="auto"/>
+      </w:pPr>
+      <w:r>
+        <w:rPr>
+          <w:rFonts w:ascii="微软雅黑" w:hAnsi="微软雅黑" w:eastAsia="微软雅黑"/>
+          <w:b w:val="0"/>
+          <w:color w:val="2D2D2D"/>
+          <w:sz w:val="4"/>
+        </w:rPr>
+      </w:r>
+    </w:p>
+    <w:p>
+      <w:pPr>
+        <w:spacing w:after="20" w:before="0" w:line="276" w:lineRule="auto"/>
+      </w:pPr>
+      <w:r>
+        <w:rPr>
+          <w:rFonts w:ascii="微软雅黑" w:hAnsi="微软雅黑" w:eastAsia="微软雅黑"/>
+          <w:b/>
+          <w:color w:val="2D2D2D"/>
+          <w:sz w:val="18"/>
+        </w:rPr>
+        <w:t>8. 解决台湾问题的基本方针是"一国一制"。</w:t>
+      </w:r>
+    </w:p>
+    <w:p>
+      <w:pPr>
+        <w:spacing w:after="20" w:before="0" w:line="276" w:lineRule="auto"/>
+      </w:pPr>
+      <w:r>
+        <w:rPr>
+          <w:rFonts w:ascii="微软雅黑" w:hAnsi="微软雅黑" w:eastAsia="微软雅黑"/>
+          <w:b w:val="0"/>
+          <w:color w:val="CC0000"/>
+          <w:sz w:val="18"/>
+        </w:rPr>
+        <w:t>▸ ✗ 错误。正确方针是"和平统一，一国两制"。</w:t>
+      </w:r>
+    </w:p>
+    <w:p>
+      <w:pPr>
+        <w:spacing w:after="20" w:before="0" w:line="276" w:lineRule="auto"/>
+      </w:pPr>
+      <w:r>
+        <w:rPr>
+          <w:rFonts w:ascii="微软雅黑" w:hAnsi="微软雅黑" w:eastAsia="微软雅黑"/>
+          <w:b w:val="0"/>
+          <w:color w:val="888888"/>
+          <w:sz w:val="16"/>
+        </w:rPr>
+        <w:t>〔第三章-台湾方针〕</w:t>
+      </w:r>
+    </w:p>
+    <w:p>
+      <w:pPr>
+        <w:spacing w:after="20" w:before="0" w:line="276" w:lineRule="auto"/>
+      </w:pPr>
+      <w:r>
+        <w:rPr>
+          <w:rFonts w:ascii="微软雅黑" w:hAnsi="微软雅黑" w:eastAsia="微软雅黑"/>
+          <w:b w:val="0"/>
+          <w:color w:val="2D2D2D"/>
+          <w:sz w:val="4"/>
+        </w:rPr>
+      </w:r>
+    </w:p>
+    <w:p>
+      <w:pPr>
+        <w:spacing w:after="20" w:before="0" w:line="276" w:lineRule="auto"/>
+      </w:pPr>
+      <w:r>
+        <w:rPr>
+          <w:rFonts w:ascii="微软雅黑" w:hAnsi="微软雅黑" w:eastAsia="微软雅黑"/>
+          <w:b/>
+          <w:color w:val="2D2D2D"/>
+          <w:sz w:val="18"/>
+        </w:rPr>
+        <w:t>9. 核心价值观是当代中国精神的集中体现。</w:t>
+      </w:r>
+    </w:p>
+    <w:p>
+      <w:pPr>
+        <w:spacing w:after="20" w:before="0" w:line="276" w:lineRule="auto"/>
+      </w:pPr>
+      <w:r>
+        <w:rPr>
+          <w:rFonts w:ascii="微软雅黑" w:hAnsi="微软雅黑" w:eastAsia="微软雅黑"/>
+          <w:b w:val="0"/>
+          <w:color w:val="007A33"/>
+          <w:sz w:val="18"/>
+        </w:rPr>
+        <w:t>▸ ✓ 正确。教材原文。核心价值观是当代中国精神的集中体现。</w:t>
+      </w:r>
+    </w:p>
+    <w:p>
+      <w:pPr>
+        <w:spacing w:after="20" w:before="0" w:line="276" w:lineRule="auto"/>
+      </w:pPr>
+      <w:r>
+        <w:rPr>
+          <w:rFonts w:ascii="微软雅黑" w:hAnsi="微软雅黑" w:eastAsia="微软雅黑"/>
+          <w:b w:val="0"/>
+          <w:color w:val="888888"/>
+          <w:sz w:val="16"/>
+        </w:rPr>
+        <w:t>〔第四章〕</w:t>
+      </w:r>
+    </w:p>
+    <w:p>
+      <w:pPr>
+        <w:spacing w:after="20" w:before="0" w:line="276" w:lineRule="auto"/>
+      </w:pPr>
+      <w:r>
+        <w:rPr>
+          <w:rFonts w:ascii="微软雅黑" w:hAnsi="微软雅黑" w:eastAsia="微软雅黑"/>
+          <w:b w:val="0"/>
+          <w:color w:val="2D2D2D"/>
+          <w:sz w:val="4"/>
+        </w:rPr>
+      </w:r>
+    </w:p>
+    <w:p>
+      <w:pPr>
+        <w:spacing w:after="20" w:before="0" w:line="276" w:lineRule="auto"/>
+      </w:pPr>
+      <w:r>
+        <w:rPr>
+          <w:rFonts w:ascii="微软雅黑" w:hAnsi="微软雅黑" w:eastAsia="微软雅黑"/>
+          <w:b/>
+          <w:color w:val="2D2D2D"/>
+          <w:sz w:val="18"/>
+        </w:rPr>
+        <w:t>10. 不存在超越阶级和历史的"普世价值"。</w:t>
+      </w:r>
+    </w:p>
+    <w:p>
+      <w:pPr>
+        <w:spacing w:after="20" w:before="0" w:line="276" w:lineRule="auto"/>
+      </w:pPr>
+      <w:r>
+        <w:rPr>
+          <w:rFonts w:ascii="微软雅黑" w:hAnsi="微软雅黑" w:eastAsia="微软雅黑"/>
+          <w:b w:val="0"/>
+          <w:color w:val="007A33"/>
+          <w:sz w:val="18"/>
+        </w:rPr>
+        <w:t>▸ ✓ 正确。不存在超越阶级和历史的"普世价值"。</w:t>
+      </w:r>
+    </w:p>
+    <w:p>
+      <w:pPr>
+        <w:spacing w:after="20" w:before="0" w:line="276" w:lineRule="auto"/>
+      </w:pPr>
+      <w:r>
+        <w:rPr>
+          <w:rFonts w:ascii="微软雅黑" w:hAnsi="微软雅黑" w:eastAsia="微软雅黑"/>
+          <w:b w:val="0"/>
+          <w:color w:val="888888"/>
+          <w:sz w:val="16"/>
+        </w:rPr>
+        <w:t>〔第四章-普世价值实质〕</w:t>
+      </w:r>
+    </w:p>
+    <w:p>
+      <w:pPr>
+        <w:spacing w:after="20" w:before="0" w:line="276" w:lineRule="auto"/>
+      </w:pPr>
+      <w:r>
+        <w:rPr>
+          <w:rFonts w:ascii="微软雅黑" w:hAnsi="微软雅黑" w:eastAsia="微软雅黑"/>
+          <w:b w:val="0"/>
+          <w:color w:val="2D2D2D"/>
+          <w:sz w:val="4"/>
+        </w:rPr>
+      </w:r>
+    </w:p>
+    <w:p>
+      <w:pPr>
+        <w:spacing w:after="20" w:before="0" w:line="276" w:lineRule="auto"/>
+      </w:pPr>
+      <w:r>
+        <w:rPr>
+          <w:rFonts w:ascii="微软雅黑" w:hAnsi="微软雅黑" w:eastAsia="微软雅黑"/>
+          <w:b/>
+          <w:color w:val="2D2D2D"/>
+          <w:sz w:val="18"/>
+        </w:rPr>
+        <w:t>11. 道德依靠国家强制力发挥作用。</w:t>
+      </w:r>
+    </w:p>
+    <w:p>
+      <w:pPr>
+        <w:spacing w:after="20" w:before="0" w:line="276" w:lineRule="auto"/>
+      </w:pPr>
+      <w:r>
+        <w:rPr>
+          <w:rFonts w:ascii="微软雅黑" w:hAnsi="微软雅黑" w:eastAsia="微软雅黑"/>
+          <w:b w:val="0"/>
+          <w:color w:val="CC0000"/>
+          <w:sz w:val="18"/>
+        </w:rPr>
+        <w:t>▸ ✗ 错误。道德依靠社会舆论/传统习俗/内心信念。法律才靠国家强制力。</w:t>
+      </w:r>
+    </w:p>
+    <w:p>
+      <w:pPr>
+        <w:spacing w:after="20" w:before="0" w:line="276" w:lineRule="auto"/>
+      </w:pPr>
+      <w:r>
+        <w:rPr>
+          <w:rFonts w:ascii="微软雅黑" w:hAnsi="微软雅黑" w:eastAsia="微软雅黑"/>
+          <w:b w:val="0"/>
+          <w:color w:val="888888"/>
+          <w:sz w:val="16"/>
+        </w:rPr>
+        <w:t>〔第五章-道德vs法律〕</w:t>
+      </w:r>
+    </w:p>
+    <w:p>
+      <w:pPr>
+        <w:spacing w:after="20" w:before="0" w:line="276" w:lineRule="auto"/>
+      </w:pPr>
+      <w:r>
+        <w:rPr>
+          <w:rFonts w:ascii="微软雅黑" w:hAnsi="微软雅黑" w:eastAsia="微软雅黑"/>
+          <w:b w:val="0"/>
+          <w:color w:val="2D2D2D"/>
+          <w:sz w:val="4"/>
+        </w:rPr>
+      </w:r>
+    </w:p>
+    <w:p>
+      <w:pPr>
+        <w:spacing w:after="20" w:before="0" w:line="276" w:lineRule="auto"/>
+      </w:pPr>
+      <w:r>
+        <w:rPr>
+          <w:rFonts w:ascii="微软雅黑" w:hAnsi="微软雅黑" w:eastAsia="微软雅黑"/>
+          <w:b/>
+          <w:color w:val="2D2D2D"/>
+          <w:sz w:val="18"/>
+        </w:rPr>
+        <w:t>12. 集体主义强调国家利益和社会整体利益高于个人利益。</w:t>
+      </w:r>
+    </w:p>
+    <w:p>
+      <w:pPr>
+        <w:spacing w:after="20" w:before="0" w:line="276" w:lineRule="auto"/>
+      </w:pPr>
+      <w:r>
+        <w:rPr>
+          <w:rFonts w:ascii="微软雅黑" w:hAnsi="微软雅黑" w:eastAsia="微软雅黑"/>
+          <w:b w:val="0"/>
+          <w:color w:val="007A33"/>
+          <w:sz w:val="18"/>
+        </w:rPr>
+        <w:t>▸ ✓ 正确。集体主义核心观点。同时保障个人正当利益。</w:t>
+      </w:r>
+    </w:p>
+    <w:p>
+      <w:pPr>
+        <w:spacing w:after="20" w:before="0" w:line="276" w:lineRule="auto"/>
+      </w:pPr>
+      <w:r>
+        <w:rPr>
+          <w:rFonts w:ascii="微软雅黑" w:hAnsi="微软雅黑" w:eastAsia="微软雅黑"/>
+          <w:b w:val="0"/>
+          <w:color w:val="888888"/>
+          <w:sz w:val="16"/>
+        </w:rPr>
+        <w:t>〔第五章-集体主义〕</w:t>
+      </w:r>
+    </w:p>
+    <w:p>
+      <w:pPr>
+        <w:spacing w:after="20" w:before="0" w:line="276" w:lineRule="auto"/>
+      </w:pPr>
+      <w:r>
+        <w:rPr>
+          <w:rFonts w:ascii="微软雅黑" w:hAnsi="微软雅黑" w:eastAsia="微软雅黑"/>
+          <w:b w:val="0"/>
+          <w:color w:val="2D2D2D"/>
+          <w:sz w:val="4"/>
+        </w:rPr>
+      </w:r>
+    </w:p>
+    <w:p>
+      <w:pPr>
+        <w:spacing w:after="20" w:before="0" w:line="276" w:lineRule="auto"/>
+      </w:pPr>
+      <w:r>
+        <w:rPr>
+          <w:rFonts w:ascii="微软雅黑" w:hAnsi="微软雅黑" w:eastAsia="微软雅黑"/>
+          <w:b/>
+          <w:color w:val="2D2D2D"/>
+          <w:sz w:val="18"/>
+        </w:rPr>
+        <w:t>13. 复古论是对待传统道德的正确态度。</w:t>
+      </w:r>
+    </w:p>
+    <w:p>
+      <w:pPr>
+        <w:spacing w:after="20" w:before="0" w:line="276" w:lineRule="auto"/>
+      </w:pPr>
+      <w:r>
+        <w:rPr>
+          <w:rFonts w:ascii="微软雅黑" w:hAnsi="微软雅黑" w:eastAsia="微软雅黑"/>
+          <w:b w:val="0"/>
+          <w:color w:val="CC0000"/>
+          <w:sz w:val="18"/>
+        </w:rPr>
+        <w:t>▸ ✗ 错误。复古论和虚无论都是错误思潮。</w:t>
+      </w:r>
+    </w:p>
+    <w:p>
+      <w:pPr>
+        <w:spacing w:after="20" w:before="0" w:line="276" w:lineRule="auto"/>
+      </w:pPr>
+      <w:r>
+        <w:rPr>
+          <w:rFonts w:ascii="微软雅黑" w:hAnsi="微软雅黑" w:eastAsia="微软雅黑"/>
+          <w:b w:val="0"/>
+          <w:color w:val="888888"/>
+          <w:sz w:val="16"/>
+        </w:rPr>
+        <w:t>〔第五章-两种错误思潮〕</w:t>
+      </w:r>
+    </w:p>
+    <w:p>
+      <w:pPr>
+        <w:spacing w:after="20" w:before="0" w:line="276" w:lineRule="auto"/>
+      </w:pPr>
+      <w:r>
+        <w:rPr>
+          <w:rFonts w:ascii="微软雅黑" w:hAnsi="微软雅黑" w:eastAsia="微软雅黑"/>
+          <w:b w:val="0"/>
+          <w:color w:val="2D2D2D"/>
+          <w:sz w:val="4"/>
+        </w:rPr>
+      </w:r>
+    </w:p>
+    <w:p>
+      <w:pPr>
+        <w:spacing w:after="20" w:before="0" w:line="276" w:lineRule="auto"/>
+      </w:pPr>
+      <w:r>
+        <w:rPr>
+          <w:rFonts w:ascii="微软雅黑" w:hAnsi="微软雅黑" w:eastAsia="微软雅黑"/>
+          <w:b/>
+          <w:color w:val="2D2D2D"/>
+          <w:sz w:val="18"/>
+        </w:rPr>
+        <w:t>14. 个人品德在社会道德建设中具有基础性作用。</w:t>
+      </w:r>
+    </w:p>
+    <w:p>
+      <w:pPr>
+        <w:spacing w:after="20" w:before="0" w:line="276" w:lineRule="auto"/>
+      </w:pPr>
+      <w:r>
+        <w:rPr>
+          <w:rFonts w:ascii="微软雅黑" w:hAnsi="微软雅黑" w:eastAsia="微软雅黑"/>
+          <w:b w:val="0"/>
+          <w:color w:val="007A33"/>
+          <w:sz w:val="18"/>
+        </w:rPr>
+        <w:t>▸ ✓ 正确。教材原文。社会公德/职业道德/家庭美德最终靠个人品德落实。</w:t>
+      </w:r>
+    </w:p>
+    <w:p>
+      <w:pPr>
+        <w:spacing w:after="20" w:before="0" w:line="276" w:lineRule="auto"/>
+      </w:pPr>
+      <w:r>
+        <w:rPr>
+          <w:rFonts w:ascii="微软雅黑" w:hAnsi="微软雅黑" w:eastAsia="微软雅黑"/>
+          <w:b w:val="0"/>
+          <w:color w:val="888888"/>
+          <w:sz w:val="16"/>
+        </w:rPr>
+        <w:t>〔第五章-个人品德基础性〕</w:t>
+      </w:r>
+    </w:p>
+    <w:p>
+      <w:pPr>
+        <w:spacing w:after="20" w:before="0" w:line="276" w:lineRule="auto"/>
+      </w:pPr>
+      <w:r>
+        <w:rPr>
+          <w:rFonts w:ascii="微软雅黑" w:hAnsi="微软雅黑" w:eastAsia="微软雅黑"/>
+          <w:b w:val="0"/>
+          <w:color w:val="2D2D2D"/>
+          <w:sz w:val="4"/>
+        </w:rPr>
+      </w:r>
+    </w:p>
+    <w:p>
+      <w:pPr>
+        <w:spacing w:after="20" w:before="0" w:line="276" w:lineRule="auto"/>
+      </w:pPr>
+      <w:r>
+        <w:rPr>
+          <w:rFonts w:ascii="微软雅黑" w:hAnsi="微软雅黑" w:eastAsia="微软雅黑"/>
+          <w:b/>
+          <w:color w:val="2D2D2D"/>
+          <w:sz w:val="18"/>
+        </w:rPr>
+        <w:t>15. 新中国第一部宪法诞生于1949年。</w:t>
+      </w:r>
+    </w:p>
+    <w:p>
+      <w:pPr>
+        <w:spacing w:after="20" w:before="0" w:line="276" w:lineRule="auto"/>
+      </w:pPr>
+      <w:r>
+        <w:rPr>
+          <w:rFonts w:ascii="微软雅黑" w:hAnsi="微软雅黑" w:eastAsia="微软雅黑"/>
+          <w:b w:val="0"/>
+          <w:color w:val="CC0000"/>
+          <w:sz w:val="18"/>
+        </w:rPr>
+        <w:t>▸ ✗ 错误。新中国第一部宪法诞生于1954年。1949是《共同纲领》。</w:t>
+      </w:r>
+    </w:p>
+    <w:p>
+      <w:pPr>
+        <w:spacing w:after="20" w:before="0" w:line="276" w:lineRule="auto"/>
+      </w:pPr>
+      <w:r>
+        <w:rPr>
+          <w:rFonts w:ascii="微软雅黑" w:hAnsi="微软雅黑" w:eastAsia="微软雅黑"/>
+          <w:b w:val="0"/>
+          <w:color w:val="888888"/>
+          <w:sz w:val="16"/>
+        </w:rPr>
+        <w:t>〔第六章-宪法年份〕</w:t>
+      </w:r>
+    </w:p>
+    <w:p>
+      <w:pPr>
+        <w:spacing w:after="20" w:before="0" w:line="276" w:lineRule="auto"/>
+      </w:pPr>
+      <w:r>
+        <w:rPr>
+          <w:rFonts w:ascii="微软雅黑" w:hAnsi="微软雅黑" w:eastAsia="微软雅黑"/>
+          <w:b w:val="0"/>
+          <w:color w:val="2D2D2D"/>
+          <w:sz w:val="4"/>
+        </w:rPr>
+      </w:r>
+    </w:p>
+    <w:p>
+      <w:pPr>
+        <w:spacing w:after="20" w:before="0" w:line="276" w:lineRule="auto"/>
+      </w:pPr>
+      <w:r>
+        <w:rPr>
+          <w:rFonts w:ascii="微软雅黑" w:hAnsi="微软雅黑" w:eastAsia="微软雅黑"/>
+          <w:b/>
+          <w:color w:val="2D2D2D"/>
+          <w:sz w:val="18"/>
+        </w:rPr>
+        <w:t>16. 党的领导是社会主义法治的最根本保证。</w:t>
+      </w:r>
+    </w:p>
+    <w:p>
+      <w:pPr>
+        <w:spacing w:after="20" w:before="0" w:line="276" w:lineRule="auto"/>
+      </w:pPr>
+      <w:r>
+        <w:rPr>
+          <w:rFonts w:ascii="微软雅黑" w:hAnsi="微软雅黑" w:eastAsia="微软雅黑"/>
+          <w:b w:val="0"/>
+          <w:color w:val="007A33"/>
+          <w:sz w:val="18"/>
+        </w:rPr>
+        <w:t>▸ ✓ 正确。教材原文。党的领导=社会主义法治最根本保证。</w:t>
+      </w:r>
+    </w:p>
+    <w:p>
+      <w:pPr>
+        <w:spacing w:after="20" w:before="0" w:line="276" w:lineRule="auto"/>
+      </w:pPr>
+      <w:r>
+        <w:rPr>
+          <w:rFonts w:ascii="微软雅黑" w:hAnsi="微软雅黑" w:eastAsia="微软雅黑"/>
+          <w:b w:val="0"/>
+          <w:color w:val="888888"/>
+          <w:sz w:val="16"/>
+        </w:rPr>
+        <w:t>〔第六章-党的领导与法治〕</w:t>
+      </w:r>
+    </w:p>
+    <w:p>
+      <w:pPr>
+        <w:spacing w:after="20" w:before="0" w:line="276" w:lineRule="auto"/>
+      </w:pPr>
+      <w:r>
+        <w:rPr>
+          <w:rFonts w:ascii="微软雅黑" w:hAnsi="微软雅黑" w:eastAsia="微软雅黑"/>
+          <w:b w:val="0"/>
+          <w:color w:val="2D2D2D"/>
+          <w:sz w:val="4"/>
+        </w:rPr>
+      </w:r>
+    </w:p>
+    <w:p>
+      <w:pPr>
+        <w:spacing w:after="20" w:before="0" w:line="276" w:lineRule="auto"/>
+      </w:pPr>
+      <w:r>
+        <w:rPr>
+          <w:rFonts w:ascii="微软雅黑" w:hAnsi="微软雅黑" w:eastAsia="微软雅黑"/>
+          <w:b/>
+          <w:color w:val="2D2D2D"/>
+          <w:sz w:val="18"/>
+        </w:rPr>
+        <w:t>17. 培养法治思维的前提是学习法律知识。</w:t>
+      </w:r>
+    </w:p>
+    <w:p>
+      <w:pPr>
+        <w:spacing w:after="20" w:before="0" w:line="276" w:lineRule="auto"/>
+      </w:pPr>
+      <w:r>
+        <w:rPr>
+          <w:rFonts w:ascii="微软雅黑" w:hAnsi="微软雅黑" w:eastAsia="微软雅黑"/>
+          <w:b w:val="0"/>
+          <w:color w:val="007A33"/>
+          <w:sz w:val="18"/>
+        </w:rPr>
+        <w:t>▸ ✓ 正确。知法才能守法。学习法律知识是培养法治思维的前提。</w:t>
+      </w:r>
+    </w:p>
+    <w:p>
+      <w:pPr>
+        <w:spacing w:after="20" w:before="0" w:line="276" w:lineRule="auto"/>
+      </w:pPr>
+      <w:r>
+        <w:rPr>
+          <w:rFonts w:ascii="微软雅黑" w:hAnsi="微软雅黑" w:eastAsia="微软雅黑"/>
+          <w:b w:val="0"/>
+          <w:color w:val="888888"/>
+          <w:sz w:val="16"/>
+        </w:rPr>
+        <w:t>〔第六章-法治思维前提〕</w:t>
+      </w:r>
+    </w:p>
+    <w:p>
+      <w:pPr>
+        <w:spacing w:after="20" w:before="0" w:line="276" w:lineRule="auto"/>
+      </w:pPr>
+      <w:r>
+        <w:rPr>
+          <w:rFonts w:ascii="微软雅黑" w:hAnsi="微软雅黑" w:eastAsia="微软雅黑"/>
+          <w:b w:val="0"/>
+          <w:color w:val="2D2D2D"/>
+          <w:sz w:val="4"/>
+        </w:rPr>
+      </w:r>
+    </w:p>
+    <w:p>
+      <w:pPr>
+        <w:spacing w:after="20" w:before="0" w:line="276" w:lineRule="auto"/>
+      </w:pPr>
+      <w:r>
+        <w:rPr>
+          <w:rFonts w:ascii="微软雅黑" w:hAnsi="微软雅黑" w:eastAsia="微软雅黑"/>
+          <w:b/>
+          <w:color w:val="2D2D2D"/>
+          <w:sz w:val="18"/>
+        </w:rPr>
+        <w:t>18. 人民法院是依法治国的主体和力量源泉。</w:t>
+      </w:r>
+    </w:p>
+    <w:p>
+      <w:pPr>
+        <w:spacing w:after="20" w:before="0" w:line="276" w:lineRule="auto"/>
+      </w:pPr>
+      <w:r>
+        <w:rPr>
+          <w:rFonts w:ascii="微软雅黑" w:hAnsi="微软雅黑" w:eastAsia="微软雅黑"/>
+          <w:b w:val="0"/>
+          <w:color w:val="CC0000"/>
+          <w:sz w:val="18"/>
+        </w:rPr>
+        <w:t>▸ ✗ 错误。依法治国的主体是人民群众。人民法院是司法机关。</w:t>
+      </w:r>
+    </w:p>
+    <w:p>
+      <w:pPr>
+        <w:spacing w:after="20" w:before="0" w:line="276" w:lineRule="auto"/>
+      </w:pPr>
+      <w:r>
+        <w:rPr>
+          <w:rFonts w:ascii="微软雅黑" w:hAnsi="微软雅黑" w:eastAsia="微软雅黑"/>
+          <w:b w:val="0"/>
+          <w:color w:val="888888"/>
+          <w:sz w:val="16"/>
+        </w:rPr>
+        <w:t>〔第六章-依法治国主体〕</w:t>
+      </w:r>
+    </w:p>
+    <w:p>
+      <w:pPr>
+        <w:spacing w:after="20" w:before="0" w:line="276" w:lineRule="auto"/>
+      </w:pPr>
+      <w:r>
+        <w:rPr>
+          <w:rFonts w:ascii="微软雅黑" w:hAnsi="微软雅黑" w:eastAsia="微软雅黑"/>
+          <w:b w:val="0"/>
+          <w:color w:val="2D2D2D"/>
+          <w:sz w:val="4"/>
+        </w:rPr>
+      </w:r>
+    </w:p>
+    <w:p>
+      <w:pPr>
+        <w:spacing w:after="20" w:before="0" w:line="276" w:lineRule="auto"/>
+      </w:pPr>
+      <w:r>
+        <w:rPr>
+          <w:rFonts w:ascii="微软雅黑" w:hAnsi="微软雅黑" w:eastAsia="微软雅黑"/>
+          <w:b/>
+          <w:color w:val="2D2D2D"/>
+          <w:sz w:val="18"/>
+        </w:rPr>
+        <w:t>19. 守法是法律实施和实现的基本途径。</w:t>
+      </w:r>
+    </w:p>
+    <w:p>
+      <w:pPr>
+        <w:spacing w:after="20" w:before="0" w:line="276" w:lineRule="auto"/>
+      </w:pPr>
+      <w:r>
+        <w:rPr>
+          <w:rFonts w:ascii="微软雅黑" w:hAnsi="微软雅黑" w:eastAsia="微软雅黑"/>
+          <w:b w:val="0"/>
+          <w:color w:val="007A33"/>
+          <w:sz w:val="18"/>
+        </w:rPr>
+        <w:t>▸ ✓ 正确。全民守法是全面依法治国的基础。</w:t>
+      </w:r>
+    </w:p>
+    <w:p>
+      <w:pPr>
+        <w:spacing w:after="20" w:before="0" w:line="276" w:lineRule="auto"/>
+      </w:pPr>
+      <w:r>
+        <w:rPr>
+          <w:rFonts w:ascii="微软雅黑" w:hAnsi="微软雅黑" w:eastAsia="微软雅黑"/>
+          <w:b w:val="0"/>
+          <w:color w:val="888888"/>
+          <w:sz w:val="16"/>
+        </w:rPr>
+        <w:t>〔第六章-全民守法〕</w:t>
+      </w:r>
+    </w:p>
+    <w:p>
+      <w:pPr>
+        <w:spacing w:after="20" w:before="0" w:line="276" w:lineRule="auto"/>
+      </w:pPr>
+      <w:r>
+        <w:rPr>
+          <w:rFonts w:ascii="微软雅黑" w:hAnsi="微软雅黑" w:eastAsia="微软雅黑"/>
+          <w:b w:val="0"/>
+          <w:color w:val="2D2D2D"/>
+          <w:sz w:val="4"/>
+        </w:rPr>
+      </w:r>
+    </w:p>
+    <w:p>
+      <w:pPr>
+        <w:spacing w:after="20" w:before="0" w:line="276" w:lineRule="auto"/>
+      </w:pPr>
+      <w:r>
+        <w:rPr>
+          <w:rFonts w:ascii="微软雅黑" w:hAnsi="微软雅黑" w:eastAsia="微软雅黑"/>
+          <w:b/>
+          <w:color w:val="2D2D2D"/>
+          <w:sz w:val="18"/>
+        </w:rPr>
+        <w:t>20. 2018年宪法修正案将核心价值观写入宪法。</w:t>
+      </w:r>
+    </w:p>
+    <w:p>
+      <w:pPr>
+        <w:spacing w:after="20" w:before="0" w:line="276" w:lineRule="auto"/>
+      </w:pPr>
+      <w:r>
+        <w:rPr>
+          <w:rFonts w:ascii="微软雅黑" w:hAnsi="微软雅黑" w:eastAsia="微软雅黑"/>
+          <w:b w:val="0"/>
+          <w:color w:val="007A33"/>
+          <w:sz w:val="18"/>
+        </w:rPr>
+        <w:t>▸ ✓ 正确。2018年十三届全国人大一次会议通过宪法修正案。</w:t>
+      </w:r>
+    </w:p>
+    <w:p>
+      <w:pPr>
+        <w:spacing w:after="20" w:before="0" w:line="276" w:lineRule="auto"/>
+      </w:pPr>
+      <w:r>
+        <w:rPr>
+          <w:rFonts w:ascii="微软雅黑" w:hAnsi="微软雅黑" w:eastAsia="微软雅黑"/>
+          <w:b w:val="0"/>
+          <w:color w:val="888888"/>
+          <w:sz w:val="16"/>
+        </w:rPr>
+        <w:t>〔第四章/第六章-2018修正案〕</w:t>
+      </w:r>
+    </w:p>
+    <w:p>
+      <w:pPr>
+        <w:spacing w:after="20" w:before="0" w:line="276" w:lineRule="auto"/>
+      </w:pPr>
+      <w:r>
+        <w:rPr>
+          <w:rFonts w:ascii="微软雅黑" w:hAnsi="微软雅黑" w:eastAsia="微软雅黑"/>
+          <w:b w:val="0"/>
+          <w:color w:val="2D2D2D"/>
+          <w:sz w:val="4"/>
+        </w:rPr>
+      </w:r>
+    </w:p>
+    <w:p>
+      <w:r>
+        <w:br w:type="page"/>
+      </w:r>
+    </w:p>
+    <w:p>
+      <w:pPr>
+        <w:spacing w:before="200" w:after="80" w:line="276" w:lineRule="auto"/>
+      </w:pPr>
+      <w:r>
+        <w:rPr>
+          <w:rFonts w:ascii="微软雅黑" w:hAnsi="微软雅黑" w:eastAsia="微软雅黑"/>
+          <w:b/>
+          <w:color w:val="34495E"/>
+          <w:sz w:val="24"/>
+        </w:rPr>
+        <w:t>四、论述题参考答案</w:t>
+      </w:r>
+    </w:p>
+    <w:p>
+      <w:pPr>
+        <w:spacing w:after="20" w:before="0" w:line="276" w:lineRule="auto"/>
+      </w:pPr>
+      <w:r>
+        <w:rPr>
+          <w:rFonts w:ascii="微软雅黑" w:hAnsi="微软雅黑" w:eastAsia="微软雅黑"/>
+          <w:b/>
+          <w:color w:val="2D2D2D"/>
+          <w:sz w:val="18"/>
+        </w:rPr>
+        <w:t>1. 结合新时代"三个意味着"和"五个是"，论述中国特色社会主义进入新时代的重大意义，并谈谈大学生应如何担当民族复兴大任。</w:t>
+      </w:r>
+    </w:p>
+    <w:p>
+      <w:pPr>
+        <w:spacing w:after="20" w:before="0" w:line="276" w:lineRule="auto"/>
+      </w:pPr>
+      <w:r>
+        <w:rPr>
+          <w:rFonts w:ascii="微软雅黑" w:hAnsi="微软雅黑" w:eastAsia="微软雅黑"/>
+          <w:b w:val="0"/>
+          <w:color w:val="007A33"/>
+          <w:sz w:val="18"/>
+        </w:rPr>
+        <w:t>▸ 正选答题链：</w:t>
+      </w:r>
+    </w:p>
+    <w:p>
+      <w:pPr>
+        <w:spacing w:after="20" w:before="0" w:line="276" w:lineRule="auto"/>
+      </w:pPr>
+      <w:r>
+        <w:rPr>
+          <w:rFonts w:ascii="微软雅黑" w:hAnsi="微软雅黑" w:eastAsia="微软雅黑"/>
+          <w:b w:val="0"/>
+          <w:color w:val="2D2D2D"/>
+          <w:sz w:val="18"/>
+        </w:rPr>
+        <w:t>第一段(3分)：三个"意味着"——①中华民族从站起来富起来到强起来的伟大飞跃；②科学社会主义在21世纪中国焕发强大生机活力；③中国道路/理论/制度/文化为发展中国家提供了新选择，贡献了中国智慧中国方案。</w:t>
+      </w:r>
+    </w:p>
+    <w:p>
+      <w:pPr>
+        <w:spacing w:after="20" w:before="0" w:line="276" w:lineRule="auto"/>
+      </w:pPr>
+      <w:r>
+        <w:rPr>
+          <w:rFonts w:ascii="微软雅黑" w:hAnsi="微软雅黑" w:eastAsia="微软雅黑"/>
+          <w:b w:val="0"/>
+          <w:color w:val="2D2D2D"/>
+          <w:sz w:val="18"/>
+        </w:rPr>
+        <w:t>第二段(3分)：五个"是"——①承前启后继往开来夺取中国特色社会主义伟大胜利；②全面建设社会主义现代化强国；③逐步实现全体人民共同富裕；④奋力实现中华民族伟大复兴中国梦；⑤走近世界舞台中央不断为人类作出更大贡献。</w:t>
+      </w:r>
+    </w:p>
+    <w:p>
+      <w:pPr>
+        <w:spacing w:after="20" w:before="0" w:line="276" w:lineRule="auto"/>
+      </w:pPr>
+      <w:r>
+        <w:rPr>
+          <w:rFonts w:ascii="微软雅黑" w:hAnsi="微软雅黑" w:eastAsia="微软雅黑"/>
+          <w:b w:val="0"/>
+          <w:color w:val="2D2D2D"/>
+          <w:sz w:val="18"/>
+        </w:rPr>
+        <w:t>第三段(4分)：时代新人担当——立大志(坚定信念串联第二章)、明大德(锤炼品格串联第五章)、成大才(勤奋学习掌握本领)、担大任(在奉献中实现价值串联第一章)。总结：有信念有梦想有奋斗有奉献。</w:t>
+      </w:r>
+    </w:p>
+    <w:p>
+      <w:pPr>
+        <w:spacing w:after="20" w:before="0" w:line="276" w:lineRule="auto"/>
+      </w:pPr>
+      <w:r>
+        <w:rPr>
+          <w:rFonts w:ascii="微软雅黑" w:hAnsi="微软雅黑" w:eastAsia="微软雅黑"/>
+          <w:b w:val="0"/>
+          <w:color w:val="2D2D2D"/>
+          <w:sz w:val="4"/>
+        </w:rPr>
+      </w:r>
+    </w:p>
+    <w:p>
+      <w:pPr>
+        <w:spacing w:after="20" w:before="0" w:line="276" w:lineRule="auto"/>
+      </w:pPr>
+      <w:r>
+        <w:rPr>
+          <w:rFonts w:ascii="微软雅黑" w:hAnsi="微软雅黑" w:eastAsia="微软雅黑"/>
+          <w:b/>
+          <w:color w:val="2D2D2D"/>
+          <w:sz w:val="18"/>
+        </w:rPr>
+        <w:t>2. 材料：黄文秀事迹。(1)运用人生观分析人生追求(5分) (2)结合个人理想与社会理想关系谈启示(5分)</w:t>
+      </w:r>
+    </w:p>
+    <w:p>
+      <w:pPr>
+        <w:spacing w:after="20" w:before="0" w:line="276" w:lineRule="auto"/>
+      </w:pPr>
+      <w:r>
+        <w:rPr>
+          <w:rFonts w:ascii="微软雅黑" w:hAnsi="微软雅黑" w:eastAsia="微软雅黑"/>
+          <w:b w:val="0"/>
+          <w:color w:val="007A33"/>
+          <w:sz w:val="18"/>
+        </w:rPr>
+        <w:t>▸ 正选答题链：</w:t>
+      </w:r>
+    </w:p>
+    <w:p>
+      <w:pPr>
+        <w:spacing w:after="20" w:before="0" w:line="276" w:lineRule="auto"/>
+      </w:pPr>
+      <w:r>
+        <w:rPr>
+          <w:rFonts w:ascii="微软雅黑" w:hAnsi="微软雅黑" w:eastAsia="微软雅黑"/>
+          <w:b w:val="0"/>
+          <w:color w:val="2D2D2D"/>
+          <w:sz w:val="18"/>
+        </w:rPr>
+        <w:t>(1)人生追求：体现了"服务人民、奉献社会"的科学高尚人生追求(第一章第二节)。人生目的=让家乡人民过好日子，体现了人生目的决定人生道路和人生态度。人生态度=积极进取、认真务实、乐观向上。人生价值=通过奉献社会充分实现——虽然生命短暂但贡献极大——评价方法"贡献大小+尽力程度"统一。</w:t>
+      </w:r>
+    </w:p>
+    <w:p>
+      <w:pPr>
+        <w:spacing w:after="20" w:before="0" w:line="276" w:lineRule="auto"/>
+      </w:pPr>
+      <w:r>
+        <w:rPr>
+          <w:rFonts w:ascii="微软雅黑" w:hAnsi="微软雅黑" w:eastAsia="微软雅黑"/>
+          <w:b w:val="0"/>
+          <w:color w:val="2D2D2D"/>
+          <w:sz w:val="18"/>
+        </w:rPr>
+        <w:t>(2)启示：个人理想以社会理想为指引(第二章第三节)——黄文秀个人追求融入脱贫攻坚国家战略。社会理想是个人理想的汇聚升华——千万扶贫干部的奉献汇成全面小康。"得其大者可以兼其小"。大学生应把个人理想融入国家和民族事业。</w:t>
+      </w:r>
+    </w:p>
+    <w:p>
+      <w:pPr>
+        <w:spacing w:after="20" w:before="0" w:line="276" w:lineRule="auto"/>
+      </w:pPr>
+      <w:r>
+        <w:rPr>
+          <w:rFonts w:ascii="微软雅黑" w:hAnsi="微软雅黑" w:eastAsia="微软雅黑"/>
+          <w:b w:val="0"/>
+          <w:color w:val="2D2D2D"/>
+          <w:sz w:val="4"/>
+        </w:rPr>
+      </w:r>
+    </w:p>
+    <w:p>
+      <w:pPr>
+        <w:spacing w:after="20" w:before="0" w:line="276" w:lineRule="auto"/>
+      </w:pPr>
+      <w:r>
+        <w:rPr>
+          <w:rFonts w:ascii="微软雅黑" w:hAnsi="微软雅黑" w:eastAsia="微软雅黑"/>
+          <w:b/>
+          <w:color w:val="2D2D2D"/>
+          <w:sz w:val="18"/>
+        </w:rPr>
+        <w:t>3. 材料：习近平"法律是成文的道德，道德是内心的法律"。(1)分析协同发力(5分) (2)提升法治素养(5分)</w:t>
+      </w:r>
+    </w:p>
+    <w:p>
+      <w:pPr>
+        <w:spacing w:after="20" w:before="0" w:line="276" w:lineRule="auto"/>
+      </w:pPr>
+      <w:r>
+        <w:rPr>
+          <w:rFonts w:ascii="微软雅黑" w:hAnsi="微软雅黑" w:eastAsia="微软雅黑"/>
+          <w:b w:val="0"/>
+          <w:color w:val="007A33"/>
+          <w:sz w:val="18"/>
+        </w:rPr>
+        <w:t>▸ 正选答题链：</w:t>
+      </w:r>
+    </w:p>
+    <w:p>
+      <w:pPr>
+        <w:spacing w:after="20" w:before="0" w:line="276" w:lineRule="auto"/>
+      </w:pPr>
+      <w:r>
+        <w:rPr>
+          <w:rFonts w:ascii="微软雅黑" w:hAnsi="微软雅黑" w:eastAsia="微软雅黑"/>
+          <w:b w:val="0"/>
+          <w:color w:val="2D2D2D"/>
+          <w:sz w:val="18"/>
+        </w:rPr>
+        <w:t>(1)协同发力：二者都是上层建筑重要组成部分(绪论第三节)。思想道德→法治：思想指引和价值基础。法治→思想道德：制度支撑和法律保障。法律是成文道德=用国家强制力保障底线。道德是内心法律=用内在自律实现高线。如车之两轮、鸟之两翼，缺一不可。串联第六章第二节：法治道路五项原则之"依法治国与以德治国相结合"。</w:t>
+      </w:r>
+    </w:p>
+    <w:p>
+      <w:pPr>
+        <w:spacing w:after="20" w:before="0" w:line="276" w:lineRule="auto"/>
+      </w:pPr>
+      <w:r>
+        <w:rPr>
+          <w:rFonts w:ascii="微软雅黑" w:hAnsi="微软雅黑" w:eastAsia="微软雅黑"/>
+          <w:b w:val="0"/>
+          <w:color w:val="2D2D2D"/>
+          <w:sz w:val="18"/>
+        </w:rPr>
+        <w:t>(2)提升法治素养：①尊重法律权威(内心拥护和真诚信仰)；②学习法律知识(掌握宪法和基本法律)；③养成守法习惯(在日常生活中遵守)；④提高用法能力(用法律维权和解决问题)。串联第六章第四节。</w:t>
+      </w:r>
+    </w:p>
     <w:sectPr>
       <w:pgSz w:w="12240" w:h="15840"/>
       <w:pgMar w:top="850" w:right="1134" w:bottom="680" w:left="1134" w:header="720" w:footer="720" w:gutter="0"/>
